--- a/validation/NCA_Assistant_URS.docx
+++ b/validation/NCA_Assistant_URS.docx
@@ -411,7 +411,7 @@
           <w:sz w:val="22"/>
           <w:szCs w:val="22"/>
         </w:rPr>
-        <w:t xml:space="preserve">This User Requirement Specification defines the functional and quality requirements for NCA Assistant v1.2.8, an open-source R/Shiny application for pharmacokinetic non-compartmental analysis, bioequivalence testing, data visualization, and study planning.</w:t>
+        <w:t xml:space="preserve">This User Requirement Specification defines the functional and quality requirements for NCA Assistant v1.3.0, an open-source R/Shiny application for pharmacokinetic non-compartmental analysis, bioequivalence testing, data visualization, and study planning.</w:t>
       </w:r>
     </w:p>
     <w:p>
@@ -448,7 +448,7 @@
           <w:sz w:val="22"/>
           <w:szCs w:val="22"/>
         </w:rPr>
-        <w:t xml:space="preserve">NCA Assistant v1.2.8 provides six workflow paths accessible from a central hub: (1) Plan a Study, (2) Upload &amp; Check Data, (3) Visualize Data [new in v1.2], (4) Analyze One Subject at a Time, (5) Analyze All Subjects, (6) Bioequivalence Testing. GAMP 5 Category 5 custom application.</w:t>
+        <w:t xml:space="preserve">NCA Assistant v1.3.0 provides six workflow paths accessible from a central hub: (1) Plan a Study, (2) Upload &amp; Check Data, (3) Visualize Data [new in v1.2], (4) Analyze One Subject at a Time, (5) Analyze All Subjects, (6) Bioequivalence Testing. GAMP 5 Category 5 custom application.</w:t>
       </w:r>
     </w:p>
     <w:p>

--- a/validation/NCA_Assistant_URS.docx
+++ b/validation/NCA_Assistant_URS.docx
@@ -296,7 +296,7 @@
                 <w:sz w:val="20"/>
                 <w:szCs w:val="20"/>
               </w:rPr>
-              <w:t xml:space="preserve">April 2026</w:t>
+              <w:t>September 2026</w:t>
             </w:r>
           </w:p>
         </w:tc>
@@ -411,7 +411,7 @@
           <w:sz w:val="22"/>
           <w:szCs w:val="22"/>
         </w:rPr>
-        <w:t xml:space="preserve">This User Requirement Specification defines the functional and quality requirements for NCA Assistant v1.3.0, an open-source R/Shiny application for pharmacokinetic non-compartmental analysis, bioequivalence testing, data visualization, and study planning.</w:t>
+        <w:t>This User Requirement Specification defines the functional and quality requirements for NCA Assistant v1.4.0, an open-source R/Shiny application for pharmacokinetic non-compartmental analysis, bioequivalence testing, data visualization, and study planning.</w:t>
       </w:r>
     </w:p>
     <w:p>
@@ -424,7 +424,7 @@
           <w:sz w:val="22"/>
           <w:szCs w:val="22"/>
         </w:rPr>
-        <w:t xml:space="preserve">This URS covers 57 requirements across 8 categories: General (5), Data Handling (7), NCA (12), Bioequivalence (8), Power (6), Export (7), Usability (4), and Visualization (8).</w:t>
+        <w:t>This URS covers 58 requirements across 8 categories: General (5), Data Handling (7), NCA (12), Bioequivalence (9), Power (6), Export (7), Usability (4), and Visualization (8).</w:t>
       </w:r>
     </w:p>
     <w:p>
@@ -448,7 +448,7 @@
           <w:sz w:val="22"/>
           <w:szCs w:val="22"/>
         </w:rPr>
-        <w:t xml:space="preserve">NCA Assistant v1.3.0 provides six workflow paths accessible from a central hub: (1) Plan a Study, (2) Upload &amp; Check Data, (3) Visualize Data [new in v1.2], (4) Analyze One Subject at a Time, (5) Analyze All Subjects, (6) Bioequivalence Testing. GAMP 5 Category 5 custom application.</w:t>
+        <w:t>NCA Assistant v1.4.0 provides six workflow paths accessible from a central hub: (1) Plan a Study, (2) Upload &amp; Check Data (flat files, or CDISC ADNCA datasets through a separate upload option), (3) Visualize Data, (4) Analyze One Subject at a Time, (5) Analyze All Subjects, (6) Bioequivalence Testing. The data-processing pipeline (R/pipeline.R) is shared by the app, the validation script and the reproduction scripts shipped in every Analysis Record. GAMP 5 Category 5 custom application. The app performs average bioequivalence only; it does not perform reference-scaled (ABEL, RSABE) or NTID analyses, which Plan a Study can plan. It is not affiliated with, endorsed by, or certified by CDISC.</w:t>
       </w:r>
     </w:p>
     <w:p>
@@ -472,7 +472,7 @@
           <w:sz w:val="22"/>
           <w:szCs w:val="22"/>
         </w:rPr>
-        <w:t xml:space="preserve">Critical R packages: NonCompart (NCA computation), PowerTOST (sample size/power), nlme (mixed-effects BE models), ggplot2/plotly (visualization), digest (SHA-256 hashing). All CRAN-hosted, peer-reviewed, widely adopted.</w:t>
+        <w:t>Critical R packages: NonCompart (NCA computation, including the terminal-slope selection), PowerTOST (sample size/power), nlme (mixed-effects BE models), ggplot2/plotly (visualization), digest (SHA-256 hashing). Validation only: replicateBE (reference implementation for replicate designs). All CRAN-hosted, peer-reviewed, widely adopted. CDISC parameter codes come from one pinned, dated release of CDISC SDTM Controlled Terminology (2026-03-27), stored in the repository with its source hash.</w:t>
       </w:r>
     </w:p>
     <w:p>
@@ -912,7 +912,7 @@
                 <w:sz w:val="20"/>
                 <w:szCs w:val="20"/>
               </w:rPr>
-              <w:t xml:space="preserve">Validation tests for URS-GEN-01</w:t>
+              <w:t>Validation tests for URS-GEN-01</w:t>
             </w:r>
           </w:p>
         </w:tc>
@@ -1110,7 +1110,7 @@
                 <w:sz w:val="20"/>
                 <w:szCs w:val="20"/>
               </w:rPr>
-              <w:t xml:space="preserve">Validation tests for URS-GEN-02</w:t>
+              <w:t>Validation tests for URS-GEN-03</w:t>
             </w:r>
           </w:p>
         </w:tc>
@@ -1301,7 +1301,7 @@
                 <w:sz w:val="20"/>
                 <w:szCs w:val="20"/>
               </w:rPr>
-              <w:t xml:space="preserve">Validation tests for URS-GEN-03</w:t>
+              <w:t>Validation tests for URS-GEN-04</w:t>
             </w:r>
           </w:p>
         </w:tc>
@@ -1499,7 +1499,7 @@
                 <w:sz w:val="20"/>
                 <w:szCs w:val="20"/>
               </w:rPr>
-              <w:t xml:space="preserve">Validation tests for URS-GEN-04</w:t>
+              <w:t>Validation tests for URS-GEN-05</w:t>
             </w:r>
           </w:p>
         </w:tc>
@@ -1690,7 +1690,7 @@
                 <w:sz w:val="20"/>
                 <w:szCs w:val="20"/>
               </w:rPr>
-              <w:t xml:space="preserve">Validation tests for URS-GEN-05</w:t>
+              <w:t>Validation tests for URS-GEN-06</w:t>
             </w:r>
           </w:p>
         </w:tc>
@@ -1888,7 +1888,7 @@
                 <w:sz w:val="20"/>
                 <w:szCs w:val="20"/>
               </w:rPr>
-              <w:t xml:space="preserve">Validation tests for URS-DAT-01</w:t>
+              <w:t>Validation tests for URS-DAT-01</w:t>
             </w:r>
           </w:p>
         </w:tc>
@@ -2079,7 +2079,7 @@
                 <w:sz w:val="20"/>
                 <w:szCs w:val="20"/>
               </w:rPr>
-              <w:t xml:space="preserve">Validation tests for URS-DAT-02</w:t>
+              <w:t>Validation tests for URS-DAT-02</w:t>
             </w:r>
           </w:p>
         </w:tc>
@@ -2277,7 +2277,7 @@
                 <w:sz w:val="20"/>
                 <w:szCs w:val="20"/>
               </w:rPr>
-              <w:t xml:space="preserve">Validation tests for URS-DAT-03</w:t>
+              <w:t>Validation tests for URS-DAT-03</w:t>
             </w:r>
           </w:p>
         </w:tc>
@@ -2468,7 +2468,7 @@
                 <w:sz w:val="20"/>
                 <w:szCs w:val="20"/>
               </w:rPr>
-              <w:t xml:space="preserve">Validation tests for URS-DAT-04</w:t>
+              <w:t>Validation tests for URS-DAT-04</w:t>
             </w:r>
           </w:p>
         </w:tc>
@@ -2666,7 +2666,7 @@
                 <w:sz w:val="20"/>
                 <w:szCs w:val="20"/>
               </w:rPr>
-              <w:t xml:space="preserve">Validation tests for URS-DAT-05</w:t>
+              <w:t>Validation tests for URS-DAT-05</w:t>
             </w:r>
           </w:p>
         </w:tc>
@@ -2857,7 +2857,7 @@
                 <w:sz w:val="20"/>
                 <w:szCs w:val="20"/>
               </w:rPr>
-              <w:t xml:space="preserve">Validation tests for URS-DAT-06</w:t>
+              <w:t>Validation tests for URS-DAT-06</w:t>
             </w:r>
           </w:p>
         </w:tc>
@@ -3055,7 +3055,7 @@
                 <w:sz w:val="20"/>
                 <w:szCs w:val="20"/>
               </w:rPr>
-              <w:t xml:space="preserve">Validation tests for URS-DAT-07</w:t>
+              <w:t>Validation tests for URS-DAT-07</w:t>
             </w:r>
           </w:p>
         </w:tc>
@@ -3246,7 +3246,7 @@
                 <w:sz w:val="20"/>
                 <w:szCs w:val="20"/>
               </w:rPr>
-              <w:t xml:space="preserve">Validation tests for URS-NCA-01</w:t>
+              <w:t>Validation tests for URS-NCA-01</w:t>
             </w:r>
           </w:p>
         </w:tc>
@@ -3444,7 +3444,7 @@
                 <w:sz w:val="20"/>
                 <w:szCs w:val="20"/>
               </w:rPr>
-              <w:t xml:space="preserve">Validation tests for URS-NCA-02</w:t>
+              <w:t>Validation tests for URS-NCA-02</w:t>
             </w:r>
           </w:p>
         </w:tc>
@@ -3635,7 +3635,7 @@
                 <w:sz w:val="20"/>
                 <w:szCs w:val="20"/>
               </w:rPr>
-              <w:t xml:space="preserve">Validation tests for URS-NCA-03</w:t>
+              <w:t>Validation tests for URS-NCA-03</w:t>
             </w:r>
           </w:p>
         </w:tc>
@@ -3833,7 +3833,7 @@
                 <w:sz w:val="20"/>
                 <w:szCs w:val="20"/>
               </w:rPr>
-              <w:t xml:space="preserve">Validation tests for URS-NCA-04</w:t>
+              <w:t>Validation tests for URS-NCA-04</w:t>
             </w:r>
           </w:p>
         </w:tc>
@@ -4024,7 +4024,7 @@
                 <w:sz w:val="20"/>
                 <w:szCs w:val="20"/>
               </w:rPr>
-              <w:t xml:space="preserve">Validation tests for URS-NCA-05</w:t>
+              <w:t>Validation tests for URS-NCA-05</w:t>
             </w:r>
           </w:p>
         </w:tc>
@@ -4222,7 +4222,7 @@
                 <w:sz w:val="20"/>
                 <w:szCs w:val="20"/>
               </w:rPr>
-              <w:t xml:space="preserve">Validation tests for URS-NCA-06</w:t>
+              <w:t>Validation tests for URS-NCA-06</w:t>
             </w:r>
           </w:p>
         </w:tc>
@@ -4413,7 +4413,7 @@
                 <w:sz w:val="20"/>
                 <w:szCs w:val="20"/>
               </w:rPr>
-              <w:t xml:space="preserve">Validation tests for URS-NCA-07</w:t>
+              <w:t>Validation tests for URS-NCA-07</w:t>
             </w:r>
           </w:p>
         </w:tc>
@@ -4611,7 +4611,7 @@
                 <w:sz w:val="20"/>
                 <w:szCs w:val="20"/>
               </w:rPr>
-              <w:t xml:space="preserve">Validation tests for URS-NCA-08</w:t>
+              <w:t>Validation tests for URS-NCA-08</w:t>
             </w:r>
           </w:p>
         </w:tc>
@@ -4802,7 +4802,7 @@
                 <w:sz w:val="20"/>
                 <w:szCs w:val="20"/>
               </w:rPr>
-              <w:t xml:space="preserve">Validation tests for URS-NCA-09</w:t>
+              <w:t>Validation tests for URS-NCA-09</w:t>
             </w:r>
           </w:p>
         </w:tc>
@@ -5000,7 +5000,7 @@
                 <w:sz w:val="20"/>
                 <w:szCs w:val="20"/>
               </w:rPr>
-              <w:t xml:space="preserve">Validation tests for URS-NCA-10</w:t>
+              <w:t>Validation tests for URS-NCA-10</w:t>
             </w:r>
           </w:p>
         </w:tc>
@@ -5191,7 +5191,7 @@
                 <w:sz w:val="20"/>
                 <w:szCs w:val="20"/>
               </w:rPr>
-              <w:t xml:space="preserve">Validation tests for URS-NCA-11</w:t>
+              <w:t>Validation tests for URS-NCA-11</w:t>
             </w:r>
           </w:p>
         </w:tc>
@@ -5389,7 +5389,7 @@
                 <w:sz w:val="20"/>
                 <w:szCs w:val="20"/>
               </w:rPr>
-              <w:t xml:space="preserve">Validation tests for URS-NCA-12</w:t>
+              <w:t>Validation tests for URS-NCA-12</w:t>
             </w:r>
           </w:p>
         </w:tc>
@@ -5580,7 +5580,7 @@
                 <w:sz w:val="20"/>
                 <w:szCs w:val="20"/>
               </w:rPr>
-              <w:t xml:space="preserve">Validation tests for URS-BE-01</w:t>
+              <w:t>Validation tests for URS-BE-01</w:t>
             </w:r>
           </w:p>
         </w:tc>
@@ -5778,7 +5778,7 @@
                 <w:sz w:val="20"/>
                 <w:szCs w:val="20"/>
               </w:rPr>
-              <w:t xml:space="preserve">Validation tests for URS-BE-02</w:t>
+              <w:t>Validation tests for URS-BE-02</w:t>
             </w:r>
           </w:p>
         </w:tc>
@@ -5969,7 +5969,7 @@
                 <w:sz w:val="20"/>
                 <w:szCs w:val="20"/>
               </w:rPr>
-              <w:t xml:space="preserve">Validation tests for URS-BE-03</w:t>
+              <w:t>Validation tests for URS-BE-03</w:t>
             </w:r>
           </w:p>
         </w:tc>
@@ -6167,7 +6167,7 @@
                 <w:sz w:val="20"/>
                 <w:szCs w:val="20"/>
               </w:rPr>
-              <w:t xml:space="preserve">Validation tests for URS-BE-04</w:t>
+              <w:t>Validation tests for URS-BE-04</w:t>
             </w:r>
           </w:p>
         </w:tc>
@@ -6358,7 +6358,7 @@
                 <w:sz w:val="20"/>
                 <w:szCs w:val="20"/>
               </w:rPr>
-              <w:t xml:space="preserve">Validation tests for URS-BE-05</w:t>
+              <w:t>Validation tests for URS-BE-05</w:t>
             </w:r>
           </w:p>
         </w:tc>
@@ -6556,7 +6556,7 @@
                 <w:sz w:val="20"/>
                 <w:szCs w:val="20"/>
               </w:rPr>
-              <w:t xml:space="preserve">Validation tests for URS-BE-06</w:t>
+              <w:t>Validation tests for URS-BE-06</w:t>
             </w:r>
           </w:p>
         </w:tc>
@@ -6747,7 +6747,7 @@
                 <w:sz w:val="20"/>
                 <w:szCs w:val="20"/>
               </w:rPr>
-              <w:t xml:space="preserve">Validation tests for URS-BE-07</w:t>
+              <w:t>Validation tests for URS-BE-07</w:t>
             </w:r>
           </w:p>
         </w:tc>
@@ -6945,7 +6945,7 @@
                 <w:sz w:val="20"/>
                 <w:szCs w:val="20"/>
               </w:rPr>
-              <w:t xml:space="preserve">Validation tests for URS-BE-08</w:t>
+              <w:t>Validation tests for URS-BE-08</w:t>
             </w:r>
           </w:p>
         </w:tc>
@@ -6960,21 +6960,22 @@
               <w:bottom w:val="single" w:color="999999" w:sz="1"/>
               <w:right w:val="single" w:color="999999" w:sz="1"/>
             </w:tcBorders>
-            <w:tcMar>
-              <w:top w:type="dxa" w:w="60"/>
-              <w:left w:type="dxa" w:w="100"/>
-              <w:bottom w:type="dxa" w:w="60"/>
-              <w:right w:type="dxa" w:w="100"/>
-            </w:tcMar>
-          </w:tcPr>
-          <w:p>
-            <w:r>
-              <w:rPr>
-                <w:rFonts w:ascii="Arial" w:cs="Arial" w:eastAsia="Arial" w:hAnsi="Arial"/>
-                <w:sz w:val="20"/>
-                <w:szCs w:val="20"/>
-              </w:rPr>
-              <w:t xml:space="preserve">FM-PWR-01</w:t>
+            <w:shd w:fill="F7F9FC" w:val="clear"/>
+            <w:tcMar>
+              <w:top w:type="dxa" w:w="60"/>
+              <w:left w:type="dxa" w:w="100"/>
+              <w:bottom w:type="dxa" w:w="60"/>
+              <w:right w:type="dxa" w:w="100"/>
+            </w:tcMar>
+          </w:tcPr>
+          <w:p>
+            <w:r>
+              <w:rPr>
+                <w:rFonts w:ascii="Arial" w:cs="Arial" w:eastAsia="Arial" w:hAnsi="Arial"/>
+                <w:sz w:val="20"/>
+                <w:szCs w:val="20"/>
+              </w:rPr>
+              <w:t>FM-BE-09</w:t>
             </w:r>
           </w:p>
         </w:tc>
@@ -6987,129 +6988,134 @@
               <w:bottom w:val="single" w:color="999999" w:sz="1"/>
               <w:right w:val="single" w:color="999999" w:sz="1"/>
             </w:tcBorders>
-            <w:tcMar>
-              <w:top w:type="dxa" w:w="60"/>
-              <w:left w:type="dxa" w:w="100"/>
-              <w:bottom w:type="dxa" w:w="60"/>
-              <w:right w:type="dxa" w:w="100"/>
-            </w:tcMar>
-          </w:tcPr>
-          <w:p>
-            <w:r>
-              <w:rPr>
-                <w:rFonts w:ascii="Arial" w:cs="Arial" w:eastAsia="Arial" w:hAnsi="Arial"/>
-                <w:sz w:val="20"/>
-                <w:szCs w:val="20"/>
-              </w:rPr>
-              <w:t xml:space="preserve">URS-PWR-01 not met</w:t>
-            </w:r>
-          </w:p>
-        </w:tc>
-        <w:tc>
-          <w:tcPr>
-            <w:tcW w:type="dxa" w:w="800"/>
-            <w:tcBorders>
-              <w:top w:val="single" w:color="999999" w:sz="1"/>
-              <w:left w:val="single" w:color="999999" w:sz="1"/>
-              <w:bottom w:val="single" w:color="999999" w:sz="1"/>
-              <w:right w:val="single" w:color="999999" w:sz="1"/>
-            </w:tcBorders>
-            <w:tcMar>
-              <w:top w:type="dxa" w:w="60"/>
-              <w:left w:type="dxa" w:w="100"/>
-              <w:bottom w:type="dxa" w:w="60"/>
-              <w:right w:type="dxa" w:w="100"/>
-            </w:tcMar>
-          </w:tcPr>
-          <w:p>
-            <w:r>
-              <w:rPr>
-                <w:rFonts w:ascii="Arial" w:cs="Arial" w:eastAsia="Arial" w:hAnsi="Arial"/>
-                <w:sz w:val="20"/>
-                <w:szCs w:val="20"/>
-              </w:rPr>
-              <w:t xml:space="preserve">7</w:t>
-            </w:r>
-          </w:p>
-        </w:tc>
-        <w:tc>
-          <w:tcPr>
-            <w:tcW w:type="dxa" w:w="800"/>
-            <w:tcBorders>
-              <w:top w:val="single" w:color="999999" w:sz="1"/>
-              <w:left w:val="single" w:color="999999" w:sz="1"/>
-              <w:bottom w:val="single" w:color="999999" w:sz="1"/>
-              <w:right w:val="single" w:color="999999" w:sz="1"/>
-            </w:tcBorders>
-            <w:tcMar>
-              <w:top w:type="dxa" w:w="60"/>
-              <w:left w:type="dxa" w:w="100"/>
-              <w:bottom w:type="dxa" w:w="60"/>
-              <w:right w:type="dxa" w:w="100"/>
-            </w:tcMar>
-          </w:tcPr>
-          <w:p>
-            <w:r>
-              <w:rPr>
-                <w:rFonts w:ascii="Arial" w:cs="Arial" w:eastAsia="Arial" w:hAnsi="Arial"/>
-                <w:sz w:val="20"/>
-                <w:szCs w:val="20"/>
-              </w:rPr>
-              <w:t xml:space="preserve">2</w:t>
-            </w:r>
-          </w:p>
-        </w:tc>
-        <w:tc>
-          <w:tcPr>
-            <w:tcW w:type="dxa" w:w="800"/>
-            <w:tcBorders>
-              <w:top w:val="single" w:color="999999" w:sz="1"/>
-              <w:left w:val="single" w:color="999999" w:sz="1"/>
-              <w:bottom w:val="single" w:color="999999" w:sz="1"/>
-              <w:right w:val="single" w:color="999999" w:sz="1"/>
-            </w:tcBorders>
-            <w:tcMar>
-              <w:top w:type="dxa" w:w="60"/>
-              <w:left w:type="dxa" w:w="100"/>
-              <w:bottom w:type="dxa" w:w="60"/>
-              <w:right w:type="dxa" w:w="100"/>
-            </w:tcMar>
-          </w:tcPr>
-          <w:p>
-            <w:r>
-              <w:rPr>
-                <w:rFonts w:ascii="Arial" w:cs="Arial" w:eastAsia="Arial" w:hAnsi="Arial"/>
-                <w:sz w:val="20"/>
-                <w:szCs w:val="20"/>
-              </w:rPr>
-              <w:t xml:space="preserve">2</w:t>
-            </w:r>
-          </w:p>
-        </w:tc>
-        <w:tc>
-          <w:tcPr>
-            <w:tcW w:type="dxa" w:w="800"/>
-            <w:tcBorders>
-              <w:top w:val="single" w:color="999999" w:sz="1"/>
-              <w:left w:val="single" w:color="999999" w:sz="1"/>
-              <w:bottom w:val="single" w:color="999999" w:sz="1"/>
-              <w:right w:val="single" w:color="999999" w:sz="1"/>
-            </w:tcBorders>
-            <w:tcMar>
-              <w:top w:type="dxa" w:w="60"/>
-              <w:left w:type="dxa" w:w="100"/>
-              <w:bottom w:type="dxa" w:w="60"/>
-              <w:right w:type="dxa" w:w="100"/>
-            </w:tcMar>
-          </w:tcPr>
-          <w:p>
-            <w:r>
-              <w:rPr>
-                <w:rFonts w:ascii="Arial" w:cs="Arial" w:eastAsia="Arial" w:hAnsi="Arial"/>
-                <w:sz w:val="20"/>
-                <w:szCs w:val="20"/>
-              </w:rPr>
-              <w:t xml:space="preserve">28</w:t>
+            <w:shd w:fill="F7F9FC" w:val="clear"/>
+            <w:tcMar>
+              <w:top w:type="dxa" w:w="60"/>
+              <w:left w:type="dxa" w:w="100"/>
+              <w:bottom w:type="dxa" w:w="60"/>
+              <w:right w:type="dxa" w:w="100"/>
+            </w:tcMar>
+          </w:tcPr>
+          <w:p>
+            <w:r>
+              <w:rPr>
+                <w:rFonts w:ascii="Arial" w:cs="Arial" w:eastAsia="Arial" w:hAnsi="Arial"/>
+                <w:sz w:val="20"/>
+                <w:szCs w:val="20"/>
+              </w:rPr>
+              <w:t>URS-BE-09 not met</w:t>
+            </w:r>
+          </w:p>
+        </w:tc>
+        <w:tc>
+          <w:tcPr>
+            <w:tcW w:type="dxa" w:w="800"/>
+            <w:tcBorders>
+              <w:top w:val="single" w:color="999999" w:sz="1"/>
+              <w:left w:val="single" w:color="999999" w:sz="1"/>
+              <w:bottom w:val="single" w:color="999999" w:sz="1"/>
+              <w:right w:val="single" w:color="999999" w:sz="1"/>
+            </w:tcBorders>
+            <w:shd w:fill="F7F9FC" w:val="clear"/>
+            <w:tcMar>
+              <w:top w:type="dxa" w:w="60"/>
+              <w:left w:type="dxa" w:w="100"/>
+              <w:bottom w:type="dxa" w:w="60"/>
+              <w:right w:type="dxa" w:w="100"/>
+            </w:tcMar>
+          </w:tcPr>
+          <w:p>
+            <w:r>
+              <w:rPr>
+                <w:rFonts w:ascii="Arial" w:cs="Arial" w:eastAsia="Arial" w:hAnsi="Arial"/>
+                <w:sz w:val="20"/>
+                <w:szCs w:val="20"/>
+              </w:rPr>
+              <w:t>2</w:t>
+            </w:r>
+          </w:p>
+        </w:tc>
+        <w:tc>
+          <w:tcPr>
+            <w:tcW w:type="dxa" w:w="800"/>
+            <w:tcBorders>
+              <w:top w:val="single" w:color="999999" w:sz="1"/>
+              <w:left w:val="single" w:color="999999" w:sz="1"/>
+              <w:bottom w:val="single" w:color="999999" w:sz="1"/>
+              <w:right w:val="single" w:color="999999" w:sz="1"/>
+            </w:tcBorders>
+            <w:shd w:fill="F7F9FC" w:val="clear"/>
+            <w:tcMar>
+              <w:top w:type="dxa" w:w="60"/>
+              <w:left w:type="dxa" w:w="100"/>
+              <w:bottom w:type="dxa" w:w="60"/>
+              <w:right w:type="dxa" w:w="100"/>
+            </w:tcMar>
+          </w:tcPr>
+          <w:p>
+            <w:r>
+              <w:rPr>
+                <w:rFonts w:ascii="Arial" w:cs="Arial" w:eastAsia="Arial" w:hAnsi="Arial"/>
+                <w:sz w:val="20"/>
+                <w:szCs w:val="20"/>
+              </w:rPr>
+              <w:t>2</w:t>
+            </w:r>
+          </w:p>
+        </w:tc>
+        <w:tc>
+          <w:tcPr>
+            <w:tcW w:type="dxa" w:w="800"/>
+            <w:tcBorders>
+              <w:top w:val="single" w:color="999999" w:sz="1"/>
+              <w:left w:val="single" w:color="999999" w:sz="1"/>
+              <w:bottom w:val="single" w:color="999999" w:sz="1"/>
+              <w:right w:val="single" w:color="999999" w:sz="1"/>
+            </w:tcBorders>
+            <w:shd w:fill="F7F9FC" w:val="clear"/>
+            <w:tcMar>
+              <w:top w:type="dxa" w:w="60"/>
+              <w:left w:type="dxa" w:w="100"/>
+              <w:bottom w:type="dxa" w:w="60"/>
+              <w:right w:type="dxa" w:w="100"/>
+            </w:tcMar>
+          </w:tcPr>
+          <w:p>
+            <w:r>
+              <w:rPr>
+                <w:rFonts w:ascii="Arial" w:cs="Arial" w:eastAsia="Arial" w:hAnsi="Arial"/>
+                <w:sz w:val="20"/>
+                <w:szCs w:val="20"/>
+              </w:rPr>
+              <w:t>2</w:t>
+            </w:r>
+          </w:p>
+        </w:tc>
+        <w:tc>
+          <w:tcPr>
+            <w:tcW w:type="dxa" w:w="800"/>
+            <w:tcBorders>
+              <w:top w:val="single" w:color="999999" w:sz="1"/>
+              <w:left w:val="single" w:color="999999" w:sz="1"/>
+              <w:bottom w:val="single" w:color="999999" w:sz="1"/>
+              <w:right w:val="single" w:color="999999" w:sz="1"/>
+            </w:tcBorders>
+            <w:shd w:fill="F7F9FC" w:val="clear"/>
+            <w:tcMar>
+              <w:top w:type="dxa" w:w="60"/>
+              <w:left w:type="dxa" w:w="100"/>
+              <w:bottom w:type="dxa" w:w="60"/>
+              <w:right w:type="dxa" w:w="100"/>
+            </w:tcMar>
+          </w:tcPr>
+          <w:p>
+            <w:r>
+              <w:rPr>
+                <w:rFonts w:ascii="Arial" w:cs="Arial" w:eastAsia="Arial" w:hAnsi="Arial"/>
+                <w:sz w:val="20"/>
+                <w:szCs w:val="20"/>
+              </w:rPr>
+              <w:t>8</w:t>
             </w:r>
           </w:p>
         </w:tc>
@@ -7122,21 +7128,22 @@
               <w:bottom w:val="single" w:color="999999" w:sz="1"/>
               <w:right w:val="single" w:color="999999" w:sz="1"/>
             </w:tcBorders>
-            <w:tcMar>
-              <w:top w:type="dxa" w:w="60"/>
-              <w:left w:type="dxa" w:w="100"/>
-              <w:bottom w:type="dxa" w:w="60"/>
-              <w:right w:type="dxa" w:w="100"/>
-            </w:tcMar>
-          </w:tcPr>
-          <w:p>
-            <w:r>
-              <w:rPr>
-                <w:rFonts w:ascii="Arial" w:cs="Arial" w:eastAsia="Arial" w:hAnsi="Arial"/>
-                <w:sz w:val="20"/>
-                <w:szCs w:val="20"/>
-              </w:rPr>
-              <w:t xml:space="preserve">Validation tests for URS-PWR-01</w:t>
+            <w:shd w:fill="F7F9FC" w:val="clear"/>
+            <w:tcMar>
+              <w:top w:type="dxa" w:w="60"/>
+              <w:left w:type="dxa" w:w="100"/>
+              <w:bottom w:type="dxa" w:w="60"/>
+              <w:right w:type="dxa" w:w="100"/>
+            </w:tcMar>
+          </w:tcPr>
+          <w:p>
+            <w:r>
+              <w:rPr>
+                <w:rFonts w:ascii="Arial" w:cs="Arial" w:eastAsia="Arial" w:hAnsi="Arial"/>
+                <w:sz w:val="20"/>
+                <w:szCs w:val="20"/>
+              </w:rPr>
+              <w:t>Validation tests for URS-BE-09</w:t>
             </w:r>
           </w:p>
         </w:tc>
@@ -7151,22 +7158,21 @@
               <w:bottom w:val="single" w:color="999999" w:sz="1"/>
               <w:right w:val="single" w:color="999999" w:sz="1"/>
             </w:tcBorders>
-            <w:shd w:fill="F7F9FC" w:val="clear"/>
-            <w:tcMar>
-              <w:top w:type="dxa" w:w="60"/>
-              <w:left w:type="dxa" w:w="100"/>
-              <w:bottom w:type="dxa" w:w="60"/>
-              <w:right w:type="dxa" w:w="100"/>
-            </w:tcMar>
-          </w:tcPr>
-          <w:p>
-            <w:r>
-              <w:rPr>
-                <w:rFonts w:ascii="Arial" w:cs="Arial" w:eastAsia="Arial" w:hAnsi="Arial"/>
-                <w:sz w:val="20"/>
-                <w:szCs w:val="20"/>
-              </w:rPr>
-              <w:t xml:space="preserve">FM-PWR-02</w:t>
+            <w:tcMar>
+              <w:top w:type="dxa" w:w="60"/>
+              <w:left w:type="dxa" w:w="100"/>
+              <w:bottom w:type="dxa" w:w="60"/>
+              <w:right w:type="dxa" w:w="100"/>
+            </w:tcMar>
+          </w:tcPr>
+          <w:p>
+            <w:r>
+              <w:rPr>
+                <w:rFonts w:ascii="Arial" w:cs="Arial" w:eastAsia="Arial" w:hAnsi="Arial"/>
+                <w:sz w:val="20"/>
+                <w:szCs w:val="20"/>
+              </w:rPr>
+              <w:t xml:space="preserve">FM-PWR-01</w:t>
             </w:r>
           </w:p>
         </w:tc>
@@ -7179,63 +7185,60 @@
               <w:bottom w:val="single" w:color="999999" w:sz="1"/>
               <w:right w:val="single" w:color="999999" w:sz="1"/>
             </w:tcBorders>
-            <w:shd w:fill="F7F9FC" w:val="clear"/>
-            <w:tcMar>
-              <w:top w:type="dxa" w:w="60"/>
-              <w:left w:type="dxa" w:w="100"/>
-              <w:bottom w:type="dxa" w:w="60"/>
-              <w:right w:type="dxa" w:w="100"/>
-            </w:tcMar>
-          </w:tcPr>
-          <w:p>
-            <w:r>
-              <w:rPr>
-                <w:rFonts w:ascii="Arial" w:cs="Arial" w:eastAsia="Arial" w:hAnsi="Arial"/>
-                <w:sz w:val="20"/>
-                <w:szCs w:val="20"/>
-              </w:rPr>
-              <w:t xml:space="preserve">URS-PWR-02 not met</w:t>
-            </w:r>
-          </w:p>
-        </w:tc>
-        <w:tc>
-          <w:tcPr>
-            <w:tcW w:type="dxa" w:w="800"/>
-            <w:tcBorders>
-              <w:top w:val="single" w:color="999999" w:sz="1"/>
-              <w:left w:val="single" w:color="999999" w:sz="1"/>
-              <w:bottom w:val="single" w:color="999999" w:sz="1"/>
-              <w:right w:val="single" w:color="999999" w:sz="1"/>
-            </w:tcBorders>
-            <w:shd w:fill="F7F9FC" w:val="clear"/>
-            <w:tcMar>
-              <w:top w:type="dxa" w:w="60"/>
-              <w:left w:type="dxa" w:w="100"/>
-              <w:bottom w:type="dxa" w:w="60"/>
-              <w:right w:type="dxa" w:w="100"/>
-            </w:tcMar>
-          </w:tcPr>
-          <w:p>
-            <w:r>
-              <w:rPr>
-                <w:rFonts w:ascii="Arial" w:cs="Arial" w:eastAsia="Arial" w:hAnsi="Arial"/>
-                <w:sz w:val="20"/>
-                <w:szCs w:val="20"/>
-              </w:rPr>
-              <w:t xml:space="preserve">4</w:t>
-            </w:r>
-          </w:p>
-        </w:tc>
-        <w:tc>
-          <w:tcPr>
-            <w:tcW w:type="dxa" w:w="800"/>
-            <w:tcBorders>
-              <w:top w:val="single" w:color="999999" w:sz="1"/>
-              <w:left w:val="single" w:color="999999" w:sz="1"/>
-              <w:bottom w:val="single" w:color="999999" w:sz="1"/>
-              <w:right w:val="single" w:color="999999" w:sz="1"/>
-            </w:tcBorders>
-            <w:shd w:fill="F7F9FC" w:val="clear"/>
+            <w:tcMar>
+              <w:top w:type="dxa" w:w="60"/>
+              <w:left w:type="dxa" w:w="100"/>
+              <w:bottom w:type="dxa" w:w="60"/>
+              <w:right w:type="dxa" w:w="100"/>
+            </w:tcMar>
+          </w:tcPr>
+          <w:p>
+            <w:r>
+              <w:rPr>
+                <w:rFonts w:ascii="Arial" w:cs="Arial" w:eastAsia="Arial" w:hAnsi="Arial"/>
+                <w:sz w:val="20"/>
+                <w:szCs w:val="20"/>
+              </w:rPr>
+              <w:t xml:space="preserve">URS-PWR-01 not met</w:t>
+            </w:r>
+          </w:p>
+        </w:tc>
+        <w:tc>
+          <w:tcPr>
+            <w:tcW w:type="dxa" w:w="800"/>
+            <w:tcBorders>
+              <w:top w:val="single" w:color="999999" w:sz="1"/>
+              <w:left w:val="single" w:color="999999" w:sz="1"/>
+              <w:bottom w:val="single" w:color="999999" w:sz="1"/>
+              <w:right w:val="single" w:color="999999" w:sz="1"/>
+            </w:tcBorders>
+            <w:tcMar>
+              <w:top w:type="dxa" w:w="60"/>
+              <w:left w:type="dxa" w:w="100"/>
+              <w:bottom w:type="dxa" w:w="60"/>
+              <w:right w:type="dxa" w:w="100"/>
+            </w:tcMar>
+          </w:tcPr>
+          <w:p>
+            <w:r>
+              <w:rPr>
+                <w:rFonts w:ascii="Arial" w:cs="Arial" w:eastAsia="Arial" w:hAnsi="Arial"/>
+                <w:sz w:val="20"/>
+                <w:szCs w:val="20"/>
+              </w:rPr>
+              <w:t xml:space="preserve">7</w:t>
+            </w:r>
+          </w:p>
+        </w:tc>
+        <w:tc>
+          <w:tcPr>
+            <w:tcW w:type="dxa" w:w="800"/>
+            <w:tcBorders>
+              <w:top w:val="single" w:color="999999" w:sz="1"/>
+              <w:left w:val="single" w:color="999999" w:sz="1"/>
+              <w:bottom w:val="single" w:color="999999" w:sz="1"/>
+              <w:right w:val="single" w:color="999999" w:sz="1"/>
+            </w:tcBorders>
             <w:tcMar>
               <w:top w:type="dxa" w:w="60"/>
               <w:left w:type="dxa" w:w="100"/>
@@ -7263,7 +7266,6 @@
               <w:bottom w:val="single" w:color="999999" w:sz="1"/>
               <w:right w:val="single" w:color="999999" w:sz="1"/>
             </w:tcBorders>
-            <w:shd w:fill="F7F9FC" w:val="clear"/>
             <w:tcMar>
               <w:top w:type="dxa" w:w="60"/>
               <w:left w:type="dxa" w:w="100"/>
@@ -7291,22 +7293,21 @@
               <w:bottom w:val="single" w:color="999999" w:sz="1"/>
               <w:right w:val="single" w:color="999999" w:sz="1"/>
             </w:tcBorders>
-            <w:shd w:fill="F7F9FC" w:val="clear"/>
-            <w:tcMar>
-              <w:top w:type="dxa" w:w="60"/>
-              <w:left w:type="dxa" w:w="100"/>
-              <w:bottom w:type="dxa" w:w="60"/>
-              <w:right w:type="dxa" w:w="100"/>
-            </w:tcMar>
-          </w:tcPr>
-          <w:p>
-            <w:r>
-              <w:rPr>
-                <w:rFonts w:ascii="Arial" w:cs="Arial" w:eastAsia="Arial" w:hAnsi="Arial"/>
-                <w:sz w:val="20"/>
-                <w:szCs w:val="20"/>
-              </w:rPr>
-              <w:t xml:space="preserve">16</w:t>
+            <w:tcMar>
+              <w:top w:type="dxa" w:w="60"/>
+              <w:left w:type="dxa" w:w="100"/>
+              <w:bottom w:type="dxa" w:w="60"/>
+              <w:right w:type="dxa" w:w="100"/>
+            </w:tcMar>
+          </w:tcPr>
+          <w:p>
+            <w:r>
+              <w:rPr>
+                <w:rFonts w:ascii="Arial" w:cs="Arial" w:eastAsia="Arial" w:hAnsi="Arial"/>
+                <w:sz w:val="20"/>
+                <w:szCs w:val="20"/>
+              </w:rPr>
+              <w:t xml:space="preserve">28</w:t>
             </w:r>
           </w:p>
         </w:tc>
@@ -7319,22 +7320,21 @@
               <w:bottom w:val="single" w:color="999999" w:sz="1"/>
               <w:right w:val="single" w:color="999999" w:sz="1"/>
             </w:tcBorders>
-            <w:shd w:fill="F7F9FC" w:val="clear"/>
-            <w:tcMar>
-              <w:top w:type="dxa" w:w="60"/>
-              <w:left w:type="dxa" w:w="100"/>
-              <w:bottom w:type="dxa" w:w="60"/>
-              <w:right w:type="dxa" w:w="100"/>
-            </w:tcMar>
-          </w:tcPr>
-          <w:p>
-            <w:r>
-              <w:rPr>
-                <w:rFonts w:ascii="Arial" w:cs="Arial" w:eastAsia="Arial" w:hAnsi="Arial"/>
-                <w:sz w:val="20"/>
-                <w:szCs w:val="20"/>
-              </w:rPr>
-              <w:t xml:space="preserve">Validation tests for URS-PWR-02</w:t>
+            <w:tcMar>
+              <w:top w:type="dxa" w:w="60"/>
+              <w:left w:type="dxa" w:w="100"/>
+              <w:bottom w:type="dxa" w:w="60"/>
+              <w:right w:type="dxa" w:w="100"/>
+            </w:tcMar>
+          </w:tcPr>
+          <w:p>
+            <w:r>
+              <w:rPr>
+                <w:rFonts w:ascii="Arial" w:cs="Arial" w:eastAsia="Arial" w:hAnsi="Arial"/>
+                <w:sz w:val="20"/>
+                <w:szCs w:val="20"/>
+              </w:rPr>
+              <w:t>Validation tests for URS-PWR-01</w:t>
             </w:r>
           </w:p>
         </w:tc>
@@ -7349,21 +7349,22 @@
               <w:bottom w:val="single" w:color="999999" w:sz="1"/>
               <w:right w:val="single" w:color="999999" w:sz="1"/>
             </w:tcBorders>
-            <w:tcMar>
-              <w:top w:type="dxa" w:w="60"/>
-              <w:left w:type="dxa" w:w="100"/>
-              <w:bottom w:type="dxa" w:w="60"/>
-              <w:right w:type="dxa" w:w="100"/>
-            </w:tcMar>
-          </w:tcPr>
-          <w:p>
-            <w:r>
-              <w:rPr>
-                <w:rFonts w:ascii="Arial" w:cs="Arial" w:eastAsia="Arial" w:hAnsi="Arial"/>
-                <w:sz w:val="20"/>
-                <w:szCs w:val="20"/>
-              </w:rPr>
-              <w:t xml:space="preserve">FM-PWR-03</w:t>
+            <w:shd w:fill="F7F9FC" w:val="clear"/>
+            <w:tcMar>
+              <w:top w:type="dxa" w:w="60"/>
+              <w:left w:type="dxa" w:w="100"/>
+              <w:bottom w:type="dxa" w:w="60"/>
+              <w:right w:type="dxa" w:w="100"/>
+            </w:tcMar>
+          </w:tcPr>
+          <w:p>
+            <w:r>
+              <w:rPr>
+                <w:rFonts w:ascii="Arial" w:cs="Arial" w:eastAsia="Arial" w:hAnsi="Arial"/>
+                <w:sz w:val="20"/>
+                <w:szCs w:val="20"/>
+              </w:rPr>
+              <w:t xml:space="preserve">FM-PWR-02</w:t>
             </w:r>
           </w:p>
         </w:tc>
@@ -7376,33 +7377,35 @@
               <w:bottom w:val="single" w:color="999999" w:sz="1"/>
               <w:right w:val="single" w:color="999999" w:sz="1"/>
             </w:tcBorders>
-            <w:tcMar>
-              <w:top w:type="dxa" w:w="60"/>
-              <w:left w:type="dxa" w:w="100"/>
-              <w:bottom w:type="dxa" w:w="60"/>
-              <w:right w:type="dxa" w:w="100"/>
-            </w:tcMar>
-          </w:tcPr>
-          <w:p>
-            <w:r>
-              <w:rPr>
-                <w:rFonts w:ascii="Arial" w:cs="Arial" w:eastAsia="Arial" w:hAnsi="Arial"/>
-                <w:sz w:val="20"/>
-                <w:szCs w:val="20"/>
-              </w:rPr>
-              <w:t xml:space="preserve">URS-PWR-03 not met</w:t>
-            </w:r>
-          </w:p>
-        </w:tc>
-        <w:tc>
-          <w:tcPr>
-            <w:tcW w:type="dxa" w:w="800"/>
-            <w:tcBorders>
-              <w:top w:val="single" w:color="999999" w:sz="1"/>
-              <w:left w:val="single" w:color="999999" w:sz="1"/>
-              <w:bottom w:val="single" w:color="999999" w:sz="1"/>
-              <w:right w:val="single" w:color="999999" w:sz="1"/>
-            </w:tcBorders>
+            <w:shd w:fill="F7F9FC" w:val="clear"/>
+            <w:tcMar>
+              <w:top w:type="dxa" w:w="60"/>
+              <w:left w:type="dxa" w:w="100"/>
+              <w:bottom w:type="dxa" w:w="60"/>
+              <w:right w:type="dxa" w:w="100"/>
+            </w:tcMar>
+          </w:tcPr>
+          <w:p>
+            <w:r>
+              <w:rPr>
+                <w:rFonts w:ascii="Arial" w:cs="Arial" w:eastAsia="Arial" w:hAnsi="Arial"/>
+                <w:sz w:val="20"/>
+                <w:szCs w:val="20"/>
+              </w:rPr>
+              <w:t xml:space="preserve">URS-PWR-02 not met</w:t>
+            </w:r>
+          </w:p>
+        </w:tc>
+        <w:tc>
+          <w:tcPr>
+            <w:tcW w:type="dxa" w:w="800"/>
+            <w:tcBorders>
+              <w:top w:val="single" w:color="999999" w:sz="1"/>
+              <w:left w:val="single" w:color="999999" w:sz="1"/>
+              <w:bottom w:val="single" w:color="999999" w:sz="1"/>
+              <w:right w:val="single" w:color="999999" w:sz="1"/>
+            </w:tcBorders>
+            <w:shd w:fill="F7F9FC" w:val="clear"/>
             <w:tcMar>
               <w:top w:type="dxa" w:w="60"/>
               <w:left w:type="dxa" w:w="100"/>
@@ -7430,6 +7433,7 @@
               <w:bottom w:val="single" w:color="999999" w:sz="1"/>
               <w:right w:val="single" w:color="999999" w:sz="1"/>
             </w:tcBorders>
+            <w:shd w:fill="F7F9FC" w:val="clear"/>
             <w:tcMar>
               <w:top w:type="dxa" w:w="60"/>
               <w:left w:type="dxa" w:w="100"/>
@@ -7457,6 +7461,7 @@
               <w:bottom w:val="single" w:color="999999" w:sz="1"/>
               <w:right w:val="single" w:color="999999" w:sz="1"/>
             </w:tcBorders>
+            <w:shd w:fill="F7F9FC" w:val="clear"/>
             <w:tcMar>
               <w:top w:type="dxa" w:w="60"/>
               <w:left w:type="dxa" w:w="100"/>
@@ -7484,6 +7489,7 @@
               <w:bottom w:val="single" w:color="999999" w:sz="1"/>
               <w:right w:val="single" w:color="999999" w:sz="1"/>
             </w:tcBorders>
+            <w:shd w:fill="F7F9FC" w:val="clear"/>
             <w:tcMar>
               <w:top w:type="dxa" w:w="60"/>
               <w:left w:type="dxa" w:w="100"/>
@@ -7511,21 +7517,22 @@
               <w:bottom w:val="single" w:color="999999" w:sz="1"/>
               <w:right w:val="single" w:color="999999" w:sz="1"/>
             </w:tcBorders>
-            <w:tcMar>
-              <w:top w:type="dxa" w:w="60"/>
-              <w:left w:type="dxa" w:w="100"/>
-              <w:bottom w:type="dxa" w:w="60"/>
-              <w:right w:type="dxa" w:w="100"/>
-            </w:tcMar>
-          </w:tcPr>
-          <w:p>
-            <w:r>
-              <w:rPr>
-                <w:rFonts w:ascii="Arial" w:cs="Arial" w:eastAsia="Arial" w:hAnsi="Arial"/>
-                <w:sz w:val="20"/>
-                <w:szCs w:val="20"/>
-              </w:rPr>
-              <w:t xml:space="preserve">Validation tests for URS-PWR-03</w:t>
+            <w:shd w:fill="F7F9FC" w:val="clear"/>
+            <w:tcMar>
+              <w:top w:type="dxa" w:w="60"/>
+              <w:left w:type="dxa" w:w="100"/>
+              <w:bottom w:type="dxa" w:w="60"/>
+              <w:right w:type="dxa" w:w="100"/>
+            </w:tcMar>
+          </w:tcPr>
+          <w:p>
+            <w:r>
+              <w:rPr>
+                <w:rFonts w:ascii="Arial" w:cs="Arial" w:eastAsia="Arial" w:hAnsi="Arial"/>
+                <w:sz w:val="20"/>
+                <w:szCs w:val="20"/>
+              </w:rPr>
+              <w:t>Validation tests for URS-PWR-02</w:t>
             </w:r>
           </w:p>
         </w:tc>
@@ -7540,22 +7547,21 @@
               <w:bottom w:val="single" w:color="999999" w:sz="1"/>
               <w:right w:val="single" w:color="999999" w:sz="1"/>
             </w:tcBorders>
-            <w:shd w:fill="F7F9FC" w:val="clear"/>
-            <w:tcMar>
-              <w:top w:type="dxa" w:w="60"/>
-              <w:left w:type="dxa" w:w="100"/>
-              <w:bottom w:type="dxa" w:w="60"/>
-              <w:right w:type="dxa" w:w="100"/>
-            </w:tcMar>
-          </w:tcPr>
-          <w:p>
-            <w:r>
-              <w:rPr>
-                <w:rFonts w:ascii="Arial" w:cs="Arial" w:eastAsia="Arial" w:hAnsi="Arial"/>
-                <w:sz w:val="20"/>
-                <w:szCs w:val="20"/>
-              </w:rPr>
-              <w:t xml:space="preserve">FM-PWR-04</w:t>
+            <w:tcMar>
+              <w:top w:type="dxa" w:w="60"/>
+              <w:left w:type="dxa" w:w="100"/>
+              <w:bottom w:type="dxa" w:w="60"/>
+              <w:right w:type="dxa" w:w="100"/>
+            </w:tcMar>
+          </w:tcPr>
+          <w:p>
+            <w:r>
+              <w:rPr>
+                <w:rFonts w:ascii="Arial" w:cs="Arial" w:eastAsia="Arial" w:hAnsi="Arial"/>
+                <w:sz w:val="20"/>
+                <w:szCs w:val="20"/>
+              </w:rPr>
+              <w:t xml:space="preserve">FM-PWR-03</w:t>
             </w:r>
           </w:p>
         </w:tc>
@@ -7568,35 +7574,60 @@
               <w:bottom w:val="single" w:color="999999" w:sz="1"/>
               <w:right w:val="single" w:color="999999" w:sz="1"/>
             </w:tcBorders>
-            <w:shd w:fill="F7F9FC" w:val="clear"/>
-            <w:tcMar>
-              <w:top w:type="dxa" w:w="60"/>
-              <w:left w:type="dxa" w:w="100"/>
-              <w:bottom w:type="dxa" w:w="60"/>
-              <w:right w:type="dxa" w:w="100"/>
-            </w:tcMar>
-          </w:tcPr>
-          <w:p>
-            <w:r>
-              <w:rPr>
-                <w:rFonts w:ascii="Arial" w:cs="Arial" w:eastAsia="Arial" w:hAnsi="Arial"/>
-                <w:sz w:val="20"/>
-                <w:szCs w:val="20"/>
-              </w:rPr>
-              <w:t xml:space="preserve">URS-PWR-04 not met</w:t>
-            </w:r>
-          </w:p>
-        </w:tc>
-        <w:tc>
-          <w:tcPr>
-            <w:tcW w:type="dxa" w:w="800"/>
-            <w:tcBorders>
-              <w:top w:val="single" w:color="999999" w:sz="1"/>
-              <w:left w:val="single" w:color="999999" w:sz="1"/>
-              <w:bottom w:val="single" w:color="999999" w:sz="1"/>
-              <w:right w:val="single" w:color="999999" w:sz="1"/>
-            </w:tcBorders>
-            <w:shd w:fill="F7F9FC" w:val="clear"/>
+            <w:tcMar>
+              <w:top w:type="dxa" w:w="60"/>
+              <w:left w:type="dxa" w:w="100"/>
+              <w:bottom w:type="dxa" w:w="60"/>
+              <w:right w:type="dxa" w:w="100"/>
+            </w:tcMar>
+          </w:tcPr>
+          <w:p>
+            <w:r>
+              <w:rPr>
+                <w:rFonts w:ascii="Arial" w:cs="Arial" w:eastAsia="Arial" w:hAnsi="Arial"/>
+                <w:sz w:val="20"/>
+                <w:szCs w:val="20"/>
+              </w:rPr>
+              <w:t xml:space="preserve">URS-PWR-03 not met</w:t>
+            </w:r>
+          </w:p>
+        </w:tc>
+        <w:tc>
+          <w:tcPr>
+            <w:tcW w:type="dxa" w:w="800"/>
+            <w:tcBorders>
+              <w:top w:val="single" w:color="999999" w:sz="1"/>
+              <w:left w:val="single" w:color="999999" w:sz="1"/>
+              <w:bottom w:val="single" w:color="999999" w:sz="1"/>
+              <w:right w:val="single" w:color="999999" w:sz="1"/>
+            </w:tcBorders>
+            <w:tcMar>
+              <w:top w:type="dxa" w:w="60"/>
+              <w:left w:type="dxa" w:w="100"/>
+              <w:bottom w:type="dxa" w:w="60"/>
+              <w:right w:type="dxa" w:w="100"/>
+            </w:tcMar>
+          </w:tcPr>
+          <w:p>
+            <w:r>
+              <w:rPr>
+                <w:rFonts w:ascii="Arial" w:cs="Arial" w:eastAsia="Arial" w:hAnsi="Arial"/>
+                <w:sz w:val="20"/>
+                <w:szCs w:val="20"/>
+              </w:rPr>
+              <w:t xml:space="preserve">4</w:t>
+            </w:r>
+          </w:p>
+        </w:tc>
+        <w:tc>
+          <w:tcPr>
+            <w:tcW w:type="dxa" w:w="800"/>
+            <w:tcBorders>
+              <w:top w:val="single" w:color="999999" w:sz="1"/>
+              <w:left w:val="single" w:color="999999" w:sz="1"/>
+              <w:bottom w:val="single" w:color="999999" w:sz="1"/>
+              <w:right w:val="single" w:color="999999" w:sz="1"/>
+            </w:tcBorders>
             <w:tcMar>
               <w:top w:type="dxa" w:w="60"/>
               <w:left w:type="dxa" w:w="100"/>
@@ -7624,7 +7655,6 @@
               <w:bottom w:val="single" w:color="999999" w:sz="1"/>
               <w:right w:val="single" w:color="999999" w:sz="1"/>
             </w:tcBorders>
-            <w:shd w:fill="F7F9FC" w:val="clear"/>
             <w:tcMar>
               <w:top w:type="dxa" w:w="60"/>
               <w:left w:type="dxa" w:w="100"/>
@@ -7652,50 +7682,21 @@
               <w:bottom w:val="single" w:color="999999" w:sz="1"/>
               <w:right w:val="single" w:color="999999" w:sz="1"/>
             </w:tcBorders>
-            <w:shd w:fill="F7F9FC" w:val="clear"/>
-            <w:tcMar>
-              <w:top w:type="dxa" w:w="60"/>
-              <w:left w:type="dxa" w:w="100"/>
-              <w:bottom w:type="dxa" w:w="60"/>
-              <w:right w:type="dxa" w:w="100"/>
-            </w:tcMar>
-          </w:tcPr>
-          <w:p>
-            <w:r>
-              <w:rPr>
-                <w:rFonts w:ascii="Arial" w:cs="Arial" w:eastAsia="Arial" w:hAnsi="Arial"/>
-                <w:sz w:val="20"/>
-                <w:szCs w:val="20"/>
-              </w:rPr>
-              <w:t xml:space="preserve">2</w:t>
-            </w:r>
-          </w:p>
-        </w:tc>
-        <w:tc>
-          <w:tcPr>
-            <w:tcW w:type="dxa" w:w="800"/>
-            <w:tcBorders>
-              <w:top w:val="single" w:color="999999" w:sz="1"/>
-              <w:left w:val="single" w:color="999999" w:sz="1"/>
-              <w:bottom w:val="single" w:color="999999" w:sz="1"/>
-              <w:right w:val="single" w:color="999999" w:sz="1"/>
-            </w:tcBorders>
-            <w:shd w:fill="F7F9FC" w:val="clear"/>
-            <w:tcMar>
-              <w:top w:type="dxa" w:w="60"/>
-              <w:left w:type="dxa" w:w="100"/>
-              <w:bottom w:type="dxa" w:w="60"/>
-              <w:right w:type="dxa" w:w="100"/>
-            </w:tcMar>
-          </w:tcPr>
-          <w:p>
-            <w:r>
-              <w:rPr>
-                <w:rFonts w:ascii="Arial" w:cs="Arial" w:eastAsia="Arial" w:hAnsi="Arial"/>
-                <w:sz w:val="20"/>
-                <w:szCs w:val="20"/>
-              </w:rPr>
-              <w:t xml:space="preserve">8</w:t>
+            <w:tcMar>
+              <w:top w:type="dxa" w:w="60"/>
+              <w:left w:type="dxa" w:w="100"/>
+              <w:bottom w:type="dxa" w:w="60"/>
+              <w:right w:type="dxa" w:w="100"/>
+            </w:tcMar>
+          </w:tcPr>
+          <w:p>
+            <w:r>
+              <w:rPr>
+                <w:rFonts w:ascii="Arial" w:cs="Arial" w:eastAsia="Arial" w:hAnsi="Arial"/>
+                <w:sz w:val="20"/>
+                <w:szCs w:val="20"/>
+              </w:rPr>
+              <w:t xml:space="preserve">16</w:t>
             </w:r>
           </w:p>
         </w:tc>
@@ -7708,22 +7709,21 @@
               <w:bottom w:val="single" w:color="999999" w:sz="1"/>
               <w:right w:val="single" w:color="999999" w:sz="1"/>
             </w:tcBorders>
-            <w:shd w:fill="F7F9FC" w:val="clear"/>
-            <w:tcMar>
-              <w:top w:type="dxa" w:w="60"/>
-              <w:left w:type="dxa" w:w="100"/>
-              <w:bottom w:type="dxa" w:w="60"/>
-              <w:right w:type="dxa" w:w="100"/>
-            </w:tcMar>
-          </w:tcPr>
-          <w:p>
-            <w:r>
-              <w:rPr>
-                <w:rFonts w:ascii="Arial" w:cs="Arial" w:eastAsia="Arial" w:hAnsi="Arial"/>
-                <w:sz w:val="20"/>
-                <w:szCs w:val="20"/>
-              </w:rPr>
-              <w:t xml:space="preserve">Validation tests for URS-PWR-04</w:t>
+            <w:tcMar>
+              <w:top w:type="dxa" w:w="60"/>
+              <w:left w:type="dxa" w:w="100"/>
+              <w:bottom w:type="dxa" w:w="60"/>
+              <w:right w:type="dxa" w:w="100"/>
+            </w:tcMar>
+          </w:tcPr>
+          <w:p>
+            <w:r>
+              <w:rPr>
+                <w:rFonts w:ascii="Arial" w:cs="Arial" w:eastAsia="Arial" w:hAnsi="Arial"/>
+                <w:sz w:val="20"/>
+                <w:szCs w:val="20"/>
+              </w:rPr>
+              <w:t>Validation tests for URS-PWR-03</w:t>
             </w:r>
           </w:p>
         </w:tc>
@@ -7738,21 +7738,22 @@
               <w:bottom w:val="single" w:color="999999" w:sz="1"/>
               <w:right w:val="single" w:color="999999" w:sz="1"/>
             </w:tcBorders>
-            <w:tcMar>
-              <w:top w:type="dxa" w:w="60"/>
-              <w:left w:type="dxa" w:w="100"/>
-              <w:bottom w:type="dxa" w:w="60"/>
-              <w:right w:type="dxa" w:w="100"/>
-            </w:tcMar>
-          </w:tcPr>
-          <w:p>
-            <w:r>
-              <w:rPr>
-                <w:rFonts w:ascii="Arial" w:cs="Arial" w:eastAsia="Arial" w:hAnsi="Arial"/>
-                <w:sz w:val="20"/>
-                <w:szCs w:val="20"/>
-              </w:rPr>
-              <w:t xml:space="preserve">FM-PWR-05</w:t>
+            <w:shd w:fill="F7F9FC" w:val="clear"/>
+            <w:tcMar>
+              <w:top w:type="dxa" w:w="60"/>
+              <w:left w:type="dxa" w:w="100"/>
+              <w:bottom w:type="dxa" w:w="60"/>
+              <w:right w:type="dxa" w:w="100"/>
+            </w:tcMar>
+          </w:tcPr>
+          <w:p>
+            <w:r>
+              <w:rPr>
+                <w:rFonts w:ascii="Arial" w:cs="Arial" w:eastAsia="Arial" w:hAnsi="Arial"/>
+                <w:sz w:val="20"/>
+                <w:szCs w:val="20"/>
+              </w:rPr>
+              <w:t xml:space="preserve">FM-PWR-04</w:t>
             </w:r>
           </w:p>
         </w:tc>
@@ -7765,60 +7766,35 @@
               <w:bottom w:val="single" w:color="999999" w:sz="1"/>
               <w:right w:val="single" w:color="999999" w:sz="1"/>
             </w:tcBorders>
-            <w:tcMar>
-              <w:top w:type="dxa" w:w="60"/>
-              <w:left w:type="dxa" w:w="100"/>
-              <w:bottom w:type="dxa" w:w="60"/>
-              <w:right w:type="dxa" w:w="100"/>
-            </w:tcMar>
-          </w:tcPr>
-          <w:p>
-            <w:r>
-              <w:rPr>
-                <w:rFonts w:ascii="Arial" w:cs="Arial" w:eastAsia="Arial" w:hAnsi="Arial"/>
-                <w:sz w:val="20"/>
-                <w:szCs w:val="20"/>
-              </w:rPr>
-              <w:t xml:space="preserve">URS-PWR-05 not met</w:t>
-            </w:r>
-          </w:p>
-        </w:tc>
-        <w:tc>
-          <w:tcPr>
-            <w:tcW w:type="dxa" w:w="800"/>
-            <w:tcBorders>
-              <w:top w:val="single" w:color="999999" w:sz="1"/>
-              <w:left w:val="single" w:color="999999" w:sz="1"/>
-              <w:bottom w:val="single" w:color="999999" w:sz="1"/>
-              <w:right w:val="single" w:color="999999" w:sz="1"/>
-            </w:tcBorders>
-            <w:tcMar>
-              <w:top w:type="dxa" w:w="60"/>
-              <w:left w:type="dxa" w:w="100"/>
-              <w:bottom w:type="dxa" w:w="60"/>
-              <w:right w:type="dxa" w:w="100"/>
-            </w:tcMar>
-          </w:tcPr>
-          <w:p>
-            <w:r>
-              <w:rPr>
-                <w:rFonts w:ascii="Arial" w:cs="Arial" w:eastAsia="Arial" w:hAnsi="Arial"/>
-                <w:sz w:val="20"/>
-                <w:szCs w:val="20"/>
-              </w:rPr>
-              <w:t xml:space="preserve">4</w:t>
-            </w:r>
-          </w:p>
-        </w:tc>
-        <w:tc>
-          <w:tcPr>
-            <w:tcW w:type="dxa" w:w="800"/>
-            <w:tcBorders>
-              <w:top w:val="single" w:color="999999" w:sz="1"/>
-              <w:left w:val="single" w:color="999999" w:sz="1"/>
-              <w:bottom w:val="single" w:color="999999" w:sz="1"/>
-              <w:right w:val="single" w:color="999999" w:sz="1"/>
-            </w:tcBorders>
+            <w:shd w:fill="F7F9FC" w:val="clear"/>
+            <w:tcMar>
+              <w:top w:type="dxa" w:w="60"/>
+              <w:left w:type="dxa" w:w="100"/>
+              <w:bottom w:type="dxa" w:w="60"/>
+              <w:right w:type="dxa" w:w="100"/>
+            </w:tcMar>
+          </w:tcPr>
+          <w:p>
+            <w:r>
+              <w:rPr>
+                <w:rFonts w:ascii="Arial" w:cs="Arial" w:eastAsia="Arial" w:hAnsi="Arial"/>
+                <w:sz w:val="20"/>
+                <w:szCs w:val="20"/>
+              </w:rPr>
+              <w:t xml:space="preserve">URS-PWR-04 not met</w:t>
+            </w:r>
+          </w:p>
+        </w:tc>
+        <w:tc>
+          <w:tcPr>
+            <w:tcW w:type="dxa" w:w="800"/>
+            <w:tcBorders>
+              <w:top w:val="single" w:color="999999" w:sz="1"/>
+              <w:left w:val="single" w:color="999999" w:sz="1"/>
+              <w:bottom w:val="single" w:color="999999" w:sz="1"/>
+              <w:right w:val="single" w:color="999999" w:sz="1"/>
+            </w:tcBorders>
+            <w:shd w:fill="F7F9FC" w:val="clear"/>
             <w:tcMar>
               <w:top w:type="dxa" w:w="60"/>
               <w:left w:type="dxa" w:w="100"/>
@@ -7846,6 +7822,7 @@
               <w:bottom w:val="single" w:color="999999" w:sz="1"/>
               <w:right w:val="single" w:color="999999" w:sz="1"/>
             </w:tcBorders>
+            <w:shd w:fill="F7F9FC" w:val="clear"/>
             <w:tcMar>
               <w:top w:type="dxa" w:w="60"/>
               <w:left w:type="dxa" w:w="100"/>
@@ -7873,21 +7850,50 @@
               <w:bottom w:val="single" w:color="999999" w:sz="1"/>
               <w:right w:val="single" w:color="999999" w:sz="1"/>
             </w:tcBorders>
-            <w:tcMar>
-              <w:top w:type="dxa" w:w="60"/>
-              <w:left w:type="dxa" w:w="100"/>
-              <w:bottom w:type="dxa" w:w="60"/>
-              <w:right w:type="dxa" w:w="100"/>
-            </w:tcMar>
-          </w:tcPr>
-          <w:p>
-            <w:r>
-              <w:rPr>
-                <w:rFonts w:ascii="Arial" w:cs="Arial" w:eastAsia="Arial" w:hAnsi="Arial"/>
-                <w:sz w:val="20"/>
-                <w:szCs w:val="20"/>
-              </w:rPr>
-              <w:t xml:space="preserve">16</w:t>
+            <w:shd w:fill="F7F9FC" w:val="clear"/>
+            <w:tcMar>
+              <w:top w:type="dxa" w:w="60"/>
+              <w:left w:type="dxa" w:w="100"/>
+              <w:bottom w:type="dxa" w:w="60"/>
+              <w:right w:type="dxa" w:w="100"/>
+            </w:tcMar>
+          </w:tcPr>
+          <w:p>
+            <w:r>
+              <w:rPr>
+                <w:rFonts w:ascii="Arial" w:cs="Arial" w:eastAsia="Arial" w:hAnsi="Arial"/>
+                <w:sz w:val="20"/>
+                <w:szCs w:val="20"/>
+              </w:rPr>
+              <w:t xml:space="preserve">2</w:t>
+            </w:r>
+          </w:p>
+        </w:tc>
+        <w:tc>
+          <w:tcPr>
+            <w:tcW w:type="dxa" w:w="800"/>
+            <w:tcBorders>
+              <w:top w:val="single" w:color="999999" w:sz="1"/>
+              <w:left w:val="single" w:color="999999" w:sz="1"/>
+              <w:bottom w:val="single" w:color="999999" w:sz="1"/>
+              <w:right w:val="single" w:color="999999" w:sz="1"/>
+            </w:tcBorders>
+            <w:shd w:fill="F7F9FC" w:val="clear"/>
+            <w:tcMar>
+              <w:top w:type="dxa" w:w="60"/>
+              <w:left w:type="dxa" w:w="100"/>
+              <w:bottom w:type="dxa" w:w="60"/>
+              <w:right w:type="dxa" w:w="100"/>
+            </w:tcMar>
+          </w:tcPr>
+          <w:p>
+            <w:r>
+              <w:rPr>
+                <w:rFonts w:ascii="Arial" w:cs="Arial" w:eastAsia="Arial" w:hAnsi="Arial"/>
+                <w:sz w:val="20"/>
+                <w:szCs w:val="20"/>
+              </w:rPr>
+              <w:t xml:space="preserve">8</w:t>
             </w:r>
           </w:p>
         </w:tc>
@@ -7900,21 +7906,22 @@
               <w:bottom w:val="single" w:color="999999" w:sz="1"/>
               <w:right w:val="single" w:color="999999" w:sz="1"/>
             </w:tcBorders>
-            <w:tcMar>
-              <w:top w:type="dxa" w:w="60"/>
-              <w:left w:type="dxa" w:w="100"/>
-              <w:bottom w:type="dxa" w:w="60"/>
-              <w:right w:type="dxa" w:w="100"/>
-            </w:tcMar>
-          </w:tcPr>
-          <w:p>
-            <w:r>
-              <w:rPr>
-                <w:rFonts w:ascii="Arial" w:cs="Arial" w:eastAsia="Arial" w:hAnsi="Arial"/>
-                <w:sz w:val="20"/>
-                <w:szCs w:val="20"/>
-              </w:rPr>
-              <w:t xml:space="preserve">Validation tests for URS-PWR-05</w:t>
+            <w:shd w:fill="F7F9FC" w:val="clear"/>
+            <w:tcMar>
+              <w:top w:type="dxa" w:w="60"/>
+              <w:left w:type="dxa" w:w="100"/>
+              <w:bottom w:type="dxa" w:w="60"/>
+              <w:right w:type="dxa" w:w="100"/>
+            </w:tcMar>
+          </w:tcPr>
+          <w:p>
+            <w:r>
+              <w:rPr>
+                <w:rFonts w:ascii="Arial" w:cs="Arial" w:eastAsia="Arial" w:hAnsi="Arial"/>
+                <w:sz w:val="20"/>
+                <w:szCs w:val="20"/>
+              </w:rPr>
+              <w:t>Validation tests for URS-PWR-04</w:t>
             </w:r>
           </w:p>
         </w:tc>
@@ -7929,22 +7936,21 @@
               <w:bottom w:val="single" w:color="999999" w:sz="1"/>
               <w:right w:val="single" w:color="999999" w:sz="1"/>
             </w:tcBorders>
-            <w:shd w:fill="F7F9FC" w:val="clear"/>
-            <w:tcMar>
-              <w:top w:type="dxa" w:w="60"/>
-              <w:left w:type="dxa" w:w="100"/>
-              <w:bottom w:type="dxa" w:w="60"/>
-              <w:right w:type="dxa" w:w="100"/>
-            </w:tcMar>
-          </w:tcPr>
-          <w:p>
-            <w:r>
-              <w:rPr>
-                <w:rFonts w:ascii="Arial" w:cs="Arial" w:eastAsia="Arial" w:hAnsi="Arial"/>
-                <w:sz w:val="20"/>
-                <w:szCs w:val="20"/>
-              </w:rPr>
-              <w:t xml:space="preserve">FM-PWR-06</w:t>
+            <w:tcMar>
+              <w:top w:type="dxa" w:w="60"/>
+              <w:left w:type="dxa" w:w="100"/>
+              <w:bottom w:type="dxa" w:w="60"/>
+              <w:right w:type="dxa" w:w="100"/>
+            </w:tcMar>
+          </w:tcPr>
+          <w:p>
+            <w:r>
+              <w:rPr>
+                <w:rFonts w:ascii="Arial" w:cs="Arial" w:eastAsia="Arial" w:hAnsi="Arial"/>
+                <w:sz w:val="20"/>
+                <w:szCs w:val="20"/>
+              </w:rPr>
+              <w:t xml:space="preserve">FM-PWR-05</w:t>
             </w:r>
           </w:p>
         </w:tc>
@@ -7957,35 +7963,33 @@
               <w:bottom w:val="single" w:color="999999" w:sz="1"/>
               <w:right w:val="single" w:color="999999" w:sz="1"/>
             </w:tcBorders>
-            <w:shd w:fill="F7F9FC" w:val="clear"/>
-            <w:tcMar>
-              <w:top w:type="dxa" w:w="60"/>
-              <w:left w:type="dxa" w:w="100"/>
-              <w:bottom w:type="dxa" w:w="60"/>
-              <w:right w:type="dxa" w:w="100"/>
-            </w:tcMar>
-          </w:tcPr>
-          <w:p>
-            <w:r>
-              <w:rPr>
-                <w:rFonts w:ascii="Arial" w:cs="Arial" w:eastAsia="Arial" w:hAnsi="Arial"/>
-                <w:sz w:val="20"/>
-                <w:szCs w:val="20"/>
-              </w:rPr>
-              <w:t xml:space="preserve">URS-PWR-06 not met</w:t>
-            </w:r>
-          </w:p>
-        </w:tc>
-        <w:tc>
-          <w:tcPr>
-            <w:tcW w:type="dxa" w:w="800"/>
-            <w:tcBorders>
-              <w:top w:val="single" w:color="999999" w:sz="1"/>
-              <w:left w:val="single" w:color="999999" w:sz="1"/>
-              <w:bottom w:val="single" w:color="999999" w:sz="1"/>
-              <w:right w:val="single" w:color="999999" w:sz="1"/>
-            </w:tcBorders>
-            <w:shd w:fill="F7F9FC" w:val="clear"/>
+            <w:tcMar>
+              <w:top w:type="dxa" w:w="60"/>
+              <w:left w:type="dxa" w:w="100"/>
+              <w:bottom w:type="dxa" w:w="60"/>
+              <w:right w:type="dxa" w:w="100"/>
+            </w:tcMar>
+          </w:tcPr>
+          <w:p>
+            <w:r>
+              <w:rPr>
+                <w:rFonts w:ascii="Arial" w:cs="Arial" w:eastAsia="Arial" w:hAnsi="Arial"/>
+                <w:sz w:val="20"/>
+                <w:szCs w:val="20"/>
+              </w:rPr>
+              <w:t xml:space="preserve">URS-PWR-05 not met</w:t>
+            </w:r>
+          </w:p>
+        </w:tc>
+        <w:tc>
+          <w:tcPr>
+            <w:tcW w:type="dxa" w:w="800"/>
+            <w:tcBorders>
+              <w:top w:val="single" w:color="999999" w:sz="1"/>
+              <w:left w:val="single" w:color="999999" w:sz="1"/>
+              <w:bottom w:val="single" w:color="999999" w:sz="1"/>
+              <w:right w:val="single" w:color="999999" w:sz="1"/>
+            </w:tcBorders>
             <w:tcMar>
               <w:top w:type="dxa" w:w="60"/>
               <w:left w:type="dxa" w:w="100"/>
@@ -8013,7 +8017,6 @@
               <w:bottom w:val="single" w:color="999999" w:sz="1"/>
               <w:right w:val="single" w:color="999999" w:sz="1"/>
             </w:tcBorders>
-            <w:shd w:fill="F7F9FC" w:val="clear"/>
             <w:tcMar>
               <w:top w:type="dxa" w:w="60"/>
               <w:left w:type="dxa" w:w="100"/>
@@ -8041,7 +8044,6 @@
               <w:bottom w:val="single" w:color="999999" w:sz="1"/>
               <w:right w:val="single" w:color="999999" w:sz="1"/>
             </w:tcBorders>
-            <w:shd w:fill="F7F9FC" w:val="clear"/>
             <w:tcMar>
               <w:top w:type="dxa" w:w="60"/>
               <w:left w:type="dxa" w:w="100"/>
@@ -8069,7 +8071,6 @@
               <w:bottom w:val="single" w:color="999999" w:sz="1"/>
               <w:right w:val="single" w:color="999999" w:sz="1"/>
             </w:tcBorders>
-            <w:shd w:fill="F7F9FC" w:val="clear"/>
             <w:tcMar>
               <w:top w:type="dxa" w:w="60"/>
               <w:left w:type="dxa" w:w="100"/>
@@ -8097,22 +8098,21 @@
               <w:bottom w:val="single" w:color="999999" w:sz="1"/>
               <w:right w:val="single" w:color="999999" w:sz="1"/>
             </w:tcBorders>
-            <w:shd w:fill="F7F9FC" w:val="clear"/>
-            <w:tcMar>
-              <w:top w:type="dxa" w:w="60"/>
-              <w:left w:type="dxa" w:w="100"/>
-              <w:bottom w:type="dxa" w:w="60"/>
-              <w:right w:type="dxa" w:w="100"/>
-            </w:tcMar>
-          </w:tcPr>
-          <w:p>
-            <w:r>
-              <w:rPr>
-                <w:rFonts w:ascii="Arial" w:cs="Arial" w:eastAsia="Arial" w:hAnsi="Arial"/>
-                <w:sz w:val="20"/>
-                <w:szCs w:val="20"/>
-              </w:rPr>
-              <w:t xml:space="preserve">Validation tests for URS-PWR-06</w:t>
+            <w:tcMar>
+              <w:top w:type="dxa" w:w="60"/>
+              <w:left w:type="dxa" w:w="100"/>
+              <w:bottom w:type="dxa" w:w="60"/>
+              <w:right w:type="dxa" w:w="100"/>
+            </w:tcMar>
+          </w:tcPr>
+          <w:p>
+            <w:r>
+              <w:rPr>
+                <w:rFonts w:ascii="Arial" w:cs="Arial" w:eastAsia="Arial" w:hAnsi="Arial"/>
+                <w:sz w:val="20"/>
+                <w:szCs w:val="20"/>
+              </w:rPr>
+              <w:t>Validation tests for URS-PWR-05</w:t>
             </w:r>
           </w:p>
         </w:tc>
@@ -8127,21 +8127,22 @@
               <w:bottom w:val="single" w:color="999999" w:sz="1"/>
               <w:right w:val="single" w:color="999999" w:sz="1"/>
             </w:tcBorders>
-            <w:tcMar>
-              <w:top w:type="dxa" w:w="60"/>
-              <w:left w:type="dxa" w:w="100"/>
-              <w:bottom w:type="dxa" w:w="60"/>
-              <w:right w:type="dxa" w:w="100"/>
-            </w:tcMar>
-          </w:tcPr>
-          <w:p>
-            <w:r>
-              <w:rPr>
-                <w:rFonts w:ascii="Arial" w:cs="Arial" w:eastAsia="Arial" w:hAnsi="Arial"/>
-                <w:sz w:val="20"/>
-                <w:szCs w:val="20"/>
-              </w:rPr>
-              <w:t xml:space="preserve">FM-EXP-01</w:t>
+            <w:shd w:fill="F7F9FC" w:val="clear"/>
+            <w:tcMar>
+              <w:top w:type="dxa" w:w="60"/>
+              <w:left w:type="dxa" w:w="100"/>
+              <w:bottom w:type="dxa" w:w="60"/>
+              <w:right w:type="dxa" w:w="100"/>
+            </w:tcMar>
+          </w:tcPr>
+          <w:p>
+            <w:r>
+              <w:rPr>
+                <w:rFonts w:ascii="Arial" w:cs="Arial" w:eastAsia="Arial" w:hAnsi="Arial"/>
+                <w:sz w:val="20"/>
+                <w:szCs w:val="20"/>
+              </w:rPr>
+              <w:t xml:space="preserve">FM-PWR-06</w:t>
             </w:r>
           </w:p>
         </w:tc>
@@ -8154,60 +8155,63 @@
               <w:bottom w:val="single" w:color="999999" w:sz="1"/>
               <w:right w:val="single" w:color="999999" w:sz="1"/>
             </w:tcBorders>
-            <w:tcMar>
-              <w:top w:type="dxa" w:w="60"/>
-              <w:left w:type="dxa" w:w="100"/>
-              <w:bottom w:type="dxa" w:w="60"/>
-              <w:right w:type="dxa" w:w="100"/>
-            </w:tcMar>
-          </w:tcPr>
-          <w:p>
-            <w:r>
-              <w:rPr>
-                <w:rFonts w:ascii="Arial" w:cs="Arial" w:eastAsia="Arial" w:hAnsi="Arial"/>
-                <w:sz w:val="20"/>
-                <w:szCs w:val="20"/>
-              </w:rPr>
-              <w:t xml:space="preserve">URS-EXP-01 not met</w:t>
-            </w:r>
-          </w:p>
-        </w:tc>
-        <w:tc>
-          <w:tcPr>
-            <w:tcW w:type="dxa" w:w="800"/>
-            <w:tcBorders>
-              <w:top w:val="single" w:color="999999" w:sz="1"/>
-              <w:left w:val="single" w:color="999999" w:sz="1"/>
-              <w:bottom w:val="single" w:color="999999" w:sz="1"/>
-              <w:right w:val="single" w:color="999999" w:sz="1"/>
-            </w:tcBorders>
-            <w:tcMar>
-              <w:top w:type="dxa" w:w="60"/>
-              <w:left w:type="dxa" w:w="100"/>
-              <w:bottom w:type="dxa" w:w="60"/>
-              <w:right w:type="dxa" w:w="100"/>
-            </w:tcMar>
-          </w:tcPr>
-          <w:p>
-            <w:r>
-              <w:rPr>
-                <w:rFonts w:ascii="Arial" w:cs="Arial" w:eastAsia="Arial" w:hAnsi="Arial"/>
-                <w:sz w:val="20"/>
-                <w:szCs w:val="20"/>
-              </w:rPr>
-              <w:t xml:space="preserve">7</w:t>
-            </w:r>
-          </w:p>
-        </w:tc>
-        <w:tc>
-          <w:tcPr>
-            <w:tcW w:type="dxa" w:w="800"/>
-            <w:tcBorders>
-              <w:top w:val="single" w:color="999999" w:sz="1"/>
-              <w:left w:val="single" w:color="999999" w:sz="1"/>
-              <w:bottom w:val="single" w:color="999999" w:sz="1"/>
-              <w:right w:val="single" w:color="999999" w:sz="1"/>
-            </w:tcBorders>
+            <w:shd w:fill="F7F9FC" w:val="clear"/>
+            <w:tcMar>
+              <w:top w:type="dxa" w:w="60"/>
+              <w:left w:type="dxa" w:w="100"/>
+              <w:bottom w:type="dxa" w:w="60"/>
+              <w:right w:type="dxa" w:w="100"/>
+            </w:tcMar>
+          </w:tcPr>
+          <w:p>
+            <w:r>
+              <w:rPr>
+                <w:rFonts w:ascii="Arial" w:cs="Arial" w:eastAsia="Arial" w:hAnsi="Arial"/>
+                <w:sz w:val="20"/>
+                <w:szCs w:val="20"/>
+              </w:rPr>
+              <w:t xml:space="preserve">URS-PWR-06 not met</w:t>
+            </w:r>
+          </w:p>
+        </w:tc>
+        <w:tc>
+          <w:tcPr>
+            <w:tcW w:type="dxa" w:w="800"/>
+            <w:tcBorders>
+              <w:top w:val="single" w:color="999999" w:sz="1"/>
+              <w:left w:val="single" w:color="999999" w:sz="1"/>
+              <w:bottom w:val="single" w:color="999999" w:sz="1"/>
+              <w:right w:val="single" w:color="999999" w:sz="1"/>
+            </w:tcBorders>
+            <w:shd w:fill="F7F9FC" w:val="clear"/>
+            <w:tcMar>
+              <w:top w:type="dxa" w:w="60"/>
+              <w:left w:type="dxa" w:w="100"/>
+              <w:bottom w:type="dxa" w:w="60"/>
+              <w:right w:type="dxa" w:w="100"/>
+            </w:tcMar>
+          </w:tcPr>
+          <w:p>
+            <w:r>
+              <w:rPr>
+                <w:rFonts w:ascii="Arial" w:cs="Arial" w:eastAsia="Arial" w:hAnsi="Arial"/>
+                <w:sz w:val="20"/>
+                <w:szCs w:val="20"/>
+              </w:rPr>
+              <w:t xml:space="preserve">4</w:t>
+            </w:r>
+          </w:p>
+        </w:tc>
+        <w:tc>
+          <w:tcPr>
+            <w:tcW w:type="dxa" w:w="800"/>
+            <w:tcBorders>
+              <w:top w:val="single" w:color="999999" w:sz="1"/>
+              <w:left w:val="single" w:color="999999" w:sz="1"/>
+              <w:bottom w:val="single" w:color="999999" w:sz="1"/>
+              <w:right w:val="single" w:color="999999" w:sz="1"/>
+            </w:tcBorders>
+            <w:shd w:fill="F7F9FC" w:val="clear"/>
             <w:tcMar>
               <w:top w:type="dxa" w:w="60"/>
               <w:left w:type="dxa" w:w="100"/>
@@ -8235,6 +8239,7 @@
               <w:bottom w:val="single" w:color="999999" w:sz="1"/>
               <w:right w:val="single" w:color="999999" w:sz="1"/>
             </w:tcBorders>
+            <w:shd w:fill="F7F9FC" w:val="clear"/>
             <w:tcMar>
               <w:top w:type="dxa" w:w="60"/>
               <w:left w:type="dxa" w:w="100"/>
@@ -8262,21 +8267,22 @@
               <w:bottom w:val="single" w:color="999999" w:sz="1"/>
               <w:right w:val="single" w:color="999999" w:sz="1"/>
             </w:tcBorders>
-            <w:tcMar>
-              <w:top w:type="dxa" w:w="60"/>
-              <w:left w:type="dxa" w:w="100"/>
-              <w:bottom w:type="dxa" w:w="60"/>
-              <w:right w:type="dxa" w:w="100"/>
-            </w:tcMar>
-          </w:tcPr>
-          <w:p>
-            <w:r>
-              <w:rPr>
-                <w:rFonts w:ascii="Arial" w:cs="Arial" w:eastAsia="Arial" w:hAnsi="Arial"/>
-                <w:sz w:val="20"/>
-                <w:szCs w:val="20"/>
-              </w:rPr>
-              <w:t xml:space="preserve">28</w:t>
+            <w:shd w:fill="F7F9FC" w:val="clear"/>
+            <w:tcMar>
+              <w:top w:type="dxa" w:w="60"/>
+              <w:left w:type="dxa" w:w="100"/>
+              <w:bottom w:type="dxa" w:w="60"/>
+              <w:right w:type="dxa" w:w="100"/>
+            </w:tcMar>
+          </w:tcPr>
+          <w:p>
+            <w:r>
+              <w:rPr>
+                <w:rFonts w:ascii="Arial" w:cs="Arial" w:eastAsia="Arial" w:hAnsi="Arial"/>
+                <w:sz w:val="20"/>
+                <w:szCs w:val="20"/>
+              </w:rPr>
+              <w:t xml:space="preserve">16</w:t>
             </w:r>
           </w:p>
         </w:tc>
@@ -8289,21 +8295,22 @@
               <w:bottom w:val="single" w:color="999999" w:sz="1"/>
               <w:right w:val="single" w:color="999999" w:sz="1"/>
             </w:tcBorders>
-            <w:tcMar>
-              <w:top w:type="dxa" w:w="60"/>
-              <w:left w:type="dxa" w:w="100"/>
-              <w:bottom w:type="dxa" w:w="60"/>
-              <w:right w:type="dxa" w:w="100"/>
-            </w:tcMar>
-          </w:tcPr>
-          <w:p>
-            <w:r>
-              <w:rPr>
-                <w:rFonts w:ascii="Arial" w:cs="Arial" w:eastAsia="Arial" w:hAnsi="Arial"/>
-                <w:sz w:val="20"/>
-                <w:szCs w:val="20"/>
-              </w:rPr>
-              <w:t xml:space="preserve">Validation tests for URS-EXP-01</w:t>
+            <w:shd w:fill="F7F9FC" w:val="clear"/>
+            <w:tcMar>
+              <w:top w:type="dxa" w:w="60"/>
+              <w:left w:type="dxa" w:w="100"/>
+              <w:bottom w:type="dxa" w:w="60"/>
+              <w:right w:type="dxa" w:w="100"/>
+            </w:tcMar>
+          </w:tcPr>
+          <w:p>
+            <w:r>
+              <w:rPr>
+                <w:rFonts w:ascii="Arial" w:cs="Arial" w:eastAsia="Arial" w:hAnsi="Arial"/>
+                <w:sz w:val="20"/>
+                <w:szCs w:val="20"/>
+              </w:rPr>
+              <w:t>Validation tests for URS-PWR-06</w:t>
             </w:r>
           </w:p>
         </w:tc>
@@ -8318,22 +8325,21 @@
               <w:bottom w:val="single" w:color="999999" w:sz="1"/>
               <w:right w:val="single" w:color="999999" w:sz="1"/>
             </w:tcBorders>
-            <w:shd w:fill="F7F9FC" w:val="clear"/>
-            <w:tcMar>
-              <w:top w:type="dxa" w:w="60"/>
-              <w:left w:type="dxa" w:w="100"/>
-              <w:bottom w:type="dxa" w:w="60"/>
-              <w:right w:type="dxa" w:w="100"/>
-            </w:tcMar>
-          </w:tcPr>
-          <w:p>
-            <w:r>
-              <w:rPr>
-                <w:rFonts w:ascii="Arial" w:cs="Arial" w:eastAsia="Arial" w:hAnsi="Arial"/>
-                <w:sz w:val="20"/>
-                <w:szCs w:val="20"/>
-              </w:rPr>
-              <w:t xml:space="preserve">FM-EXP-02</w:t>
+            <w:tcMar>
+              <w:top w:type="dxa" w:w="60"/>
+              <w:left w:type="dxa" w:w="100"/>
+              <w:bottom w:type="dxa" w:w="60"/>
+              <w:right w:type="dxa" w:w="100"/>
+            </w:tcMar>
+          </w:tcPr>
+          <w:p>
+            <w:r>
+              <w:rPr>
+                <w:rFonts w:ascii="Arial" w:cs="Arial" w:eastAsia="Arial" w:hAnsi="Arial"/>
+                <w:sz w:val="20"/>
+                <w:szCs w:val="20"/>
+              </w:rPr>
+              <w:t xml:space="preserve">FM-EXP-01</w:t>
             </w:r>
           </w:p>
         </w:tc>
@@ -8346,35 +8352,33 @@
               <w:bottom w:val="single" w:color="999999" w:sz="1"/>
               <w:right w:val="single" w:color="999999" w:sz="1"/>
             </w:tcBorders>
-            <w:shd w:fill="F7F9FC" w:val="clear"/>
-            <w:tcMar>
-              <w:top w:type="dxa" w:w="60"/>
-              <w:left w:type="dxa" w:w="100"/>
-              <w:bottom w:type="dxa" w:w="60"/>
-              <w:right w:type="dxa" w:w="100"/>
-            </w:tcMar>
-          </w:tcPr>
-          <w:p>
-            <w:r>
-              <w:rPr>
-                <w:rFonts w:ascii="Arial" w:cs="Arial" w:eastAsia="Arial" w:hAnsi="Arial"/>
-                <w:sz w:val="20"/>
-                <w:szCs w:val="20"/>
-              </w:rPr>
-              <w:t xml:space="preserve">URS-EXP-02 not met</w:t>
-            </w:r>
-          </w:p>
-        </w:tc>
-        <w:tc>
-          <w:tcPr>
-            <w:tcW w:type="dxa" w:w="800"/>
-            <w:tcBorders>
-              <w:top w:val="single" w:color="999999" w:sz="1"/>
-              <w:left w:val="single" w:color="999999" w:sz="1"/>
-              <w:bottom w:val="single" w:color="999999" w:sz="1"/>
-              <w:right w:val="single" w:color="999999" w:sz="1"/>
-            </w:tcBorders>
-            <w:shd w:fill="F7F9FC" w:val="clear"/>
+            <w:tcMar>
+              <w:top w:type="dxa" w:w="60"/>
+              <w:left w:type="dxa" w:w="100"/>
+              <w:bottom w:type="dxa" w:w="60"/>
+              <w:right w:type="dxa" w:w="100"/>
+            </w:tcMar>
+          </w:tcPr>
+          <w:p>
+            <w:r>
+              <w:rPr>
+                <w:rFonts w:ascii="Arial" w:cs="Arial" w:eastAsia="Arial" w:hAnsi="Arial"/>
+                <w:sz w:val="20"/>
+                <w:szCs w:val="20"/>
+              </w:rPr>
+              <w:t xml:space="preserve">URS-EXP-01 not met</w:t>
+            </w:r>
+          </w:p>
+        </w:tc>
+        <w:tc>
+          <w:tcPr>
+            <w:tcW w:type="dxa" w:w="800"/>
+            <w:tcBorders>
+              <w:top w:val="single" w:color="999999" w:sz="1"/>
+              <w:left w:val="single" w:color="999999" w:sz="1"/>
+              <w:bottom w:val="single" w:color="999999" w:sz="1"/>
+              <w:right w:val="single" w:color="999999" w:sz="1"/>
+            </w:tcBorders>
             <w:tcMar>
               <w:top w:type="dxa" w:w="60"/>
               <w:left w:type="dxa" w:w="100"/>
@@ -8402,7 +8406,6 @@
               <w:bottom w:val="single" w:color="999999" w:sz="1"/>
               <w:right w:val="single" w:color="999999" w:sz="1"/>
             </w:tcBorders>
-            <w:shd w:fill="F7F9FC" w:val="clear"/>
             <w:tcMar>
               <w:top w:type="dxa" w:w="60"/>
               <w:left w:type="dxa" w:w="100"/>
@@ -8430,7 +8433,6 @@
               <w:bottom w:val="single" w:color="999999" w:sz="1"/>
               <w:right w:val="single" w:color="999999" w:sz="1"/>
             </w:tcBorders>
-            <w:shd w:fill="F7F9FC" w:val="clear"/>
             <w:tcMar>
               <w:top w:type="dxa" w:w="60"/>
               <w:left w:type="dxa" w:w="100"/>
@@ -8458,7 +8460,6 @@
               <w:bottom w:val="single" w:color="999999" w:sz="1"/>
               <w:right w:val="single" w:color="999999" w:sz="1"/>
             </w:tcBorders>
-            <w:shd w:fill="F7F9FC" w:val="clear"/>
             <w:tcMar>
               <w:top w:type="dxa" w:w="60"/>
               <w:left w:type="dxa" w:w="100"/>
@@ -8486,22 +8487,21 @@
               <w:bottom w:val="single" w:color="999999" w:sz="1"/>
               <w:right w:val="single" w:color="999999" w:sz="1"/>
             </w:tcBorders>
-            <w:shd w:fill="F7F9FC" w:val="clear"/>
-            <w:tcMar>
-              <w:top w:type="dxa" w:w="60"/>
-              <w:left w:type="dxa" w:w="100"/>
-              <w:bottom w:type="dxa" w:w="60"/>
-              <w:right w:type="dxa" w:w="100"/>
-            </w:tcMar>
-          </w:tcPr>
-          <w:p>
-            <w:r>
-              <w:rPr>
-                <w:rFonts w:ascii="Arial" w:cs="Arial" w:eastAsia="Arial" w:hAnsi="Arial"/>
-                <w:sz w:val="20"/>
-                <w:szCs w:val="20"/>
-              </w:rPr>
-              <w:t xml:space="preserve">Validation tests for URS-EXP-02</w:t>
+            <w:tcMar>
+              <w:top w:type="dxa" w:w="60"/>
+              <w:left w:type="dxa" w:w="100"/>
+              <w:bottom w:type="dxa" w:w="60"/>
+              <w:right w:type="dxa" w:w="100"/>
+            </w:tcMar>
+          </w:tcPr>
+          <w:p>
+            <w:r>
+              <w:rPr>
+                <w:rFonts w:ascii="Arial" w:cs="Arial" w:eastAsia="Arial" w:hAnsi="Arial"/>
+                <w:sz w:val="20"/>
+                <w:szCs w:val="20"/>
+              </w:rPr>
+              <w:t>Validation tests for URS-EXP-01</w:t>
             </w:r>
           </w:p>
         </w:tc>
@@ -8516,21 +8516,22 @@
               <w:bottom w:val="single" w:color="999999" w:sz="1"/>
               <w:right w:val="single" w:color="999999" w:sz="1"/>
             </w:tcBorders>
-            <w:tcMar>
-              <w:top w:type="dxa" w:w="60"/>
-              <w:left w:type="dxa" w:w="100"/>
-              <w:bottom w:type="dxa" w:w="60"/>
-              <w:right w:type="dxa" w:w="100"/>
-            </w:tcMar>
-          </w:tcPr>
-          <w:p>
-            <w:r>
-              <w:rPr>
-                <w:rFonts w:ascii="Arial" w:cs="Arial" w:eastAsia="Arial" w:hAnsi="Arial"/>
-                <w:sz w:val="20"/>
-                <w:szCs w:val="20"/>
-              </w:rPr>
-              <w:t xml:space="preserve">FM-EXP-03</w:t>
+            <w:shd w:fill="F7F9FC" w:val="clear"/>
+            <w:tcMar>
+              <w:top w:type="dxa" w:w="60"/>
+              <w:left w:type="dxa" w:w="100"/>
+              <w:bottom w:type="dxa" w:w="60"/>
+              <w:right w:type="dxa" w:w="100"/>
+            </w:tcMar>
+          </w:tcPr>
+          <w:p>
+            <w:r>
+              <w:rPr>
+                <w:rFonts w:ascii="Arial" w:cs="Arial" w:eastAsia="Arial" w:hAnsi="Arial"/>
+                <w:sz w:val="20"/>
+                <w:szCs w:val="20"/>
+              </w:rPr>
+              <w:t xml:space="preserve">FM-EXP-02</w:t>
             </w:r>
           </w:p>
         </w:tc>
@@ -8543,60 +8544,63 @@
               <w:bottom w:val="single" w:color="999999" w:sz="1"/>
               <w:right w:val="single" w:color="999999" w:sz="1"/>
             </w:tcBorders>
-            <w:tcMar>
-              <w:top w:type="dxa" w:w="60"/>
-              <w:left w:type="dxa" w:w="100"/>
-              <w:bottom w:type="dxa" w:w="60"/>
-              <w:right w:type="dxa" w:w="100"/>
-            </w:tcMar>
-          </w:tcPr>
-          <w:p>
-            <w:r>
-              <w:rPr>
-                <w:rFonts w:ascii="Arial" w:cs="Arial" w:eastAsia="Arial" w:hAnsi="Arial"/>
-                <w:sz w:val="20"/>
-                <w:szCs w:val="20"/>
-              </w:rPr>
-              <w:t xml:space="preserve">URS-EXP-03 not met</w:t>
-            </w:r>
-          </w:p>
-        </w:tc>
-        <w:tc>
-          <w:tcPr>
-            <w:tcW w:type="dxa" w:w="800"/>
-            <w:tcBorders>
-              <w:top w:val="single" w:color="999999" w:sz="1"/>
-              <w:left w:val="single" w:color="999999" w:sz="1"/>
-              <w:bottom w:val="single" w:color="999999" w:sz="1"/>
-              <w:right w:val="single" w:color="999999" w:sz="1"/>
-            </w:tcBorders>
-            <w:tcMar>
-              <w:top w:type="dxa" w:w="60"/>
-              <w:left w:type="dxa" w:w="100"/>
-              <w:bottom w:type="dxa" w:w="60"/>
-              <w:right w:type="dxa" w:w="100"/>
-            </w:tcMar>
-          </w:tcPr>
-          <w:p>
-            <w:r>
-              <w:rPr>
-                <w:rFonts w:ascii="Arial" w:cs="Arial" w:eastAsia="Arial" w:hAnsi="Arial"/>
-                <w:sz w:val="20"/>
-                <w:szCs w:val="20"/>
-              </w:rPr>
-              <w:t xml:space="preserve">4</w:t>
-            </w:r>
-          </w:p>
-        </w:tc>
-        <w:tc>
-          <w:tcPr>
-            <w:tcW w:type="dxa" w:w="800"/>
-            <w:tcBorders>
-              <w:top w:val="single" w:color="999999" w:sz="1"/>
-              <w:left w:val="single" w:color="999999" w:sz="1"/>
-              <w:bottom w:val="single" w:color="999999" w:sz="1"/>
-              <w:right w:val="single" w:color="999999" w:sz="1"/>
-            </w:tcBorders>
+            <w:shd w:fill="F7F9FC" w:val="clear"/>
+            <w:tcMar>
+              <w:top w:type="dxa" w:w="60"/>
+              <w:left w:type="dxa" w:w="100"/>
+              <w:bottom w:type="dxa" w:w="60"/>
+              <w:right w:type="dxa" w:w="100"/>
+            </w:tcMar>
+          </w:tcPr>
+          <w:p>
+            <w:r>
+              <w:rPr>
+                <w:rFonts w:ascii="Arial" w:cs="Arial" w:eastAsia="Arial" w:hAnsi="Arial"/>
+                <w:sz w:val="20"/>
+                <w:szCs w:val="20"/>
+              </w:rPr>
+              <w:t xml:space="preserve">URS-EXP-02 not met</w:t>
+            </w:r>
+          </w:p>
+        </w:tc>
+        <w:tc>
+          <w:tcPr>
+            <w:tcW w:type="dxa" w:w="800"/>
+            <w:tcBorders>
+              <w:top w:val="single" w:color="999999" w:sz="1"/>
+              <w:left w:val="single" w:color="999999" w:sz="1"/>
+              <w:bottom w:val="single" w:color="999999" w:sz="1"/>
+              <w:right w:val="single" w:color="999999" w:sz="1"/>
+            </w:tcBorders>
+            <w:shd w:fill="F7F9FC" w:val="clear"/>
+            <w:tcMar>
+              <w:top w:type="dxa" w:w="60"/>
+              <w:left w:type="dxa" w:w="100"/>
+              <w:bottom w:type="dxa" w:w="60"/>
+              <w:right w:type="dxa" w:w="100"/>
+            </w:tcMar>
+          </w:tcPr>
+          <w:p>
+            <w:r>
+              <w:rPr>
+                <w:rFonts w:ascii="Arial" w:cs="Arial" w:eastAsia="Arial" w:hAnsi="Arial"/>
+                <w:sz w:val="20"/>
+                <w:szCs w:val="20"/>
+              </w:rPr>
+              <w:t xml:space="preserve">7</w:t>
+            </w:r>
+          </w:p>
+        </w:tc>
+        <w:tc>
+          <w:tcPr>
+            <w:tcW w:type="dxa" w:w="800"/>
+            <w:tcBorders>
+              <w:top w:val="single" w:color="999999" w:sz="1"/>
+              <w:left w:val="single" w:color="999999" w:sz="1"/>
+              <w:bottom w:val="single" w:color="999999" w:sz="1"/>
+              <w:right w:val="single" w:color="999999" w:sz="1"/>
+            </w:tcBorders>
+            <w:shd w:fill="F7F9FC" w:val="clear"/>
             <w:tcMar>
               <w:top w:type="dxa" w:w="60"/>
               <w:left w:type="dxa" w:w="100"/>
@@ -8624,6 +8628,7 @@
               <w:bottom w:val="single" w:color="999999" w:sz="1"/>
               <w:right w:val="single" w:color="999999" w:sz="1"/>
             </w:tcBorders>
+            <w:shd w:fill="F7F9FC" w:val="clear"/>
             <w:tcMar>
               <w:top w:type="dxa" w:w="60"/>
               <w:left w:type="dxa" w:w="100"/>
@@ -8651,21 +8656,22 @@
               <w:bottom w:val="single" w:color="999999" w:sz="1"/>
               <w:right w:val="single" w:color="999999" w:sz="1"/>
             </w:tcBorders>
-            <w:tcMar>
-              <w:top w:type="dxa" w:w="60"/>
-              <w:left w:type="dxa" w:w="100"/>
-              <w:bottom w:type="dxa" w:w="60"/>
-              <w:right w:type="dxa" w:w="100"/>
-            </w:tcMar>
-          </w:tcPr>
-          <w:p>
-            <w:r>
-              <w:rPr>
-                <w:rFonts w:ascii="Arial" w:cs="Arial" w:eastAsia="Arial" w:hAnsi="Arial"/>
-                <w:sz w:val="20"/>
-                <w:szCs w:val="20"/>
-              </w:rPr>
-              <w:t xml:space="preserve">16</w:t>
+            <w:shd w:fill="F7F9FC" w:val="clear"/>
+            <w:tcMar>
+              <w:top w:type="dxa" w:w="60"/>
+              <w:left w:type="dxa" w:w="100"/>
+              <w:bottom w:type="dxa" w:w="60"/>
+              <w:right w:type="dxa" w:w="100"/>
+            </w:tcMar>
+          </w:tcPr>
+          <w:p>
+            <w:r>
+              <w:rPr>
+                <w:rFonts w:ascii="Arial" w:cs="Arial" w:eastAsia="Arial" w:hAnsi="Arial"/>
+                <w:sz w:val="20"/>
+                <w:szCs w:val="20"/>
+              </w:rPr>
+              <w:t xml:space="preserve">28</w:t>
             </w:r>
           </w:p>
         </w:tc>
@@ -8678,21 +8684,22 @@
               <w:bottom w:val="single" w:color="999999" w:sz="1"/>
               <w:right w:val="single" w:color="999999" w:sz="1"/>
             </w:tcBorders>
-            <w:tcMar>
-              <w:top w:type="dxa" w:w="60"/>
-              <w:left w:type="dxa" w:w="100"/>
-              <w:bottom w:type="dxa" w:w="60"/>
-              <w:right w:type="dxa" w:w="100"/>
-            </w:tcMar>
-          </w:tcPr>
-          <w:p>
-            <w:r>
-              <w:rPr>
-                <w:rFonts w:ascii="Arial" w:cs="Arial" w:eastAsia="Arial" w:hAnsi="Arial"/>
-                <w:sz w:val="20"/>
-                <w:szCs w:val="20"/>
-              </w:rPr>
-              <w:t xml:space="preserve">Validation tests for URS-EXP-03</w:t>
+            <w:shd w:fill="F7F9FC" w:val="clear"/>
+            <w:tcMar>
+              <w:top w:type="dxa" w:w="60"/>
+              <w:left w:type="dxa" w:w="100"/>
+              <w:bottom w:type="dxa" w:w="60"/>
+              <w:right w:type="dxa" w:w="100"/>
+            </w:tcMar>
+          </w:tcPr>
+          <w:p>
+            <w:r>
+              <w:rPr>
+                <w:rFonts w:ascii="Arial" w:cs="Arial" w:eastAsia="Arial" w:hAnsi="Arial"/>
+                <w:sz w:val="20"/>
+                <w:szCs w:val="20"/>
+              </w:rPr>
+              <w:t>Validation tests for URS-EXP-02</w:t>
             </w:r>
           </w:p>
         </w:tc>
@@ -8707,22 +8714,21 @@
               <w:bottom w:val="single" w:color="999999" w:sz="1"/>
               <w:right w:val="single" w:color="999999" w:sz="1"/>
             </w:tcBorders>
-            <w:shd w:fill="F7F9FC" w:val="clear"/>
-            <w:tcMar>
-              <w:top w:type="dxa" w:w="60"/>
-              <w:left w:type="dxa" w:w="100"/>
-              <w:bottom w:type="dxa" w:w="60"/>
-              <w:right w:type="dxa" w:w="100"/>
-            </w:tcMar>
-          </w:tcPr>
-          <w:p>
-            <w:r>
-              <w:rPr>
-                <w:rFonts w:ascii="Arial" w:cs="Arial" w:eastAsia="Arial" w:hAnsi="Arial"/>
-                <w:sz w:val="20"/>
-                <w:szCs w:val="20"/>
-              </w:rPr>
-              <w:t xml:space="preserve">FM-EXP-04</w:t>
+            <w:tcMar>
+              <w:top w:type="dxa" w:w="60"/>
+              <w:left w:type="dxa" w:w="100"/>
+              <w:bottom w:type="dxa" w:w="60"/>
+              <w:right w:type="dxa" w:w="100"/>
+            </w:tcMar>
+          </w:tcPr>
+          <w:p>
+            <w:r>
+              <w:rPr>
+                <w:rFonts w:ascii="Arial" w:cs="Arial" w:eastAsia="Arial" w:hAnsi="Arial"/>
+                <w:sz w:val="20"/>
+                <w:szCs w:val="20"/>
+              </w:rPr>
+              <w:t xml:space="preserve">FM-EXP-03</w:t>
             </w:r>
           </w:p>
         </w:tc>
@@ -8735,63 +8741,60 @@
               <w:bottom w:val="single" w:color="999999" w:sz="1"/>
               <w:right w:val="single" w:color="999999" w:sz="1"/>
             </w:tcBorders>
-            <w:shd w:fill="F7F9FC" w:val="clear"/>
-            <w:tcMar>
-              <w:top w:type="dxa" w:w="60"/>
-              <w:left w:type="dxa" w:w="100"/>
-              <w:bottom w:type="dxa" w:w="60"/>
-              <w:right w:type="dxa" w:w="100"/>
-            </w:tcMar>
-          </w:tcPr>
-          <w:p>
-            <w:r>
-              <w:rPr>
-                <w:rFonts w:ascii="Arial" w:cs="Arial" w:eastAsia="Arial" w:hAnsi="Arial"/>
-                <w:sz w:val="20"/>
-                <w:szCs w:val="20"/>
-              </w:rPr>
-              <w:t xml:space="preserve">URS-EXP-04 not met</w:t>
-            </w:r>
-          </w:p>
-        </w:tc>
-        <w:tc>
-          <w:tcPr>
-            <w:tcW w:type="dxa" w:w="800"/>
-            <w:tcBorders>
-              <w:top w:val="single" w:color="999999" w:sz="1"/>
-              <w:left w:val="single" w:color="999999" w:sz="1"/>
-              <w:bottom w:val="single" w:color="999999" w:sz="1"/>
-              <w:right w:val="single" w:color="999999" w:sz="1"/>
-            </w:tcBorders>
-            <w:shd w:fill="F7F9FC" w:val="clear"/>
-            <w:tcMar>
-              <w:top w:type="dxa" w:w="60"/>
-              <w:left w:type="dxa" w:w="100"/>
-              <w:bottom w:type="dxa" w:w="60"/>
-              <w:right w:type="dxa" w:w="100"/>
-            </w:tcMar>
-          </w:tcPr>
-          <w:p>
-            <w:r>
-              <w:rPr>
-                <w:rFonts w:ascii="Arial" w:cs="Arial" w:eastAsia="Arial" w:hAnsi="Arial"/>
-                <w:sz w:val="20"/>
-                <w:szCs w:val="20"/>
-              </w:rPr>
-              <w:t xml:space="preserve">7</w:t>
-            </w:r>
-          </w:p>
-        </w:tc>
-        <w:tc>
-          <w:tcPr>
-            <w:tcW w:type="dxa" w:w="800"/>
-            <w:tcBorders>
-              <w:top w:val="single" w:color="999999" w:sz="1"/>
-              <w:left w:val="single" w:color="999999" w:sz="1"/>
-              <w:bottom w:val="single" w:color="999999" w:sz="1"/>
-              <w:right w:val="single" w:color="999999" w:sz="1"/>
-            </w:tcBorders>
-            <w:shd w:fill="F7F9FC" w:val="clear"/>
+            <w:tcMar>
+              <w:top w:type="dxa" w:w="60"/>
+              <w:left w:type="dxa" w:w="100"/>
+              <w:bottom w:type="dxa" w:w="60"/>
+              <w:right w:type="dxa" w:w="100"/>
+            </w:tcMar>
+          </w:tcPr>
+          <w:p>
+            <w:r>
+              <w:rPr>
+                <w:rFonts w:ascii="Arial" w:cs="Arial" w:eastAsia="Arial" w:hAnsi="Arial"/>
+                <w:sz w:val="20"/>
+                <w:szCs w:val="20"/>
+              </w:rPr>
+              <w:t xml:space="preserve">URS-EXP-03 not met</w:t>
+            </w:r>
+          </w:p>
+        </w:tc>
+        <w:tc>
+          <w:tcPr>
+            <w:tcW w:type="dxa" w:w="800"/>
+            <w:tcBorders>
+              <w:top w:val="single" w:color="999999" w:sz="1"/>
+              <w:left w:val="single" w:color="999999" w:sz="1"/>
+              <w:bottom w:val="single" w:color="999999" w:sz="1"/>
+              <w:right w:val="single" w:color="999999" w:sz="1"/>
+            </w:tcBorders>
+            <w:tcMar>
+              <w:top w:type="dxa" w:w="60"/>
+              <w:left w:type="dxa" w:w="100"/>
+              <w:bottom w:type="dxa" w:w="60"/>
+              <w:right w:type="dxa" w:w="100"/>
+            </w:tcMar>
+          </w:tcPr>
+          <w:p>
+            <w:r>
+              <w:rPr>
+                <w:rFonts w:ascii="Arial" w:cs="Arial" w:eastAsia="Arial" w:hAnsi="Arial"/>
+                <w:sz w:val="20"/>
+                <w:szCs w:val="20"/>
+              </w:rPr>
+              <w:t xml:space="preserve">4</w:t>
+            </w:r>
+          </w:p>
+        </w:tc>
+        <w:tc>
+          <w:tcPr>
+            <w:tcW w:type="dxa" w:w="800"/>
+            <w:tcBorders>
+              <w:top w:val="single" w:color="999999" w:sz="1"/>
+              <w:left w:val="single" w:color="999999" w:sz="1"/>
+              <w:bottom w:val="single" w:color="999999" w:sz="1"/>
+              <w:right w:val="single" w:color="999999" w:sz="1"/>
+            </w:tcBorders>
             <w:tcMar>
               <w:top w:type="dxa" w:w="60"/>
               <w:left w:type="dxa" w:w="100"/>
@@ -8819,7 +8822,6 @@
               <w:bottom w:val="single" w:color="999999" w:sz="1"/>
               <w:right w:val="single" w:color="999999" w:sz="1"/>
             </w:tcBorders>
-            <w:shd w:fill="F7F9FC" w:val="clear"/>
             <w:tcMar>
               <w:top w:type="dxa" w:w="60"/>
               <w:left w:type="dxa" w:w="100"/>
@@ -8847,22 +8849,21 @@
               <w:bottom w:val="single" w:color="999999" w:sz="1"/>
               <w:right w:val="single" w:color="999999" w:sz="1"/>
             </w:tcBorders>
-            <w:shd w:fill="F7F9FC" w:val="clear"/>
-            <w:tcMar>
-              <w:top w:type="dxa" w:w="60"/>
-              <w:left w:type="dxa" w:w="100"/>
-              <w:bottom w:type="dxa" w:w="60"/>
-              <w:right w:type="dxa" w:w="100"/>
-            </w:tcMar>
-          </w:tcPr>
-          <w:p>
-            <w:r>
-              <w:rPr>
-                <w:rFonts w:ascii="Arial" w:cs="Arial" w:eastAsia="Arial" w:hAnsi="Arial"/>
-                <w:sz w:val="20"/>
-                <w:szCs w:val="20"/>
-              </w:rPr>
-              <w:t xml:space="preserve">28</w:t>
+            <w:tcMar>
+              <w:top w:type="dxa" w:w="60"/>
+              <w:left w:type="dxa" w:w="100"/>
+              <w:bottom w:type="dxa" w:w="60"/>
+              <w:right w:type="dxa" w:w="100"/>
+            </w:tcMar>
+          </w:tcPr>
+          <w:p>
+            <w:r>
+              <w:rPr>
+                <w:rFonts w:ascii="Arial" w:cs="Arial" w:eastAsia="Arial" w:hAnsi="Arial"/>
+                <w:sz w:val="20"/>
+                <w:szCs w:val="20"/>
+              </w:rPr>
+              <w:t xml:space="preserve">16</w:t>
             </w:r>
           </w:p>
         </w:tc>
@@ -8875,22 +8876,21 @@
               <w:bottom w:val="single" w:color="999999" w:sz="1"/>
               <w:right w:val="single" w:color="999999" w:sz="1"/>
             </w:tcBorders>
-            <w:shd w:fill="F7F9FC" w:val="clear"/>
-            <w:tcMar>
-              <w:top w:type="dxa" w:w="60"/>
-              <w:left w:type="dxa" w:w="100"/>
-              <w:bottom w:type="dxa" w:w="60"/>
-              <w:right w:type="dxa" w:w="100"/>
-            </w:tcMar>
-          </w:tcPr>
-          <w:p>
-            <w:r>
-              <w:rPr>
-                <w:rFonts w:ascii="Arial" w:cs="Arial" w:eastAsia="Arial" w:hAnsi="Arial"/>
-                <w:sz w:val="20"/>
-                <w:szCs w:val="20"/>
-              </w:rPr>
-              <w:t xml:space="preserve">Validation tests for URS-EXP-04</w:t>
+            <w:tcMar>
+              <w:top w:type="dxa" w:w="60"/>
+              <w:left w:type="dxa" w:w="100"/>
+              <w:bottom w:type="dxa" w:w="60"/>
+              <w:right w:type="dxa" w:w="100"/>
+            </w:tcMar>
+          </w:tcPr>
+          <w:p>
+            <w:r>
+              <w:rPr>
+                <w:rFonts w:ascii="Arial" w:cs="Arial" w:eastAsia="Arial" w:hAnsi="Arial"/>
+                <w:sz w:val="20"/>
+                <w:szCs w:val="20"/>
+              </w:rPr>
+              <w:t>Validation tests for URS-EXP-03</w:t>
             </w:r>
           </w:p>
         </w:tc>
@@ -8905,21 +8905,22 @@
               <w:bottom w:val="single" w:color="999999" w:sz="1"/>
               <w:right w:val="single" w:color="999999" w:sz="1"/>
             </w:tcBorders>
-            <w:tcMar>
-              <w:top w:type="dxa" w:w="60"/>
-              <w:left w:type="dxa" w:w="100"/>
-              <w:bottom w:type="dxa" w:w="60"/>
-              <w:right w:type="dxa" w:w="100"/>
-            </w:tcMar>
-          </w:tcPr>
-          <w:p>
-            <w:r>
-              <w:rPr>
-                <w:rFonts w:ascii="Arial" w:cs="Arial" w:eastAsia="Arial" w:hAnsi="Arial"/>
-                <w:sz w:val="20"/>
-                <w:szCs w:val="20"/>
-              </w:rPr>
-              <w:t xml:space="preserve">FM-EXP-05</w:t>
+            <w:shd w:fill="F7F9FC" w:val="clear"/>
+            <w:tcMar>
+              <w:top w:type="dxa" w:w="60"/>
+              <w:left w:type="dxa" w:w="100"/>
+              <w:bottom w:type="dxa" w:w="60"/>
+              <w:right w:type="dxa" w:w="100"/>
+            </w:tcMar>
+          </w:tcPr>
+          <w:p>
+            <w:r>
+              <w:rPr>
+                <w:rFonts w:ascii="Arial" w:cs="Arial" w:eastAsia="Arial" w:hAnsi="Arial"/>
+                <w:sz w:val="20"/>
+                <w:szCs w:val="20"/>
+              </w:rPr>
+              <w:t xml:space="preserve">FM-EXP-04</w:t>
             </w:r>
           </w:p>
         </w:tc>
@@ -8932,60 +8933,63 @@
               <w:bottom w:val="single" w:color="999999" w:sz="1"/>
               <w:right w:val="single" w:color="999999" w:sz="1"/>
             </w:tcBorders>
-            <w:tcMar>
-              <w:top w:type="dxa" w:w="60"/>
-              <w:left w:type="dxa" w:w="100"/>
-              <w:bottom w:type="dxa" w:w="60"/>
-              <w:right w:type="dxa" w:w="100"/>
-            </w:tcMar>
-          </w:tcPr>
-          <w:p>
-            <w:r>
-              <w:rPr>
-                <w:rFonts w:ascii="Arial" w:cs="Arial" w:eastAsia="Arial" w:hAnsi="Arial"/>
-                <w:sz w:val="20"/>
-                <w:szCs w:val="20"/>
-              </w:rPr>
-              <w:t xml:space="preserve">URS-EXP-05 not met</w:t>
-            </w:r>
-          </w:p>
-        </w:tc>
-        <w:tc>
-          <w:tcPr>
-            <w:tcW w:type="dxa" w:w="800"/>
-            <w:tcBorders>
-              <w:top w:val="single" w:color="999999" w:sz="1"/>
-              <w:left w:val="single" w:color="999999" w:sz="1"/>
-              <w:bottom w:val="single" w:color="999999" w:sz="1"/>
-              <w:right w:val="single" w:color="999999" w:sz="1"/>
-            </w:tcBorders>
-            <w:tcMar>
-              <w:top w:type="dxa" w:w="60"/>
-              <w:left w:type="dxa" w:w="100"/>
-              <w:bottom w:type="dxa" w:w="60"/>
-              <w:right w:type="dxa" w:w="100"/>
-            </w:tcMar>
-          </w:tcPr>
-          <w:p>
-            <w:r>
-              <w:rPr>
-                <w:rFonts w:ascii="Arial" w:cs="Arial" w:eastAsia="Arial" w:hAnsi="Arial"/>
-                <w:sz w:val="20"/>
-                <w:szCs w:val="20"/>
-              </w:rPr>
-              <w:t xml:space="preserve">4</w:t>
-            </w:r>
-          </w:p>
-        </w:tc>
-        <w:tc>
-          <w:tcPr>
-            <w:tcW w:type="dxa" w:w="800"/>
-            <w:tcBorders>
-              <w:top w:val="single" w:color="999999" w:sz="1"/>
-              <w:left w:val="single" w:color="999999" w:sz="1"/>
-              <w:bottom w:val="single" w:color="999999" w:sz="1"/>
-              <w:right w:val="single" w:color="999999" w:sz="1"/>
-            </w:tcBorders>
+            <w:shd w:fill="F7F9FC" w:val="clear"/>
+            <w:tcMar>
+              <w:top w:type="dxa" w:w="60"/>
+              <w:left w:type="dxa" w:w="100"/>
+              <w:bottom w:type="dxa" w:w="60"/>
+              <w:right w:type="dxa" w:w="100"/>
+            </w:tcMar>
+          </w:tcPr>
+          <w:p>
+            <w:r>
+              <w:rPr>
+                <w:rFonts w:ascii="Arial" w:cs="Arial" w:eastAsia="Arial" w:hAnsi="Arial"/>
+                <w:sz w:val="20"/>
+                <w:szCs w:val="20"/>
+              </w:rPr>
+              <w:t xml:space="preserve">URS-EXP-04 not met</w:t>
+            </w:r>
+          </w:p>
+        </w:tc>
+        <w:tc>
+          <w:tcPr>
+            <w:tcW w:type="dxa" w:w="800"/>
+            <w:tcBorders>
+              <w:top w:val="single" w:color="999999" w:sz="1"/>
+              <w:left w:val="single" w:color="999999" w:sz="1"/>
+              <w:bottom w:val="single" w:color="999999" w:sz="1"/>
+              <w:right w:val="single" w:color="999999" w:sz="1"/>
+            </w:tcBorders>
+            <w:shd w:fill="F7F9FC" w:val="clear"/>
+            <w:tcMar>
+              <w:top w:type="dxa" w:w="60"/>
+              <w:left w:type="dxa" w:w="100"/>
+              <w:bottom w:type="dxa" w:w="60"/>
+              <w:right w:type="dxa" w:w="100"/>
+            </w:tcMar>
+          </w:tcPr>
+          <w:p>
+            <w:r>
+              <w:rPr>
+                <w:rFonts w:ascii="Arial" w:cs="Arial" w:eastAsia="Arial" w:hAnsi="Arial"/>
+                <w:sz w:val="20"/>
+                <w:szCs w:val="20"/>
+              </w:rPr>
+              <w:t xml:space="preserve">7</w:t>
+            </w:r>
+          </w:p>
+        </w:tc>
+        <w:tc>
+          <w:tcPr>
+            <w:tcW w:type="dxa" w:w="800"/>
+            <w:tcBorders>
+              <w:top w:val="single" w:color="999999" w:sz="1"/>
+              <w:left w:val="single" w:color="999999" w:sz="1"/>
+              <w:bottom w:val="single" w:color="999999" w:sz="1"/>
+              <w:right w:val="single" w:color="999999" w:sz="1"/>
+            </w:tcBorders>
+            <w:shd w:fill="F7F9FC" w:val="clear"/>
             <w:tcMar>
               <w:top w:type="dxa" w:w="60"/>
               <w:left w:type="dxa" w:w="100"/>
@@ -9013,6 +9017,7 @@
               <w:bottom w:val="single" w:color="999999" w:sz="1"/>
               <w:right w:val="single" w:color="999999" w:sz="1"/>
             </w:tcBorders>
+            <w:shd w:fill="F7F9FC" w:val="clear"/>
             <w:tcMar>
               <w:top w:type="dxa" w:w="60"/>
               <w:left w:type="dxa" w:w="100"/>
@@ -9040,21 +9045,22 @@
               <w:bottom w:val="single" w:color="999999" w:sz="1"/>
               <w:right w:val="single" w:color="999999" w:sz="1"/>
             </w:tcBorders>
-            <w:tcMar>
-              <w:top w:type="dxa" w:w="60"/>
-              <w:left w:type="dxa" w:w="100"/>
-              <w:bottom w:type="dxa" w:w="60"/>
-              <w:right w:type="dxa" w:w="100"/>
-            </w:tcMar>
-          </w:tcPr>
-          <w:p>
-            <w:r>
-              <w:rPr>
-                <w:rFonts w:ascii="Arial" w:cs="Arial" w:eastAsia="Arial" w:hAnsi="Arial"/>
-                <w:sz w:val="20"/>
-                <w:szCs w:val="20"/>
-              </w:rPr>
-              <w:t xml:space="preserve">16</w:t>
+            <w:shd w:fill="F7F9FC" w:val="clear"/>
+            <w:tcMar>
+              <w:top w:type="dxa" w:w="60"/>
+              <w:left w:type="dxa" w:w="100"/>
+              <w:bottom w:type="dxa" w:w="60"/>
+              <w:right w:type="dxa" w:w="100"/>
+            </w:tcMar>
+          </w:tcPr>
+          <w:p>
+            <w:r>
+              <w:rPr>
+                <w:rFonts w:ascii="Arial" w:cs="Arial" w:eastAsia="Arial" w:hAnsi="Arial"/>
+                <w:sz w:val="20"/>
+                <w:szCs w:val="20"/>
+              </w:rPr>
+              <w:t xml:space="preserve">28</w:t>
             </w:r>
           </w:p>
         </w:tc>
@@ -9067,21 +9073,22 @@
               <w:bottom w:val="single" w:color="999999" w:sz="1"/>
               <w:right w:val="single" w:color="999999" w:sz="1"/>
             </w:tcBorders>
-            <w:tcMar>
-              <w:top w:type="dxa" w:w="60"/>
-              <w:left w:type="dxa" w:w="100"/>
-              <w:bottom w:type="dxa" w:w="60"/>
-              <w:right w:type="dxa" w:w="100"/>
-            </w:tcMar>
-          </w:tcPr>
-          <w:p>
-            <w:r>
-              <w:rPr>
-                <w:rFonts w:ascii="Arial" w:cs="Arial" w:eastAsia="Arial" w:hAnsi="Arial"/>
-                <w:sz w:val="20"/>
-                <w:szCs w:val="20"/>
-              </w:rPr>
-              <w:t xml:space="preserve">Validation tests for URS-EXP-05</w:t>
+            <w:shd w:fill="F7F9FC" w:val="clear"/>
+            <w:tcMar>
+              <w:top w:type="dxa" w:w="60"/>
+              <w:left w:type="dxa" w:w="100"/>
+              <w:bottom w:type="dxa" w:w="60"/>
+              <w:right w:type="dxa" w:w="100"/>
+            </w:tcMar>
+          </w:tcPr>
+          <w:p>
+            <w:r>
+              <w:rPr>
+                <w:rFonts w:ascii="Arial" w:cs="Arial" w:eastAsia="Arial" w:hAnsi="Arial"/>
+                <w:sz w:val="20"/>
+                <w:szCs w:val="20"/>
+              </w:rPr>
+              <w:t>Validation tests for URS-EXP-04</w:t>
             </w:r>
           </w:p>
         </w:tc>
@@ -9096,22 +9103,21 @@
               <w:bottom w:val="single" w:color="999999" w:sz="1"/>
               <w:right w:val="single" w:color="999999" w:sz="1"/>
             </w:tcBorders>
-            <w:shd w:fill="F7F9FC" w:val="clear"/>
-            <w:tcMar>
-              <w:top w:type="dxa" w:w="60"/>
-              <w:left w:type="dxa" w:w="100"/>
-              <w:bottom w:type="dxa" w:w="60"/>
-              <w:right w:type="dxa" w:w="100"/>
-            </w:tcMar>
-          </w:tcPr>
-          <w:p>
-            <w:r>
-              <w:rPr>
-                <w:rFonts w:ascii="Arial" w:cs="Arial" w:eastAsia="Arial" w:hAnsi="Arial"/>
-                <w:sz w:val="20"/>
-                <w:szCs w:val="20"/>
-              </w:rPr>
-              <w:t xml:space="preserve">FM-EXP-06</w:t>
+            <w:tcMar>
+              <w:top w:type="dxa" w:w="60"/>
+              <w:left w:type="dxa" w:w="100"/>
+              <w:bottom w:type="dxa" w:w="60"/>
+              <w:right w:type="dxa" w:w="100"/>
+            </w:tcMar>
+          </w:tcPr>
+          <w:p>
+            <w:r>
+              <w:rPr>
+                <w:rFonts w:ascii="Arial" w:cs="Arial" w:eastAsia="Arial" w:hAnsi="Arial"/>
+                <w:sz w:val="20"/>
+                <w:szCs w:val="20"/>
+              </w:rPr>
+              <w:t xml:space="preserve">FM-EXP-05</w:t>
             </w:r>
           </w:p>
         </w:tc>
@@ -9124,35 +9130,33 @@
               <w:bottom w:val="single" w:color="999999" w:sz="1"/>
               <w:right w:val="single" w:color="999999" w:sz="1"/>
             </w:tcBorders>
-            <w:shd w:fill="F7F9FC" w:val="clear"/>
-            <w:tcMar>
-              <w:top w:type="dxa" w:w="60"/>
-              <w:left w:type="dxa" w:w="100"/>
-              <w:bottom w:type="dxa" w:w="60"/>
-              <w:right w:type="dxa" w:w="100"/>
-            </w:tcMar>
-          </w:tcPr>
-          <w:p>
-            <w:r>
-              <w:rPr>
-                <w:rFonts w:ascii="Arial" w:cs="Arial" w:eastAsia="Arial" w:hAnsi="Arial"/>
-                <w:sz w:val="20"/>
-                <w:szCs w:val="20"/>
-              </w:rPr>
-              <w:t xml:space="preserve">URS-EXP-06 not met</w:t>
-            </w:r>
-          </w:p>
-        </w:tc>
-        <w:tc>
-          <w:tcPr>
-            <w:tcW w:type="dxa" w:w="800"/>
-            <w:tcBorders>
-              <w:top w:val="single" w:color="999999" w:sz="1"/>
-              <w:left w:val="single" w:color="999999" w:sz="1"/>
-              <w:bottom w:val="single" w:color="999999" w:sz="1"/>
-              <w:right w:val="single" w:color="999999" w:sz="1"/>
-            </w:tcBorders>
-            <w:shd w:fill="F7F9FC" w:val="clear"/>
+            <w:tcMar>
+              <w:top w:type="dxa" w:w="60"/>
+              <w:left w:type="dxa" w:w="100"/>
+              <w:bottom w:type="dxa" w:w="60"/>
+              <w:right w:type="dxa" w:w="100"/>
+            </w:tcMar>
+          </w:tcPr>
+          <w:p>
+            <w:r>
+              <w:rPr>
+                <w:rFonts w:ascii="Arial" w:cs="Arial" w:eastAsia="Arial" w:hAnsi="Arial"/>
+                <w:sz w:val="20"/>
+                <w:szCs w:val="20"/>
+              </w:rPr>
+              <w:t xml:space="preserve">URS-EXP-05 not met</w:t>
+            </w:r>
+          </w:p>
+        </w:tc>
+        <w:tc>
+          <w:tcPr>
+            <w:tcW w:type="dxa" w:w="800"/>
+            <w:tcBorders>
+              <w:top w:val="single" w:color="999999" w:sz="1"/>
+              <w:left w:val="single" w:color="999999" w:sz="1"/>
+              <w:bottom w:val="single" w:color="999999" w:sz="1"/>
+              <w:right w:val="single" w:color="999999" w:sz="1"/>
+            </w:tcBorders>
             <w:tcMar>
               <w:top w:type="dxa" w:w="60"/>
               <w:left w:type="dxa" w:w="100"/>
@@ -9180,7 +9184,6 @@
               <w:bottom w:val="single" w:color="999999" w:sz="1"/>
               <w:right w:val="single" w:color="999999" w:sz="1"/>
             </w:tcBorders>
-            <w:shd w:fill="F7F9FC" w:val="clear"/>
             <w:tcMar>
               <w:top w:type="dxa" w:w="60"/>
               <w:left w:type="dxa" w:w="100"/>
@@ -9208,7 +9211,6 @@
               <w:bottom w:val="single" w:color="999999" w:sz="1"/>
               <w:right w:val="single" w:color="999999" w:sz="1"/>
             </w:tcBorders>
-            <w:shd w:fill="F7F9FC" w:val="clear"/>
             <w:tcMar>
               <w:top w:type="dxa" w:w="60"/>
               <w:left w:type="dxa" w:w="100"/>
@@ -9236,7 +9238,6 @@
               <w:bottom w:val="single" w:color="999999" w:sz="1"/>
               <w:right w:val="single" w:color="999999" w:sz="1"/>
             </w:tcBorders>
-            <w:shd w:fill="F7F9FC" w:val="clear"/>
             <w:tcMar>
               <w:top w:type="dxa" w:w="60"/>
               <w:left w:type="dxa" w:w="100"/>
@@ -9264,22 +9265,21 @@
               <w:bottom w:val="single" w:color="999999" w:sz="1"/>
               <w:right w:val="single" w:color="999999" w:sz="1"/>
             </w:tcBorders>
-            <w:shd w:fill="F7F9FC" w:val="clear"/>
-            <w:tcMar>
-              <w:top w:type="dxa" w:w="60"/>
-              <w:left w:type="dxa" w:w="100"/>
-              <w:bottom w:type="dxa" w:w="60"/>
-              <w:right w:type="dxa" w:w="100"/>
-            </w:tcMar>
-          </w:tcPr>
-          <w:p>
-            <w:r>
-              <w:rPr>
-                <w:rFonts w:ascii="Arial" w:cs="Arial" w:eastAsia="Arial" w:hAnsi="Arial"/>
-                <w:sz w:val="20"/>
-                <w:szCs w:val="20"/>
-              </w:rPr>
-              <w:t xml:space="preserve">Validation tests for URS-EXP-06</w:t>
+            <w:tcMar>
+              <w:top w:type="dxa" w:w="60"/>
+              <w:left w:type="dxa" w:w="100"/>
+              <w:bottom w:type="dxa" w:w="60"/>
+              <w:right w:type="dxa" w:w="100"/>
+            </w:tcMar>
+          </w:tcPr>
+          <w:p>
+            <w:r>
+              <w:rPr>
+                <w:rFonts w:ascii="Arial" w:cs="Arial" w:eastAsia="Arial" w:hAnsi="Arial"/>
+                <w:sz w:val="20"/>
+                <w:szCs w:val="20"/>
+              </w:rPr>
+              <w:t>Validation tests for URS-EXP-05</w:t>
             </w:r>
           </w:p>
         </w:tc>
@@ -9294,21 +9294,22 @@
               <w:bottom w:val="single" w:color="999999" w:sz="1"/>
               <w:right w:val="single" w:color="999999" w:sz="1"/>
             </w:tcBorders>
-            <w:tcMar>
-              <w:top w:type="dxa" w:w="60"/>
-              <w:left w:type="dxa" w:w="100"/>
-              <w:bottom w:type="dxa" w:w="60"/>
-              <w:right w:type="dxa" w:w="100"/>
-            </w:tcMar>
-          </w:tcPr>
-          <w:p>
-            <w:r>
-              <w:rPr>
-                <w:rFonts w:ascii="Arial" w:cs="Arial" w:eastAsia="Arial" w:hAnsi="Arial"/>
-                <w:sz w:val="20"/>
-                <w:szCs w:val="20"/>
-              </w:rPr>
-              <w:t xml:space="preserve">FM-EXP-07</w:t>
+            <w:shd w:fill="F7F9FC" w:val="clear"/>
+            <w:tcMar>
+              <w:top w:type="dxa" w:w="60"/>
+              <w:left w:type="dxa" w:w="100"/>
+              <w:bottom w:type="dxa" w:w="60"/>
+              <w:right w:type="dxa" w:w="100"/>
+            </w:tcMar>
+          </w:tcPr>
+          <w:p>
+            <w:r>
+              <w:rPr>
+                <w:rFonts w:ascii="Arial" w:cs="Arial" w:eastAsia="Arial" w:hAnsi="Arial"/>
+                <w:sz w:val="20"/>
+                <w:szCs w:val="20"/>
+              </w:rPr>
+              <w:t xml:space="preserve">FM-EXP-06</w:t>
             </w:r>
           </w:p>
         </w:tc>
@@ -9321,60 +9322,63 @@
               <w:bottom w:val="single" w:color="999999" w:sz="1"/>
               <w:right w:val="single" w:color="999999" w:sz="1"/>
             </w:tcBorders>
-            <w:tcMar>
-              <w:top w:type="dxa" w:w="60"/>
-              <w:left w:type="dxa" w:w="100"/>
-              <w:bottom w:type="dxa" w:w="60"/>
-              <w:right w:type="dxa" w:w="100"/>
-            </w:tcMar>
-          </w:tcPr>
-          <w:p>
-            <w:r>
-              <w:rPr>
-                <w:rFonts w:ascii="Arial" w:cs="Arial" w:eastAsia="Arial" w:hAnsi="Arial"/>
-                <w:sz w:val="20"/>
-                <w:szCs w:val="20"/>
-              </w:rPr>
-              <w:t xml:space="preserve">URS-EXP-07 not met</w:t>
-            </w:r>
-          </w:p>
-        </w:tc>
-        <w:tc>
-          <w:tcPr>
-            <w:tcW w:type="dxa" w:w="800"/>
-            <w:tcBorders>
-              <w:top w:val="single" w:color="999999" w:sz="1"/>
-              <w:left w:val="single" w:color="999999" w:sz="1"/>
-              <w:bottom w:val="single" w:color="999999" w:sz="1"/>
-              <w:right w:val="single" w:color="999999" w:sz="1"/>
-            </w:tcBorders>
-            <w:tcMar>
-              <w:top w:type="dxa" w:w="60"/>
-              <w:left w:type="dxa" w:w="100"/>
-              <w:bottom w:type="dxa" w:w="60"/>
-              <w:right w:type="dxa" w:w="100"/>
-            </w:tcMar>
-          </w:tcPr>
-          <w:p>
-            <w:r>
-              <w:rPr>
-                <w:rFonts w:ascii="Arial" w:cs="Arial" w:eastAsia="Arial" w:hAnsi="Arial"/>
-                <w:sz w:val="20"/>
-                <w:szCs w:val="20"/>
-              </w:rPr>
-              <w:t xml:space="preserve">7</w:t>
-            </w:r>
-          </w:p>
-        </w:tc>
-        <w:tc>
-          <w:tcPr>
-            <w:tcW w:type="dxa" w:w="800"/>
-            <w:tcBorders>
-              <w:top w:val="single" w:color="999999" w:sz="1"/>
-              <w:left w:val="single" w:color="999999" w:sz="1"/>
-              <w:bottom w:val="single" w:color="999999" w:sz="1"/>
-              <w:right w:val="single" w:color="999999" w:sz="1"/>
-            </w:tcBorders>
+            <w:shd w:fill="F7F9FC" w:val="clear"/>
+            <w:tcMar>
+              <w:top w:type="dxa" w:w="60"/>
+              <w:left w:type="dxa" w:w="100"/>
+              <w:bottom w:type="dxa" w:w="60"/>
+              <w:right w:type="dxa" w:w="100"/>
+            </w:tcMar>
+          </w:tcPr>
+          <w:p>
+            <w:r>
+              <w:rPr>
+                <w:rFonts w:ascii="Arial" w:cs="Arial" w:eastAsia="Arial" w:hAnsi="Arial"/>
+                <w:sz w:val="20"/>
+                <w:szCs w:val="20"/>
+              </w:rPr>
+              <w:t xml:space="preserve">URS-EXP-06 not met</w:t>
+            </w:r>
+          </w:p>
+        </w:tc>
+        <w:tc>
+          <w:tcPr>
+            <w:tcW w:type="dxa" w:w="800"/>
+            <w:tcBorders>
+              <w:top w:val="single" w:color="999999" w:sz="1"/>
+              <w:left w:val="single" w:color="999999" w:sz="1"/>
+              <w:bottom w:val="single" w:color="999999" w:sz="1"/>
+              <w:right w:val="single" w:color="999999" w:sz="1"/>
+            </w:tcBorders>
+            <w:shd w:fill="F7F9FC" w:val="clear"/>
+            <w:tcMar>
+              <w:top w:type="dxa" w:w="60"/>
+              <w:left w:type="dxa" w:w="100"/>
+              <w:bottom w:type="dxa" w:w="60"/>
+              <w:right w:type="dxa" w:w="100"/>
+            </w:tcMar>
+          </w:tcPr>
+          <w:p>
+            <w:r>
+              <w:rPr>
+                <w:rFonts w:ascii="Arial" w:cs="Arial" w:eastAsia="Arial" w:hAnsi="Arial"/>
+                <w:sz w:val="20"/>
+                <w:szCs w:val="20"/>
+              </w:rPr>
+              <w:t xml:space="preserve">4</w:t>
+            </w:r>
+          </w:p>
+        </w:tc>
+        <w:tc>
+          <w:tcPr>
+            <w:tcW w:type="dxa" w:w="800"/>
+            <w:tcBorders>
+              <w:top w:val="single" w:color="999999" w:sz="1"/>
+              <w:left w:val="single" w:color="999999" w:sz="1"/>
+              <w:bottom w:val="single" w:color="999999" w:sz="1"/>
+              <w:right w:val="single" w:color="999999" w:sz="1"/>
+            </w:tcBorders>
+            <w:shd w:fill="F7F9FC" w:val="clear"/>
             <w:tcMar>
               <w:top w:type="dxa" w:w="60"/>
               <w:left w:type="dxa" w:w="100"/>
@@ -9402,6 +9406,7 @@
               <w:bottom w:val="single" w:color="999999" w:sz="1"/>
               <w:right w:val="single" w:color="999999" w:sz="1"/>
             </w:tcBorders>
+            <w:shd w:fill="F7F9FC" w:val="clear"/>
             <w:tcMar>
               <w:top w:type="dxa" w:w="60"/>
               <w:left w:type="dxa" w:w="100"/>
@@ -9429,21 +9434,22 @@
               <w:bottom w:val="single" w:color="999999" w:sz="1"/>
               <w:right w:val="single" w:color="999999" w:sz="1"/>
             </w:tcBorders>
-            <w:tcMar>
-              <w:top w:type="dxa" w:w="60"/>
-              <w:left w:type="dxa" w:w="100"/>
-              <w:bottom w:type="dxa" w:w="60"/>
-              <w:right w:type="dxa" w:w="100"/>
-            </w:tcMar>
-          </w:tcPr>
-          <w:p>
-            <w:r>
-              <w:rPr>
-                <w:rFonts w:ascii="Arial" w:cs="Arial" w:eastAsia="Arial" w:hAnsi="Arial"/>
-                <w:sz w:val="20"/>
-                <w:szCs w:val="20"/>
-              </w:rPr>
-              <w:t xml:space="preserve">28</w:t>
+            <w:shd w:fill="F7F9FC" w:val="clear"/>
+            <w:tcMar>
+              <w:top w:type="dxa" w:w="60"/>
+              <w:left w:type="dxa" w:w="100"/>
+              <w:bottom w:type="dxa" w:w="60"/>
+              <w:right w:type="dxa" w:w="100"/>
+            </w:tcMar>
+          </w:tcPr>
+          <w:p>
+            <w:r>
+              <w:rPr>
+                <w:rFonts w:ascii="Arial" w:cs="Arial" w:eastAsia="Arial" w:hAnsi="Arial"/>
+                <w:sz w:val="20"/>
+                <w:szCs w:val="20"/>
+              </w:rPr>
+              <w:t xml:space="preserve">16</w:t>
             </w:r>
           </w:p>
         </w:tc>
@@ -9456,21 +9462,22 @@
               <w:bottom w:val="single" w:color="999999" w:sz="1"/>
               <w:right w:val="single" w:color="999999" w:sz="1"/>
             </w:tcBorders>
-            <w:tcMar>
-              <w:top w:type="dxa" w:w="60"/>
-              <w:left w:type="dxa" w:w="100"/>
-              <w:bottom w:type="dxa" w:w="60"/>
-              <w:right w:type="dxa" w:w="100"/>
-            </w:tcMar>
-          </w:tcPr>
-          <w:p>
-            <w:r>
-              <w:rPr>
-                <w:rFonts w:ascii="Arial" w:cs="Arial" w:eastAsia="Arial" w:hAnsi="Arial"/>
-                <w:sz w:val="20"/>
-                <w:szCs w:val="20"/>
-              </w:rPr>
-              <w:t xml:space="preserve">Validation tests for URS-EXP-07</w:t>
+            <w:shd w:fill="F7F9FC" w:val="clear"/>
+            <w:tcMar>
+              <w:top w:type="dxa" w:w="60"/>
+              <w:left w:type="dxa" w:w="100"/>
+              <w:bottom w:type="dxa" w:w="60"/>
+              <w:right w:type="dxa" w:w="100"/>
+            </w:tcMar>
+          </w:tcPr>
+          <w:p>
+            <w:r>
+              <w:rPr>
+                <w:rFonts w:ascii="Arial" w:cs="Arial" w:eastAsia="Arial" w:hAnsi="Arial"/>
+                <w:sz w:val="20"/>
+                <w:szCs w:val="20"/>
+              </w:rPr>
+              <w:t>Validation tests for URS-EXP-06</w:t>
             </w:r>
           </w:p>
         </w:tc>
@@ -9485,22 +9492,21 @@
               <w:bottom w:val="single" w:color="999999" w:sz="1"/>
               <w:right w:val="single" w:color="999999" w:sz="1"/>
             </w:tcBorders>
-            <w:shd w:fill="F7F9FC" w:val="clear"/>
-            <w:tcMar>
-              <w:top w:type="dxa" w:w="60"/>
-              <w:left w:type="dxa" w:w="100"/>
-              <w:bottom w:type="dxa" w:w="60"/>
-              <w:right w:type="dxa" w:w="100"/>
-            </w:tcMar>
-          </w:tcPr>
-          <w:p>
-            <w:r>
-              <w:rPr>
-                <w:rFonts w:ascii="Arial" w:cs="Arial" w:eastAsia="Arial" w:hAnsi="Arial"/>
-                <w:sz w:val="20"/>
-                <w:szCs w:val="20"/>
-              </w:rPr>
-              <w:t xml:space="preserve">FM-UI-01</w:t>
+            <w:tcMar>
+              <w:top w:type="dxa" w:w="60"/>
+              <w:left w:type="dxa" w:w="100"/>
+              <w:bottom w:type="dxa" w:w="60"/>
+              <w:right w:type="dxa" w:w="100"/>
+            </w:tcMar>
+          </w:tcPr>
+          <w:p>
+            <w:r>
+              <w:rPr>
+                <w:rFonts w:ascii="Arial" w:cs="Arial" w:eastAsia="Arial" w:hAnsi="Arial"/>
+                <w:sz w:val="20"/>
+                <w:szCs w:val="20"/>
+              </w:rPr>
+              <w:t xml:space="preserve">FM-EXP-07</w:t>
             </w:r>
           </w:p>
         </w:tc>
@@ -9513,35 +9519,60 @@
               <w:bottom w:val="single" w:color="999999" w:sz="1"/>
               <w:right w:val="single" w:color="999999" w:sz="1"/>
             </w:tcBorders>
-            <w:shd w:fill="F7F9FC" w:val="clear"/>
-            <w:tcMar>
-              <w:top w:type="dxa" w:w="60"/>
-              <w:left w:type="dxa" w:w="100"/>
-              <w:bottom w:type="dxa" w:w="60"/>
-              <w:right w:type="dxa" w:w="100"/>
-            </w:tcMar>
-          </w:tcPr>
-          <w:p>
-            <w:r>
-              <w:rPr>
-                <w:rFonts w:ascii="Arial" w:cs="Arial" w:eastAsia="Arial" w:hAnsi="Arial"/>
-                <w:sz w:val="20"/>
-                <w:szCs w:val="20"/>
-              </w:rPr>
-              <w:t xml:space="preserve">URS-UI-01 not met</w:t>
-            </w:r>
-          </w:p>
-        </w:tc>
-        <w:tc>
-          <w:tcPr>
-            <w:tcW w:type="dxa" w:w="800"/>
-            <w:tcBorders>
-              <w:top w:val="single" w:color="999999" w:sz="1"/>
-              <w:left w:val="single" w:color="999999" w:sz="1"/>
-              <w:bottom w:val="single" w:color="999999" w:sz="1"/>
-              <w:right w:val="single" w:color="999999" w:sz="1"/>
-            </w:tcBorders>
-            <w:shd w:fill="F7F9FC" w:val="clear"/>
+            <w:tcMar>
+              <w:top w:type="dxa" w:w="60"/>
+              <w:left w:type="dxa" w:w="100"/>
+              <w:bottom w:type="dxa" w:w="60"/>
+              <w:right w:type="dxa" w:w="100"/>
+            </w:tcMar>
+          </w:tcPr>
+          <w:p>
+            <w:r>
+              <w:rPr>
+                <w:rFonts w:ascii="Arial" w:cs="Arial" w:eastAsia="Arial" w:hAnsi="Arial"/>
+                <w:sz w:val="20"/>
+                <w:szCs w:val="20"/>
+              </w:rPr>
+              <w:t xml:space="preserve">URS-EXP-07 not met</w:t>
+            </w:r>
+          </w:p>
+        </w:tc>
+        <w:tc>
+          <w:tcPr>
+            <w:tcW w:type="dxa" w:w="800"/>
+            <w:tcBorders>
+              <w:top w:val="single" w:color="999999" w:sz="1"/>
+              <w:left w:val="single" w:color="999999" w:sz="1"/>
+              <w:bottom w:val="single" w:color="999999" w:sz="1"/>
+              <w:right w:val="single" w:color="999999" w:sz="1"/>
+            </w:tcBorders>
+            <w:tcMar>
+              <w:top w:type="dxa" w:w="60"/>
+              <w:left w:type="dxa" w:w="100"/>
+              <w:bottom w:type="dxa" w:w="60"/>
+              <w:right w:type="dxa" w:w="100"/>
+            </w:tcMar>
+          </w:tcPr>
+          <w:p>
+            <w:r>
+              <w:rPr>
+                <w:rFonts w:ascii="Arial" w:cs="Arial" w:eastAsia="Arial" w:hAnsi="Arial"/>
+                <w:sz w:val="20"/>
+                <w:szCs w:val="20"/>
+              </w:rPr>
+              <w:t xml:space="preserve">7</w:t>
+            </w:r>
+          </w:p>
+        </w:tc>
+        <w:tc>
+          <w:tcPr>
+            <w:tcW w:type="dxa" w:w="800"/>
+            <w:tcBorders>
+              <w:top w:val="single" w:color="999999" w:sz="1"/>
+              <w:left w:val="single" w:color="999999" w:sz="1"/>
+              <w:bottom w:val="single" w:color="999999" w:sz="1"/>
+              <w:right w:val="single" w:color="999999" w:sz="1"/>
+            </w:tcBorders>
             <w:tcMar>
               <w:top w:type="dxa" w:w="60"/>
               <w:left w:type="dxa" w:w="100"/>
@@ -9569,7 +9600,6 @@
               <w:bottom w:val="single" w:color="999999" w:sz="1"/>
               <w:right w:val="single" w:color="999999" w:sz="1"/>
             </w:tcBorders>
-            <w:shd w:fill="F7F9FC" w:val="clear"/>
             <w:tcMar>
               <w:top w:type="dxa" w:w="60"/>
               <w:left w:type="dxa" w:w="100"/>
@@ -9597,50 +9627,21 @@
               <w:bottom w:val="single" w:color="999999" w:sz="1"/>
               <w:right w:val="single" w:color="999999" w:sz="1"/>
             </w:tcBorders>
-            <w:shd w:fill="F7F9FC" w:val="clear"/>
-            <w:tcMar>
-              <w:top w:type="dxa" w:w="60"/>
-              <w:left w:type="dxa" w:w="100"/>
-              <w:bottom w:type="dxa" w:w="60"/>
-              <w:right w:type="dxa" w:w="100"/>
-            </w:tcMar>
-          </w:tcPr>
-          <w:p>
-            <w:r>
-              <w:rPr>
-                <w:rFonts w:ascii="Arial" w:cs="Arial" w:eastAsia="Arial" w:hAnsi="Arial"/>
-                <w:sz w:val="20"/>
-                <w:szCs w:val="20"/>
-              </w:rPr>
-              <w:t xml:space="preserve">2</w:t>
-            </w:r>
-          </w:p>
-        </w:tc>
-        <w:tc>
-          <w:tcPr>
-            <w:tcW w:type="dxa" w:w="800"/>
-            <w:tcBorders>
-              <w:top w:val="single" w:color="999999" w:sz="1"/>
-              <w:left w:val="single" w:color="999999" w:sz="1"/>
-              <w:bottom w:val="single" w:color="999999" w:sz="1"/>
-              <w:right w:val="single" w:color="999999" w:sz="1"/>
-            </w:tcBorders>
-            <w:shd w:fill="F7F9FC" w:val="clear"/>
-            <w:tcMar>
-              <w:top w:type="dxa" w:w="60"/>
-              <w:left w:type="dxa" w:w="100"/>
-              <w:bottom w:type="dxa" w:w="60"/>
-              <w:right w:type="dxa" w:w="100"/>
-            </w:tcMar>
-          </w:tcPr>
-          <w:p>
-            <w:r>
-              <w:rPr>
-                <w:rFonts w:ascii="Arial" w:cs="Arial" w:eastAsia="Arial" w:hAnsi="Arial"/>
-                <w:sz w:val="20"/>
-                <w:szCs w:val="20"/>
-              </w:rPr>
-              <w:t xml:space="preserve">8</w:t>
+            <w:tcMar>
+              <w:top w:type="dxa" w:w="60"/>
+              <w:left w:type="dxa" w:w="100"/>
+              <w:bottom w:type="dxa" w:w="60"/>
+              <w:right w:type="dxa" w:w="100"/>
+            </w:tcMar>
+          </w:tcPr>
+          <w:p>
+            <w:r>
+              <w:rPr>
+                <w:rFonts w:ascii="Arial" w:cs="Arial" w:eastAsia="Arial" w:hAnsi="Arial"/>
+                <w:sz w:val="20"/>
+                <w:szCs w:val="20"/>
+              </w:rPr>
+              <w:t xml:space="preserve">28</w:t>
             </w:r>
           </w:p>
         </w:tc>
@@ -9653,22 +9654,21 @@
               <w:bottom w:val="single" w:color="999999" w:sz="1"/>
               <w:right w:val="single" w:color="999999" w:sz="1"/>
             </w:tcBorders>
-            <w:shd w:fill="F7F9FC" w:val="clear"/>
-            <w:tcMar>
-              <w:top w:type="dxa" w:w="60"/>
-              <w:left w:type="dxa" w:w="100"/>
-              <w:bottom w:type="dxa" w:w="60"/>
-              <w:right w:type="dxa" w:w="100"/>
-            </w:tcMar>
-          </w:tcPr>
-          <w:p>
-            <w:r>
-              <w:rPr>
-                <w:rFonts w:ascii="Arial" w:cs="Arial" w:eastAsia="Arial" w:hAnsi="Arial"/>
-                <w:sz w:val="20"/>
-                <w:szCs w:val="20"/>
-              </w:rPr>
-              <w:t xml:space="preserve">Validation tests for URS-UI-01</w:t>
+            <w:tcMar>
+              <w:top w:type="dxa" w:w="60"/>
+              <w:left w:type="dxa" w:w="100"/>
+              <w:bottom w:type="dxa" w:w="60"/>
+              <w:right w:type="dxa" w:w="100"/>
+            </w:tcMar>
+          </w:tcPr>
+          <w:p>
+            <w:r>
+              <w:rPr>
+                <w:rFonts w:ascii="Arial" w:cs="Arial" w:eastAsia="Arial" w:hAnsi="Arial"/>
+                <w:sz w:val="20"/>
+                <w:szCs w:val="20"/>
+              </w:rPr>
+              <w:t>Validation tests for URS-EXP-07</w:t>
             </w:r>
           </w:p>
         </w:tc>
@@ -9683,21 +9683,22 @@
               <w:bottom w:val="single" w:color="999999" w:sz="1"/>
               <w:right w:val="single" w:color="999999" w:sz="1"/>
             </w:tcBorders>
-            <w:tcMar>
-              <w:top w:type="dxa" w:w="60"/>
-              <w:left w:type="dxa" w:w="100"/>
-              <w:bottom w:type="dxa" w:w="60"/>
-              <w:right w:type="dxa" w:w="100"/>
-            </w:tcMar>
-          </w:tcPr>
-          <w:p>
-            <w:r>
-              <w:rPr>
-                <w:rFonts w:ascii="Arial" w:cs="Arial" w:eastAsia="Arial" w:hAnsi="Arial"/>
-                <w:sz w:val="20"/>
-                <w:szCs w:val="20"/>
-              </w:rPr>
-              <w:t xml:space="preserve">FM-UI-02</w:t>
+            <w:shd w:fill="F7F9FC" w:val="clear"/>
+            <w:tcMar>
+              <w:top w:type="dxa" w:w="60"/>
+              <w:left w:type="dxa" w:w="100"/>
+              <w:bottom w:type="dxa" w:w="60"/>
+              <w:right w:type="dxa" w:w="100"/>
+            </w:tcMar>
+          </w:tcPr>
+          <w:p>
+            <w:r>
+              <w:rPr>
+                <w:rFonts w:ascii="Arial" w:cs="Arial" w:eastAsia="Arial" w:hAnsi="Arial"/>
+                <w:sz w:val="20"/>
+                <w:szCs w:val="20"/>
+              </w:rPr>
+              <w:t xml:space="preserve">FM-UI-01</w:t>
             </w:r>
           </w:p>
         </w:tc>
@@ -9710,33 +9711,35 @@
               <w:bottom w:val="single" w:color="999999" w:sz="1"/>
               <w:right w:val="single" w:color="999999" w:sz="1"/>
             </w:tcBorders>
-            <w:tcMar>
-              <w:top w:type="dxa" w:w="60"/>
-              <w:left w:type="dxa" w:w="100"/>
-              <w:bottom w:type="dxa" w:w="60"/>
-              <w:right w:type="dxa" w:w="100"/>
-            </w:tcMar>
-          </w:tcPr>
-          <w:p>
-            <w:r>
-              <w:rPr>
-                <w:rFonts w:ascii="Arial" w:cs="Arial" w:eastAsia="Arial" w:hAnsi="Arial"/>
-                <w:sz w:val="20"/>
-                <w:szCs w:val="20"/>
-              </w:rPr>
-              <w:t xml:space="preserve">URS-UI-02 not met</w:t>
-            </w:r>
-          </w:p>
-        </w:tc>
-        <w:tc>
-          <w:tcPr>
-            <w:tcW w:type="dxa" w:w="800"/>
-            <w:tcBorders>
-              <w:top w:val="single" w:color="999999" w:sz="1"/>
-              <w:left w:val="single" w:color="999999" w:sz="1"/>
-              <w:bottom w:val="single" w:color="999999" w:sz="1"/>
-              <w:right w:val="single" w:color="999999" w:sz="1"/>
-            </w:tcBorders>
+            <w:shd w:fill="F7F9FC" w:val="clear"/>
+            <w:tcMar>
+              <w:top w:type="dxa" w:w="60"/>
+              <w:left w:type="dxa" w:w="100"/>
+              <w:bottom w:type="dxa" w:w="60"/>
+              <w:right w:type="dxa" w:w="100"/>
+            </w:tcMar>
+          </w:tcPr>
+          <w:p>
+            <w:r>
+              <w:rPr>
+                <w:rFonts w:ascii="Arial" w:cs="Arial" w:eastAsia="Arial" w:hAnsi="Arial"/>
+                <w:sz w:val="20"/>
+                <w:szCs w:val="20"/>
+              </w:rPr>
+              <w:t xml:space="preserve">URS-UI-01 not met</w:t>
+            </w:r>
+          </w:p>
+        </w:tc>
+        <w:tc>
+          <w:tcPr>
+            <w:tcW w:type="dxa" w:w="800"/>
+            <w:tcBorders>
+              <w:top w:val="single" w:color="999999" w:sz="1"/>
+              <w:left w:val="single" w:color="999999" w:sz="1"/>
+              <w:bottom w:val="single" w:color="999999" w:sz="1"/>
+              <w:right w:val="single" w:color="999999" w:sz="1"/>
+            </w:tcBorders>
+            <w:shd w:fill="F7F9FC" w:val="clear"/>
             <w:tcMar>
               <w:top w:type="dxa" w:w="60"/>
               <w:left w:type="dxa" w:w="100"/>
@@ -9764,6 +9767,7 @@
               <w:bottom w:val="single" w:color="999999" w:sz="1"/>
               <w:right w:val="single" w:color="999999" w:sz="1"/>
             </w:tcBorders>
+            <w:shd w:fill="F7F9FC" w:val="clear"/>
             <w:tcMar>
               <w:top w:type="dxa" w:w="60"/>
               <w:left w:type="dxa" w:w="100"/>
@@ -9791,6 +9795,7 @@
               <w:bottom w:val="single" w:color="999999" w:sz="1"/>
               <w:right w:val="single" w:color="999999" w:sz="1"/>
             </w:tcBorders>
+            <w:shd w:fill="F7F9FC" w:val="clear"/>
             <w:tcMar>
               <w:top w:type="dxa" w:w="60"/>
               <w:left w:type="dxa" w:w="100"/>
@@ -9818,6 +9823,7 @@
               <w:bottom w:val="single" w:color="999999" w:sz="1"/>
               <w:right w:val="single" w:color="999999" w:sz="1"/>
             </w:tcBorders>
+            <w:shd w:fill="F7F9FC" w:val="clear"/>
             <w:tcMar>
               <w:top w:type="dxa" w:w="60"/>
               <w:left w:type="dxa" w:w="100"/>
@@ -9845,21 +9851,22 @@
               <w:bottom w:val="single" w:color="999999" w:sz="1"/>
               <w:right w:val="single" w:color="999999" w:sz="1"/>
             </w:tcBorders>
-            <w:tcMar>
-              <w:top w:type="dxa" w:w="60"/>
-              <w:left w:type="dxa" w:w="100"/>
-              <w:bottom w:type="dxa" w:w="60"/>
-              <w:right w:type="dxa" w:w="100"/>
-            </w:tcMar>
-          </w:tcPr>
-          <w:p>
-            <w:r>
-              <w:rPr>
-                <w:rFonts w:ascii="Arial" w:cs="Arial" w:eastAsia="Arial" w:hAnsi="Arial"/>
-                <w:sz w:val="20"/>
-                <w:szCs w:val="20"/>
-              </w:rPr>
-              <w:t xml:space="preserve">Validation tests for URS-UI-02</w:t>
+            <w:shd w:fill="F7F9FC" w:val="clear"/>
+            <w:tcMar>
+              <w:top w:type="dxa" w:w="60"/>
+              <w:left w:type="dxa" w:w="100"/>
+              <w:bottom w:type="dxa" w:w="60"/>
+              <w:right w:type="dxa" w:w="100"/>
+            </w:tcMar>
+          </w:tcPr>
+          <w:p>
+            <w:r>
+              <w:rPr>
+                <w:rFonts w:ascii="Arial" w:cs="Arial" w:eastAsia="Arial" w:hAnsi="Arial"/>
+                <w:sz w:val="20"/>
+                <w:szCs w:val="20"/>
+              </w:rPr>
+              <w:t>Validation tests for URS-UI-01</w:t>
             </w:r>
           </w:p>
         </w:tc>
@@ -9874,22 +9881,21 @@
               <w:bottom w:val="single" w:color="999999" w:sz="1"/>
               <w:right w:val="single" w:color="999999" w:sz="1"/>
             </w:tcBorders>
-            <w:shd w:fill="F7F9FC" w:val="clear"/>
-            <w:tcMar>
-              <w:top w:type="dxa" w:w="60"/>
-              <w:left w:type="dxa" w:w="100"/>
-              <w:bottom w:type="dxa" w:w="60"/>
-              <w:right w:type="dxa" w:w="100"/>
-            </w:tcMar>
-          </w:tcPr>
-          <w:p>
-            <w:r>
-              <w:rPr>
-                <w:rFonts w:ascii="Arial" w:cs="Arial" w:eastAsia="Arial" w:hAnsi="Arial"/>
-                <w:sz w:val="20"/>
-                <w:szCs w:val="20"/>
-              </w:rPr>
-              <w:t xml:space="preserve">FM-UI-03</w:t>
+            <w:tcMar>
+              <w:top w:type="dxa" w:w="60"/>
+              <w:left w:type="dxa" w:w="100"/>
+              <w:bottom w:type="dxa" w:w="60"/>
+              <w:right w:type="dxa" w:w="100"/>
+            </w:tcMar>
+          </w:tcPr>
+          <w:p>
+            <w:r>
+              <w:rPr>
+                <w:rFonts w:ascii="Arial" w:cs="Arial" w:eastAsia="Arial" w:hAnsi="Arial"/>
+                <w:sz w:val="20"/>
+                <w:szCs w:val="20"/>
+              </w:rPr>
+              <w:t xml:space="preserve">FM-UI-02</w:t>
             </w:r>
           </w:p>
         </w:tc>
@@ -9902,35 +9908,33 @@
               <w:bottom w:val="single" w:color="999999" w:sz="1"/>
               <w:right w:val="single" w:color="999999" w:sz="1"/>
             </w:tcBorders>
-            <w:shd w:fill="F7F9FC" w:val="clear"/>
-            <w:tcMar>
-              <w:top w:type="dxa" w:w="60"/>
-              <w:left w:type="dxa" w:w="100"/>
-              <w:bottom w:type="dxa" w:w="60"/>
-              <w:right w:type="dxa" w:w="100"/>
-            </w:tcMar>
-          </w:tcPr>
-          <w:p>
-            <w:r>
-              <w:rPr>
-                <w:rFonts w:ascii="Arial" w:cs="Arial" w:eastAsia="Arial" w:hAnsi="Arial"/>
-                <w:sz w:val="20"/>
-                <w:szCs w:val="20"/>
-              </w:rPr>
-              <w:t xml:space="preserve">URS-UI-03 not met</w:t>
-            </w:r>
-          </w:p>
-        </w:tc>
-        <w:tc>
-          <w:tcPr>
-            <w:tcW w:type="dxa" w:w="800"/>
-            <w:tcBorders>
-              <w:top w:val="single" w:color="999999" w:sz="1"/>
-              <w:left w:val="single" w:color="999999" w:sz="1"/>
-              <w:bottom w:val="single" w:color="999999" w:sz="1"/>
-              <w:right w:val="single" w:color="999999" w:sz="1"/>
-            </w:tcBorders>
-            <w:shd w:fill="F7F9FC" w:val="clear"/>
+            <w:tcMar>
+              <w:top w:type="dxa" w:w="60"/>
+              <w:left w:type="dxa" w:w="100"/>
+              <w:bottom w:type="dxa" w:w="60"/>
+              <w:right w:type="dxa" w:w="100"/>
+            </w:tcMar>
+          </w:tcPr>
+          <w:p>
+            <w:r>
+              <w:rPr>
+                <w:rFonts w:ascii="Arial" w:cs="Arial" w:eastAsia="Arial" w:hAnsi="Arial"/>
+                <w:sz w:val="20"/>
+                <w:szCs w:val="20"/>
+              </w:rPr>
+              <w:t xml:space="preserve">URS-UI-02 not met</w:t>
+            </w:r>
+          </w:p>
+        </w:tc>
+        <w:tc>
+          <w:tcPr>
+            <w:tcW w:type="dxa" w:w="800"/>
+            <w:tcBorders>
+              <w:top w:val="single" w:color="999999" w:sz="1"/>
+              <w:left w:val="single" w:color="999999" w:sz="1"/>
+              <w:bottom w:val="single" w:color="999999" w:sz="1"/>
+              <w:right w:val="single" w:color="999999" w:sz="1"/>
+            </w:tcBorders>
             <w:tcMar>
               <w:top w:type="dxa" w:w="60"/>
               <w:left w:type="dxa" w:w="100"/>
@@ -9958,7 +9962,6 @@
               <w:bottom w:val="single" w:color="999999" w:sz="1"/>
               <w:right w:val="single" w:color="999999" w:sz="1"/>
             </w:tcBorders>
-            <w:shd w:fill="F7F9FC" w:val="clear"/>
             <w:tcMar>
               <w:top w:type="dxa" w:w="60"/>
               <w:left w:type="dxa" w:w="100"/>
@@ -9986,7 +9989,6 @@
               <w:bottom w:val="single" w:color="999999" w:sz="1"/>
               <w:right w:val="single" w:color="999999" w:sz="1"/>
             </w:tcBorders>
-            <w:shd w:fill="F7F9FC" w:val="clear"/>
             <w:tcMar>
               <w:top w:type="dxa" w:w="60"/>
               <w:left w:type="dxa" w:w="100"/>
@@ -10014,7 +10016,6 @@
               <w:bottom w:val="single" w:color="999999" w:sz="1"/>
               <w:right w:val="single" w:color="999999" w:sz="1"/>
             </w:tcBorders>
-            <w:shd w:fill="F7F9FC" w:val="clear"/>
             <w:tcMar>
               <w:top w:type="dxa" w:w="60"/>
               <w:left w:type="dxa" w:w="100"/>
@@ -10042,22 +10043,21 @@
               <w:bottom w:val="single" w:color="999999" w:sz="1"/>
               <w:right w:val="single" w:color="999999" w:sz="1"/>
             </w:tcBorders>
-            <w:shd w:fill="F7F9FC" w:val="clear"/>
-            <w:tcMar>
-              <w:top w:type="dxa" w:w="60"/>
-              <w:left w:type="dxa" w:w="100"/>
-              <w:bottom w:type="dxa" w:w="60"/>
-              <w:right w:type="dxa" w:w="100"/>
-            </w:tcMar>
-          </w:tcPr>
-          <w:p>
-            <w:r>
-              <w:rPr>
-                <w:rFonts w:ascii="Arial" w:cs="Arial" w:eastAsia="Arial" w:hAnsi="Arial"/>
-                <w:sz w:val="20"/>
-                <w:szCs w:val="20"/>
-              </w:rPr>
-              <w:t xml:space="preserve">Validation tests for URS-UI-03</w:t>
+            <w:tcMar>
+              <w:top w:type="dxa" w:w="60"/>
+              <w:left w:type="dxa" w:w="100"/>
+              <w:bottom w:type="dxa" w:w="60"/>
+              <w:right w:type="dxa" w:w="100"/>
+            </w:tcMar>
+          </w:tcPr>
+          <w:p>
+            <w:r>
+              <w:rPr>
+                <w:rFonts w:ascii="Arial" w:cs="Arial" w:eastAsia="Arial" w:hAnsi="Arial"/>
+                <w:sz w:val="20"/>
+                <w:szCs w:val="20"/>
+              </w:rPr>
+              <w:t>Validation tests for URS-UI-02</w:t>
             </w:r>
           </w:p>
         </w:tc>
@@ -10072,21 +10072,22 @@
               <w:bottom w:val="single" w:color="999999" w:sz="1"/>
               <w:right w:val="single" w:color="999999" w:sz="1"/>
             </w:tcBorders>
-            <w:tcMar>
-              <w:top w:type="dxa" w:w="60"/>
-              <w:left w:type="dxa" w:w="100"/>
-              <w:bottom w:type="dxa" w:w="60"/>
-              <w:right w:type="dxa" w:w="100"/>
-            </w:tcMar>
-          </w:tcPr>
-          <w:p>
-            <w:r>
-              <w:rPr>
-                <w:rFonts w:ascii="Arial" w:cs="Arial" w:eastAsia="Arial" w:hAnsi="Arial"/>
-                <w:sz w:val="20"/>
-                <w:szCs w:val="20"/>
-              </w:rPr>
-              <w:t xml:space="preserve">FM-UI-04</w:t>
+            <w:shd w:fill="F7F9FC" w:val="clear"/>
+            <w:tcMar>
+              <w:top w:type="dxa" w:w="60"/>
+              <w:left w:type="dxa" w:w="100"/>
+              <w:bottom w:type="dxa" w:w="60"/>
+              <w:right w:type="dxa" w:w="100"/>
+            </w:tcMar>
+          </w:tcPr>
+          <w:p>
+            <w:r>
+              <w:rPr>
+                <w:rFonts w:ascii="Arial" w:cs="Arial" w:eastAsia="Arial" w:hAnsi="Arial"/>
+                <w:sz w:val="20"/>
+                <w:szCs w:val="20"/>
+              </w:rPr>
+              <w:t xml:space="preserve">FM-UI-03</w:t>
             </w:r>
           </w:p>
         </w:tc>
@@ -10099,60 +10100,35 @@
               <w:bottom w:val="single" w:color="999999" w:sz="1"/>
               <w:right w:val="single" w:color="999999" w:sz="1"/>
             </w:tcBorders>
-            <w:tcMar>
-              <w:top w:type="dxa" w:w="60"/>
-              <w:left w:type="dxa" w:w="100"/>
-              <w:bottom w:type="dxa" w:w="60"/>
-              <w:right w:type="dxa" w:w="100"/>
-            </w:tcMar>
-          </w:tcPr>
-          <w:p>
-            <w:r>
-              <w:rPr>
-                <w:rFonts w:ascii="Arial" w:cs="Arial" w:eastAsia="Arial" w:hAnsi="Arial"/>
-                <w:sz w:val="20"/>
-                <w:szCs w:val="20"/>
-              </w:rPr>
-              <w:t xml:space="preserve">URS-UI-04 not met</w:t>
-            </w:r>
-          </w:p>
-        </w:tc>
-        <w:tc>
-          <w:tcPr>
-            <w:tcW w:type="dxa" w:w="800"/>
-            <w:tcBorders>
-              <w:top w:val="single" w:color="999999" w:sz="1"/>
-              <w:left w:val="single" w:color="999999" w:sz="1"/>
-              <w:bottom w:val="single" w:color="999999" w:sz="1"/>
-              <w:right w:val="single" w:color="999999" w:sz="1"/>
-            </w:tcBorders>
-            <w:tcMar>
-              <w:top w:type="dxa" w:w="60"/>
-              <w:left w:type="dxa" w:w="100"/>
-              <w:bottom w:type="dxa" w:w="60"/>
-              <w:right w:type="dxa" w:w="100"/>
-            </w:tcMar>
-          </w:tcPr>
-          <w:p>
-            <w:r>
-              <w:rPr>
-                <w:rFonts w:ascii="Arial" w:cs="Arial" w:eastAsia="Arial" w:hAnsi="Arial"/>
-                <w:sz w:val="20"/>
-                <w:szCs w:val="20"/>
-              </w:rPr>
-              <w:t xml:space="preserve">4</w:t>
-            </w:r>
-          </w:p>
-        </w:tc>
-        <w:tc>
-          <w:tcPr>
-            <w:tcW w:type="dxa" w:w="800"/>
-            <w:tcBorders>
-              <w:top w:val="single" w:color="999999" w:sz="1"/>
-              <w:left w:val="single" w:color="999999" w:sz="1"/>
-              <w:bottom w:val="single" w:color="999999" w:sz="1"/>
-              <w:right w:val="single" w:color="999999" w:sz="1"/>
-            </w:tcBorders>
+            <w:shd w:fill="F7F9FC" w:val="clear"/>
+            <w:tcMar>
+              <w:top w:type="dxa" w:w="60"/>
+              <w:left w:type="dxa" w:w="100"/>
+              <w:bottom w:type="dxa" w:w="60"/>
+              <w:right w:type="dxa" w:w="100"/>
+            </w:tcMar>
+          </w:tcPr>
+          <w:p>
+            <w:r>
+              <w:rPr>
+                <w:rFonts w:ascii="Arial" w:cs="Arial" w:eastAsia="Arial" w:hAnsi="Arial"/>
+                <w:sz w:val="20"/>
+                <w:szCs w:val="20"/>
+              </w:rPr>
+              <w:t xml:space="preserve">URS-UI-03 not met</w:t>
+            </w:r>
+          </w:p>
+        </w:tc>
+        <w:tc>
+          <w:tcPr>
+            <w:tcW w:type="dxa" w:w="800"/>
+            <w:tcBorders>
+              <w:top w:val="single" w:color="999999" w:sz="1"/>
+              <w:left w:val="single" w:color="999999" w:sz="1"/>
+              <w:bottom w:val="single" w:color="999999" w:sz="1"/>
+              <w:right w:val="single" w:color="999999" w:sz="1"/>
+            </w:tcBorders>
+            <w:shd w:fill="F7F9FC" w:val="clear"/>
             <w:tcMar>
               <w:top w:type="dxa" w:w="60"/>
               <w:left w:type="dxa" w:w="100"/>
@@ -10180,6 +10156,7 @@
               <w:bottom w:val="single" w:color="999999" w:sz="1"/>
               <w:right w:val="single" w:color="999999" w:sz="1"/>
             </w:tcBorders>
+            <w:shd w:fill="F7F9FC" w:val="clear"/>
             <w:tcMar>
               <w:top w:type="dxa" w:w="60"/>
               <w:left w:type="dxa" w:w="100"/>
@@ -10207,21 +10184,50 @@
               <w:bottom w:val="single" w:color="999999" w:sz="1"/>
               <w:right w:val="single" w:color="999999" w:sz="1"/>
             </w:tcBorders>
-            <w:tcMar>
-              <w:top w:type="dxa" w:w="60"/>
-              <w:left w:type="dxa" w:w="100"/>
-              <w:bottom w:type="dxa" w:w="60"/>
-              <w:right w:type="dxa" w:w="100"/>
-            </w:tcMar>
-          </w:tcPr>
-          <w:p>
-            <w:r>
-              <w:rPr>
-                <w:rFonts w:ascii="Arial" w:cs="Arial" w:eastAsia="Arial" w:hAnsi="Arial"/>
-                <w:sz w:val="20"/>
-                <w:szCs w:val="20"/>
-              </w:rPr>
-              <w:t xml:space="preserve">16</w:t>
+            <w:shd w:fill="F7F9FC" w:val="clear"/>
+            <w:tcMar>
+              <w:top w:type="dxa" w:w="60"/>
+              <w:left w:type="dxa" w:w="100"/>
+              <w:bottom w:type="dxa" w:w="60"/>
+              <w:right w:type="dxa" w:w="100"/>
+            </w:tcMar>
+          </w:tcPr>
+          <w:p>
+            <w:r>
+              <w:rPr>
+                <w:rFonts w:ascii="Arial" w:cs="Arial" w:eastAsia="Arial" w:hAnsi="Arial"/>
+                <w:sz w:val="20"/>
+                <w:szCs w:val="20"/>
+              </w:rPr>
+              <w:t xml:space="preserve">2</w:t>
+            </w:r>
+          </w:p>
+        </w:tc>
+        <w:tc>
+          <w:tcPr>
+            <w:tcW w:type="dxa" w:w="800"/>
+            <w:tcBorders>
+              <w:top w:val="single" w:color="999999" w:sz="1"/>
+              <w:left w:val="single" w:color="999999" w:sz="1"/>
+              <w:bottom w:val="single" w:color="999999" w:sz="1"/>
+              <w:right w:val="single" w:color="999999" w:sz="1"/>
+            </w:tcBorders>
+            <w:shd w:fill="F7F9FC" w:val="clear"/>
+            <w:tcMar>
+              <w:top w:type="dxa" w:w="60"/>
+              <w:left w:type="dxa" w:w="100"/>
+              <w:bottom w:type="dxa" w:w="60"/>
+              <w:right w:type="dxa" w:w="100"/>
+            </w:tcMar>
+          </w:tcPr>
+          <w:p>
+            <w:r>
+              <w:rPr>
+                <w:rFonts w:ascii="Arial" w:cs="Arial" w:eastAsia="Arial" w:hAnsi="Arial"/>
+                <w:sz w:val="20"/>
+                <w:szCs w:val="20"/>
+              </w:rPr>
+              <w:t xml:space="preserve">8</w:t>
             </w:r>
           </w:p>
         </w:tc>
@@ -10234,21 +10240,22 @@
               <w:bottom w:val="single" w:color="999999" w:sz="1"/>
               <w:right w:val="single" w:color="999999" w:sz="1"/>
             </w:tcBorders>
-            <w:tcMar>
-              <w:top w:type="dxa" w:w="60"/>
-              <w:left w:type="dxa" w:w="100"/>
-              <w:bottom w:type="dxa" w:w="60"/>
-              <w:right w:type="dxa" w:w="100"/>
-            </w:tcMar>
-          </w:tcPr>
-          <w:p>
-            <w:r>
-              <w:rPr>
-                <w:rFonts w:ascii="Arial" w:cs="Arial" w:eastAsia="Arial" w:hAnsi="Arial"/>
-                <w:sz w:val="20"/>
-                <w:szCs w:val="20"/>
-              </w:rPr>
-              <w:t xml:space="preserve">Validation tests for URS-UI-04</w:t>
+            <w:shd w:fill="F7F9FC" w:val="clear"/>
+            <w:tcMar>
+              <w:top w:type="dxa" w:w="60"/>
+              <w:left w:type="dxa" w:w="100"/>
+              <w:bottom w:type="dxa" w:w="60"/>
+              <w:right w:type="dxa" w:w="100"/>
+            </w:tcMar>
+          </w:tcPr>
+          <w:p>
+            <w:r>
+              <w:rPr>
+                <w:rFonts w:ascii="Arial" w:cs="Arial" w:eastAsia="Arial" w:hAnsi="Arial"/>
+                <w:sz w:val="20"/>
+                <w:szCs w:val="20"/>
+              </w:rPr>
+              <w:t>Validation tests for URS-UI-03</w:t>
             </w:r>
           </w:p>
         </w:tc>
@@ -10263,22 +10270,21 @@
               <w:bottom w:val="single" w:color="999999" w:sz="1"/>
               <w:right w:val="single" w:color="999999" w:sz="1"/>
             </w:tcBorders>
-            <w:shd w:fill="F7F9FC" w:val="clear"/>
-            <w:tcMar>
-              <w:top w:type="dxa" w:w="60"/>
-              <w:left w:type="dxa" w:w="100"/>
-              <w:bottom w:type="dxa" w:w="60"/>
-              <w:right w:type="dxa" w:w="100"/>
-            </w:tcMar>
-          </w:tcPr>
-          <w:p>
-            <w:r>
-              <w:rPr>
-                <w:rFonts w:ascii="Arial" w:cs="Arial" w:eastAsia="Arial" w:hAnsi="Arial"/>
-                <w:sz w:val="20"/>
-                <w:szCs w:val="20"/>
-              </w:rPr>
-              <w:t xml:space="preserve">FM-VIZ-01</w:t>
+            <w:tcMar>
+              <w:top w:type="dxa" w:w="60"/>
+              <w:left w:type="dxa" w:w="100"/>
+              <w:bottom w:type="dxa" w:w="60"/>
+              <w:right w:type="dxa" w:w="100"/>
+            </w:tcMar>
+          </w:tcPr>
+          <w:p>
+            <w:r>
+              <w:rPr>
+                <w:rFonts w:ascii="Arial" w:cs="Arial" w:eastAsia="Arial" w:hAnsi="Arial"/>
+                <w:sz w:val="20"/>
+                <w:szCs w:val="20"/>
+              </w:rPr>
+              <w:t xml:space="preserve">FM-UI-04</w:t>
             </w:r>
           </w:p>
         </w:tc>
@@ -10291,35 +10297,60 @@
               <w:bottom w:val="single" w:color="999999" w:sz="1"/>
               <w:right w:val="single" w:color="999999" w:sz="1"/>
             </w:tcBorders>
-            <w:shd w:fill="F7F9FC" w:val="clear"/>
-            <w:tcMar>
-              <w:top w:type="dxa" w:w="60"/>
-              <w:left w:type="dxa" w:w="100"/>
-              <w:bottom w:type="dxa" w:w="60"/>
-              <w:right w:type="dxa" w:w="100"/>
-            </w:tcMar>
-          </w:tcPr>
-          <w:p>
-            <w:r>
-              <w:rPr>
-                <w:rFonts w:ascii="Arial" w:cs="Arial" w:eastAsia="Arial" w:hAnsi="Arial"/>
-                <w:sz w:val="20"/>
-                <w:szCs w:val="20"/>
-              </w:rPr>
-              <w:t xml:space="preserve">URS-VIZ-01 not met</w:t>
-            </w:r>
-          </w:p>
-        </w:tc>
-        <w:tc>
-          <w:tcPr>
-            <w:tcW w:type="dxa" w:w="800"/>
-            <w:tcBorders>
-              <w:top w:val="single" w:color="999999" w:sz="1"/>
-              <w:left w:val="single" w:color="999999" w:sz="1"/>
-              <w:bottom w:val="single" w:color="999999" w:sz="1"/>
-              <w:right w:val="single" w:color="999999" w:sz="1"/>
-            </w:tcBorders>
-            <w:shd w:fill="F7F9FC" w:val="clear"/>
+            <w:tcMar>
+              <w:top w:type="dxa" w:w="60"/>
+              <w:left w:type="dxa" w:w="100"/>
+              <w:bottom w:type="dxa" w:w="60"/>
+              <w:right w:type="dxa" w:w="100"/>
+            </w:tcMar>
+          </w:tcPr>
+          <w:p>
+            <w:r>
+              <w:rPr>
+                <w:rFonts w:ascii="Arial" w:cs="Arial" w:eastAsia="Arial" w:hAnsi="Arial"/>
+                <w:sz w:val="20"/>
+                <w:szCs w:val="20"/>
+              </w:rPr>
+              <w:t xml:space="preserve">URS-UI-04 not met</w:t>
+            </w:r>
+          </w:p>
+        </w:tc>
+        <w:tc>
+          <w:tcPr>
+            <w:tcW w:type="dxa" w:w="800"/>
+            <w:tcBorders>
+              <w:top w:val="single" w:color="999999" w:sz="1"/>
+              <w:left w:val="single" w:color="999999" w:sz="1"/>
+              <w:bottom w:val="single" w:color="999999" w:sz="1"/>
+              <w:right w:val="single" w:color="999999" w:sz="1"/>
+            </w:tcBorders>
+            <w:tcMar>
+              <w:top w:type="dxa" w:w="60"/>
+              <w:left w:type="dxa" w:w="100"/>
+              <w:bottom w:type="dxa" w:w="60"/>
+              <w:right w:type="dxa" w:w="100"/>
+            </w:tcMar>
+          </w:tcPr>
+          <w:p>
+            <w:r>
+              <w:rPr>
+                <w:rFonts w:ascii="Arial" w:cs="Arial" w:eastAsia="Arial" w:hAnsi="Arial"/>
+                <w:sz w:val="20"/>
+                <w:szCs w:val="20"/>
+              </w:rPr>
+              <w:t xml:space="preserve">4</w:t>
+            </w:r>
+          </w:p>
+        </w:tc>
+        <w:tc>
+          <w:tcPr>
+            <w:tcW w:type="dxa" w:w="800"/>
+            <w:tcBorders>
+              <w:top w:val="single" w:color="999999" w:sz="1"/>
+              <w:left w:val="single" w:color="999999" w:sz="1"/>
+              <w:bottom w:val="single" w:color="999999" w:sz="1"/>
+              <w:right w:val="single" w:color="999999" w:sz="1"/>
+            </w:tcBorders>
             <w:tcMar>
               <w:top w:type="dxa" w:w="60"/>
               <w:left w:type="dxa" w:w="100"/>
@@ -10347,7 +10378,6 @@
               <w:bottom w:val="single" w:color="999999" w:sz="1"/>
               <w:right w:val="single" w:color="999999" w:sz="1"/>
             </w:tcBorders>
-            <w:shd w:fill="F7F9FC" w:val="clear"/>
             <w:tcMar>
               <w:top w:type="dxa" w:w="60"/>
               <w:left w:type="dxa" w:w="100"/>
@@ -10375,50 +10405,21 @@
               <w:bottom w:val="single" w:color="999999" w:sz="1"/>
               <w:right w:val="single" w:color="999999" w:sz="1"/>
             </w:tcBorders>
-            <w:shd w:fill="F7F9FC" w:val="clear"/>
-            <w:tcMar>
-              <w:top w:type="dxa" w:w="60"/>
-              <w:left w:type="dxa" w:w="100"/>
-              <w:bottom w:type="dxa" w:w="60"/>
-              <w:right w:type="dxa" w:w="100"/>
-            </w:tcMar>
-          </w:tcPr>
-          <w:p>
-            <w:r>
-              <w:rPr>
-                <w:rFonts w:ascii="Arial" w:cs="Arial" w:eastAsia="Arial" w:hAnsi="Arial"/>
-                <w:sz w:val="20"/>
-                <w:szCs w:val="20"/>
-              </w:rPr>
-              <w:t xml:space="preserve">2</w:t>
-            </w:r>
-          </w:p>
-        </w:tc>
-        <w:tc>
-          <w:tcPr>
-            <w:tcW w:type="dxa" w:w="800"/>
-            <w:tcBorders>
-              <w:top w:val="single" w:color="999999" w:sz="1"/>
-              <w:left w:val="single" w:color="999999" w:sz="1"/>
-              <w:bottom w:val="single" w:color="999999" w:sz="1"/>
-              <w:right w:val="single" w:color="999999" w:sz="1"/>
-            </w:tcBorders>
-            <w:shd w:fill="F7F9FC" w:val="clear"/>
-            <w:tcMar>
-              <w:top w:type="dxa" w:w="60"/>
-              <w:left w:type="dxa" w:w="100"/>
-              <w:bottom w:type="dxa" w:w="60"/>
-              <w:right w:type="dxa" w:w="100"/>
-            </w:tcMar>
-          </w:tcPr>
-          <w:p>
-            <w:r>
-              <w:rPr>
-                <w:rFonts w:ascii="Arial" w:cs="Arial" w:eastAsia="Arial" w:hAnsi="Arial"/>
-                <w:sz w:val="20"/>
-                <w:szCs w:val="20"/>
-              </w:rPr>
-              <w:t xml:space="preserve">8</w:t>
+            <w:tcMar>
+              <w:top w:type="dxa" w:w="60"/>
+              <w:left w:type="dxa" w:w="100"/>
+              <w:bottom w:type="dxa" w:w="60"/>
+              <w:right w:type="dxa" w:w="100"/>
+            </w:tcMar>
+          </w:tcPr>
+          <w:p>
+            <w:r>
+              <w:rPr>
+                <w:rFonts w:ascii="Arial" w:cs="Arial" w:eastAsia="Arial" w:hAnsi="Arial"/>
+                <w:sz w:val="20"/>
+                <w:szCs w:val="20"/>
+              </w:rPr>
+              <w:t xml:space="preserve">16</w:t>
             </w:r>
           </w:p>
         </w:tc>
@@ -10431,22 +10432,21 @@
               <w:bottom w:val="single" w:color="999999" w:sz="1"/>
               <w:right w:val="single" w:color="999999" w:sz="1"/>
             </w:tcBorders>
-            <w:shd w:fill="F7F9FC" w:val="clear"/>
-            <w:tcMar>
-              <w:top w:type="dxa" w:w="60"/>
-              <w:left w:type="dxa" w:w="100"/>
-              <w:bottom w:type="dxa" w:w="60"/>
-              <w:right w:type="dxa" w:w="100"/>
-            </w:tcMar>
-          </w:tcPr>
-          <w:p>
-            <w:r>
-              <w:rPr>
-                <w:rFonts w:ascii="Arial" w:cs="Arial" w:eastAsia="Arial" w:hAnsi="Arial"/>
-                <w:sz w:val="20"/>
-                <w:szCs w:val="20"/>
-              </w:rPr>
-              <w:t xml:space="preserve">Validation tests for URS-VIZ-01</w:t>
+            <w:tcMar>
+              <w:top w:type="dxa" w:w="60"/>
+              <w:left w:type="dxa" w:w="100"/>
+              <w:bottom w:type="dxa" w:w="60"/>
+              <w:right w:type="dxa" w:w="100"/>
+            </w:tcMar>
+          </w:tcPr>
+          <w:p>
+            <w:r>
+              <w:rPr>
+                <w:rFonts w:ascii="Arial" w:cs="Arial" w:eastAsia="Arial" w:hAnsi="Arial"/>
+                <w:sz w:val="20"/>
+                <w:szCs w:val="20"/>
+              </w:rPr>
+              <w:t>Validation tests for URS-UI-04</w:t>
             </w:r>
           </w:p>
         </w:tc>
@@ -10461,21 +10461,22 @@
               <w:bottom w:val="single" w:color="999999" w:sz="1"/>
               <w:right w:val="single" w:color="999999" w:sz="1"/>
             </w:tcBorders>
-            <w:tcMar>
-              <w:top w:type="dxa" w:w="60"/>
-              <w:left w:type="dxa" w:w="100"/>
-              <w:bottom w:type="dxa" w:w="60"/>
-              <w:right w:type="dxa" w:w="100"/>
-            </w:tcMar>
-          </w:tcPr>
-          <w:p>
-            <w:r>
-              <w:rPr>
-                <w:rFonts w:ascii="Arial" w:cs="Arial" w:eastAsia="Arial" w:hAnsi="Arial"/>
-                <w:sz w:val="20"/>
-                <w:szCs w:val="20"/>
-              </w:rPr>
-              <w:t xml:space="preserve">FM-VIZ-02</w:t>
+            <w:shd w:fill="F7F9FC" w:val="clear"/>
+            <w:tcMar>
+              <w:top w:type="dxa" w:w="60"/>
+              <w:left w:type="dxa" w:w="100"/>
+              <w:bottom w:type="dxa" w:w="60"/>
+              <w:right w:type="dxa" w:w="100"/>
+            </w:tcMar>
+          </w:tcPr>
+          <w:p>
+            <w:r>
+              <w:rPr>
+                <w:rFonts w:ascii="Arial" w:cs="Arial" w:eastAsia="Arial" w:hAnsi="Arial"/>
+                <w:sz w:val="20"/>
+                <w:szCs w:val="20"/>
+              </w:rPr>
+              <w:t xml:space="preserve">FM-VIZ-01</w:t>
             </w:r>
           </w:p>
         </w:tc>
@@ -10488,33 +10489,35 @@
               <w:bottom w:val="single" w:color="999999" w:sz="1"/>
               <w:right w:val="single" w:color="999999" w:sz="1"/>
             </w:tcBorders>
-            <w:tcMar>
-              <w:top w:type="dxa" w:w="60"/>
-              <w:left w:type="dxa" w:w="100"/>
-              <w:bottom w:type="dxa" w:w="60"/>
-              <w:right w:type="dxa" w:w="100"/>
-            </w:tcMar>
-          </w:tcPr>
-          <w:p>
-            <w:r>
-              <w:rPr>
-                <w:rFonts w:ascii="Arial" w:cs="Arial" w:eastAsia="Arial" w:hAnsi="Arial"/>
-                <w:sz w:val="20"/>
-                <w:szCs w:val="20"/>
-              </w:rPr>
-              <w:t xml:space="preserve">URS-VIZ-02 not met</w:t>
-            </w:r>
-          </w:p>
-        </w:tc>
-        <w:tc>
-          <w:tcPr>
-            <w:tcW w:type="dxa" w:w="800"/>
-            <w:tcBorders>
-              <w:top w:val="single" w:color="999999" w:sz="1"/>
-              <w:left w:val="single" w:color="999999" w:sz="1"/>
-              <w:bottom w:val="single" w:color="999999" w:sz="1"/>
-              <w:right w:val="single" w:color="999999" w:sz="1"/>
-            </w:tcBorders>
+            <w:shd w:fill="F7F9FC" w:val="clear"/>
+            <w:tcMar>
+              <w:top w:type="dxa" w:w="60"/>
+              <w:left w:type="dxa" w:w="100"/>
+              <w:bottom w:type="dxa" w:w="60"/>
+              <w:right w:type="dxa" w:w="100"/>
+            </w:tcMar>
+          </w:tcPr>
+          <w:p>
+            <w:r>
+              <w:rPr>
+                <w:rFonts w:ascii="Arial" w:cs="Arial" w:eastAsia="Arial" w:hAnsi="Arial"/>
+                <w:sz w:val="20"/>
+                <w:szCs w:val="20"/>
+              </w:rPr>
+              <w:t xml:space="preserve">URS-VIZ-01 not met</w:t>
+            </w:r>
+          </w:p>
+        </w:tc>
+        <w:tc>
+          <w:tcPr>
+            <w:tcW w:type="dxa" w:w="800"/>
+            <w:tcBorders>
+              <w:top w:val="single" w:color="999999" w:sz="1"/>
+              <w:left w:val="single" w:color="999999" w:sz="1"/>
+              <w:bottom w:val="single" w:color="999999" w:sz="1"/>
+              <w:right w:val="single" w:color="999999" w:sz="1"/>
+            </w:tcBorders>
+            <w:shd w:fill="F7F9FC" w:val="clear"/>
             <w:tcMar>
               <w:top w:type="dxa" w:w="60"/>
               <w:left w:type="dxa" w:w="100"/>
@@ -10542,6 +10545,7 @@
               <w:bottom w:val="single" w:color="999999" w:sz="1"/>
               <w:right w:val="single" w:color="999999" w:sz="1"/>
             </w:tcBorders>
+            <w:shd w:fill="F7F9FC" w:val="clear"/>
             <w:tcMar>
               <w:top w:type="dxa" w:w="60"/>
               <w:left w:type="dxa" w:w="100"/>
@@ -10569,6 +10573,7 @@
               <w:bottom w:val="single" w:color="999999" w:sz="1"/>
               <w:right w:val="single" w:color="999999" w:sz="1"/>
             </w:tcBorders>
+            <w:shd w:fill="F7F9FC" w:val="clear"/>
             <w:tcMar>
               <w:top w:type="dxa" w:w="60"/>
               <w:left w:type="dxa" w:w="100"/>
@@ -10596,6 +10601,7 @@
               <w:bottom w:val="single" w:color="999999" w:sz="1"/>
               <w:right w:val="single" w:color="999999" w:sz="1"/>
             </w:tcBorders>
+            <w:shd w:fill="F7F9FC" w:val="clear"/>
             <w:tcMar>
               <w:top w:type="dxa" w:w="60"/>
               <w:left w:type="dxa" w:w="100"/>
@@ -10623,21 +10629,22 @@
               <w:bottom w:val="single" w:color="999999" w:sz="1"/>
               <w:right w:val="single" w:color="999999" w:sz="1"/>
             </w:tcBorders>
-            <w:tcMar>
-              <w:top w:type="dxa" w:w="60"/>
-              <w:left w:type="dxa" w:w="100"/>
-              <w:bottom w:type="dxa" w:w="60"/>
-              <w:right w:type="dxa" w:w="100"/>
-            </w:tcMar>
-          </w:tcPr>
-          <w:p>
-            <w:r>
-              <w:rPr>
-                <w:rFonts w:ascii="Arial" w:cs="Arial" w:eastAsia="Arial" w:hAnsi="Arial"/>
-                <w:sz w:val="20"/>
-                <w:szCs w:val="20"/>
-              </w:rPr>
-              <w:t xml:space="preserve">Validation tests for URS-VIZ-02</w:t>
+            <w:shd w:fill="F7F9FC" w:val="clear"/>
+            <w:tcMar>
+              <w:top w:type="dxa" w:w="60"/>
+              <w:left w:type="dxa" w:w="100"/>
+              <w:bottom w:type="dxa" w:w="60"/>
+              <w:right w:type="dxa" w:w="100"/>
+            </w:tcMar>
+          </w:tcPr>
+          <w:p>
+            <w:r>
+              <w:rPr>
+                <w:rFonts w:ascii="Arial" w:cs="Arial" w:eastAsia="Arial" w:hAnsi="Arial"/>
+                <w:sz w:val="20"/>
+                <w:szCs w:val="20"/>
+              </w:rPr>
+              <w:t>Validation tests for URS-VIZ-01</w:t>
             </w:r>
           </w:p>
         </w:tc>
@@ -10652,22 +10659,21 @@
               <w:bottom w:val="single" w:color="999999" w:sz="1"/>
               <w:right w:val="single" w:color="999999" w:sz="1"/>
             </w:tcBorders>
-            <w:shd w:fill="F7F9FC" w:val="clear"/>
-            <w:tcMar>
-              <w:top w:type="dxa" w:w="60"/>
-              <w:left w:type="dxa" w:w="100"/>
-              <w:bottom w:type="dxa" w:w="60"/>
-              <w:right w:type="dxa" w:w="100"/>
-            </w:tcMar>
-          </w:tcPr>
-          <w:p>
-            <w:r>
-              <w:rPr>
-                <w:rFonts w:ascii="Arial" w:cs="Arial" w:eastAsia="Arial" w:hAnsi="Arial"/>
-                <w:sz w:val="20"/>
-                <w:szCs w:val="20"/>
-              </w:rPr>
-              <w:t xml:space="preserve">FM-VIZ-03</w:t>
+            <w:tcMar>
+              <w:top w:type="dxa" w:w="60"/>
+              <w:left w:type="dxa" w:w="100"/>
+              <w:bottom w:type="dxa" w:w="60"/>
+              <w:right w:type="dxa" w:w="100"/>
+            </w:tcMar>
+          </w:tcPr>
+          <w:p>
+            <w:r>
+              <w:rPr>
+                <w:rFonts w:ascii="Arial" w:cs="Arial" w:eastAsia="Arial" w:hAnsi="Arial"/>
+                <w:sz w:val="20"/>
+                <w:szCs w:val="20"/>
+              </w:rPr>
+              <w:t xml:space="preserve">FM-VIZ-02</w:t>
             </w:r>
           </w:p>
         </w:tc>
@@ -10680,35 +10686,33 @@
               <w:bottom w:val="single" w:color="999999" w:sz="1"/>
               <w:right w:val="single" w:color="999999" w:sz="1"/>
             </w:tcBorders>
-            <w:shd w:fill="F7F9FC" w:val="clear"/>
-            <w:tcMar>
-              <w:top w:type="dxa" w:w="60"/>
-              <w:left w:type="dxa" w:w="100"/>
-              <w:bottom w:type="dxa" w:w="60"/>
-              <w:right w:type="dxa" w:w="100"/>
-            </w:tcMar>
-          </w:tcPr>
-          <w:p>
-            <w:r>
-              <w:rPr>
-                <w:rFonts w:ascii="Arial" w:cs="Arial" w:eastAsia="Arial" w:hAnsi="Arial"/>
-                <w:sz w:val="20"/>
-                <w:szCs w:val="20"/>
-              </w:rPr>
-              <w:t xml:space="preserve">URS-VIZ-03 not met</w:t>
-            </w:r>
-          </w:p>
-        </w:tc>
-        <w:tc>
-          <w:tcPr>
-            <w:tcW w:type="dxa" w:w="800"/>
-            <w:tcBorders>
-              <w:top w:val="single" w:color="999999" w:sz="1"/>
-              <w:left w:val="single" w:color="999999" w:sz="1"/>
-              <w:bottom w:val="single" w:color="999999" w:sz="1"/>
-              <w:right w:val="single" w:color="999999" w:sz="1"/>
-            </w:tcBorders>
-            <w:shd w:fill="F7F9FC" w:val="clear"/>
+            <w:tcMar>
+              <w:top w:type="dxa" w:w="60"/>
+              <w:left w:type="dxa" w:w="100"/>
+              <w:bottom w:type="dxa" w:w="60"/>
+              <w:right w:type="dxa" w:w="100"/>
+            </w:tcMar>
+          </w:tcPr>
+          <w:p>
+            <w:r>
+              <w:rPr>
+                <w:rFonts w:ascii="Arial" w:cs="Arial" w:eastAsia="Arial" w:hAnsi="Arial"/>
+                <w:sz w:val="20"/>
+                <w:szCs w:val="20"/>
+              </w:rPr>
+              <w:t xml:space="preserve">URS-VIZ-02 not met</w:t>
+            </w:r>
+          </w:p>
+        </w:tc>
+        <w:tc>
+          <w:tcPr>
+            <w:tcW w:type="dxa" w:w="800"/>
+            <w:tcBorders>
+              <w:top w:val="single" w:color="999999" w:sz="1"/>
+              <w:left w:val="single" w:color="999999" w:sz="1"/>
+              <w:bottom w:val="single" w:color="999999" w:sz="1"/>
+              <w:right w:val="single" w:color="999999" w:sz="1"/>
+            </w:tcBorders>
             <w:tcMar>
               <w:top w:type="dxa" w:w="60"/>
               <w:left w:type="dxa" w:w="100"/>
@@ -10736,7 +10740,6 @@
               <w:bottom w:val="single" w:color="999999" w:sz="1"/>
               <w:right w:val="single" w:color="999999" w:sz="1"/>
             </w:tcBorders>
-            <w:shd w:fill="F7F9FC" w:val="clear"/>
             <w:tcMar>
               <w:top w:type="dxa" w:w="60"/>
               <w:left w:type="dxa" w:w="100"/>
@@ -10764,7 +10767,6 @@
               <w:bottom w:val="single" w:color="999999" w:sz="1"/>
               <w:right w:val="single" w:color="999999" w:sz="1"/>
             </w:tcBorders>
-            <w:shd w:fill="F7F9FC" w:val="clear"/>
             <w:tcMar>
               <w:top w:type="dxa" w:w="60"/>
               <w:left w:type="dxa" w:w="100"/>
@@ -10792,7 +10794,6 @@
               <w:bottom w:val="single" w:color="999999" w:sz="1"/>
               <w:right w:val="single" w:color="999999" w:sz="1"/>
             </w:tcBorders>
-            <w:shd w:fill="F7F9FC" w:val="clear"/>
             <w:tcMar>
               <w:top w:type="dxa" w:w="60"/>
               <w:left w:type="dxa" w:w="100"/>
@@ -10820,22 +10821,21 @@
               <w:bottom w:val="single" w:color="999999" w:sz="1"/>
               <w:right w:val="single" w:color="999999" w:sz="1"/>
             </w:tcBorders>
-            <w:shd w:fill="F7F9FC" w:val="clear"/>
-            <w:tcMar>
-              <w:top w:type="dxa" w:w="60"/>
-              <w:left w:type="dxa" w:w="100"/>
-              <w:bottom w:type="dxa" w:w="60"/>
-              <w:right w:type="dxa" w:w="100"/>
-            </w:tcMar>
-          </w:tcPr>
-          <w:p>
-            <w:r>
-              <w:rPr>
-                <w:rFonts w:ascii="Arial" w:cs="Arial" w:eastAsia="Arial" w:hAnsi="Arial"/>
-                <w:sz w:val="20"/>
-                <w:szCs w:val="20"/>
-              </w:rPr>
-              <w:t xml:space="preserve">Validation tests for URS-VIZ-03</w:t>
+            <w:tcMar>
+              <w:top w:type="dxa" w:w="60"/>
+              <w:left w:type="dxa" w:w="100"/>
+              <w:bottom w:type="dxa" w:w="60"/>
+              <w:right w:type="dxa" w:w="100"/>
+            </w:tcMar>
+          </w:tcPr>
+          <w:p>
+            <w:r>
+              <w:rPr>
+                <w:rFonts w:ascii="Arial" w:cs="Arial" w:eastAsia="Arial" w:hAnsi="Arial"/>
+                <w:sz w:val="20"/>
+                <w:szCs w:val="20"/>
+              </w:rPr>
+              <w:t>Validation tests for URS-VIZ-02</w:t>
             </w:r>
           </w:p>
         </w:tc>
@@ -10850,21 +10850,22 @@
               <w:bottom w:val="single" w:color="999999" w:sz="1"/>
               <w:right w:val="single" w:color="999999" w:sz="1"/>
             </w:tcBorders>
-            <w:tcMar>
-              <w:top w:type="dxa" w:w="60"/>
-              <w:left w:type="dxa" w:w="100"/>
-              <w:bottom w:type="dxa" w:w="60"/>
-              <w:right w:type="dxa" w:w="100"/>
-            </w:tcMar>
-          </w:tcPr>
-          <w:p>
-            <w:r>
-              <w:rPr>
-                <w:rFonts w:ascii="Arial" w:cs="Arial" w:eastAsia="Arial" w:hAnsi="Arial"/>
-                <w:sz w:val="20"/>
-                <w:szCs w:val="20"/>
-              </w:rPr>
-              <w:t xml:space="preserve">FM-VIZ-04</w:t>
+            <w:shd w:fill="F7F9FC" w:val="clear"/>
+            <w:tcMar>
+              <w:top w:type="dxa" w:w="60"/>
+              <w:left w:type="dxa" w:w="100"/>
+              <w:bottom w:type="dxa" w:w="60"/>
+              <w:right w:type="dxa" w:w="100"/>
+            </w:tcMar>
+          </w:tcPr>
+          <w:p>
+            <w:r>
+              <w:rPr>
+                <w:rFonts w:ascii="Arial" w:cs="Arial" w:eastAsia="Arial" w:hAnsi="Arial"/>
+                <w:sz w:val="20"/>
+                <w:szCs w:val="20"/>
+              </w:rPr>
+              <w:t xml:space="preserve">FM-VIZ-03</w:t>
             </w:r>
           </w:p>
         </w:tc>
@@ -10877,33 +10878,35 @@
               <w:bottom w:val="single" w:color="999999" w:sz="1"/>
               <w:right w:val="single" w:color="999999" w:sz="1"/>
             </w:tcBorders>
-            <w:tcMar>
-              <w:top w:type="dxa" w:w="60"/>
-              <w:left w:type="dxa" w:w="100"/>
-              <w:bottom w:type="dxa" w:w="60"/>
-              <w:right w:type="dxa" w:w="100"/>
-            </w:tcMar>
-          </w:tcPr>
-          <w:p>
-            <w:r>
-              <w:rPr>
-                <w:rFonts w:ascii="Arial" w:cs="Arial" w:eastAsia="Arial" w:hAnsi="Arial"/>
-                <w:sz w:val="20"/>
-                <w:szCs w:val="20"/>
-              </w:rPr>
-              <w:t xml:space="preserve">URS-VIZ-04 not met</w:t>
-            </w:r>
-          </w:p>
-        </w:tc>
-        <w:tc>
-          <w:tcPr>
-            <w:tcW w:type="dxa" w:w="800"/>
-            <w:tcBorders>
-              <w:top w:val="single" w:color="999999" w:sz="1"/>
-              <w:left w:val="single" w:color="999999" w:sz="1"/>
-              <w:bottom w:val="single" w:color="999999" w:sz="1"/>
-              <w:right w:val="single" w:color="999999" w:sz="1"/>
-            </w:tcBorders>
+            <w:shd w:fill="F7F9FC" w:val="clear"/>
+            <w:tcMar>
+              <w:top w:type="dxa" w:w="60"/>
+              <w:left w:type="dxa" w:w="100"/>
+              <w:bottom w:type="dxa" w:w="60"/>
+              <w:right w:type="dxa" w:w="100"/>
+            </w:tcMar>
+          </w:tcPr>
+          <w:p>
+            <w:r>
+              <w:rPr>
+                <w:rFonts w:ascii="Arial" w:cs="Arial" w:eastAsia="Arial" w:hAnsi="Arial"/>
+                <w:sz w:val="20"/>
+                <w:szCs w:val="20"/>
+              </w:rPr>
+              <w:t xml:space="preserve">URS-VIZ-03 not met</w:t>
+            </w:r>
+          </w:p>
+        </w:tc>
+        <w:tc>
+          <w:tcPr>
+            <w:tcW w:type="dxa" w:w="800"/>
+            <w:tcBorders>
+              <w:top w:val="single" w:color="999999" w:sz="1"/>
+              <w:left w:val="single" w:color="999999" w:sz="1"/>
+              <w:bottom w:val="single" w:color="999999" w:sz="1"/>
+              <w:right w:val="single" w:color="999999" w:sz="1"/>
+            </w:tcBorders>
+            <w:shd w:fill="F7F9FC" w:val="clear"/>
             <w:tcMar>
               <w:top w:type="dxa" w:w="60"/>
               <w:left w:type="dxa" w:w="100"/>
@@ -10931,6 +10934,7 @@
               <w:bottom w:val="single" w:color="999999" w:sz="1"/>
               <w:right w:val="single" w:color="999999" w:sz="1"/>
             </w:tcBorders>
+            <w:shd w:fill="F7F9FC" w:val="clear"/>
             <w:tcMar>
               <w:top w:type="dxa" w:w="60"/>
               <w:left w:type="dxa" w:w="100"/>
@@ -10958,6 +10962,7 @@
               <w:bottom w:val="single" w:color="999999" w:sz="1"/>
               <w:right w:val="single" w:color="999999" w:sz="1"/>
             </w:tcBorders>
+            <w:shd w:fill="F7F9FC" w:val="clear"/>
             <w:tcMar>
               <w:top w:type="dxa" w:w="60"/>
               <w:left w:type="dxa" w:w="100"/>
@@ -10985,6 +10990,7 @@
               <w:bottom w:val="single" w:color="999999" w:sz="1"/>
               <w:right w:val="single" w:color="999999" w:sz="1"/>
             </w:tcBorders>
+            <w:shd w:fill="F7F9FC" w:val="clear"/>
             <w:tcMar>
               <w:top w:type="dxa" w:w="60"/>
               <w:left w:type="dxa" w:w="100"/>
@@ -11012,21 +11018,22 @@
               <w:bottom w:val="single" w:color="999999" w:sz="1"/>
               <w:right w:val="single" w:color="999999" w:sz="1"/>
             </w:tcBorders>
-            <w:tcMar>
-              <w:top w:type="dxa" w:w="60"/>
-              <w:left w:type="dxa" w:w="100"/>
-              <w:bottom w:type="dxa" w:w="60"/>
-              <w:right w:type="dxa" w:w="100"/>
-            </w:tcMar>
-          </w:tcPr>
-          <w:p>
-            <w:r>
-              <w:rPr>
-                <w:rFonts w:ascii="Arial" w:cs="Arial" w:eastAsia="Arial" w:hAnsi="Arial"/>
-                <w:sz w:val="20"/>
-                <w:szCs w:val="20"/>
-              </w:rPr>
-              <w:t xml:space="preserve">Validation tests for URS-VIZ-04</w:t>
+            <w:shd w:fill="F7F9FC" w:val="clear"/>
+            <w:tcMar>
+              <w:top w:type="dxa" w:w="60"/>
+              <w:left w:type="dxa" w:w="100"/>
+              <w:bottom w:type="dxa" w:w="60"/>
+              <w:right w:type="dxa" w:w="100"/>
+            </w:tcMar>
+          </w:tcPr>
+          <w:p>
+            <w:r>
+              <w:rPr>
+                <w:rFonts w:ascii="Arial" w:cs="Arial" w:eastAsia="Arial" w:hAnsi="Arial"/>
+                <w:sz w:val="20"/>
+                <w:szCs w:val="20"/>
+              </w:rPr>
+              <w:t>Validation tests for URS-VIZ-03</w:t>
             </w:r>
           </w:p>
         </w:tc>
@@ -11041,22 +11048,21 @@
               <w:bottom w:val="single" w:color="999999" w:sz="1"/>
               <w:right w:val="single" w:color="999999" w:sz="1"/>
             </w:tcBorders>
-            <w:shd w:fill="F7F9FC" w:val="clear"/>
-            <w:tcMar>
-              <w:top w:type="dxa" w:w="60"/>
-              <w:left w:type="dxa" w:w="100"/>
-              <w:bottom w:type="dxa" w:w="60"/>
-              <w:right w:type="dxa" w:w="100"/>
-            </w:tcMar>
-          </w:tcPr>
-          <w:p>
-            <w:r>
-              <w:rPr>
-                <w:rFonts w:ascii="Arial" w:cs="Arial" w:eastAsia="Arial" w:hAnsi="Arial"/>
-                <w:sz w:val="20"/>
-                <w:szCs w:val="20"/>
-              </w:rPr>
-              <w:t xml:space="preserve">FM-VIZ-05</w:t>
+            <w:tcMar>
+              <w:top w:type="dxa" w:w="60"/>
+              <w:left w:type="dxa" w:w="100"/>
+              <w:bottom w:type="dxa" w:w="60"/>
+              <w:right w:type="dxa" w:w="100"/>
+            </w:tcMar>
+          </w:tcPr>
+          <w:p>
+            <w:r>
+              <w:rPr>
+                <w:rFonts w:ascii="Arial" w:cs="Arial" w:eastAsia="Arial" w:hAnsi="Arial"/>
+                <w:sz w:val="20"/>
+                <w:szCs w:val="20"/>
+              </w:rPr>
+              <w:t xml:space="preserve">FM-VIZ-04</w:t>
             </w:r>
           </w:p>
         </w:tc>
@@ -11069,35 +11075,33 @@
               <w:bottom w:val="single" w:color="999999" w:sz="1"/>
               <w:right w:val="single" w:color="999999" w:sz="1"/>
             </w:tcBorders>
-            <w:shd w:fill="F7F9FC" w:val="clear"/>
-            <w:tcMar>
-              <w:top w:type="dxa" w:w="60"/>
-              <w:left w:type="dxa" w:w="100"/>
-              <w:bottom w:type="dxa" w:w="60"/>
-              <w:right w:type="dxa" w:w="100"/>
-            </w:tcMar>
-          </w:tcPr>
-          <w:p>
-            <w:r>
-              <w:rPr>
-                <w:rFonts w:ascii="Arial" w:cs="Arial" w:eastAsia="Arial" w:hAnsi="Arial"/>
-                <w:sz w:val="20"/>
-                <w:szCs w:val="20"/>
-              </w:rPr>
-              <w:t xml:space="preserve">URS-VIZ-05 not met</w:t>
-            </w:r>
-          </w:p>
-        </w:tc>
-        <w:tc>
-          <w:tcPr>
-            <w:tcW w:type="dxa" w:w="800"/>
-            <w:tcBorders>
-              <w:top w:val="single" w:color="999999" w:sz="1"/>
-              <w:left w:val="single" w:color="999999" w:sz="1"/>
-              <w:bottom w:val="single" w:color="999999" w:sz="1"/>
-              <w:right w:val="single" w:color="999999" w:sz="1"/>
-            </w:tcBorders>
-            <w:shd w:fill="F7F9FC" w:val="clear"/>
+            <w:tcMar>
+              <w:top w:type="dxa" w:w="60"/>
+              <w:left w:type="dxa" w:w="100"/>
+              <w:bottom w:type="dxa" w:w="60"/>
+              <w:right w:type="dxa" w:w="100"/>
+            </w:tcMar>
+          </w:tcPr>
+          <w:p>
+            <w:r>
+              <w:rPr>
+                <w:rFonts w:ascii="Arial" w:cs="Arial" w:eastAsia="Arial" w:hAnsi="Arial"/>
+                <w:sz w:val="20"/>
+                <w:szCs w:val="20"/>
+              </w:rPr>
+              <w:t xml:space="preserve">URS-VIZ-04 not met</w:t>
+            </w:r>
+          </w:p>
+        </w:tc>
+        <w:tc>
+          <w:tcPr>
+            <w:tcW w:type="dxa" w:w="800"/>
+            <w:tcBorders>
+              <w:top w:val="single" w:color="999999" w:sz="1"/>
+              <w:left w:val="single" w:color="999999" w:sz="1"/>
+              <w:bottom w:val="single" w:color="999999" w:sz="1"/>
+              <w:right w:val="single" w:color="999999" w:sz="1"/>
+            </w:tcBorders>
             <w:tcMar>
               <w:top w:type="dxa" w:w="60"/>
               <w:left w:type="dxa" w:w="100"/>
@@ -11125,7 +11129,6 @@
               <w:bottom w:val="single" w:color="999999" w:sz="1"/>
               <w:right w:val="single" w:color="999999" w:sz="1"/>
             </w:tcBorders>
-            <w:shd w:fill="F7F9FC" w:val="clear"/>
             <w:tcMar>
               <w:top w:type="dxa" w:w="60"/>
               <w:left w:type="dxa" w:w="100"/>
@@ -11153,7 +11156,6 @@
               <w:bottom w:val="single" w:color="999999" w:sz="1"/>
               <w:right w:val="single" w:color="999999" w:sz="1"/>
             </w:tcBorders>
-            <w:shd w:fill="F7F9FC" w:val="clear"/>
             <w:tcMar>
               <w:top w:type="dxa" w:w="60"/>
               <w:left w:type="dxa" w:w="100"/>
@@ -11181,7 +11183,6 @@
               <w:bottom w:val="single" w:color="999999" w:sz="1"/>
               <w:right w:val="single" w:color="999999" w:sz="1"/>
             </w:tcBorders>
-            <w:shd w:fill="F7F9FC" w:val="clear"/>
             <w:tcMar>
               <w:top w:type="dxa" w:w="60"/>
               <w:left w:type="dxa" w:w="100"/>
@@ -11209,22 +11210,21 @@
               <w:bottom w:val="single" w:color="999999" w:sz="1"/>
               <w:right w:val="single" w:color="999999" w:sz="1"/>
             </w:tcBorders>
-            <w:shd w:fill="F7F9FC" w:val="clear"/>
-            <w:tcMar>
-              <w:top w:type="dxa" w:w="60"/>
-              <w:left w:type="dxa" w:w="100"/>
-              <w:bottom w:type="dxa" w:w="60"/>
-              <w:right w:type="dxa" w:w="100"/>
-            </w:tcMar>
-          </w:tcPr>
-          <w:p>
-            <w:r>
-              <w:rPr>
-                <w:rFonts w:ascii="Arial" w:cs="Arial" w:eastAsia="Arial" w:hAnsi="Arial"/>
-                <w:sz w:val="20"/>
-                <w:szCs w:val="20"/>
-              </w:rPr>
-              <w:t xml:space="preserve">Validation tests for URS-VIZ-05</w:t>
+            <w:tcMar>
+              <w:top w:type="dxa" w:w="60"/>
+              <w:left w:type="dxa" w:w="100"/>
+              <w:bottom w:type="dxa" w:w="60"/>
+              <w:right w:type="dxa" w:w="100"/>
+            </w:tcMar>
+          </w:tcPr>
+          <w:p>
+            <w:r>
+              <w:rPr>
+                <w:rFonts w:ascii="Arial" w:cs="Arial" w:eastAsia="Arial" w:hAnsi="Arial"/>
+                <w:sz w:val="20"/>
+                <w:szCs w:val="20"/>
+              </w:rPr>
+              <w:t>Validation tests for URS-VIZ-04</w:t>
             </w:r>
           </w:p>
         </w:tc>
@@ -11239,21 +11239,22 @@
               <w:bottom w:val="single" w:color="999999" w:sz="1"/>
               <w:right w:val="single" w:color="999999" w:sz="1"/>
             </w:tcBorders>
-            <w:tcMar>
-              <w:top w:type="dxa" w:w="60"/>
-              <w:left w:type="dxa" w:w="100"/>
-              <w:bottom w:type="dxa" w:w="60"/>
-              <w:right w:type="dxa" w:w="100"/>
-            </w:tcMar>
-          </w:tcPr>
-          <w:p>
-            <w:r>
-              <w:rPr>
-                <w:rFonts w:ascii="Arial" w:cs="Arial" w:eastAsia="Arial" w:hAnsi="Arial"/>
-                <w:sz w:val="20"/>
-                <w:szCs w:val="20"/>
-              </w:rPr>
-              <w:t xml:space="preserve">FM-VIZ-06</w:t>
+            <w:shd w:fill="F7F9FC" w:val="clear"/>
+            <w:tcMar>
+              <w:top w:type="dxa" w:w="60"/>
+              <w:left w:type="dxa" w:w="100"/>
+              <w:bottom w:type="dxa" w:w="60"/>
+              <w:right w:type="dxa" w:w="100"/>
+            </w:tcMar>
+          </w:tcPr>
+          <w:p>
+            <w:r>
+              <w:rPr>
+                <w:rFonts w:ascii="Arial" w:cs="Arial" w:eastAsia="Arial" w:hAnsi="Arial"/>
+                <w:sz w:val="20"/>
+                <w:szCs w:val="20"/>
+              </w:rPr>
+              <w:t xml:space="preserve">FM-VIZ-05</w:t>
             </w:r>
           </w:p>
         </w:tc>
@@ -11266,33 +11267,35 @@
               <w:bottom w:val="single" w:color="999999" w:sz="1"/>
               <w:right w:val="single" w:color="999999" w:sz="1"/>
             </w:tcBorders>
-            <w:tcMar>
-              <w:top w:type="dxa" w:w="60"/>
-              <w:left w:type="dxa" w:w="100"/>
-              <w:bottom w:type="dxa" w:w="60"/>
-              <w:right w:type="dxa" w:w="100"/>
-            </w:tcMar>
-          </w:tcPr>
-          <w:p>
-            <w:r>
-              <w:rPr>
-                <w:rFonts w:ascii="Arial" w:cs="Arial" w:eastAsia="Arial" w:hAnsi="Arial"/>
-                <w:sz w:val="20"/>
-                <w:szCs w:val="20"/>
-              </w:rPr>
-              <w:t xml:space="preserve">URS-VIZ-06 not met</w:t>
-            </w:r>
-          </w:p>
-        </w:tc>
-        <w:tc>
-          <w:tcPr>
-            <w:tcW w:type="dxa" w:w="800"/>
-            <w:tcBorders>
-              <w:top w:val="single" w:color="999999" w:sz="1"/>
-              <w:left w:val="single" w:color="999999" w:sz="1"/>
-              <w:bottom w:val="single" w:color="999999" w:sz="1"/>
-              <w:right w:val="single" w:color="999999" w:sz="1"/>
-            </w:tcBorders>
+            <w:shd w:fill="F7F9FC" w:val="clear"/>
+            <w:tcMar>
+              <w:top w:type="dxa" w:w="60"/>
+              <w:left w:type="dxa" w:w="100"/>
+              <w:bottom w:type="dxa" w:w="60"/>
+              <w:right w:type="dxa" w:w="100"/>
+            </w:tcMar>
+          </w:tcPr>
+          <w:p>
+            <w:r>
+              <w:rPr>
+                <w:rFonts w:ascii="Arial" w:cs="Arial" w:eastAsia="Arial" w:hAnsi="Arial"/>
+                <w:sz w:val="20"/>
+                <w:szCs w:val="20"/>
+              </w:rPr>
+              <w:t xml:space="preserve">URS-VIZ-05 not met</w:t>
+            </w:r>
+          </w:p>
+        </w:tc>
+        <w:tc>
+          <w:tcPr>
+            <w:tcW w:type="dxa" w:w="800"/>
+            <w:tcBorders>
+              <w:top w:val="single" w:color="999999" w:sz="1"/>
+              <w:left w:val="single" w:color="999999" w:sz="1"/>
+              <w:bottom w:val="single" w:color="999999" w:sz="1"/>
+              <w:right w:val="single" w:color="999999" w:sz="1"/>
+            </w:tcBorders>
+            <w:shd w:fill="F7F9FC" w:val="clear"/>
             <w:tcMar>
               <w:top w:type="dxa" w:w="60"/>
               <w:left w:type="dxa" w:w="100"/>
@@ -11320,6 +11323,7 @@
               <w:bottom w:val="single" w:color="999999" w:sz="1"/>
               <w:right w:val="single" w:color="999999" w:sz="1"/>
             </w:tcBorders>
+            <w:shd w:fill="F7F9FC" w:val="clear"/>
             <w:tcMar>
               <w:top w:type="dxa" w:w="60"/>
               <w:left w:type="dxa" w:w="100"/>
@@ -11347,6 +11351,7 @@
               <w:bottom w:val="single" w:color="999999" w:sz="1"/>
               <w:right w:val="single" w:color="999999" w:sz="1"/>
             </w:tcBorders>
+            <w:shd w:fill="F7F9FC" w:val="clear"/>
             <w:tcMar>
               <w:top w:type="dxa" w:w="60"/>
               <w:left w:type="dxa" w:w="100"/>
@@ -11374,6 +11379,7 @@
               <w:bottom w:val="single" w:color="999999" w:sz="1"/>
               <w:right w:val="single" w:color="999999" w:sz="1"/>
             </w:tcBorders>
+            <w:shd w:fill="F7F9FC" w:val="clear"/>
             <w:tcMar>
               <w:top w:type="dxa" w:w="60"/>
               <w:left w:type="dxa" w:w="100"/>
@@ -11401,21 +11407,22 @@
               <w:bottom w:val="single" w:color="999999" w:sz="1"/>
               <w:right w:val="single" w:color="999999" w:sz="1"/>
             </w:tcBorders>
-            <w:tcMar>
-              <w:top w:type="dxa" w:w="60"/>
-              <w:left w:type="dxa" w:w="100"/>
-              <w:bottom w:type="dxa" w:w="60"/>
-              <w:right w:type="dxa" w:w="100"/>
-            </w:tcMar>
-          </w:tcPr>
-          <w:p>
-            <w:r>
-              <w:rPr>
-                <w:rFonts w:ascii="Arial" w:cs="Arial" w:eastAsia="Arial" w:hAnsi="Arial"/>
-                <w:sz w:val="20"/>
-                <w:szCs w:val="20"/>
-              </w:rPr>
-              <w:t xml:space="preserve">Validation tests for URS-VIZ-06</w:t>
+            <w:shd w:fill="F7F9FC" w:val="clear"/>
+            <w:tcMar>
+              <w:top w:type="dxa" w:w="60"/>
+              <w:left w:type="dxa" w:w="100"/>
+              <w:bottom w:type="dxa" w:w="60"/>
+              <w:right w:type="dxa" w:w="100"/>
+            </w:tcMar>
+          </w:tcPr>
+          <w:p>
+            <w:r>
+              <w:rPr>
+                <w:rFonts w:ascii="Arial" w:cs="Arial" w:eastAsia="Arial" w:hAnsi="Arial"/>
+                <w:sz w:val="20"/>
+                <w:szCs w:val="20"/>
+              </w:rPr>
+              <w:t>Validation tests for URS-VIZ-05</w:t>
             </w:r>
           </w:p>
         </w:tc>
@@ -11430,22 +11437,21 @@
               <w:bottom w:val="single" w:color="999999" w:sz="1"/>
               <w:right w:val="single" w:color="999999" w:sz="1"/>
             </w:tcBorders>
-            <w:shd w:fill="F7F9FC" w:val="clear"/>
-            <w:tcMar>
-              <w:top w:type="dxa" w:w="60"/>
-              <w:left w:type="dxa" w:w="100"/>
-              <w:bottom w:type="dxa" w:w="60"/>
-              <w:right w:type="dxa" w:w="100"/>
-            </w:tcMar>
-          </w:tcPr>
-          <w:p>
-            <w:r>
-              <w:rPr>
-                <w:rFonts w:ascii="Arial" w:cs="Arial" w:eastAsia="Arial" w:hAnsi="Arial"/>
-                <w:sz w:val="20"/>
-                <w:szCs w:val="20"/>
-              </w:rPr>
-              <w:t xml:space="preserve">FM-VIZ-07</w:t>
+            <w:tcMar>
+              <w:top w:type="dxa" w:w="60"/>
+              <w:left w:type="dxa" w:w="100"/>
+              <w:bottom w:type="dxa" w:w="60"/>
+              <w:right w:type="dxa" w:w="100"/>
+            </w:tcMar>
+          </w:tcPr>
+          <w:p>
+            <w:r>
+              <w:rPr>
+                <w:rFonts w:ascii="Arial" w:cs="Arial" w:eastAsia="Arial" w:hAnsi="Arial"/>
+                <w:sz w:val="20"/>
+                <w:szCs w:val="20"/>
+              </w:rPr>
+              <w:t xml:space="preserve">FM-VIZ-06</w:t>
             </w:r>
           </w:p>
         </w:tc>
@@ -11458,35 +11464,33 @@
               <w:bottom w:val="single" w:color="999999" w:sz="1"/>
               <w:right w:val="single" w:color="999999" w:sz="1"/>
             </w:tcBorders>
-            <w:shd w:fill="F7F9FC" w:val="clear"/>
-            <w:tcMar>
-              <w:top w:type="dxa" w:w="60"/>
-              <w:left w:type="dxa" w:w="100"/>
-              <w:bottom w:type="dxa" w:w="60"/>
-              <w:right w:type="dxa" w:w="100"/>
-            </w:tcMar>
-          </w:tcPr>
-          <w:p>
-            <w:r>
-              <w:rPr>
-                <w:rFonts w:ascii="Arial" w:cs="Arial" w:eastAsia="Arial" w:hAnsi="Arial"/>
-                <w:sz w:val="20"/>
-                <w:szCs w:val="20"/>
-              </w:rPr>
-              <w:t xml:space="preserve">URS-VIZ-07 not met</w:t>
-            </w:r>
-          </w:p>
-        </w:tc>
-        <w:tc>
-          <w:tcPr>
-            <w:tcW w:type="dxa" w:w="800"/>
-            <w:tcBorders>
-              <w:top w:val="single" w:color="999999" w:sz="1"/>
-              <w:left w:val="single" w:color="999999" w:sz="1"/>
-              <w:bottom w:val="single" w:color="999999" w:sz="1"/>
-              <w:right w:val="single" w:color="999999" w:sz="1"/>
-            </w:tcBorders>
-            <w:shd w:fill="F7F9FC" w:val="clear"/>
+            <w:tcMar>
+              <w:top w:type="dxa" w:w="60"/>
+              <w:left w:type="dxa" w:w="100"/>
+              <w:bottom w:type="dxa" w:w="60"/>
+              <w:right w:type="dxa" w:w="100"/>
+            </w:tcMar>
+          </w:tcPr>
+          <w:p>
+            <w:r>
+              <w:rPr>
+                <w:rFonts w:ascii="Arial" w:cs="Arial" w:eastAsia="Arial" w:hAnsi="Arial"/>
+                <w:sz w:val="20"/>
+                <w:szCs w:val="20"/>
+              </w:rPr>
+              <w:t xml:space="preserve">URS-VIZ-06 not met</w:t>
+            </w:r>
+          </w:p>
+        </w:tc>
+        <w:tc>
+          <w:tcPr>
+            <w:tcW w:type="dxa" w:w="800"/>
+            <w:tcBorders>
+              <w:top w:val="single" w:color="999999" w:sz="1"/>
+              <w:left w:val="single" w:color="999999" w:sz="1"/>
+              <w:bottom w:val="single" w:color="999999" w:sz="1"/>
+              <w:right w:val="single" w:color="999999" w:sz="1"/>
+            </w:tcBorders>
             <w:tcMar>
               <w:top w:type="dxa" w:w="60"/>
               <w:left w:type="dxa" w:w="100"/>
@@ -11514,7 +11518,6 @@
               <w:bottom w:val="single" w:color="999999" w:sz="1"/>
               <w:right w:val="single" w:color="999999" w:sz="1"/>
             </w:tcBorders>
-            <w:shd w:fill="F7F9FC" w:val="clear"/>
             <w:tcMar>
               <w:top w:type="dxa" w:w="60"/>
               <w:left w:type="dxa" w:w="100"/>
@@ -11542,7 +11545,6 @@
               <w:bottom w:val="single" w:color="999999" w:sz="1"/>
               <w:right w:val="single" w:color="999999" w:sz="1"/>
             </w:tcBorders>
-            <w:shd w:fill="F7F9FC" w:val="clear"/>
             <w:tcMar>
               <w:top w:type="dxa" w:w="60"/>
               <w:left w:type="dxa" w:w="100"/>
@@ -11570,7 +11572,6 @@
               <w:bottom w:val="single" w:color="999999" w:sz="1"/>
               <w:right w:val="single" w:color="999999" w:sz="1"/>
             </w:tcBorders>
-            <w:shd w:fill="F7F9FC" w:val="clear"/>
             <w:tcMar>
               <w:top w:type="dxa" w:w="60"/>
               <w:left w:type="dxa" w:w="100"/>
@@ -11598,22 +11599,21 @@
               <w:bottom w:val="single" w:color="999999" w:sz="1"/>
               <w:right w:val="single" w:color="999999" w:sz="1"/>
             </w:tcBorders>
-            <w:shd w:fill="F7F9FC" w:val="clear"/>
-            <w:tcMar>
-              <w:top w:type="dxa" w:w="60"/>
-              <w:left w:type="dxa" w:w="100"/>
-              <w:bottom w:type="dxa" w:w="60"/>
-              <w:right w:type="dxa" w:w="100"/>
-            </w:tcMar>
-          </w:tcPr>
-          <w:p>
-            <w:r>
-              <w:rPr>
-                <w:rFonts w:ascii="Arial" w:cs="Arial" w:eastAsia="Arial" w:hAnsi="Arial"/>
-                <w:sz w:val="20"/>
-                <w:szCs w:val="20"/>
-              </w:rPr>
-              <w:t xml:space="preserve">Validation tests for URS-VIZ-07</w:t>
+            <w:tcMar>
+              <w:top w:type="dxa" w:w="60"/>
+              <w:left w:type="dxa" w:w="100"/>
+              <w:bottom w:type="dxa" w:w="60"/>
+              <w:right w:type="dxa" w:w="100"/>
+            </w:tcMar>
+          </w:tcPr>
+          <w:p>
+            <w:r>
+              <w:rPr>
+                <w:rFonts w:ascii="Arial" w:cs="Arial" w:eastAsia="Arial" w:hAnsi="Arial"/>
+                <w:sz w:val="20"/>
+                <w:szCs w:val="20"/>
+              </w:rPr>
+              <w:t>Validation tests for URS-VIZ-06</w:t>
             </w:r>
           </w:p>
         </w:tc>
@@ -11628,6 +11628,204 @@
               <w:bottom w:val="single" w:color="999999" w:sz="1"/>
               <w:right w:val="single" w:color="999999" w:sz="1"/>
             </w:tcBorders>
+            <w:shd w:fill="F7F9FC" w:val="clear"/>
+            <w:tcMar>
+              <w:top w:type="dxa" w:w="60"/>
+              <w:left w:type="dxa" w:w="100"/>
+              <w:bottom w:type="dxa" w:w="60"/>
+              <w:right w:type="dxa" w:w="100"/>
+            </w:tcMar>
+          </w:tcPr>
+          <w:p>
+            <w:r>
+              <w:rPr>
+                <w:rFonts w:ascii="Arial" w:cs="Arial" w:eastAsia="Arial" w:hAnsi="Arial"/>
+                <w:sz w:val="20"/>
+                <w:szCs w:val="20"/>
+              </w:rPr>
+              <w:t xml:space="preserve">FM-VIZ-07</w:t>
+            </w:r>
+          </w:p>
+        </w:tc>
+        <w:tc>
+          <w:tcPr>
+            <w:tcW w:type="dxa" w:w="3160"/>
+            <w:tcBorders>
+              <w:top w:val="single" w:color="999999" w:sz="1"/>
+              <w:left w:val="single" w:color="999999" w:sz="1"/>
+              <w:bottom w:val="single" w:color="999999" w:sz="1"/>
+              <w:right w:val="single" w:color="999999" w:sz="1"/>
+            </w:tcBorders>
+            <w:shd w:fill="F7F9FC" w:val="clear"/>
+            <w:tcMar>
+              <w:top w:type="dxa" w:w="60"/>
+              <w:left w:type="dxa" w:w="100"/>
+              <w:bottom w:type="dxa" w:w="60"/>
+              <w:right w:type="dxa" w:w="100"/>
+            </w:tcMar>
+          </w:tcPr>
+          <w:p>
+            <w:r>
+              <w:rPr>
+                <w:rFonts w:ascii="Arial" w:cs="Arial" w:eastAsia="Arial" w:hAnsi="Arial"/>
+                <w:sz w:val="20"/>
+                <w:szCs w:val="20"/>
+              </w:rPr>
+              <w:t xml:space="preserve">URS-VIZ-07 not met</w:t>
+            </w:r>
+          </w:p>
+        </w:tc>
+        <w:tc>
+          <w:tcPr>
+            <w:tcW w:type="dxa" w:w="800"/>
+            <w:tcBorders>
+              <w:top w:val="single" w:color="999999" w:sz="1"/>
+              <w:left w:val="single" w:color="999999" w:sz="1"/>
+              <w:bottom w:val="single" w:color="999999" w:sz="1"/>
+              <w:right w:val="single" w:color="999999" w:sz="1"/>
+            </w:tcBorders>
+            <w:shd w:fill="F7F9FC" w:val="clear"/>
+            <w:tcMar>
+              <w:top w:type="dxa" w:w="60"/>
+              <w:left w:type="dxa" w:w="100"/>
+              <w:bottom w:type="dxa" w:w="60"/>
+              <w:right w:type="dxa" w:w="100"/>
+            </w:tcMar>
+          </w:tcPr>
+          <w:p>
+            <w:r>
+              <w:rPr>
+                <w:rFonts w:ascii="Arial" w:cs="Arial" w:eastAsia="Arial" w:hAnsi="Arial"/>
+                <w:sz w:val="20"/>
+                <w:szCs w:val="20"/>
+              </w:rPr>
+              <w:t xml:space="preserve">2</w:t>
+            </w:r>
+          </w:p>
+        </w:tc>
+        <w:tc>
+          <w:tcPr>
+            <w:tcW w:type="dxa" w:w="800"/>
+            <w:tcBorders>
+              <w:top w:val="single" w:color="999999" w:sz="1"/>
+              <w:left w:val="single" w:color="999999" w:sz="1"/>
+              <w:bottom w:val="single" w:color="999999" w:sz="1"/>
+              <w:right w:val="single" w:color="999999" w:sz="1"/>
+            </w:tcBorders>
+            <w:shd w:fill="F7F9FC" w:val="clear"/>
+            <w:tcMar>
+              <w:top w:type="dxa" w:w="60"/>
+              <w:left w:type="dxa" w:w="100"/>
+              <w:bottom w:type="dxa" w:w="60"/>
+              <w:right w:type="dxa" w:w="100"/>
+            </w:tcMar>
+          </w:tcPr>
+          <w:p>
+            <w:r>
+              <w:rPr>
+                <w:rFonts w:ascii="Arial" w:cs="Arial" w:eastAsia="Arial" w:hAnsi="Arial"/>
+                <w:sz w:val="20"/>
+                <w:szCs w:val="20"/>
+              </w:rPr>
+              <w:t xml:space="preserve">2</w:t>
+            </w:r>
+          </w:p>
+        </w:tc>
+        <w:tc>
+          <w:tcPr>
+            <w:tcW w:type="dxa" w:w="800"/>
+            <w:tcBorders>
+              <w:top w:val="single" w:color="999999" w:sz="1"/>
+              <w:left w:val="single" w:color="999999" w:sz="1"/>
+              <w:bottom w:val="single" w:color="999999" w:sz="1"/>
+              <w:right w:val="single" w:color="999999" w:sz="1"/>
+            </w:tcBorders>
+            <w:shd w:fill="F7F9FC" w:val="clear"/>
+            <w:tcMar>
+              <w:top w:type="dxa" w:w="60"/>
+              <w:left w:type="dxa" w:w="100"/>
+              <w:bottom w:type="dxa" w:w="60"/>
+              <w:right w:type="dxa" w:w="100"/>
+            </w:tcMar>
+          </w:tcPr>
+          <w:p>
+            <w:r>
+              <w:rPr>
+                <w:rFonts w:ascii="Arial" w:cs="Arial" w:eastAsia="Arial" w:hAnsi="Arial"/>
+                <w:sz w:val="20"/>
+                <w:szCs w:val="20"/>
+              </w:rPr>
+              <w:t xml:space="preserve">2</w:t>
+            </w:r>
+          </w:p>
+        </w:tc>
+        <w:tc>
+          <w:tcPr>
+            <w:tcW w:type="dxa" w:w="800"/>
+            <w:tcBorders>
+              <w:top w:val="single" w:color="999999" w:sz="1"/>
+              <w:left w:val="single" w:color="999999" w:sz="1"/>
+              <w:bottom w:val="single" w:color="999999" w:sz="1"/>
+              <w:right w:val="single" w:color="999999" w:sz="1"/>
+            </w:tcBorders>
+            <w:shd w:fill="F7F9FC" w:val="clear"/>
+            <w:tcMar>
+              <w:top w:type="dxa" w:w="60"/>
+              <w:left w:type="dxa" w:w="100"/>
+              <w:bottom w:type="dxa" w:w="60"/>
+              <w:right w:type="dxa" w:w="100"/>
+            </w:tcMar>
+          </w:tcPr>
+          <w:p>
+            <w:r>
+              <w:rPr>
+                <w:rFonts w:ascii="Arial" w:cs="Arial" w:eastAsia="Arial" w:hAnsi="Arial"/>
+                <w:sz w:val="20"/>
+                <w:szCs w:val="20"/>
+              </w:rPr>
+              <w:t xml:space="preserve">8</w:t>
+            </w:r>
+          </w:p>
+        </w:tc>
+        <w:tc>
+          <w:tcPr>
+            <w:tcW w:type="dxa" w:w="1800"/>
+            <w:tcBorders>
+              <w:top w:val="single" w:color="999999" w:sz="1"/>
+              <w:left w:val="single" w:color="999999" w:sz="1"/>
+              <w:bottom w:val="single" w:color="999999" w:sz="1"/>
+              <w:right w:val="single" w:color="999999" w:sz="1"/>
+            </w:tcBorders>
+            <w:shd w:fill="F7F9FC" w:val="clear"/>
+            <w:tcMar>
+              <w:top w:type="dxa" w:w="60"/>
+              <w:left w:type="dxa" w:w="100"/>
+              <w:bottom w:type="dxa" w:w="60"/>
+              <w:right w:type="dxa" w:w="100"/>
+            </w:tcMar>
+          </w:tcPr>
+          <w:p>
+            <w:r>
+              <w:rPr>
+                <w:rFonts w:ascii="Arial" w:cs="Arial" w:eastAsia="Arial" w:hAnsi="Arial"/>
+                <w:sz w:val="20"/>
+                <w:szCs w:val="20"/>
+              </w:rPr>
+              <w:t>Validation tests for URS-VIZ-07</w:t>
+            </w:r>
+          </w:p>
+        </w:tc>
+      </w:tr>
+      <w:tr>
+        <w:tc>
+          <w:tcPr>
+            <w:tcW w:type="dxa" w:w="1200"/>
+            <w:tcBorders>
+              <w:top w:val="single" w:color="999999" w:sz="1"/>
+              <w:left w:val="single" w:color="999999" w:sz="1"/>
+              <w:bottom w:val="single" w:color="999999" w:sz="1"/>
+              <w:right w:val="single" w:color="999999" w:sz="1"/>
+            </w:tcBorders>
             <w:tcMar>
               <w:top w:type="dxa" w:w="60"/>
               <w:left w:type="dxa" w:w="100"/>
@@ -11804,7 +12002,7 @@
                 <w:sz w:val="20"/>
                 <w:szCs w:val="20"/>
               </w:rPr>
-              <w:t xml:space="preserve">Validation tests for URS-VIZ-08</w:t>
+              <w:t>Validation tests for URS-VIZ-08</w:t>
             </w:r>
           </w:p>
         </w:tc>
@@ -12207,7 +12405,7 @@
                 <w:sz w:val="20"/>
                 <w:szCs w:val="20"/>
               </w:rPr>
-              <w:t xml:space="preserve">A statistical methods page shall document all formulas, algorithms, and references used.</w:t>
+              <w:t>A statistical methods page shall document all formulas, algorithms, and references used, as implemented.</w:t>
             </w:r>
           </w:p>
         </w:tc>
@@ -12235,7 +12433,7 @@
                 <w:sz w:val="20"/>
                 <w:szCs w:val="20"/>
               </w:rPr>
-              <w:t xml:space="preserve">Methods page accessible from navigation.</w:t>
+              <w:t>Methods page accessible from navigation; its statements on slope selection, R² threshold, acceptance limits, rounding and simulations match the code.</w:t>
             </w:r>
           </w:p>
         </w:tc>
@@ -12632,7 +12830,7 @@
                 <w:sz w:val="20"/>
                 <w:szCs w:val="20"/>
               </w:rPr>
-              <w:t xml:space="preserve">PK parameter names shall follow CDISC SDTM conventions where applicable.</w:t>
+              <w:t>Results, downloads and Analysis Records shall list the official CDISC PK parameter code (PPTESTCD/PPTEST) for each parameter from one pinned, dated release of CDISC SDTM Controlled Terminology, and state the release. Parameters without a code in that release shall be marked as such, not given an invented code.</w:t>
             </w:r>
           </w:p>
         </w:tc>
@@ -12659,7 +12857,7 @@
                 <w:sz w:val="20"/>
                 <w:szCs w:val="20"/>
               </w:rPr>
-              <w:t xml:space="preserve">cdisc_pk_names() maps NonCompart abbreviations to CDISC terms.</w:t>
+              <w:t>Codes taken from release 2026-03-27 (codelists C85839/C85493); release date and source hash stated; mapping depends on route and steady state; results are not described as SDTM PP datasets.</w:t>
             </w:r>
           </w:p>
         </w:tc>
@@ -12972,7 +13170,7 @@
                 <w:sz w:val="20"/>
                 <w:szCs w:val="20"/>
               </w:rPr>
-              <w:t xml:space="preserve">The system shall accept CSV and Excel (.xlsx/.xls) file uploads.</w:t>
+              <w:t>The system shall accept CSV and Excel (.xlsx/.xls) flat-file uploads (comma or semicolon separator, point or comma decimal mark) and, through a separate upload option, CDISC ADNCA-shaped datasets.</w:t>
             </w:r>
           </w:p>
         </w:tc>
@@ -12999,7 +13197,7 @@
                 <w:sz w:val="20"/>
                 <w:szCs w:val="20"/>
               </w:rPr>
-              <w:t xml:space="preserve">CSV and Excel files load without error; data preview matches source.</w:t>
+              <w:t>Flat files load without error and decimal-comma numbers stored as text are read; an ADNCA dataset is converted only with an explicit time variable (NRRLT, ARRLT or MRRLT; AFRLT refused), ANL01FL applied, derived records (DTYPE) refused, one analyte and matrix, and the choices recorded; the standalone converter uses the same code.</w:t>
             </w:r>
           </w:p>
         </w:tc>
@@ -13255,7 +13453,7 @@
                 <w:sz w:val="20"/>
                 <w:szCs w:val="20"/>
               </w:rPr>
-              <w:t xml:space="preserve">The system shall perform 20+ data quality checks with severity levels (ERROR/WARNING/INFO/OK).</w:t>
+              <w:t>The system shall perform 20+ data quality checks with severity levels (ERROR/WARNING/INFO/OK), including interlocks that refuse data it cannot analyse safely.</w:t>
             </w:r>
           </w:p>
         </w:tc>
@@ -13282,7 +13480,7 @@
                 <w:sz w:val="20"/>
                 <w:szCs w:val="20"/>
               </w:rPr>
-              <w:t xml:space="preserve">run_data_quality_check returns structured findings; ERRORs block processing.</w:t>
+              <w:t>run_data_quality_check returns structured findings; ERRORs block processing; CDISC-shaped flat files, mixed units, dates or clock times as time, profiles not starting near time zero, and stacked profiles are refused; an empty LLOQ is reported, not a crash.</w:t>
             </w:r>
           </w:p>
         </w:tc>
@@ -13396,7 +13594,7 @@
                 <w:sz w:val="20"/>
                 <w:szCs w:val="20"/>
               </w:rPr>
-              <w:t xml:space="preserve">The system shall implement 6 BLQ handling rules compatible with WinNonlin conventions.</w:t>
+              <w:t>The system shall implement 6 BLQ handling rules compatible with WinNonlin conventions, applied per profile (subject × treatment × period) in time order. Text '&lt;x', BLQ, BQL, BLOQ, ND and NQ shall be handled as BLQ when an LLOQ is set; NS, N/A and missing shall stay missing.</w:t>
             </w:r>
           </w:p>
         </w:tc>
@@ -13424,7 +13622,7 @@
                 <w:sz w:val="20"/>
                 <w:szCs w:val="20"/>
               </w:rPr>
-              <w:t xml:space="preserve">All 6 rules produce correct output; multi-subject processing is independent.</w:t>
+              <w:t>All 6 rules produce correct output per profile regardless of file order; BLQ text handled as specified.</w:t>
             </w:r>
           </w:p>
         </w:tc>
@@ -14585,7 +14783,7 @@
                 <w:sz w:val="20"/>
                 <w:szCs w:val="20"/>
               </w:rPr>
-              <w:t xml:space="preserve">The system shall estimate λz using best-fit adjusted R² criterion with configurable threshold.</w:t>
+              <w:t>The system shall estimate λz with NonCompart's best-fit adjusted R² selection. When the selected automatic fit is below the configurable threshold (default 0.70), λz and all parameters derived from it (t½, AUCinf, %extrapolated, AUMCinf, MRT, CL, Vz) shall not be reported for that profile, with a note. The half-life review shall show the same fit as the results.</w:t>
             </w:r>
           </w:p>
         </w:tc>
@@ -14613,7 +14811,7 @@
                 <w:sz w:val="20"/>
                 <w:szCs w:val="20"/>
               </w:rPr>
-              <w:t xml:space="preserve">λz matches analytical value; threshold filters poor fits.</w:t>
+              <w:t>λz matches analytical value; fits below the threshold give missing λz-dependent parameters (manual selections exempt; CL kept at steady state); review panel half-life and points equal NonCompart's.</w:t>
             </w:r>
           </w:p>
         </w:tc>
@@ -14727,7 +14925,7 @@
                 <w:sz w:val="20"/>
                 <w:szCs w:val="20"/>
               </w:rPr>
-              <w:t xml:space="preserve">The system shall provide single-subject NCA with interactive concentration-time plot.</w:t>
+              <w:t>The system shall provide single-subject NCA with interactive concentration-time plot. A result shall belong to the profile it was computed for.</w:t>
             </w:r>
           </w:p>
         </w:tc>
@@ -14754,7 +14952,7 @@
                 <w:sz w:val="20"/>
                 <w:szCs w:val="20"/>
               </w:rPr>
-              <w:t xml:space="preserve">sNCA produces valid results; plot is interactive.</w:t>
+              <w:t>sNCA produces valid results; plot is interactive; the result is cleared when the profile, data source or data change.</w:t>
             </w:r>
           </w:p>
         </w:tc>
@@ -14868,7 +15066,7 @@
                 <w:sz w:val="20"/>
                 <w:szCs w:val="20"/>
               </w:rPr>
-              <w:t xml:space="preserve">The system shall perform batch NCA across all subjects with summary statistics.</w:t>
+              <w:t>The system shall perform batch NCA across all profiles (subject × treatment × period) with summary statistics.</w:t>
             </w:r>
           </w:p>
         </w:tc>
@@ -14896,7 +15094,7 @@
                 <w:sz w:val="20"/>
                 <w:szCs w:val="20"/>
               </w:rPr>
-              <w:t xml:space="preserve">tblNCA returns one row per subject; summary statistics computed.</w:t>
+              <w:t>tblNCA returns one row per profile; replicate administrations are separate profiles; summary statistics are given per treatment on screen, in the Excel download and in the Analysis Record.</w:t>
             </w:r>
           </w:p>
         </w:tc>
@@ -15151,7 +15349,7 @@
                 <w:sz w:val="20"/>
                 <w:szCs w:val="20"/>
               </w:rPr>
-              <w:t xml:space="preserve">The system shall compute dose-normalized parameters.</w:t>
+              <w:t>The system shall compute dose-normalized parameters, each profile divided by its own dose.</w:t>
             </w:r>
           </w:p>
         </w:tc>
@@ -15179,7 +15377,7 @@
                 <w:sz w:val="20"/>
                 <w:szCs w:val="20"/>
               </w:rPr>
-              <w:t xml:space="preserve">CMAX_DN = CMAX/dose; all expected DN columns created.</w:t>
+              <w:t>CMAX_DN = CMAX/dose of that profile; all expected DN columns created.</w:t>
             </w:r>
           </w:p>
         </w:tc>
@@ -15293,7 +15491,7 @@
                 <w:sz w:val="20"/>
                 <w:szCs w:val="20"/>
               </w:rPr>
-              <w:t xml:space="preserve">The system shall support per-subject dosing from a data column.</w:t>
+              <w:t>The system shall support dosing from a data column, per profile, so that a subject may receive different doses in different periods.</w:t>
             </w:r>
           </w:p>
         </w:tc>
@@ -15320,7 +15518,7 @@
                 <w:sz w:val="20"/>
                 <w:szCs w:val="20"/>
               </w:rPr>
-              <w:t xml:space="preserve">Different doses per subject produce different CL values.</w:t>
+              <w:t>Different doses per subject and per period produce the corresponding CL values; doses matched by profile, never by position.</w:t>
             </w:r>
           </w:p>
         </w:tc>
@@ -15717,7 +15915,7 @@
                 <w:sz w:val="20"/>
                 <w:szCs w:val="20"/>
               </w:rPr>
-              <w:t xml:space="preserve">The system shall allow manual selection of terminal phase data points for λz estimation with validation guards (minimum 2 points, positive slope) and user notification.</w:t>
+              <w:t>The system shall allow manual selection of terminal phase data points for λz estimation with validation guards (minimum 2 points, positive slope) and user notification. All dependent parameters shall be recomputed by NonCompart from the selected points.</w:t>
             </w:r>
           </w:p>
         </w:tc>
@@ -15745,7 +15943,7 @@
                 <w:sz w:val="20"/>
                 <w:szCs w:val="20"/>
               </w:rPr>
-              <w:t xml:space="preserve">Recalculated λz matches manual regression. Negative slope rejected. 2-point warning displayed.</w:t>
+              <w:t>Recalculated λz matches manual regression; CL/V use NonCompart's unit conversion; negative slope rejected; 2-point warning displayed; selections kept when the analysis is run again.</w:t>
             </w:r>
           </w:p>
         </w:tc>
@@ -16060,7 +16258,7 @@
                 <w:sz w:val="20"/>
                 <w:szCs w:val="20"/>
               </w:rPr>
-              <w:t xml:space="preserve">The system shall perform ANOVA-based bioequivalence analysis on log-transformed PK parameters.</w:t>
+              <w:t>The system shall perform ANOVA-based average bioequivalence analysis on log-transformed PK parameters, with Sequence, Subject, Period and Treatment as factors (EMA Method A), and the Reference treatment chosen by the user.</w:t>
             </w:r>
           </w:p>
         </w:tc>
@@ -16087,7 +16285,7 @@
                 <w:sz w:val="20"/>
                 <w:szCs w:val="20"/>
               </w:rPr>
-              <w:t xml:space="preserve">Correct ANOVA model per study design; MSE &gt; 0.</w:t>
+              <w:t>Correct model per design; MSE &gt; 0; ratio is Test/Reference for the chosen Reference whatever the treatment names; the compared treatments are shown in the results.</w:t>
             </w:r>
           </w:p>
         </w:tc>
@@ -16201,7 +16399,7 @@
                 <w:sz w:val="20"/>
                 <w:szCs w:val="20"/>
               </w:rPr>
-              <w:t xml:space="preserve">The system shall support 5 study designs: 2-period crossover, fixed-order, 3-period, replicate, parallel.</w:t>
+              <w:t>The system shall support the designs of the shared design registry: 2×2×2 crossover, 2×2×3 and 2×2×4 full replicate, 2×3×3 partial replicate, parallel groups, and paired comparison (single sequence; no verdict).</w:t>
             </w:r>
           </w:p>
         </w:tc>
@@ -16229,7 +16427,7 @@
                 <w:sz w:val="20"/>
                 <w:szCs w:val="20"/>
               </w:rPr>
-              <w:t xml:space="preserve">Each design produces valid results; fixed-order df = N-1.</w:t>
+              <w:t>Each design produces valid results; replicate administrations enter the model once each; results agree with replicateBE method A on its 30 reference data sets; paired df = N−1; a single treatment order is analysed as paired.</w:t>
             </w:r>
           </w:p>
         </w:tc>
@@ -16484,7 +16682,7 @@
                 <w:sz w:val="20"/>
                 <w:szCs w:val="20"/>
               </w:rPr>
-              <w:t xml:space="preserve">The system shall determine BE conclusion (YES/NO) based on CI vs. acceptance limits.</w:t>
+              <w:t>The system shall determine the BE conclusion (YES/NO) from the confidence interval, rounded to two decimals, against the acceptance limits. With limits wider than 80–125% the point estimate shall also lie within 80.00–125.00% unless the user switches this off. Untransformed parameters, Tmax and paired comparisons shall receive no verdict.</w:t>
             </w:r>
           </w:p>
         </w:tc>
@@ -16512,7 +16710,7 @@
                 <w:sz w:val="20"/>
                 <w:szCs w:val="20"/>
               </w:rPr>
-              <w:t xml:space="preserve">BE=YES when CI within [80,125]; BE=NO otherwise.</w:t>
+              <w:t>BE=YES when the rounded CI is within the limits (and the point estimate, when required); difference scale and paired comparisons report 'no verdict'.</w:t>
             </w:r>
           </w:p>
         </w:tc>
@@ -16626,7 +16824,7 @@
                 <w:sz w:val="20"/>
                 <w:szCs w:val="20"/>
               </w:rPr>
-              <w:t xml:space="preserve">The system shall support both fixed-effects and mixed-effects (nlme) models.</w:t>
+              <w:t>The system shall support both fixed-effects and mixed-effects (nlme) models, and report which model was fitted.</w:t>
             </w:r>
           </w:p>
         </w:tc>
@@ -16653,7 +16851,7 @@
                 <w:sz w:val="20"/>
                 <w:szCs w:val="20"/>
               </w:rPr>
-              <w:t xml:space="preserve">Mixed model converges; GMR agrees with fixed effects within 5%.</w:t>
+              <w:t>Mixed model converges; GMR agrees with fixed effects within 5%; a failed mixed fit is reported in the Model column.</w:t>
             </w:r>
           </w:p>
         </w:tc>
@@ -16909,7 +17107,7 @@
                 <w:sz w:val="20"/>
                 <w:szCs w:val="20"/>
               </w:rPr>
-              <w:t xml:space="preserve">The system shall allow configurable CI level and acceptance limits.</w:t>
+              <w:t>The system shall allow configurable CI level and acceptance limits.</w:t>
             </w:r>
           </w:p>
         </w:tc>
@@ -16936,7 +17134,7 @@
                 <w:sz w:val="20"/>
                 <w:szCs w:val="20"/>
               </w:rPr>
-              <w:t xml:space="preserve">Default 90% CI, 80-125% limits; user can modify.</w:t>
+              <w:t>Default 90% CI, 80–125% limits; user can modify; column labels follow the chosen level.</w:t>
             </w:r>
           </w:p>
         </w:tc>
@@ -17135,6 +17333,150 @@
                 <w:szCs w:val="20"/>
               </w:rPr>
               <w:t xml:space="preserve">FM-BE-08</w:t>
+            </w:r>
+          </w:p>
+        </w:tc>
+      </w:tr>
+      <w:tr>
+        <w:tc>
+          <w:tcPr>
+            <w:tcW w:type="dxa" w:w="1200"/>
+            <w:tcBorders>
+              <w:top w:val="single" w:color="999999" w:sz="1"/>
+              <w:left w:val="single" w:color="999999" w:sz="1"/>
+              <w:bottom w:val="single" w:color="999999" w:sz="1"/>
+              <w:right w:val="single" w:color="999999" w:sz="1"/>
+            </w:tcBorders>
+            <w:shd w:fill="F7F9FC" w:val="clear"/>
+            <w:tcMar>
+              <w:top w:type="dxa" w:w="60"/>
+              <w:left w:type="dxa" w:w="100"/>
+              <w:bottom w:type="dxa" w:w="60"/>
+              <w:right w:type="dxa" w:w="100"/>
+            </w:tcMar>
+          </w:tcPr>
+          <w:p>
+            <w:r>
+              <w:rPr>
+                <w:rFonts w:ascii="Arial" w:cs="Arial" w:eastAsia="Arial" w:hAnsi="Arial"/>
+                <w:b/>
+                <w:bCs/>
+                <w:sz w:val="20"/>
+                <w:szCs w:val="20"/>
+              </w:rPr>
+              <w:t>URS-BE-09</w:t>
+            </w:r>
+          </w:p>
+        </w:tc>
+        <w:tc>
+          <w:tcPr>
+            <w:tcW w:type="dxa" w:w="3600"/>
+            <w:tcBorders>
+              <w:top w:val="single" w:color="999999" w:sz="1"/>
+              <w:left w:val="single" w:color="999999" w:sz="1"/>
+              <w:bottom w:val="single" w:color="999999" w:sz="1"/>
+              <w:right w:val="single" w:color="999999" w:sz="1"/>
+            </w:tcBorders>
+            <w:shd w:fill="F7F9FC" w:val="clear"/>
+            <w:tcMar>
+              <w:top w:type="dxa" w:w="60"/>
+              <w:left w:type="dxa" w:w="100"/>
+              <w:bottom w:type="dxa" w:w="60"/>
+              <w:right w:type="dxa" w:w="100"/>
+            </w:tcMar>
+          </w:tcPr>
+          <w:p>
+            <w:r>
+              <w:rPr>
+                <w:rFonts w:ascii="Arial" w:cs="Arial" w:eastAsia="Arial" w:hAnsi="Arial"/>
+                <w:sz w:val="20"/>
+                <w:szCs w:val="20"/>
+              </w:rPr>
+              <w:t>For replicate designs the system shall report the within-subject variability of the Reference (and of the Test where replicated) and the EMA expanded limits it would imply, for information only, without a scaled verdict.</w:t>
+            </w:r>
+          </w:p>
+        </w:tc>
+        <w:tc>
+          <w:tcPr>
+            <w:tcW w:type="dxa" w:w="2960"/>
+            <w:tcBorders>
+              <w:top w:val="single" w:color="999999" w:sz="1"/>
+              <w:left w:val="single" w:color="999999" w:sz="1"/>
+              <w:bottom w:val="single" w:color="999999" w:sz="1"/>
+              <w:right w:val="single" w:color="999999" w:sz="1"/>
+            </w:tcBorders>
+            <w:shd w:fill="F7F9FC" w:val="clear"/>
+            <w:tcMar>
+              <w:top w:type="dxa" w:w="60"/>
+              <w:left w:type="dxa" w:w="100"/>
+              <w:bottom w:type="dxa" w:w="60"/>
+              <w:right w:type="dxa" w:w="100"/>
+            </w:tcMar>
+          </w:tcPr>
+          <w:p>
+            <w:r>
+              <w:rPr>
+                <w:rFonts w:ascii="Arial" w:cs="Arial" w:eastAsia="Arial" w:hAnsi="Arial"/>
+                <w:sz w:val="20"/>
+                <w:szCs w:val="20"/>
+              </w:rPr>
+              <w:t>CVwR and CVwT from the period-adjusted model on subjects with the treatment at least twice; ABEL limits match PowerTOST scABEL; values agree with replicateBE method A.</w:t>
+            </w:r>
+          </w:p>
+        </w:tc>
+        <w:tc>
+          <w:tcPr>
+            <w:tcW w:type="dxa" w:w="800"/>
+            <w:tcBorders>
+              <w:top w:val="single" w:color="999999" w:sz="1"/>
+              <w:left w:val="single" w:color="999999" w:sz="1"/>
+              <w:bottom w:val="single" w:color="999999" w:sz="1"/>
+              <w:right w:val="single" w:color="999999" w:sz="1"/>
+            </w:tcBorders>
+            <w:shd w:fill="F7F9FC" w:val="clear"/>
+            <w:tcMar>
+              <w:top w:type="dxa" w:w="60"/>
+              <w:left w:type="dxa" w:w="100"/>
+              <w:bottom w:type="dxa" w:w="60"/>
+              <w:right w:type="dxa" w:w="100"/>
+            </w:tcMar>
+          </w:tcPr>
+          <w:p>
+            <w:r>
+              <w:rPr>
+                <w:rFonts w:ascii="Arial" w:cs="Arial" w:eastAsia="Arial" w:hAnsi="Arial"/>
+                <w:sz w:val="20"/>
+                <w:szCs w:val="20"/>
+              </w:rPr>
+              <w:t>Low</w:t>
+            </w:r>
+          </w:p>
+        </w:tc>
+        <w:tc>
+          <w:tcPr>
+            <w:tcW w:type="dxa" w:w="800"/>
+            <w:tcBorders>
+              <w:top w:val="single" w:color="999999" w:sz="1"/>
+              <w:left w:val="single" w:color="999999" w:sz="1"/>
+              <w:bottom w:val="single" w:color="999999" w:sz="1"/>
+              <w:right w:val="single" w:color="999999" w:sz="1"/>
+            </w:tcBorders>
+            <w:shd w:fill="F7F9FC" w:val="clear"/>
+            <w:tcMar>
+              <w:top w:type="dxa" w:w="60"/>
+              <w:left w:type="dxa" w:w="100"/>
+              <w:bottom w:type="dxa" w:w="60"/>
+              <w:right w:type="dxa" w:w="100"/>
+            </w:tcMar>
+          </w:tcPr>
+          <w:p>
+            <w:r>
+              <w:rPr>
+                <w:rFonts w:ascii="Arial" w:cs="Arial" w:eastAsia="Arial" w:hAnsi="Arial"/>
+                <w:sz w:val="20"/>
+                <w:szCs w:val="20"/>
+              </w:rPr>
+              <w:t>FM-BE-09</w:t>
             </w:r>
           </w:p>
         </w:tc>
@@ -17393,7 +17735,7 @@
                 <w:sz w:val="20"/>
                 <w:szCs w:val="20"/>
               </w:rPr>
-              <w:t xml:space="preserve">The system shall compute sample sizes using PowerTOST functions: TOST, scABEL, RSABE, NTID, noninf, dp.</w:t>
+              <w:t>The system shall compute sample sizes using PowerTOST for average bioequivalence (TOST), EMA ABEL (scABEL), FDA RSABE and FDA NTID. Scaled methods shall use the within-subject CVs of both Test and Reference.</w:t>
             </w:r>
           </w:p>
         </w:tc>
@@ -17420,7 +17762,7 @@
                 <w:sz w:val="20"/>
                 <w:szCs w:val="20"/>
               </w:rPr>
-              <w:t xml:space="preserve">All functions return valid sample sizes for standard inputs.</w:t>
+              <w:t>All functions return valid sample sizes for standard inputs; scaled methods pass c(CVwT, CVwR).</w:t>
             </w:r>
           </w:p>
         </w:tc>
@@ -17676,7 +18018,7 @@
                 <w:sz w:val="20"/>
                 <w:szCs w:val="20"/>
               </w:rPr>
-              <w:t xml:space="preserve">The system shall support 5 study designs for sample size calculation.</w:t>
+              <w:t>The system shall support 5 study designs for sample size calculation, from the same design registry as the bioequivalence analysis.</w:t>
             </w:r>
           </w:p>
         </w:tc>
@@ -17703,7 +18045,7 @@
                 <w:sz w:val="20"/>
                 <w:szCs w:val="20"/>
               </w:rPr>
-              <w:t xml:space="preserve">All 5 designs return valid N.</w:t>
+              <w:t>All 5 designs return valid N; planner and analysis offer the same designs under the same names.</w:t>
             </w:r>
           </w:p>
         </w:tc>
@@ -17959,7 +18301,7 @@
                 <w:sz w:val="20"/>
                 <w:szCs w:val="20"/>
               </w:rPr>
-              <w:t xml:space="preserve">The system shall bridge NCA-derived CV to power calculations.</w:t>
+              <w:t>The system shall offer the within-subject CV estimated by the bioequivalence analysis of the current data as input for power calculations.</w:t>
             </w:r>
           </w:p>
         </w:tc>
@@ -17986,7 +18328,7 @@
                 <w:sz w:val="20"/>
                 <w:szCs w:val="20"/>
               </w:rPr>
-              <w:t xml:space="preserve">Geometric CV from NCA usable in sampleN.TOST.</w:t>
+              <w:t>CV = 100·√(exp(MSE) − 1) from the log-scale BE model; not offered from between-subject spread; cleared when new data are processed.</w:t>
             </w:r>
           </w:p>
         </w:tc>
@@ -18443,7 +18785,7 @@
                 <w:sz w:val="20"/>
                 <w:szCs w:val="20"/>
               </w:rPr>
-              <w:t xml:space="preserve">The system shall generate a Complete Analysis Record as a ZIP file.</w:t>
+              <w:t>The system shall generate a Complete Analysis Record as a ZIP file.</w:t>
             </w:r>
           </w:p>
         </w:tc>
@@ -18470,7 +18812,7 @@
                 <w:sz w:val="20"/>
                 <w:szCs w:val="20"/>
               </w:rPr>
-              <w:t xml:space="preserve">Available from all four analysis paths (Single, Batch, BE) and the Visualize Figure Record. ZIP contains results.xlsx, app_results_reference.csv, settings JSON, repro script, three-way integrity manifest, summary, and a copy of the source data.</w:t>
+              <w:t>Available from One Subject, All Subjects and Bioequivalence, and as a Figure Record from Visualize Data. ZIP contains results.xlsx, app_results_reference.csv, settings JSON, the shipped pipeline (nca_pipeline.R), repro script, reproduction check, three-way integrity manifest, summary, and a copy of the source data.</w:t>
             </w:r>
           </w:p>
         </w:tc>
@@ -18584,7 +18926,7 @@
                 <w:sz w:val="20"/>
                 <w:szCs w:val="20"/>
               </w:rPr>
-              <w:t xml:space="preserve">The system shall generate a standalone reproducibility R script.</w:t>
+              <w:t>The system shall generate a standalone reproducibility R script that uses the app's own data-processing code.</w:t>
             </w:r>
           </w:p>
         </w:tc>
@@ -18612,7 +18954,7 @@
                 <w:sz w:val="20"/>
                 <w:szCs w:val="20"/>
               </w:rPr>
-              <w:t xml:space="preserve">Script parses as valid R; contains all key settings; re-verifies the source-data SHA-256; and automatically compares its output against the app results (app_results_reference.csv), reporting a MATCH / DIFFERENT verdict.</w:t>
+              <w:t>Script parses as valid R; sources the shipped pipeline; re-verifies the source-data SHA-256; compares its output with the app results (MATCH / DIFFERENT); the app runs it when the record is created and reports the outcome.</w:t>
             </w:r>
           </w:p>
         </w:tc>
@@ -18726,7 +19068,7 @@
                 <w:sz w:val="20"/>
                 <w:szCs w:val="20"/>
               </w:rPr>
-              <w:t xml:space="preserve">The system shall export analysis settings as JSON.</w:t>
+              <w:t>The system shall export analysis settings as JSON.</w:t>
             </w:r>
           </w:p>
         </w:tc>
@@ -18753,7 +19095,7 @@
                 <w:sz w:val="20"/>
                 <w:szCs w:val="20"/>
               </w:rPr>
-              <w:t xml:space="preserve">JSON includes app version, R version, column mapping, etc.</w:t>
+              <w:t>JSON includes app version, R version, column mapping, read settings, dose source, and for BE the design selected and analysed, Reference treatment, model, CI level, limits and point-estimate constraint.</w:t>
             </w:r>
           </w:p>
         </w:tc>
@@ -21592,7 +21934,7 @@
           <w:sz w:val="22"/>
           <w:szCs w:val="22"/>
         </w:rPr>
-        <w:t xml:space="preserve">FDA Bioavailability/Bioequivalence Guidance (2014)</w:t>
+        <w:t>FDA Bioavailability/Bioequivalence Guidance (2014); FDA Statistical Approaches to Establishing Bioequivalence (2026)</w:t>
       </w:r>
     </w:p>
     <w:p>
@@ -21631,7 +21973,7 @@
           <w:sz w:val="22"/>
           <w:szCs w:val="22"/>
         </w:rPr>
-        <w:t xml:space="preserve">EU Annex 11: Computerised Systems (2011)</w:t>
+        <w:t>EU Annex 11: Computerised Systems (2011); CDISC SDTM Controlled Terminology, release 2026-03-27</w:t>
       </w:r>
     </w:p>
     <w:p>
@@ -21911,7 +22253,6 @@
               <w:bottom w:val="single" w:color="999999" w:sz="1"/>
               <w:right w:val="single" w:color="999999" w:sz="1"/>
             </w:tcBorders>
-            <w:shd w:fill="F7F9FC" w:val="clear"/>
             <w:tcMar>
               <w:top w:type="dxa" w:w="60"/>
               <w:left w:type="dxa" w:w="100"/>
@@ -21928,6 +22269,65 @@
                 <w:sz w:val="20"/>
                 <w:szCs w:val="20"/>
               </w:rPr>
+              <w:t>ADNCA</w:t>
+            </w:r>
+          </w:p>
+        </w:tc>
+        <w:tc>
+          <w:tcPr>
+            <w:tcW w:type="dxa" w:w="7360"/>
+            <w:tcBorders>
+              <w:top w:val="single" w:color="999999" w:sz="1"/>
+              <w:left w:val="single" w:color="999999" w:sz="1"/>
+              <w:bottom w:val="single" w:color="999999" w:sz="1"/>
+              <w:right w:val="single" w:color="999999" w:sz="1"/>
+            </w:tcBorders>
+            <w:tcMar>
+              <w:top w:type="dxa" w:w="60"/>
+              <w:left w:type="dxa" w:w="100"/>
+              <w:bottom w:type="dxa" w:w="60"/>
+              <w:right w:type="dxa" w:w="100"/>
+            </w:tcMar>
+          </w:tcPr>
+          <w:p>
+            <w:r>
+              <w:rPr>
+                <w:rFonts w:ascii="Arial" w:cs="Arial" w:eastAsia="Arial" w:hAnsi="Arial"/>
+                <w:sz w:val="20"/>
+                <w:szCs w:val="20"/>
+              </w:rPr>
+              <w:t>CDISC ADaM dataset structure for non-compartmental analysis</w:t>
+            </w:r>
+          </w:p>
+        </w:tc>
+      </w:tr>
+      <w:tr>
+        <w:tc>
+          <w:tcPr>
+            <w:tcW w:type="dxa" w:w="2000"/>
+            <w:tcBorders>
+              <w:top w:val="single" w:color="999999" w:sz="1"/>
+              <w:left w:val="single" w:color="999999" w:sz="1"/>
+              <w:bottom w:val="single" w:color="999999" w:sz="1"/>
+              <w:right w:val="single" w:color="999999" w:sz="1"/>
+            </w:tcBorders>
+            <w:shd w:fill="F7F9FC" w:val="clear"/>
+            <w:tcMar>
+              <w:top w:type="dxa" w:w="60"/>
+              <w:left w:type="dxa" w:w="100"/>
+              <w:bottom w:type="dxa" w:w="60"/>
+              <w:right w:type="dxa" w:w="100"/>
+            </w:tcMar>
+          </w:tcPr>
+          <w:p>
+            <w:r>
+              <w:rPr>
+                <w:rFonts w:ascii="Arial" w:cs="Arial" w:eastAsia="Arial" w:hAnsi="Arial"/>
+                <w:b/>
+                <w:bCs/>
+                <w:sz w:val="20"/>
+                <w:szCs w:val="20"/>
+              </w:rPr>
               <w:t xml:space="preserve">CDISC</w:t>
             </w:r>
           </w:p>
@@ -21957,6 +22357,66 @@
                 <w:szCs w:val="20"/>
               </w:rPr>
               <w:t xml:space="preserve">Clinical Data Interchange Standards Consortium</w:t>
+            </w:r>
+          </w:p>
+        </w:tc>
+      </w:tr>
+      <w:tr>
+        <w:tc>
+          <w:tcPr>
+            <w:tcW w:type="dxa" w:w="2000"/>
+            <w:tcBorders>
+              <w:top w:val="single" w:color="999999" w:sz="1"/>
+              <w:left w:val="single" w:color="999999" w:sz="1"/>
+              <w:bottom w:val="single" w:color="999999" w:sz="1"/>
+              <w:right w:val="single" w:color="999999" w:sz="1"/>
+            </w:tcBorders>
+            <w:shd w:fill="F7F9FC" w:val="clear"/>
+            <w:tcMar>
+              <w:top w:type="dxa" w:w="60"/>
+              <w:left w:type="dxa" w:w="100"/>
+              <w:bottom w:type="dxa" w:w="60"/>
+              <w:right w:type="dxa" w:w="100"/>
+            </w:tcMar>
+          </w:tcPr>
+          <w:p>
+            <w:r>
+              <w:rPr>
+                <w:rFonts w:ascii="Arial" w:cs="Arial" w:eastAsia="Arial" w:hAnsi="Arial"/>
+                <w:b/>
+                <w:bCs/>
+                <w:sz w:val="20"/>
+                <w:szCs w:val="20"/>
+              </w:rPr>
+              <w:t>CVwR / CVwT</w:t>
+            </w:r>
+          </w:p>
+        </w:tc>
+        <w:tc>
+          <w:tcPr>
+            <w:tcW w:type="dxa" w:w="7360"/>
+            <w:tcBorders>
+              <w:top w:val="single" w:color="999999" w:sz="1"/>
+              <w:left w:val="single" w:color="999999" w:sz="1"/>
+              <w:bottom w:val="single" w:color="999999" w:sz="1"/>
+              <w:right w:val="single" w:color="999999" w:sz="1"/>
+            </w:tcBorders>
+            <w:shd w:fill="F7F9FC" w:val="clear"/>
+            <w:tcMar>
+              <w:top w:type="dxa" w:w="60"/>
+              <w:left w:type="dxa" w:w="100"/>
+              <w:bottom w:type="dxa" w:w="60"/>
+              <w:right w:type="dxa" w:w="100"/>
+            </w:tcMar>
+          </w:tcPr>
+          <w:p>
+            <w:r>
+              <w:rPr>
+                <w:rFonts w:ascii="Arial" w:cs="Arial" w:eastAsia="Arial" w:hAnsi="Arial"/>
+                <w:sz w:val="20"/>
+                <w:szCs w:val="20"/>
+              </w:rPr>
+              <w:t>Within-subject coefficient of variation of the Reference / Test</w:t>
             </w:r>
           </w:p>
         </w:tc>

--- a/validation/NCA_Assistant_URS.docx
+++ b/validation/NCA_Assistant_URS.docx
@@ -13594,7 +13594,7 @@
                 <w:sz w:val="20"/>
                 <w:szCs w:val="20"/>
               </w:rPr>
-              <w:t>The system shall implement 6 BLQ handling rules compatible with WinNonlin conventions, applied per profile (subject × treatment × period) in time order. Text '&lt;x', BLQ, BQL, BLOQ, ND and NQ shall be handled as BLQ when an LLOQ is set; NS, N/A and missing shall stay missing.</w:t>
+              <w:t>The system shall implement 6 BLQ handling rules, applied per profile (subject × treatment × period) in time order. Text '&lt;x', BLQ, BQL, BLOQ, ND and NQ shall be handled as BLQ when an LLOQ is set; NS, N/A and missing shall stay missing.</w:t>
             </w:r>
           </w:p>
         </w:tc>

--- a/validation/NCA_Assistant_URS.docx
+++ b/validation/NCA_Assistant_URS.docx
@@ -16682,7 +16682,7 @@
                 <w:sz w:val="20"/>
                 <w:szCs w:val="20"/>
               </w:rPr>
-              <w:t>The system shall determine the BE conclusion (YES/NO) from the confidence interval, rounded to two decimals, against the acceptance limits. With limits wider than 80–125% the point estimate shall also lie within 80.00–125.00% unless the user switches this off. Untransformed parameters, Tmax and paired comparisons shall receive no verdict.</w:t>
+              <w:t>The system shall determine the BE conclusion (YES/NO) from the confidence interval, rounded to two decimals, against the acceptance limits. With limits wider than 80–125% the point estimate shall also lie within 80.00–125.00% unless the user switches this off. Half-life shall be reported as a ratio with its confidence interval without a verdict; untransformed parameters, Tmax and paired comparisons shall receive no verdict.</w:t>
             </w:r>
           </w:p>
         </w:tc>

--- a/validation/NCA_Assistant_URS.docx
+++ b/validation/NCA_Assistant_URS.docx
@@ -15208,7 +15208,7 @@
                 <w:sz w:val="20"/>
                 <w:szCs w:val="20"/>
               </w:rPr>
-              <w:t xml:space="preserve">The system shall support steady-state NCA parameters.</w:t>
+              <w:t>The system shall support steady-state NCA with a user-entered dosing interval (τ).</w:t>
             </w:r>
           </w:p>
         </w:tc>
@@ -15235,7 +15235,7 @@
                 <w:sz w:val="20"/>
                 <w:szCs w:val="20"/>
               </w:rPr>
-              <w:t xml:space="preserve">SS=TRUE changes CL/Vz calculations appropriately.</w:t>
+              <w:t>AUCτ is the AUC from 0 to τ (extrapolated when the last sample precedes τ); Cavg, Cmin, fluctuation and swing are reported in all paths; CL/F and Vz/F use AUCτ; analysis refuses to run without τ.</w:t>
             </w:r>
           </w:p>
         </w:tc>
@@ -18045,7 +18045,7 @@
                 <w:sz w:val="20"/>
                 <w:szCs w:val="20"/>
               </w:rPr>
-              <w:t>All 5 designs return valid N; planner and analysis offer the same designs under the same names.</w:t>
+              <w:t>All 5 designs return valid N; planner and analysis offer the same designs under the same names. The default expected ratio follows the method (95%, 90% for ABEL/RSABE, 97.5% for NTID); parallel designs ask for the total CV.</w:t>
             </w:r>
           </w:p>
         </w:tc>

--- a/validation/NCA_Assistant_URS.docx
+++ b/validation/NCA_Assistant_URS.docx
@@ -411,7 +411,7 @@
           <w:sz w:val="22"/>
           <w:szCs w:val="22"/>
         </w:rPr>
-        <w:t>This User Requirement Specification defines the functional and quality requirements for NCA Assistant v1.4.0, an open-source R/Shiny application for pharmacokinetic non-compartmental analysis, bioequivalence testing, data visualization, and study planning.</w:t>
+        <w:t>This User Requirement Specification defines the functional and quality requirements for NCA Assistant v1.5.0, an open-source R/Shiny application for pharmacokinetic non-compartmental analysis, bioequivalence testing, data visualization, and study planning.</w:t>
       </w:r>
     </w:p>
     <w:p>
@@ -424,7 +424,7 @@
           <w:sz w:val="22"/>
           <w:szCs w:val="22"/>
         </w:rPr>
-        <w:t>This URS covers 58 requirements across 8 categories: General (5), Data Handling (7), NCA (12), Bioequivalence (9), Power (6), Export (7), Usability (4), and Visualization (8).</w:t>
+        <w:t>This URS covers 62 requirements across 8 categories: General (5), Data Handling (7), NCA (14), Bioequivalence (10), Power (6), Export (8), Usability (4), and Visualization (8).</w:t>
       </w:r>
     </w:p>
     <w:p>
@@ -448,7 +448,7 @@
           <w:sz w:val="22"/>
           <w:szCs w:val="22"/>
         </w:rPr>
-        <w:t>NCA Assistant v1.4.0 provides six workflow paths accessible from a central hub: (1) Plan a Study, (2) Upload &amp; Check Data (flat files, or CDISC ADNCA datasets through a separate upload option), (3) Visualize Data, (4) Analyze One Subject at a Time, (5) Analyze All Subjects, (6) Bioequivalence Testing. The data-processing pipeline (R/pipeline.R) is shared by the app, the validation script and the reproduction scripts shipped in every Analysis Record. GAMP 5 Category 5 custom application. The app performs average bioequivalence only; it does not perform reference-scaled (ABEL, RSABE) or NTID analyses, which Plan a Study can plan. It is not affiliated with, endorsed by, or certified by CDISC.</w:t>
+        <w:t>NCA Assistant v1.5.0 provides six workflow paths accessible from a central hub: (1) Plan a Study, (2) Upload &amp; Check Data (flat files, or CDISC ADNCA datasets through a separate upload option), (3) Visualize Data, (4) Analyze One Subject at a Time, (5) Analyze All Subjects, (6) Bioequivalence Testing. The data-processing pipeline (R/pipeline.R) is shared by the app, the validation script and the reproduction scripts shipped in every Analysis Record. GAMP 5 Category 5 custom application. The app performs average bioequivalence only; it does not perform reference-scaled (ABEL, RSABE) or NTID analyses, which Plan a Study can plan. It is not affiliated with, endorsed by, or certified by CDISC.</w:t>
       </w:r>
     </w:p>
     <w:p>
@@ -5418,7 +5418,7 @@
                 <w:sz w:val="20"/>
                 <w:szCs w:val="20"/>
               </w:rPr>
-              <w:t xml:space="preserve">FM-BE-01</w:t>
+              <w:t>FM-NCA-13</w:t>
             </w:r>
           </w:p>
         </w:tc>
@@ -5445,115 +5445,115 @@
                 <w:sz w:val="20"/>
                 <w:szCs w:val="20"/>
               </w:rPr>
-              <w:t xml:space="preserve">URS-BE-01 not met</w:t>
-            </w:r>
-          </w:p>
-        </w:tc>
-        <w:tc>
-          <w:tcPr>
-            <w:tcW w:type="dxa" w:w="800"/>
-            <w:tcBorders>
-              <w:top w:val="single" w:color="999999" w:sz="1"/>
-              <w:left w:val="single" w:color="999999" w:sz="1"/>
-              <w:bottom w:val="single" w:color="999999" w:sz="1"/>
-              <w:right w:val="single" w:color="999999" w:sz="1"/>
-            </w:tcBorders>
-            <w:tcMar>
-              <w:top w:type="dxa" w:w="60"/>
-              <w:left w:type="dxa" w:w="100"/>
-              <w:bottom w:type="dxa" w:w="60"/>
-              <w:right w:type="dxa" w:w="100"/>
-            </w:tcMar>
-          </w:tcPr>
-          <w:p>
-            <w:r>
-              <w:rPr>
-                <w:rFonts w:ascii="Arial" w:cs="Arial" w:eastAsia="Arial" w:hAnsi="Arial"/>
-                <w:sz w:val="20"/>
-                <w:szCs w:val="20"/>
-              </w:rPr>
-              <w:t xml:space="preserve">10</w:t>
-            </w:r>
-          </w:p>
-        </w:tc>
-        <w:tc>
-          <w:tcPr>
-            <w:tcW w:type="dxa" w:w="800"/>
-            <w:tcBorders>
-              <w:top w:val="single" w:color="999999" w:sz="1"/>
-              <w:left w:val="single" w:color="999999" w:sz="1"/>
-              <w:bottom w:val="single" w:color="999999" w:sz="1"/>
-              <w:right w:val="single" w:color="999999" w:sz="1"/>
-            </w:tcBorders>
-            <w:tcMar>
-              <w:top w:type="dxa" w:w="60"/>
-              <w:left w:type="dxa" w:w="100"/>
-              <w:bottom w:type="dxa" w:w="60"/>
-              <w:right w:type="dxa" w:w="100"/>
-            </w:tcMar>
-          </w:tcPr>
-          <w:p>
-            <w:r>
-              <w:rPr>
-                <w:rFonts w:ascii="Arial" w:cs="Arial" w:eastAsia="Arial" w:hAnsi="Arial"/>
-                <w:sz w:val="20"/>
-                <w:szCs w:val="20"/>
-              </w:rPr>
-              <w:t xml:space="preserve">2</w:t>
-            </w:r>
-          </w:p>
-        </w:tc>
-        <w:tc>
-          <w:tcPr>
-            <w:tcW w:type="dxa" w:w="800"/>
-            <w:tcBorders>
-              <w:top w:val="single" w:color="999999" w:sz="1"/>
-              <w:left w:val="single" w:color="999999" w:sz="1"/>
-              <w:bottom w:val="single" w:color="999999" w:sz="1"/>
-              <w:right w:val="single" w:color="999999" w:sz="1"/>
-            </w:tcBorders>
-            <w:tcMar>
-              <w:top w:type="dxa" w:w="60"/>
-              <w:left w:type="dxa" w:w="100"/>
-              <w:bottom w:type="dxa" w:w="60"/>
-              <w:right w:type="dxa" w:w="100"/>
-            </w:tcMar>
-          </w:tcPr>
-          <w:p>
-            <w:r>
-              <w:rPr>
-                <w:rFonts w:ascii="Arial" w:cs="Arial" w:eastAsia="Arial" w:hAnsi="Arial"/>
-                <w:sz w:val="20"/>
-                <w:szCs w:val="20"/>
-              </w:rPr>
-              <w:t xml:space="preserve">2</w:t>
-            </w:r>
-          </w:p>
-        </w:tc>
-        <w:tc>
-          <w:tcPr>
-            <w:tcW w:type="dxa" w:w="800"/>
-            <w:tcBorders>
-              <w:top w:val="single" w:color="999999" w:sz="1"/>
-              <w:left w:val="single" w:color="999999" w:sz="1"/>
-              <w:bottom w:val="single" w:color="999999" w:sz="1"/>
-              <w:right w:val="single" w:color="999999" w:sz="1"/>
-            </w:tcBorders>
-            <w:tcMar>
-              <w:top w:type="dxa" w:w="60"/>
-              <w:left w:type="dxa" w:w="100"/>
-              <w:bottom w:type="dxa" w:w="60"/>
-              <w:right w:type="dxa" w:w="100"/>
-            </w:tcMar>
-          </w:tcPr>
-          <w:p>
-            <w:r>
-              <w:rPr>
-                <w:rFonts w:ascii="Arial" w:cs="Arial" w:eastAsia="Arial" w:hAnsi="Arial"/>
-                <w:sz w:val="20"/>
-                <w:szCs w:val="20"/>
-              </w:rPr>
-              <w:t xml:space="preserve">40</w:t>
+              <w:t>URS-NCA-13 not met</w:t>
+            </w:r>
+          </w:p>
+        </w:tc>
+        <w:tc>
+          <w:tcPr>
+            <w:tcW w:type="dxa" w:w="800"/>
+            <w:tcBorders>
+              <w:top w:val="single" w:color="999999" w:sz="1"/>
+              <w:left w:val="single" w:color="999999" w:sz="1"/>
+              <w:bottom w:val="single" w:color="999999" w:sz="1"/>
+              <w:right w:val="single" w:color="999999" w:sz="1"/>
+            </w:tcBorders>
+            <w:tcMar>
+              <w:top w:type="dxa" w:w="60"/>
+              <w:left w:type="dxa" w:w="100"/>
+              <w:bottom w:type="dxa" w:w="60"/>
+              <w:right w:type="dxa" w:w="100"/>
+            </w:tcMar>
+          </w:tcPr>
+          <w:p>
+            <w:r>
+              <w:rPr>
+                <w:rFonts w:ascii="Arial" w:cs="Arial" w:eastAsia="Arial" w:hAnsi="Arial"/>
+                <w:sz w:val="20"/>
+                <w:szCs w:val="20"/>
+              </w:rPr>
+              <w:t>10</w:t>
+            </w:r>
+          </w:p>
+        </w:tc>
+        <w:tc>
+          <w:tcPr>
+            <w:tcW w:type="dxa" w:w="800"/>
+            <w:tcBorders>
+              <w:top w:val="single" w:color="999999" w:sz="1"/>
+              <w:left w:val="single" w:color="999999" w:sz="1"/>
+              <w:bottom w:val="single" w:color="999999" w:sz="1"/>
+              <w:right w:val="single" w:color="999999" w:sz="1"/>
+            </w:tcBorders>
+            <w:tcMar>
+              <w:top w:type="dxa" w:w="60"/>
+              <w:left w:type="dxa" w:w="100"/>
+              <w:bottom w:type="dxa" w:w="60"/>
+              <w:right w:type="dxa" w:w="100"/>
+            </w:tcMar>
+          </w:tcPr>
+          <w:p>
+            <w:r>
+              <w:rPr>
+                <w:rFonts w:ascii="Arial" w:cs="Arial" w:eastAsia="Arial" w:hAnsi="Arial"/>
+                <w:sz w:val="20"/>
+                <w:szCs w:val="20"/>
+              </w:rPr>
+              <w:t>2</w:t>
+            </w:r>
+          </w:p>
+        </w:tc>
+        <w:tc>
+          <w:tcPr>
+            <w:tcW w:type="dxa" w:w="800"/>
+            <w:tcBorders>
+              <w:top w:val="single" w:color="999999" w:sz="1"/>
+              <w:left w:val="single" w:color="999999" w:sz="1"/>
+              <w:bottom w:val="single" w:color="999999" w:sz="1"/>
+              <w:right w:val="single" w:color="999999" w:sz="1"/>
+            </w:tcBorders>
+            <w:tcMar>
+              <w:top w:type="dxa" w:w="60"/>
+              <w:left w:type="dxa" w:w="100"/>
+              <w:bottom w:type="dxa" w:w="60"/>
+              <w:right w:type="dxa" w:w="100"/>
+            </w:tcMar>
+          </w:tcPr>
+          <w:p>
+            <w:r>
+              <w:rPr>
+                <w:rFonts w:ascii="Arial" w:cs="Arial" w:eastAsia="Arial" w:hAnsi="Arial"/>
+                <w:sz w:val="20"/>
+                <w:szCs w:val="20"/>
+              </w:rPr>
+              <w:t>2</w:t>
+            </w:r>
+          </w:p>
+        </w:tc>
+        <w:tc>
+          <w:tcPr>
+            <w:tcW w:type="dxa" w:w="800"/>
+            <w:tcBorders>
+              <w:top w:val="single" w:color="999999" w:sz="1"/>
+              <w:left w:val="single" w:color="999999" w:sz="1"/>
+              <w:bottom w:val="single" w:color="999999" w:sz="1"/>
+              <w:right w:val="single" w:color="999999" w:sz="1"/>
+            </w:tcBorders>
+            <w:tcMar>
+              <w:top w:type="dxa" w:w="60"/>
+              <w:left w:type="dxa" w:w="100"/>
+              <w:bottom w:type="dxa" w:w="60"/>
+              <w:right w:type="dxa" w:w="100"/>
+            </w:tcMar>
+          </w:tcPr>
+          <w:p>
+            <w:r>
+              <w:rPr>
+                <w:rFonts w:ascii="Arial" w:cs="Arial" w:eastAsia="Arial" w:hAnsi="Arial"/>
+                <w:sz w:val="20"/>
+                <w:szCs w:val="20"/>
+              </w:rPr>
+              <w:t>40</w:t>
             </w:r>
           </w:p>
         </w:tc>
@@ -5580,7 +5580,7 @@
                 <w:sz w:val="20"/>
                 <w:szCs w:val="20"/>
               </w:rPr>
-              <w:t>Validation tests for URS-BE-01</w:t>
+              <w:t>Validation tests for URS-NCA-13</w:t>
             </w:r>
           </w:p>
         </w:tc>
@@ -5595,22 +5595,21 @@
               <w:bottom w:val="single" w:color="999999" w:sz="1"/>
               <w:right w:val="single" w:color="999999" w:sz="1"/>
             </w:tcBorders>
-            <w:shd w:fill="F7F9FC" w:val="clear"/>
-            <w:tcMar>
-              <w:top w:type="dxa" w:w="60"/>
-              <w:left w:type="dxa" w:w="100"/>
-              <w:bottom w:type="dxa" w:w="60"/>
-              <w:right w:type="dxa" w:w="100"/>
-            </w:tcMar>
-          </w:tcPr>
-          <w:p>
-            <w:r>
-              <w:rPr>
-                <w:rFonts w:ascii="Arial" w:cs="Arial" w:eastAsia="Arial" w:hAnsi="Arial"/>
-                <w:sz w:val="20"/>
-                <w:szCs w:val="20"/>
-              </w:rPr>
-              <w:t xml:space="preserve">FM-BE-02</w:t>
+            <w:tcMar>
+              <w:top w:type="dxa" w:w="60"/>
+              <w:left w:type="dxa" w:w="100"/>
+              <w:bottom w:type="dxa" w:w="60"/>
+              <w:right w:type="dxa" w:w="100"/>
+            </w:tcMar>
+          </w:tcPr>
+          <w:p>
+            <w:r>
+              <w:rPr>
+                <w:rFonts w:ascii="Arial" w:cs="Arial" w:eastAsia="Arial" w:hAnsi="Arial"/>
+                <w:sz w:val="20"/>
+                <w:szCs w:val="20"/>
+              </w:rPr>
+              <w:t>FM-NCA-14</w:t>
             </w:r>
           </w:p>
         </w:tc>
@@ -5623,134 +5622,129 @@
               <w:bottom w:val="single" w:color="999999" w:sz="1"/>
               <w:right w:val="single" w:color="999999" w:sz="1"/>
             </w:tcBorders>
-            <w:shd w:fill="F7F9FC" w:val="clear"/>
-            <w:tcMar>
-              <w:top w:type="dxa" w:w="60"/>
-              <w:left w:type="dxa" w:w="100"/>
-              <w:bottom w:type="dxa" w:w="60"/>
-              <w:right w:type="dxa" w:w="100"/>
-            </w:tcMar>
-          </w:tcPr>
-          <w:p>
-            <w:r>
-              <w:rPr>
-                <w:rFonts w:ascii="Arial" w:cs="Arial" w:eastAsia="Arial" w:hAnsi="Arial"/>
-                <w:sz w:val="20"/>
-                <w:szCs w:val="20"/>
-              </w:rPr>
-              <w:t xml:space="preserve">URS-BE-02 not met</w:t>
-            </w:r>
-          </w:p>
-        </w:tc>
-        <w:tc>
-          <w:tcPr>
-            <w:tcW w:type="dxa" w:w="800"/>
-            <w:tcBorders>
-              <w:top w:val="single" w:color="999999" w:sz="1"/>
-              <w:left w:val="single" w:color="999999" w:sz="1"/>
-              <w:bottom w:val="single" w:color="999999" w:sz="1"/>
-              <w:right w:val="single" w:color="999999" w:sz="1"/>
-            </w:tcBorders>
-            <w:shd w:fill="F7F9FC" w:val="clear"/>
-            <w:tcMar>
-              <w:top w:type="dxa" w:w="60"/>
-              <w:left w:type="dxa" w:w="100"/>
-              <w:bottom w:type="dxa" w:w="60"/>
-              <w:right w:type="dxa" w:w="100"/>
-            </w:tcMar>
-          </w:tcPr>
-          <w:p>
-            <w:r>
-              <w:rPr>
-                <w:rFonts w:ascii="Arial" w:cs="Arial" w:eastAsia="Arial" w:hAnsi="Arial"/>
-                <w:sz w:val="20"/>
-                <w:szCs w:val="20"/>
-              </w:rPr>
-              <w:t xml:space="preserve">7</w:t>
-            </w:r>
-          </w:p>
-        </w:tc>
-        <w:tc>
-          <w:tcPr>
-            <w:tcW w:type="dxa" w:w="800"/>
-            <w:tcBorders>
-              <w:top w:val="single" w:color="999999" w:sz="1"/>
-              <w:left w:val="single" w:color="999999" w:sz="1"/>
-              <w:bottom w:val="single" w:color="999999" w:sz="1"/>
-              <w:right w:val="single" w:color="999999" w:sz="1"/>
-            </w:tcBorders>
-            <w:shd w:fill="F7F9FC" w:val="clear"/>
-            <w:tcMar>
-              <w:top w:type="dxa" w:w="60"/>
-              <w:left w:type="dxa" w:w="100"/>
-              <w:bottom w:type="dxa" w:w="60"/>
-              <w:right w:type="dxa" w:w="100"/>
-            </w:tcMar>
-          </w:tcPr>
-          <w:p>
-            <w:r>
-              <w:rPr>
-                <w:rFonts w:ascii="Arial" w:cs="Arial" w:eastAsia="Arial" w:hAnsi="Arial"/>
-                <w:sz w:val="20"/>
-                <w:szCs w:val="20"/>
-              </w:rPr>
-              <w:t xml:space="preserve">2</w:t>
-            </w:r>
-          </w:p>
-        </w:tc>
-        <w:tc>
-          <w:tcPr>
-            <w:tcW w:type="dxa" w:w="800"/>
-            <w:tcBorders>
-              <w:top w:val="single" w:color="999999" w:sz="1"/>
-              <w:left w:val="single" w:color="999999" w:sz="1"/>
-              <w:bottom w:val="single" w:color="999999" w:sz="1"/>
-              <w:right w:val="single" w:color="999999" w:sz="1"/>
-            </w:tcBorders>
-            <w:shd w:fill="F7F9FC" w:val="clear"/>
-            <w:tcMar>
-              <w:top w:type="dxa" w:w="60"/>
-              <w:left w:type="dxa" w:w="100"/>
-              <w:bottom w:type="dxa" w:w="60"/>
-              <w:right w:type="dxa" w:w="100"/>
-            </w:tcMar>
-          </w:tcPr>
-          <w:p>
-            <w:r>
-              <w:rPr>
-                <w:rFonts w:ascii="Arial" w:cs="Arial" w:eastAsia="Arial" w:hAnsi="Arial"/>
-                <w:sz w:val="20"/>
-                <w:szCs w:val="20"/>
-              </w:rPr>
-              <w:t xml:space="preserve">2</w:t>
-            </w:r>
-          </w:p>
-        </w:tc>
-        <w:tc>
-          <w:tcPr>
-            <w:tcW w:type="dxa" w:w="800"/>
-            <w:tcBorders>
-              <w:top w:val="single" w:color="999999" w:sz="1"/>
-              <w:left w:val="single" w:color="999999" w:sz="1"/>
-              <w:bottom w:val="single" w:color="999999" w:sz="1"/>
-              <w:right w:val="single" w:color="999999" w:sz="1"/>
-            </w:tcBorders>
-            <w:shd w:fill="F7F9FC" w:val="clear"/>
-            <w:tcMar>
-              <w:top w:type="dxa" w:w="60"/>
-              <w:left w:type="dxa" w:w="100"/>
-              <w:bottom w:type="dxa" w:w="60"/>
-              <w:right w:type="dxa" w:w="100"/>
-            </w:tcMar>
-          </w:tcPr>
-          <w:p>
-            <w:r>
-              <w:rPr>
-                <w:rFonts w:ascii="Arial" w:cs="Arial" w:eastAsia="Arial" w:hAnsi="Arial"/>
-                <w:sz w:val="20"/>
-                <w:szCs w:val="20"/>
-              </w:rPr>
-              <w:t xml:space="preserve">28</w:t>
+            <w:tcMar>
+              <w:top w:type="dxa" w:w="60"/>
+              <w:left w:type="dxa" w:w="100"/>
+              <w:bottom w:type="dxa" w:w="60"/>
+              <w:right w:type="dxa" w:w="100"/>
+            </w:tcMar>
+          </w:tcPr>
+          <w:p>
+            <w:r>
+              <w:rPr>
+                <w:rFonts w:ascii="Arial" w:cs="Arial" w:eastAsia="Arial" w:hAnsi="Arial"/>
+                <w:sz w:val="20"/>
+                <w:szCs w:val="20"/>
+              </w:rPr>
+              <w:t>URS-NCA-14 not met</w:t>
+            </w:r>
+          </w:p>
+        </w:tc>
+        <w:tc>
+          <w:tcPr>
+            <w:tcW w:type="dxa" w:w="800"/>
+            <w:tcBorders>
+              <w:top w:val="single" w:color="999999" w:sz="1"/>
+              <w:left w:val="single" w:color="999999" w:sz="1"/>
+              <w:bottom w:val="single" w:color="999999" w:sz="1"/>
+              <w:right w:val="single" w:color="999999" w:sz="1"/>
+            </w:tcBorders>
+            <w:tcMar>
+              <w:top w:type="dxa" w:w="60"/>
+              <w:left w:type="dxa" w:w="100"/>
+              <w:bottom w:type="dxa" w:w="60"/>
+              <w:right w:type="dxa" w:w="100"/>
+            </w:tcMar>
+          </w:tcPr>
+          <w:p>
+            <w:r>
+              <w:rPr>
+                <w:rFonts w:ascii="Arial" w:cs="Arial" w:eastAsia="Arial" w:hAnsi="Arial"/>
+                <w:sz w:val="20"/>
+                <w:szCs w:val="20"/>
+              </w:rPr>
+              <w:t>4</w:t>
+            </w:r>
+          </w:p>
+        </w:tc>
+        <w:tc>
+          <w:tcPr>
+            <w:tcW w:type="dxa" w:w="800"/>
+            <w:tcBorders>
+              <w:top w:val="single" w:color="999999" w:sz="1"/>
+              <w:left w:val="single" w:color="999999" w:sz="1"/>
+              <w:bottom w:val="single" w:color="999999" w:sz="1"/>
+              <w:right w:val="single" w:color="999999" w:sz="1"/>
+            </w:tcBorders>
+            <w:tcMar>
+              <w:top w:type="dxa" w:w="60"/>
+              <w:left w:type="dxa" w:w="100"/>
+              <w:bottom w:type="dxa" w:w="60"/>
+              <w:right w:type="dxa" w:w="100"/>
+            </w:tcMar>
+          </w:tcPr>
+          <w:p>
+            <w:r>
+              <w:rPr>
+                <w:rFonts w:ascii="Arial" w:cs="Arial" w:eastAsia="Arial" w:hAnsi="Arial"/>
+                <w:sz w:val="20"/>
+                <w:szCs w:val="20"/>
+              </w:rPr>
+              <w:t>2</w:t>
+            </w:r>
+          </w:p>
+        </w:tc>
+        <w:tc>
+          <w:tcPr>
+            <w:tcW w:type="dxa" w:w="800"/>
+            <w:tcBorders>
+              <w:top w:val="single" w:color="999999" w:sz="1"/>
+              <w:left w:val="single" w:color="999999" w:sz="1"/>
+              <w:bottom w:val="single" w:color="999999" w:sz="1"/>
+              <w:right w:val="single" w:color="999999" w:sz="1"/>
+            </w:tcBorders>
+            <w:tcMar>
+              <w:top w:type="dxa" w:w="60"/>
+              <w:left w:type="dxa" w:w="100"/>
+              <w:bottom w:type="dxa" w:w="60"/>
+              <w:right w:type="dxa" w:w="100"/>
+            </w:tcMar>
+          </w:tcPr>
+          <w:p>
+            <w:r>
+              <w:rPr>
+                <w:rFonts w:ascii="Arial" w:cs="Arial" w:eastAsia="Arial" w:hAnsi="Arial"/>
+                <w:sz w:val="20"/>
+                <w:szCs w:val="20"/>
+              </w:rPr>
+              <w:t>2</w:t>
+            </w:r>
+          </w:p>
+        </w:tc>
+        <w:tc>
+          <w:tcPr>
+            <w:tcW w:type="dxa" w:w="800"/>
+            <w:tcBorders>
+              <w:top w:val="single" w:color="999999" w:sz="1"/>
+              <w:left w:val="single" w:color="999999" w:sz="1"/>
+              <w:bottom w:val="single" w:color="999999" w:sz="1"/>
+              <w:right w:val="single" w:color="999999" w:sz="1"/>
+            </w:tcBorders>
+            <w:tcMar>
+              <w:top w:type="dxa" w:w="60"/>
+              <w:left w:type="dxa" w:w="100"/>
+              <w:bottom w:type="dxa" w:w="60"/>
+              <w:right w:type="dxa" w:w="100"/>
+            </w:tcMar>
+          </w:tcPr>
+          <w:p>
+            <w:r>
+              <w:rPr>
+                <w:rFonts w:ascii="Arial" w:cs="Arial" w:eastAsia="Arial" w:hAnsi="Arial"/>
+                <w:sz w:val="20"/>
+                <w:szCs w:val="20"/>
+              </w:rPr>
+              <w:t>16</w:t>
             </w:r>
           </w:p>
         </w:tc>
@@ -5763,22 +5757,21 @@
               <w:bottom w:val="single" w:color="999999" w:sz="1"/>
               <w:right w:val="single" w:color="999999" w:sz="1"/>
             </w:tcBorders>
-            <w:shd w:fill="F7F9FC" w:val="clear"/>
-            <w:tcMar>
-              <w:top w:type="dxa" w:w="60"/>
-              <w:left w:type="dxa" w:w="100"/>
-              <w:bottom w:type="dxa" w:w="60"/>
-              <w:right w:type="dxa" w:w="100"/>
-            </w:tcMar>
-          </w:tcPr>
-          <w:p>
-            <w:r>
-              <w:rPr>
-                <w:rFonts w:ascii="Arial" w:cs="Arial" w:eastAsia="Arial" w:hAnsi="Arial"/>
-                <w:sz w:val="20"/>
-                <w:szCs w:val="20"/>
-              </w:rPr>
-              <w:t>Validation tests for URS-BE-02</w:t>
+            <w:tcMar>
+              <w:top w:type="dxa" w:w="60"/>
+              <w:left w:type="dxa" w:w="100"/>
+              <w:bottom w:type="dxa" w:w="60"/>
+              <w:right w:type="dxa" w:w="100"/>
+            </w:tcMar>
+          </w:tcPr>
+          <w:p>
+            <w:r>
+              <w:rPr>
+                <w:rFonts w:ascii="Arial" w:cs="Arial" w:eastAsia="Arial" w:hAnsi="Arial"/>
+                <w:sz w:val="20"/>
+                <w:szCs w:val="20"/>
+              </w:rPr>
+              <w:t>Validation tests for URS-NCA-14</w:t>
             </w:r>
           </w:p>
         </w:tc>
@@ -5807,7 +5800,7 @@
                 <w:sz w:val="20"/>
                 <w:szCs w:val="20"/>
               </w:rPr>
-              <w:t xml:space="preserve">FM-BE-03</w:t>
+              <w:t xml:space="preserve">FM-BE-01</w:t>
             </w:r>
           </w:p>
         </w:tc>
@@ -5834,7 +5827,7 @@
                 <w:sz w:val="20"/>
                 <w:szCs w:val="20"/>
               </w:rPr>
-              <w:t xml:space="preserve">URS-BE-03 not met</w:t>
+              <w:t xml:space="preserve">URS-BE-01 not met</w:t>
             </w:r>
           </w:p>
         </w:tc>
@@ -5969,7 +5962,7 @@
                 <w:sz w:val="20"/>
                 <w:szCs w:val="20"/>
               </w:rPr>
-              <w:t>Validation tests for URS-BE-03</w:t>
+              <w:t>Validation tests for URS-BE-01</w:t>
             </w:r>
           </w:p>
         </w:tc>
@@ -5999,7 +5992,7 @@
                 <w:sz w:val="20"/>
                 <w:szCs w:val="20"/>
               </w:rPr>
-              <w:t xml:space="preserve">FM-BE-04</w:t>
+              <w:t xml:space="preserve">FM-BE-02</w:t>
             </w:r>
           </w:p>
         </w:tc>
@@ -6027,35 +6020,35 @@
                 <w:sz w:val="20"/>
                 <w:szCs w:val="20"/>
               </w:rPr>
-              <w:t xml:space="preserve">URS-BE-04 not met</w:t>
-            </w:r>
-          </w:p>
-        </w:tc>
-        <w:tc>
-          <w:tcPr>
-            <w:tcW w:type="dxa" w:w="800"/>
-            <w:tcBorders>
-              <w:top w:val="single" w:color="999999" w:sz="1"/>
-              <w:left w:val="single" w:color="999999" w:sz="1"/>
-              <w:bottom w:val="single" w:color="999999" w:sz="1"/>
-              <w:right w:val="single" w:color="999999" w:sz="1"/>
-            </w:tcBorders>
-            <w:shd w:fill="F7F9FC" w:val="clear"/>
-            <w:tcMar>
-              <w:top w:type="dxa" w:w="60"/>
-              <w:left w:type="dxa" w:w="100"/>
-              <w:bottom w:type="dxa" w:w="60"/>
-              <w:right w:type="dxa" w:w="100"/>
-            </w:tcMar>
-          </w:tcPr>
-          <w:p>
-            <w:r>
-              <w:rPr>
-                <w:rFonts w:ascii="Arial" w:cs="Arial" w:eastAsia="Arial" w:hAnsi="Arial"/>
-                <w:sz w:val="20"/>
-                <w:szCs w:val="20"/>
-              </w:rPr>
-              <w:t xml:space="preserve">10</w:t>
+              <w:t xml:space="preserve">URS-BE-02 not met</w:t>
+            </w:r>
+          </w:p>
+        </w:tc>
+        <w:tc>
+          <w:tcPr>
+            <w:tcW w:type="dxa" w:w="800"/>
+            <w:tcBorders>
+              <w:top w:val="single" w:color="999999" w:sz="1"/>
+              <w:left w:val="single" w:color="999999" w:sz="1"/>
+              <w:bottom w:val="single" w:color="999999" w:sz="1"/>
+              <w:right w:val="single" w:color="999999" w:sz="1"/>
+            </w:tcBorders>
+            <w:shd w:fill="F7F9FC" w:val="clear"/>
+            <w:tcMar>
+              <w:top w:type="dxa" w:w="60"/>
+              <w:left w:type="dxa" w:w="100"/>
+              <w:bottom w:type="dxa" w:w="60"/>
+              <w:right w:type="dxa" w:w="100"/>
+            </w:tcMar>
+          </w:tcPr>
+          <w:p>
+            <w:r>
+              <w:rPr>
+                <w:rFonts w:ascii="Arial" w:cs="Arial" w:eastAsia="Arial" w:hAnsi="Arial"/>
+                <w:sz w:val="20"/>
+                <w:szCs w:val="20"/>
+              </w:rPr>
+              <w:t xml:space="preserve">7</w:t>
             </w:r>
           </w:p>
         </w:tc>
@@ -6139,7 +6132,7 @@
                 <w:sz w:val="20"/>
                 <w:szCs w:val="20"/>
               </w:rPr>
-              <w:t xml:space="preserve">40</w:t>
+              <w:t xml:space="preserve">28</w:t>
             </w:r>
           </w:p>
         </w:tc>
@@ -6167,7 +6160,7 @@
                 <w:sz w:val="20"/>
                 <w:szCs w:val="20"/>
               </w:rPr>
-              <w:t>Validation tests for URS-BE-04</w:t>
+              <w:t>Validation tests for URS-BE-02</w:t>
             </w:r>
           </w:p>
         </w:tc>
@@ -6196,7 +6189,7 @@
                 <w:sz w:val="20"/>
                 <w:szCs w:val="20"/>
               </w:rPr>
-              <w:t xml:space="preserve">FM-BE-05</w:t>
+              <w:t xml:space="preserve">FM-BE-03</w:t>
             </w:r>
           </w:p>
         </w:tc>
@@ -6223,34 +6216,34 @@
                 <w:sz w:val="20"/>
                 <w:szCs w:val="20"/>
               </w:rPr>
-              <w:t xml:space="preserve">URS-BE-05 not met</w:t>
-            </w:r>
-          </w:p>
-        </w:tc>
-        <w:tc>
-          <w:tcPr>
-            <w:tcW w:type="dxa" w:w="800"/>
-            <w:tcBorders>
-              <w:top w:val="single" w:color="999999" w:sz="1"/>
-              <w:left w:val="single" w:color="999999" w:sz="1"/>
-              <w:bottom w:val="single" w:color="999999" w:sz="1"/>
-              <w:right w:val="single" w:color="999999" w:sz="1"/>
-            </w:tcBorders>
-            <w:tcMar>
-              <w:top w:type="dxa" w:w="60"/>
-              <w:left w:type="dxa" w:w="100"/>
-              <w:bottom w:type="dxa" w:w="60"/>
-              <w:right w:type="dxa" w:w="100"/>
-            </w:tcMar>
-          </w:tcPr>
-          <w:p>
-            <w:r>
-              <w:rPr>
-                <w:rFonts w:ascii="Arial" w:cs="Arial" w:eastAsia="Arial" w:hAnsi="Arial"/>
-                <w:sz w:val="20"/>
-                <w:szCs w:val="20"/>
-              </w:rPr>
-              <w:t xml:space="preserve">7</w:t>
+              <w:t xml:space="preserve">URS-BE-03 not met</w:t>
+            </w:r>
+          </w:p>
+        </w:tc>
+        <w:tc>
+          <w:tcPr>
+            <w:tcW w:type="dxa" w:w="800"/>
+            <w:tcBorders>
+              <w:top w:val="single" w:color="999999" w:sz="1"/>
+              <w:left w:val="single" w:color="999999" w:sz="1"/>
+              <w:bottom w:val="single" w:color="999999" w:sz="1"/>
+              <w:right w:val="single" w:color="999999" w:sz="1"/>
+            </w:tcBorders>
+            <w:tcMar>
+              <w:top w:type="dxa" w:w="60"/>
+              <w:left w:type="dxa" w:w="100"/>
+              <w:bottom w:type="dxa" w:w="60"/>
+              <w:right w:type="dxa" w:w="100"/>
+            </w:tcMar>
+          </w:tcPr>
+          <w:p>
+            <w:r>
+              <w:rPr>
+                <w:rFonts w:ascii="Arial" w:cs="Arial" w:eastAsia="Arial" w:hAnsi="Arial"/>
+                <w:sz w:val="20"/>
+                <w:szCs w:val="20"/>
+              </w:rPr>
+              <w:t xml:space="preserve">10</w:t>
             </w:r>
           </w:p>
         </w:tc>
@@ -6331,7 +6324,7 @@
                 <w:sz w:val="20"/>
                 <w:szCs w:val="20"/>
               </w:rPr>
-              <w:t xml:space="preserve">28</w:t>
+              <w:t xml:space="preserve">40</w:t>
             </w:r>
           </w:p>
         </w:tc>
@@ -6358,7 +6351,7 @@
                 <w:sz w:val="20"/>
                 <w:szCs w:val="20"/>
               </w:rPr>
-              <w:t>Validation tests for URS-BE-05</w:t>
+              <w:t>Validation tests for URS-BE-03</w:t>
             </w:r>
           </w:p>
         </w:tc>
@@ -6388,7 +6381,7 @@
                 <w:sz w:val="20"/>
                 <w:szCs w:val="20"/>
               </w:rPr>
-              <w:t xml:space="preserve">FM-BE-06</w:t>
+              <w:t xml:space="preserve">FM-BE-04</w:t>
             </w:r>
           </w:p>
         </w:tc>
@@ -6416,7 +6409,35 @@
                 <w:sz w:val="20"/>
                 <w:szCs w:val="20"/>
               </w:rPr>
-              <w:t xml:space="preserve">URS-BE-06 not met</w:t>
+              <w:t xml:space="preserve">URS-BE-04 not met</w:t>
+            </w:r>
+          </w:p>
+        </w:tc>
+        <w:tc>
+          <w:tcPr>
+            <w:tcW w:type="dxa" w:w="800"/>
+            <w:tcBorders>
+              <w:top w:val="single" w:color="999999" w:sz="1"/>
+              <w:left w:val="single" w:color="999999" w:sz="1"/>
+              <w:bottom w:val="single" w:color="999999" w:sz="1"/>
+              <w:right w:val="single" w:color="999999" w:sz="1"/>
+            </w:tcBorders>
+            <w:shd w:fill="F7F9FC" w:val="clear"/>
+            <w:tcMar>
+              <w:top w:type="dxa" w:w="60"/>
+              <w:left w:type="dxa" w:w="100"/>
+              <w:bottom w:type="dxa" w:w="60"/>
+              <w:right w:type="dxa" w:w="100"/>
+            </w:tcMar>
+          </w:tcPr>
+          <w:p>
+            <w:r>
+              <w:rPr>
+                <w:rFonts w:ascii="Arial" w:cs="Arial" w:eastAsia="Arial" w:hAnsi="Arial"/>
+                <w:sz w:val="20"/>
+                <w:szCs w:val="20"/>
+              </w:rPr>
+              <w:t xml:space="preserve">10</w:t>
             </w:r>
           </w:p>
         </w:tc>
@@ -6500,35 +6521,7 @@
                 <w:sz w:val="20"/>
                 <w:szCs w:val="20"/>
               </w:rPr>
-              <w:t xml:space="preserve">2</w:t>
-            </w:r>
-          </w:p>
-        </w:tc>
-        <w:tc>
-          <w:tcPr>
-            <w:tcW w:type="dxa" w:w="800"/>
-            <w:tcBorders>
-              <w:top w:val="single" w:color="999999" w:sz="1"/>
-              <w:left w:val="single" w:color="999999" w:sz="1"/>
-              <w:bottom w:val="single" w:color="999999" w:sz="1"/>
-              <w:right w:val="single" w:color="999999" w:sz="1"/>
-            </w:tcBorders>
-            <w:shd w:fill="F7F9FC" w:val="clear"/>
-            <w:tcMar>
-              <w:top w:type="dxa" w:w="60"/>
-              <w:left w:type="dxa" w:w="100"/>
-              <w:bottom w:type="dxa" w:w="60"/>
-              <w:right w:type="dxa" w:w="100"/>
-            </w:tcMar>
-          </w:tcPr>
-          <w:p>
-            <w:r>
-              <w:rPr>
-                <w:rFonts w:ascii="Arial" w:cs="Arial" w:eastAsia="Arial" w:hAnsi="Arial"/>
-                <w:sz w:val="20"/>
-                <w:szCs w:val="20"/>
-              </w:rPr>
-              <w:t xml:space="preserve">8</w:t>
+              <w:t xml:space="preserve">40</w:t>
             </w:r>
           </w:p>
         </w:tc>
@@ -6556,7 +6549,7 @@
                 <w:sz w:val="20"/>
                 <w:szCs w:val="20"/>
               </w:rPr>
-              <w:t>Validation tests for URS-BE-06</w:t>
+              <w:t>Validation tests for URS-BE-04</w:t>
             </w:r>
           </w:p>
         </w:tc>
@@ -6585,7 +6578,7 @@
                 <w:sz w:val="20"/>
                 <w:szCs w:val="20"/>
               </w:rPr>
-              <w:t xml:space="preserve">FM-BE-07</w:t>
+              <w:t xml:space="preserve">FM-BE-05</w:t>
             </w:r>
           </w:p>
         </w:tc>
@@ -6612,7 +6605,34 @@
                 <w:sz w:val="20"/>
                 <w:szCs w:val="20"/>
               </w:rPr>
-              <w:t xml:space="preserve">URS-BE-07 not met</w:t>
+              <w:t xml:space="preserve">URS-BE-05 not met</w:t>
+            </w:r>
+          </w:p>
+        </w:tc>
+        <w:tc>
+          <w:tcPr>
+            <w:tcW w:type="dxa" w:w="800"/>
+            <w:tcBorders>
+              <w:top w:val="single" w:color="999999" w:sz="1"/>
+              <w:left w:val="single" w:color="999999" w:sz="1"/>
+              <w:bottom w:val="single" w:color="999999" w:sz="1"/>
+              <w:right w:val="single" w:color="999999" w:sz="1"/>
+            </w:tcBorders>
+            <w:tcMar>
+              <w:top w:type="dxa" w:w="60"/>
+              <w:left w:type="dxa" w:w="100"/>
+              <w:bottom w:type="dxa" w:w="60"/>
+              <w:right w:type="dxa" w:w="100"/>
+            </w:tcMar>
+          </w:tcPr>
+          <w:p>
+            <w:r>
+              <w:rPr>
+                <w:rFonts w:ascii="Arial" w:cs="Arial" w:eastAsia="Arial" w:hAnsi="Arial"/>
+                <w:sz w:val="20"/>
+                <w:szCs w:val="20"/>
+              </w:rPr>
+              <w:t xml:space="preserve">7</w:t>
             </w:r>
           </w:p>
         </w:tc>
@@ -6693,34 +6713,7 @@
                 <w:sz w:val="20"/>
                 <w:szCs w:val="20"/>
               </w:rPr>
-              <w:t xml:space="preserve">2</w:t>
-            </w:r>
-          </w:p>
-        </w:tc>
-        <w:tc>
-          <w:tcPr>
-            <w:tcW w:type="dxa" w:w="800"/>
-            <w:tcBorders>
-              <w:top w:val="single" w:color="999999" w:sz="1"/>
-              <w:left w:val="single" w:color="999999" w:sz="1"/>
-              <w:bottom w:val="single" w:color="999999" w:sz="1"/>
-              <w:right w:val="single" w:color="999999" w:sz="1"/>
-            </w:tcBorders>
-            <w:tcMar>
-              <w:top w:type="dxa" w:w="60"/>
-              <w:left w:type="dxa" w:w="100"/>
-              <w:bottom w:type="dxa" w:w="60"/>
-              <w:right w:type="dxa" w:w="100"/>
-            </w:tcMar>
-          </w:tcPr>
-          <w:p>
-            <w:r>
-              <w:rPr>
-                <w:rFonts w:ascii="Arial" w:cs="Arial" w:eastAsia="Arial" w:hAnsi="Arial"/>
-                <w:sz w:val="20"/>
-                <w:szCs w:val="20"/>
-              </w:rPr>
-              <w:t xml:space="preserve">8</w:t>
+              <w:t xml:space="preserve">28</w:t>
             </w:r>
           </w:p>
         </w:tc>
@@ -6747,7 +6740,7 @@
                 <w:sz w:val="20"/>
                 <w:szCs w:val="20"/>
               </w:rPr>
-              <w:t>Validation tests for URS-BE-07</w:t>
+              <w:t>Validation tests for URS-BE-05</w:t>
             </w:r>
           </w:p>
         </w:tc>
@@ -6777,7 +6770,7 @@
                 <w:sz w:val="20"/>
                 <w:szCs w:val="20"/>
               </w:rPr>
-              <w:t xml:space="preserve">FM-BE-08</w:t>
+              <w:t xml:space="preserve">FM-BE-06</w:t>
             </w:r>
           </w:p>
         </w:tc>
@@ -6805,7 +6798,7 @@
                 <w:sz w:val="20"/>
                 <w:szCs w:val="20"/>
               </w:rPr>
-              <w:t xml:space="preserve">URS-BE-08 not met</w:t>
+              <w:t xml:space="preserve">URS-BE-06 not met</w:t>
             </w:r>
           </w:p>
         </w:tc>
@@ -6945,7 +6938,7 @@
                 <w:sz w:val="20"/>
                 <w:szCs w:val="20"/>
               </w:rPr>
-              <w:t>Validation tests for URS-BE-08</w:t>
+              <w:t>Validation tests for URS-BE-06</w:t>
             </w:r>
           </w:p>
         </w:tc>
@@ -6960,22 +6953,21 @@
               <w:bottom w:val="single" w:color="999999" w:sz="1"/>
               <w:right w:val="single" w:color="999999" w:sz="1"/>
             </w:tcBorders>
-            <w:shd w:fill="F7F9FC" w:val="clear"/>
-            <w:tcMar>
-              <w:top w:type="dxa" w:w="60"/>
-              <w:left w:type="dxa" w:w="100"/>
-              <w:bottom w:type="dxa" w:w="60"/>
-              <w:right w:type="dxa" w:w="100"/>
-            </w:tcMar>
-          </w:tcPr>
-          <w:p>
-            <w:r>
-              <w:rPr>
-                <w:rFonts w:ascii="Arial" w:cs="Arial" w:eastAsia="Arial" w:hAnsi="Arial"/>
-                <w:sz w:val="20"/>
-                <w:szCs w:val="20"/>
-              </w:rPr>
-              <w:t>FM-BE-09</w:t>
+            <w:tcMar>
+              <w:top w:type="dxa" w:w="60"/>
+              <w:left w:type="dxa" w:w="100"/>
+              <w:bottom w:type="dxa" w:w="60"/>
+              <w:right w:type="dxa" w:w="100"/>
+            </w:tcMar>
+          </w:tcPr>
+          <w:p>
+            <w:r>
+              <w:rPr>
+                <w:rFonts w:ascii="Arial" w:cs="Arial" w:eastAsia="Arial" w:hAnsi="Arial"/>
+                <w:sz w:val="20"/>
+                <w:szCs w:val="20"/>
+              </w:rPr>
+              <w:t xml:space="preserve">FM-BE-07</w:t>
             </w:r>
           </w:p>
         </w:tc>
@@ -6988,134 +6980,129 @@
               <w:bottom w:val="single" w:color="999999" w:sz="1"/>
               <w:right w:val="single" w:color="999999" w:sz="1"/>
             </w:tcBorders>
-            <w:shd w:fill="F7F9FC" w:val="clear"/>
-            <w:tcMar>
-              <w:top w:type="dxa" w:w="60"/>
-              <w:left w:type="dxa" w:w="100"/>
-              <w:bottom w:type="dxa" w:w="60"/>
-              <w:right w:type="dxa" w:w="100"/>
-            </w:tcMar>
-          </w:tcPr>
-          <w:p>
-            <w:r>
-              <w:rPr>
-                <w:rFonts w:ascii="Arial" w:cs="Arial" w:eastAsia="Arial" w:hAnsi="Arial"/>
-                <w:sz w:val="20"/>
-                <w:szCs w:val="20"/>
-              </w:rPr>
-              <w:t>URS-BE-09 not met</w:t>
-            </w:r>
-          </w:p>
-        </w:tc>
-        <w:tc>
-          <w:tcPr>
-            <w:tcW w:type="dxa" w:w="800"/>
-            <w:tcBorders>
-              <w:top w:val="single" w:color="999999" w:sz="1"/>
-              <w:left w:val="single" w:color="999999" w:sz="1"/>
-              <w:bottom w:val="single" w:color="999999" w:sz="1"/>
-              <w:right w:val="single" w:color="999999" w:sz="1"/>
-            </w:tcBorders>
-            <w:shd w:fill="F7F9FC" w:val="clear"/>
-            <w:tcMar>
-              <w:top w:type="dxa" w:w="60"/>
-              <w:left w:type="dxa" w:w="100"/>
-              <w:bottom w:type="dxa" w:w="60"/>
-              <w:right w:type="dxa" w:w="100"/>
-            </w:tcMar>
-          </w:tcPr>
-          <w:p>
-            <w:r>
-              <w:rPr>
-                <w:rFonts w:ascii="Arial" w:cs="Arial" w:eastAsia="Arial" w:hAnsi="Arial"/>
-                <w:sz w:val="20"/>
-                <w:szCs w:val="20"/>
-              </w:rPr>
-              <w:t>2</w:t>
-            </w:r>
-          </w:p>
-        </w:tc>
-        <w:tc>
-          <w:tcPr>
-            <w:tcW w:type="dxa" w:w="800"/>
-            <w:tcBorders>
-              <w:top w:val="single" w:color="999999" w:sz="1"/>
-              <w:left w:val="single" w:color="999999" w:sz="1"/>
-              <w:bottom w:val="single" w:color="999999" w:sz="1"/>
-              <w:right w:val="single" w:color="999999" w:sz="1"/>
-            </w:tcBorders>
-            <w:shd w:fill="F7F9FC" w:val="clear"/>
-            <w:tcMar>
-              <w:top w:type="dxa" w:w="60"/>
-              <w:left w:type="dxa" w:w="100"/>
-              <w:bottom w:type="dxa" w:w="60"/>
-              <w:right w:type="dxa" w:w="100"/>
-            </w:tcMar>
-          </w:tcPr>
-          <w:p>
-            <w:r>
-              <w:rPr>
-                <w:rFonts w:ascii="Arial" w:cs="Arial" w:eastAsia="Arial" w:hAnsi="Arial"/>
-                <w:sz w:val="20"/>
-                <w:szCs w:val="20"/>
-              </w:rPr>
-              <w:t>2</w:t>
-            </w:r>
-          </w:p>
-        </w:tc>
-        <w:tc>
-          <w:tcPr>
-            <w:tcW w:type="dxa" w:w="800"/>
-            <w:tcBorders>
-              <w:top w:val="single" w:color="999999" w:sz="1"/>
-              <w:left w:val="single" w:color="999999" w:sz="1"/>
-              <w:bottom w:val="single" w:color="999999" w:sz="1"/>
-              <w:right w:val="single" w:color="999999" w:sz="1"/>
-            </w:tcBorders>
-            <w:shd w:fill="F7F9FC" w:val="clear"/>
-            <w:tcMar>
-              <w:top w:type="dxa" w:w="60"/>
-              <w:left w:type="dxa" w:w="100"/>
-              <w:bottom w:type="dxa" w:w="60"/>
-              <w:right w:type="dxa" w:w="100"/>
-            </w:tcMar>
-          </w:tcPr>
-          <w:p>
-            <w:r>
-              <w:rPr>
-                <w:rFonts w:ascii="Arial" w:cs="Arial" w:eastAsia="Arial" w:hAnsi="Arial"/>
-                <w:sz w:val="20"/>
-                <w:szCs w:val="20"/>
-              </w:rPr>
-              <w:t>2</w:t>
-            </w:r>
-          </w:p>
-        </w:tc>
-        <w:tc>
-          <w:tcPr>
-            <w:tcW w:type="dxa" w:w="800"/>
-            <w:tcBorders>
-              <w:top w:val="single" w:color="999999" w:sz="1"/>
-              <w:left w:val="single" w:color="999999" w:sz="1"/>
-              <w:bottom w:val="single" w:color="999999" w:sz="1"/>
-              <w:right w:val="single" w:color="999999" w:sz="1"/>
-            </w:tcBorders>
-            <w:shd w:fill="F7F9FC" w:val="clear"/>
-            <w:tcMar>
-              <w:top w:type="dxa" w:w="60"/>
-              <w:left w:type="dxa" w:w="100"/>
-              <w:bottom w:type="dxa" w:w="60"/>
-              <w:right w:type="dxa" w:w="100"/>
-            </w:tcMar>
-          </w:tcPr>
-          <w:p>
-            <w:r>
-              <w:rPr>
-                <w:rFonts w:ascii="Arial" w:cs="Arial" w:eastAsia="Arial" w:hAnsi="Arial"/>
-                <w:sz w:val="20"/>
-                <w:szCs w:val="20"/>
-              </w:rPr>
-              <w:t>8</w:t>
+            <w:tcMar>
+              <w:top w:type="dxa" w:w="60"/>
+              <w:left w:type="dxa" w:w="100"/>
+              <w:bottom w:type="dxa" w:w="60"/>
+              <w:right w:type="dxa" w:w="100"/>
+            </w:tcMar>
+          </w:tcPr>
+          <w:p>
+            <w:r>
+              <w:rPr>
+                <w:rFonts w:ascii="Arial" w:cs="Arial" w:eastAsia="Arial" w:hAnsi="Arial"/>
+                <w:sz w:val="20"/>
+                <w:szCs w:val="20"/>
+              </w:rPr>
+              <w:t xml:space="preserve">URS-BE-07 not met</w:t>
+            </w:r>
+          </w:p>
+        </w:tc>
+        <w:tc>
+          <w:tcPr>
+            <w:tcW w:type="dxa" w:w="800"/>
+            <w:tcBorders>
+              <w:top w:val="single" w:color="999999" w:sz="1"/>
+              <w:left w:val="single" w:color="999999" w:sz="1"/>
+              <w:bottom w:val="single" w:color="999999" w:sz="1"/>
+              <w:right w:val="single" w:color="999999" w:sz="1"/>
+            </w:tcBorders>
+            <w:tcMar>
+              <w:top w:type="dxa" w:w="60"/>
+              <w:left w:type="dxa" w:w="100"/>
+              <w:bottom w:type="dxa" w:w="60"/>
+              <w:right w:type="dxa" w:w="100"/>
+            </w:tcMar>
+          </w:tcPr>
+          <w:p>
+            <w:r>
+              <w:rPr>
+                <w:rFonts w:ascii="Arial" w:cs="Arial" w:eastAsia="Arial" w:hAnsi="Arial"/>
+                <w:sz w:val="20"/>
+                <w:szCs w:val="20"/>
+              </w:rPr>
+              <w:t xml:space="preserve">2</w:t>
+            </w:r>
+          </w:p>
+        </w:tc>
+        <w:tc>
+          <w:tcPr>
+            <w:tcW w:type="dxa" w:w="800"/>
+            <w:tcBorders>
+              <w:top w:val="single" w:color="999999" w:sz="1"/>
+              <w:left w:val="single" w:color="999999" w:sz="1"/>
+              <w:bottom w:val="single" w:color="999999" w:sz="1"/>
+              <w:right w:val="single" w:color="999999" w:sz="1"/>
+            </w:tcBorders>
+            <w:tcMar>
+              <w:top w:type="dxa" w:w="60"/>
+              <w:left w:type="dxa" w:w="100"/>
+              <w:bottom w:type="dxa" w:w="60"/>
+              <w:right w:type="dxa" w:w="100"/>
+            </w:tcMar>
+          </w:tcPr>
+          <w:p>
+            <w:r>
+              <w:rPr>
+                <w:rFonts w:ascii="Arial" w:cs="Arial" w:eastAsia="Arial" w:hAnsi="Arial"/>
+                <w:sz w:val="20"/>
+                <w:szCs w:val="20"/>
+              </w:rPr>
+              <w:t xml:space="preserve">2</w:t>
+            </w:r>
+          </w:p>
+        </w:tc>
+        <w:tc>
+          <w:tcPr>
+            <w:tcW w:type="dxa" w:w="800"/>
+            <w:tcBorders>
+              <w:top w:val="single" w:color="999999" w:sz="1"/>
+              <w:left w:val="single" w:color="999999" w:sz="1"/>
+              <w:bottom w:val="single" w:color="999999" w:sz="1"/>
+              <w:right w:val="single" w:color="999999" w:sz="1"/>
+            </w:tcBorders>
+            <w:tcMar>
+              <w:top w:type="dxa" w:w="60"/>
+              <w:left w:type="dxa" w:w="100"/>
+              <w:bottom w:type="dxa" w:w="60"/>
+              <w:right w:type="dxa" w:w="100"/>
+            </w:tcMar>
+          </w:tcPr>
+          <w:p>
+            <w:r>
+              <w:rPr>
+                <w:rFonts w:ascii="Arial" w:cs="Arial" w:eastAsia="Arial" w:hAnsi="Arial"/>
+                <w:sz w:val="20"/>
+                <w:szCs w:val="20"/>
+              </w:rPr>
+              <w:t xml:space="preserve">2</w:t>
+            </w:r>
+          </w:p>
+        </w:tc>
+        <w:tc>
+          <w:tcPr>
+            <w:tcW w:type="dxa" w:w="800"/>
+            <w:tcBorders>
+              <w:top w:val="single" w:color="999999" w:sz="1"/>
+              <w:left w:val="single" w:color="999999" w:sz="1"/>
+              <w:bottom w:val="single" w:color="999999" w:sz="1"/>
+              <w:right w:val="single" w:color="999999" w:sz="1"/>
+            </w:tcBorders>
+            <w:tcMar>
+              <w:top w:type="dxa" w:w="60"/>
+              <w:left w:type="dxa" w:w="100"/>
+              <w:bottom w:type="dxa" w:w="60"/>
+              <w:right w:type="dxa" w:w="100"/>
+            </w:tcMar>
+          </w:tcPr>
+          <w:p>
+            <w:r>
+              <w:rPr>
+                <w:rFonts w:ascii="Arial" w:cs="Arial" w:eastAsia="Arial" w:hAnsi="Arial"/>
+                <w:sz w:val="20"/>
+                <w:szCs w:val="20"/>
+              </w:rPr>
+              <w:t xml:space="preserve">8</w:t>
             </w:r>
           </w:p>
         </w:tc>
@@ -7128,22 +7115,21 @@
               <w:bottom w:val="single" w:color="999999" w:sz="1"/>
               <w:right w:val="single" w:color="999999" w:sz="1"/>
             </w:tcBorders>
-            <w:shd w:fill="F7F9FC" w:val="clear"/>
-            <w:tcMar>
-              <w:top w:type="dxa" w:w="60"/>
-              <w:left w:type="dxa" w:w="100"/>
-              <w:bottom w:type="dxa" w:w="60"/>
-              <w:right w:type="dxa" w:w="100"/>
-            </w:tcMar>
-          </w:tcPr>
-          <w:p>
-            <w:r>
-              <w:rPr>
-                <w:rFonts w:ascii="Arial" w:cs="Arial" w:eastAsia="Arial" w:hAnsi="Arial"/>
-                <w:sz w:val="20"/>
-                <w:szCs w:val="20"/>
-              </w:rPr>
-              <w:t>Validation tests for URS-BE-09</w:t>
+            <w:tcMar>
+              <w:top w:type="dxa" w:w="60"/>
+              <w:left w:type="dxa" w:w="100"/>
+              <w:bottom w:type="dxa" w:w="60"/>
+              <w:right w:type="dxa" w:w="100"/>
+            </w:tcMar>
+          </w:tcPr>
+          <w:p>
+            <w:r>
+              <w:rPr>
+                <w:rFonts w:ascii="Arial" w:cs="Arial" w:eastAsia="Arial" w:hAnsi="Arial"/>
+                <w:sz w:val="20"/>
+                <w:szCs w:val="20"/>
+              </w:rPr>
+              <w:t>Validation tests for URS-BE-07</w:t>
             </w:r>
           </w:p>
         </w:tc>
@@ -7158,21 +7144,22 @@
               <w:bottom w:val="single" w:color="999999" w:sz="1"/>
               <w:right w:val="single" w:color="999999" w:sz="1"/>
             </w:tcBorders>
-            <w:tcMar>
-              <w:top w:type="dxa" w:w="60"/>
-              <w:left w:type="dxa" w:w="100"/>
-              <w:bottom w:type="dxa" w:w="60"/>
-              <w:right w:type="dxa" w:w="100"/>
-            </w:tcMar>
-          </w:tcPr>
-          <w:p>
-            <w:r>
-              <w:rPr>
-                <w:rFonts w:ascii="Arial" w:cs="Arial" w:eastAsia="Arial" w:hAnsi="Arial"/>
-                <w:sz w:val="20"/>
-                <w:szCs w:val="20"/>
-              </w:rPr>
-              <w:t xml:space="preserve">FM-PWR-01</w:t>
+            <w:shd w:fill="F7F9FC" w:val="clear"/>
+            <w:tcMar>
+              <w:top w:type="dxa" w:w="60"/>
+              <w:left w:type="dxa" w:w="100"/>
+              <w:bottom w:type="dxa" w:w="60"/>
+              <w:right w:type="dxa" w:w="100"/>
+            </w:tcMar>
+          </w:tcPr>
+          <w:p>
+            <w:r>
+              <w:rPr>
+                <w:rFonts w:ascii="Arial" w:cs="Arial" w:eastAsia="Arial" w:hAnsi="Arial"/>
+                <w:sz w:val="20"/>
+                <w:szCs w:val="20"/>
+              </w:rPr>
+              <w:t xml:space="preserve">FM-BE-08</w:t>
             </w:r>
           </w:p>
         </w:tc>
@@ -7185,60 +7172,35 @@
               <w:bottom w:val="single" w:color="999999" w:sz="1"/>
               <w:right w:val="single" w:color="999999" w:sz="1"/>
             </w:tcBorders>
-            <w:tcMar>
-              <w:top w:type="dxa" w:w="60"/>
-              <w:left w:type="dxa" w:w="100"/>
-              <w:bottom w:type="dxa" w:w="60"/>
-              <w:right w:type="dxa" w:w="100"/>
-            </w:tcMar>
-          </w:tcPr>
-          <w:p>
-            <w:r>
-              <w:rPr>
-                <w:rFonts w:ascii="Arial" w:cs="Arial" w:eastAsia="Arial" w:hAnsi="Arial"/>
-                <w:sz w:val="20"/>
-                <w:szCs w:val="20"/>
-              </w:rPr>
-              <w:t xml:space="preserve">URS-PWR-01 not met</w:t>
-            </w:r>
-          </w:p>
-        </w:tc>
-        <w:tc>
-          <w:tcPr>
-            <w:tcW w:type="dxa" w:w="800"/>
-            <w:tcBorders>
-              <w:top w:val="single" w:color="999999" w:sz="1"/>
-              <w:left w:val="single" w:color="999999" w:sz="1"/>
-              <w:bottom w:val="single" w:color="999999" w:sz="1"/>
-              <w:right w:val="single" w:color="999999" w:sz="1"/>
-            </w:tcBorders>
-            <w:tcMar>
-              <w:top w:type="dxa" w:w="60"/>
-              <w:left w:type="dxa" w:w="100"/>
-              <w:bottom w:type="dxa" w:w="60"/>
-              <w:right w:type="dxa" w:w="100"/>
-            </w:tcMar>
-          </w:tcPr>
-          <w:p>
-            <w:r>
-              <w:rPr>
-                <w:rFonts w:ascii="Arial" w:cs="Arial" w:eastAsia="Arial" w:hAnsi="Arial"/>
-                <w:sz w:val="20"/>
-                <w:szCs w:val="20"/>
-              </w:rPr>
-              <w:t xml:space="preserve">7</w:t>
-            </w:r>
-          </w:p>
-        </w:tc>
-        <w:tc>
-          <w:tcPr>
-            <w:tcW w:type="dxa" w:w="800"/>
-            <w:tcBorders>
-              <w:top w:val="single" w:color="999999" w:sz="1"/>
-              <w:left w:val="single" w:color="999999" w:sz="1"/>
-              <w:bottom w:val="single" w:color="999999" w:sz="1"/>
-              <w:right w:val="single" w:color="999999" w:sz="1"/>
-            </w:tcBorders>
+            <w:shd w:fill="F7F9FC" w:val="clear"/>
+            <w:tcMar>
+              <w:top w:type="dxa" w:w="60"/>
+              <w:left w:type="dxa" w:w="100"/>
+              <w:bottom w:type="dxa" w:w="60"/>
+              <w:right w:type="dxa" w:w="100"/>
+            </w:tcMar>
+          </w:tcPr>
+          <w:p>
+            <w:r>
+              <w:rPr>
+                <w:rFonts w:ascii="Arial" w:cs="Arial" w:eastAsia="Arial" w:hAnsi="Arial"/>
+                <w:sz w:val="20"/>
+                <w:szCs w:val="20"/>
+              </w:rPr>
+              <w:t xml:space="preserve">URS-BE-08 not met</w:t>
+            </w:r>
+          </w:p>
+        </w:tc>
+        <w:tc>
+          <w:tcPr>
+            <w:tcW w:type="dxa" w:w="800"/>
+            <w:tcBorders>
+              <w:top w:val="single" w:color="999999" w:sz="1"/>
+              <w:left w:val="single" w:color="999999" w:sz="1"/>
+              <w:bottom w:val="single" w:color="999999" w:sz="1"/>
+              <w:right w:val="single" w:color="999999" w:sz="1"/>
+            </w:tcBorders>
+            <w:shd w:fill="F7F9FC" w:val="clear"/>
             <w:tcMar>
               <w:top w:type="dxa" w:w="60"/>
               <w:left w:type="dxa" w:w="100"/>
@@ -7266,6 +7228,7 @@
               <w:bottom w:val="single" w:color="999999" w:sz="1"/>
               <w:right w:val="single" w:color="999999" w:sz="1"/>
             </w:tcBorders>
+            <w:shd w:fill="F7F9FC" w:val="clear"/>
             <w:tcMar>
               <w:top w:type="dxa" w:w="60"/>
               <w:left w:type="dxa" w:w="100"/>
@@ -7293,21 +7256,50 @@
               <w:bottom w:val="single" w:color="999999" w:sz="1"/>
               <w:right w:val="single" w:color="999999" w:sz="1"/>
             </w:tcBorders>
-            <w:tcMar>
-              <w:top w:type="dxa" w:w="60"/>
-              <w:left w:type="dxa" w:w="100"/>
-              <w:bottom w:type="dxa" w:w="60"/>
-              <w:right w:type="dxa" w:w="100"/>
-            </w:tcMar>
-          </w:tcPr>
-          <w:p>
-            <w:r>
-              <w:rPr>
-                <w:rFonts w:ascii="Arial" w:cs="Arial" w:eastAsia="Arial" w:hAnsi="Arial"/>
-                <w:sz w:val="20"/>
-                <w:szCs w:val="20"/>
-              </w:rPr>
-              <w:t xml:space="preserve">28</w:t>
+            <w:shd w:fill="F7F9FC" w:val="clear"/>
+            <w:tcMar>
+              <w:top w:type="dxa" w:w="60"/>
+              <w:left w:type="dxa" w:w="100"/>
+              <w:bottom w:type="dxa" w:w="60"/>
+              <w:right w:type="dxa" w:w="100"/>
+            </w:tcMar>
+          </w:tcPr>
+          <w:p>
+            <w:r>
+              <w:rPr>
+                <w:rFonts w:ascii="Arial" w:cs="Arial" w:eastAsia="Arial" w:hAnsi="Arial"/>
+                <w:sz w:val="20"/>
+                <w:szCs w:val="20"/>
+              </w:rPr>
+              <w:t xml:space="preserve">2</w:t>
+            </w:r>
+          </w:p>
+        </w:tc>
+        <w:tc>
+          <w:tcPr>
+            <w:tcW w:type="dxa" w:w="800"/>
+            <w:tcBorders>
+              <w:top w:val="single" w:color="999999" w:sz="1"/>
+              <w:left w:val="single" w:color="999999" w:sz="1"/>
+              <w:bottom w:val="single" w:color="999999" w:sz="1"/>
+              <w:right w:val="single" w:color="999999" w:sz="1"/>
+            </w:tcBorders>
+            <w:shd w:fill="F7F9FC" w:val="clear"/>
+            <w:tcMar>
+              <w:top w:type="dxa" w:w="60"/>
+              <w:left w:type="dxa" w:w="100"/>
+              <w:bottom w:type="dxa" w:w="60"/>
+              <w:right w:type="dxa" w:w="100"/>
+            </w:tcMar>
+          </w:tcPr>
+          <w:p>
+            <w:r>
+              <w:rPr>
+                <w:rFonts w:ascii="Arial" w:cs="Arial" w:eastAsia="Arial" w:hAnsi="Arial"/>
+                <w:sz w:val="20"/>
+                <w:szCs w:val="20"/>
+              </w:rPr>
+              <w:t xml:space="preserve">8</w:t>
             </w:r>
           </w:p>
         </w:tc>
@@ -7320,21 +7312,22 @@
               <w:bottom w:val="single" w:color="999999" w:sz="1"/>
               <w:right w:val="single" w:color="999999" w:sz="1"/>
             </w:tcBorders>
-            <w:tcMar>
-              <w:top w:type="dxa" w:w="60"/>
-              <w:left w:type="dxa" w:w="100"/>
-              <w:bottom w:type="dxa" w:w="60"/>
-              <w:right w:type="dxa" w:w="100"/>
-            </w:tcMar>
-          </w:tcPr>
-          <w:p>
-            <w:r>
-              <w:rPr>
-                <w:rFonts w:ascii="Arial" w:cs="Arial" w:eastAsia="Arial" w:hAnsi="Arial"/>
-                <w:sz w:val="20"/>
-                <w:szCs w:val="20"/>
-              </w:rPr>
-              <w:t>Validation tests for URS-PWR-01</w:t>
+            <w:shd w:fill="F7F9FC" w:val="clear"/>
+            <w:tcMar>
+              <w:top w:type="dxa" w:w="60"/>
+              <w:left w:type="dxa" w:w="100"/>
+              <w:bottom w:type="dxa" w:w="60"/>
+              <w:right w:type="dxa" w:w="100"/>
+            </w:tcMar>
+          </w:tcPr>
+          <w:p>
+            <w:r>
+              <w:rPr>
+                <w:rFonts w:ascii="Arial" w:cs="Arial" w:eastAsia="Arial" w:hAnsi="Arial"/>
+                <w:sz w:val="20"/>
+                <w:szCs w:val="20"/>
+              </w:rPr>
+              <w:t>Validation tests for URS-BE-08</w:t>
             </w:r>
           </w:p>
         </w:tc>
@@ -7364,7 +7357,7 @@
                 <w:sz w:val="20"/>
                 <w:szCs w:val="20"/>
               </w:rPr>
-              <w:t xml:space="preserve">FM-PWR-02</w:t>
+              <w:t>FM-BE-09</w:t>
             </w:r>
           </w:p>
         </w:tc>
@@ -7392,119 +7385,119 @@
                 <w:sz w:val="20"/>
                 <w:szCs w:val="20"/>
               </w:rPr>
-              <w:t xml:space="preserve">URS-PWR-02 not met</w:t>
-            </w:r>
-          </w:p>
-        </w:tc>
-        <w:tc>
-          <w:tcPr>
-            <w:tcW w:type="dxa" w:w="800"/>
-            <w:tcBorders>
-              <w:top w:val="single" w:color="999999" w:sz="1"/>
-              <w:left w:val="single" w:color="999999" w:sz="1"/>
-              <w:bottom w:val="single" w:color="999999" w:sz="1"/>
-              <w:right w:val="single" w:color="999999" w:sz="1"/>
-            </w:tcBorders>
-            <w:shd w:fill="F7F9FC" w:val="clear"/>
-            <w:tcMar>
-              <w:top w:type="dxa" w:w="60"/>
-              <w:left w:type="dxa" w:w="100"/>
-              <w:bottom w:type="dxa" w:w="60"/>
-              <w:right w:type="dxa" w:w="100"/>
-            </w:tcMar>
-          </w:tcPr>
-          <w:p>
-            <w:r>
-              <w:rPr>
-                <w:rFonts w:ascii="Arial" w:cs="Arial" w:eastAsia="Arial" w:hAnsi="Arial"/>
-                <w:sz w:val="20"/>
-                <w:szCs w:val="20"/>
-              </w:rPr>
-              <w:t xml:space="preserve">4</w:t>
-            </w:r>
-          </w:p>
-        </w:tc>
-        <w:tc>
-          <w:tcPr>
-            <w:tcW w:type="dxa" w:w="800"/>
-            <w:tcBorders>
-              <w:top w:val="single" w:color="999999" w:sz="1"/>
-              <w:left w:val="single" w:color="999999" w:sz="1"/>
-              <w:bottom w:val="single" w:color="999999" w:sz="1"/>
-              <w:right w:val="single" w:color="999999" w:sz="1"/>
-            </w:tcBorders>
-            <w:shd w:fill="F7F9FC" w:val="clear"/>
-            <w:tcMar>
-              <w:top w:type="dxa" w:w="60"/>
-              <w:left w:type="dxa" w:w="100"/>
-              <w:bottom w:type="dxa" w:w="60"/>
-              <w:right w:type="dxa" w:w="100"/>
-            </w:tcMar>
-          </w:tcPr>
-          <w:p>
-            <w:r>
-              <w:rPr>
-                <w:rFonts w:ascii="Arial" w:cs="Arial" w:eastAsia="Arial" w:hAnsi="Arial"/>
-                <w:sz w:val="20"/>
-                <w:szCs w:val="20"/>
-              </w:rPr>
-              <w:t xml:space="preserve">2</w:t>
-            </w:r>
-          </w:p>
-        </w:tc>
-        <w:tc>
-          <w:tcPr>
-            <w:tcW w:type="dxa" w:w="800"/>
-            <w:tcBorders>
-              <w:top w:val="single" w:color="999999" w:sz="1"/>
-              <w:left w:val="single" w:color="999999" w:sz="1"/>
-              <w:bottom w:val="single" w:color="999999" w:sz="1"/>
-              <w:right w:val="single" w:color="999999" w:sz="1"/>
-            </w:tcBorders>
-            <w:shd w:fill="F7F9FC" w:val="clear"/>
-            <w:tcMar>
-              <w:top w:type="dxa" w:w="60"/>
-              <w:left w:type="dxa" w:w="100"/>
-              <w:bottom w:type="dxa" w:w="60"/>
-              <w:right w:type="dxa" w:w="100"/>
-            </w:tcMar>
-          </w:tcPr>
-          <w:p>
-            <w:r>
-              <w:rPr>
-                <w:rFonts w:ascii="Arial" w:cs="Arial" w:eastAsia="Arial" w:hAnsi="Arial"/>
-                <w:sz w:val="20"/>
-                <w:szCs w:val="20"/>
-              </w:rPr>
-              <w:t xml:space="preserve">2</w:t>
-            </w:r>
-          </w:p>
-        </w:tc>
-        <w:tc>
-          <w:tcPr>
-            <w:tcW w:type="dxa" w:w="800"/>
-            <w:tcBorders>
-              <w:top w:val="single" w:color="999999" w:sz="1"/>
-              <w:left w:val="single" w:color="999999" w:sz="1"/>
-              <w:bottom w:val="single" w:color="999999" w:sz="1"/>
-              <w:right w:val="single" w:color="999999" w:sz="1"/>
-            </w:tcBorders>
-            <w:shd w:fill="F7F9FC" w:val="clear"/>
-            <w:tcMar>
-              <w:top w:type="dxa" w:w="60"/>
-              <w:left w:type="dxa" w:w="100"/>
-              <w:bottom w:type="dxa" w:w="60"/>
-              <w:right w:type="dxa" w:w="100"/>
-            </w:tcMar>
-          </w:tcPr>
-          <w:p>
-            <w:r>
-              <w:rPr>
-                <w:rFonts w:ascii="Arial" w:cs="Arial" w:eastAsia="Arial" w:hAnsi="Arial"/>
-                <w:sz w:val="20"/>
-                <w:szCs w:val="20"/>
-              </w:rPr>
-              <w:t xml:space="preserve">16</w:t>
+              <w:t>URS-BE-09 not met</w:t>
+            </w:r>
+          </w:p>
+        </w:tc>
+        <w:tc>
+          <w:tcPr>
+            <w:tcW w:type="dxa" w:w="800"/>
+            <w:tcBorders>
+              <w:top w:val="single" w:color="999999" w:sz="1"/>
+              <w:left w:val="single" w:color="999999" w:sz="1"/>
+              <w:bottom w:val="single" w:color="999999" w:sz="1"/>
+              <w:right w:val="single" w:color="999999" w:sz="1"/>
+            </w:tcBorders>
+            <w:shd w:fill="F7F9FC" w:val="clear"/>
+            <w:tcMar>
+              <w:top w:type="dxa" w:w="60"/>
+              <w:left w:type="dxa" w:w="100"/>
+              <w:bottom w:type="dxa" w:w="60"/>
+              <w:right w:type="dxa" w:w="100"/>
+            </w:tcMar>
+          </w:tcPr>
+          <w:p>
+            <w:r>
+              <w:rPr>
+                <w:rFonts w:ascii="Arial" w:cs="Arial" w:eastAsia="Arial" w:hAnsi="Arial"/>
+                <w:sz w:val="20"/>
+                <w:szCs w:val="20"/>
+              </w:rPr>
+              <w:t>2</w:t>
+            </w:r>
+          </w:p>
+        </w:tc>
+        <w:tc>
+          <w:tcPr>
+            <w:tcW w:type="dxa" w:w="800"/>
+            <w:tcBorders>
+              <w:top w:val="single" w:color="999999" w:sz="1"/>
+              <w:left w:val="single" w:color="999999" w:sz="1"/>
+              <w:bottom w:val="single" w:color="999999" w:sz="1"/>
+              <w:right w:val="single" w:color="999999" w:sz="1"/>
+            </w:tcBorders>
+            <w:shd w:fill="F7F9FC" w:val="clear"/>
+            <w:tcMar>
+              <w:top w:type="dxa" w:w="60"/>
+              <w:left w:type="dxa" w:w="100"/>
+              <w:bottom w:type="dxa" w:w="60"/>
+              <w:right w:type="dxa" w:w="100"/>
+            </w:tcMar>
+          </w:tcPr>
+          <w:p>
+            <w:r>
+              <w:rPr>
+                <w:rFonts w:ascii="Arial" w:cs="Arial" w:eastAsia="Arial" w:hAnsi="Arial"/>
+                <w:sz w:val="20"/>
+                <w:szCs w:val="20"/>
+              </w:rPr>
+              <w:t>2</w:t>
+            </w:r>
+          </w:p>
+        </w:tc>
+        <w:tc>
+          <w:tcPr>
+            <w:tcW w:type="dxa" w:w="800"/>
+            <w:tcBorders>
+              <w:top w:val="single" w:color="999999" w:sz="1"/>
+              <w:left w:val="single" w:color="999999" w:sz="1"/>
+              <w:bottom w:val="single" w:color="999999" w:sz="1"/>
+              <w:right w:val="single" w:color="999999" w:sz="1"/>
+            </w:tcBorders>
+            <w:shd w:fill="F7F9FC" w:val="clear"/>
+            <w:tcMar>
+              <w:top w:type="dxa" w:w="60"/>
+              <w:left w:type="dxa" w:w="100"/>
+              <w:bottom w:type="dxa" w:w="60"/>
+              <w:right w:type="dxa" w:w="100"/>
+            </w:tcMar>
+          </w:tcPr>
+          <w:p>
+            <w:r>
+              <w:rPr>
+                <w:rFonts w:ascii="Arial" w:cs="Arial" w:eastAsia="Arial" w:hAnsi="Arial"/>
+                <w:sz w:val="20"/>
+                <w:szCs w:val="20"/>
+              </w:rPr>
+              <w:t>2</w:t>
+            </w:r>
+          </w:p>
+        </w:tc>
+        <w:tc>
+          <w:tcPr>
+            <w:tcW w:type="dxa" w:w="800"/>
+            <w:tcBorders>
+              <w:top w:val="single" w:color="999999" w:sz="1"/>
+              <w:left w:val="single" w:color="999999" w:sz="1"/>
+              <w:bottom w:val="single" w:color="999999" w:sz="1"/>
+              <w:right w:val="single" w:color="999999" w:sz="1"/>
+            </w:tcBorders>
+            <w:shd w:fill="F7F9FC" w:val="clear"/>
+            <w:tcMar>
+              <w:top w:type="dxa" w:w="60"/>
+              <w:left w:type="dxa" w:w="100"/>
+              <w:bottom w:type="dxa" w:w="60"/>
+              <w:right w:type="dxa" w:w="100"/>
+            </w:tcMar>
+          </w:tcPr>
+          <w:p>
+            <w:r>
+              <w:rPr>
+                <w:rFonts w:ascii="Arial" w:cs="Arial" w:eastAsia="Arial" w:hAnsi="Arial"/>
+                <w:sz w:val="20"/>
+                <w:szCs w:val="20"/>
+              </w:rPr>
+              <w:t>8</w:t>
             </w:r>
           </w:p>
         </w:tc>
@@ -7532,7 +7525,7 @@
                 <w:sz w:val="20"/>
                 <w:szCs w:val="20"/>
               </w:rPr>
-              <w:t>Validation tests for URS-PWR-02</w:t>
+              <w:t>Validation tests for URS-BE-09</w:t>
             </w:r>
           </w:p>
         </w:tc>
@@ -7561,7 +7554,7 @@
                 <w:sz w:val="20"/>
                 <w:szCs w:val="20"/>
               </w:rPr>
-              <w:t xml:space="preserve">FM-PWR-03</w:t>
+              <w:t>FM-BE-10</w:t>
             </w:r>
           </w:p>
         </w:tc>
@@ -7588,115 +7581,115 @@
                 <w:sz w:val="20"/>
                 <w:szCs w:val="20"/>
               </w:rPr>
-              <w:t xml:space="preserve">URS-PWR-03 not met</w:t>
-            </w:r>
-          </w:p>
-        </w:tc>
-        <w:tc>
-          <w:tcPr>
-            <w:tcW w:type="dxa" w:w="800"/>
-            <w:tcBorders>
-              <w:top w:val="single" w:color="999999" w:sz="1"/>
-              <w:left w:val="single" w:color="999999" w:sz="1"/>
-              <w:bottom w:val="single" w:color="999999" w:sz="1"/>
-              <w:right w:val="single" w:color="999999" w:sz="1"/>
-            </w:tcBorders>
-            <w:tcMar>
-              <w:top w:type="dxa" w:w="60"/>
-              <w:left w:type="dxa" w:w="100"/>
-              <w:bottom w:type="dxa" w:w="60"/>
-              <w:right w:type="dxa" w:w="100"/>
-            </w:tcMar>
-          </w:tcPr>
-          <w:p>
-            <w:r>
-              <w:rPr>
-                <w:rFonts w:ascii="Arial" w:cs="Arial" w:eastAsia="Arial" w:hAnsi="Arial"/>
-                <w:sz w:val="20"/>
-                <w:szCs w:val="20"/>
-              </w:rPr>
-              <w:t xml:space="preserve">4</w:t>
-            </w:r>
-          </w:p>
-        </w:tc>
-        <w:tc>
-          <w:tcPr>
-            <w:tcW w:type="dxa" w:w="800"/>
-            <w:tcBorders>
-              <w:top w:val="single" w:color="999999" w:sz="1"/>
-              <w:left w:val="single" w:color="999999" w:sz="1"/>
-              <w:bottom w:val="single" w:color="999999" w:sz="1"/>
-              <w:right w:val="single" w:color="999999" w:sz="1"/>
-            </w:tcBorders>
-            <w:tcMar>
-              <w:top w:type="dxa" w:w="60"/>
-              <w:left w:type="dxa" w:w="100"/>
-              <w:bottom w:type="dxa" w:w="60"/>
-              <w:right w:type="dxa" w:w="100"/>
-            </w:tcMar>
-          </w:tcPr>
-          <w:p>
-            <w:r>
-              <w:rPr>
-                <w:rFonts w:ascii="Arial" w:cs="Arial" w:eastAsia="Arial" w:hAnsi="Arial"/>
-                <w:sz w:val="20"/>
-                <w:szCs w:val="20"/>
-              </w:rPr>
-              <w:t xml:space="preserve">2</w:t>
-            </w:r>
-          </w:p>
-        </w:tc>
-        <w:tc>
-          <w:tcPr>
-            <w:tcW w:type="dxa" w:w="800"/>
-            <w:tcBorders>
-              <w:top w:val="single" w:color="999999" w:sz="1"/>
-              <w:left w:val="single" w:color="999999" w:sz="1"/>
-              <w:bottom w:val="single" w:color="999999" w:sz="1"/>
-              <w:right w:val="single" w:color="999999" w:sz="1"/>
-            </w:tcBorders>
-            <w:tcMar>
-              <w:top w:type="dxa" w:w="60"/>
-              <w:left w:type="dxa" w:w="100"/>
-              <w:bottom w:type="dxa" w:w="60"/>
-              <w:right w:type="dxa" w:w="100"/>
-            </w:tcMar>
-          </w:tcPr>
-          <w:p>
-            <w:r>
-              <w:rPr>
-                <w:rFonts w:ascii="Arial" w:cs="Arial" w:eastAsia="Arial" w:hAnsi="Arial"/>
-                <w:sz w:val="20"/>
-                <w:szCs w:val="20"/>
-              </w:rPr>
-              <w:t xml:space="preserve">2</w:t>
-            </w:r>
-          </w:p>
-        </w:tc>
-        <w:tc>
-          <w:tcPr>
-            <w:tcW w:type="dxa" w:w="800"/>
-            <w:tcBorders>
-              <w:top w:val="single" w:color="999999" w:sz="1"/>
-              <w:left w:val="single" w:color="999999" w:sz="1"/>
-              <w:bottom w:val="single" w:color="999999" w:sz="1"/>
-              <w:right w:val="single" w:color="999999" w:sz="1"/>
-            </w:tcBorders>
-            <w:tcMar>
-              <w:top w:type="dxa" w:w="60"/>
-              <w:left w:type="dxa" w:w="100"/>
-              <w:bottom w:type="dxa" w:w="60"/>
-              <w:right w:type="dxa" w:w="100"/>
-            </w:tcMar>
-          </w:tcPr>
-          <w:p>
-            <w:r>
-              <w:rPr>
-                <w:rFonts w:ascii="Arial" w:cs="Arial" w:eastAsia="Arial" w:hAnsi="Arial"/>
-                <w:sz w:val="20"/>
-                <w:szCs w:val="20"/>
-              </w:rPr>
-              <w:t xml:space="preserve">16</w:t>
+              <w:t>URS-BE-10 not met</w:t>
+            </w:r>
+          </w:p>
+        </w:tc>
+        <w:tc>
+          <w:tcPr>
+            <w:tcW w:type="dxa" w:w="800"/>
+            <w:tcBorders>
+              <w:top w:val="single" w:color="999999" w:sz="1"/>
+              <w:left w:val="single" w:color="999999" w:sz="1"/>
+              <w:bottom w:val="single" w:color="999999" w:sz="1"/>
+              <w:right w:val="single" w:color="999999" w:sz="1"/>
+            </w:tcBorders>
+            <w:tcMar>
+              <w:top w:type="dxa" w:w="60"/>
+              <w:left w:type="dxa" w:w="100"/>
+              <w:bottom w:type="dxa" w:w="60"/>
+              <w:right w:type="dxa" w:w="100"/>
+            </w:tcMar>
+          </w:tcPr>
+          <w:p>
+            <w:r>
+              <w:rPr>
+                <w:rFonts w:ascii="Arial" w:cs="Arial" w:eastAsia="Arial" w:hAnsi="Arial"/>
+                <w:sz w:val="20"/>
+                <w:szCs w:val="20"/>
+              </w:rPr>
+              <w:t>10</w:t>
+            </w:r>
+          </w:p>
+        </w:tc>
+        <w:tc>
+          <w:tcPr>
+            <w:tcW w:type="dxa" w:w="800"/>
+            <w:tcBorders>
+              <w:top w:val="single" w:color="999999" w:sz="1"/>
+              <w:left w:val="single" w:color="999999" w:sz="1"/>
+              <w:bottom w:val="single" w:color="999999" w:sz="1"/>
+              <w:right w:val="single" w:color="999999" w:sz="1"/>
+            </w:tcBorders>
+            <w:tcMar>
+              <w:top w:type="dxa" w:w="60"/>
+              <w:left w:type="dxa" w:w="100"/>
+              <w:bottom w:type="dxa" w:w="60"/>
+              <w:right w:type="dxa" w:w="100"/>
+            </w:tcMar>
+          </w:tcPr>
+          <w:p>
+            <w:r>
+              <w:rPr>
+                <w:rFonts w:ascii="Arial" w:cs="Arial" w:eastAsia="Arial" w:hAnsi="Arial"/>
+                <w:sz w:val="20"/>
+                <w:szCs w:val="20"/>
+              </w:rPr>
+              <w:t>2</w:t>
+            </w:r>
+          </w:p>
+        </w:tc>
+        <w:tc>
+          <w:tcPr>
+            <w:tcW w:type="dxa" w:w="800"/>
+            <w:tcBorders>
+              <w:top w:val="single" w:color="999999" w:sz="1"/>
+              <w:left w:val="single" w:color="999999" w:sz="1"/>
+              <w:bottom w:val="single" w:color="999999" w:sz="1"/>
+              <w:right w:val="single" w:color="999999" w:sz="1"/>
+            </w:tcBorders>
+            <w:tcMar>
+              <w:top w:type="dxa" w:w="60"/>
+              <w:left w:type="dxa" w:w="100"/>
+              <w:bottom w:type="dxa" w:w="60"/>
+              <w:right w:type="dxa" w:w="100"/>
+            </w:tcMar>
+          </w:tcPr>
+          <w:p>
+            <w:r>
+              <w:rPr>
+                <w:rFonts w:ascii="Arial" w:cs="Arial" w:eastAsia="Arial" w:hAnsi="Arial"/>
+                <w:sz w:val="20"/>
+                <w:szCs w:val="20"/>
+              </w:rPr>
+              <w:t>2</w:t>
+            </w:r>
+          </w:p>
+        </w:tc>
+        <w:tc>
+          <w:tcPr>
+            <w:tcW w:type="dxa" w:w="800"/>
+            <w:tcBorders>
+              <w:top w:val="single" w:color="999999" w:sz="1"/>
+              <w:left w:val="single" w:color="999999" w:sz="1"/>
+              <w:bottom w:val="single" w:color="999999" w:sz="1"/>
+              <w:right w:val="single" w:color="999999" w:sz="1"/>
+            </w:tcBorders>
+            <w:tcMar>
+              <w:top w:type="dxa" w:w="60"/>
+              <w:left w:type="dxa" w:w="100"/>
+              <w:bottom w:type="dxa" w:w="60"/>
+              <w:right w:type="dxa" w:w="100"/>
+            </w:tcMar>
+          </w:tcPr>
+          <w:p>
+            <w:r>
+              <w:rPr>
+                <w:rFonts w:ascii="Arial" w:cs="Arial" w:eastAsia="Arial" w:hAnsi="Arial"/>
+                <w:sz w:val="20"/>
+                <w:szCs w:val="20"/>
+              </w:rPr>
+              <w:t>40</w:t>
             </w:r>
           </w:p>
         </w:tc>
@@ -7723,7 +7716,7 @@
                 <w:sz w:val="20"/>
                 <w:szCs w:val="20"/>
               </w:rPr>
-              <w:t>Validation tests for URS-PWR-03</w:t>
+              <w:t>Validation tests for URS-BE-10</w:t>
             </w:r>
           </w:p>
         </w:tc>
@@ -7738,22 +7731,21 @@
               <w:bottom w:val="single" w:color="999999" w:sz="1"/>
               <w:right w:val="single" w:color="999999" w:sz="1"/>
             </w:tcBorders>
-            <w:shd w:fill="F7F9FC" w:val="clear"/>
-            <w:tcMar>
-              <w:top w:type="dxa" w:w="60"/>
-              <w:left w:type="dxa" w:w="100"/>
-              <w:bottom w:type="dxa" w:w="60"/>
-              <w:right w:type="dxa" w:w="100"/>
-            </w:tcMar>
-          </w:tcPr>
-          <w:p>
-            <w:r>
-              <w:rPr>
-                <w:rFonts w:ascii="Arial" w:cs="Arial" w:eastAsia="Arial" w:hAnsi="Arial"/>
-                <w:sz w:val="20"/>
-                <w:szCs w:val="20"/>
-              </w:rPr>
-              <w:t xml:space="preserve">FM-PWR-04</w:t>
+            <w:tcMar>
+              <w:top w:type="dxa" w:w="60"/>
+              <w:left w:type="dxa" w:w="100"/>
+              <w:bottom w:type="dxa" w:w="60"/>
+              <w:right w:type="dxa" w:w="100"/>
+            </w:tcMar>
+          </w:tcPr>
+          <w:p>
+            <w:r>
+              <w:rPr>
+                <w:rFonts w:ascii="Arial" w:cs="Arial" w:eastAsia="Arial" w:hAnsi="Arial"/>
+                <w:sz w:val="20"/>
+                <w:szCs w:val="20"/>
+              </w:rPr>
+              <w:t xml:space="preserve">FM-PWR-01</w:t>
             </w:r>
           </w:p>
         </w:tc>
@@ -7766,35 +7758,60 @@
               <w:bottom w:val="single" w:color="999999" w:sz="1"/>
               <w:right w:val="single" w:color="999999" w:sz="1"/>
             </w:tcBorders>
-            <w:shd w:fill="F7F9FC" w:val="clear"/>
-            <w:tcMar>
-              <w:top w:type="dxa" w:w="60"/>
-              <w:left w:type="dxa" w:w="100"/>
-              <w:bottom w:type="dxa" w:w="60"/>
-              <w:right w:type="dxa" w:w="100"/>
-            </w:tcMar>
-          </w:tcPr>
-          <w:p>
-            <w:r>
-              <w:rPr>
-                <w:rFonts w:ascii="Arial" w:cs="Arial" w:eastAsia="Arial" w:hAnsi="Arial"/>
-                <w:sz w:val="20"/>
-                <w:szCs w:val="20"/>
-              </w:rPr>
-              <w:t xml:space="preserve">URS-PWR-04 not met</w:t>
-            </w:r>
-          </w:p>
-        </w:tc>
-        <w:tc>
-          <w:tcPr>
-            <w:tcW w:type="dxa" w:w="800"/>
-            <w:tcBorders>
-              <w:top w:val="single" w:color="999999" w:sz="1"/>
-              <w:left w:val="single" w:color="999999" w:sz="1"/>
-              <w:bottom w:val="single" w:color="999999" w:sz="1"/>
-              <w:right w:val="single" w:color="999999" w:sz="1"/>
-            </w:tcBorders>
-            <w:shd w:fill="F7F9FC" w:val="clear"/>
+            <w:tcMar>
+              <w:top w:type="dxa" w:w="60"/>
+              <w:left w:type="dxa" w:w="100"/>
+              <w:bottom w:type="dxa" w:w="60"/>
+              <w:right w:type="dxa" w:w="100"/>
+            </w:tcMar>
+          </w:tcPr>
+          <w:p>
+            <w:r>
+              <w:rPr>
+                <w:rFonts w:ascii="Arial" w:cs="Arial" w:eastAsia="Arial" w:hAnsi="Arial"/>
+                <w:sz w:val="20"/>
+                <w:szCs w:val="20"/>
+              </w:rPr>
+              <w:t xml:space="preserve">URS-PWR-01 not met</w:t>
+            </w:r>
+          </w:p>
+        </w:tc>
+        <w:tc>
+          <w:tcPr>
+            <w:tcW w:type="dxa" w:w="800"/>
+            <w:tcBorders>
+              <w:top w:val="single" w:color="999999" w:sz="1"/>
+              <w:left w:val="single" w:color="999999" w:sz="1"/>
+              <w:bottom w:val="single" w:color="999999" w:sz="1"/>
+              <w:right w:val="single" w:color="999999" w:sz="1"/>
+            </w:tcBorders>
+            <w:tcMar>
+              <w:top w:type="dxa" w:w="60"/>
+              <w:left w:type="dxa" w:w="100"/>
+              <w:bottom w:type="dxa" w:w="60"/>
+              <w:right w:type="dxa" w:w="100"/>
+            </w:tcMar>
+          </w:tcPr>
+          <w:p>
+            <w:r>
+              <w:rPr>
+                <w:rFonts w:ascii="Arial" w:cs="Arial" w:eastAsia="Arial" w:hAnsi="Arial"/>
+                <w:sz w:val="20"/>
+                <w:szCs w:val="20"/>
+              </w:rPr>
+              <w:t xml:space="preserve">7</w:t>
+            </w:r>
+          </w:p>
+        </w:tc>
+        <w:tc>
+          <w:tcPr>
+            <w:tcW w:type="dxa" w:w="800"/>
+            <w:tcBorders>
+              <w:top w:val="single" w:color="999999" w:sz="1"/>
+              <w:left w:val="single" w:color="999999" w:sz="1"/>
+              <w:bottom w:val="single" w:color="999999" w:sz="1"/>
+              <w:right w:val="single" w:color="999999" w:sz="1"/>
+            </w:tcBorders>
             <w:tcMar>
               <w:top w:type="dxa" w:w="60"/>
               <w:left w:type="dxa" w:w="100"/>
@@ -7822,7 +7839,6 @@
               <w:bottom w:val="single" w:color="999999" w:sz="1"/>
               <w:right w:val="single" w:color="999999" w:sz="1"/>
             </w:tcBorders>
-            <w:shd w:fill="F7F9FC" w:val="clear"/>
             <w:tcMar>
               <w:top w:type="dxa" w:w="60"/>
               <w:left w:type="dxa" w:w="100"/>
@@ -7850,50 +7866,21 @@
               <w:bottom w:val="single" w:color="999999" w:sz="1"/>
               <w:right w:val="single" w:color="999999" w:sz="1"/>
             </w:tcBorders>
-            <w:shd w:fill="F7F9FC" w:val="clear"/>
-            <w:tcMar>
-              <w:top w:type="dxa" w:w="60"/>
-              <w:left w:type="dxa" w:w="100"/>
-              <w:bottom w:type="dxa" w:w="60"/>
-              <w:right w:type="dxa" w:w="100"/>
-            </w:tcMar>
-          </w:tcPr>
-          <w:p>
-            <w:r>
-              <w:rPr>
-                <w:rFonts w:ascii="Arial" w:cs="Arial" w:eastAsia="Arial" w:hAnsi="Arial"/>
-                <w:sz w:val="20"/>
-                <w:szCs w:val="20"/>
-              </w:rPr>
-              <w:t xml:space="preserve">2</w:t>
-            </w:r>
-          </w:p>
-        </w:tc>
-        <w:tc>
-          <w:tcPr>
-            <w:tcW w:type="dxa" w:w="800"/>
-            <w:tcBorders>
-              <w:top w:val="single" w:color="999999" w:sz="1"/>
-              <w:left w:val="single" w:color="999999" w:sz="1"/>
-              <w:bottom w:val="single" w:color="999999" w:sz="1"/>
-              <w:right w:val="single" w:color="999999" w:sz="1"/>
-            </w:tcBorders>
-            <w:shd w:fill="F7F9FC" w:val="clear"/>
-            <w:tcMar>
-              <w:top w:type="dxa" w:w="60"/>
-              <w:left w:type="dxa" w:w="100"/>
-              <w:bottom w:type="dxa" w:w="60"/>
-              <w:right w:type="dxa" w:w="100"/>
-            </w:tcMar>
-          </w:tcPr>
-          <w:p>
-            <w:r>
-              <w:rPr>
-                <w:rFonts w:ascii="Arial" w:cs="Arial" w:eastAsia="Arial" w:hAnsi="Arial"/>
-                <w:sz w:val="20"/>
-                <w:szCs w:val="20"/>
-              </w:rPr>
-              <w:t xml:space="preserve">8</w:t>
+            <w:tcMar>
+              <w:top w:type="dxa" w:w="60"/>
+              <w:left w:type="dxa" w:w="100"/>
+              <w:bottom w:type="dxa" w:w="60"/>
+              <w:right w:type="dxa" w:w="100"/>
+            </w:tcMar>
+          </w:tcPr>
+          <w:p>
+            <w:r>
+              <w:rPr>
+                <w:rFonts w:ascii="Arial" w:cs="Arial" w:eastAsia="Arial" w:hAnsi="Arial"/>
+                <w:sz w:val="20"/>
+                <w:szCs w:val="20"/>
+              </w:rPr>
+              <w:t xml:space="preserve">28</w:t>
             </w:r>
           </w:p>
         </w:tc>
@@ -7906,22 +7893,21 @@
               <w:bottom w:val="single" w:color="999999" w:sz="1"/>
               <w:right w:val="single" w:color="999999" w:sz="1"/>
             </w:tcBorders>
-            <w:shd w:fill="F7F9FC" w:val="clear"/>
-            <w:tcMar>
-              <w:top w:type="dxa" w:w="60"/>
-              <w:left w:type="dxa" w:w="100"/>
-              <w:bottom w:type="dxa" w:w="60"/>
-              <w:right w:type="dxa" w:w="100"/>
-            </w:tcMar>
-          </w:tcPr>
-          <w:p>
-            <w:r>
-              <w:rPr>
-                <w:rFonts w:ascii="Arial" w:cs="Arial" w:eastAsia="Arial" w:hAnsi="Arial"/>
-                <w:sz w:val="20"/>
-                <w:szCs w:val="20"/>
-              </w:rPr>
-              <w:t>Validation tests for URS-PWR-04</w:t>
+            <w:tcMar>
+              <w:top w:type="dxa" w:w="60"/>
+              <w:left w:type="dxa" w:w="100"/>
+              <w:bottom w:type="dxa" w:w="60"/>
+              <w:right w:type="dxa" w:w="100"/>
+            </w:tcMar>
+          </w:tcPr>
+          <w:p>
+            <w:r>
+              <w:rPr>
+                <w:rFonts w:ascii="Arial" w:cs="Arial" w:eastAsia="Arial" w:hAnsi="Arial"/>
+                <w:sz w:val="20"/>
+                <w:szCs w:val="20"/>
+              </w:rPr>
+              <w:t>Validation tests for URS-PWR-01</w:t>
             </w:r>
           </w:p>
         </w:tc>
@@ -7936,21 +7922,22 @@
               <w:bottom w:val="single" w:color="999999" w:sz="1"/>
               <w:right w:val="single" w:color="999999" w:sz="1"/>
             </w:tcBorders>
-            <w:tcMar>
-              <w:top w:type="dxa" w:w="60"/>
-              <w:left w:type="dxa" w:w="100"/>
-              <w:bottom w:type="dxa" w:w="60"/>
-              <w:right w:type="dxa" w:w="100"/>
-            </w:tcMar>
-          </w:tcPr>
-          <w:p>
-            <w:r>
-              <w:rPr>
-                <w:rFonts w:ascii="Arial" w:cs="Arial" w:eastAsia="Arial" w:hAnsi="Arial"/>
-                <w:sz w:val="20"/>
-                <w:szCs w:val="20"/>
-              </w:rPr>
-              <w:t xml:space="preserve">FM-PWR-05</w:t>
+            <w:shd w:fill="F7F9FC" w:val="clear"/>
+            <w:tcMar>
+              <w:top w:type="dxa" w:w="60"/>
+              <w:left w:type="dxa" w:w="100"/>
+              <w:bottom w:type="dxa" w:w="60"/>
+              <w:right w:type="dxa" w:w="100"/>
+            </w:tcMar>
+          </w:tcPr>
+          <w:p>
+            <w:r>
+              <w:rPr>
+                <w:rFonts w:ascii="Arial" w:cs="Arial" w:eastAsia="Arial" w:hAnsi="Arial"/>
+                <w:sz w:val="20"/>
+                <w:szCs w:val="20"/>
+              </w:rPr>
+              <w:t xml:space="preserve">FM-PWR-02</w:t>
             </w:r>
           </w:p>
         </w:tc>
@@ -7963,33 +7950,35 @@
               <w:bottom w:val="single" w:color="999999" w:sz="1"/>
               <w:right w:val="single" w:color="999999" w:sz="1"/>
             </w:tcBorders>
-            <w:tcMar>
-              <w:top w:type="dxa" w:w="60"/>
-              <w:left w:type="dxa" w:w="100"/>
-              <w:bottom w:type="dxa" w:w="60"/>
-              <w:right w:type="dxa" w:w="100"/>
-            </w:tcMar>
-          </w:tcPr>
-          <w:p>
-            <w:r>
-              <w:rPr>
-                <w:rFonts w:ascii="Arial" w:cs="Arial" w:eastAsia="Arial" w:hAnsi="Arial"/>
-                <w:sz w:val="20"/>
-                <w:szCs w:val="20"/>
-              </w:rPr>
-              <w:t xml:space="preserve">URS-PWR-05 not met</w:t>
-            </w:r>
-          </w:p>
-        </w:tc>
-        <w:tc>
-          <w:tcPr>
-            <w:tcW w:type="dxa" w:w="800"/>
-            <w:tcBorders>
-              <w:top w:val="single" w:color="999999" w:sz="1"/>
-              <w:left w:val="single" w:color="999999" w:sz="1"/>
-              <w:bottom w:val="single" w:color="999999" w:sz="1"/>
-              <w:right w:val="single" w:color="999999" w:sz="1"/>
-            </w:tcBorders>
+            <w:shd w:fill="F7F9FC" w:val="clear"/>
+            <w:tcMar>
+              <w:top w:type="dxa" w:w="60"/>
+              <w:left w:type="dxa" w:w="100"/>
+              <w:bottom w:type="dxa" w:w="60"/>
+              <w:right w:type="dxa" w:w="100"/>
+            </w:tcMar>
+          </w:tcPr>
+          <w:p>
+            <w:r>
+              <w:rPr>
+                <w:rFonts w:ascii="Arial" w:cs="Arial" w:eastAsia="Arial" w:hAnsi="Arial"/>
+                <w:sz w:val="20"/>
+                <w:szCs w:val="20"/>
+              </w:rPr>
+              <w:t xml:space="preserve">URS-PWR-02 not met</w:t>
+            </w:r>
+          </w:p>
+        </w:tc>
+        <w:tc>
+          <w:tcPr>
+            <w:tcW w:type="dxa" w:w="800"/>
+            <w:tcBorders>
+              <w:top w:val="single" w:color="999999" w:sz="1"/>
+              <w:left w:val="single" w:color="999999" w:sz="1"/>
+              <w:bottom w:val="single" w:color="999999" w:sz="1"/>
+              <w:right w:val="single" w:color="999999" w:sz="1"/>
+            </w:tcBorders>
+            <w:shd w:fill="F7F9FC" w:val="clear"/>
             <w:tcMar>
               <w:top w:type="dxa" w:w="60"/>
               <w:left w:type="dxa" w:w="100"/>
@@ -8017,6 +8006,7 @@
               <w:bottom w:val="single" w:color="999999" w:sz="1"/>
               <w:right w:val="single" w:color="999999" w:sz="1"/>
             </w:tcBorders>
+            <w:shd w:fill="F7F9FC" w:val="clear"/>
             <w:tcMar>
               <w:top w:type="dxa" w:w="60"/>
               <w:left w:type="dxa" w:w="100"/>
@@ -8044,6 +8034,7 @@
               <w:bottom w:val="single" w:color="999999" w:sz="1"/>
               <w:right w:val="single" w:color="999999" w:sz="1"/>
             </w:tcBorders>
+            <w:shd w:fill="F7F9FC" w:val="clear"/>
             <w:tcMar>
               <w:top w:type="dxa" w:w="60"/>
               <w:left w:type="dxa" w:w="100"/>
@@ -8071,6 +8062,7 @@
               <w:bottom w:val="single" w:color="999999" w:sz="1"/>
               <w:right w:val="single" w:color="999999" w:sz="1"/>
             </w:tcBorders>
+            <w:shd w:fill="F7F9FC" w:val="clear"/>
             <w:tcMar>
               <w:top w:type="dxa" w:w="60"/>
               <w:left w:type="dxa" w:w="100"/>
@@ -8098,21 +8090,22 @@
               <w:bottom w:val="single" w:color="999999" w:sz="1"/>
               <w:right w:val="single" w:color="999999" w:sz="1"/>
             </w:tcBorders>
-            <w:tcMar>
-              <w:top w:type="dxa" w:w="60"/>
-              <w:left w:type="dxa" w:w="100"/>
-              <w:bottom w:type="dxa" w:w="60"/>
-              <w:right w:type="dxa" w:w="100"/>
-            </w:tcMar>
-          </w:tcPr>
-          <w:p>
-            <w:r>
-              <w:rPr>
-                <w:rFonts w:ascii="Arial" w:cs="Arial" w:eastAsia="Arial" w:hAnsi="Arial"/>
-                <w:sz w:val="20"/>
-                <w:szCs w:val="20"/>
-              </w:rPr>
-              <w:t>Validation tests for URS-PWR-05</w:t>
+            <w:shd w:fill="F7F9FC" w:val="clear"/>
+            <w:tcMar>
+              <w:top w:type="dxa" w:w="60"/>
+              <w:left w:type="dxa" w:w="100"/>
+              <w:bottom w:type="dxa" w:w="60"/>
+              <w:right w:type="dxa" w:w="100"/>
+            </w:tcMar>
+          </w:tcPr>
+          <w:p>
+            <w:r>
+              <w:rPr>
+                <w:rFonts w:ascii="Arial" w:cs="Arial" w:eastAsia="Arial" w:hAnsi="Arial"/>
+                <w:sz w:val="20"/>
+                <w:szCs w:val="20"/>
+              </w:rPr>
+              <w:t>Validation tests for URS-PWR-02</w:t>
             </w:r>
           </w:p>
         </w:tc>
@@ -8127,22 +8120,21 @@
               <w:bottom w:val="single" w:color="999999" w:sz="1"/>
               <w:right w:val="single" w:color="999999" w:sz="1"/>
             </w:tcBorders>
-            <w:shd w:fill="F7F9FC" w:val="clear"/>
-            <w:tcMar>
-              <w:top w:type="dxa" w:w="60"/>
-              <w:left w:type="dxa" w:w="100"/>
-              <w:bottom w:type="dxa" w:w="60"/>
-              <w:right w:type="dxa" w:w="100"/>
-            </w:tcMar>
-          </w:tcPr>
-          <w:p>
-            <w:r>
-              <w:rPr>
-                <w:rFonts w:ascii="Arial" w:cs="Arial" w:eastAsia="Arial" w:hAnsi="Arial"/>
-                <w:sz w:val="20"/>
-                <w:szCs w:val="20"/>
-              </w:rPr>
-              <w:t xml:space="preserve">FM-PWR-06</w:t>
+            <w:tcMar>
+              <w:top w:type="dxa" w:w="60"/>
+              <w:left w:type="dxa" w:w="100"/>
+              <w:bottom w:type="dxa" w:w="60"/>
+              <w:right w:type="dxa" w:w="100"/>
+            </w:tcMar>
+          </w:tcPr>
+          <w:p>
+            <w:r>
+              <w:rPr>
+                <w:rFonts w:ascii="Arial" w:cs="Arial" w:eastAsia="Arial" w:hAnsi="Arial"/>
+                <w:sz w:val="20"/>
+                <w:szCs w:val="20"/>
+              </w:rPr>
+              <w:t xml:space="preserve">FM-PWR-03</w:t>
             </w:r>
           </w:p>
         </w:tc>
@@ -8155,35 +8147,33 @@
               <w:bottom w:val="single" w:color="999999" w:sz="1"/>
               <w:right w:val="single" w:color="999999" w:sz="1"/>
             </w:tcBorders>
-            <w:shd w:fill="F7F9FC" w:val="clear"/>
-            <w:tcMar>
-              <w:top w:type="dxa" w:w="60"/>
-              <w:left w:type="dxa" w:w="100"/>
-              <w:bottom w:type="dxa" w:w="60"/>
-              <w:right w:type="dxa" w:w="100"/>
-            </w:tcMar>
-          </w:tcPr>
-          <w:p>
-            <w:r>
-              <w:rPr>
-                <w:rFonts w:ascii="Arial" w:cs="Arial" w:eastAsia="Arial" w:hAnsi="Arial"/>
-                <w:sz w:val="20"/>
-                <w:szCs w:val="20"/>
-              </w:rPr>
-              <w:t xml:space="preserve">URS-PWR-06 not met</w:t>
-            </w:r>
-          </w:p>
-        </w:tc>
-        <w:tc>
-          <w:tcPr>
-            <w:tcW w:type="dxa" w:w="800"/>
-            <w:tcBorders>
-              <w:top w:val="single" w:color="999999" w:sz="1"/>
-              <w:left w:val="single" w:color="999999" w:sz="1"/>
-              <w:bottom w:val="single" w:color="999999" w:sz="1"/>
-              <w:right w:val="single" w:color="999999" w:sz="1"/>
-            </w:tcBorders>
-            <w:shd w:fill="F7F9FC" w:val="clear"/>
+            <w:tcMar>
+              <w:top w:type="dxa" w:w="60"/>
+              <w:left w:type="dxa" w:w="100"/>
+              <w:bottom w:type="dxa" w:w="60"/>
+              <w:right w:type="dxa" w:w="100"/>
+            </w:tcMar>
+          </w:tcPr>
+          <w:p>
+            <w:r>
+              <w:rPr>
+                <w:rFonts w:ascii="Arial" w:cs="Arial" w:eastAsia="Arial" w:hAnsi="Arial"/>
+                <w:sz w:val="20"/>
+                <w:szCs w:val="20"/>
+              </w:rPr>
+              <w:t xml:space="preserve">URS-PWR-03 not met</w:t>
+            </w:r>
+          </w:p>
+        </w:tc>
+        <w:tc>
+          <w:tcPr>
+            <w:tcW w:type="dxa" w:w="800"/>
+            <w:tcBorders>
+              <w:top w:val="single" w:color="999999" w:sz="1"/>
+              <w:left w:val="single" w:color="999999" w:sz="1"/>
+              <w:bottom w:val="single" w:color="999999" w:sz="1"/>
+              <w:right w:val="single" w:color="999999" w:sz="1"/>
+            </w:tcBorders>
             <w:tcMar>
               <w:top w:type="dxa" w:w="60"/>
               <w:left w:type="dxa" w:w="100"/>
@@ -8211,7 +8201,6 @@
               <w:bottom w:val="single" w:color="999999" w:sz="1"/>
               <w:right w:val="single" w:color="999999" w:sz="1"/>
             </w:tcBorders>
-            <w:shd w:fill="F7F9FC" w:val="clear"/>
             <w:tcMar>
               <w:top w:type="dxa" w:w="60"/>
               <w:left w:type="dxa" w:w="100"/>
@@ -8239,7 +8228,6 @@
               <w:bottom w:val="single" w:color="999999" w:sz="1"/>
               <w:right w:val="single" w:color="999999" w:sz="1"/>
             </w:tcBorders>
-            <w:shd w:fill="F7F9FC" w:val="clear"/>
             <w:tcMar>
               <w:top w:type="dxa" w:w="60"/>
               <w:left w:type="dxa" w:w="100"/>
@@ -8267,7 +8255,6 @@
               <w:bottom w:val="single" w:color="999999" w:sz="1"/>
               <w:right w:val="single" w:color="999999" w:sz="1"/>
             </w:tcBorders>
-            <w:shd w:fill="F7F9FC" w:val="clear"/>
             <w:tcMar>
               <w:top w:type="dxa" w:w="60"/>
               <w:left w:type="dxa" w:w="100"/>
@@ -8295,22 +8282,21 @@
               <w:bottom w:val="single" w:color="999999" w:sz="1"/>
               <w:right w:val="single" w:color="999999" w:sz="1"/>
             </w:tcBorders>
-            <w:shd w:fill="F7F9FC" w:val="clear"/>
-            <w:tcMar>
-              <w:top w:type="dxa" w:w="60"/>
-              <w:left w:type="dxa" w:w="100"/>
-              <w:bottom w:type="dxa" w:w="60"/>
-              <w:right w:type="dxa" w:w="100"/>
-            </w:tcMar>
-          </w:tcPr>
-          <w:p>
-            <w:r>
-              <w:rPr>
-                <w:rFonts w:ascii="Arial" w:cs="Arial" w:eastAsia="Arial" w:hAnsi="Arial"/>
-                <w:sz w:val="20"/>
-                <w:szCs w:val="20"/>
-              </w:rPr>
-              <w:t>Validation tests for URS-PWR-06</w:t>
+            <w:tcMar>
+              <w:top w:type="dxa" w:w="60"/>
+              <w:left w:type="dxa" w:w="100"/>
+              <w:bottom w:type="dxa" w:w="60"/>
+              <w:right w:type="dxa" w:w="100"/>
+            </w:tcMar>
+          </w:tcPr>
+          <w:p>
+            <w:r>
+              <w:rPr>
+                <w:rFonts w:ascii="Arial" w:cs="Arial" w:eastAsia="Arial" w:hAnsi="Arial"/>
+                <w:sz w:val="20"/>
+                <w:szCs w:val="20"/>
+              </w:rPr>
+              <w:t>Validation tests for URS-PWR-03</w:t>
             </w:r>
           </w:p>
         </w:tc>
@@ -8325,21 +8311,22 @@
               <w:bottom w:val="single" w:color="999999" w:sz="1"/>
               <w:right w:val="single" w:color="999999" w:sz="1"/>
             </w:tcBorders>
-            <w:tcMar>
-              <w:top w:type="dxa" w:w="60"/>
-              <w:left w:type="dxa" w:w="100"/>
-              <w:bottom w:type="dxa" w:w="60"/>
-              <w:right w:type="dxa" w:w="100"/>
-            </w:tcMar>
-          </w:tcPr>
-          <w:p>
-            <w:r>
-              <w:rPr>
-                <w:rFonts w:ascii="Arial" w:cs="Arial" w:eastAsia="Arial" w:hAnsi="Arial"/>
-                <w:sz w:val="20"/>
-                <w:szCs w:val="20"/>
-              </w:rPr>
-              <w:t xml:space="preserve">FM-EXP-01</w:t>
+            <w:shd w:fill="F7F9FC" w:val="clear"/>
+            <w:tcMar>
+              <w:top w:type="dxa" w:w="60"/>
+              <w:left w:type="dxa" w:w="100"/>
+              <w:bottom w:type="dxa" w:w="60"/>
+              <w:right w:type="dxa" w:w="100"/>
+            </w:tcMar>
+          </w:tcPr>
+          <w:p>
+            <w:r>
+              <w:rPr>
+                <w:rFonts w:ascii="Arial" w:cs="Arial" w:eastAsia="Arial" w:hAnsi="Arial"/>
+                <w:sz w:val="20"/>
+                <w:szCs w:val="20"/>
+              </w:rPr>
+              <w:t xml:space="preserve">FM-PWR-04</w:t>
             </w:r>
           </w:p>
         </w:tc>
@@ -8352,60 +8339,35 @@
               <w:bottom w:val="single" w:color="999999" w:sz="1"/>
               <w:right w:val="single" w:color="999999" w:sz="1"/>
             </w:tcBorders>
-            <w:tcMar>
-              <w:top w:type="dxa" w:w="60"/>
-              <w:left w:type="dxa" w:w="100"/>
-              <w:bottom w:type="dxa" w:w="60"/>
-              <w:right w:type="dxa" w:w="100"/>
-            </w:tcMar>
-          </w:tcPr>
-          <w:p>
-            <w:r>
-              <w:rPr>
-                <w:rFonts w:ascii="Arial" w:cs="Arial" w:eastAsia="Arial" w:hAnsi="Arial"/>
-                <w:sz w:val="20"/>
-                <w:szCs w:val="20"/>
-              </w:rPr>
-              <w:t xml:space="preserve">URS-EXP-01 not met</w:t>
-            </w:r>
-          </w:p>
-        </w:tc>
-        <w:tc>
-          <w:tcPr>
-            <w:tcW w:type="dxa" w:w="800"/>
-            <w:tcBorders>
-              <w:top w:val="single" w:color="999999" w:sz="1"/>
-              <w:left w:val="single" w:color="999999" w:sz="1"/>
-              <w:bottom w:val="single" w:color="999999" w:sz="1"/>
-              <w:right w:val="single" w:color="999999" w:sz="1"/>
-            </w:tcBorders>
-            <w:tcMar>
-              <w:top w:type="dxa" w:w="60"/>
-              <w:left w:type="dxa" w:w="100"/>
-              <w:bottom w:type="dxa" w:w="60"/>
-              <w:right w:type="dxa" w:w="100"/>
-            </w:tcMar>
-          </w:tcPr>
-          <w:p>
-            <w:r>
-              <w:rPr>
-                <w:rFonts w:ascii="Arial" w:cs="Arial" w:eastAsia="Arial" w:hAnsi="Arial"/>
-                <w:sz w:val="20"/>
-                <w:szCs w:val="20"/>
-              </w:rPr>
-              <w:t xml:space="preserve">7</w:t>
-            </w:r>
-          </w:p>
-        </w:tc>
-        <w:tc>
-          <w:tcPr>
-            <w:tcW w:type="dxa" w:w="800"/>
-            <w:tcBorders>
-              <w:top w:val="single" w:color="999999" w:sz="1"/>
-              <w:left w:val="single" w:color="999999" w:sz="1"/>
-              <w:bottom w:val="single" w:color="999999" w:sz="1"/>
-              <w:right w:val="single" w:color="999999" w:sz="1"/>
-            </w:tcBorders>
+            <w:shd w:fill="F7F9FC" w:val="clear"/>
+            <w:tcMar>
+              <w:top w:type="dxa" w:w="60"/>
+              <w:left w:type="dxa" w:w="100"/>
+              <w:bottom w:type="dxa" w:w="60"/>
+              <w:right w:type="dxa" w:w="100"/>
+            </w:tcMar>
+          </w:tcPr>
+          <w:p>
+            <w:r>
+              <w:rPr>
+                <w:rFonts w:ascii="Arial" w:cs="Arial" w:eastAsia="Arial" w:hAnsi="Arial"/>
+                <w:sz w:val="20"/>
+                <w:szCs w:val="20"/>
+              </w:rPr>
+              <w:t xml:space="preserve">URS-PWR-04 not met</w:t>
+            </w:r>
+          </w:p>
+        </w:tc>
+        <w:tc>
+          <w:tcPr>
+            <w:tcW w:type="dxa" w:w="800"/>
+            <w:tcBorders>
+              <w:top w:val="single" w:color="999999" w:sz="1"/>
+              <w:left w:val="single" w:color="999999" w:sz="1"/>
+              <w:bottom w:val="single" w:color="999999" w:sz="1"/>
+              <w:right w:val="single" w:color="999999" w:sz="1"/>
+            </w:tcBorders>
+            <w:shd w:fill="F7F9FC" w:val="clear"/>
             <w:tcMar>
               <w:top w:type="dxa" w:w="60"/>
               <w:left w:type="dxa" w:w="100"/>
@@ -8433,6 +8395,7 @@
               <w:bottom w:val="single" w:color="999999" w:sz="1"/>
               <w:right w:val="single" w:color="999999" w:sz="1"/>
             </w:tcBorders>
+            <w:shd w:fill="F7F9FC" w:val="clear"/>
             <w:tcMar>
               <w:top w:type="dxa" w:w="60"/>
               <w:left w:type="dxa" w:w="100"/>
@@ -8460,21 +8423,50 @@
               <w:bottom w:val="single" w:color="999999" w:sz="1"/>
               <w:right w:val="single" w:color="999999" w:sz="1"/>
             </w:tcBorders>
-            <w:tcMar>
-              <w:top w:type="dxa" w:w="60"/>
-              <w:left w:type="dxa" w:w="100"/>
-              <w:bottom w:type="dxa" w:w="60"/>
-              <w:right w:type="dxa" w:w="100"/>
-            </w:tcMar>
-          </w:tcPr>
-          <w:p>
-            <w:r>
-              <w:rPr>
-                <w:rFonts w:ascii="Arial" w:cs="Arial" w:eastAsia="Arial" w:hAnsi="Arial"/>
-                <w:sz w:val="20"/>
-                <w:szCs w:val="20"/>
-              </w:rPr>
-              <w:t xml:space="preserve">28</w:t>
+            <w:shd w:fill="F7F9FC" w:val="clear"/>
+            <w:tcMar>
+              <w:top w:type="dxa" w:w="60"/>
+              <w:left w:type="dxa" w:w="100"/>
+              <w:bottom w:type="dxa" w:w="60"/>
+              <w:right w:type="dxa" w:w="100"/>
+            </w:tcMar>
+          </w:tcPr>
+          <w:p>
+            <w:r>
+              <w:rPr>
+                <w:rFonts w:ascii="Arial" w:cs="Arial" w:eastAsia="Arial" w:hAnsi="Arial"/>
+                <w:sz w:val="20"/>
+                <w:szCs w:val="20"/>
+              </w:rPr>
+              <w:t xml:space="preserve">2</w:t>
+            </w:r>
+          </w:p>
+        </w:tc>
+        <w:tc>
+          <w:tcPr>
+            <w:tcW w:type="dxa" w:w="800"/>
+            <w:tcBorders>
+              <w:top w:val="single" w:color="999999" w:sz="1"/>
+              <w:left w:val="single" w:color="999999" w:sz="1"/>
+              <w:bottom w:val="single" w:color="999999" w:sz="1"/>
+              <w:right w:val="single" w:color="999999" w:sz="1"/>
+            </w:tcBorders>
+            <w:shd w:fill="F7F9FC" w:val="clear"/>
+            <w:tcMar>
+              <w:top w:type="dxa" w:w="60"/>
+              <w:left w:type="dxa" w:w="100"/>
+              <w:bottom w:type="dxa" w:w="60"/>
+              <w:right w:type="dxa" w:w="100"/>
+            </w:tcMar>
+          </w:tcPr>
+          <w:p>
+            <w:r>
+              <w:rPr>
+                <w:rFonts w:ascii="Arial" w:cs="Arial" w:eastAsia="Arial" w:hAnsi="Arial"/>
+                <w:sz w:val="20"/>
+                <w:szCs w:val="20"/>
+              </w:rPr>
+              <w:t xml:space="preserve">8</w:t>
             </w:r>
           </w:p>
         </w:tc>
@@ -8487,21 +8479,22 @@
               <w:bottom w:val="single" w:color="999999" w:sz="1"/>
               <w:right w:val="single" w:color="999999" w:sz="1"/>
             </w:tcBorders>
-            <w:tcMar>
-              <w:top w:type="dxa" w:w="60"/>
-              <w:left w:type="dxa" w:w="100"/>
-              <w:bottom w:type="dxa" w:w="60"/>
-              <w:right w:type="dxa" w:w="100"/>
-            </w:tcMar>
-          </w:tcPr>
-          <w:p>
-            <w:r>
-              <w:rPr>
-                <w:rFonts w:ascii="Arial" w:cs="Arial" w:eastAsia="Arial" w:hAnsi="Arial"/>
-                <w:sz w:val="20"/>
-                <w:szCs w:val="20"/>
-              </w:rPr>
-              <w:t>Validation tests for URS-EXP-01</w:t>
+            <w:shd w:fill="F7F9FC" w:val="clear"/>
+            <w:tcMar>
+              <w:top w:type="dxa" w:w="60"/>
+              <w:left w:type="dxa" w:w="100"/>
+              <w:bottom w:type="dxa" w:w="60"/>
+              <w:right w:type="dxa" w:w="100"/>
+            </w:tcMar>
+          </w:tcPr>
+          <w:p>
+            <w:r>
+              <w:rPr>
+                <w:rFonts w:ascii="Arial" w:cs="Arial" w:eastAsia="Arial" w:hAnsi="Arial"/>
+                <w:sz w:val="20"/>
+                <w:szCs w:val="20"/>
+              </w:rPr>
+              <w:t>Validation tests for URS-PWR-04</w:t>
             </w:r>
           </w:p>
         </w:tc>
@@ -8516,22 +8509,21 @@
               <w:bottom w:val="single" w:color="999999" w:sz="1"/>
               <w:right w:val="single" w:color="999999" w:sz="1"/>
             </w:tcBorders>
-            <w:shd w:fill="F7F9FC" w:val="clear"/>
-            <w:tcMar>
-              <w:top w:type="dxa" w:w="60"/>
-              <w:left w:type="dxa" w:w="100"/>
-              <w:bottom w:type="dxa" w:w="60"/>
-              <w:right w:type="dxa" w:w="100"/>
-            </w:tcMar>
-          </w:tcPr>
-          <w:p>
-            <w:r>
-              <w:rPr>
-                <w:rFonts w:ascii="Arial" w:cs="Arial" w:eastAsia="Arial" w:hAnsi="Arial"/>
-                <w:sz w:val="20"/>
-                <w:szCs w:val="20"/>
-              </w:rPr>
-              <w:t xml:space="preserve">FM-EXP-02</w:t>
+            <w:tcMar>
+              <w:top w:type="dxa" w:w="60"/>
+              <w:left w:type="dxa" w:w="100"/>
+              <w:bottom w:type="dxa" w:w="60"/>
+              <w:right w:type="dxa" w:w="100"/>
+            </w:tcMar>
+          </w:tcPr>
+          <w:p>
+            <w:r>
+              <w:rPr>
+                <w:rFonts w:ascii="Arial" w:cs="Arial" w:eastAsia="Arial" w:hAnsi="Arial"/>
+                <w:sz w:val="20"/>
+                <w:szCs w:val="20"/>
+              </w:rPr>
+              <w:t xml:space="preserve">FM-PWR-05</w:t>
             </w:r>
           </w:p>
         </w:tc>
@@ -8544,63 +8536,60 @@
               <w:bottom w:val="single" w:color="999999" w:sz="1"/>
               <w:right w:val="single" w:color="999999" w:sz="1"/>
             </w:tcBorders>
-            <w:shd w:fill="F7F9FC" w:val="clear"/>
-            <w:tcMar>
-              <w:top w:type="dxa" w:w="60"/>
-              <w:left w:type="dxa" w:w="100"/>
-              <w:bottom w:type="dxa" w:w="60"/>
-              <w:right w:type="dxa" w:w="100"/>
-            </w:tcMar>
-          </w:tcPr>
-          <w:p>
-            <w:r>
-              <w:rPr>
-                <w:rFonts w:ascii="Arial" w:cs="Arial" w:eastAsia="Arial" w:hAnsi="Arial"/>
-                <w:sz w:val="20"/>
-                <w:szCs w:val="20"/>
-              </w:rPr>
-              <w:t xml:space="preserve">URS-EXP-02 not met</w:t>
-            </w:r>
-          </w:p>
-        </w:tc>
-        <w:tc>
-          <w:tcPr>
-            <w:tcW w:type="dxa" w:w="800"/>
-            <w:tcBorders>
-              <w:top w:val="single" w:color="999999" w:sz="1"/>
-              <w:left w:val="single" w:color="999999" w:sz="1"/>
-              <w:bottom w:val="single" w:color="999999" w:sz="1"/>
-              <w:right w:val="single" w:color="999999" w:sz="1"/>
-            </w:tcBorders>
-            <w:shd w:fill="F7F9FC" w:val="clear"/>
-            <w:tcMar>
-              <w:top w:type="dxa" w:w="60"/>
-              <w:left w:type="dxa" w:w="100"/>
-              <w:bottom w:type="dxa" w:w="60"/>
-              <w:right w:type="dxa" w:w="100"/>
-            </w:tcMar>
-          </w:tcPr>
-          <w:p>
-            <w:r>
-              <w:rPr>
-                <w:rFonts w:ascii="Arial" w:cs="Arial" w:eastAsia="Arial" w:hAnsi="Arial"/>
-                <w:sz w:val="20"/>
-                <w:szCs w:val="20"/>
-              </w:rPr>
-              <w:t xml:space="preserve">7</w:t>
-            </w:r>
-          </w:p>
-        </w:tc>
-        <w:tc>
-          <w:tcPr>
-            <w:tcW w:type="dxa" w:w="800"/>
-            <w:tcBorders>
-              <w:top w:val="single" w:color="999999" w:sz="1"/>
-              <w:left w:val="single" w:color="999999" w:sz="1"/>
-              <w:bottom w:val="single" w:color="999999" w:sz="1"/>
-              <w:right w:val="single" w:color="999999" w:sz="1"/>
-            </w:tcBorders>
-            <w:shd w:fill="F7F9FC" w:val="clear"/>
+            <w:tcMar>
+              <w:top w:type="dxa" w:w="60"/>
+              <w:left w:type="dxa" w:w="100"/>
+              <w:bottom w:type="dxa" w:w="60"/>
+              <w:right w:type="dxa" w:w="100"/>
+            </w:tcMar>
+          </w:tcPr>
+          <w:p>
+            <w:r>
+              <w:rPr>
+                <w:rFonts w:ascii="Arial" w:cs="Arial" w:eastAsia="Arial" w:hAnsi="Arial"/>
+                <w:sz w:val="20"/>
+                <w:szCs w:val="20"/>
+              </w:rPr>
+              <w:t xml:space="preserve">URS-PWR-05 not met</w:t>
+            </w:r>
+          </w:p>
+        </w:tc>
+        <w:tc>
+          <w:tcPr>
+            <w:tcW w:type="dxa" w:w="800"/>
+            <w:tcBorders>
+              <w:top w:val="single" w:color="999999" w:sz="1"/>
+              <w:left w:val="single" w:color="999999" w:sz="1"/>
+              <w:bottom w:val="single" w:color="999999" w:sz="1"/>
+              <w:right w:val="single" w:color="999999" w:sz="1"/>
+            </w:tcBorders>
+            <w:tcMar>
+              <w:top w:type="dxa" w:w="60"/>
+              <w:left w:type="dxa" w:w="100"/>
+              <w:bottom w:type="dxa" w:w="60"/>
+              <w:right w:type="dxa" w:w="100"/>
+            </w:tcMar>
+          </w:tcPr>
+          <w:p>
+            <w:r>
+              <w:rPr>
+                <w:rFonts w:ascii="Arial" w:cs="Arial" w:eastAsia="Arial" w:hAnsi="Arial"/>
+                <w:sz w:val="20"/>
+                <w:szCs w:val="20"/>
+              </w:rPr>
+              <w:t xml:space="preserve">4</w:t>
+            </w:r>
+          </w:p>
+        </w:tc>
+        <w:tc>
+          <w:tcPr>
+            <w:tcW w:type="dxa" w:w="800"/>
+            <w:tcBorders>
+              <w:top w:val="single" w:color="999999" w:sz="1"/>
+              <w:left w:val="single" w:color="999999" w:sz="1"/>
+              <w:bottom w:val="single" w:color="999999" w:sz="1"/>
+              <w:right w:val="single" w:color="999999" w:sz="1"/>
+            </w:tcBorders>
             <w:tcMar>
               <w:top w:type="dxa" w:w="60"/>
               <w:left w:type="dxa" w:w="100"/>
@@ -8628,7 +8617,6 @@
               <w:bottom w:val="single" w:color="999999" w:sz="1"/>
               <w:right w:val="single" w:color="999999" w:sz="1"/>
             </w:tcBorders>
-            <w:shd w:fill="F7F9FC" w:val="clear"/>
             <w:tcMar>
               <w:top w:type="dxa" w:w="60"/>
               <w:left w:type="dxa" w:w="100"/>
@@ -8656,22 +8644,21 @@
               <w:bottom w:val="single" w:color="999999" w:sz="1"/>
               <w:right w:val="single" w:color="999999" w:sz="1"/>
             </w:tcBorders>
-            <w:shd w:fill="F7F9FC" w:val="clear"/>
-            <w:tcMar>
-              <w:top w:type="dxa" w:w="60"/>
-              <w:left w:type="dxa" w:w="100"/>
-              <w:bottom w:type="dxa" w:w="60"/>
-              <w:right w:type="dxa" w:w="100"/>
-            </w:tcMar>
-          </w:tcPr>
-          <w:p>
-            <w:r>
-              <w:rPr>
-                <w:rFonts w:ascii="Arial" w:cs="Arial" w:eastAsia="Arial" w:hAnsi="Arial"/>
-                <w:sz w:val="20"/>
-                <w:szCs w:val="20"/>
-              </w:rPr>
-              <w:t xml:space="preserve">28</w:t>
+            <w:tcMar>
+              <w:top w:type="dxa" w:w="60"/>
+              <w:left w:type="dxa" w:w="100"/>
+              <w:bottom w:type="dxa" w:w="60"/>
+              <w:right w:type="dxa" w:w="100"/>
+            </w:tcMar>
+          </w:tcPr>
+          <w:p>
+            <w:r>
+              <w:rPr>
+                <w:rFonts w:ascii="Arial" w:cs="Arial" w:eastAsia="Arial" w:hAnsi="Arial"/>
+                <w:sz w:val="20"/>
+                <w:szCs w:val="20"/>
+              </w:rPr>
+              <w:t xml:space="preserve">16</w:t>
             </w:r>
           </w:p>
         </w:tc>
@@ -8684,22 +8671,21 @@
               <w:bottom w:val="single" w:color="999999" w:sz="1"/>
               <w:right w:val="single" w:color="999999" w:sz="1"/>
             </w:tcBorders>
-            <w:shd w:fill="F7F9FC" w:val="clear"/>
-            <w:tcMar>
-              <w:top w:type="dxa" w:w="60"/>
-              <w:left w:type="dxa" w:w="100"/>
-              <w:bottom w:type="dxa" w:w="60"/>
-              <w:right w:type="dxa" w:w="100"/>
-            </w:tcMar>
-          </w:tcPr>
-          <w:p>
-            <w:r>
-              <w:rPr>
-                <w:rFonts w:ascii="Arial" w:cs="Arial" w:eastAsia="Arial" w:hAnsi="Arial"/>
-                <w:sz w:val="20"/>
-                <w:szCs w:val="20"/>
-              </w:rPr>
-              <w:t>Validation tests for URS-EXP-02</w:t>
+            <w:tcMar>
+              <w:top w:type="dxa" w:w="60"/>
+              <w:left w:type="dxa" w:w="100"/>
+              <w:bottom w:type="dxa" w:w="60"/>
+              <w:right w:type="dxa" w:w="100"/>
+            </w:tcMar>
+          </w:tcPr>
+          <w:p>
+            <w:r>
+              <w:rPr>
+                <w:rFonts w:ascii="Arial" w:cs="Arial" w:eastAsia="Arial" w:hAnsi="Arial"/>
+                <w:sz w:val="20"/>
+                <w:szCs w:val="20"/>
+              </w:rPr>
+              <w:t>Validation tests for URS-PWR-05</w:t>
             </w:r>
           </w:p>
         </w:tc>
@@ -8714,21 +8700,22 @@
               <w:bottom w:val="single" w:color="999999" w:sz="1"/>
               <w:right w:val="single" w:color="999999" w:sz="1"/>
             </w:tcBorders>
-            <w:tcMar>
-              <w:top w:type="dxa" w:w="60"/>
-              <w:left w:type="dxa" w:w="100"/>
-              <w:bottom w:type="dxa" w:w="60"/>
-              <w:right w:type="dxa" w:w="100"/>
-            </w:tcMar>
-          </w:tcPr>
-          <w:p>
-            <w:r>
-              <w:rPr>
-                <w:rFonts w:ascii="Arial" w:cs="Arial" w:eastAsia="Arial" w:hAnsi="Arial"/>
-                <w:sz w:val="20"/>
-                <w:szCs w:val="20"/>
-              </w:rPr>
-              <w:t xml:space="preserve">FM-EXP-03</w:t>
+            <w:shd w:fill="F7F9FC" w:val="clear"/>
+            <w:tcMar>
+              <w:top w:type="dxa" w:w="60"/>
+              <w:left w:type="dxa" w:w="100"/>
+              <w:bottom w:type="dxa" w:w="60"/>
+              <w:right w:type="dxa" w:w="100"/>
+            </w:tcMar>
+          </w:tcPr>
+          <w:p>
+            <w:r>
+              <w:rPr>
+                <w:rFonts w:ascii="Arial" w:cs="Arial" w:eastAsia="Arial" w:hAnsi="Arial"/>
+                <w:sz w:val="20"/>
+                <w:szCs w:val="20"/>
+              </w:rPr>
+              <w:t xml:space="preserve">FM-PWR-06</w:t>
             </w:r>
           </w:p>
         </w:tc>
@@ -8741,33 +8728,35 @@
               <w:bottom w:val="single" w:color="999999" w:sz="1"/>
               <w:right w:val="single" w:color="999999" w:sz="1"/>
             </w:tcBorders>
-            <w:tcMar>
-              <w:top w:type="dxa" w:w="60"/>
-              <w:left w:type="dxa" w:w="100"/>
-              <w:bottom w:type="dxa" w:w="60"/>
-              <w:right w:type="dxa" w:w="100"/>
-            </w:tcMar>
-          </w:tcPr>
-          <w:p>
-            <w:r>
-              <w:rPr>
-                <w:rFonts w:ascii="Arial" w:cs="Arial" w:eastAsia="Arial" w:hAnsi="Arial"/>
-                <w:sz w:val="20"/>
-                <w:szCs w:val="20"/>
-              </w:rPr>
-              <w:t xml:space="preserve">URS-EXP-03 not met</w:t>
-            </w:r>
-          </w:p>
-        </w:tc>
-        <w:tc>
-          <w:tcPr>
-            <w:tcW w:type="dxa" w:w="800"/>
-            <w:tcBorders>
-              <w:top w:val="single" w:color="999999" w:sz="1"/>
-              <w:left w:val="single" w:color="999999" w:sz="1"/>
-              <w:bottom w:val="single" w:color="999999" w:sz="1"/>
-              <w:right w:val="single" w:color="999999" w:sz="1"/>
-            </w:tcBorders>
+            <w:shd w:fill="F7F9FC" w:val="clear"/>
+            <w:tcMar>
+              <w:top w:type="dxa" w:w="60"/>
+              <w:left w:type="dxa" w:w="100"/>
+              <w:bottom w:type="dxa" w:w="60"/>
+              <w:right w:type="dxa" w:w="100"/>
+            </w:tcMar>
+          </w:tcPr>
+          <w:p>
+            <w:r>
+              <w:rPr>
+                <w:rFonts w:ascii="Arial" w:cs="Arial" w:eastAsia="Arial" w:hAnsi="Arial"/>
+                <w:sz w:val="20"/>
+                <w:szCs w:val="20"/>
+              </w:rPr>
+              <w:t xml:space="preserve">URS-PWR-06 not met</w:t>
+            </w:r>
+          </w:p>
+        </w:tc>
+        <w:tc>
+          <w:tcPr>
+            <w:tcW w:type="dxa" w:w="800"/>
+            <w:tcBorders>
+              <w:top w:val="single" w:color="999999" w:sz="1"/>
+              <w:left w:val="single" w:color="999999" w:sz="1"/>
+              <w:bottom w:val="single" w:color="999999" w:sz="1"/>
+              <w:right w:val="single" w:color="999999" w:sz="1"/>
+            </w:tcBorders>
+            <w:shd w:fill="F7F9FC" w:val="clear"/>
             <w:tcMar>
               <w:top w:type="dxa" w:w="60"/>
               <w:left w:type="dxa" w:w="100"/>
@@ -8795,6 +8784,7 @@
               <w:bottom w:val="single" w:color="999999" w:sz="1"/>
               <w:right w:val="single" w:color="999999" w:sz="1"/>
             </w:tcBorders>
+            <w:shd w:fill="F7F9FC" w:val="clear"/>
             <w:tcMar>
               <w:top w:type="dxa" w:w="60"/>
               <w:left w:type="dxa" w:w="100"/>
@@ -8822,6 +8812,7 @@
               <w:bottom w:val="single" w:color="999999" w:sz="1"/>
               <w:right w:val="single" w:color="999999" w:sz="1"/>
             </w:tcBorders>
+            <w:shd w:fill="F7F9FC" w:val="clear"/>
             <w:tcMar>
               <w:top w:type="dxa" w:w="60"/>
               <w:left w:type="dxa" w:w="100"/>
@@ -8849,6 +8840,7 @@
               <w:bottom w:val="single" w:color="999999" w:sz="1"/>
               <w:right w:val="single" w:color="999999" w:sz="1"/>
             </w:tcBorders>
+            <w:shd w:fill="F7F9FC" w:val="clear"/>
             <w:tcMar>
               <w:top w:type="dxa" w:w="60"/>
               <w:left w:type="dxa" w:w="100"/>
@@ -8876,21 +8868,22 @@
               <w:bottom w:val="single" w:color="999999" w:sz="1"/>
               <w:right w:val="single" w:color="999999" w:sz="1"/>
             </w:tcBorders>
-            <w:tcMar>
-              <w:top w:type="dxa" w:w="60"/>
-              <w:left w:type="dxa" w:w="100"/>
-              <w:bottom w:type="dxa" w:w="60"/>
-              <w:right w:type="dxa" w:w="100"/>
-            </w:tcMar>
-          </w:tcPr>
-          <w:p>
-            <w:r>
-              <w:rPr>
-                <w:rFonts w:ascii="Arial" w:cs="Arial" w:eastAsia="Arial" w:hAnsi="Arial"/>
-                <w:sz w:val="20"/>
-                <w:szCs w:val="20"/>
-              </w:rPr>
-              <w:t>Validation tests for URS-EXP-03</w:t>
+            <w:shd w:fill="F7F9FC" w:val="clear"/>
+            <w:tcMar>
+              <w:top w:type="dxa" w:w="60"/>
+              <w:left w:type="dxa" w:w="100"/>
+              <w:bottom w:type="dxa" w:w="60"/>
+              <w:right w:type="dxa" w:w="100"/>
+            </w:tcMar>
+          </w:tcPr>
+          <w:p>
+            <w:r>
+              <w:rPr>
+                <w:rFonts w:ascii="Arial" w:cs="Arial" w:eastAsia="Arial" w:hAnsi="Arial"/>
+                <w:sz w:val="20"/>
+                <w:szCs w:val="20"/>
+              </w:rPr>
+              <w:t>Validation tests for URS-PWR-06</w:t>
             </w:r>
           </w:p>
         </w:tc>
@@ -8905,22 +8898,21 @@
               <w:bottom w:val="single" w:color="999999" w:sz="1"/>
               <w:right w:val="single" w:color="999999" w:sz="1"/>
             </w:tcBorders>
-            <w:shd w:fill="F7F9FC" w:val="clear"/>
-            <w:tcMar>
-              <w:top w:type="dxa" w:w="60"/>
-              <w:left w:type="dxa" w:w="100"/>
-              <w:bottom w:type="dxa" w:w="60"/>
-              <w:right w:type="dxa" w:w="100"/>
-            </w:tcMar>
-          </w:tcPr>
-          <w:p>
-            <w:r>
-              <w:rPr>
-                <w:rFonts w:ascii="Arial" w:cs="Arial" w:eastAsia="Arial" w:hAnsi="Arial"/>
-                <w:sz w:val="20"/>
-                <w:szCs w:val="20"/>
-              </w:rPr>
-              <w:t xml:space="preserve">FM-EXP-04</w:t>
+            <w:tcMar>
+              <w:top w:type="dxa" w:w="60"/>
+              <w:left w:type="dxa" w:w="100"/>
+              <w:bottom w:type="dxa" w:w="60"/>
+              <w:right w:type="dxa" w:w="100"/>
+            </w:tcMar>
+          </w:tcPr>
+          <w:p>
+            <w:r>
+              <w:rPr>
+                <w:rFonts w:ascii="Arial" w:cs="Arial" w:eastAsia="Arial" w:hAnsi="Arial"/>
+                <w:sz w:val="20"/>
+                <w:szCs w:val="20"/>
+              </w:rPr>
+              <w:t xml:space="preserve">FM-EXP-01</w:t>
             </w:r>
           </w:p>
         </w:tc>
@@ -8933,35 +8925,33 @@
               <w:bottom w:val="single" w:color="999999" w:sz="1"/>
               <w:right w:val="single" w:color="999999" w:sz="1"/>
             </w:tcBorders>
-            <w:shd w:fill="F7F9FC" w:val="clear"/>
-            <w:tcMar>
-              <w:top w:type="dxa" w:w="60"/>
-              <w:left w:type="dxa" w:w="100"/>
-              <w:bottom w:type="dxa" w:w="60"/>
-              <w:right w:type="dxa" w:w="100"/>
-            </w:tcMar>
-          </w:tcPr>
-          <w:p>
-            <w:r>
-              <w:rPr>
-                <w:rFonts w:ascii="Arial" w:cs="Arial" w:eastAsia="Arial" w:hAnsi="Arial"/>
-                <w:sz w:val="20"/>
-                <w:szCs w:val="20"/>
-              </w:rPr>
-              <w:t xml:space="preserve">URS-EXP-04 not met</w:t>
-            </w:r>
-          </w:p>
-        </w:tc>
-        <w:tc>
-          <w:tcPr>
-            <w:tcW w:type="dxa" w:w="800"/>
-            <w:tcBorders>
-              <w:top w:val="single" w:color="999999" w:sz="1"/>
-              <w:left w:val="single" w:color="999999" w:sz="1"/>
-              <w:bottom w:val="single" w:color="999999" w:sz="1"/>
-              <w:right w:val="single" w:color="999999" w:sz="1"/>
-            </w:tcBorders>
-            <w:shd w:fill="F7F9FC" w:val="clear"/>
+            <w:tcMar>
+              <w:top w:type="dxa" w:w="60"/>
+              <w:left w:type="dxa" w:w="100"/>
+              <w:bottom w:type="dxa" w:w="60"/>
+              <w:right w:type="dxa" w:w="100"/>
+            </w:tcMar>
+          </w:tcPr>
+          <w:p>
+            <w:r>
+              <w:rPr>
+                <w:rFonts w:ascii="Arial" w:cs="Arial" w:eastAsia="Arial" w:hAnsi="Arial"/>
+                <w:sz w:val="20"/>
+                <w:szCs w:val="20"/>
+              </w:rPr>
+              <w:t xml:space="preserve">URS-EXP-01 not met</w:t>
+            </w:r>
+          </w:p>
+        </w:tc>
+        <w:tc>
+          <w:tcPr>
+            <w:tcW w:type="dxa" w:w="800"/>
+            <w:tcBorders>
+              <w:top w:val="single" w:color="999999" w:sz="1"/>
+              <w:left w:val="single" w:color="999999" w:sz="1"/>
+              <w:bottom w:val="single" w:color="999999" w:sz="1"/>
+              <w:right w:val="single" w:color="999999" w:sz="1"/>
+            </w:tcBorders>
             <w:tcMar>
               <w:top w:type="dxa" w:w="60"/>
               <w:left w:type="dxa" w:w="100"/>
@@ -8989,7 +8979,6 @@
               <w:bottom w:val="single" w:color="999999" w:sz="1"/>
               <w:right w:val="single" w:color="999999" w:sz="1"/>
             </w:tcBorders>
-            <w:shd w:fill="F7F9FC" w:val="clear"/>
             <w:tcMar>
               <w:top w:type="dxa" w:w="60"/>
               <w:left w:type="dxa" w:w="100"/>
@@ -9017,7 +9006,6 @@
               <w:bottom w:val="single" w:color="999999" w:sz="1"/>
               <w:right w:val="single" w:color="999999" w:sz="1"/>
             </w:tcBorders>
-            <w:shd w:fill="F7F9FC" w:val="clear"/>
             <w:tcMar>
               <w:top w:type="dxa" w:w="60"/>
               <w:left w:type="dxa" w:w="100"/>
@@ -9045,7 +9033,6 @@
               <w:bottom w:val="single" w:color="999999" w:sz="1"/>
               <w:right w:val="single" w:color="999999" w:sz="1"/>
             </w:tcBorders>
-            <w:shd w:fill="F7F9FC" w:val="clear"/>
             <w:tcMar>
               <w:top w:type="dxa" w:w="60"/>
               <w:left w:type="dxa" w:w="100"/>
@@ -9073,22 +9060,21 @@
               <w:bottom w:val="single" w:color="999999" w:sz="1"/>
               <w:right w:val="single" w:color="999999" w:sz="1"/>
             </w:tcBorders>
-            <w:shd w:fill="F7F9FC" w:val="clear"/>
-            <w:tcMar>
-              <w:top w:type="dxa" w:w="60"/>
-              <w:left w:type="dxa" w:w="100"/>
-              <w:bottom w:type="dxa" w:w="60"/>
-              <w:right w:type="dxa" w:w="100"/>
-            </w:tcMar>
-          </w:tcPr>
-          <w:p>
-            <w:r>
-              <w:rPr>
-                <w:rFonts w:ascii="Arial" w:cs="Arial" w:eastAsia="Arial" w:hAnsi="Arial"/>
-                <w:sz w:val="20"/>
-                <w:szCs w:val="20"/>
-              </w:rPr>
-              <w:t>Validation tests for URS-EXP-04</w:t>
+            <w:tcMar>
+              <w:top w:type="dxa" w:w="60"/>
+              <w:left w:type="dxa" w:w="100"/>
+              <w:bottom w:type="dxa" w:w="60"/>
+              <w:right w:type="dxa" w:w="100"/>
+            </w:tcMar>
+          </w:tcPr>
+          <w:p>
+            <w:r>
+              <w:rPr>
+                <w:rFonts w:ascii="Arial" w:cs="Arial" w:eastAsia="Arial" w:hAnsi="Arial"/>
+                <w:sz w:val="20"/>
+                <w:szCs w:val="20"/>
+              </w:rPr>
+              <w:t>Validation tests for URS-EXP-01</w:t>
             </w:r>
           </w:p>
         </w:tc>
@@ -9103,21 +9089,22 @@
               <w:bottom w:val="single" w:color="999999" w:sz="1"/>
               <w:right w:val="single" w:color="999999" w:sz="1"/>
             </w:tcBorders>
-            <w:tcMar>
-              <w:top w:type="dxa" w:w="60"/>
-              <w:left w:type="dxa" w:w="100"/>
-              <w:bottom w:type="dxa" w:w="60"/>
-              <w:right w:type="dxa" w:w="100"/>
-            </w:tcMar>
-          </w:tcPr>
-          <w:p>
-            <w:r>
-              <w:rPr>
-                <w:rFonts w:ascii="Arial" w:cs="Arial" w:eastAsia="Arial" w:hAnsi="Arial"/>
-                <w:sz w:val="20"/>
-                <w:szCs w:val="20"/>
-              </w:rPr>
-              <w:t xml:space="preserve">FM-EXP-05</w:t>
+            <w:shd w:fill="F7F9FC" w:val="clear"/>
+            <w:tcMar>
+              <w:top w:type="dxa" w:w="60"/>
+              <w:left w:type="dxa" w:w="100"/>
+              <w:bottom w:type="dxa" w:w="60"/>
+              <w:right w:type="dxa" w:w="100"/>
+            </w:tcMar>
+          </w:tcPr>
+          <w:p>
+            <w:r>
+              <w:rPr>
+                <w:rFonts w:ascii="Arial" w:cs="Arial" w:eastAsia="Arial" w:hAnsi="Arial"/>
+                <w:sz w:val="20"/>
+                <w:szCs w:val="20"/>
+              </w:rPr>
+              <w:t xml:space="preserve">FM-EXP-02</w:t>
             </w:r>
           </w:p>
         </w:tc>
@@ -9130,60 +9117,63 @@
               <w:bottom w:val="single" w:color="999999" w:sz="1"/>
               <w:right w:val="single" w:color="999999" w:sz="1"/>
             </w:tcBorders>
-            <w:tcMar>
-              <w:top w:type="dxa" w:w="60"/>
-              <w:left w:type="dxa" w:w="100"/>
-              <w:bottom w:type="dxa" w:w="60"/>
-              <w:right w:type="dxa" w:w="100"/>
-            </w:tcMar>
-          </w:tcPr>
-          <w:p>
-            <w:r>
-              <w:rPr>
-                <w:rFonts w:ascii="Arial" w:cs="Arial" w:eastAsia="Arial" w:hAnsi="Arial"/>
-                <w:sz w:val="20"/>
-                <w:szCs w:val="20"/>
-              </w:rPr>
-              <w:t xml:space="preserve">URS-EXP-05 not met</w:t>
-            </w:r>
-          </w:p>
-        </w:tc>
-        <w:tc>
-          <w:tcPr>
-            <w:tcW w:type="dxa" w:w="800"/>
-            <w:tcBorders>
-              <w:top w:val="single" w:color="999999" w:sz="1"/>
-              <w:left w:val="single" w:color="999999" w:sz="1"/>
-              <w:bottom w:val="single" w:color="999999" w:sz="1"/>
-              <w:right w:val="single" w:color="999999" w:sz="1"/>
-            </w:tcBorders>
-            <w:tcMar>
-              <w:top w:type="dxa" w:w="60"/>
-              <w:left w:type="dxa" w:w="100"/>
-              <w:bottom w:type="dxa" w:w="60"/>
-              <w:right w:type="dxa" w:w="100"/>
-            </w:tcMar>
-          </w:tcPr>
-          <w:p>
-            <w:r>
-              <w:rPr>
-                <w:rFonts w:ascii="Arial" w:cs="Arial" w:eastAsia="Arial" w:hAnsi="Arial"/>
-                <w:sz w:val="20"/>
-                <w:szCs w:val="20"/>
-              </w:rPr>
-              <w:t xml:space="preserve">4</w:t>
-            </w:r>
-          </w:p>
-        </w:tc>
-        <w:tc>
-          <w:tcPr>
-            <w:tcW w:type="dxa" w:w="800"/>
-            <w:tcBorders>
-              <w:top w:val="single" w:color="999999" w:sz="1"/>
-              <w:left w:val="single" w:color="999999" w:sz="1"/>
-              <w:bottom w:val="single" w:color="999999" w:sz="1"/>
-              <w:right w:val="single" w:color="999999" w:sz="1"/>
-            </w:tcBorders>
+            <w:shd w:fill="F7F9FC" w:val="clear"/>
+            <w:tcMar>
+              <w:top w:type="dxa" w:w="60"/>
+              <w:left w:type="dxa" w:w="100"/>
+              <w:bottom w:type="dxa" w:w="60"/>
+              <w:right w:type="dxa" w:w="100"/>
+            </w:tcMar>
+          </w:tcPr>
+          <w:p>
+            <w:r>
+              <w:rPr>
+                <w:rFonts w:ascii="Arial" w:cs="Arial" w:eastAsia="Arial" w:hAnsi="Arial"/>
+                <w:sz w:val="20"/>
+                <w:szCs w:val="20"/>
+              </w:rPr>
+              <w:t xml:space="preserve">URS-EXP-02 not met</w:t>
+            </w:r>
+          </w:p>
+        </w:tc>
+        <w:tc>
+          <w:tcPr>
+            <w:tcW w:type="dxa" w:w="800"/>
+            <w:tcBorders>
+              <w:top w:val="single" w:color="999999" w:sz="1"/>
+              <w:left w:val="single" w:color="999999" w:sz="1"/>
+              <w:bottom w:val="single" w:color="999999" w:sz="1"/>
+              <w:right w:val="single" w:color="999999" w:sz="1"/>
+            </w:tcBorders>
+            <w:shd w:fill="F7F9FC" w:val="clear"/>
+            <w:tcMar>
+              <w:top w:type="dxa" w:w="60"/>
+              <w:left w:type="dxa" w:w="100"/>
+              <w:bottom w:type="dxa" w:w="60"/>
+              <w:right w:type="dxa" w:w="100"/>
+            </w:tcMar>
+          </w:tcPr>
+          <w:p>
+            <w:r>
+              <w:rPr>
+                <w:rFonts w:ascii="Arial" w:cs="Arial" w:eastAsia="Arial" w:hAnsi="Arial"/>
+                <w:sz w:val="20"/>
+                <w:szCs w:val="20"/>
+              </w:rPr>
+              <w:t xml:space="preserve">7</w:t>
+            </w:r>
+          </w:p>
+        </w:tc>
+        <w:tc>
+          <w:tcPr>
+            <w:tcW w:type="dxa" w:w="800"/>
+            <w:tcBorders>
+              <w:top w:val="single" w:color="999999" w:sz="1"/>
+              <w:left w:val="single" w:color="999999" w:sz="1"/>
+              <w:bottom w:val="single" w:color="999999" w:sz="1"/>
+              <w:right w:val="single" w:color="999999" w:sz="1"/>
+            </w:tcBorders>
+            <w:shd w:fill="F7F9FC" w:val="clear"/>
             <w:tcMar>
               <w:top w:type="dxa" w:w="60"/>
               <w:left w:type="dxa" w:w="100"/>
@@ -9211,6 +9201,7 @@
               <w:bottom w:val="single" w:color="999999" w:sz="1"/>
               <w:right w:val="single" w:color="999999" w:sz="1"/>
             </w:tcBorders>
+            <w:shd w:fill="F7F9FC" w:val="clear"/>
             <w:tcMar>
               <w:top w:type="dxa" w:w="60"/>
               <w:left w:type="dxa" w:w="100"/>
@@ -9238,21 +9229,22 @@
               <w:bottom w:val="single" w:color="999999" w:sz="1"/>
               <w:right w:val="single" w:color="999999" w:sz="1"/>
             </w:tcBorders>
-            <w:tcMar>
-              <w:top w:type="dxa" w:w="60"/>
-              <w:left w:type="dxa" w:w="100"/>
-              <w:bottom w:type="dxa" w:w="60"/>
-              <w:right w:type="dxa" w:w="100"/>
-            </w:tcMar>
-          </w:tcPr>
-          <w:p>
-            <w:r>
-              <w:rPr>
-                <w:rFonts w:ascii="Arial" w:cs="Arial" w:eastAsia="Arial" w:hAnsi="Arial"/>
-                <w:sz w:val="20"/>
-                <w:szCs w:val="20"/>
-              </w:rPr>
-              <w:t xml:space="preserve">16</w:t>
+            <w:shd w:fill="F7F9FC" w:val="clear"/>
+            <w:tcMar>
+              <w:top w:type="dxa" w:w="60"/>
+              <w:left w:type="dxa" w:w="100"/>
+              <w:bottom w:type="dxa" w:w="60"/>
+              <w:right w:type="dxa" w:w="100"/>
+            </w:tcMar>
+          </w:tcPr>
+          <w:p>
+            <w:r>
+              <w:rPr>
+                <w:rFonts w:ascii="Arial" w:cs="Arial" w:eastAsia="Arial" w:hAnsi="Arial"/>
+                <w:sz w:val="20"/>
+                <w:szCs w:val="20"/>
+              </w:rPr>
+              <w:t xml:space="preserve">28</w:t>
             </w:r>
           </w:p>
         </w:tc>
@@ -9265,21 +9257,22 @@
               <w:bottom w:val="single" w:color="999999" w:sz="1"/>
               <w:right w:val="single" w:color="999999" w:sz="1"/>
             </w:tcBorders>
-            <w:tcMar>
-              <w:top w:type="dxa" w:w="60"/>
-              <w:left w:type="dxa" w:w="100"/>
-              <w:bottom w:type="dxa" w:w="60"/>
-              <w:right w:type="dxa" w:w="100"/>
-            </w:tcMar>
-          </w:tcPr>
-          <w:p>
-            <w:r>
-              <w:rPr>
-                <w:rFonts w:ascii="Arial" w:cs="Arial" w:eastAsia="Arial" w:hAnsi="Arial"/>
-                <w:sz w:val="20"/>
-                <w:szCs w:val="20"/>
-              </w:rPr>
-              <w:t>Validation tests for URS-EXP-05</w:t>
+            <w:shd w:fill="F7F9FC" w:val="clear"/>
+            <w:tcMar>
+              <w:top w:type="dxa" w:w="60"/>
+              <w:left w:type="dxa" w:w="100"/>
+              <w:bottom w:type="dxa" w:w="60"/>
+              <w:right w:type="dxa" w:w="100"/>
+            </w:tcMar>
+          </w:tcPr>
+          <w:p>
+            <w:r>
+              <w:rPr>
+                <w:rFonts w:ascii="Arial" w:cs="Arial" w:eastAsia="Arial" w:hAnsi="Arial"/>
+                <w:sz w:val="20"/>
+                <w:szCs w:val="20"/>
+              </w:rPr>
+              <w:t>Validation tests for URS-EXP-02</w:t>
             </w:r>
           </w:p>
         </w:tc>
@@ -9294,22 +9287,21 @@
               <w:bottom w:val="single" w:color="999999" w:sz="1"/>
               <w:right w:val="single" w:color="999999" w:sz="1"/>
             </w:tcBorders>
-            <w:shd w:fill="F7F9FC" w:val="clear"/>
-            <w:tcMar>
-              <w:top w:type="dxa" w:w="60"/>
-              <w:left w:type="dxa" w:w="100"/>
-              <w:bottom w:type="dxa" w:w="60"/>
-              <w:right w:type="dxa" w:w="100"/>
-            </w:tcMar>
-          </w:tcPr>
-          <w:p>
-            <w:r>
-              <w:rPr>
-                <w:rFonts w:ascii="Arial" w:cs="Arial" w:eastAsia="Arial" w:hAnsi="Arial"/>
-                <w:sz w:val="20"/>
-                <w:szCs w:val="20"/>
-              </w:rPr>
-              <w:t xml:space="preserve">FM-EXP-06</w:t>
+            <w:tcMar>
+              <w:top w:type="dxa" w:w="60"/>
+              <w:left w:type="dxa" w:w="100"/>
+              <w:bottom w:type="dxa" w:w="60"/>
+              <w:right w:type="dxa" w:w="100"/>
+            </w:tcMar>
+          </w:tcPr>
+          <w:p>
+            <w:r>
+              <w:rPr>
+                <w:rFonts w:ascii="Arial" w:cs="Arial" w:eastAsia="Arial" w:hAnsi="Arial"/>
+                <w:sz w:val="20"/>
+                <w:szCs w:val="20"/>
+              </w:rPr>
+              <w:t xml:space="preserve">FM-EXP-03</w:t>
             </w:r>
           </w:p>
         </w:tc>
@@ -9322,35 +9314,33 @@
               <w:bottom w:val="single" w:color="999999" w:sz="1"/>
               <w:right w:val="single" w:color="999999" w:sz="1"/>
             </w:tcBorders>
-            <w:shd w:fill="F7F9FC" w:val="clear"/>
-            <w:tcMar>
-              <w:top w:type="dxa" w:w="60"/>
-              <w:left w:type="dxa" w:w="100"/>
-              <w:bottom w:type="dxa" w:w="60"/>
-              <w:right w:type="dxa" w:w="100"/>
-            </w:tcMar>
-          </w:tcPr>
-          <w:p>
-            <w:r>
-              <w:rPr>
-                <w:rFonts w:ascii="Arial" w:cs="Arial" w:eastAsia="Arial" w:hAnsi="Arial"/>
-                <w:sz w:val="20"/>
-                <w:szCs w:val="20"/>
-              </w:rPr>
-              <w:t xml:space="preserve">URS-EXP-06 not met</w:t>
-            </w:r>
-          </w:p>
-        </w:tc>
-        <w:tc>
-          <w:tcPr>
-            <w:tcW w:type="dxa" w:w="800"/>
-            <w:tcBorders>
-              <w:top w:val="single" w:color="999999" w:sz="1"/>
-              <w:left w:val="single" w:color="999999" w:sz="1"/>
-              <w:bottom w:val="single" w:color="999999" w:sz="1"/>
-              <w:right w:val="single" w:color="999999" w:sz="1"/>
-            </w:tcBorders>
-            <w:shd w:fill="F7F9FC" w:val="clear"/>
+            <w:tcMar>
+              <w:top w:type="dxa" w:w="60"/>
+              <w:left w:type="dxa" w:w="100"/>
+              <w:bottom w:type="dxa" w:w="60"/>
+              <w:right w:type="dxa" w:w="100"/>
+            </w:tcMar>
+          </w:tcPr>
+          <w:p>
+            <w:r>
+              <w:rPr>
+                <w:rFonts w:ascii="Arial" w:cs="Arial" w:eastAsia="Arial" w:hAnsi="Arial"/>
+                <w:sz w:val="20"/>
+                <w:szCs w:val="20"/>
+              </w:rPr>
+              <w:t xml:space="preserve">URS-EXP-03 not met</w:t>
+            </w:r>
+          </w:p>
+        </w:tc>
+        <w:tc>
+          <w:tcPr>
+            <w:tcW w:type="dxa" w:w="800"/>
+            <w:tcBorders>
+              <w:top w:val="single" w:color="999999" w:sz="1"/>
+              <w:left w:val="single" w:color="999999" w:sz="1"/>
+              <w:bottom w:val="single" w:color="999999" w:sz="1"/>
+              <w:right w:val="single" w:color="999999" w:sz="1"/>
+            </w:tcBorders>
             <w:tcMar>
               <w:top w:type="dxa" w:w="60"/>
               <w:left w:type="dxa" w:w="100"/>
@@ -9378,7 +9368,6 @@
               <w:bottom w:val="single" w:color="999999" w:sz="1"/>
               <w:right w:val="single" w:color="999999" w:sz="1"/>
             </w:tcBorders>
-            <w:shd w:fill="F7F9FC" w:val="clear"/>
             <w:tcMar>
               <w:top w:type="dxa" w:w="60"/>
               <w:left w:type="dxa" w:w="100"/>
@@ -9406,7 +9395,6 @@
               <w:bottom w:val="single" w:color="999999" w:sz="1"/>
               <w:right w:val="single" w:color="999999" w:sz="1"/>
             </w:tcBorders>
-            <w:shd w:fill="F7F9FC" w:val="clear"/>
             <w:tcMar>
               <w:top w:type="dxa" w:w="60"/>
               <w:left w:type="dxa" w:w="100"/>
@@ -9434,7 +9422,6 @@
               <w:bottom w:val="single" w:color="999999" w:sz="1"/>
               <w:right w:val="single" w:color="999999" w:sz="1"/>
             </w:tcBorders>
-            <w:shd w:fill="F7F9FC" w:val="clear"/>
             <w:tcMar>
               <w:top w:type="dxa" w:w="60"/>
               <w:left w:type="dxa" w:w="100"/>
@@ -9462,22 +9449,21 @@
               <w:bottom w:val="single" w:color="999999" w:sz="1"/>
               <w:right w:val="single" w:color="999999" w:sz="1"/>
             </w:tcBorders>
-            <w:shd w:fill="F7F9FC" w:val="clear"/>
-            <w:tcMar>
-              <w:top w:type="dxa" w:w="60"/>
-              <w:left w:type="dxa" w:w="100"/>
-              <w:bottom w:type="dxa" w:w="60"/>
-              <w:right w:type="dxa" w:w="100"/>
-            </w:tcMar>
-          </w:tcPr>
-          <w:p>
-            <w:r>
-              <w:rPr>
-                <w:rFonts w:ascii="Arial" w:cs="Arial" w:eastAsia="Arial" w:hAnsi="Arial"/>
-                <w:sz w:val="20"/>
-                <w:szCs w:val="20"/>
-              </w:rPr>
-              <w:t>Validation tests for URS-EXP-06</w:t>
+            <w:tcMar>
+              <w:top w:type="dxa" w:w="60"/>
+              <w:left w:type="dxa" w:w="100"/>
+              <w:bottom w:type="dxa" w:w="60"/>
+              <w:right w:type="dxa" w:w="100"/>
+            </w:tcMar>
+          </w:tcPr>
+          <w:p>
+            <w:r>
+              <w:rPr>
+                <w:rFonts w:ascii="Arial" w:cs="Arial" w:eastAsia="Arial" w:hAnsi="Arial"/>
+                <w:sz w:val="20"/>
+                <w:szCs w:val="20"/>
+              </w:rPr>
+              <w:t>Validation tests for URS-EXP-03</w:t>
             </w:r>
           </w:p>
         </w:tc>
@@ -9492,6 +9478,593 @@
               <w:bottom w:val="single" w:color="999999" w:sz="1"/>
               <w:right w:val="single" w:color="999999" w:sz="1"/>
             </w:tcBorders>
+            <w:shd w:fill="F7F9FC" w:val="clear"/>
+            <w:tcMar>
+              <w:top w:type="dxa" w:w="60"/>
+              <w:left w:type="dxa" w:w="100"/>
+              <w:bottom w:type="dxa" w:w="60"/>
+              <w:right w:type="dxa" w:w="100"/>
+            </w:tcMar>
+          </w:tcPr>
+          <w:p>
+            <w:r>
+              <w:rPr>
+                <w:rFonts w:ascii="Arial" w:cs="Arial" w:eastAsia="Arial" w:hAnsi="Arial"/>
+                <w:sz w:val="20"/>
+                <w:szCs w:val="20"/>
+              </w:rPr>
+              <w:t xml:space="preserve">FM-EXP-04</w:t>
+            </w:r>
+          </w:p>
+        </w:tc>
+        <w:tc>
+          <w:tcPr>
+            <w:tcW w:type="dxa" w:w="3160"/>
+            <w:tcBorders>
+              <w:top w:val="single" w:color="999999" w:sz="1"/>
+              <w:left w:val="single" w:color="999999" w:sz="1"/>
+              <w:bottom w:val="single" w:color="999999" w:sz="1"/>
+              <w:right w:val="single" w:color="999999" w:sz="1"/>
+            </w:tcBorders>
+            <w:shd w:fill="F7F9FC" w:val="clear"/>
+            <w:tcMar>
+              <w:top w:type="dxa" w:w="60"/>
+              <w:left w:type="dxa" w:w="100"/>
+              <w:bottom w:type="dxa" w:w="60"/>
+              <w:right w:type="dxa" w:w="100"/>
+            </w:tcMar>
+          </w:tcPr>
+          <w:p>
+            <w:r>
+              <w:rPr>
+                <w:rFonts w:ascii="Arial" w:cs="Arial" w:eastAsia="Arial" w:hAnsi="Arial"/>
+                <w:sz w:val="20"/>
+                <w:szCs w:val="20"/>
+              </w:rPr>
+              <w:t xml:space="preserve">URS-EXP-04 not met</w:t>
+            </w:r>
+          </w:p>
+        </w:tc>
+        <w:tc>
+          <w:tcPr>
+            <w:tcW w:type="dxa" w:w="800"/>
+            <w:tcBorders>
+              <w:top w:val="single" w:color="999999" w:sz="1"/>
+              <w:left w:val="single" w:color="999999" w:sz="1"/>
+              <w:bottom w:val="single" w:color="999999" w:sz="1"/>
+              <w:right w:val="single" w:color="999999" w:sz="1"/>
+            </w:tcBorders>
+            <w:shd w:fill="F7F9FC" w:val="clear"/>
+            <w:tcMar>
+              <w:top w:type="dxa" w:w="60"/>
+              <w:left w:type="dxa" w:w="100"/>
+              <w:bottom w:type="dxa" w:w="60"/>
+              <w:right w:type="dxa" w:w="100"/>
+            </w:tcMar>
+          </w:tcPr>
+          <w:p>
+            <w:r>
+              <w:rPr>
+                <w:rFonts w:ascii="Arial" w:cs="Arial" w:eastAsia="Arial" w:hAnsi="Arial"/>
+                <w:sz w:val="20"/>
+                <w:szCs w:val="20"/>
+              </w:rPr>
+              <w:t xml:space="preserve">7</w:t>
+            </w:r>
+          </w:p>
+        </w:tc>
+        <w:tc>
+          <w:tcPr>
+            <w:tcW w:type="dxa" w:w="800"/>
+            <w:tcBorders>
+              <w:top w:val="single" w:color="999999" w:sz="1"/>
+              <w:left w:val="single" w:color="999999" w:sz="1"/>
+              <w:bottom w:val="single" w:color="999999" w:sz="1"/>
+              <w:right w:val="single" w:color="999999" w:sz="1"/>
+            </w:tcBorders>
+            <w:shd w:fill="F7F9FC" w:val="clear"/>
+            <w:tcMar>
+              <w:top w:type="dxa" w:w="60"/>
+              <w:left w:type="dxa" w:w="100"/>
+              <w:bottom w:type="dxa" w:w="60"/>
+              <w:right w:type="dxa" w:w="100"/>
+            </w:tcMar>
+          </w:tcPr>
+          <w:p>
+            <w:r>
+              <w:rPr>
+                <w:rFonts w:ascii="Arial" w:cs="Arial" w:eastAsia="Arial" w:hAnsi="Arial"/>
+                <w:sz w:val="20"/>
+                <w:szCs w:val="20"/>
+              </w:rPr>
+              <w:t xml:space="preserve">2</w:t>
+            </w:r>
+          </w:p>
+        </w:tc>
+        <w:tc>
+          <w:tcPr>
+            <w:tcW w:type="dxa" w:w="800"/>
+            <w:tcBorders>
+              <w:top w:val="single" w:color="999999" w:sz="1"/>
+              <w:left w:val="single" w:color="999999" w:sz="1"/>
+              <w:bottom w:val="single" w:color="999999" w:sz="1"/>
+              <w:right w:val="single" w:color="999999" w:sz="1"/>
+            </w:tcBorders>
+            <w:shd w:fill="F7F9FC" w:val="clear"/>
+            <w:tcMar>
+              <w:top w:type="dxa" w:w="60"/>
+              <w:left w:type="dxa" w:w="100"/>
+              <w:bottom w:type="dxa" w:w="60"/>
+              <w:right w:type="dxa" w:w="100"/>
+            </w:tcMar>
+          </w:tcPr>
+          <w:p>
+            <w:r>
+              <w:rPr>
+                <w:rFonts w:ascii="Arial" w:cs="Arial" w:eastAsia="Arial" w:hAnsi="Arial"/>
+                <w:sz w:val="20"/>
+                <w:szCs w:val="20"/>
+              </w:rPr>
+              <w:t xml:space="preserve">2</w:t>
+            </w:r>
+          </w:p>
+        </w:tc>
+        <w:tc>
+          <w:tcPr>
+            <w:tcW w:type="dxa" w:w="800"/>
+            <w:tcBorders>
+              <w:top w:val="single" w:color="999999" w:sz="1"/>
+              <w:left w:val="single" w:color="999999" w:sz="1"/>
+              <w:bottom w:val="single" w:color="999999" w:sz="1"/>
+              <w:right w:val="single" w:color="999999" w:sz="1"/>
+            </w:tcBorders>
+            <w:shd w:fill="F7F9FC" w:val="clear"/>
+            <w:tcMar>
+              <w:top w:type="dxa" w:w="60"/>
+              <w:left w:type="dxa" w:w="100"/>
+              <w:bottom w:type="dxa" w:w="60"/>
+              <w:right w:type="dxa" w:w="100"/>
+            </w:tcMar>
+          </w:tcPr>
+          <w:p>
+            <w:r>
+              <w:rPr>
+                <w:rFonts w:ascii="Arial" w:cs="Arial" w:eastAsia="Arial" w:hAnsi="Arial"/>
+                <w:sz w:val="20"/>
+                <w:szCs w:val="20"/>
+              </w:rPr>
+              <w:t xml:space="preserve">28</w:t>
+            </w:r>
+          </w:p>
+        </w:tc>
+        <w:tc>
+          <w:tcPr>
+            <w:tcW w:type="dxa" w:w="1800"/>
+            <w:tcBorders>
+              <w:top w:val="single" w:color="999999" w:sz="1"/>
+              <w:left w:val="single" w:color="999999" w:sz="1"/>
+              <w:bottom w:val="single" w:color="999999" w:sz="1"/>
+              <w:right w:val="single" w:color="999999" w:sz="1"/>
+            </w:tcBorders>
+            <w:shd w:fill="F7F9FC" w:val="clear"/>
+            <w:tcMar>
+              <w:top w:type="dxa" w:w="60"/>
+              <w:left w:type="dxa" w:w="100"/>
+              <w:bottom w:type="dxa" w:w="60"/>
+              <w:right w:type="dxa" w:w="100"/>
+            </w:tcMar>
+          </w:tcPr>
+          <w:p>
+            <w:r>
+              <w:rPr>
+                <w:rFonts w:ascii="Arial" w:cs="Arial" w:eastAsia="Arial" w:hAnsi="Arial"/>
+                <w:sz w:val="20"/>
+                <w:szCs w:val="20"/>
+              </w:rPr>
+              <w:t>Validation tests for URS-EXP-04</w:t>
+            </w:r>
+          </w:p>
+        </w:tc>
+      </w:tr>
+      <w:tr>
+        <w:tc>
+          <w:tcPr>
+            <w:tcW w:type="dxa" w:w="1200"/>
+            <w:tcBorders>
+              <w:top w:val="single" w:color="999999" w:sz="1"/>
+              <w:left w:val="single" w:color="999999" w:sz="1"/>
+              <w:bottom w:val="single" w:color="999999" w:sz="1"/>
+              <w:right w:val="single" w:color="999999" w:sz="1"/>
+            </w:tcBorders>
+            <w:tcMar>
+              <w:top w:type="dxa" w:w="60"/>
+              <w:left w:type="dxa" w:w="100"/>
+              <w:bottom w:type="dxa" w:w="60"/>
+              <w:right w:type="dxa" w:w="100"/>
+            </w:tcMar>
+          </w:tcPr>
+          <w:p>
+            <w:r>
+              <w:rPr>
+                <w:rFonts w:ascii="Arial" w:cs="Arial" w:eastAsia="Arial" w:hAnsi="Arial"/>
+                <w:sz w:val="20"/>
+                <w:szCs w:val="20"/>
+              </w:rPr>
+              <w:t xml:space="preserve">FM-EXP-05</w:t>
+            </w:r>
+          </w:p>
+        </w:tc>
+        <w:tc>
+          <w:tcPr>
+            <w:tcW w:type="dxa" w:w="3160"/>
+            <w:tcBorders>
+              <w:top w:val="single" w:color="999999" w:sz="1"/>
+              <w:left w:val="single" w:color="999999" w:sz="1"/>
+              <w:bottom w:val="single" w:color="999999" w:sz="1"/>
+              <w:right w:val="single" w:color="999999" w:sz="1"/>
+            </w:tcBorders>
+            <w:tcMar>
+              <w:top w:type="dxa" w:w="60"/>
+              <w:left w:type="dxa" w:w="100"/>
+              <w:bottom w:type="dxa" w:w="60"/>
+              <w:right w:type="dxa" w:w="100"/>
+            </w:tcMar>
+          </w:tcPr>
+          <w:p>
+            <w:r>
+              <w:rPr>
+                <w:rFonts w:ascii="Arial" w:cs="Arial" w:eastAsia="Arial" w:hAnsi="Arial"/>
+                <w:sz w:val="20"/>
+                <w:szCs w:val="20"/>
+              </w:rPr>
+              <w:t xml:space="preserve">URS-EXP-05 not met</w:t>
+            </w:r>
+          </w:p>
+        </w:tc>
+        <w:tc>
+          <w:tcPr>
+            <w:tcW w:type="dxa" w:w="800"/>
+            <w:tcBorders>
+              <w:top w:val="single" w:color="999999" w:sz="1"/>
+              <w:left w:val="single" w:color="999999" w:sz="1"/>
+              <w:bottom w:val="single" w:color="999999" w:sz="1"/>
+              <w:right w:val="single" w:color="999999" w:sz="1"/>
+            </w:tcBorders>
+            <w:tcMar>
+              <w:top w:type="dxa" w:w="60"/>
+              <w:left w:type="dxa" w:w="100"/>
+              <w:bottom w:type="dxa" w:w="60"/>
+              <w:right w:type="dxa" w:w="100"/>
+            </w:tcMar>
+          </w:tcPr>
+          <w:p>
+            <w:r>
+              <w:rPr>
+                <w:rFonts w:ascii="Arial" w:cs="Arial" w:eastAsia="Arial" w:hAnsi="Arial"/>
+                <w:sz w:val="20"/>
+                <w:szCs w:val="20"/>
+              </w:rPr>
+              <w:t xml:space="preserve">4</w:t>
+            </w:r>
+          </w:p>
+        </w:tc>
+        <w:tc>
+          <w:tcPr>
+            <w:tcW w:type="dxa" w:w="800"/>
+            <w:tcBorders>
+              <w:top w:val="single" w:color="999999" w:sz="1"/>
+              <w:left w:val="single" w:color="999999" w:sz="1"/>
+              <w:bottom w:val="single" w:color="999999" w:sz="1"/>
+              <w:right w:val="single" w:color="999999" w:sz="1"/>
+            </w:tcBorders>
+            <w:tcMar>
+              <w:top w:type="dxa" w:w="60"/>
+              <w:left w:type="dxa" w:w="100"/>
+              <w:bottom w:type="dxa" w:w="60"/>
+              <w:right w:type="dxa" w:w="100"/>
+            </w:tcMar>
+          </w:tcPr>
+          <w:p>
+            <w:r>
+              <w:rPr>
+                <w:rFonts w:ascii="Arial" w:cs="Arial" w:eastAsia="Arial" w:hAnsi="Arial"/>
+                <w:sz w:val="20"/>
+                <w:szCs w:val="20"/>
+              </w:rPr>
+              <w:t xml:space="preserve">2</w:t>
+            </w:r>
+          </w:p>
+        </w:tc>
+        <w:tc>
+          <w:tcPr>
+            <w:tcW w:type="dxa" w:w="800"/>
+            <w:tcBorders>
+              <w:top w:val="single" w:color="999999" w:sz="1"/>
+              <w:left w:val="single" w:color="999999" w:sz="1"/>
+              <w:bottom w:val="single" w:color="999999" w:sz="1"/>
+              <w:right w:val="single" w:color="999999" w:sz="1"/>
+            </w:tcBorders>
+            <w:tcMar>
+              <w:top w:type="dxa" w:w="60"/>
+              <w:left w:type="dxa" w:w="100"/>
+              <w:bottom w:type="dxa" w:w="60"/>
+              <w:right w:type="dxa" w:w="100"/>
+            </w:tcMar>
+          </w:tcPr>
+          <w:p>
+            <w:r>
+              <w:rPr>
+                <w:rFonts w:ascii="Arial" w:cs="Arial" w:eastAsia="Arial" w:hAnsi="Arial"/>
+                <w:sz w:val="20"/>
+                <w:szCs w:val="20"/>
+              </w:rPr>
+              <w:t xml:space="preserve">2</w:t>
+            </w:r>
+          </w:p>
+        </w:tc>
+        <w:tc>
+          <w:tcPr>
+            <w:tcW w:type="dxa" w:w="800"/>
+            <w:tcBorders>
+              <w:top w:val="single" w:color="999999" w:sz="1"/>
+              <w:left w:val="single" w:color="999999" w:sz="1"/>
+              <w:bottom w:val="single" w:color="999999" w:sz="1"/>
+              <w:right w:val="single" w:color="999999" w:sz="1"/>
+            </w:tcBorders>
+            <w:tcMar>
+              <w:top w:type="dxa" w:w="60"/>
+              <w:left w:type="dxa" w:w="100"/>
+              <w:bottom w:type="dxa" w:w="60"/>
+              <w:right w:type="dxa" w:w="100"/>
+            </w:tcMar>
+          </w:tcPr>
+          <w:p>
+            <w:r>
+              <w:rPr>
+                <w:rFonts w:ascii="Arial" w:cs="Arial" w:eastAsia="Arial" w:hAnsi="Arial"/>
+                <w:sz w:val="20"/>
+                <w:szCs w:val="20"/>
+              </w:rPr>
+              <w:t xml:space="preserve">16</w:t>
+            </w:r>
+          </w:p>
+        </w:tc>
+        <w:tc>
+          <w:tcPr>
+            <w:tcW w:type="dxa" w:w="1800"/>
+            <w:tcBorders>
+              <w:top w:val="single" w:color="999999" w:sz="1"/>
+              <w:left w:val="single" w:color="999999" w:sz="1"/>
+              <w:bottom w:val="single" w:color="999999" w:sz="1"/>
+              <w:right w:val="single" w:color="999999" w:sz="1"/>
+            </w:tcBorders>
+            <w:tcMar>
+              <w:top w:type="dxa" w:w="60"/>
+              <w:left w:type="dxa" w:w="100"/>
+              <w:bottom w:type="dxa" w:w="60"/>
+              <w:right w:type="dxa" w:w="100"/>
+            </w:tcMar>
+          </w:tcPr>
+          <w:p>
+            <w:r>
+              <w:rPr>
+                <w:rFonts w:ascii="Arial" w:cs="Arial" w:eastAsia="Arial" w:hAnsi="Arial"/>
+                <w:sz w:val="20"/>
+                <w:szCs w:val="20"/>
+              </w:rPr>
+              <w:t>Validation tests for URS-EXP-05</w:t>
+            </w:r>
+          </w:p>
+        </w:tc>
+      </w:tr>
+      <w:tr>
+        <w:tc>
+          <w:tcPr>
+            <w:tcW w:type="dxa" w:w="1200"/>
+            <w:tcBorders>
+              <w:top w:val="single" w:color="999999" w:sz="1"/>
+              <w:left w:val="single" w:color="999999" w:sz="1"/>
+              <w:bottom w:val="single" w:color="999999" w:sz="1"/>
+              <w:right w:val="single" w:color="999999" w:sz="1"/>
+            </w:tcBorders>
+            <w:shd w:fill="F7F9FC" w:val="clear"/>
+            <w:tcMar>
+              <w:top w:type="dxa" w:w="60"/>
+              <w:left w:type="dxa" w:w="100"/>
+              <w:bottom w:type="dxa" w:w="60"/>
+              <w:right w:type="dxa" w:w="100"/>
+            </w:tcMar>
+          </w:tcPr>
+          <w:p>
+            <w:r>
+              <w:rPr>
+                <w:rFonts w:ascii="Arial" w:cs="Arial" w:eastAsia="Arial" w:hAnsi="Arial"/>
+                <w:sz w:val="20"/>
+                <w:szCs w:val="20"/>
+              </w:rPr>
+              <w:t xml:space="preserve">FM-EXP-06</w:t>
+            </w:r>
+          </w:p>
+        </w:tc>
+        <w:tc>
+          <w:tcPr>
+            <w:tcW w:type="dxa" w:w="3160"/>
+            <w:tcBorders>
+              <w:top w:val="single" w:color="999999" w:sz="1"/>
+              <w:left w:val="single" w:color="999999" w:sz="1"/>
+              <w:bottom w:val="single" w:color="999999" w:sz="1"/>
+              <w:right w:val="single" w:color="999999" w:sz="1"/>
+            </w:tcBorders>
+            <w:shd w:fill="F7F9FC" w:val="clear"/>
+            <w:tcMar>
+              <w:top w:type="dxa" w:w="60"/>
+              <w:left w:type="dxa" w:w="100"/>
+              <w:bottom w:type="dxa" w:w="60"/>
+              <w:right w:type="dxa" w:w="100"/>
+            </w:tcMar>
+          </w:tcPr>
+          <w:p>
+            <w:r>
+              <w:rPr>
+                <w:rFonts w:ascii="Arial" w:cs="Arial" w:eastAsia="Arial" w:hAnsi="Arial"/>
+                <w:sz w:val="20"/>
+                <w:szCs w:val="20"/>
+              </w:rPr>
+              <w:t xml:space="preserve">URS-EXP-06 not met</w:t>
+            </w:r>
+          </w:p>
+        </w:tc>
+        <w:tc>
+          <w:tcPr>
+            <w:tcW w:type="dxa" w:w="800"/>
+            <w:tcBorders>
+              <w:top w:val="single" w:color="999999" w:sz="1"/>
+              <w:left w:val="single" w:color="999999" w:sz="1"/>
+              <w:bottom w:val="single" w:color="999999" w:sz="1"/>
+              <w:right w:val="single" w:color="999999" w:sz="1"/>
+            </w:tcBorders>
+            <w:shd w:fill="F7F9FC" w:val="clear"/>
+            <w:tcMar>
+              <w:top w:type="dxa" w:w="60"/>
+              <w:left w:type="dxa" w:w="100"/>
+              <w:bottom w:type="dxa" w:w="60"/>
+              <w:right w:type="dxa" w:w="100"/>
+            </w:tcMar>
+          </w:tcPr>
+          <w:p>
+            <w:r>
+              <w:rPr>
+                <w:rFonts w:ascii="Arial" w:cs="Arial" w:eastAsia="Arial" w:hAnsi="Arial"/>
+                <w:sz w:val="20"/>
+                <w:szCs w:val="20"/>
+              </w:rPr>
+              <w:t xml:space="preserve">4</w:t>
+            </w:r>
+          </w:p>
+        </w:tc>
+        <w:tc>
+          <w:tcPr>
+            <w:tcW w:type="dxa" w:w="800"/>
+            <w:tcBorders>
+              <w:top w:val="single" w:color="999999" w:sz="1"/>
+              <w:left w:val="single" w:color="999999" w:sz="1"/>
+              <w:bottom w:val="single" w:color="999999" w:sz="1"/>
+              <w:right w:val="single" w:color="999999" w:sz="1"/>
+            </w:tcBorders>
+            <w:shd w:fill="F7F9FC" w:val="clear"/>
+            <w:tcMar>
+              <w:top w:type="dxa" w:w="60"/>
+              <w:left w:type="dxa" w:w="100"/>
+              <w:bottom w:type="dxa" w:w="60"/>
+              <w:right w:type="dxa" w:w="100"/>
+            </w:tcMar>
+          </w:tcPr>
+          <w:p>
+            <w:r>
+              <w:rPr>
+                <w:rFonts w:ascii="Arial" w:cs="Arial" w:eastAsia="Arial" w:hAnsi="Arial"/>
+                <w:sz w:val="20"/>
+                <w:szCs w:val="20"/>
+              </w:rPr>
+              <w:t xml:space="preserve">2</w:t>
+            </w:r>
+          </w:p>
+        </w:tc>
+        <w:tc>
+          <w:tcPr>
+            <w:tcW w:type="dxa" w:w="800"/>
+            <w:tcBorders>
+              <w:top w:val="single" w:color="999999" w:sz="1"/>
+              <w:left w:val="single" w:color="999999" w:sz="1"/>
+              <w:bottom w:val="single" w:color="999999" w:sz="1"/>
+              <w:right w:val="single" w:color="999999" w:sz="1"/>
+            </w:tcBorders>
+            <w:shd w:fill="F7F9FC" w:val="clear"/>
+            <w:tcMar>
+              <w:top w:type="dxa" w:w="60"/>
+              <w:left w:type="dxa" w:w="100"/>
+              <w:bottom w:type="dxa" w:w="60"/>
+              <w:right w:type="dxa" w:w="100"/>
+            </w:tcMar>
+          </w:tcPr>
+          <w:p>
+            <w:r>
+              <w:rPr>
+                <w:rFonts w:ascii="Arial" w:cs="Arial" w:eastAsia="Arial" w:hAnsi="Arial"/>
+                <w:sz w:val="20"/>
+                <w:szCs w:val="20"/>
+              </w:rPr>
+              <w:t xml:space="preserve">2</w:t>
+            </w:r>
+          </w:p>
+        </w:tc>
+        <w:tc>
+          <w:tcPr>
+            <w:tcW w:type="dxa" w:w="800"/>
+            <w:tcBorders>
+              <w:top w:val="single" w:color="999999" w:sz="1"/>
+              <w:left w:val="single" w:color="999999" w:sz="1"/>
+              <w:bottom w:val="single" w:color="999999" w:sz="1"/>
+              <w:right w:val="single" w:color="999999" w:sz="1"/>
+            </w:tcBorders>
+            <w:shd w:fill="F7F9FC" w:val="clear"/>
+            <w:tcMar>
+              <w:top w:type="dxa" w:w="60"/>
+              <w:left w:type="dxa" w:w="100"/>
+              <w:bottom w:type="dxa" w:w="60"/>
+              <w:right w:type="dxa" w:w="100"/>
+            </w:tcMar>
+          </w:tcPr>
+          <w:p>
+            <w:r>
+              <w:rPr>
+                <w:rFonts w:ascii="Arial" w:cs="Arial" w:eastAsia="Arial" w:hAnsi="Arial"/>
+                <w:sz w:val="20"/>
+                <w:szCs w:val="20"/>
+              </w:rPr>
+              <w:t xml:space="preserve">16</w:t>
+            </w:r>
+          </w:p>
+        </w:tc>
+        <w:tc>
+          <w:tcPr>
+            <w:tcW w:type="dxa" w:w="1800"/>
+            <w:tcBorders>
+              <w:top w:val="single" w:color="999999" w:sz="1"/>
+              <w:left w:val="single" w:color="999999" w:sz="1"/>
+              <w:bottom w:val="single" w:color="999999" w:sz="1"/>
+              <w:right w:val="single" w:color="999999" w:sz="1"/>
+            </w:tcBorders>
+            <w:shd w:fill="F7F9FC" w:val="clear"/>
+            <w:tcMar>
+              <w:top w:type="dxa" w:w="60"/>
+              <w:left w:type="dxa" w:w="100"/>
+              <w:bottom w:type="dxa" w:w="60"/>
+              <w:right w:type="dxa" w:w="100"/>
+            </w:tcMar>
+          </w:tcPr>
+          <w:p>
+            <w:r>
+              <w:rPr>
+                <w:rFonts w:ascii="Arial" w:cs="Arial" w:eastAsia="Arial" w:hAnsi="Arial"/>
+                <w:sz w:val="20"/>
+                <w:szCs w:val="20"/>
+              </w:rPr>
+              <w:t>Validation tests for URS-EXP-06</w:t>
+            </w:r>
+          </w:p>
+        </w:tc>
+      </w:tr>
+      <w:tr>
+        <w:tc>
+          <w:tcPr>
+            <w:tcW w:type="dxa" w:w="1200"/>
+            <w:tcBorders>
+              <w:top w:val="single" w:color="999999" w:sz="1"/>
+              <w:left w:val="single" w:color="999999" w:sz="1"/>
+              <w:bottom w:val="single" w:color="999999" w:sz="1"/>
+              <w:right w:val="single" w:color="999999" w:sz="1"/>
+            </w:tcBorders>
             <w:tcMar>
               <w:top w:type="dxa" w:w="60"/>
               <w:left w:type="dxa" w:w="100"/>
@@ -9669,6 +10242,197 @@
                 <w:szCs w:val="20"/>
               </w:rPr>
               <w:t>Validation tests for URS-EXP-07</w:t>
+            </w:r>
+          </w:p>
+        </w:tc>
+      </w:tr>
+      <w:tr>
+        <w:tc>
+          <w:tcPr>
+            <w:tcW w:type="dxa" w:w="1200"/>
+            <w:tcBorders>
+              <w:top w:val="single" w:color="999999" w:sz="1"/>
+              <w:left w:val="single" w:color="999999" w:sz="1"/>
+              <w:bottom w:val="single" w:color="999999" w:sz="1"/>
+              <w:right w:val="single" w:color="999999" w:sz="1"/>
+            </w:tcBorders>
+            <w:tcMar>
+              <w:top w:type="dxa" w:w="60"/>
+              <w:left w:type="dxa" w:w="100"/>
+              <w:bottom w:type="dxa" w:w="60"/>
+              <w:right w:type="dxa" w:w="100"/>
+            </w:tcMar>
+          </w:tcPr>
+          <w:p>
+            <w:r>
+              <w:rPr>
+                <w:rFonts w:ascii="Arial" w:cs="Arial" w:eastAsia="Arial" w:hAnsi="Arial"/>
+                <w:sz w:val="20"/>
+                <w:szCs w:val="20"/>
+              </w:rPr>
+              <w:t>FM-EXP-08</w:t>
+            </w:r>
+          </w:p>
+        </w:tc>
+        <w:tc>
+          <w:tcPr>
+            <w:tcW w:type="dxa" w:w="3160"/>
+            <w:tcBorders>
+              <w:top w:val="single" w:color="999999" w:sz="1"/>
+              <w:left w:val="single" w:color="999999" w:sz="1"/>
+              <w:bottom w:val="single" w:color="999999" w:sz="1"/>
+              <w:right w:val="single" w:color="999999" w:sz="1"/>
+            </w:tcBorders>
+            <w:tcMar>
+              <w:top w:type="dxa" w:w="60"/>
+              <w:left w:type="dxa" w:w="100"/>
+              <w:bottom w:type="dxa" w:w="60"/>
+              <w:right w:type="dxa" w:w="100"/>
+            </w:tcMar>
+          </w:tcPr>
+          <w:p>
+            <w:r>
+              <w:rPr>
+                <w:rFonts w:ascii="Arial" w:cs="Arial" w:eastAsia="Arial" w:hAnsi="Arial"/>
+                <w:sz w:val="20"/>
+                <w:szCs w:val="20"/>
+              </w:rPr>
+              <w:t>URS-EXP-08 not met</w:t>
+            </w:r>
+          </w:p>
+        </w:tc>
+        <w:tc>
+          <w:tcPr>
+            <w:tcW w:type="dxa" w:w="800"/>
+            <w:tcBorders>
+              <w:top w:val="single" w:color="999999" w:sz="1"/>
+              <w:left w:val="single" w:color="999999" w:sz="1"/>
+              <w:bottom w:val="single" w:color="999999" w:sz="1"/>
+              <w:right w:val="single" w:color="999999" w:sz="1"/>
+            </w:tcBorders>
+            <w:tcMar>
+              <w:top w:type="dxa" w:w="60"/>
+              <w:left w:type="dxa" w:w="100"/>
+              <w:bottom w:type="dxa" w:w="60"/>
+              <w:right w:type="dxa" w:w="100"/>
+            </w:tcMar>
+          </w:tcPr>
+          <w:p>
+            <w:r>
+              <w:rPr>
+                <w:rFonts w:ascii="Arial" w:cs="Arial" w:eastAsia="Arial" w:hAnsi="Arial"/>
+                <w:sz w:val="20"/>
+                <w:szCs w:val="20"/>
+              </w:rPr>
+              <w:t>7</w:t>
+            </w:r>
+          </w:p>
+        </w:tc>
+        <w:tc>
+          <w:tcPr>
+            <w:tcW w:type="dxa" w:w="800"/>
+            <w:tcBorders>
+              <w:top w:val="single" w:color="999999" w:sz="1"/>
+              <w:left w:val="single" w:color="999999" w:sz="1"/>
+              <w:bottom w:val="single" w:color="999999" w:sz="1"/>
+              <w:right w:val="single" w:color="999999" w:sz="1"/>
+            </w:tcBorders>
+            <w:tcMar>
+              <w:top w:type="dxa" w:w="60"/>
+              <w:left w:type="dxa" w:w="100"/>
+              <w:bottom w:type="dxa" w:w="60"/>
+              <w:right w:type="dxa" w:w="100"/>
+            </w:tcMar>
+          </w:tcPr>
+          <w:p>
+            <w:r>
+              <w:rPr>
+                <w:rFonts w:ascii="Arial" w:cs="Arial" w:eastAsia="Arial" w:hAnsi="Arial"/>
+                <w:sz w:val="20"/>
+                <w:szCs w:val="20"/>
+              </w:rPr>
+              <w:t>2</w:t>
+            </w:r>
+          </w:p>
+        </w:tc>
+        <w:tc>
+          <w:tcPr>
+            <w:tcW w:type="dxa" w:w="800"/>
+            <w:tcBorders>
+              <w:top w:val="single" w:color="999999" w:sz="1"/>
+              <w:left w:val="single" w:color="999999" w:sz="1"/>
+              <w:bottom w:val="single" w:color="999999" w:sz="1"/>
+              <w:right w:val="single" w:color="999999" w:sz="1"/>
+            </w:tcBorders>
+            <w:tcMar>
+              <w:top w:type="dxa" w:w="60"/>
+              <w:left w:type="dxa" w:w="100"/>
+              <w:bottom w:type="dxa" w:w="60"/>
+              <w:right w:type="dxa" w:w="100"/>
+            </w:tcMar>
+          </w:tcPr>
+          <w:p>
+            <w:r>
+              <w:rPr>
+                <w:rFonts w:ascii="Arial" w:cs="Arial" w:eastAsia="Arial" w:hAnsi="Arial"/>
+                <w:sz w:val="20"/>
+                <w:szCs w:val="20"/>
+              </w:rPr>
+              <w:t>2</w:t>
+            </w:r>
+          </w:p>
+        </w:tc>
+        <w:tc>
+          <w:tcPr>
+            <w:tcW w:type="dxa" w:w="800"/>
+            <w:tcBorders>
+              <w:top w:val="single" w:color="999999" w:sz="1"/>
+              <w:left w:val="single" w:color="999999" w:sz="1"/>
+              <w:bottom w:val="single" w:color="999999" w:sz="1"/>
+              <w:right w:val="single" w:color="999999" w:sz="1"/>
+            </w:tcBorders>
+            <w:tcMar>
+              <w:top w:type="dxa" w:w="60"/>
+              <w:left w:type="dxa" w:w="100"/>
+              <w:bottom w:type="dxa" w:w="60"/>
+              <w:right w:type="dxa" w:w="100"/>
+            </w:tcMar>
+          </w:tcPr>
+          <w:p>
+            <w:r>
+              <w:rPr>
+                <w:rFonts w:ascii="Arial" w:cs="Arial" w:eastAsia="Arial" w:hAnsi="Arial"/>
+                <w:sz w:val="20"/>
+                <w:szCs w:val="20"/>
+              </w:rPr>
+              <w:t>28</w:t>
+            </w:r>
+          </w:p>
+        </w:tc>
+        <w:tc>
+          <w:tcPr>
+            <w:tcW w:type="dxa" w:w="1800"/>
+            <w:tcBorders>
+              <w:top w:val="single" w:color="999999" w:sz="1"/>
+              <w:left w:val="single" w:color="999999" w:sz="1"/>
+              <w:bottom w:val="single" w:color="999999" w:sz="1"/>
+              <w:right w:val="single" w:color="999999" w:sz="1"/>
+            </w:tcBorders>
+            <w:tcMar>
+              <w:top w:type="dxa" w:w="60"/>
+              <w:left w:type="dxa" w:w="100"/>
+              <w:bottom w:type="dxa" w:w="60"/>
+              <w:right w:type="dxa" w:w="100"/>
+            </w:tcMar>
+          </w:tcPr>
+          <w:p>
+            <w:r>
+              <w:rPr>
+                <w:rFonts w:ascii="Arial" w:cs="Arial" w:eastAsia="Arial" w:hAnsi="Arial"/>
+                <w:sz w:val="20"/>
+                <w:szCs w:val="20"/>
+              </w:rPr>
+              <w:t>Validation tests for URS-EXP-08</w:t>
             </w:r>
           </w:p>
         </w:tc>
@@ -12405,7 +13169,7 @@
                 <w:sz w:val="20"/>
                 <w:szCs w:val="20"/>
               </w:rPr>
-              <w:t>A statistical methods page shall document all formulas, algorithms, and references used, as implemented.</w:t>
+              <w:t>A statistical methods page shall document all formulas, algorithms, and references used, as implemented, including partial AUCs and how they are calculated, interpolated and compared.</w:t>
             </w:r>
           </w:p>
         </w:tc>
@@ -12857,7 +13621,7 @@
                 <w:sz w:val="20"/>
                 <w:szCs w:val="20"/>
               </w:rPr>
-              <w:t>Codes taken from release 2026-03-27 (codelists C85839/C85493); release date and source hash stated; mapping depends on route and steady state; results are not described as SDTM PP datasets.</w:t>
+              <w:t>Codes taken from release 2026-03-27 (codelists C85839/C85493); release date and source hash stated; mapping depends on route and steady state; results are not described as SDTM PP datasets. Partial AUC columns map to AUCINT, with the interval start and end named for PPSTINT/PPENINT.</w:t>
             </w:r>
           </w:p>
         </w:tc>
@@ -16004,6 +16768,294 @@
           </w:p>
         </w:tc>
       </w:tr>
+      <w:tr>
+        <w:tc>
+          <w:tcPr>
+            <w:tcW w:type="dxa" w:w="1200"/>
+            <w:tcBorders>
+              <w:top w:val="single" w:color="999999" w:sz="1"/>
+              <w:left w:val="single" w:color="999999" w:sz="1"/>
+              <w:bottom w:val="single" w:color="999999" w:sz="1"/>
+              <w:right w:val="single" w:color="999999" w:sz="1"/>
+            </w:tcBorders>
+            <w:shd w:fill="F7F9FC" w:val="clear"/>
+            <w:tcMar>
+              <w:top w:type="dxa" w:w="60"/>
+              <w:left w:type="dxa" w:w="100"/>
+              <w:bottom w:type="dxa" w:w="60"/>
+              <w:right w:type="dxa" w:w="100"/>
+            </w:tcMar>
+          </w:tcPr>
+          <w:p>
+            <w:r>
+              <w:rPr>
+                <w:rFonts w:ascii="Arial" w:cs="Arial" w:eastAsia="Arial" w:hAnsi="Arial"/>
+                <w:b/>
+                <w:bCs/>
+                <w:sz w:val="20"/>
+                <w:szCs w:val="20"/>
+              </w:rPr>
+              <w:t>URS-NCA-13</w:t>
+            </w:r>
+          </w:p>
+        </w:tc>
+        <w:tc>
+          <w:tcPr>
+            <w:tcW w:type="dxa" w:w="3600"/>
+            <w:tcBorders>
+              <w:top w:val="single" w:color="999999" w:sz="1"/>
+              <w:left w:val="single" w:color="999999" w:sz="1"/>
+              <w:bottom w:val="single" w:color="999999" w:sz="1"/>
+              <w:right w:val="single" w:color="999999" w:sz="1"/>
+            </w:tcBorders>
+            <w:shd w:fill="F7F9FC" w:val="clear"/>
+            <w:tcMar>
+              <w:top w:type="dxa" w:w="60"/>
+              <w:left w:type="dxa" w:w="100"/>
+              <w:bottom w:type="dxa" w:w="60"/>
+              <w:right w:type="dxa" w:w="100"/>
+            </w:tcMar>
+          </w:tcPr>
+          <w:p>
+            <w:r>
+              <w:rPr>
+                <w:rFonts w:ascii="Arial" w:cs="Arial" w:eastAsia="Arial" w:hAnsi="Arial"/>
+                <w:sz w:val="20"/>
+                <w:szCs w:val="20"/>
+              </w:rPr>
+              <w:t>The system shall calculate partial AUCs over intervals entered by the user, with an end at a time or at the last measurable concentration (t), using the trapezoidal method of the analysis. A partial AUC that would need data after the last measurable concentration shall not be reported. Optionally the highest observed concentration within an interval and its time shall be reported.</w:t>
+            </w:r>
+          </w:p>
+        </w:tc>
+        <w:tc>
+          <w:tcPr>
+            <w:tcW w:type="dxa" w:w="2960"/>
+            <w:tcBorders>
+              <w:top w:val="single" w:color="999999" w:sz="1"/>
+              <w:left w:val="single" w:color="999999" w:sz="1"/>
+              <w:bottom w:val="single" w:color="999999" w:sz="1"/>
+              <w:right w:val="single" w:color="999999" w:sz="1"/>
+            </w:tcBorders>
+            <w:shd w:fill="F7F9FC" w:val="clear"/>
+            <w:tcMar>
+              <w:top w:type="dxa" w:w="60"/>
+              <w:left w:type="dxa" w:w="100"/>
+              <w:bottom w:type="dxa" w:w="60"/>
+              <w:right w:type="dxa" w:w="100"/>
+            </w:tcMar>
+          </w:tcPr>
+          <w:p>
+            <w:r>
+              <w:rPr>
+                <w:rFonts w:ascii="Arial" w:cs="Arial" w:eastAsia="Arial" w:hAnsi="Arial"/>
+                <w:sz w:val="20"/>
+                <w:szCs w:val="20"/>
+              </w:rPr>
+              <w:t>Values equal hand-calculated trapezoids for both trapezoidal methods; an interval ending at t equals AUC0-t minus the AUC from 0 to the start, per profile; nothing is reported past the last measurable concentration, whatever the lambda-z fit; batch, single-profile and bioequivalence paths agree.</w:t>
+            </w:r>
+          </w:p>
+        </w:tc>
+        <w:tc>
+          <w:tcPr>
+            <w:tcW w:type="dxa" w:w="800"/>
+            <w:tcBorders>
+              <w:top w:val="single" w:color="999999" w:sz="1"/>
+              <w:left w:val="single" w:color="999999" w:sz="1"/>
+              <w:bottom w:val="single" w:color="999999" w:sz="1"/>
+              <w:right w:val="single" w:color="999999" w:sz="1"/>
+            </w:tcBorders>
+            <w:shd w:fill="F7F9FC" w:val="clear"/>
+            <w:tcMar>
+              <w:top w:type="dxa" w:w="60"/>
+              <w:left w:type="dxa" w:w="100"/>
+              <w:bottom w:type="dxa" w:w="60"/>
+              <w:right w:type="dxa" w:w="100"/>
+            </w:tcMar>
+          </w:tcPr>
+          <w:p>
+            <w:r>
+              <w:rPr>
+                <w:rFonts w:ascii="Arial" w:cs="Arial" w:eastAsia="Arial" w:hAnsi="Arial"/>
+                <w:sz w:val="20"/>
+                <w:szCs w:val="20"/>
+              </w:rPr>
+              <w:t>Critical</w:t>
+            </w:r>
+          </w:p>
+        </w:tc>
+        <w:tc>
+          <w:tcPr>
+            <w:tcW w:type="dxa" w:w="800"/>
+            <w:tcBorders>
+              <w:top w:val="single" w:color="999999" w:sz="1"/>
+              <w:left w:val="single" w:color="999999" w:sz="1"/>
+              <w:bottom w:val="single" w:color="999999" w:sz="1"/>
+              <w:right w:val="single" w:color="999999" w:sz="1"/>
+            </w:tcBorders>
+            <w:shd w:fill="F7F9FC" w:val="clear"/>
+            <w:tcMar>
+              <w:top w:type="dxa" w:w="60"/>
+              <w:left w:type="dxa" w:w="100"/>
+              <w:bottom w:type="dxa" w:w="60"/>
+              <w:right w:type="dxa" w:w="100"/>
+            </w:tcMar>
+          </w:tcPr>
+          <w:p>
+            <w:r>
+              <w:rPr>
+                <w:rFonts w:ascii="Arial" w:cs="Arial" w:eastAsia="Arial" w:hAnsi="Arial"/>
+                <w:sz w:val="20"/>
+                <w:szCs w:val="20"/>
+              </w:rPr>
+              <w:t>FM-NCA-13</w:t>
+            </w:r>
+          </w:p>
+        </w:tc>
+      </w:tr>
+      <w:tr>
+        <w:tc>
+          <w:tcPr>
+            <w:tcW w:type="dxa" w:w="1200"/>
+            <w:tcBorders>
+              <w:top w:val="single" w:color="999999" w:sz="1"/>
+              <w:left w:val="single" w:color="999999" w:sz="1"/>
+              <w:bottom w:val="single" w:color="999999" w:sz="1"/>
+              <w:right w:val="single" w:color="999999" w:sz="1"/>
+            </w:tcBorders>
+            <w:shd w:fill="F7F9FC" w:val="clear"/>
+            <w:tcMar>
+              <w:top w:type="dxa" w:w="60"/>
+              <w:left w:type="dxa" w:w="100"/>
+              <w:bottom w:type="dxa" w:w="60"/>
+              <w:right w:type="dxa" w:w="100"/>
+            </w:tcMar>
+          </w:tcPr>
+          <w:p>
+            <w:r>
+              <w:rPr>
+                <w:rFonts w:ascii="Arial" w:cs="Arial" w:eastAsia="Arial" w:hAnsi="Arial"/>
+                <w:b/>
+                <w:bCs/>
+                <w:sz w:val="20"/>
+                <w:szCs w:val="20"/>
+              </w:rPr>
+              <w:t>URS-NCA-14</w:t>
+            </w:r>
+          </w:p>
+        </w:tc>
+        <w:tc>
+          <w:tcPr>
+            <w:tcW w:type="dxa" w:w="3600"/>
+            <w:tcBorders>
+              <w:top w:val="single" w:color="999999" w:sz="1"/>
+              <w:left w:val="single" w:color="999999" w:sz="1"/>
+              <w:bottom w:val="single" w:color="999999" w:sz="1"/>
+              <w:right w:val="single" w:color="999999" w:sz="1"/>
+            </w:tcBorders>
+            <w:shd w:fill="F7F9FC" w:val="clear"/>
+            <w:tcMar>
+              <w:top w:type="dxa" w:w="60"/>
+              <w:left w:type="dxa" w:w="100"/>
+              <w:bottom w:type="dxa" w:w="60"/>
+              <w:right w:type="dxa" w:w="100"/>
+            </w:tcMar>
+          </w:tcPr>
+          <w:p>
+            <w:r>
+              <w:rPr>
+                <w:rFonts w:ascii="Arial" w:cs="Arial" w:eastAsia="Arial" w:hAnsi="Arial"/>
+                <w:sz w:val="20"/>
+                <w:szCs w:val="20"/>
+              </w:rPr>
+              <w:t>At steady state the system shall refuse partial AUC intervals that do not lie within 0 to the dosing interval (tau).</w:t>
+            </w:r>
+          </w:p>
+        </w:tc>
+        <w:tc>
+          <w:tcPr>
+            <w:tcW w:type="dxa" w:w="2960"/>
+            <w:tcBorders>
+              <w:top w:val="single" w:color="999999" w:sz="1"/>
+              <w:left w:val="single" w:color="999999" w:sz="1"/>
+              <w:bottom w:val="single" w:color="999999" w:sz="1"/>
+              <w:right w:val="single" w:color="999999" w:sz="1"/>
+            </w:tcBorders>
+            <w:shd w:fill="F7F9FC" w:val="clear"/>
+            <w:tcMar>
+              <w:top w:type="dxa" w:w="60"/>
+              <w:left w:type="dxa" w:w="100"/>
+              <w:bottom w:type="dxa" w:w="60"/>
+              <w:right w:type="dxa" w:w="100"/>
+            </w:tcMar>
+          </w:tcPr>
+          <w:p>
+            <w:r>
+              <w:rPr>
+                <w:rFonts w:ascii="Arial" w:cs="Arial" w:eastAsia="Arial" w:hAnsi="Arial"/>
+                <w:sz w:val="20"/>
+                <w:szCs w:val="20"/>
+              </w:rPr>
+              <w:t>An interval ending after tau, or at the last measurable concentration, is refused with a message and no analysis is produced; a 0-tau interval equals AUCtau when tau lies within the sampled profile.</w:t>
+            </w:r>
+          </w:p>
+        </w:tc>
+        <w:tc>
+          <w:tcPr>
+            <w:tcW w:type="dxa" w:w="800"/>
+            <w:tcBorders>
+              <w:top w:val="single" w:color="999999" w:sz="1"/>
+              <w:left w:val="single" w:color="999999" w:sz="1"/>
+              <w:bottom w:val="single" w:color="999999" w:sz="1"/>
+              <w:right w:val="single" w:color="999999" w:sz="1"/>
+            </w:tcBorders>
+            <w:shd w:fill="F7F9FC" w:val="clear"/>
+            <w:tcMar>
+              <w:top w:type="dxa" w:w="60"/>
+              <w:left w:type="dxa" w:w="100"/>
+              <w:bottom w:type="dxa" w:w="60"/>
+              <w:right w:type="dxa" w:w="100"/>
+            </w:tcMar>
+          </w:tcPr>
+          <w:p>
+            <w:r>
+              <w:rPr>
+                <w:rFonts w:ascii="Arial" w:cs="Arial" w:eastAsia="Arial" w:hAnsi="Arial"/>
+                <w:sz w:val="20"/>
+                <w:szCs w:val="20"/>
+              </w:rPr>
+              <w:t>Medium</w:t>
+            </w:r>
+          </w:p>
+        </w:tc>
+        <w:tc>
+          <w:tcPr>
+            <w:tcW w:type="dxa" w:w="800"/>
+            <w:tcBorders>
+              <w:top w:val="single" w:color="999999" w:sz="1"/>
+              <w:left w:val="single" w:color="999999" w:sz="1"/>
+              <w:bottom w:val="single" w:color="999999" w:sz="1"/>
+              <w:right w:val="single" w:color="999999" w:sz="1"/>
+            </w:tcBorders>
+            <w:shd w:fill="F7F9FC" w:val="clear"/>
+            <w:tcMar>
+              <w:top w:type="dxa" w:w="60"/>
+              <w:left w:type="dxa" w:w="100"/>
+              <w:bottom w:type="dxa" w:w="60"/>
+              <w:right w:type="dxa" w:w="100"/>
+            </w:tcMar>
+          </w:tcPr>
+          <w:p>
+            <w:r>
+              <w:rPr>
+                <w:rFonts w:ascii="Arial" w:cs="Arial" w:eastAsia="Arial" w:hAnsi="Arial"/>
+                <w:sz w:val="20"/>
+                <w:szCs w:val="20"/>
+              </w:rPr>
+              <w:t>FM-NCA-14</w:t>
+            </w:r>
+          </w:p>
+        </w:tc>
+      </w:tr>
     </w:tbl>
     <w:p>
       <w:pPr>
@@ -17477,6 +18529,150 @@
                 <w:szCs w:val="20"/>
               </w:rPr>
               <w:t>FM-BE-09</w:t>
+            </w:r>
+          </w:p>
+        </w:tc>
+      </w:tr>
+      <w:tr>
+        <w:tc>
+          <w:tcPr>
+            <w:tcW w:type="dxa" w:w="1200"/>
+            <w:tcBorders>
+              <w:top w:val="single" w:color="999999" w:sz="1"/>
+              <w:left w:val="single" w:color="999999" w:sz="1"/>
+              <w:bottom w:val="single" w:color="999999" w:sz="1"/>
+              <w:right w:val="single" w:color="999999" w:sz="1"/>
+            </w:tcBorders>
+            <w:shd w:fill="F7F9FC" w:val="clear"/>
+            <w:tcMar>
+              <w:top w:type="dxa" w:w="60"/>
+              <w:left w:type="dxa" w:w="100"/>
+              <w:bottom w:type="dxa" w:w="60"/>
+              <w:right w:type="dxa" w:w="100"/>
+            </w:tcMar>
+          </w:tcPr>
+          <w:p>
+            <w:r>
+              <w:rPr>
+                <w:rFonts w:ascii="Arial" w:cs="Arial" w:eastAsia="Arial" w:hAnsi="Arial"/>
+                <w:b/>
+                <w:bCs/>
+                <w:sz w:val="20"/>
+                <w:szCs w:val="20"/>
+              </w:rPr>
+              <w:t>URS-BE-10</w:t>
+            </w:r>
+          </w:p>
+        </w:tc>
+        <w:tc>
+          <w:tcPr>
+            <w:tcW w:type="dxa" w:w="3600"/>
+            <w:tcBorders>
+              <w:top w:val="single" w:color="999999" w:sz="1"/>
+              <w:left w:val="single" w:color="999999" w:sz="1"/>
+              <w:bottom w:val="single" w:color="999999" w:sz="1"/>
+              <w:right w:val="single" w:color="999999" w:sz="1"/>
+            </w:tcBorders>
+            <w:shd w:fill="F7F9FC" w:val="clear"/>
+            <w:tcMar>
+              <w:top w:type="dxa" w:w="60"/>
+              <w:left w:type="dxa" w:w="100"/>
+              <w:bottom w:type="dxa" w:w="60"/>
+              <w:right w:type="dxa" w:w="100"/>
+            </w:tcMar>
+          </w:tcPr>
+          <w:p>
+            <w:r>
+              <w:rPr>
+                <w:rFonts w:ascii="Arial" w:cs="Arial" w:eastAsia="Arial" w:hAnsi="Arial"/>
+                <w:sz w:val="20"/>
+                <w:szCs w:val="20"/>
+              </w:rPr>
+              <w:t>The system shall compare partial AUCs, and the maximum concentration within an interval, in the bioequivalence analysis. A verdict shall be given only for intervals marked pivotal, and no estimate and no verdict when any profile in the comparison has a value of zero.</w:t>
+            </w:r>
+          </w:p>
+        </w:tc>
+        <w:tc>
+          <w:tcPr>
+            <w:tcW w:type="dxa" w:w="2960"/>
+            <w:tcBorders>
+              <w:top w:val="single" w:color="999999" w:sz="1"/>
+              <w:left w:val="single" w:color="999999" w:sz="1"/>
+              <w:bottom w:val="single" w:color="999999" w:sz="1"/>
+              <w:right w:val="single" w:color="999999" w:sz="1"/>
+            </w:tcBorders>
+            <w:shd w:fill="F7F9FC" w:val="clear"/>
+            <w:tcMar>
+              <w:top w:type="dxa" w:w="60"/>
+              <w:left w:type="dxa" w:w="100"/>
+              <w:bottom w:type="dxa" w:w="60"/>
+              <w:right w:type="dxa" w:w="100"/>
+            </w:tcMar>
+          </w:tcPr>
+          <w:p>
+            <w:r>
+              <w:rPr>
+                <w:rFonts w:ascii="Arial" w:cs="Arial" w:eastAsia="Arial" w:hAnsi="Arial"/>
+                <w:sz w:val="20"/>
+                <w:szCs w:val="20"/>
+              </w:rPr>
+              <w:t>The confidence interval equals lm() on the log values and agrees with replicateBE for a replicate design; supportive metrics show ratio and CI without a verdict; a zero suppresses that metric only, which keeps its row with the counts of zero and missing profiles per treatment.</w:t>
+            </w:r>
+          </w:p>
+        </w:tc>
+        <w:tc>
+          <w:tcPr>
+            <w:tcW w:type="dxa" w:w="800"/>
+            <w:tcBorders>
+              <w:top w:val="single" w:color="999999" w:sz="1"/>
+              <w:left w:val="single" w:color="999999" w:sz="1"/>
+              <w:bottom w:val="single" w:color="999999" w:sz="1"/>
+              <w:right w:val="single" w:color="999999" w:sz="1"/>
+            </w:tcBorders>
+            <w:shd w:fill="F7F9FC" w:val="clear"/>
+            <w:tcMar>
+              <w:top w:type="dxa" w:w="60"/>
+              <w:left w:type="dxa" w:w="100"/>
+              <w:bottom w:type="dxa" w:w="60"/>
+              <w:right w:type="dxa" w:w="100"/>
+            </w:tcMar>
+          </w:tcPr>
+          <w:p>
+            <w:r>
+              <w:rPr>
+                <w:rFonts w:ascii="Arial" w:cs="Arial" w:eastAsia="Arial" w:hAnsi="Arial"/>
+                <w:sz w:val="20"/>
+                <w:szCs w:val="20"/>
+              </w:rPr>
+              <w:t>Critical</w:t>
+            </w:r>
+          </w:p>
+        </w:tc>
+        <w:tc>
+          <w:tcPr>
+            <w:tcW w:type="dxa" w:w="800"/>
+            <w:tcBorders>
+              <w:top w:val="single" w:color="999999" w:sz="1"/>
+              <w:left w:val="single" w:color="999999" w:sz="1"/>
+              <w:bottom w:val="single" w:color="999999" w:sz="1"/>
+              <w:right w:val="single" w:color="999999" w:sz="1"/>
+            </w:tcBorders>
+            <w:shd w:fill="F7F9FC" w:val="clear"/>
+            <w:tcMar>
+              <w:top w:type="dxa" w:w="60"/>
+              <w:left w:type="dxa" w:w="100"/>
+              <w:bottom w:type="dxa" w:w="60"/>
+              <w:right w:type="dxa" w:w="100"/>
+            </w:tcMar>
+          </w:tcPr>
+          <w:p>
+            <w:r>
+              <w:rPr>
+                <w:rFonts w:ascii="Arial" w:cs="Arial" w:eastAsia="Arial" w:hAnsi="Arial"/>
+                <w:sz w:val="20"/>
+                <w:szCs w:val="20"/>
+              </w:rPr>
+              <w:t>FM-BE-10</w:t>
             </w:r>
           </w:p>
         </w:tc>
@@ -17762,7 +18958,7 @@
                 <w:sz w:val="20"/>
                 <w:szCs w:val="20"/>
               </w:rPr>
-              <w:t>All functions return valid sample sizes for standard inputs; scaled methods pass c(CVwT, CVwR).</w:t>
+              <w:t>All functions return valid sample sizes for standard inputs; scaled methods pass c(CVwT, CVwR); the help text states that a pivotal partial AUC is planned with its own within-subject CV.</w:t>
             </w:r>
           </w:p>
         </w:tc>
@@ -19720,6 +20916,145 @@
           </w:p>
         </w:tc>
       </w:tr>
+      <w:tr>
+        <w:tc>
+          <w:tcPr>
+            <w:tcW w:type="dxa" w:w="1200"/>
+            <w:tcBorders>
+              <w:top w:val="single" w:color="999999" w:sz="1"/>
+              <w:left w:val="single" w:color="999999" w:sz="1"/>
+              <w:bottom w:val="single" w:color="999999" w:sz="1"/>
+              <w:right w:val="single" w:color="999999" w:sz="1"/>
+            </w:tcBorders>
+            <w:tcMar>
+              <w:top w:type="dxa" w:w="60"/>
+              <w:left w:type="dxa" w:w="100"/>
+              <w:bottom w:type="dxa" w:w="60"/>
+              <w:right w:type="dxa" w:w="100"/>
+            </w:tcMar>
+          </w:tcPr>
+          <w:p>
+            <w:r>
+              <w:rPr>
+                <w:rFonts w:ascii="Arial" w:cs="Arial" w:eastAsia="Arial" w:hAnsi="Arial"/>
+                <w:b/>
+                <w:bCs/>
+                <w:sz w:val="20"/>
+                <w:szCs w:val="20"/>
+              </w:rPr>
+              <w:t>URS-EXP-08</w:t>
+            </w:r>
+          </w:p>
+        </w:tc>
+        <w:tc>
+          <w:tcPr>
+            <w:tcW w:type="dxa" w:w="3600"/>
+            <w:tcBorders>
+              <w:top w:val="single" w:color="999999" w:sz="1"/>
+              <w:left w:val="single" w:color="999999" w:sz="1"/>
+              <w:bottom w:val="single" w:color="999999" w:sz="1"/>
+              <w:right w:val="single" w:color="999999" w:sz="1"/>
+            </w:tcBorders>
+            <w:tcMar>
+              <w:top w:type="dxa" w:w="60"/>
+              <w:left w:type="dxa" w:w="100"/>
+              <w:bottom w:type="dxa" w:w="60"/>
+              <w:right w:type="dxa" w:w="100"/>
+            </w:tcMar>
+          </w:tcPr>
+          <w:p>
+            <w:r>
+              <w:rPr>
+                <w:rFonts w:ascii="Arial" w:cs="Arial" w:eastAsia="Arial" w:hAnsi="Arial"/>
+                <w:sz w:val="20"/>
+                <w:szCs w:val="20"/>
+              </w:rPr>
+              <w:t>The Analysis Record shall store the partial AUC intervals with their roles and the BLQ share used for the note, and the reproducibility script shall recalculate the partial AUCs.</w:t>
+            </w:r>
+          </w:p>
+        </w:tc>
+        <w:tc>
+          <w:tcPr>
+            <w:tcW w:type="dxa" w:w="2960"/>
+            <w:tcBorders>
+              <w:top w:val="single" w:color="999999" w:sz="1"/>
+              <w:left w:val="single" w:color="999999" w:sz="1"/>
+              <w:bottom w:val="single" w:color="999999" w:sz="1"/>
+              <w:right w:val="single" w:color="999999" w:sz="1"/>
+            </w:tcBorders>
+            <w:tcMar>
+              <w:top w:type="dxa" w:w="60"/>
+              <w:left w:type="dxa" w:w="100"/>
+              <w:bottom w:type="dxa" w:w="60"/>
+              <w:right w:type="dxa" w:w="100"/>
+            </w:tcMar>
+          </w:tcPr>
+          <w:p>
+            <w:r>
+              <w:rPr>
+                <w:rFonts w:ascii="Arial" w:cs="Arial" w:eastAsia="Arial" w:hAnsi="Arial"/>
+                <w:sz w:val="20"/>
+                <w:szCs w:val="20"/>
+              </w:rPr>
+              <w:t>analysis_settings.json holds the intervals, roles and partial_auc_blq_fraction; the shipped script reproduces the partial AUCs (MATCH); a changed interval is reported as DIFFERENT.</w:t>
+            </w:r>
+          </w:p>
+        </w:tc>
+        <w:tc>
+          <w:tcPr>
+            <w:tcW w:type="dxa" w:w="800"/>
+            <w:tcBorders>
+              <w:top w:val="single" w:color="999999" w:sz="1"/>
+              <w:left w:val="single" w:color="999999" w:sz="1"/>
+              <w:bottom w:val="single" w:color="999999" w:sz="1"/>
+              <w:right w:val="single" w:color="999999" w:sz="1"/>
+            </w:tcBorders>
+            <w:tcMar>
+              <w:top w:type="dxa" w:w="60"/>
+              <w:left w:type="dxa" w:w="100"/>
+              <w:bottom w:type="dxa" w:w="60"/>
+              <w:right w:type="dxa" w:w="100"/>
+            </w:tcMar>
+          </w:tcPr>
+          <w:p>
+            <w:r>
+              <w:rPr>
+                <w:rFonts w:ascii="Arial" w:cs="Arial" w:eastAsia="Arial" w:hAnsi="Arial"/>
+                <w:sz w:val="20"/>
+                <w:szCs w:val="20"/>
+              </w:rPr>
+              <w:t>High</w:t>
+            </w:r>
+          </w:p>
+        </w:tc>
+        <w:tc>
+          <w:tcPr>
+            <w:tcW w:type="dxa" w:w="800"/>
+            <w:tcBorders>
+              <w:top w:val="single" w:color="999999" w:sz="1"/>
+              <w:left w:val="single" w:color="999999" w:sz="1"/>
+              <w:bottom w:val="single" w:color="999999" w:sz="1"/>
+              <w:right w:val="single" w:color="999999" w:sz="1"/>
+            </w:tcBorders>
+            <w:tcMar>
+              <w:top w:type="dxa" w:w="60"/>
+              <w:left w:type="dxa" w:w="100"/>
+              <w:bottom w:type="dxa" w:w="60"/>
+              <w:right w:type="dxa" w:w="100"/>
+            </w:tcMar>
+          </w:tcPr>
+          <w:p>
+            <w:r>
+              <w:rPr>
+                <w:rFonts w:ascii="Arial" w:cs="Arial" w:eastAsia="Arial" w:hAnsi="Arial"/>
+                <w:sz w:val="20"/>
+                <w:szCs w:val="20"/>
+              </w:rPr>
+              <w:t>FM-EXP-08</w:t>
+            </w:r>
+          </w:p>
+        </w:tc>
+      </w:tr>
     </w:tbl>
     <w:p>
       <w:pPr>
@@ -20001,7 +21336,7 @@
                 <w:sz w:val="20"/>
                 <w:szCs w:val="20"/>
               </w:rPr>
-              <w:t xml:space="preserve">&gt;80% of NCA output columns have friendly names; help topics defined.</w:t>
+              <w:t>&gt;80% of NCA output columns have friendly names; help topics defined; generated partial AUC column names are shown as plain-language labels with units.</w:t>
             </w:r>
           </w:p>
         </w:tc>
@@ -21978,6 +23313,19 @@
     </w:p>
     <w:p>
       <w:pPr>
+        <w:spacing w:after="120"/>
+      </w:pPr>
+      <w:r>
+        <w:rPr>
+          <w:rFonts w:ascii="Arial" w:cs="Arial" w:eastAsia="Arial" w:hAnsi="Arial"/>
+          <w:sz w:val="22"/>
+          <w:szCs w:val="22"/>
+        </w:rPr>
+        <w:t>FDA product-specific guidances defining partial AUC metrics; Hopefl R et al., Clin Pharmacol Ther 2025;117:1185-93</w:t>
+      </w:r>
+    </w:p>
+    <w:p>
+      <w:pPr>
         <w:pStyle w:val="Heading1"/>
       </w:pPr>
       <w:r>
@@ -22771,6 +24119,246 @@
                 <w:szCs w:val="20"/>
               </w:rPr>
               <w:t xml:space="preserve">Terminal elimination rate constant</w:t>
+            </w:r>
+          </w:p>
+        </w:tc>
+      </w:tr>
+      <w:tr>
+        <w:tc>
+          <w:tcPr>
+            <w:tcW w:type="dxa" w:w="2000"/>
+            <w:tcBorders>
+              <w:top w:val="single" w:color="999999" w:sz="1"/>
+              <w:left w:val="single" w:color="999999" w:sz="1"/>
+              <w:bottom w:val="single" w:color="999999" w:sz="1"/>
+              <w:right w:val="single" w:color="999999" w:sz="1"/>
+            </w:tcBorders>
+            <w:shd w:fill="F7F9FC" w:val="clear"/>
+            <w:tcMar>
+              <w:top w:type="dxa" w:w="60"/>
+              <w:left w:type="dxa" w:w="100"/>
+              <w:bottom w:type="dxa" w:w="60"/>
+              <w:right w:type="dxa" w:w="100"/>
+            </w:tcMar>
+          </w:tcPr>
+          <w:p>
+            <w:r>
+              <w:rPr>
+                <w:rFonts w:ascii="Arial" w:cs="Arial" w:eastAsia="Arial" w:hAnsi="Arial"/>
+                <w:b/>
+                <w:bCs/>
+                <w:sz w:val="20"/>
+                <w:szCs w:val="20"/>
+              </w:rPr>
+              <w:t>Partial AUC</w:t>
+            </w:r>
+          </w:p>
+        </w:tc>
+        <w:tc>
+          <w:tcPr>
+            <w:tcW w:type="dxa" w:w="7360"/>
+            <w:tcBorders>
+              <w:top w:val="single" w:color="999999" w:sz="1"/>
+              <w:left w:val="single" w:color="999999" w:sz="1"/>
+              <w:bottom w:val="single" w:color="999999" w:sz="1"/>
+              <w:right w:val="single" w:color="999999" w:sz="1"/>
+            </w:tcBorders>
+            <w:shd w:fill="F7F9FC" w:val="clear"/>
+            <w:tcMar>
+              <w:top w:type="dxa" w:w="60"/>
+              <w:left w:type="dxa" w:w="100"/>
+              <w:bottom w:type="dxa" w:w="60"/>
+              <w:right w:type="dxa" w:w="100"/>
+            </w:tcMar>
+          </w:tcPr>
+          <w:p>
+            <w:r>
+              <w:rPr>
+                <w:rFonts w:ascii="Arial" w:cs="Arial" w:eastAsia="Arial" w:hAnsi="Arial"/>
+                <w:sz w:val="20"/>
+                <w:szCs w:val="20"/>
+              </w:rPr>
+              <w:t>Area under the concentration-time curve over part of the profile, for example AUC from 0 to 30 min. The interval comes from the protocol or a product-specific guidance.</w:t>
+            </w:r>
+          </w:p>
+        </w:tc>
+      </w:tr>
+      <w:tr>
+        <w:tc>
+          <w:tcPr>
+            <w:tcW w:type="dxa" w:w="2000"/>
+            <w:tcBorders>
+              <w:top w:val="single" w:color="999999" w:sz="1"/>
+              <w:left w:val="single" w:color="999999" w:sz="1"/>
+              <w:bottom w:val="single" w:color="999999" w:sz="1"/>
+              <w:right w:val="single" w:color="999999" w:sz="1"/>
+            </w:tcBorders>
+            <w:shd w:fill="F7F9FC" w:val="clear"/>
+            <w:tcMar>
+              <w:top w:type="dxa" w:w="60"/>
+              <w:left w:type="dxa" w:w="100"/>
+              <w:bottom w:type="dxa" w:w="60"/>
+              <w:right w:type="dxa" w:w="100"/>
+            </w:tcMar>
+          </w:tcPr>
+          <w:p>
+            <w:r>
+              <w:rPr>
+                <w:rFonts w:ascii="Arial" w:cs="Arial" w:eastAsia="Arial" w:hAnsi="Arial"/>
+                <w:b/>
+                <w:bCs/>
+                <w:sz w:val="20"/>
+                <w:szCs w:val="20"/>
+              </w:rPr>
+              <w:t>Pivotal metric</w:t>
+            </w:r>
+          </w:p>
+        </w:tc>
+        <w:tc>
+          <w:tcPr>
+            <w:tcW w:type="dxa" w:w="7360"/>
+            <w:tcBorders>
+              <w:top w:val="single" w:color="999999" w:sz="1"/>
+              <w:left w:val="single" w:color="999999" w:sz="1"/>
+              <w:bottom w:val="single" w:color="999999" w:sz="1"/>
+              <w:right w:val="single" w:color="999999" w:sz="1"/>
+            </w:tcBorders>
+            <w:shd w:fill="F7F9FC" w:val="clear"/>
+            <w:tcMar>
+              <w:top w:type="dxa" w:w="60"/>
+              <w:left w:type="dxa" w:w="100"/>
+              <w:bottom w:type="dxa" w:w="60"/>
+              <w:right w:type="dxa" w:w="100"/>
+            </w:tcMar>
+          </w:tcPr>
+          <w:p>
+            <w:r>
+              <w:rPr>
+                <w:rFonts w:ascii="Arial" w:cs="Arial" w:eastAsia="Arial" w:hAnsi="Arial"/>
+                <w:sz w:val="20"/>
+                <w:szCs w:val="20"/>
+              </w:rPr>
+              <w:t>A bioequivalence metric that must meet the acceptance limits; it receives a verdict.</w:t>
+            </w:r>
+          </w:p>
+        </w:tc>
+      </w:tr>
+      <w:tr>
+        <w:tc>
+          <w:tcPr>
+            <w:tcW w:type="dxa" w:w="2000"/>
+            <w:tcBorders>
+              <w:top w:val="single" w:color="999999" w:sz="1"/>
+              <w:left w:val="single" w:color="999999" w:sz="1"/>
+              <w:bottom w:val="single" w:color="999999" w:sz="1"/>
+              <w:right w:val="single" w:color="999999" w:sz="1"/>
+            </w:tcBorders>
+            <w:shd w:fill="F7F9FC" w:val="clear"/>
+            <w:tcMar>
+              <w:top w:type="dxa" w:w="60"/>
+              <w:left w:type="dxa" w:w="100"/>
+              <w:bottom w:type="dxa" w:w="60"/>
+              <w:right w:type="dxa" w:w="100"/>
+            </w:tcMar>
+          </w:tcPr>
+          <w:p>
+            <w:r>
+              <w:rPr>
+                <w:rFonts w:ascii="Arial" w:cs="Arial" w:eastAsia="Arial" w:hAnsi="Arial"/>
+                <w:b/>
+                <w:bCs/>
+                <w:sz w:val="20"/>
+                <w:szCs w:val="20"/>
+              </w:rPr>
+              <w:t>Supportive metric</w:t>
+            </w:r>
+          </w:p>
+        </w:tc>
+        <w:tc>
+          <w:tcPr>
+            <w:tcW w:type="dxa" w:w="7360"/>
+            <w:tcBorders>
+              <w:top w:val="single" w:color="999999" w:sz="1"/>
+              <w:left w:val="single" w:color="999999" w:sz="1"/>
+              <w:bottom w:val="single" w:color="999999" w:sz="1"/>
+              <w:right w:val="single" w:color="999999" w:sz="1"/>
+            </w:tcBorders>
+            <w:shd w:fill="F7F9FC" w:val="clear"/>
+            <w:tcMar>
+              <w:top w:type="dxa" w:w="60"/>
+              <w:left w:type="dxa" w:w="100"/>
+              <w:bottom w:type="dxa" w:w="60"/>
+              <w:right w:type="dxa" w:w="100"/>
+            </w:tcMar>
+          </w:tcPr>
+          <w:p>
+            <w:r>
+              <w:rPr>
+                <w:rFonts w:ascii="Arial" w:cs="Arial" w:eastAsia="Arial" w:hAnsi="Arial"/>
+                <w:sz w:val="20"/>
+                <w:szCs w:val="20"/>
+              </w:rPr>
+              <w:t>A bioequivalence metric reported with its ratio and confidence interval, without a verdict.</w:t>
+            </w:r>
+          </w:p>
+        </w:tc>
+      </w:tr>
+      <w:tr>
+        <w:tc>
+          <w:tcPr>
+            <w:tcW w:type="dxa" w:w="2000"/>
+            <w:tcBorders>
+              <w:top w:val="single" w:color="999999" w:sz="1"/>
+              <w:left w:val="single" w:color="999999" w:sz="1"/>
+              <w:bottom w:val="single" w:color="999999" w:sz="1"/>
+              <w:right w:val="single" w:color="999999" w:sz="1"/>
+            </w:tcBorders>
+            <w:shd w:fill="F7F9FC" w:val="clear"/>
+            <w:tcMar>
+              <w:top w:type="dxa" w:w="60"/>
+              <w:left w:type="dxa" w:w="100"/>
+              <w:bottom w:type="dxa" w:w="60"/>
+              <w:right w:type="dxa" w:w="100"/>
+            </w:tcMar>
+          </w:tcPr>
+          <w:p>
+            <w:r>
+              <w:rPr>
+                <w:rFonts w:ascii="Arial" w:cs="Arial" w:eastAsia="Arial" w:hAnsi="Arial"/>
+                <w:b/>
+                <w:bCs/>
+                <w:sz w:val="20"/>
+                <w:szCs w:val="20"/>
+              </w:rPr>
+              <w:t>t (last measurable)</w:t>
+            </w:r>
+          </w:p>
+        </w:tc>
+        <w:tc>
+          <w:tcPr>
+            <w:tcW w:type="dxa" w:w="7360"/>
+            <w:tcBorders>
+              <w:top w:val="single" w:color="999999" w:sz="1"/>
+              <w:left w:val="single" w:color="999999" w:sz="1"/>
+              <w:bottom w:val="single" w:color="999999" w:sz="1"/>
+              <w:right w:val="single" w:color="999999" w:sz="1"/>
+            </w:tcBorders>
+            <w:shd w:fill="F7F9FC" w:val="clear"/>
+            <w:tcMar>
+              <w:top w:type="dxa" w:w="60"/>
+              <w:left w:type="dxa" w:w="100"/>
+              <w:bottom w:type="dxa" w:w="60"/>
+              <w:right w:type="dxa" w:w="100"/>
+            </w:tcMar>
+          </w:tcPr>
+          <w:p>
+            <w:r>
+              <w:rPr>
+                <w:rFonts w:ascii="Arial" w:cs="Arial" w:eastAsia="Arial" w:hAnsi="Arial"/>
+                <w:sz w:val="20"/>
+                <w:szCs w:val="20"/>
+              </w:rPr>
+              <w:t>The time of the last measurable concentration of a profile; the end of an interval written as t.</w:t>
             </w:r>
           </w:p>
         </w:tc>

--- a/validation/NCA_Assistant_URS.docx
+++ b/validation/NCA_Assistant_URS.docx
@@ -424,7 +424,7 @@
           <w:sz w:val="22"/>
           <w:szCs w:val="22"/>
         </w:rPr>
-        <w:t>This URS covers 62 requirements across 8 categories: General (5), Data Handling (7), NCA (14), Bioequivalence (10), Power (6), Export (8), Usability (4), and Visualization (8).</w:t>
+        <w:t>This URS covers 63 requirements across 8 categories: General (5), Data Handling (7), NCA (14), Bioequivalence (10), Power (6), Export (8), Usability (4), and Visualization (9).</w:t>
       </w:r>
     </w:p>
     <w:p>
@@ -448,7 +448,7 @@
           <w:sz w:val="22"/>
           <w:szCs w:val="22"/>
         </w:rPr>
-        <w:t>NCA Assistant v1.5.0 provides six workflow paths accessible from a central hub: (1) Plan a Study, (2) Upload &amp; Check Data (flat files, or CDISC ADNCA datasets through a separate upload option), (3) Visualize Data, (4) Analyze One Subject at a Time, (5) Analyze All Subjects, (6) Bioequivalence Testing. The data-processing pipeline (R/pipeline.R) is shared by the app, the validation script and the reproduction scripts shipped in every Analysis Record. GAMP 5 Category 5 custom application. The app performs average bioequivalence only; it does not perform reference-scaled (ABEL, RSABE) or NTID analyses, which Plan a Study can plan. It is not affiliated with, endorsed by, or certified by CDISC.</w:t>
+        <w:t>NCA Assistant v1.5.0 provides six workflow paths accessible from a central hub: (1) Plan a Study, (2) Upload &amp; Check Data (flat files, or CDISC ADNCA datasets through a separate upload option), (3) Visualize Data, (4) Analyze One Subject at a Time, (5) Analyze All Subjects, (6) Bioequivalence Testing. Paths 4, 5 and 6 also report partial AUCs over intervals entered by the user, and path 6 compares them. The data-processing pipeline (R/pipeline.R) is shared by the app, the validation script and the reproduction scripts shipped in every Analysis Record. GAMP 5 Category 5 custom application. The app performs average bioequivalence only; it does not perform reference-scaled (ABEL, RSABE) or NTID analyses, which Plan a Study can plan. It is not affiliated with, endorsed by, or certified by CDISC.</w:t>
       </w:r>
     </w:p>
     <w:p>
@@ -12771,6 +12771,197 @@
           </w:p>
         </w:tc>
       </w:tr>
+      <w:tr>
+        <w:tc>
+          <w:tcPr>
+            <w:tcW w:type="dxa" w:w="1200"/>
+            <w:tcBorders>
+              <w:top w:val="single" w:color="999999" w:sz="1"/>
+              <w:left w:val="single" w:color="999999" w:sz="1"/>
+              <w:bottom w:val="single" w:color="999999" w:sz="1"/>
+              <w:right w:val="single" w:color="999999" w:sz="1"/>
+            </w:tcBorders>
+            <w:tcMar>
+              <w:top w:type="dxa" w:w="60"/>
+              <w:left w:type="dxa" w:w="100"/>
+              <w:bottom w:type="dxa" w:w="60"/>
+              <w:right w:type="dxa" w:w="100"/>
+            </w:tcMar>
+          </w:tcPr>
+          <w:p>
+            <w:r>
+              <w:rPr>
+                <w:rFonts w:ascii="Arial" w:cs="Arial" w:eastAsia="Arial" w:hAnsi="Arial"/>
+                <w:sz w:val="20"/>
+                <w:szCs w:val="20"/>
+              </w:rPr>
+              <w:t>FM-VIZ-09</w:t>
+            </w:r>
+          </w:p>
+        </w:tc>
+        <w:tc>
+          <w:tcPr>
+            <w:tcW w:type="dxa" w:w="3160"/>
+            <w:tcBorders>
+              <w:top w:val="single" w:color="999999" w:sz="1"/>
+              <w:left w:val="single" w:color="999999" w:sz="1"/>
+              <w:bottom w:val="single" w:color="999999" w:sz="1"/>
+              <w:right w:val="single" w:color="999999" w:sz="1"/>
+            </w:tcBorders>
+            <w:tcMar>
+              <w:top w:type="dxa" w:w="60"/>
+              <w:left w:type="dxa" w:w="100"/>
+              <w:bottom w:type="dxa" w:w="60"/>
+              <w:right w:type="dxa" w:w="100"/>
+            </w:tcMar>
+          </w:tcPr>
+          <w:p>
+            <w:r>
+              <w:rPr>
+                <w:rFonts w:ascii="Arial" w:cs="Arial" w:eastAsia="Arial" w:hAnsi="Arial"/>
+                <w:sz w:val="20"/>
+                <w:szCs w:val="20"/>
+              </w:rPr>
+              <w:t>URS-VIZ-09 not met</w:t>
+            </w:r>
+          </w:p>
+        </w:tc>
+        <w:tc>
+          <w:tcPr>
+            <w:tcW w:type="dxa" w:w="800"/>
+            <w:tcBorders>
+              <w:top w:val="single" w:color="999999" w:sz="1"/>
+              <w:left w:val="single" w:color="999999" w:sz="1"/>
+              <w:bottom w:val="single" w:color="999999" w:sz="1"/>
+              <w:right w:val="single" w:color="999999" w:sz="1"/>
+            </w:tcBorders>
+            <w:tcMar>
+              <w:top w:type="dxa" w:w="60"/>
+              <w:left w:type="dxa" w:w="100"/>
+              <w:bottom w:type="dxa" w:w="60"/>
+              <w:right w:type="dxa" w:w="100"/>
+            </w:tcMar>
+          </w:tcPr>
+          <w:p>
+            <w:r>
+              <w:rPr>
+                <w:rFonts w:ascii="Arial" w:cs="Arial" w:eastAsia="Arial" w:hAnsi="Arial"/>
+                <w:sz w:val="20"/>
+                <w:szCs w:val="20"/>
+              </w:rPr>
+              <w:t>2</w:t>
+            </w:r>
+          </w:p>
+        </w:tc>
+        <w:tc>
+          <w:tcPr>
+            <w:tcW w:type="dxa" w:w="800"/>
+            <w:tcBorders>
+              <w:top w:val="single" w:color="999999" w:sz="1"/>
+              <w:left w:val="single" w:color="999999" w:sz="1"/>
+              <w:bottom w:val="single" w:color="999999" w:sz="1"/>
+              <w:right w:val="single" w:color="999999" w:sz="1"/>
+            </w:tcBorders>
+            <w:tcMar>
+              <w:top w:type="dxa" w:w="60"/>
+              <w:left w:type="dxa" w:w="100"/>
+              <w:bottom w:type="dxa" w:w="60"/>
+              <w:right w:type="dxa" w:w="100"/>
+            </w:tcMar>
+          </w:tcPr>
+          <w:p>
+            <w:r>
+              <w:rPr>
+                <w:rFonts w:ascii="Arial" w:cs="Arial" w:eastAsia="Arial" w:hAnsi="Arial"/>
+                <w:sz w:val="20"/>
+                <w:szCs w:val="20"/>
+              </w:rPr>
+              <w:t>2</w:t>
+            </w:r>
+          </w:p>
+        </w:tc>
+        <w:tc>
+          <w:tcPr>
+            <w:tcW w:type="dxa" w:w="800"/>
+            <w:tcBorders>
+              <w:top w:val="single" w:color="999999" w:sz="1"/>
+              <w:left w:val="single" w:color="999999" w:sz="1"/>
+              <w:bottom w:val="single" w:color="999999" w:sz="1"/>
+              <w:right w:val="single" w:color="999999" w:sz="1"/>
+            </w:tcBorders>
+            <w:tcMar>
+              <w:top w:type="dxa" w:w="60"/>
+              <w:left w:type="dxa" w:w="100"/>
+              <w:bottom w:type="dxa" w:w="60"/>
+              <w:right w:type="dxa" w:w="100"/>
+            </w:tcMar>
+          </w:tcPr>
+          <w:p>
+            <w:r>
+              <w:rPr>
+                <w:rFonts w:ascii="Arial" w:cs="Arial" w:eastAsia="Arial" w:hAnsi="Arial"/>
+                <w:sz w:val="20"/>
+                <w:szCs w:val="20"/>
+              </w:rPr>
+              <w:t>2</w:t>
+            </w:r>
+          </w:p>
+        </w:tc>
+        <w:tc>
+          <w:tcPr>
+            <w:tcW w:type="dxa" w:w="800"/>
+            <w:tcBorders>
+              <w:top w:val="single" w:color="999999" w:sz="1"/>
+              <w:left w:val="single" w:color="999999" w:sz="1"/>
+              <w:bottom w:val="single" w:color="999999" w:sz="1"/>
+              <w:right w:val="single" w:color="999999" w:sz="1"/>
+            </w:tcBorders>
+            <w:tcMar>
+              <w:top w:type="dxa" w:w="60"/>
+              <w:left w:type="dxa" w:w="100"/>
+              <w:bottom w:type="dxa" w:w="60"/>
+              <w:right w:type="dxa" w:w="100"/>
+            </w:tcMar>
+          </w:tcPr>
+          <w:p>
+            <w:r>
+              <w:rPr>
+                <w:rFonts w:ascii="Arial" w:cs="Arial" w:eastAsia="Arial" w:hAnsi="Arial"/>
+                <w:sz w:val="20"/>
+                <w:szCs w:val="20"/>
+              </w:rPr>
+              <w:t>8</w:t>
+            </w:r>
+          </w:p>
+        </w:tc>
+        <w:tc>
+          <w:tcPr>
+            <w:tcW w:type="dxa" w:w="1800"/>
+            <w:tcBorders>
+              <w:top w:val="single" w:color="999999" w:sz="1"/>
+              <w:left w:val="single" w:color="999999" w:sz="1"/>
+              <w:bottom w:val="single" w:color="999999" w:sz="1"/>
+              <w:right w:val="single" w:color="999999" w:sz="1"/>
+            </w:tcBorders>
+            <w:tcMar>
+              <w:top w:type="dxa" w:w="60"/>
+              <w:left w:type="dxa" w:w="100"/>
+              <w:bottom w:type="dxa" w:w="60"/>
+              <w:right w:type="dxa" w:w="100"/>
+            </w:tcMar>
+          </w:tcPr>
+          <w:p>
+            <w:r>
+              <w:rPr>
+                <w:rFonts w:ascii="Arial" w:cs="Arial" w:eastAsia="Arial" w:hAnsi="Arial"/>
+                <w:sz w:val="20"/>
+                <w:szCs w:val="20"/>
+              </w:rPr>
+              <w:t>Validation tests for URS-VIZ-09</w:t>
+            </w:r>
+          </w:p>
+        </w:tc>
+      </w:tr>
     </w:tbl>
     <w:p>
       <w:r>
@@ -23151,6 +23342,150 @@
                 <w:szCs w:val="20"/>
               </w:rPr>
               <w:t xml:space="preserve">FM-VIZ-08</w:t>
+            </w:r>
+          </w:p>
+        </w:tc>
+      </w:tr>
+      <w:tr>
+        <w:tc>
+          <w:tcPr>
+            <w:tcW w:type="dxa" w:w="1200"/>
+            <w:tcBorders>
+              <w:top w:val="single" w:color="999999" w:sz="1"/>
+              <w:left w:val="single" w:color="999999" w:sz="1"/>
+              <w:bottom w:val="single" w:color="999999" w:sz="1"/>
+              <w:right w:val="single" w:color="999999" w:sz="1"/>
+            </w:tcBorders>
+            <w:shd w:fill="F7F9FC" w:val="clear"/>
+            <w:tcMar>
+              <w:top w:type="dxa" w:w="60"/>
+              <w:left w:type="dxa" w:w="100"/>
+              <w:bottom w:type="dxa" w:w="60"/>
+              <w:right w:type="dxa" w:w="100"/>
+            </w:tcMar>
+          </w:tcPr>
+          <w:p>
+            <w:r>
+              <w:rPr>
+                <w:rFonts w:ascii="Arial" w:cs="Arial" w:eastAsia="Arial" w:hAnsi="Arial"/>
+                <w:b/>
+                <w:bCs/>
+                <w:sz w:val="20"/>
+                <w:szCs w:val="20"/>
+              </w:rPr>
+              <w:t>URS-VIZ-09</w:t>
+            </w:r>
+          </w:p>
+        </w:tc>
+        <w:tc>
+          <w:tcPr>
+            <w:tcW w:type="dxa" w:w="3600"/>
+            <w:tcBorders>
+              <w:top w:val="single" w:color="999999" w:sz="1"/>
+              <w:left w:val="single" w:color="999999" w:sz="1"/>
+              <w:bottom w:val="single" w:color="999999" w:sz="1"/>
+              <w:right w:val="single" w:color="999999" w:sz="1"/>
+            </w:tcBorders>
+            <w:shd w:fill="F7F9FC" w:val="clear"/>
+            <w:tcMar>
+              <w:top w:type="dxa" w:w="60"/>
+              <w:left w:type="dxa" w:w="100"/>
+              <w:bottom w:type="dxa" w:w="60"/>
+              <w:right w:type="dxa" w:w="100"/>
+            </w:tcMar>
+          </w:tcPr>
+          <w:p>
+            <w:r>
+              <w:rPr>
+                <w:rFonts w:ascii="Arial" w:cs="Arial" w:eastAsia="Arial" w:hAnsi="Arial"/>
+                <w:sz w:val="20"/>
+                <w:szCs w:val="20"/>
+              </w:rPr>
+              <w:t>The Visualize module shall produce a Figure Record: the exported figure, the figure settings, a standalone script that rebuilds the figure from the source data with the shipped pipeline, an integrity manifest and an HTML summary. Partial AUC intervals shaded on the figure shall be reproduced by that script.</w:t>
+            </w:r>
+          </w:p>
+        </w:tc>
+        <w:tc>
+          <w:tcPr>
+            <w:tcW w:type="dxa" w:w="2960"/>
+            <w:tcBorders>
+              <w:top w:val="single" w:color="999999" w:sz="1"/>
+              <w:left w:val="single" w:color="999999" w:sz="1"/>
+              <w:bottom w:val="single" w:color="999999" w:sz="1"/>
+              <w:right w:val="single" w:color="999999" w:sz="1"/>
+            </w:tcBorders>
+            <w:shd w:fill="F7F9FC" w:val="clear"/>
+            <w:tcMar>
+              <w:top w:type="dxa" w:w="60"/>
+              <w:left w:type="dxa" w:w="100"/>
+              <w:bottom w:type="dxa" w:w="60"/>
+              <w:right w:type="dxa" w:w="100"/>
+            </w:tcMar>
+          </w:tcPr>
+          <w:p>
+            <w:r>
+              <w:rPr>
+                <w:rFonts w:ascii="Arial" w:cs="Arial" w:eastAsia="Arial" w:hAnsi="Arial"/>
+                <w:sz w:val="20"/>
+                <w:szCs w:val="20"/>
+              </w:rPr>
+              <w:t>The record contains the figure, figure_settings.json, reproduce_figure.R, nca_pipeline.R, the integrity manifest and the HTML summary; running the script rebuilds the figure, including the shaded intervals.</w:t>
+            </w:r>
+          </w:p>
+        </w:tc>
+        <w:tc>
+          <w:tcPr>
+            <w:tcW w:type="dxa" w:w="800"/>
+            <w:tcBorders>
+              <w:top w:val="single" w:color="999999" w:sz="1"/>
+              <w:left w:val="single" w:color="999999" w:sz="1"/>
+              <w:bottom w:val="single" w:color="999999" w:sz="1"/>
+              <w:right w:val="single" w:color="999999" w:sz="1"/>
+            </w:tcBorders>
+            <w:shd w:fill="F7F9FC" w:val="clear"/>
+            <w:tcMar>
+              <w:top w:type="dxa" w:w="60"/>
+              <w:left w:type="dxa" w:w="100"/>
+              <w:bottom w:type="dxa" w:w="60"/>
+              <w:right w:type="dxa" w:w="100"/>
+            </w:tcMar>
+          </w:tcPr>
+          <w:p>
+            <w:r>
+              <w:rPr>
+                <w:rFonts w:ascii="Arial" w:cs="Arial" w:eastAsia="Arial" w:hAnsi="Arial"/>
+                <w:sz w:val="20"/>
+                <w:szCs w:val="20"/>
+              </w:rPr>
+              <w:t>Low</w:t>
+            </w:r>
+          </w:p>
+        </w:tc>
+        <w:tc>
+          <w:tcPr>
+            <w:tcW w:type="dxa" w:w="800"/>
+            <w:tcBorders>
+              <w:top w:val="single" w:color="999999" w:sz="1"/>
+              <w:left w:val="single" w:color="999999" w:sz="1"/>
+              <w:bottom w:val="single" w:color="999999" w:sz="1"/>
+              <w:right w:val="single" w:color="999999" w:sz="1"/>
+            </w:tcBorders>
+            <w:shd w:fill="F7F9FC" w:val="clear"/>
+            <w:tcMar>
+              <w:top w:type="dxa" w:w="60"/>
+              <w:left w:type="dxa" w:w="100"/>
+              <w:bottom w:type="dxa" w:w="60"/>
+              <w:right w:type="dxa" w:w="100"/>
+            </w:tcMar>
+          </w:tcPr>
+          <w:p>
+            <w:r>
+              <w:rPr>
+                <w:rFonts w:ascii="Arial" w:cs="Arial" w:eastAsia="Arial" w:hAnsi="Arial"/>
+                <w:sz w:val="20"/>
+                <w:szCs w:val="20"/>
+              </w:rPr>
+              <w:t>FM-VIZ-09</w:t>
             </w:r>
           </w:p>
         </w:tc>
@@ -23322,6 +23657,19 @@
           <w:szCs w:val="22"/>
         </w:rPr>
         <w:t>FDA product-specific guidances defining partial AUC metrics; Hopefl R et al., Clin Pharmacol Ther 2025;117:1185-93</w:t>
+      </w:r>
+    </w:p>
+    <w:p>
+      <w:pPr>
+        <w:spacing w:after="120"/>
+      </w:pPr>
+      <w:r>
+        <w:rPr>
+          <w:rFonts w:ascii="Arial" w:cs="Arial" w:eastAsia="Arial" w:hAnsi="Arial"/>
+          <w:sz w:val="22"/>
+          <w:szCs w:val="22"/>
+        </w:rPr>
+        <w:t>EMA Guideline on the pharmacokinetic and clinical evaluation of modified release dosage forms, EMA/CHMP/EWP/280/96 Rev1 (2014)</w:t>
       </w:r>
     </w:p>
     <w:p>

--- a/validation/NCA_Assistant_URS.docx
+++ b/validation/NCA_Assistant_URS.docx
@@ -411,7 +411,7 @@
           <w:sz w:val="22"/>
           <w:szCs w:val="22"/>
         </w:rPr>
-        <w:t>This User Requirement Specification defines the functional and quality requirements for NCA Assistant v1.6.0, an open-source R/Shiny application for pharmacokinetic non-compartmental analysis, bioequivalence testing, data visualization, and study planning.</w:t>
+        <w:t>This User Requirement Specification defines the functional and quality requirements for NCA Assistant v1.7.0, an open-source R/Shiny application for pharmacokinetic non-compartmental analysis, bioequivalence testing, data visualization, and study planning.</w:t>
       </w:r>
     </w:p>
     <w:p>
@@ -448,7 +448,7 @@
           <w:sz w:val="22"/>
           <w:szCs w:val="22"/>
         </w:rPr>
-        <w:t>NCA Assistant v1.6.0 provides six workflow paths accessible from a central hub: (1) Plan a Study, (2) Upload &amp; Check Data (flat files, or CDISC ADNCA datasets through a separate upload option), (3) Visualize Data, (4) Analyze One Subject at a Time, (5) Analyze All Subjects, (6) Bioequivalence Testing. Paths 4, 5 and 6 also report partial AUCs over intervals entered by the user, and path 6 compares them. The data-processing pipeline (R/pipeline.R) is shared by the app, the validation script and the reproduction scripts shipped in every Analysis Record. GAMP 5 Category 5 custom application. The app performs average bioequivalence only; it does not perform reference-scaled (ABEL, RSABE) or NTID analyses, which Plan a Study can plan. It is not affiliated with, endorsed by, or certified by CDISC.</w:t>
+        <w:t>NCA Assistant v1.7.0 provides six workflow paths accessible from a central hub: (1) Plan a Study, (2) Upload &amp; Check Data (flat files, or CDISC ADNCA datasets through a separate upload option), (3) Visualize Data, (4) Analyze One Subject at a Time, (5) Analyze All Subjects, (6) Bioequivalence Testing. Paths 4, 5 and 6 also report partial AUCs over intervals entered by the user, and path 6 compares them. The data-processing pipeline (R/pipeline.R) is shared by the app, the validation script and the reproduction scripts shipped in every Analysis Record. GAMP 5 Category 5 custom application. The app performs average bioequivalence only; it does not perform reference-scaled (ABEL, RSABE) or NTID analyses, which Plan a Study can plan. It is not affiliated with, endorsed by, or certified by CDISC.</w:t>
       </w:r>
     </w:p>
     <w:p>
@@ -6705,7 +6705,7 @@
                 <w:sz w:val="20"/>
                 <w:szCs w:val="20"/>
               </w:rPr>
-              <w:t>The About page gives the intended use (no scaled-bioequivalence verdict, no audit trail, public instance for evaluation and training, not for individual dosing) and the data notice; the upload page repeats the data notice.</w:t>
+              <w:t>The About page gives the intended use (no scaled-bioequivalence verdict, no audit trail, public instance for evaluation and training, not for individual dosing) and the data notice, which asks for synthetic, example or anonymised data on the public instance; the upload page repeats the data notice.</w:t>
             </w:r>
           </w:p>
         </w:tc>
@@ -7748,7 +7748,7 @@
                 <w:sz w:val="20"/>
                 <w:szCs w:val="20"/>
               </w:rPr>
-              <w:t>All 6 rules produce the specified values per profile regardless of file order; under Rule 4 BLQ before or between measurable values is LLOQ/2 and after the last measurable value missing, and a pre-dose BLQ is 0 under Rules 4 and 6; no rule-set value enters the terminal fit.</w:t>
+              <w:t>All 6 rules produce the specified values per profile regardless of file order; under Rule 4 BLQ before or between measurable values is LLOQ/2 and after the last measurable value missing, and a pre-dose BLQ is 0 under Rules 4 and 6; no rule-set value enters the terminal fit or ends the lag time; under Rule 6 a profile without any quantifiable value stays 0.</w:t>
             </w:r>
           </w:p>
         </w:tc>
@@ -9500,7 +9500,7 @@
                 <w:sz w:val="20"/>
                 <w:szCs w:val="20"/>
               </w:rPr>
-              <w:t>AUCτ is the AUC from 0 to τ (extrapolated when the last sample precedes τ); Cavg, Cmin, fluctuation and swing are reported in all paths; CL/F and Vz/F use AUCτ; analysis refuses to run without τ.</w:t>
+              <w:t>AUCτ is the AUC from 0 to τ (extrapolated when the last sample precedes τ); Cavg, Cmin, Cτ (observed at τ, empty without a sample there), fluctuation and swing are reported in all paths; parameters extrapolated to infinity and single-dose Vss and MRT are left empty; CL/F and Vz/F use AUCτ; analysis refuses to run without τ.</w:t>
             </w:r>
           </w:p>
         </w:tc>
@@ -12261,7 +12261,7 @@
                 <w:sz w:val="20"/>
                 <w:szCs w:val="20"/>
               </w:rPr>
-              <w:t>Cmax and AUC0-t are compared by default; a pre-dose value above 5% of Cmax, fewer than 12 evaluable subjects and AUC0-t below 80% of AUC0-inf are listed; no verdict for a crossover without a mapped Period, for a CI level other than 90%, or when the pre-specified mixed model fails; widened limits apply to Cmax only by default.</w:t>
+              <w:t>Cmax and AUC0-t are compared by default; a pre-dose value above 5% of Cmax, fewer than 12 evaluable subjects and AUC0-t below 80% of AUC0-inf are listed; no verdict for a crossover without a mapped Period, for a CI level other than 90%, or when the pre-specified mixed model fails; widened limits apply to Cmax only by default; profiles without an NCA result are counted as missing and named, periods with AUC0-t below 5% of the geometric mean are flagged, and a verdict that includes a period M13A excludes is said not to be the M13A primary analysis; widened limits can apply to Cmax only, to Cmax and the partial AUCs, or to all metrics.</w:t>
             </w:r>
           </w:p>
         </w:tc>
@@ -13653,7 +13653,7 @@
                 <w:sz w:val="20"/>
                 <w:szCs w:val="20"/>
               </w:rPr>
-              <w:t>Available from One Subject, All Subjects and Bioequivalence, and as a Figure Record from Visualize Data. ZIP contains results.xlsx, app_results_reference.csv, settings JSON, the shipped pipeline (nca_pipeline.R), repro script, reproduction check, three-way integrity manifest, summary, and a copy of the source data.</w:t>
+              <w:t>Available from One Subject, All Subjects and Bioequivalence, and as a Figure Record from Visualize Data. ZIP contains results.xlsx, app_results_reference.csv, settings JSON, the shipped pipeline (nca_pipeline.R), repro script, reproduction check, three-way integrity manifest, summary, and a copy of the source data. The batch and bioequivalence records hold the data quality findings and the analysis notes (Checks), and state when they hold a rewritten copy of the data.</w:t>
             </w:r>
           </w:p>
         </w:tc>
@@ -14981,7 +14981,7 @@
                 <w:sz w:val="20"/>
                 <w:szCs w:val="20"/>
               </w:rPr>
-              <w:t>&gt;80% of NCA output columns have friendly names; help topics defined; generated partial AUC column names are shown as plain-language labels with units.</w:t>
+              <w:t>Every NCA output column has a plain-language label, and a unit where it has a dimension; help topics defined; generated partial AUC column names are shown as plain-language labels with units.</w:t>
             </w:r>
           </w:p>
         </w:tc>
@@ -15123,7 +15123,7 @@
                 <w:sz w:val="20"/>
                 <w:szCs w:val="20"/>
               </w:rPr>
-              <w:t xml:space="preserve">Guide with scenario tabs and example downloads.</w:t>
+              <w:t>Guide with scenario tabs and example downloads, including a file with BLQ results.</w:t>
             </w:r>
           </w:p>
         </w:tc>

--- a/validation/NCA_Assistant_URS.docx
+++ b/validation/NCA_Assistant_URS.docx
@@ -411,7 +411,7 @@
           <w:sz w:val="22"/>
           <w:szCs w:val="22"/>
         </w:rPr>
-        <w:t>This User Requirement Specification defines the functional and quality requirements for NCA Assistant v1.7.0, an open-source R/Shiny application for pharmacokinetic non-compartmental analysis, bioequivalence testing, data visualization, and study planning.</w:t>
+        <w:t>This User Requirement Specification defines the functional and quality requirements for NCA Assistant vX.Y.Z, an open-source R/Shiny application for pharmacokinetic non-compartmental analysis, bioequivalence testing, data visualization, and study planning.</w:t>
       </w:r>
     </w:p>
     <w:p>
@@ -424,7 +424,7 @@
           <w:sz w:val="22"/>
           <w:szCs w:val="22"/>
         </w:rPr>
-        <w:t>This URS covers 69 requirements across 8 categories: General (8), Data Handling (8), NCA (14), Bioequivalence (11), Power (6), Export (8), Usability (5), and Visualization (9).</w:t>
+        <w:t>This URS covers 89 requirements across 9 categories: General (8), Data Handling (8), NCA (14), Bioequivalence (11), Power (6), Export (8), Usability (5), Visualization (9) and Controlled mode (20). The Controlled mode requirements (URS-GXP) apply only to a controlled installation (section 2); all other requirements apply to both modes.</w:t>
       </w:r>
     </w:p>
     <w:p>
@@ -448,7 +448,7 @@
           <w:sz w:val="22"/>
           <w:szCs w:val="22"/>
         </w:rPr>
-        <w:t>NCA Assistant v1.7.0 provides six workflow paths accessible from a central hub: (1) Plan a Study, (2) Upload &amp; Check Data (flat files, or CDISC ADNCA datasets through a separate upload option), (3) Visualize Data, (4) Analyze One Subject at a Time, (5) Analyze All Subjects, (6) Bioequivalence Testing. Paths 4, 5 and 6 also report partial AUCs over intervals entered by the user, and path 6 compares them. The data-processing pipeline (R/pipeline.R) is shared by the app, the validation script and the reproduction scripts shipped in every Analysis Record. GAMP 5 Category 5 custom application. The app performs average bioequivalence only; it does not perform reference-scaled (ABEL, RSABE) or NTID analyses, which Plan a Study can plan. It is not affiliated with, endorsed by, or certified by CDISC.</w:t>
+        <w:t>NCA Assistant vX.Y.Z provides six workflow paths accessible from a central hub: (1) Plan a Study, (2) Upload &amp; Check Data (flat files, or CDISC ADNCA datasets through a separate upload option), (3) Visualize Data, (4) Analyze One Subject at a Time, (5) Analyze All Subjects, (6) Bioequivalence Testing. Paths 4, 5 and 6 also report partial AUCs over intervals entered by the user, and path 6 compares them. The data-processing pipeline (R/pipeline.R) is shared by the app, the validation script and the reproduction scripts shipped in every Analysis Record. GAMP 5 Category 5 custom application. The app performs average bioequivalence only; it does not perform reference-scaled (ABEL, RSABE) or NTID analyses, which Plan a Study can plan. It is not affiliated with, endorsed by, or certified by CDISC.</w:t>
       </w:r>
     </w:p>
     <w:p>
@@ -461,7 +461,33 @@
           <w:sz w:val="22"/>
           <w:szCs w:val="22"/>
         </w:rPr>
-        <w:t>Intended use: non-compartmental analysis, average bioequivalence testing and study planning by pharmacokineticists. The app gives no reference-scaled bioequivalence verdict and has no audit trail, electronic signature or access control. The public instance on shinyapps.io is for evaluation and training with synthetic or pseudonymised data and is outside the scope of this URS; regulated use requires a tagged release installed and qualified on the user's own system. Not for dosing decisions for individual patients.</w:t>
+        <w:t>Two modes. In open mode (the default, and the public instance) the app keeps nothing between sessions and has no user accounts. Controlled mode is switched on by the environment variable NCA_GXP_DIR on an organisation-run server: Shiny Server, behind nginx with HTTPS, on a network reached through two-factor sign-in. It adds sign-in with personal accounts (shinymanager, encrypted SQLite store users.sqlite), an append-only, hash-chained audit trail (audit.sqlite, through DBI and RSQLite), read-only copies of every Analysis Record and Figure Record (records/), review signatures, a Records page and an Audit trail page. Roles: analyst (runs analyses and creates records), reviewer (also approves or rejects records made by others and signs audit trail reviews) and inspector (read-only access to records, the trail and the user overview). The system owner has no app role and manages accounts and archives with gxp/manage_users.R on the server. If gxp/CONTROLLED exists in the app folder, the app does not start without controlled mode.</w:t>
+      </w:r>
+    </w:p>
+    <w:p>
+      <w:pPr>
+        <w:spacing w:after="120"/>
+      </w:pPr>
+      <w:r>
+        <w:rPr>
+          <w:rFonts w:ascii="Arial" w:cs="Arial" w:eastAsia="Arial" w:hAnsi="Arial"/>
+          <w:sz w:val="22"/>
+          <w:szCs w:val="22"/>
+        </w:rPr>
+        <w:t>Outside the app, and the responsibility of the organisation: the server, its operating system and root access, nginx, two-factor authentication, backups, monitoring of the system log, and the procedures listed in the user manual's chapter on regulated use.</w:t>
+      </w:r>
+    </w:p>
+    <w:p>
+      <w:pPr>
+        <w:spacing w:after="120"/>
+      </w:pPr>
+      <w:r>
+        <w:rPr>
+          <w:rFonts w:ascii="Arial" w:cs="Arial" w:eastAsia="Arial" w:hAnsi="Arial"/>
+          <w:sz w:val="22"/>
+          <w:szCs w:val="22"/>
+        </w:rPr>
+        <w:t>Intended use: non-compartmental analysis, average bioequivalence testing and study planning by pharmacokineticists. The app gives no reference-scaled bioequivalence verdict. The public instance and a standard installation have no audit trail, electronic signature or access control; a controlled installation (above) adds them. The public instance on shinyapps.io is for evaluation and training with synthetic or pseudonymised data and is outside the scope of this URS; regulated use requires a tagged release installed and qualified on the user's own system, and for records under 21 CFR Part 11 or EU GMP Annex 11 a controlled installation. Intended environment of a controlled installation: two-factor authentication is standard for reaching the server, and users work on managed devices whose browsers do not save passwords (EMA/INS/GCP/112288/2023, Annex 4, A4.12 to A4.14). Controlled mode is meant for analyses after unblinding; records and the audit trail show treatment codes and are not for blinded staff. A local installation can run controlled mode for training but is not a qualified setup. Not for dosing decisions for individual patients.</w:t>
       </w:r>
     </w:p>
     <w:p>
@@ -486,6 +512,19 @@
           <w:szCs w:val="22"/>
         </w:rPr>
         <w:t>Critical R packages: NonCompart (NCA computation, including the terminal-slope selection), PowerTOST (sample size/power), nlme (mixed-effects BE models), ggplot2/plotly (visualization), digest (SHA-256 hashing). Validation only: replicateBE (reference implementation for replicate designs). All CRAN-hosted, peer-reviewed, widely adopted. CDISC parameter codes come from one pinned, dated release of CDISC SDTM Controlled Terminology (2026-03-27), stored in the repository with its source hash. Known limitations of NonCompart 0.8.0 are corrected in the app's pipeline and each has a regression test: no area for a log-down fall to zero (REL-01), no C0 back-extrapolation for an IV bolus with a time-0 sample (REL-05), predicted Clast with chosen half-life points (REL-33) and Tlag with a zero inside the profile (REL-34). Package versions of each release are fixed in validation/renv.lock.</w:t>
+      </w:r>
+    </w:p>
+    <w:p>
+      <w:pPr>
+        <w:spacing w:after="120"/>
+      </w:pPr>
+      <w:r>
+        <w:rPr>
+          <w:rFonts w:ascii="Arial" w:cs="Arial" w:eastAsia="Arial" w:hAnsi="Arial"/>
+          <w:sz w:val="22"/>
+          <w:szCs w:val="22"/>
+        </w:rPr>
+        <w:t>Controlled mode adds three CRAN packages, loaded only in controlled mode: shinymanager 1.1.0 (GPL-3; sign-in, encrypted user store with scrypt password hashes, password expiry, lockout, inactivity timeout), and DBI and RSQLite (LGPL-2.1 or later, r-dbi project; database interface and SQLite). Their behaviour was checked in the source before use: shinymanager's forced password change (pwd_mngt$must_change), its password-change screen, which does not ask for the current password and is therefore not used from within a session, the lockout counter, which check_credentials() does not raise, and check_credentials(), which reads the user table once. RSQLite by default turns off synchronous writes; the audit trail sets them to FULL. The audit trail itself is code of this application (R/gxp_audit.R), validated in section GXP; the package regulog was assessed and not used (two sessions writing to one file fail its own verification). Shiny Server and nginx are infrastructure, qualified by the organisation.</w:t>
       </w:r>
     </w:p>
     <w:p>
@@ -5716,7 +5755,2731 @@
           </w:p>
         </w:tc>
       </w:tr>
+      <w:tr>
+        <w:tc>
+          <w:tcPr>
+            <w:tcW w:type="dxa" w:w="1200"/>
+            <w:tcBorders>
+              <w:top w:val="single" w:color="999999" w:sz="1"/>
+              <w:left w:val="single" w:color="999999" w:sz="1"/>
+              <w:bottom w:val="single" w:color="999999" w:sz="1"/>
+              <w:right w:val="single" w:color="999999" w:sz="1"/>
+            </w:tcBorders>
+            <w:tcMar>
+              <w:top w:type="dxa" w:w="60"/>
+              <w:left w:type="dxa" w:w="100"/>
+              <w:bottom w:type="dxa" w:w="60"/>
+              <w:right w:type="dxa" w:w="100"/>
+            </w:tcMar>
+          </w:tcPr>
+          <w:p>
+            <w:r>
+              <w:rPr>
+                <w:rFonts w:ascii="Arial" w:cs="Arial" w:eastAsia="Arial" w:hAnsi="Arial"/>
+                <w:sz w:val="20"/>
+                <w:szCs w:val="20"/>
+              </w:rPr>
+              <w:t>FM-27</w:t>
+            </w:r>
+          </w:p>
+        </w:tc>
+        <w:tc>
+          <w:tcPr>
+            <w:tcW w:type="dxa" w:w="3160"/>
+            <w:tcBorders>
+              <w:top w:val="single" w:color="999999" w:sz="1"/>
+              <w:left w:val="single" w:color="999999" w:sz="1"/>
+              <w:bottom w:val="single" w:color="999999" w:sz="1"/>
+              <w:right w:val="single" w:color="999999" w:sz="1"/>
+            </w:tcBorders>
+            <w:tcMar>
+              <w:top w:type="dxa" w:w="60"/>
+              <w:left w:type="dxa" w:w="100"/>
+              <w:bottom w:type="dxa" w:w="60"/>
+              <w:right w:type="dxa" w:w="100"/>
+            </w:tcMar>
+          </w:tcPr>
+          <w:p>
+            <w:r>
+              <w:rPr>
+                <w:rFonts w:ascii="Arial" w:cs="Arial" w:eastAsia="Arial" w:hAnsi="Arial"/>
+                <w:sz w:val="20"/>
+                <w:szCs w:val="20"/>
+              </w:rPr>
+              <w:t>An audit entry cannot be written (disk full, write error, read-only file): an action happens without a record of it</w:t>
+            </w:r>
+          </w:p>
+        </w:tc>
+        <w:tc>
+          <w:tcPr>
+            <w:tcW w:type="dxa" w:w="800"/>
+            <w:tcBorders>
+              <w:top w:val="single" w:color="999999" w:sz="1"/>
+              <w:left w:val="single" w:color="999999" w:sz="1"/>
+              <w:bottom w:val="single" w:color="999999" w:sz="1"/>
+              <w:right w:val="single" w:color="999999" w:sz="1"/>
+            </w:tcBorders>
+            <w:tcMar>
+              <w:top w:type="dxa" w:w="60"/>
+              <w:left w:type="dxa" w:w="100"/>
+              <w:bottom w:type="dxa" w:w="60"/>
+              <w:right w:type="dxa" w:w="100"/>
+            </w:tcMar>
+          </w:tcPr>
+          <w:p>
+            <w:r>
+              <w:rPr>
+                <w:rFonts w:ascii="Arial" w:cs="Arial" w:eastAsia="Arial" w:hAnsi="Arial"/>
+                <w:sz w:val="20"/>
+                <w:szCs w:val="20"/>
+              </w:rPr>
+              <w:t>5</w:t>
+            </w:r>
+          </w:p>
+        </w:tc>
+        <w:tc>
+          <w:tcPr>
+            <w:tcW w:type="dxa" w:w="800"/>
+            <w:tcBorders>
+              <w:top w:val="single" w:color="999999" w:sz="1"/>
+              <w:left w:val="single" w:color="999999" w:sz="1"/>
+              <w:bottom w:val="single" w:color="999999" w:sz="1"/>
+              <w:right w:val="single" w:color="999999" w:sz="1"/>
+            </w:tcBorders>
+            <w:tcMar>
+              <w:top w:type="dxa" w:w="60"/>
+              <w:left w:type="dxa" w:w="100"/>
+              <w:bottom w:type="dxa" w:w="60"/>
+              <w:right w:type="dxa" w:w="100"/>
+            </w:tcMar>
+          </w:tcPr>
+          <w:p>
+            <w:r>
+              <w:rPr>
+                <w:rFonts w:ascii="Arial" w:cs="Arial" w:eastAsia="Arial" w:hAnsi="Arial"/>
+                <w:sz w:val="20"/>
+                <w:szCs w:val="20"/>
+              </w:rPr>
+              <w:t>1</w:t>
+            </w:r>
+          </w:p>
+        </w:tc>
+        <w:tc>
+          <w:tcPr>
+            <w:tcW w:type="dxa" w:w="800"/>
+            <w:tcBorders>
+              <w:top w:val="single" w:color="999999" w:sz="1"/>
+              <w:left w:val="single" w:color="999999" w:sz="1"/>
+              <w:bottom w:val="single" w:color="999999" w:sz="1"/>
+              <w:right w:val="single" w:color="999999" w:sz="1"/>
+            </w:tcBorders>
+            <w:tcMar>
+              <w:top w:type="dxa" w:w="60"/>
+              <w:left w:type="dxa" w:w="100"/>
+              <w:bottom w:type="dxa" w:w="60"/>
+              <w:right w:type="dxa" w:w="100"/>
+            </w:tcMar>
+          </w:tcPr>
+          <w:p>
+            <w:r>
+              <w:rPr>
+                <w:rFonts w:ascii="Arial" w:cs="Arial" w:eastAsia="Arial" w:hAnsi="Arial"/>
+                <w:sz w:val="20"/>
+                <w:szCs w:val="20"/>
+              </w:rPr>
+              <w:t>1</w:t>
+            </w:r>
+          </w:p>
+        </w:tc>
+        <w:tc>
+          <w:tcPr>
+            <w:tcW w:type="dxa" w:w="800"/>
+            <w:tcBorders>
+              <w:top w:val="single" w:color="999999" w:sz="1"/>
+              <w:left w:val="single" w:color="999999" w:sz="1"/>
+              <w:bottom w:val="single" w:color="999999" w:sz="1"/>
+              <w:right w:val="single" w:color="999999" w:sz="1"/>
+            </w:tcBorders>
+            <w:tcMar>
+              <w:top w:type="dxa" w:w="60"/>
+              <w:left w:type="dxa" w:w="100"/>
+              <w:bottom w:type="dxa" w:w="60"/>
+              <w:right w:type="dxa" w:w="100"/>
+            </w:tcMar>
+          </w:tcPr>
+          <w:p>
+            <w:r>
+              <w:rPr>
+                <w:rFonts w:ascii="Arial" w:cs="Arial" w:eastAsia="Arial" w:hAnsi="Arial"/>
+                <w:sz w:val="20"/>
+                <w:szCs w:val="20"/>
+              </w:rPr>
+              <w:t>5</w:t>
+            </w:r>
+          </w:p>
+        </w:tc>
+        <w:tc>
+          <w:tcPr>
+            <w:tcW w:type="dxa" w:w="1800"/>
+            <w:tcBorders>
+              <w:top w:val="single" w:color="999999" w:sz="1"/>
+              <w:left w:val="single" w:color="999999" w:sz="1"/>
+              <w:bottom w:val="single" w:color="999999" w:sz="1"/>
+              <w:right w:val="single" w:color="999999" w:sz="1"/>
+            </w:tcBorders>
+            <w:tcMar>
+              <w:top w:type="dxa" w:w="60"/>
+              <w:left w:type="dxa" w:w="100"/>
+              <w:bottom w:type="dxa" w:w="60"/>
+              <w:right w:type="dxa" w:w="100"/>
+            </w:tcMar>
+          </w:tcPr>
+          <w:p>
+            <w:r>
+              <w:rPr>
+                <w:rFonts w:ascii="Arial" w:cs="Arial" w:eastAsia="Arial" w:hAnsi="Arial"/>
+                <w:sz w:val="20"/>
+                <w:szCs w:val="20"/>
+              </w:rPr>
+              <w:t>Fail closed: the entry is written before the action; if it fails the action does not happen and a dialog says so. Tests: GXP-08, GXP-10, GXP-25, MAN-GXP-10</w:t>
+            </w:r>
+          </w:p>
+        </w:tc>
+      </w:tr>
+      <w:tr>
+        <w:tc>
+          <w:tcPr>
+            <w:tcW w:type="dxa" w:w="1200"/>
+            <w:tcBorders>
+              <w:top w:val="single" w:color="999999" w:sz="1"/>
+              <w:left w:val="single" w:color="999999" w:sz="1"/>
+              <w:bottom w:val="single" w:color="999999" w:sz="1"/>
+              <w:right w:val="single" w:color="999999" w:sz="1"/>
+            </w:tcBorders>
+            <w:tcMar>
+              <w:top w:type="dxa" w:w="60"/>
+              <w:left w:type="dxa" w:w="100"/>
+              <w:bottom w:type="dxa" w:w="60"/>
+              <w:right w:type="dxa" w:w="100"/>
+            </w:tcMar>
+          </w:tcPr>
+          <w:p>
+            <w:r>
+              <w:rPr>
+                <w:rFonts w:ascii="Arial" w:cs="Arial" w:eastAsia="Arial" w:hAnsi="Arial"/>
+                <w:sz w:val="20"/>
+                <w:szCs w:val="20"/>
+              </w:rPr>
+              <w:t>FM-28</w:t>
+            </w:r>
+          </w:p>
+        </w:tc>
+        <w:tc>
+          <w:tcPr>
+            <w:tcW w:type="dxa" w:w="3160"/>
+            <w:tcBorders>
+              <w:top w:val="single" w:color="999999" w:sz="1"/>
+              <w:left w:val="single" w:color="999999" w:sz="1"/>
+              <w:bottom w:val="single" w:color="999999" w:sz="1"/>
+              <w:right w:val="single" w:color="999999" w:sz="1"/>
+            </w:tcBorders>
+            <w:tcMar>
+              <w:top w:type="dxa" w:w="60"/>
+              <w:left w:type="dxa" w:w="100"/>
+              <w:bottom w:type="dxa" w:w="60"/>
+              <w:right w:type="dxa" w:w="100"/>
+            </w:tcMar>
+          </w:tcPr>
+          <w:p>
+            <w:r>
+              <w:rPr>
+                <w:rFonts w:ascii="Arial" w:cs="Arial" w:eastAsia="Arial" w:hAnsi="Arial"/>
+                <w:sz w:val="20"/>
+                <w:szCs w:val="20"/>
+              </w:rPr>
+              <w:t>Someone with file access on the server (root) changes, removes or rebuilds audit entries: a false history</w:t>
+            </w:r>
+          </w:p>
+        </w:tc>
+        <w:tc>
+          <w:tcPr>
+            <w:tcW w:type="dxa" w:w="800"/>
+            <w:tcBorders>
+              <w:top w:val="single" w:color="999999" w:sz="1"/>
+              <w:left w:val="single" w:color="999999" w:sz="1"/>
+              <w:bottom w:val="single" w:color="999999" w:sz="1"/>
+              <w:right w:val="single" w:color="999999" w:sz="1"/>
+            </w:tcBorders>
+            <w:tcMar>
+              <w:top w:type="dxa" w:w="60"/>
+              <w:left w:type="dxa" w:w="100"/>
+              <w:bottom w:type="dxa" w:w="60"/>
+              <w:right w:type="dxa" w:w="100"/>
+            </w:tcMar>
+          </w:tcPr>
+          <w:p>
+            <w:r>
+              <w:rPr>
+                <w:rFonts w:ascii="Arial" w:cs="Arial" w:eastAsia="Arial" w:hAnsi="Arial"/>
+                <w:sz w:val="20"/>
+                <w:szCs w:val="20"/>
+              </w:rPr>
+              <w:t>5</w:t>
+            </w:r>
+          </w:p>
+        </w:tc>
+        <w:tc>
+          <w:tcPr>
+            <w:tcW w:type="dxa" w:w="800"/>
+            <w:tcBorders>
+              <w:top w:val="single" w:color="999999" w:sz="1"/>
+              <w:left w:val="single" w:color="999999" w:sz="1"/>
+              <w:bottom w:val="single" w:color="999999" w:sz="1"/>
+              <w:right w:val="single" w:color="999999" w:sz="1"/>
+            </w:tcBorders>
+            <w:tcMar>
+              <w:top w:type="dxa" w:w="60"/>
+              <w:left w:type="dxa" w:w="100"/>
+              <w:bottom w:type="dxa" w:w="60"/>
+              <w:right w:type="dxa" w:w="100"/>
+            </w:tcMar>
+          </w:tcPr>
+          <w:p>
+            <w:r>
+              <w:rPr>
+                <w:rFonts w:ascii="Arial" w:cs="Arial" w:eastAsia="Arial" w:hAnsi="Arial"/>
+                <w:sz w:val="20"/>
+                <w:szCs w:val="20"/>
+              </w:rPr>
+              <w:t>1</w:t>
+            </w:r>
+          </w:p>
+        </w:tc>
+        <w:tc>
+          <w:tcPr>
+            <w:tcW w:type="dxa" w:w="800"/>
+            <w:tcBorders>
+              <w:top w:val="single" w:color="999999" w:sz="1"/>
+              <w:left w:val="single" w:color="999999" w:sz="1"/>
+              <w:bottom w:val="single" w:color="999999" w:sz="1"/>
+              <w:right w:val="single" w:color="999999" w:sz="1"/>
+            </w:tcBorders>
+            <w:tcMar>
+              <w:top w:type="dxa" w:w="60"/>
+              <w:left w:type="dxa" w:w="100"/>
+              <w:bottom w:type="dxa" w:w="60"/>
+              <w:right w:type="dxa" w:w="100"/>
+            </w:tcMar>
+          </w:tcPr>
+          <w:p>
+            <w:r>
+              <w:rPr>
+                <w:rFonts w:ascii="Arial" w:cs="Arial" w:eastAsia="Arial" w:hAnsi="Arial"/>
+                <w:sz w:val="20"/>
+                <w:szCs w:val="20"/>
+              </w:rPr>
+              <w:t>3</w:t>
+            </w:r>
+          </w:p>
+        </w:tc>
+        <w:tc>
+          <w:tcPr>
+            <w:tcW w:type="dxa" w:w="800"/>
+            <w:tcBorders>
+              <w:top w:val="single" w:color="999999" w:sz="1"/>
+              <w:left w:val="single" w:color="999999" w:sz="1"/>
+              <w:bottom w:val="single" w:color="999999" w:sz="1"/>
+              <w:right w:val="single" w:color="999999" w:sz="1"/>
+            </w:tcBorders>
+            <w:tcMar>
+              <w:top w:type="dxa" w:w="60"/>
+              <w:left w:type="dxa" w:w="100"/>
+              <w:bottom w:type="dxa" w:w="60"/>
+              <w:right w:type="dxa" w:w="100"/>
+            </w:tcMar>
+          </w:tcPr>
+          <w:p>
+            <w:r>
+              <w:rPr>
+                <w:rFonts w:ascii="Arial" w:cs="Arial" w:eastAsia="Arial" w:hAnsi="Arial"/>
+                <w:sz w:val="20"/>
+                <w:szCs w:val="20"/>
+              </w:rPr>
+              <w:t>15</w:t>
+            </w:r>
+          </w:p>
+        </w:tc>
+        <w:tc>
+          <w:tcPr>
+            <w:tcW w:type="dxa" w:w="1800"/>
+            <w:tcBorders>
+              <w:top w:val="single" w:color="999999" w:sz="1"/>
+              <w:left w:val="single" w:color="999999" w:sz="1"/>
+              <w:bottom w:val="single" w:color="999999" w:sz="1"/>
+              <w:right w:val="single" w:color="999999" w:sz="1"/>
+            </w:tcBorders>
+            <w:tcMar>
+              <w:top w:type="dxa" w:w="60"/>
+              <w:left w:type="dxa" w:w="100"/>
+              <w:bottom w:type="dxa" w:w="60"/>
+              <w:right w:type="dxa" w:w="100"/>
+            </w:tcMar>
+          </w:tcPr>
+          <w:p>
+            <w:r>
+              <w:rPr>
+                <w:rFonts w:ascii="Arial" w:cs="Arial" w:eastAsia="Arial" w:hAnsi="Arial"/>
+                <w:sz w:val="20"/>
+                <w:szCs w:val="20"/>
+              </w:rPr>
+              <w:t>Hash chain and sequence check; triggers refuse UPDATE and DELETE; anchors outside the server (signature sheets, the filed trail head, backups); controlled directory owned by the service account; the system owner's sudo rule allows only manage_users.R; root only for IT. Tests: GXP-04, GXP-05, GXP-06. Residual risk: tamper-evident, not tamper-proof against root (4.1)</w:t>
+            </w:r>
+          </w:p>
+        </w:tc>
+      </w:tr>
+      <w:tr>
+        <w:tc>
+          <w:tcPr>
+            <w:tcW w:type="dxa" w:w="1200"/>
+            <w:tcBorders>
+              <w:top w:val="single" w:color="999999" w:sz="1"/>
+              <w:left w:val="single" w:color="999999" w:sz="1"/>
+              <w:bottom w:val="single" w:color="999999" w:sz="1"/>
+              <w:right w:val="single" w:color="999999" w:sz="1"/>
+            </w:tcBorders>
+            <w:tcMar>
+              <w:top w:type="dxa" w:w="60"/>
+              <w:left w:type="dxa" w:w="100"/>
+              <w:bottom w:type="dxa" w:w="60"/>
+              <w:right w:type="dxa" w:w="100"/>
+            </w:tcMar>
+          </w:tcPr>
+          <w:p>
+            <w:r>
+              <w:rPr>
+                <w:rFonts w:ascii="Arial" w:cs="Arial" w:eastAsia="Arial" w:hAnsi="Arial"/>
+                <w:sz w:val="20"/>
+                <w:szCs w:val="20"/>
+              </w:rPr>
+              <w:t>FM-29</w:t>
+            </w:r>
+          </w:p>
+        </w:tc>
+        <w:tc>
+          <w:tcPr>
+            <w:tcW w:type="dxa" w:w="3160"/>
+            <w:tcBorders>
+              <w:top w:val="single" w:color="999999" w:sz="1"/>
+              <w:left w:val="single" w:color="999999" w:sz="1"/>
+              <w:bottom w:val="single" w:color="999999" w:sz="1"/>
+              <w:right w:val="single" w:color="999999" w:sz="1"/>
+            </w:tcBorders>
+            <w:tcMar>
+              <w:top w:type="dxa" w:w="60"/>
+              <w:left w:type="dxa" w:w="100"/>
+              <w:bottom w:type="dxa" w:w="60"/>
+              <w:right w:type="dxa" w:w="100"/>
+            </w:tcMar>
+          </w:tcPr>
+          <w:p>
+            <w:r>
+              <w:rPr>
+                <w:rFonts w:ascii="Arial" w:cs="Arial" w:eastAsia="Arial" w:hAnsi="Arial"/>
+                <w:sz w:val="20"/>
+                <w:szCs w:val="20"/>
+              </w:rPr>
+              <w:t>A new or reset account is taken over with the starting password admin before its owner signs in: work and signatures under another person's name</w:t>
+            </w:r>
+          </w:p>
+        </w:tc>
+        <w:tc>
+          <w:tcPr>
+            <w:tcW w:type="dxa" w:w="800"/>
+            <w:tcBorders>
+              <w:top w:val="single" w:color="999999" w:sz="1"/>
+              <w:left w:val="single" w:color="999999" w:sz="1"/>
+              <w:bottom w:val="single" w:color="999999" w:sz="1"/>
+              <w:right w:val="single" w:color="999999" w:sz="1"/>
+            </w:tcBorders>
+            <w:tcMar>
+              <w:top w:type="dxa" w:w="60"/>
+              <w:left w:type="dxa" w:w="100"/>
+              <w:bottom w:type="dxa" w:w="60"/>
+              <w:right w:type="dxa" w:w="100"/>
+            </w:tcMar>
+          </w:tcPr>
+          <w:p>
+            <w:r>
+              <w:rPr>
+                <w:rFonts w:ascii="Arial" w:cs="Arial" w:eastAsia="Arial" w:hAnsi="Arial"/>
+                <w:sz w:val="20"/>
+                <w:szCs w:val="20"/>
+              </w:rPr>
+              <w:t>5</w:t>
+            </w:r>
+          </w:p>
+        </w:tc>
+        <w:tc>
+          <w:tcPr>
+            <w:tcW w:type="dxa" w:w="800"/>
+            <w:tcBorders>
+              <w:top w:val="single" w:color="999999" w:sz="1"/>
+              <w:left w:val="single" w:color="999999" w:sz="1"/>
+              <w:bottom w:val="single" w:color="999999" w:sz="1"/>
+              <w:right w:val="single" w:color="999999" w:sz="1"/>
+            </w:tcBorders>
+            <w:tcMar>
+              <w:top w:type="dxa" w:w="60"/>
+              <w:left w:type="dxa" w:w="100"/>
+              <w:bottom w:type="dxa" w:w="60"/>
+              <w:right w:type="dxa" w:w="100"/>
+            </w:tcMar>
+          </w:tcPr>
+          <w:p>
+            <w:r>
+              <w:rPr>
+                <w:rFonts w:ascii="Arial" w:cs="Arial" w:eastAsia="Arial" w:hAnsi="Arial"/>
+                <w:sz w:val="20"/>
+                <w:szCs w:val="20"/>
+              </w:rPr>
+              <w:t>2</w:t>
+            </w:r>
+          </w:p>
+        </w:tc>
+        <w:tc>
+          <w:tcPr>
+            <w:tcW w:type="dxa" w:w="800"/>
+            <w:tcBorders>
+              <w:top w:val="single" w:color="999999" w:sz="1"/>
+              <w:left w:val="single" w:color="999999" w:sz="1"/>
+              <w:bottom w:val="single" w:color="999999" w:sz="1"/>
+              <w:right w:val="single" w:color="999999" w:sz="1"/>
+            </w:tcBorders>
+            <w:tcMar>
+              <w:top w:type="dxa" w:w="60"/>
+              <w:left w:type="dxa" w:w="100"/>
+              <w:bottom w:type="dxa" w:w="60"/>
+              <w:right w:type="dxa" w:w="100"/>
+            </w:tcMar>
+          </w:tcPr>
+          <w:p>
+            <w:r>
+              <w:rPr>
+                <w:rFonts w:ascii="Arial" w:cs="Arial" w:eastAsia="Arial" w:hAnsi="Arial"/>
+                <w:sz w:val="20"/>
+                <w:szCs w:val="20"/>
+              </w:rPr>
+              <w:t>3</w:t>
+            </w:r>
+          </w:p>
+        </w:tc>
+        <w:tc>
+          <w:tcPr>
+            <w:tcW w:type="dxa" w:w="800"/>
+            <w:tcBorders>
+              <w:top w:val="single" w:color="999999" w:sz="1"/>
+              <w:left w:val="single" w:color="999999" w:sz="1"/>
+              <w:bottom w:val="single" w:color="999999" w:sz="1"/>
+              <w:right w:val="single" w:color="999999" w:sz="1"/>
+            </w:tcBorders>
+            <w:tcMar>
+              <w:top w:type="dxa" w:w="60"/>
+              <w:left w:type="dxa" w:w="100"/>
+              <w:bottom w:type="dxa" w:w="60"/>
+              <w:right w:type="dxa" w:w="100"/>
+            </w:tcMar>
+          </w:tcPr>
+          <w:p>
+            <w:r>
+              <w:rPr>
+                <w:rFonts w:ascii="Arial" w:cs="Arial" w:eastAsia="Arial" w:hAnsi="Arial"/>
+                <w:sz w:val="20"/>
+                <w:szCs w:val="20"/>
+              </w:rPr>
+              <w:t>30</w:t>
+            </w:r>
+          </w:p>
+        </w:tc>
+        <w:tc>
+          <w:tcPr>
+            <w:tcW w:type="dxa" w:w="1800"/>
+            <w:tcBorders>
+              <w:top w:val="single" w:color="999999" w:sz="1"/>
+              <w:left w:val="single" w:color="999999" w:sz="1"/>
+              <w:bottom w:val="single" w:color="999999" w:sz="1"/>
+              <w:right w:val="single" w:color="999999" w:sz="1"/>
+            </w:tcBorders>
+            <w:tcMar>
+              <w:top w:type="dxa" w:w="60"/>
+              <w:left w:type="dxa" w:w="100"/>
+              <w:bottom w:type="dxa" w:w="60"/>
+              <w:right w:type="dxa" w:w="100"/>
+            </w:tcMar>
+          </w:tcPr>
+          <w:p>
+            <w:r>
+              <w:rPr>
+                <w:rFonts w:ascii="Arial" w:cs="Arial" w:eastAsia="Arial" w:hAnsi="Arial"/>
+                <w:sz w:val="20"/>
+                <w:szCs w:val="20"/>
+              </w:rPr>
+              <w:t>Forced change at first sign-in (admin refused as a new password); accounts created or reset only when the user signs in at once; first sign-in and password change in the trail; the user reports at once if admin does not work. Tests: GXP-16, GXP-19, GXP-37, MAN-GXP-03. RPN above 24: accepted residual risk (4.1)</w:t>
+            </w:r>
+          </w:p>
+        </w:tc>
+      </w:tr>
+      <w:tr>
+        <w:tc>
+          <w:tcPr>
+            <w:tcW w:type="dxa" w:w="1200"/>
+            <w:tcBorders>
+              <w:top w:val="single" w:color="999999" w:sz="1"/>
+              <w:left w:val="single" w:color="999999" w:sz="1"/>
+              <w:bottom w:val="single" w:color="999999" w:sz="1"/>
+              <w:right w:val="single" w:color="999999" w:sz="1"/>
+            </w:tcBorders>
+            <w:tcMar>
+              <w:top w:type="dxa" w:w="60"/>
+              <w:left w:type="dxa" w:w="100"/>
+              <w:bottom w:type="dxa" w:w="60"/>
+              <w:right w:type="dxa" w:w="100"/>
+            </w:tcMar>
+          </w:tcPr>
+          <w:p>
+            <w:r>
+              <w:rPr>
+                <w:rFonts w:ascii="Arial" w:cs="Arial" w:eastAsia="Arial" w:hAnsi="Arial"/>
+                <w:sz w:val="20"/>
+                <w:szCs w:val="20"/>
+              </w:rPr>
+              <w:t>FM-30</w:t>
+            </w:r>
+          </w:p>
+        </w:tc>
+        <w:tc>
+          <w:tcPr>
+            <w:tcW w:type="dxa" w:w="3160"/>
+            <w:tcBorders>
+              <w:top w:val="single" w:color="999999" w:sz="1"/>
+              <w:left w:val="single" w:color="999999" w:sz="1"/>
+              <w:bottom w:val="single" w:color="999999" w:sz="1"/>
+              <w:right w:val="single" w:color="999999" w:sz="1"/>
+            </w:tcBorders>
+            <w:tcMar>
+              <w:top w:type="dxa" w:w="60"/>
+              <w:left w:type="dxa" w:w="100"/>
+              <w:bottom w:type="dxa" w:w="60"/>
+              <w:right w:type="dxa" w:w="100"/>
+            </w:tcMar>
+          </w:tcPr>
+          <w:p>
+            <w:r>
+              <w:rPr>
+                <w:rFonts w:ascii="Arial" w:cs="Arial" w:eastAsia="Arial" w:hAnsi="Arial"/>
+                <w:sz w:val="20"/>
+                <w:szCs w:val="20"/>
+              </w:rPr>
+              <w:t>Shared passwords, or a signature made for someone else: actions not attributable</w:t>
+            </w:r>
+          </w:p>
+        </w:tc>
+        <w:tc>
+          <w:tcPr>
+            <w:tcW w:type="dxa" w:w="800"/>
+            <w:tcBorders>
+              <w:top w:val="single" w:color="999999" w:sz="1"/>
+              <w:left w:val="single" w:color="999999" w:sz="1"/>
+              <w:bottom w:val="single" w:color="999999" w:sz="1"/>
+              <w:right w:val="single" w:color="999999" w:sz="1"/>
+            </w:tcBorders>
+            <w:tcMar>
+              <w:top w:type="dxa" w:w="60"/>
+              <w:left w:type="dxa" w:w="100"/>
+              <w:bottom w:type="dxa" w:w="60"/>
+              <w:right w:type="dxa" w:w="100"/>
+            </w:tcMar>
+          </w:tcPr>
+          <w:p>
+            <w:r>
+              <w:rPr>
+                <w:rFonts w:ascii="Arial" w:cs="Arial" w:eastAsia="Arial" w:hAnsi="Arial"/>
+                <w:sz w:val="20"/>
+                <w:szCs w:val="20"/>
+              </w:rPr>
+              <w:t>5</w:t>
+            </w:r>
+          </w:p>
+        </w:tc>
+        <w:tc>
+          <w:tcPr>
+            <w:tcW w:type="dxa" w:w="800"/>
+            <w:tcBorders>
+              <w:top w:val="single" w:color="999999" w:sz="1"/>
+              <w:left w:val="single" w:color="999999" w:sz="1"/>
+              <w:bottom w:val="single" w:color="999999" w:sz="1"/>
+              <w:right w:val="single" w:color="999999" w:sz="1"/>
+            </w:tcBorders>
+            <w:tcMar>
+              <w:top w:type="dxa" w:w="60"/>
+              <w:left w:type="dxa" w:w="100"/>
+              <w:bottom w:type="dxa" w:w="60"/>
+              <w:right w:type="dxa" w:w="100"/>
+            </w:tcMar>
+          </w:tcPr>
+          <w:p>
+            <w:r>
+              <w:rPr>
+                <w:rFonts w:ascii="Arial" w:cs="Arial" w:eastAsia="Arial" w:hAnsi="Arial"/>
+                <w:sz w:val="20"/>
+                <w:szCs w:val="20"/>
+              </w:rPr>
+              <w:t>1</w:t>
+            </w:r>
+          </w:p>
+        </w:tc>
+        <w:tc>
+          <w:tcPr>
+            <w:tcW w:type="dxa" w:w="800"/>
+            <w:tcBorders>
+              <w:top w:val="single" w:color="999999" w:sz="1"/>
+              <w:left w:val="single" w:color="999999" w:sz="1"/>
+              <w:bottom w:val="single" w:color="999999" w:sz="1"/>
+              <w:right w:val="single" w:color="999999" w:sz="1"/>
+            </w:tcBorders>
+            <w:tcMar>
+              <w:top w:type="dxa" w:w="60"/>
+              <w:left w:type="dxa" w:w="100"/>
+              <w:bottom w:type="dxa" w:w="60"/>
+              <w:right w:type="dxa" w:w="100"/>
+            </w:tcMar>
+          </w:tcPr>
+          <w:p>
+            <w:r>
+              <w:rPr>
+                <w:rFonts w:ascii="Arial" w:cs="Arial" w:eastAsia="Arial" w:hAnsi="Arial"/>
+                <w:sz w:val="20"/>
+                <w:szCs w:val="20"/>
+              </w:rPr>
+              <w:t>4</w:t>
+            </w:r>
+          </w:p>
+        </w:tc>
+        <w:tc>
+          <w:tcPr>
+            <w:tcW w:type="dxa" w:w="800"/>
+            <w:tcBorders>
+              <w:top w:val="single" w:color="999999" w:sz="1"/>
+              <w:left w:val="single" w:color="999999" w:sz="1"/>
+              <w:bottom w:val="single" w:color="999999" w:sz="1"/>
+              <w:right w:val="single" w:color="999999" w:sz="1"/>
+            </w:tcBorders>
+            <w:tcMar>
+              <w:top w:type="dxa" w:w="60"/>
+              <w:left w:type="dxa" w:w="100"/>
+              <w:bottom w:type="dxa" w:w="60"/>
+              <w:right w:type="dxa" w:w="100"/>
+            </w:tcMar>
+          </w:tcPr>
+          <w:p>
+            <w:r>
+              <w:rPr>
+                <w:rFonts w:ascii="Arial" w:cs="Arial" w:eastAsia="Arial" w:hAnsi="Arial"/>
+                <w:sz w:val="20"/>
+                <w:szCs w:val="20"/>
+              </w:rPr>
+              <w:t>20</w:t>
+            </w:r>
+          </w:p>
+        </w:tc>
+        <w:tc>
+          <w:tcPr>
+            <w:tcW w:type="dxa" w:w="1800"/>
+            <w:tcBorders>
+              <w:top w:val="single" w:color="999999" w:sz="1"/>
+              <w:left w:val="single" w:color="999999" w:sz="1"/>
+              <w:bottom w:val="single" w:color="999999" w:sz="1"/>
+              <w:right w:val="single" w:color="999999" w:sz="1"/>
+            </w:tcBorders>
+            <w:tcMar>
+              <w:top w:type="dxa" w:w="60"/>
+              <w:left w:type="dxa" w:w="100"/>
+              <w:bottom w:type="dxa" w:w="60"/>
+              <w:right w:type="dxa" w:w="100"/>
+            </w:tcMar>
+          </w:tcPr>
+          <w:p>
+            <w:r>
+              <w:rPr>
+                <w:rFonts w:ascii="Arial" w:cs="Arial" w:eastAsia="Arial" w:hAnsi="Arial"/>
+                <w:sz w:val="20"/>
+                <w:szCs w:val="20"/>
+              </w:rPr>
+              <w:t>Personal accounts; user ID and password at every signature; two-factor sign-in to the network; written policy and training (procedure). Tests: GXP-19, GXP-28</w:t>
+            </w:r>
+          </w:p>
+        </w:tc>
+      </w:tr>
+      <w:tr>
+        <w:tc>
+          <w:tcPr>
+            <w:tcW w:type="dxa" w:w="1200"/>
+            <w:tcBorders>
+              <w:top w:val="single" w:color="999999" w:sz="1"/>
+              <w:left w:val="single" w:color="999999" w:sz="1"/>
+              <w:bottom w:val="single" w:color="999999" w:sz="1"/>
+              <w:right w:val="single" w:color="999999" w:sz="1"/>
+            </w:tcBorders>
+            <w:tcMar>
+              <w:top w:type="dxa" w:w="60"/>
+              <w:left w:type="dxa" w:w="100"/>
+              <w:bottom w:type="dxa" w:w="60"/>
+              <w:right w:type="dxa" w:w="100"/>
+            </w:tcMar>
+          </w:tcPr>
+          <w:p>
+            <w:r>
+              <w:rPr>
+                <w:rFonts w:ascii="Arial" w:cs="Arial" w:eastAsia="Arial" w:hAnsi="Arial"/>
+                <w:sz w:val="20"/>
+                <w:szCs w:val="20"/>
+              </w:rPr>
+              <w:t>FM-31</w:t>
+            </w:r>
+          </w:p>
+        </w:tc>
+        <w:tc>
+          <w:tcPr>
+            <w:tcW w:type="dxa" w:w="3160"/>
+            <w:tcBorders>
+              <w:top w:val="single" w:color="999999" w:sz="1"/>
+              <w:left w:val="single" w:color="999999" w:sz="1"/>
+              <w:bottom w:val="single" w:color="999999" w:sz="1"/>
+              <w:right w:val="single" w:color="999999" w:sz="1"/>
+            </w:tcBorders>
+            <w:tcMar>
+              <w:top w:type="dxa" w:w="60"/>
+              <w:left w:type="dxa" w:w="100"/>
+              <w:bottom w:type="dxa" w:w="60"/>
+              <w:right w:type="dxa" w:w="100"/>
+            </w:tcMar>
+          </w:tcPr>
+          <w:p>
+            <w:r>
+              <w:rPr>
+                <w:rFonts w:ascii="Arial" w:cs="Arial" w:eastAsia="Arial" w:hAnsi="Arial"/>
+                <w:sz w:val="20"/>
+                <w:szCs w:val="20"/>
+              </w:rPr>
+              <w:t>Server clock wrong or set back: times and order of entries wrong</w:t>
+            </w:r>
+          </w:p>
+        </w:tc>
+        <w:tc>
+          <w:tcPr>
+            <w:tcW w:type="dxa" w:w="800"/>
+            <w:tcBorders>
+              <w:top w:val="single" w:color="999999" w:sz="1"/>
+              <w:left w:val="single" w:color="999999" w:sz="1"/>
+              <w:bottom w:val="single" w:color="999999" w:sz="1"/>
+              <w:right w:val="single" w:color="999999" w:sz="1"/>
+            </w:tcBorders>
+            <w:tcMar>
+              <w:top w:type="dxa" w:w="60"/>
+              <w:left w:type="dxa" w:w="100"/>
+              <w:bottom w:type="dxa" w:w="60"/>
+              <w:right w:type="dxa" w:w="100"/>
+            </w:tcMar>
+          </w:tcPr>
+          <w:p>
+            <w:r>
+              <w:rPr>
+                <w:rFonts w:ascii="Arial" w:cs="Arial" w:eastAsia="Arial" w:hAnsi="Arial"/>
+                <w:sz w:val="20"/>
+                <w:szCs w:val="20"/>
+              </w:rPr>
+              <w:t>3</w:t>
+            </w:r>
+          </w:p>
+        </w:tc>
+        <w:tc>
+          <w:tcPr>
+            <w:tcW w:type="dxa" w:w="800"/>
+            <w:tcBorders>
+              <w:top w:val="single" w:color="999999" w:sz="1"/>
+              <w:left w:val="single" w:color="999999" w:sz="1"/>
+              <w:bottom w:val="single" w:color="999999" w:sz="1"/>
+              <w:right w:val="single" w:color="999999" w:sz="1"/>
+            </w:tcBorders>
+            <w:tcMar>
+              <w:top w:type="dxa" w:w="60"/>
+              <w:left w:type="dxa" w:w="100"/>
+              <w:bottom w:type="dxa" w:w="60"/>
+              <w:right w:type="dxa" w:w="100"/>
+            </w:tcMar>
+          </w:tcPr>
+          <w:p>
+            <w:r>
+              <w:rPr>
+                <w:rFonts w:ascii="Arial" w:cs="Arial" w:eastAsia="Arial" w:hAnsi="Arial"/>
+                <w:sz w:val="20"/>
+                <w:szCs w:val="20"/>
+              </w:rPr>
+              <w:t>1</w:t>
+            </w:r>
+          </w:p>
+        </w:tc>
+        <w:tc>
+          <w:tcPr>
+            <w:tcW w:type="dxa" w:w="800"/>
+            <w:tcBorders>
+              <w:top w:val="single" w:color="999999" w:sz="1"/>
+              <w:left w:val="single" w:color="999999" w:sz="1"/>
+              <w:bottom w:val="single" w:color="999999" w:sz="1"/>
+              <w:right w:val="single" w:color="999999" w:sz="1"/>
+            </w:tcBorders>
+            <w:tcMar>
+              <w:top w:type="dxa" w:w="60"/>
+              <w:left w:type="dxa" w:w="100"/>
+              <w:bottom w:type="dxa" w:w="60"/>
+              <w:right w:type="dxa" w:w="100"/>
+            </w:tcMar>
+          </w:tcPr>
+          <w:p>
+            <w:r>
+              <w:rPr>
+                <w:rFonts w:ascii="Arial" w:cs="Arial" w:eastAsia="Arial" w:hAnsi="Arial"/>
+                <w:sz w:val="20"/>
+                <w:szCs w:val="20"/>
+              </w:rPr>
+              <w:t>2</w:t>
+            </w:r>
+          </w:p>
+        </w:tc>
+        <w:tc>
+          <w:tcPr>
+            <w:tcW w:type="dxa" w:w="800"/>
+            <w:tcBorders>
+              <w:top w:val="single" w:color="999999" w:sz="1"/>
+              <w:left w:val="single" w:color="999999" w:sz="1"/>
+              <w:bottom w:val="single" w:color="999999" w:sz="1"/>
+              <w:right w:val="single" w:color="999999" w:sz="1"/>
+            </w:tcBorders>
+            <w:tcMar>
+              <w:top w:type="dxa" w:w="60"/>
+              <w:left w:type="dxa" w:w="100"/>
+              <w:bottom w:type="dxa" w:w="60"/>
+              <w:right w:type="dxa" w:w="100"/>
+            </w:tcMar>
+          </w:tcPr>
+          <w:p>
+            <w:r>
+              <w:rPr>
+                <w:rFonts w:ascii="Arial" w:cs="Arial" w:eastAsia="Arial" w:hAnsi="Arial"/>
+                <w:sz w:val="20"/>
+                <w:szCs w:val="20"/>
+              </w:rPr>
+              <w:t>6</w:t>
+            </w:r>
+          </w:p>
+        </w:tc>
+        <w:tc>
+          <w:tcPr>
+            <w:tcW w:type="dxa" w:w="1800"/>
+            <w:tcBorders>
+              <w:top w:val="single" w:color="999999" w:sz="1"/>
+              <w:left w:val="single" w:color="999999" w:sz="1"/>
+              <w:bottom w:val="single" w:color="999999" w:sz="1"/>
+              <w:right w:val="single" w:color="999999" w:sz="1"/>
+            </w:tcBorders>
+            <w:tcMar>
+              <w:top w:type="dxa" w:w="60"/>
+              <w:left w:type="dxa" w:w="100"/>
+              <w:bottom w:type="dxa" w:w="60"/>
+              <w:right w:type="dxa" w:w="100"/>
+            </w:tcMar>
+          </w:tcPr>
+          <w:p>
+            <w:r>
+              <w:rPr>
+                <w:rFonts w:ascii="Arial" w:cs="Arial" w:eastAsia="Arial" w:hAnsi="Arial"/>
+                <w:sz w:val="20"/>
+                <w:szCs w:val="20"/>
+              </w:rPr>
+              <w:t>UTC from an NTP-synchronised server (IQ); verification warns when an entry is earlier than the one before; Exceptions lists it. Tests: GXP-09, GXP-33</w:t>
+            </w:r>
+          </w:p>
+        </w:tc>
+      </w:tr>
+      <w:tr>
+        <w:tc>
+          <w:tcPr>
+            <w:tcW w:type="dxa" w:w="1200"/>
+            <w:tcBorders>
+              <w:top w:val="single" w:color="999999" w:sz="1"/>
+              <w:left w:val="single" w:color="999999" w:sz="1"/>
+              <w:bottom w:val="single" w:color="999999" w:sz="1"/>
+              <w:right w:val="single" w:color="999999" w:sz="1"/>
+            </w:tcBorders>
+            <w:tcMar>
+              <w:top w:type="dxa" w:w="60"/>
+              <w:left w:type="dxa" w:w="100"/>
+              <w:bottom w:type="dxa" w:w="60"/>
+              <w:right w:type="dxa" w:w="100"/>
+            </w:tcMar>
+          </w:tcPr>
+          <w:p>
+            <w:r>
+              <w:rPr>
+                <w:rFonts w:ascii="Arial" w:cs="Arial" w:eastAsia="Arial" w:hAnsi="Arial"/>
+                <w:sz w:val="20"/>
+                <w:szCs w:val="20"/>
+              </w:rPr>
+              <w:t>FM-32</w:t>
+            </w:r>
+          </w:p>
+        </w:tc>
+        <w:tc>
+          <w:tcPr>
+            <w:tcW w:type="dxa" w:w="3160"/>
+            <w:tcBorders>
+              <w:top w:val="single" w:color="999999" w:sz="1"/>
+              <w:left w:val="single" w:color="999999" w:sz="1"/>
+              <w:bottom w:val="single" w:color="999999" w:sz="1"/>
+              <w:right w:val="single" w:color="999999" w:sz="1"/>
+            </w:tcBorders>
+            <w:tcMar>
+              <w:top w:type="dxa" w:w="60"/>
+              <w:left w:type="dxa" w:w="100"/>
+              <w:bottom w:type="dxa" w:w="60"/>
+              <w:right w:type="dxa" w:w="100"/>
+            </w:tcMar>
+          </w:tcPr>
+          <w:p>
+            <w:r>
+              <w:rPr>
+                <w:rFonts w:ascii="Arial" w:cs="Arial" w:eastAsia="Arial" w:hAnsi="Arial"/>
+                <w:sz w:val="20"/>
+                <w:szCs w:val="20"/>
+              </w:rPr>
+              <w:t>The controlled directory on a network or cloud-synced share: SQLite locking fails and the trail is damaged</w:t>
+            </w:r>
+          </w:p>
+        </w:tc>
+        <w:tc>
+          <w:tcPr>
+            <w:tcW w:type="dxa" w:w="800"/>
+            <w:tcBorders>
+              <w:top w:val="single" w:color="999999" w:sz="1"/>
+              <w:left w:val="single" w:color="999999" w:sz="1"/>
+              <w:bottom w:val="single" w:color="999999" w:sz="1"/>
+              <w:right w:val="single" w:color="999999" w:sz="1"/>
+            </w:tcBorders>
+            <w:tcMar>
+              <w:top w:type="dxa" w:w="60"/>
+              <w:left w:type="dxa" w:w="100"/>
+              <w:bottom w:type="dxa" w:w="60"/>
+              <w:right w:type="dxa" w:w="100"/>
+            </w:tcMar>
+          </w:tcPr>
+          <w:p>
+            <w:r>
+              <w:rPr>
+                <w:rFonts w:ascii="Arial" w:cs="Arial" w:eastAsia="Arial" w:hAnsi="Arial"/>
+                <w:sz w:val="20"/>
+                <w:szCs w:val="20"/>
+              </w:rPr>
+              <w:t>4</w:t>
+            </w:r>
+          </w:p>
+        </w:tc>
+        <w:tc>
+          <w:tcPr>
+            <w:tcW w:type="dxa" w:w="800"/>
+            <w:tcBorders>
+              <w:top w:val="single" w:color="999999" w:sz="1"/>
+              <w:left w:val="single" w:color="999999" w:sz="1"/>
+              <w:bottom w:val="single" w:color="999999" w:sz="1"/>
+              <w:right w:val="single" w:color="999999" w:sz="1"/>
+            </w:tcBorders>
+            <w:tcMar>
+              <w:top w:type="dxa" w:w="60"/>
+              <w:left w:type="dxa" w:w="100"/>
+              <w:bottom w:type="dxa" w:w="60"/>
+              <w:right w:type="dxa" w:w="100"/>
+            </w:tcMar>
+          </w:tcPr>
+          <w:p>
+            <w:r>
+              <w:rPr>
+                <w:rFonts w:ascii="Arial" w:cs="Arial" w:eastAsia="Arial" w:hAnsi="Arial"/>
+                <w:sz w:val="20"/>
+                <w:szCs w:val="20"/>
+              </w:rPr>
+              <w:t>1</w:t>
+            </w:r>
+          </w:p>
+        </w:tc>
+        <w:tc>
+          <w:tcPr>
+            <w:tcW w:type="dxa" w:w="800"/>
+            <w:tcBorders>
+              <w:top w:val="single" w:color="999999" w:sz="1"/>
+              <w:left w:val="single" w:color="999999" w:sz="1"/>
+              <w:bottom w:val="single" w:color="999999" w:sz="1"/>
+              <w:right w:val="single" w:color="999999" w:sz="1"/>
+            </w:tcBorders>
+            <w:tcMar>
+              <w:top w:type="dxa" w:w="60"/>
+              <w:left w:type="dxa" w:w="100"/>
+              <w:bottom w:type="dxa" w:w="60"/>
+              <w:right w:type="dxa" w:w="100"/>
+            </w:tcMar>
+          </w:tcPr>
+          <w:p>
+            <w:r>
+              <w:rPr>
+                <w:rFonts w:ascii="Arial" w:cs="Arial" w:eastAsia="Arial" w:hAnsi="Arial"/>
+                <w:sz w:val="20"/>
+                <w:szCs w:val="20"/>
+              </w:rPr>
+              <w:t>2</w:t>
+            </w:r>
+          </w:p>
+        </w:tc>
+        <w:tc>
+          <w:tcPr>
+            <w:tcW w:type="dxa" w:w="800"/>
+            <w:tcBorders>
+              <w:top w:val="single" w:color="999999" w:sz="1"/>
+              <w:left w:val="single" w:color="999999" w:sz="1"/>
+              <w:bottom w:val="single" w:color="999999" w:sz="1"/>
+              <w:right w:val="single" w:color="999999" w:sz="1"/>
+            </w:tcBorders>
+            <w:tcMar>
+              <w:top w:type="dxa" w:w="60"/>
+              <w:left w:type="dxa" w:w="100"/>
+              <w:bottom w:type="dxa" w:w="60"/>
+              <w:right w:type="dxa" w:w="100"/>
+            </w:tcMar>
+          </w:tcPr>
+          <w:p>
+            <w:r>
+              <w:rPr>
+                <w:rFonts w:ascii="Arial" w:cs="Arial" w:eastAsia="Arial" w:hAnsi="Arial"/>
+                <w:sz w:val="20"/>
+                <w:szCs w:val="20"/>
+              </w:rPr>
+              <w:t>8</w:t>
+            </w:r>
+          </w:p>
+        </w:tc>
+        <w:tc>
+          <w:tcPr>
+            <w:tcW w:type="dxa" w:w="1800"/>
+            <w:tcBorders>
+              <w:top w:val="single" w:color="999999" w:sz="1"/>
+              <w:left w:val="single" w:color="999999" w:sz="1"/>
+              <w:bottom w:val="single" w:color="999999" w:sz="1"/>
+              <w:right w:val="single" w:color="999999" w:sz="1"/>
+            </w:tcBorders>
+            <w:tcMar>
+              <w:top w:type="dxa" w:w="60"/>
+              <w:left w:type="dxa" w:w="100"/>
+              <w:bottom w:type="dxa" w:w="60"/>
+              <w:right w:type="dxa" w:w="100"/>
+            </w:tcMar>
+          </w:tcPr>
+          <w:p>
+            <w:r>
+              <w:rPr>
+                <w:rFonts w:ascii="Arial" w:cs="Arial" w:eastAsia="Arial" w:hAnsi="Arial"/>
+                <w:sz w:val="20"/>
+                <w:szCs w:val="20"/>
+              </w:rPr>
+              <w:t>Setup instructions and an IQ check require local disk; any damage is found by chain verification. Tests: GXP-05, IQ check</w:t>
+            </w:r>
+          </w:p>
+        </w:tc>
+      </w:tr>
+      <w:tr>
+        <w:tc>
+          <w:tcPr>
+            <w:tcW w:type="dxa" w:w="1200"/>
+            <w:tcBorders>
+              <w:top w:val="single" w:color="999999" w:sz="1"/>
+              <w:left w:val="single" w:color="999999" w:sz="1"/>
+              <w:bottom w:val="single" w:color="999999" w:sz="1"/>
+              <w:right w:val="single" w:color="999999" w:sz="1"/>
+            </w:tcBorders>
+            <w:tcMar>
+              <w:top w:type="dxa" w:w="60"/>
+              <w:left w:type="dxa" w:w="100"/>
+              <w:bottom w:type="dxa" w:w="60"/>
+              <w:right w:type="dxa" w:w="100"/>
+            </w:tcMar>
+          </w:tcPr>
+          <w:p>
+            <w:r>
+              <w:rPr>
+                <w:rFonts w:ascii="Arial" w:cs="Arial" w:eastAsia="Arial" w:hAnsi="Arial"/>
+                <w:sz w:val="20"/>
+                <w:szCs w:val="20"/>
+              </w:rPr>
+              <w:t>FM-33</w:t>
+            </w:r>
+          </w:p>
+        </w:tc>
+        <w:tc>
+          <w:tcPr>
+            <w:tcW w:type="dxa" w:w="3160"/>
+            <w:tcBorders>
+              <w:top w:val="single" w:color="999999" w:sz="1"/>
+              <w:left w:val="single" w:color="999999" w:sz="1"/>
+              <w:bottom w:val="single" w:color="999999" w:sz="1"/>
+              <w:right w:val="single" w:color="999999" w:sz="1"/>
+            </w:tcBorders>
+            <w:tcMar>
+              <w:top w:type="dxa" w:w="60"/>
+              <w:left w:type="dxa" w:w="100"/>
+              <w:bottom w:type="dxa" w:w="60"/>
+              <w:right w:type="dxa" w:w="100"/>
+            </w:tcMar>
+          </w:tcPr>
+          <w:p>
+            <w:r>
+              <w:rPr>
+                <w:rFonts w:ascii="Arial" w:cs="Arial" w:eastAsia="Arial" w:hAnsi="Arial"/>
+                <w:sz w:val="20"/>
+                <w:szCs w:val="20"/>
+              </w:rPr>
+              <w:t>Controlled mode switched off on the qualified server: analyses go unrecorded</w:t>
+            </w:r>
+          </w:p>
+        </w:tc>
+        <w:tc>
+          <w:tcPr>
+            <w:tcW w:type="dxa" w:w="800"/>
+            <w:tcBorders>
+              <w:top w:val="single" w:color="999999" w:sz="1"/>
+              <w:left w:val="single" w:color="999999" w:sz="1"/>
+              <w:bottom w:val="single" w:color="999999" w:sz="1"/>
+              <w:right w:val="single" w:color="999999" w:sz="1"/>
+            </w:tcBorders>
+            <w:tcMar>
+              <w:top w:type="dxa" w:w="60"/>
+              <w:left w:type="dxa" w:w="100"/>
+              <w:bottom w:type="dxa" w:w="60"/>
+              <w:right w:type="dxa" w:w="100"/>
+            </w:tcMar>
+          </w:tcPr>
+          <w:p>
+            <w:r>
+              <w:rPr>
+                <w:rFonts w:ascii="Arial" w:cs="Arial" w:eastAsia="Arial" w:hAnsi="Arial"/>
+                <w:sz w:val="20"/>
+                <w:szCs w:val="20"/>
+              </w:rPr>
+              <w:t>5</w:t>
+            </w:r>
+          </w:p>
+        </w:tc>
+        <w:tc>
+          <w:tcPr>
+            <w:tcW w:type="dxa" w:w="800"/>
+            <w:tcBorders>
+              <w:top w:val="single" w:color="999999" w:sz="1"/>
+              <w:left w:val="single" w:color="999999" w:sz="1"/>
+              <w:bottom w:val="single" w:color="999999" w:sz="1"/>
+              <w:right w:val="single" w:color="999999" w:sz="1"/>
+            </w:tcBorders>
+            <w:tcMar>
+              <w:top w:type="dxa" w:w="60"/>
+              <w:left w:type="dxa" w:w="100"/>
+              <w:bottom w:type="dxa" w:w="60"/>
+              <w:right w:type="dxa" w:w="100"/>
+            </w:tcMar>
+          </w:tcPr>
+          <w:p>
+            <w:r>
+              <w:rPr>
+                <w:rFonts w:ascii="Arial" w:cs="Arial" w:eastAsia="Arial" w:hAnsi="Arial"/>
+                <w:sz w:val="20"/>
+                <w:szCs w:val="20"/>
+              </w:rPr>
+              <w:t>1</w:t>
+            </w:r>
+          </w:p>
+        </w:tc>
+        <w:tc>
+          <w:tcPr>
+            <w:tcW w:type="dxa" w:w="800"/>
+            <w:tcBorders>
+              <w:top w:val="single" w:color="999999" w:sz="1"/>
+              <w:left w:val="single" w:color="999999" w:sz="1"/>
+              <w:bottom w:val="single" w:color="999999" w:sz="1"/>
+              <w:right w:val="single" w:color="999999" w:sz="1"/>
+            </w:tcBorders>
+            <w:tcMar>
+              <w:top w:type="dxa" w:w="60"/>
+              <w:left w:type="dxa" w:w="100"/>
+              <w:bottom w:type="dxa" w:w="60"/>
+              <w:right w:type="dxa" w:w="100"/>
+            </w:tcMar>
+          </w:tcPr>
+          <w:p>
+            <w:r>
+              <w:rPr>
+                <w:rFonts w:ascii="Arial" w:cs="Arial" w:eastAsia="Arial" w:hAnsi="Arial"/>
+                <w:sz w:val="20"/>
+                <w:szCs w:val="20"/>
+              </w:rPr>
+              <w:t>2</w:t>
+            </w:r>
+          </w:p>
+        </w:tc>
+        <w:tc>
+          <w:tcPr>
+            <w:tcW w:type="dxa" w:w="800"/>
+            <w:tcBorders>
+              <w:top w:val="single" w:color="999999" w:sz="1"/>
+              <w:left w:val="single" w:color="999999" w:sz="1"/>
+              <w:bottom w:val="single" w:color="999999" w:sz="1"/>
+              <w:right w:val="single" w:color="999999" w:sz="1"/>
+            </w:tcBorders>
+            <w:tcMar>
+              <w:top w:type="dxa" w:w="60"/>
+              <w:left w:type="dxa" w:w="100"/>
+              <w:bottom w:type="dxa" w:w="60"/>
+              <w:right w:type="dxa" w:w="100"/>
+            </w:tcMar>
+          </w:tcPr>
+          <w:p>
+            <w:r>
+              <w:rPr>
+                <w:rFonts w:ascii="Arial" w:cs="Arial" w:eastAsia="Arial" w:hAnsi="Arial"/>
+                <w:sz w:val="20"/>
+                <w:szCs w:val="20"/>
+              </w:rPr>
+              <w:t>10</w:t>
+            </w:r>
+          </w:p>
+        </w:tc>
+        <w:tc>
+          <w:tcPr>
+            <w:tcW w:type="dxa" w:w="1800"/>
+            <w:tcBorders>
+              <w:top w:val="single" w:color="999999" w:sz="1"/>
+              <w:left w:val="single" w:color="999999" w:sz="1"/>
+              <w:bottom w:val="single" w:color="999999" w:sz="1"/>
+              <w:right w:val="single" w:color="999999" w:sz="1"/>
+            </w:tcBorders>
+            <w:tcMar>
+              <w:top w:type="dxa" w:w="60"/>
+              <w:left w:type="dxa" w:w="100"/>
+              <w:bottom w:type="dxa" w:w="60"/>
+              <w:right w:type="dxa" w:w="100"/>
+            </w:tcMar>
+          </w:tcPr>
+          <w:p>
+            <w:r>
+              <w:rPr>
+                <w:rFonts w:ascii="Arial" w:cs="Arial" w:eastAsia="Arial" w:hAnsi="Arial"/>
+                <w:sz w:val="20"/>
+                <w:szCs w:val="20"/>
+              </w:rPr>
+              <w:t>gxp/CONTROLLED stops the app without controlled mode; app starts and stops are logged and gaps appear in Exceptions; configuration under IT change control; periodic check (procedure). Tests: GXP-13, GXP-33</w:t>
+            </w:r>
+          </w:p>
+        </w:tc>
+      </w:tr>
+      <w:tr>
+        <w:tc>
+          <w:tcPr>
+            <w:tcW w:type="dxa" w:w="1200"/>
+            <w:tcBorders>
+              <w:top w:val="single" w:color="999999" w:sz="1"/>
+              <w:left w:val="single" w:color="999999" w:sz="1"/>
+              <w:bottom w:val="single" w:color="999999" w:sz="1"/>
+              <w:right w:val="single" w:color="999999" w:sz="1"/>
+            </w:tcBorders>
+            <w:tcMar>
+              <w:top w:type="dxa" w:w="60"/>
+              <w:left w:type="dxa" w:w="100"/>
+              <w:bottom w:type="dxa" w:w="60"/>
+              <w:right w:type="dxa" w:w="100"/>
+            </w:tcMar>
+          </w:tcPr>
+          <w:p>
+            <w:r>
+              <w:rPr>
+                <w:rFonts w:ascii="Arial" w:cs="Arial" w:eastAsia="Arial" w:hAnsi="Arial"/>
+                <w:sz w:val="20"/>
+                <w:szCs w:val="20"/>
+              </w:rPr>
+              <w:t>FM-34</w:t>
+            </w:r>
+          </w:p>
+        </w:tc>
+        <w:tc>
+          <w:tcPr>
+            <w:tcW w:type="dxa" w:w="3160"/>
+            <w:tcBorders>
+              <w:top w:val="single" w:color="999999" w:sz="1"/>
+              <w:left w:val="single" w:color="999999" w:sz="1"/>
+              <w:bottom w:val="single" w:color="999999" w:sz="1"/>
+              <w:right w:val="single" w:color="999999" w:sz="1"/>
+            </w:tcBorders>
+            <w:tcMar>
+              <w:top w:type="dxa" w:w="60"/>
+              <w:left w:type="dxa" w:w="100"/>
+              <w:bottom w:type="dxa" w:w="60"/>
+              <w:right w:type="dxa" w:w="100"/>
+            </w:tcMar>
+          </w:tcPr>
+          <w:p>
+            <w:r>
+              <w:rPr>
+                <w:rFonts w:ascii="Arial" w:cs="Arial" w:eastAsia="Arial" w:hAnsi="Arial"/>
+                <w:sz w:val="20"/>
+                <w:szCs w:val="20"/>
+              </w:rPr>
+              <w:t>A reviewer approves a record without seeing earlier runs on the same data or changed settings: selective reporting passes review</w:t>
+            </w:r>
+          </w:p>
+        </w:tc>
+        <w:tc>
+          <w:tcPr>
+            <w:tcW w:type="dxa" w:w="800"/>
+            <w:tcBorders>
+              <w:top w:val="single" w:color="999999" w:sz="1"/>
+              <w:left w:val="single" w:color="999999" w:sz="1"/>
+              <w:bottom w:val="single" w:color="999999" w:sz="1"/>
+              <w:right w:val="single" w:color="999999" w:sz="1"/>
+            </w:tcBorders>
+            <w:tcMar>
+              <w:top w:type="dxa" w:w="60"/>
+              <w:left w:type="dxa" w:w="100"/>
+              <w:bottom w:type="dxa" w:w="60"/>
+              <w:right w:type="dxa" w:w="100"/>
+            </w:tcMar>
+          </w:tcPr>
+          <w:p>
+            <w:r>
+              <w:rPr>
+                <w:rFonts w:ascii="Arial" w:cs="Arial" w:eastAsia="Arial" w:hAnsi="Arial"/>
+                <w:sz w:val="20"/>
+                <w:szCs w:val="20"/>
+              </w:rPr>
+              <w:t>4</w:t>
+            </w:r>
+          </w:p>
+        </w:tc>
+        <w:tc>
+          <w:tcPr>
+            <w:tcW w:type="dxa" w:w="800"/>
+            <w:tcBorders>
+              <w:top w:val="single" w:color="999999" w:sz="1"/>
+              <w:left w:val="single" w:color="999999" w:sz="1"/>
+              <w:bottom w:val="single" w:color="999999" w:sz="1"/>
+              <w:right w:val="single" w:color="999999" w:sz="1"/>
+            </w:tcBorders>
+            <w:tcMar>
+              <w:top w:type="dxa" w:w="60"/>
+              <w:left w:type="dxa" w:w="100"/>
+              <w:bottom w:type="dxa" w:w="60"/>
+              <w:right w:type="dxa" w:w="100"/>
+            </w:tcMar>
+          </w:tcPr>
+          <w:p>
+            <w:r>
+              <w:rPr>
+                <w:rFonts w:ascii="Arial" w:cs="Arial" w:eastAsia="Arial" w:hAnsi="Arial"/>
+                <w:sz w:val="20"/>
+                <w:szCs w:val="20"/>
+              </w:rPr>
+              <w:t>2</w:t>
+            </w:r>
+          </w:p>
+        </w:tc>
+        <w:tc>
+          <w:tcPr>
+            <w:tcW w:type="dxa" w:w="800"/>
+            <w:tcBorders>
+              <w:top w:val="single" w:color="999999" w:sz="1"/>
+              <w:left w:val="single" w:color="999999" w:sz="1"/>
+              <w:bottom w:val="single" w:color="999999" w:sz="1"/>
+              <w:right w:val="single" w:color="999999" w:sz="1"/>
+            </w:tcBorders>
+            <w:tcMar>
+              <w:top w:type="dxa" w:w="60"/>
+              <w:left w:type="dxa" w:w="100"/>
+              <w:bottom w:type="dxa" w:w="60"/>
+              <w:right w:type="dxa" w:w="100"/>
+            </w:tcMar>
+          </w:tcPr>
+          <w:p>
+            <w:r>
+              <w:rPr>
+                <w:rFonts w:ascii="Arial" w:cs="Arial" w:eastAsia="Arial" w:hAnsi="Arial"/>
+                <w:sz w:val="20"/>
+                <w:szCs w:val="20"/>
+              </w:rPr>
+              <w:t>2</w:t>
+            </w:r>
+          </w:p>
+        </w:tc>
+        <w:tc>
+          <w:tcPr>
+            <w:tcW w:type="dxa" w:w="800"/>
+            <w:tcBorders>
+              <w:top w:val="single" w:color="999999" w:sz="1"/>
+              <w:left w:val="single" w:color="999999" w:sz="1"/>
+              <w:bottom w:val="single" w:color="999999" w:sz="1"/>
+              <w:right w:val="single" w:color="999999" w:sz="1"/>
+            </w:tcBorders>
+            <w:tcMar>
+              <w:top w:type="dxa" w:w="60"/>
+              <w:left w:type="dxa" w:w="100"/>
+              <w:bottom w:type="dxa" w:w="60"/>
+              <w:right w:type="dxa" w:w="100"/>
+            </w:tcMar>
+          </w:tcPr>
+          <w:p>
+            <w:r>
+              <w:rPr>
+                <w:rFonts w:ascii="Arial" w:cs="Arial" w:eastAsia="Arial" w:hAnsi="Arial"/>
+                <w:sz w:val="20"/>
+                <w:szCs w:val="20"/>
+              </w:rPr>
+              <w:t>16</w:t>
+            </w:r>
+          </w:p>
+        </w:tc>
+        <w:tc>
+          <w:tcPr>
+            <w:tcW w:type="dxa" w:w="1800"/>
+            <w:tcBorders>
+              <w:top w:val="single" w:color="999999" w:sz="1"/>
+              <w:left w:val="single" w:color="999999" w:sz="1"/>
+              <w:bottom w:val="single" w:color="999999" w:sz="1"/>
+              <w:right w:val="single" w:color="999999" w:sz="1"/>
+            </w:tcBorders>
+            <w:tcMar>
+              <w:top w:type="dxa" w:w="60"/>
+              <w:left w:type="dxa" w:w="100"/>
+              <w:bottom w:type="dxa" w:w="60"/>
+              <w:right w:type="dxa" w:w="100"/>
+            </w:tcMar>
+          </w:tcPr>
+          <w:p>
+            <w:r>
+              <w:rPr>
+                <w:rFonts w:ascii="Arial" w:cs="Arial" w:eastAsia="Arial" w:hAnsi="Arial"/>
+                <w:sz w:val="20"/>
+                <w:szCs w:val="20"/>
+              </w:rPr>
+              <w:t>Review panel lists earlier runs with the settings that changed and flags more than one run; the approval text names the audit trail; Exceptions query. Tests: GXP-33, GXP-35</w:t>
+            </w:r>
+          </w:p>
+        </w:tc>
+      </w:tr>
+      <w:tr>
+        <w:tc>
+          <w:tcPr>
+            <w:tcW w:type="dxa" w:w="1200"/>
+            <w:tcBorders>
+              <w:top w:val="single" w:color="999999" w:sz="1"/>
+              <w:left w:val="single" w:color="999999" w:sz="1"/>
+              <w:bottom w:val="single" w:color="999999" w:sz="1"/>
+              <w:right w:val="single" w:color="999999" w:sz="1"/>
+            </w:tcBorders>
+            <w:tcMar>
+              <w:top w:type="dxa" w:w="60"/>
+              <w:left w:type="dxa" w:w="100"/>
+              <w:bottom w:type="dxa" w:w="60"/>
+              <w:right w:type="dxa" w:w="100"/>
+            </w:tcMar>
+          </w:tcPr>
+          <w:p>
+            <w:r>
+              <w:rPr>
+                <w:rFonts w:ascii="Arial" w:cs="Arial" w:eastAsia="Arial" w:hAnsi="Arial"/>
+                <w:sz w:val="20"/>
+                <w:szCs w:val="20"/>
+              </w:rPr>
+              <w:t>FM-35</w:t>
+            </w:r>
+          </w:p>
+        </w:tc>
+        <w:tc>
+          <w:tcPr>
+            <w:tcW w:type="dxa" w:w="3160"/>
+            <w:tcBorders>
+              <w:top w:val="single" w:color="999999" w:sz="1"/>
+              <w:left w:val="single" w:color="999999" w:sz="1"/>
+              <w:bottom w:val="single" w:color="999999" w:sz="1"/>
+              <w:right w:val="single" w:color="999999" w:sz="1"/>
+            </w:tcBorders>
+            <w:tcMar>
+              <w:top w:type="dxa" w:w="60"/>
+              <w:left w:type="dxa" w:w="100"/>
+              <w:bottom w:type="dxa" w:w="60"/>
+              <w:right w:type="dxa" w:w="100"/>
+            </w:tcMar>
+          </w:tcPr>
+          <w:p>
+            <w:r>
+              <w:rPr>
+                <w:rFonts w:ascii="Arial" w:cs="Arial" w:eastAsia="Arial" w:hAnsi="Arial"/>
+                <w:sz w:val="20"/>
+                <w:szCs w:val="20"/>
+              </w:rPr>
+              <w:t>A typing error in data entered by hand (or in a file typed from paper): wrong data analysed</w:t>
+            </w:r>
+          </w:p>
+        </w:tc>
+        <w:tc>
+          <w:tcPr>
+            <w:tcW w:type="dxa" w:w="800"/>
+            <w:tcBorders>
+              <w:top w:val="single" w:color="999999" w:sz="1"/>
+              <w:left w:val="single" w:color="999999" w:sz="1"/>
+              <w:bottom w:val="single" w:color="999999" w:sz="1"/>
+              <w:right w:val="single" w:color="999999" w:sz="1"/>
+            </w:tcBorders>
+            <w:tcMar>
+              <w:top w:type="dxa" w:w="60"/>
+              <w:left w:type="dxa" w:w="100"/>
+              <w:bottom w:type="dxa" w:w="60"/>
+              <w:right w:type="dxa" w:w="100"/>
+            </w:tcMar>
+          </w:tcPr>
+          <w:p>
+            <w:r>
+              <w:rPr>
+                <w:rFonts w:ascii="Arial" w:cs="Arial" w:eastAsia="Arial" w:hAnsi="Arial"/>
+                <w:sz w:val="20"/>
+                <w:szCs w:val="20"/>
+              </w:rPr>
+              <w:t>5</w:t>
+            </w:r>
+          </w:p>
+        </w:tc>
+        <w:tc>
+          <w:tcPr>
+            <w:tcW w:type="dxa" w:w="800"/>
+            <w:tcBorders>
+              <w:top w:val="single" w:color="999999" w:sz="1"/>
+              <w:left w:val="single" w:color="999999" w:sz="1"/>
+              <w:bottom w:val="single" w:color="999999" w:sz="1"/>
+              <w:right w:val="single" w:color="999999" w:sz="1"/>
+            </w:tcBorders>
+            <w:tcMar>
+              <w:top w:type="dxa" w:w="60"/>
+              <w:left w:type="dxa" w:w="100"/>
+              <w:bottom w:type="dxa" w:w="60"/>
+              <w:right w:type="dxa" w:w="100"/>
+            </w:tcMar>
+          </w:tcPr>
+          <w:p>
+            <w:r>
+              <w:rPr>
+                <w:rFonts w:ascii="Arial" w:cs="Arial" w:eastAsia="Arial" w:hAnsi="Arial"/>
+                <w:sz w:val="20"/>
+                <w:szCs w:val="20"/>
+              </w:rPr>
+              <w:t>2</w:t>
+            </w:r>
+          </w:p>
+        </w:tc>
+        <w:tc>
+          <w:tcPr>
+            <w:tcW w:type="dxa" w:w="800"/>
+            <w:tcBorders>
+              <w:top w:val="single" w:color="999999" w:sz="1"/>
+              <w:left w:val="single" w:color="999999" w:sz="1"/>
+              <w:bottom w:val="single" w:color="999999" w:sz="1"/>
+              <w:right w:val="single" w:color="999999" w:sz="1"/>
+            </w:tcBorders>
+            <w:tcMar>
+              <w:top w:type="dxa" w:w="60"/>
+              <w:left w:type="dxa" w:w="100"/>
+              <w:bottom w:type="dxa" w:w="60"/>
+              <w:right w:type="dxa" w:w="100"/>
+            </w:tcMar>
+          </w:tcPr>
+          <w:p>
+            <w:r>
+              <w:rPr>
+                <w:rFonts w:ascii="Arial" w:cs="Arial" w:eastAsia="Arial" w:hAnsi="Arial"/>
+                <w:sz w:val="20"/>
+                <w:szCs w:val="20"/>
+              </w:rPr>
+              <w:t>2</w:t>
+            </w:r>
+          </w:p>
+        </w:tc>
+        <w:tc>
+          <w:tcPr>
+            <w:tcW w:type="dxa" w:w="800"/>
+            <w:tcBorders>
+              <w:top w:val="single" w:color="999999" w:sz="1"/>
+              <w:left w:val="single" w:color="999999" w:sz="1"/>
+              <w:bottom w:val="single" w:color="999999" w:sz="1"/>
+              <w:right w:val="single" w:color="999999" w:sz="1"/>
+            </w:tcBorders>
+            <w:tcMar>
+              <w:top w:type="dxa" w:w="60"/>
+              <w:left w:type="dxa" w:w="100"/>
+              <w:bottom w:type="dxa" w:w="60"/>
+              <w:right w:type="dxa" w:w="100"/>
+            </w:tcMar>
+          </w:tcPr>
+          <w:p>
+            <w:r>
+              <w:rPr>
+                <w:rFonts w:ascii="Arial" w:cs="Arial" w:eastAsia="Arial" w:hAnsi="Arial"/>
+                <w:sz w:val="20"/>
+                <w:szCs w:val="20"/>
+              </w:rPr>
+              <w:t>20</w:t>
+            </w:r>
+          </w:p>
+        </w:tc>
+        <w:tc>
+          <w:tcPr>
+            <w:tcW w:type="dxa" w:w="1800"/>
+            <w:tcBorders>
+              <w:top w:val="single" w:color="999999" w:sz="1"/>
+              <w:left w:val="single" w:color="999999" w:sz="1"/>
+              <w:bottom w:val="single" w:color="999999" w:sz="1"/>
+              <w:right w:val="single" w:color="999999" w:sz="1"/>
+            </w:tcBorders>
+            <w:tcMar>
+              <w:top w:type="dxa" w:w="60"/>
+              <w:left w:type="dxa" w:w="100"/>
+              <w:bottom w:type="dxa" w:w="60"/>
+              <w:right w:type="dxa" w:w="100"/>
+            </w:tcMar>
+          </w:tcPr>
+          <w:p>
+            <w:r>
+              <w:rPr>
+                <w:rFonts w:ascii="Arial" w:cs="Arial" w:eastAsia="Arial" w:hAnsi="Arial"/>
+                <w:sz w:val="20"/>
+                <w:szCs w:val="20"/>
+              </w:rPr>
+              <w:t>Typed-in data logged as such and flagged in the review panel; the reviewer checks each value against the source (checklist in the manual). Tests: GXP-24, MAN-GXP-09</w:t>
+            </w:r>
+          </w:p>
+        </w:tc>
+      </w:tr>
+      <w:tr>
+        <w:tc>
+          <w:tcPr>
+            <w:tcW w:type="dxa" w:w="1200"/>
+            <w:tcBorders>
+              <w:top w:val="single" w:color="999999" w:sz="1"/>
+              <w:left w:val="single" w:color="999999" w:sz="1"/>
+              <w:bottom w:val="single" w:color="999999" w:sz="1"/>
+              <w:right w:val="single" w:color="999999" w:sz="1"/>
+            </w:tcBorders>
+            <w:tcMar>
+              <w:top w:type="dxa" w:w="60"/>
+              <w:left w:type="dxa" w:w="100"/>
+              <w:bottom w:type="dxa" w:w="60"/>
+              <w:right w:type="dxa" w:w="100"/>
+            </w:tcMar>
+          </w:tcPr>
+          <w:p>
+            <w:r>
+              <w:rPr>
+                <w:rFonts w:ascii="Arial" w:cs="Arial" w:eastAsia="Arial" w:hAnsi="Arial"/>
+                <w:sz w:val="20"/>
+                <w:szCs w:val="20"/>
+              </w:rPr>
+              <w:t>FM-36</w:t>
+            </w:r>
+          </w:p>
+        </w:tc>
+        <w:tc>
+          <w:tcPr>
+            <w:tcW w:type="dxa" w:w="3160"/>
+            <w:tcBorders>
+              <w:top w:val="single" w:color="999999" w:sz="1"/>
+              <w:left w:val="single" w:color="999999" w:sz="1"/>
+              <w:bottom w:val="single" w:color="999999" w:sz="1"/>
+              <w:right w:val="single" w:color="999999" w:sz="1"/>
+            </w:tcBorders>
+            <w:tcMar>
+              <w:top w:type="dxa" w:w="60"/>
+              <w:left w:type="dxa" w:w="100"/>
+              <w:bottom w:type="dxa" w:w="60"/>
+              <w:right w:type="dxa" w:w="100"/>
+            </w:tcMar>
+          </w:tcPr>
+          <w:p>
+            <w:r>
+              <w:rPr>
+                <w:rFonts w:ascii="Arial" w:cs="Arial" w:eastAsia="Arial" w:hAnsi="Arial"/>
+                <w:sz w:val="20"/>
+                <w:szCs w:val="20"/>
+              </w:rPr>
+              <w:t>Signed out for inactivity while reading results: work lost, pressure to lengthen the timeout</w:t>
+            </w:r>
+          </w:p>
+        </w:tc>
+        <w:tc>
+          <w:tcPr>
+            <w:tcW w:type="dxa" w:w="800"/>
+            <w:tcBorders>
+              <w:top w:val="single" w:color="999999" w:sz="1"/>
+              <w:left w:val="single" w:color="999999" w:sz="1"/>
+              <w:bottom w:val="single" w:color="999999" w:sz="1"/>
+              <w:right w:val="single" w:color="999999" w:sz="1"/>
+            </w:tcBorders>
+            <w:tcMar>
+              <w:top w:type="dxa" w:w="60"/>
+              <w:left w:type="dxa" w:w="100"/>
+              <w:bottom w:type="dxa" w:w="60"/>
+              <w:right w:type="dxa" w:w="100"/>
+            </w:tcMar>
+          </w:tcPr>
+          <w:p>
+            <w:r>
+              <w:rPr>
+                <w:rFonts w:ascii="Arial" w:cs="Arial" w:eastAsia="Arial" w:hAnsi="Arial"/>
+                <w:sz w:val="20"/>
+                <w:szCs w:val="20"/>
+              </w:rPr>
+              <w:t>2</w:t>
+            </w:r>
+          </w:p>
+        </w:tc>
+        <w:tc>
+          <w:tcPr>
+            <w:tcW w:type="dxa" w:w="800"/>
+            <w:tcBorders>
+              <w:top w:val="single" w:color="999999" w:sz="1"/>
+              <w:left w:val="single" w:color="999999" w:sz="1"/>
+              <w:bottom w:val="single" w:color="999999" w:sz="1"/>
+              <w:right w:val="single" w:color="999999" w:sz="1"/>
+            </w:tcBorders>
+            <w:tcMar>
+              <w:top w:type="dxa" w:w="60"/>
+              <w:left w:type="dxa" w:w="100"/>
+              <w:bottom w:type="dxa" w:w="60"/>
+              <w:right w:type="dxa" w:w="100"/>
+            </w:tcMar>
+          </w:tcPr>
+          <w:p>
+            <w:r>
+              <w:rPr>
+                <w:rFonts w:ascii="Arial" w:cs="Arial" w:eastAsia="Arial" w:hAnsi="Arial"/>
+                <w:sz w:val="20"/>
+                <w:szCs w:val="20"/>
+              </w:rPr>
+              <w:t>2</w:t>
+            </w:r>
+          </w:p>
+        </w:tc>
+        <w:tc>
+          <w:tcPr>
+            <w:tcW w:type="dxa" w:w="800"/>
+            <w:tcBorders>
+              <w:top w:val="single" w:color="999999" w:sz="1"/>
+              <w:left w:val="single" w:color="999999" w:sz="1"/>
+              <w:bottom w:val="single" w:color="999999" w:sz="1"/>
+              <w:right w:val="single" w:color="999999" w:sz="1"/>
+            </w:tcBorders>
+            <w:tcMar>
+              <w:top w:type="dxa" w:w="60"/>
+              <w:left w:type="dxa" w:w="100"/>
+              <w:bottom w:type="dxa" w:w="60"/>
+              <w:right w:type="dxa" w:w="100"/>
+            </w:tcMar>
+          </w:tcPr>
+          <w:p>
+            <w:r>
+              <w:rPr>
+                <w:rFonts w:ascii="Arial" w:cs="Arial" w:eastAsia="Arial" w:hAnsi="Arial"/>
+                <w:sz w:val="20"/>
+                <w:szCs w:val="20"/>
+              </w:rPr>
+              <w:t>1</w:t>
+            </w:r>
+          </w:p>
+        </w:tc>
+        <w:tc>
+          <w:tcPr>
+            <w:tcW w:type="dxa" w:w="800"/>
+            <w:tcBorders>
+              <w:top w:val="single" w:color="999999" w:sz="1"/>
+              <w:left w:val="single" w:color="999999" w:sz="1"/>
+              <w:bottom w:val="single" w:color="999999" w:sz="1"/>
+              <w:right w:val="single" w:color="999999" w:sz="1"/>
+            </w:tcBorders>
+            <w:tcMar>
+              <w:top w:type="dxa" w:w="60"/>
+              <w:left w:type="dxa" w:w="100"/>
+              <w:bottom w:type="dxa" w:w="60"/>
+              <w:right w:type="dxa" w:w="100"/>
+            </w:tcMar>
+          </w:tcPr>
+          <w:p>
+            <w:r>
+              <w:rPr>
+                <w:rFonts w:ascii="Arial" w:cs="Arial" w:eastAsia="Arial" w:hAnsi="Arial"/>
+                <w:sz w:val="20"/>
+                <w:szCs w:val="20"/>
+              </w:rPr>
+              <w:t>4</w:t>
+            </w:r>
+          </w:p>
+        </w:tc>
+        <w:tc>
+          <w:tcPr>
+            <w:tcW w:type="dxa" w:w="1800"/>
+            <w:tcBorders>
+              <w:top w:val="single" w:color="999999" w:sz="1"/>
+              <w:left w:val="single" w:color="999999" w:sz="1"/>
+              <w:bottom w:val="single" w:color="999999" w:sz="1"/>
+              <w:right w:val="single" w:color="999999" w:sz="1"/>
+            </w:tcBorders>
+            <w:tcMar>
+              <w:top w:type="dxa" w:w="60"/>
+              <w:left w:type="dxa" w:w="100"/>
+              <w:bottom w:type="dxa" w:w="60"/>
+              <w:right w:type="dxa" w:w="100"/>
+            </w:tcMar>
+          </w:tcPr>
+          <w:p>
+            <w:r>
+              <w:rPr>
+                <w:rFonts w:ascii="Arial" w:cs="Arial" w:eastAsia="Arial" w:hAnsi="Arial"/>
+                <w:sz w:val="20"/>
+                <w:szCs w:val="20"/>
+              </w:rPr>
+              <w:t>Mouse, keyboard and scrolling count as activity; warning two minutes before; records stored when created. Test: MAN-GXP-05</w:t>
+            </w:r>
+          </w:p>
+        </w:tc>
+      </w:tr>
+      <w:tr>
+        <w:tc>
+          <w:tcPr>
+            <w:tcW w:type="dxa" w:w="1200"/>
+            <w:tcBorders>
+              <w:top w:val="single" w:color="999999" w:sz="1"/>
+              <w:left w:val="single" w:color="999999" w:sz="1"/>
+              <w:bottom w:val="single" w:color="999999" w:sz="1"/>
+              <w:right w:val="single" w:color="999999" w:sz="1"/>
+            </w:tcBorders>
+            <w:tcMar>
+              <w:top w:type="dxa" w:w="60"/>
+              <w:left w:type="dxa" w:w="100"/>
+              <w:bottom w:type="dxa" w:w="60"/>
+              <w:right w:type="dxa" w:w="100"/>
+            </w:tcMar>
+          </w:tcPr>
+          <w:p>
+            <w:r>
+              <w:rPr>
+                <w:rFonts w:ascii="Arial" w:cs="Arial" w:eastAsia="Arial" w:hAnsi="Arial"/>
+                <w:sz w:val="20"/>
+                <w:szCs w:val="20"/>
+              </w:rPr>
+              <w:t>FM-37</w:t>
+            </w:r>
+          </w:p>
+        </w:tc>
+        <w:tc>
+          <w:tcPr>
+            <w:tcW w:type="dxa" w:w="3160"/>
+            <w:tcBorders>
+              <w:top w:val="single" w:color="999999" w:sz="1"/>
+              <w:left w:val="single" w:color="999999" w:sz="1"/>
+              <w:bottom w:val="single" w:color="999999" w:sz="1"/>
+              <w:right w:val="single" w:color="999999" w:sz="1"/>
+            </w:tcBorders>
+            <w:tcMar>
+              <w:top w:type="dxa" w:w="60"/>
+              <w:left w:type="dxa" w:w="100"/>
+              <w:bottom w:type="dxa" w:w="60"/>
+              <w:right w:type="dxa" w:w="100"/>
+            </w:tcMar>
+          </w:tcPr>
+          <w:p>
+            <w:r>
+              <w:rPr>
+                <w:rFonts w:ascii="Arial" w:cs="Arial" w:eastAsia="Arial" w:hAnsi="Arial"/>
+                <w:sz w:val="20"/>
+                <w:szCs w:val="20"/>
+              </w:rPr>
+              <w:t>An archive cannot be verified or brought back to use later: records unusable after the server is retired</w:t>
+            </w:r>
+          </w:p>
+        </w:tc>
+        <w:tc>
+          <w:tcPr>
+            <w:tcW w:type="dxa" w:w="800"/>
+            <w:tcBorders>
+              <w:top w:val="single" w:color="999999" w:sz="1"/>
+              <w:left w:val="single" w:color="999999" w:sz="1"/>
+              <w:bottom w:val="single" w:color="999999" w:sz="1"/>
+              <w:right w:val="single" w:color="999999" w:sz="1"/>
+            </w:tcBorders>
+            <w:tcMar>
+              <w:top w:type="dxa" w:w="60"/>
+              <w:left w:type="dxa" w:w="100"/>
+              <w:bottom w:type="dxa" w:w="60"/>
+              <w:right w:type="dxa" w:w="100"/>
+            </w:tcMar>
+          </w:tcPr>
+          <w:p>
+            <w:r>
+              <w:rPr>
+                <w:rFonts w:ascii="Arial" w:cs="Arial" w:eastAsia="Arial" w:hAnsi="Arial"/>
+                <w:sz w:val="20"/>
+                <w:szCs w:val="20"/>
+              </w:rPr>
+              <w:t>4</w:t>
+            </w:r>
+          </w:p>
+        </w:tc>
+        <w:tc>
+          <w:tcPr>
+            <w:tcW w:type="dxa" w:w="800"/>
+            <w:tcBorders>
+              <w:top w:val="single" w:color="999999" w:sz="1"/>
+              <w:left w:val="single" w:color="999999" w:sz="1"/>
+              <w:bottom w:val="single" w:color="999999" w:sz="1"/>
+              <w:right w:val="single" w:color="999999" w:sz="1"/>
+            </w:tcBorders>
+            <w:tcMar>
+              <w:top w:type="dxa" w:w="60"/>
+              <w:left w:type="dxa" w:w="100"/>
+              <w:bottom w:type="dxa" w:w="60"/>
+              <w:right w:type="dxa" w:w="100"/>
+            </w:tcMar>
+          </w:tcPr>
+          <w:p>
+            <w:r>
+              <w:rPr>
+                <w:rFonts w:ascii="Arial" w:cs="Arial" w:eastAsia="Arial" w:hAnsi="Arial"/>
+                <w:sz w:val="20"/>
+                <w:szCs w:val="20"/>
+              </w:rPr>
+              <w:t>1</w:t>
+            </w:r>
+          </w:p>
+        </w:tc>
+        <w:tc>
+          <w:tcPr>
+            <w:tcW w:type="dxa" w:w="800"/>
+            <w:tcBorders>
+              <w:top w:val="single" w:color="999999" w:sz="1"/>
+              <w:left w:val="single" w:color="999999" w:sz="1"/>
+              <w:bottom w:val="single" w:color="999999" w:sz="1"/>
+              <w:right w:val="single" w:color="999999" w:sz="1"/>
+            </w:tcBorders>
+            <w:tcMar>
+              <w:top w:type="dxa" w:w="60"/>
+              <w:left w:type="dxa" w:w="100"/>
+              <w:bottom w:type="dxa" w:w="60"/>
+              <w:right w:type="dxa" w:w="100"/>
+            </w:tcMar>
+          </w:tcPr>
+          <w:p>
+            <w:r>
+              <w:rPr>
+                <w:rFonts w:ascii="Arial" w:cs="Arial" w:eastAsia="Arial" w:hAnsi="Arial"/>
+                <w:sz w:val="20"/>
+                <w:szCs w:val="20"/>
+              </w:rPr>
+              <w:t>2</w:t>
+            </w:r>
+          </w:p>
+        </w:tc>
+        <w:tc>
+          <w:tcPr>
+            <w:tcW w:type="dxa" w:w="800"/>
+            <w:tcBorders>
+              <w:top w:val="single" w:color="999999" w:sz="1"/>
+              <w:left w:val="single" w:color="999999" w:sz="1"/>
+              <w:bottom w:val="single" w:color="999999" w:sz="1"/>
+              <w:right w:val="single" w:color="999999" w:sz="1"/>
+            </w:tcBorders>
+            <w:tcMar>
+              <w:top w:type="dxa" w:w="60"/>
+              <w:left w:type="dxa" w:w="100"/>
+              <w:bottom w:type="dxa" w:w="60"/>
+              <w:right w:type="dxa" w:w="100"/>
+            </w:tcMar>
+          </w:tcPr>
+          <w:p>
+            <w:r>
+              <w:rPr>
+                <w:rFonts w:ascii="Arial" w:cs="Arial" w:eastAsia="Arial" w:hAnsi="Arial"/>
+                <w:sz w:val="20"/>
+                <w:szCs w:val="20"/>
+              </w:rPr>
+              <w:t>8</w:t>
+            </w:r>
+          </w:p>
+        </w:tc>
+        <w:tc>
+          <w:tcPr>
+            <w:tcW w:type="dxa" w:w="1800"/>
+            <w:tcBorders>
+              <w:top w:val="single" w:color="999999" w:sz="1"/>
+              <w:left w:val="single" w:color="999999" w:sz="1"/>
+              <w:bottom w:val="single" w:color="999999" w:sz="1"/>
+              <w:right w:val="single" w:color="999999" w:sz="1"/>
+            </w:tcBorders>
+            <w:tcMar>
+              <w:top w:type="dxa" w:w="60"/>
+              <w:left w:type="dxa" w:w="100"/>
+              <w:bottom w:type="dxa" w:w="60"/>
+              <w:right w:type="dxa" w:w="100"/>
+            </w:tcMar>
+          </w:tcPr>
+          <w:p>
+            <w:r>
+              <w:rPr>
+                <w:rFonts w:ascii="Arial" w:cs="Arial" w:eastAsia="Arial" w:hAnsi="Arial"/>
+                <w:sz w:val="20"/>
+                <w:szCs w:val="20"/>
+              </w:rPr>
+              <w:t>The archive holds the trail, records, running app files, renv.lock, validation files, restore steps and a SHA-256 manifest, read-only; verification of an archived copy without the app; restore test in the IQ. Tests: GXP-17, MAN-GXP-01</w:t>
+            </w:r>
+          </w:p>
+        </w:tc>
+      </w:tr>
+      <w:tr>
+        <w:tc>
+          <w:tcPr>
+            <w:tcW w:type="dxa" w:w="1200"/>
+            <w:tcBorders>
+              <w:top w:val="single" w:color="999999" w:sz="1"/>
+              <w:left w:val="single" w:color="999999" w:sz="1"/>
+              <w:bottom w:val="single" w:color="999999" w:sz="1"/>
+              <w:right w:val="single" w:color="999999" w:sz="1"/>
+            </w:tcBorders>
+            <w:tcMar>
+              <w:top w:type="dxa" w:w="60"/>
+              <w:left w:type="dxa" w:w="100"/>
+              <w:bottom w:type="dxa" w:w="60"/>
+              <w:right w:type="dxa" w:w="100"/>
+            </w:tcMar>
+          </w:tcPr>
+          <w:p>
+            <w:r>
+              <w:rPr>
+                <w:rFonts w:ascii="Arial" w:cs="Arial" w:eastAsia="Arial" w:hAnsi="Arial"/>
+                <w:sz w:val="20"/>
+                <w:szCs w:val="20"/>
+              </w:rPr>
+              <w:t>FM-38</w:t>
+            </w:r>
+          </w:p>
+        </w:tc>
+        <w:tc>
+          <w:tcPr>
+            <w:tcW w:type="dxa" w:w="3160"/>
+            <w:tcBorders>
+              <w:top w:val="single" w:color="999999" w:sz="1"/>
+              <w:left w:val="single" w:color="999999" w:sz="1"/>
+              <w:bottom w:val="single" w:color="999999" w:sz="1"/>
+              <w:right w:val="single" w:color="999999" w:sz="1"/>
+            </w:tcBorders>
+            <w:tcMar>
+              <w:top w:type="dxa" w:w="60"/>
+              <w:left w:type="dxa" w:w="100"/>
+              <w:bottom w:type="dxa" w:w="60"/>
+              <w:right w:type="dxa" w:w="100"/>
+            </w:tcMar>
+          </w:tcPr>
+          <w:p>
+            <w:r>
+              <w:rPr>
+                <w:rFonts w:ascii="Arial" w:cs="Arial" w:eastAsia="Arial" w:hAnsi="Arial"/>
+                <w:sz w:val="20"/>
+                <w:szCs w:val="20"/>
+              </w:rPr>
+              <w:t>A stored record changes after it was signed: the signature appears to cover a different record</w:t>
+            </w:r>
+          </w:p>
+        </w:tc>
+        <w:tc>
+          <w:tcPr>
+            <w:tcW w:type="dxa" w:w="800"/>
+            <w:tcBorders>
+              <w:top w:val="single" w:color="999999" w:sz="1"/>
+              <w:left w:val="single" w:color="999999" w:sz="1"/>
+              <w:bottom w:val="single" w:color="999999" w:sz="1"/>
+              <w:right w:val="single" w:color="999999" w:sz="1"/>
+            </w:tcBorders>
+            <w:tcMar>
+              <w:top w:type="dxa" w:w="60"/>
+              <w:left w:type="dxa" w:w="100"/>
+              <w:bottom w:type="dxa" w:w="60"/>
+              <w:right w:type="dxa" w:w="100"/>
+            </w:tcMar>
+          </w:tcPr>
+          <w:p>
+            <w:r>
+              <w:rPr>
+                <w:rFonts w:ascii="Arial" w:cs="Arial" w:eastAsia="Arial" w:hAnsi="Arial"/>
+                <w:sz w:val="20"/>
+                <w:szCs w:val="20"/>
+              </w:rPr>
+              <w:t>5</w:t>
+            </w:r>
+          </w:p>
+        </w:tc>
+        <w:tc>
+          <w:tcPr>
+            <w:tcW w:type="dxa" w:w="800"/>
+            <w:tcBorders>
+              <w:top w:val="single" w:color="999999" w:sz="1"/>
+              <w:left w:val="single" w:color="999999" w:sz="1"/>
+              <w:bottom w:val="single" w:color="999999" w:sz="1"/>
+              <w:right w:val="single" w:color="999999" w:sz="1"/>
+            </w:tcBorders>
+            <w:tcMar>
+              <w:top w:type="dxa" w:w="60"/>
+              <w:left w:type="dxa" w:w="100"/>
+              <w:bottom w:type="dxa" w:w="60"/>
+              <w:right w:type="dxa" w:w="100"/>
+            </w:tcMar>
+          </w:tcPr>
+          <w:p>
+            <w:r>
+              <w:rPr>
+                <w:rFonts w:ascii="Arial" w:cs="Arial" w:eastAsia="Arial" w:hAnsi="Arial"/>
+                <w:sz w:val="20"/>
+                <w:szCs w:val="20"/>
+              </w:rPr>
+              <w:t>1</w:t>
+            </w:r>
+          </w:p>
+        </w:tc>
+        <w:tc>
+          <w:tcPr>
+            <w:tcW w:type="dxa" w:w="800"/>
+            <w:tcBorders>
+              <w:top w:val="single" w:color="999999" w:sz="1"/>
+              <w:left w:val="single" w:color="999999" w:sz="1"/>
+              <w:bottom w:val="single" w:color="999999" w:sz="1"/>
+              <w:right w:val="single" w:color="999999" w:sz="1"/>
+            </w:tcBorders>
+            <w:tcMar>
+              <w:top w:type="dxa" w:w="60"/>
+              <w:left w:type="dxa" w:w="100"/>
+              <w:bottom w:type="dxa" w:w="60"/>
+              <w:right w:type="dxa" w:w="100"/>
+            </w:tcMar>
+          </w:tcPr>
+          <w:p>
+            <w:r>
+              <w:rPr>
+                <w:rFonts w:ascii="Arial" w:cs="Arial" w:eastAsia="Arial" w:hAnsi="Arial"/>
+                <w:sz w:val="20"/>
+                <w:szCs w:val="20"/>
+              </w:rPr>
+              <w:t>1</w:t>
+            </w:r>
+          </w:p>
+        </w:tc>
+        <w:tc>
+          <w:tcPr>
+            <w:tcW w:type="dxa" w:w="800"/>
+            <w:tcBorders>
+              <w:top w:val="single" w:color="999999" w:sz="1"/>
+              <w:left w:val="single" w:color="999999" w:sz="1"/>
+              <w:bottom w:val="single" w:color="999999" w:sz="1"/>
+              <w:right w:val="single" w:color="999999" w:sz="1"/>
+            </w:tcBorders>
+            <w:tcMar>
+              <w:top w:type="dxa" w:w="60"/>
+              <w:left w:type="dxa" w:w="100"/>
+              <w:bottom w:type="dxa" w:w="60"/>
+              <w:right w:type="dxa" w:w="100"/>
+            </w:tcMar>
+          </w:tcPr>
+          <w:p>
+            <w:r>
+              <w:rPr>
+                <w:rFonts w:ascii="Arial" w:cs="Arial" w:eastAsia="Arial" w:hAnsi="Arial"/>
+                <w:sz w:val="20"/>
+                <w:szCs w:val="20"/>
+              </w:rPr>
+              <w:t>5</w:t>
+            </w:r>
+          </w:p>
+        </w:tc>
+        <w:tc>
+          <w:tcPr>
+            <w:tcW w:type="dxa" w:w="1800"/>
+            <w:tcBorders>
+              <w:top w:val="single" w:color="999999" w:sz="1"/>
+              <w:left w:val="single" w:color="999999" w:sz="1"/>
+              <w:bottom w:val="single" w:color="999999" w:sz="1"/>
+              <w:right w:val="single" w:color="999999" w:sz="1"/>
+            </w:tcBorders>
+            <w:tcMar>
+              <w:top w:type="dxa" w:w="60"/>
+              <w:left w:type="dxa" w:w="100"/>
+              <w:bottom w:type="dxa" w:w="60"/>
+              <w:right w:type="dxa" w:w="100"/>
+            </w:tcMar>
+          </w:tcPr>
+          <w:p>
+            <w:r>
+              <w:rPr>
+                <w:rFonts w:ascii="Arial" w:cs="Arial" w:eastAsia="Arial" w:hAnsi="Arial"/>
+                <w:sz w:val="20"/>
+                <w:szCs w:val="20"/>
+              </w:rPr>
+              <w:t>The stored copy's SHA-256 is checked wherever a signature is shown (INVALID in red), in Exceptions and before signing; Verify a record file checks any copy. Tests: GXP-31, GXP-32</w:t>
+            </w:r>
+          </w:p>
+        </w:tc>
+      </w:tr>
+      <w:tr>
+        <w:tc>
+          <w:tcPr>
+            <w:tcW w:type="dxa" w:w="1200"/>
+            <w:tcBorders>
+              <w:top w:val="single" w:color="999999" w:sz="1"/>
+              <w:left w:val="single" w:color="999999" w:sz="1"/>
+              <w:bottom w:val="single" w:color="999999" w:sz="1"/>
+              <w:right w:val="single" w:color="999999" w:sz="1"/>
+            </w:tcBorders>
+            <w:tcMar>
+              <w:top w:type="dxa" w:w="60"/>
+              <w:left w:type="dxa" w:w="100"/>
+              <w:bottom w:type="dxa" w:w="60"/>
+              <w:right w:type="dxa" w:w="100"/>
+            </w:tcMar>
+          </w:tcPr>
+          <w:p>
+            <w:r>
+              <w:rPr>
+                <w:rFonts w:ascii="Arial" w:cs="Arial" w:eastAsia="Arial" w:hAnsi="Arial"/>
+                <w:sz w:val="20"/>
+                <w:szCs w:val="20"/>
+              </w:rPr>
+              <w:t>FM-39</w:t>
+            </w:r>
+          </w:p>
+        </w:tc>
+        <w:tc>
+          <w:tcPr>
+            <w:tcW w:type="dxa" w:w="3160"/>
+            <w:tcBorders>
+              <w:top w:val="single" w:color="999999" w:sz="1"/>
+              <w:left w:val="single" w:color="999999" w:sz="1"/>
+              <w:bottom w:val="single" w:color="999999" w:sz="1"/>
+              <w:right w:val="single" w:color="999999" w:sz="1"/>
+            </w:tcBorders>
+            <w:tcMar>
+              <w:top w:type="dxa" w:w="60"/>
+              <w:left w:type="dxa" w:w="100"/>
+              <w:bottom w:type="dxa" w:w="60"/>
+              <w:right w:type="dxa" w:w="100"/>
+            </w:tcMar>
+          </w:tcPr>
+          <w:p>
+            <w:r>
+              <w:rPr>
+                <w:rFonts w:ascii="Arial" w:cs="Arial" w:eastAsia="Arial" w:hAnsi="Arial"/>
+                <w:sz w:val="20"/>
+                <w:szCs w:val="20"/>
+              </w:rPr>
+              <w:t>Attempts to guess a password or misuse a signature are not noticed in time</w:t>
+            </w:r>
+          </w:p>
+        </w:tc>
+        <w:tc>
+          <w:tcPr>
+            <w:tcW w:type="dxa" w:w="800"/>
+            <w:tcBorders>
+              <w:top w:val="single" w:color="999999" w:sz="1"/>
+              <w:left w:val="single" w:color="999999" w:sz="1"/>
+              <w:bottom w:val="single" w:color="999999" w:sz="1"/>
+              <w:right w:val="single" w:color="999999" w:sz="1"/>
+            </w:tcBorders>
+            <w:tcMar>
+              <w:top w:type="dxa" w:w="60"/>
+              <w:left w:type="dxa" w:w="100"/>
+              <w:bottom w:type="dxa" w:w="60"/>
+              <w:right w:type="dxa" w:w="100"/>
+            </w:tcMar>
+          </w:tcPr>
+          <w:p>
+            <w:r>
+              <w:rPr>
+                <w:rFonts w:ascii="Arial" w:cs="Arial" w:eastAsia="Arial" w:hAnsi="Arial"/>
+                <w:sz w:val="20"/>
+                <w:szCs w:val="20"/>
+              </w:rPr>
+              <w:t>4</w:t>
+            </w:r>
+          </w:p>
+        </w:tc>
+        <w:tc>
+          <w:tcPr>
+            <w:tcW w:type="dxa" w:w="800"/>
+            <w:tcBorders>
+              <w:top w:val="single" w:color="999999" w:sz="1"/>
+              <w:left w:val="single" w:color="999999" w:sz="1"/>
+              <w:bottom w:val="single" w:color="999999" w:sz="1"/>
+              <w:right w:val="single" w:color="999999" w:sz="1"/>
+            </w:tcBorders>
+            <w:tcMar>
+              <w:top w:type="dxa" w:w="60"/>
+              <w:left w:type="dxa" w:w="100"/>
+              <w:bottom w:type="dxa" w:w="60"/>
+              <w:right w:type="dxa" w:w="100"/>
+            </w:tcMar>
+          </w:tcPr>
+          <w:p>
+            <w:r>
+              <w:rPr>
+                <w:rFonts w:ascii="Arial" w:cs="Arial" w:eastAsia="Arial" w:hAnsi="Arial"/>
+                <w:sz w:val="20"/>
+                <w:szCs w:val="20"/>
+              </w:rPr>
+              <w:t>2</w:t>
+            </w:r>
+          </w:p>
+        </w:tc>
+        <w:tc>
+          <w:tcPr>
+            <w:tcW w:type="dxa" w:w="800"/>
+            <w:tcBorders>
+              <w:top w:val="single" w:color="999999" w:sz="1"/>
+              <w:left w:val="single" w:color="999999" w:sz="1"/>
+              <w:bottom w:val="single" w:color="999999" w:sz="1"/>
+              <w:right w:val="single" w:color="999999" w:sz="1"/>
+            </w:tcBorders>
+            <w:tcMar>
+              <w:top w:type="dxa" w:w="60"/>
+              <w:left w:type="dxa" w:w="100"/>
+              <w:bottom w:type="dxa" w:w="60"/>
+              <w:right w:type="dxa" w:w="100"/>
+            </w:tcMar>
+          </w:tcPr>
+          <w:p>
+            <w:r>
+              <w:rPr>
+                <w:rFonts w:ascii="Arial" w:cs="Arial" w:eastAsia="Arial" w:hAnsi="Arial"/>
+                <w:sz w:val="20"/>
+                <w:szCs w:val="20"/>
+              </w:rPr>
+              <w:t>2</w:t>
+            </w:r>
+          </w:p>
+        </w:tc>
+        <w:tc>
+          <w:tcPr>
+            <w:tcW w:type="dxa" w:w="800"/>
+            <w:tcBorders>
+              <w:top w:val="single" w:color="999999" w:sz="1"/>
+              <w:left w:val="single" w:color="999999" w:sz="1"/>
+              <w:bottom w:val="single" w:color="999999" w:sz="1"/>
+              <w:right w:val="single" w:color="999999" w:sz="1"/>
+            </w:tcBorders>
+            <w:tcMar>
+              <w:top w:type="dxa" w:w="60"/>
+              <w:left w:type="dxa" w:w="100"/>
+              <w:bottom w:type="dxa" w:w="60"/>
+              <w:right w:type="dxa" w:w="100"/>
+            </w:tcMar>
+          </w:tcPr>
+          <w:p>
+            <w:r>
+              <w:rPr>
+                <w:rFonts w:ascii="Arial" w:cs="Arial" w:eastAsia="Arial" w:hAnsi="Arial"/>
+                <w:sz w:val="20"/>
+                <w:szCs w:val="20"/>
+              </w:rPr>
+              <w:t>16</w:t>
+            </w:r>
+          </w:p>
+        </w:tc>
+        <w:tc>
+          <w:tcPr>
+            <w:tcW w:type="dxa" w:w="1800"/>
+            <w:tcBorders>
+              <w:top w:val="single" w:color="999999" w:sz="1"/>
+              <w:left w:val="single" w:color="999999" w:sz="1"/>
+              <w:bottom w:val="single" w:color="999999" w:sz="1"/>
+              <w:right w:val="single" w:color="999999" w:sz="1"/>
+            </w:tcBorders>
+            <w:tcMar>
+              <w:top w:type="dxa" w:w="60"/>
+              <w:left w:type="dxa" w:w="100"/>
+              <w:bottom w:type="dxa" w:w="60"/>
+              <w:right w:type="dxa" w:w="100"/>
+            </w:tcMar>
+          </w:tcPr>
+          <w:p>
+            <w:r>
+              <w:rPr>
+                <w:rFonts w:ascii="Arial" w:cs="Arial" w:eastAsia="Arial" w:hAnsi="Arial"/>
+                <w:sz w:val="20"/>
+                <w:szCs w:val="20"/>
+              </w:rPr>
+              <w:t>Lockout after 5 failures; three failed signatures or password changes end the session; alerts to the system log for the security unit; Exceptions. Tests: GXP-12, GXP-23, GXP-29</w:t>
+            </w:r>
+          </w:p>
+        </w:tc>
+      </w:tr>
+      <w:tr>
+        <w:tc>
+          <w:tcPr>
+            <w:tcW w:type="dxa" w:w="1200"/>
+            <w:tcBorders>
+              <w:top w:val="single" w:color="999999" w:sz="1"/>
+              <w:left w:val="single" w:color="999999" w:sz="1"/>
+              <w:bottom w:val="single" w:color="999999" w:sz="1"/>
+              <w:right w:val="single" w:color="999999" w:sz="1"/>
+            </w:tcBorders>
+            <w:tcMar>
+              <w:top w:type="dxa" w:w="60"/>
+              <w:left w:type="dxa" w:w="100"/>
+              <w:bottom w:type="dxa" w:w="60"/>
+              <w:right w:type="dxa" w:w="100"/>
+            </w:tcMar>
+          </w:tcPr>
+          <w:p>
+            <w:r>
+              <w:rPr>
+                <w:rFonts w:ascii="Arial" w:cs="Arial" w:eastAsia="Arial" w:hAnsi="Arial"/>
+                <w:sz w:val="20"/>
+                <w:szCs w:val="20"/>
+              </w:rPr>
+              <w:t>FM-40</w:t>
+            </w:r>
+          </w:p>
+        </w:tc>
+        <w:tc>
+          <w:tcPr>
+            <w:tcW w:type="dxa" w:w="3160"/>
+            <w:tcBorders>
+              <w:top w:val="single" w:color="999999" w:sz="1"/>
+              <w:left w:val="single" w:color="999999" w:sz="1"/>
+              <w:bottom w:val="single" w:color="999999" w:sz="1"/>
+              <w:right w:val="single" w:color="999999" w:sz="1"/>
+            </w:tcBorders>
+            <w:tcMar>
+              <w:top w:type="dxa" w:w="60"/>
+              <w:left w:type="dxa" w:w="100"/>
+              <w:bottom w:type="dxa" w:w="60"/>
+              <w:right w:type="dxa" w:w="100"/>
+            </w:tcMar>
+          </w:tcPr>
+          <w:p>
+            <w:r>
+              <w:rPr>
+                <w:rFonts w:ascii="Arial" w:cs="Arial" w:eastAsia="Arial" w:hAnsi="Arial"/>
+                <w:sz w:val="20"/>
+                <w:szCs w:val="20"/>
+              </w:rPr>
+              <w:t>An analyst or inspector acts beyond the role (signs, reads the trail) by manipulating the page</w:t>
+            </w:r>
+          </w:p>
+        </w:tc>
+        <w:tc>
+          <w:tcPr>
+            <w:tcW w:type="dxa" w:w="800"/>
+            <w:tcBorders>
+              <w:top w:val="single" w:color="999999" w:sz="1"/>
+              <w:left w:val="single" w:color="999999" w:sz="1"/>
+              <w:bottom w:val="single" w:color="999999" w:sz="1"/>
+              <w:right w:val="single" w:color="999999" w:sz="1"/>
+            </w:tcBorders>
+            <w:tcMar>
+              <w:top w:type="dxa" w:w="60"/>
+              <w:left w:type="dxa" w:w="100"/>
+              <w:bottom w:type="dxa" w:w="60"/>
+              <w:right w:type="dxa" w:w="100"/>
+            </w:tcMar>
+          </w:tcPr>
+          <w:p>
+            <w:r>
+              <w:rPr>
+                <w:rFonts w:ascii="Arial" w:cs="Arial" w:eastAsia="Arial" w:hAnsi="Arial"/>
+                <w:sz w:val="20"/>
+                <w:szCs w:val="20"/>
+              </w:rPr>
+              <w:t>5</w:t>
+            </w:r>
+          </w:p>
+        </w:tc>
+        <w:tc>
+          <w:tcPr>
+            <w:tcW w:type="dxa" w:w="800"/>
+            <w:tcBorders>
+              <w:top w:val="single" w:color="999999" w:sz="1"/>
+              <w:left w:val="single" w:color="999999" w:sz="1"/>
+              <w:bottom w:val="single" w:color="999999" w:sz="1"/>
+              <w:right w:val="single" w:color="999999" w:sz="1"/>
+            </w:tcBorders>
+            <w:tcMar>
+              <w:top w:type="dxa" w:w="60"/>
+              <w:left w:type="dxa" w:w="100"/>
+              <w:bottom w:type="dxa" w:w="60"/>
+              <w:right w:type="dxa" w:w="100"/>
+            </w:tcMar>
+          </w:tcPr>
+          <w:p>
+            <w:r>
+              <w:rPr>
+                <w:rFonts w:ascii="Arial" w:cs="Arial" w:eastAsia="Arial" w:hAnsi="Arial"/>
+                <w:sz w:val="20"/>
+                <w:szCs w:val="20"/>
+              </w:rPr>
+              <w:t>1</w:t>
+            </w:r>
+          </w:p>
+        </w:tc>
+        <w:tc>
+          <w:tcPr>
+            <w:tcW w:type="dxa" w:w="800"/>
+            <w:tcBorders>
+              <w:top w:val="single" w:color="999999" w:sz="1"/>
+              <w:left w:val="single" w:color="999999" w:sz="1"/>
+              <w:bottom w:val="single" w:color="999999" w:sz="1"/>
+              <w:right w:val="single" w:color="999999" w:sz="1"/>
+            </w:tcBorders>
+            <w:tcMar>
+              <w:top w:type="dxa" w:w="60"/>
+              <w:left w:type="dxa" w:w="100"/>
+              <w:bottom w:type="dxa" w:w="60"/>
+              <w:right w:type="dxa" w:w="100"/>
+            </w:tcMar>
+          </w:tcPr>
+          <w:p>
+            <w:r>
+              <w:rPr>
+                <w:rFonts w:ascii="Arial" w:cs="Arial" w:eastAsia="Arial" w:hAnsi="Arial"/>
+                <w:sz w:val="20"/>
+                <w:szCs w:val="20"/>
+              </w:rPr>
+              <w:t>1</w:t>
+            </w:r>
+          </w:p>
+        </w:tc>
+        <w:tc>
+          <w:tcPr>
+            <w:tcW w:type="dxa" w:w="800"/>
+            <w:tcBorders>
+              <w:top w:val="single" w:color="999999" w:sz="1"/>
+              <w:left w:val="single" w:color="999999" w:sz="1"/>
+              <w:bottom w:val="single" w:color="999999" w:sz="1"/>
+              <w:right w:val="single" w:color="999999" w:sz="1"/>
+            </w:tcBorders>
+            <w:tcMar>
+              <w:top w:type="dxa" w:w="60"/>
+              <w:left w:type="dxa" w:w="100"/>
+              <w:bottom w:type="dxa" w:w="60"/>
+              <w:right w:type="dxa" w:w="100"/>
+            </w:tcMar>
+          </w:tcPr>
+          <w:p>
+            <w:r>
+              <w:rPr>
+                <w:rFonts w:ascii="Arial" w:cs="Arial" w:eastAsia="Arial" w:hAnsi="Arial"/>
+                <w:sz w:val="20"/>
+                <w:szCs w:val="20"/>
+              </w:rPr>
+              <w:t>5</w:t>
+            </w:r>
+          </w:p>
+        </w:tc>
+        <w:tc>
+          <w:tcPr>
+            <w:tcW w:type="dxa" w:w="1800"/>
+            <w:tcBorders>
+              <w:top w:val="single" w:color="999999" w:sz="1"/>
+              <w:left w:val="single" w:color="999999" w:sz="1"/>
+              <w:bottom w:val="single" w:color="999999" w:sz="1"/>
+              <w:right w:val="single" w:color="999999" w:sz="1"/>
+            </w:tcBorders>
+            <w:tcMar>
+              <w:top w:type="dxa" w:w="60"/>
+              <w:left w:type="dxa" w:w="100"/>
+              <w:bottom w:type="dxa" w:w="60"/>
+              <w:right w:type="dxa" w:w="100"/>
+            </w:tcMar>
+          </w:tcPr>
+          <w:p>
+            <w:r>
+              <w:rPr>
+                <w:rFonts w:ascii="Arial" w:cs="Arial" w:eastAsia="Arial" w:hAnsi="Arial"/>
+                <w:sz w:val="20"/>
+                <w:szCs w:val="20"/>
+              </w:rPr>
+              <w:t>Every capability is checked on the server, not only by hiding buttons. Tests: GXP-28, GXP-38, MAN-GXP-12</w:t>
+            </w:r>
+          </w:p>
+        </w:tc>
+      </w:tr>
     </w:tbl>
+    <w:p>
+      <w:pPr>
+        <w:pStyle w:val="Heading2"/>
+      </w:pPr>
+      <w:r>
+        <w:rPr>
+          <w:rFonts w:ascii="Arial" w:cs="Arial" w:eastAsia="Arial" w:hAnsi="Arial"/>
+        </w:rPr>
+        <w:t>4.1 Controlled mode: accepted residual risks and justifications</w:t>
+      </w:r>
+    </w:p>
+    <w:p>
+      <w:pPr>
+        <w:spacing w:after="120"/>
+      </w:pPr>
+      <w:r>
+        <w:rPr>
+          <w:rFonts w:ascii="Arial" w:cs="Arial" w:eastAsia="Arial" w:hAnsi="Arial"/>
+          <w:sz w:val="22"/>
+          <w:szCs w:val="22"/>
+        </w:rPr>
+        <w:t>Accepted by the product owner. FM-29, the shared starting password admin: until the owner's first sign-in the account can be taken over (21 CFR 11.200(a)(3) and EMA A4.16 are not fully met in that window). The product owner chose to keep admin; adopting organisations are told in the manual and decide for themselves. The design handoff for controlled mode is not under document control; this URS, the IQ/OQ/PQ protocol and the user manual, under version control in the repository, are the controlled documents.</w:t>
+      </w:r>
+    </w:p>
+    <w:p>
+      <w:pPr>
+        <w:spacing w:after="120"/>
+      </w:pPr>
+      <w:r>
+        <w:rPr>
+          <w:rFonts w:ascii="Arial" w:cs="Arial" w:eastAsia="Arial" w:hAnsi="Arial"/>
+          <w:sz w:val="22"/>
+          <w:szCs w:val="22"/>
+        </w:rPr>
+        <w:t>Assumption. Two-factor authentication and managed browsers are part of the intended environment (section 2) and are checked in the IQ; the app does not implement two-factor authentication itself.</w:t>
+      </w:r>
+    </w:p>
+    <w:p>
+      <w:pPr>
+        <w:spacing w:after="120"/>
+      </w:pPr>
+      <w:r>
+        <w:rPr>
+          <w:rFonts w:ascii="Arial" w:cs="Arial" w:eastAsia="Arial" w:hAnsi="Arial"/>
+          <w:sz w:val="22"/>
+          <w:szCs w:val="22"/>
+        </w:rPr>
+        <w:t>Justifications. Back-end changes are detected (hash chain, anchors) rather than prevented by encryption; the database administrator (root, IT) is not the application administrator (system owner); preventing changes would need a database server with add-only rights (EMA A4.19). Controlled mode can only be switched off by someone with root access; that is a configuration change under IT change control, and the gap between app stop and start is visible in the trail (EMA 6.2.1). Control of data (EMA 6.6) does not apply: the app analyses data received from the laboratory, whose originals stay there. Device and token checks (21 CFR 11.10(h), 11.300(e)) do not apply: no devices or tokens are used by the app. Mouse, keyboard and scrolling count as activity for the inactivity sign-out, which users cannot change or switch off (EMA A4.17).</w:t>
+      </w:r>
+    </w:p>
     <w:p>
       <w:r>
         <w:br w:type="page"/>
@@ -6256,7 +9019,7 @@
                 <w:sz w:val="20"/>
                 <w:szCs w:val="20"/>
               </w:rPr>
-              <w:t xml:space="preserve">The system shall not persistently store user data between sessions.</w:t>
+              <w:t>In open mode, the system shall not persistently store user data between sessions.</w:t>
             </w:r>
           </w:p>
         </w:tc>
@@ -6283,7 +9046,7 @@
                 <w:sz w:val="20"/>
                 <w:szCs w:val="20"/>
               </w:rPr>
-              <w:t xml:space="preserve">No database or persistent storage beyond the R session.</w:t>
+              <w:t>No database or persistent storage beyond the R session outside the controlled-mode code (R/gxp_*.R).</w:t>
             </w:r>
           </w:p>
         </w:tc>
@@ -17091,6 +19854,2974 @@
     </w:tbl>
     <w:p>
       <w:pPr>
+        <w:pStyle w:val="Heading2"/>
+      </w:pPr>
+      <w:r>
+        <w:rPr>
+          <w:rFonts w:ascii="Arial" w:cs="Arial" w:eastAsia="Arial" w:hAnsi="Arial"/>
+        </w:rPr>
+        <w:t>5.9 Controlled Mode Requirements</w:t>
+      </w:r>
+    </w:p>
+    <w:tbl>
+      <w:tblPr>
+        <w:tblW w:type="dxa" w:w="9360"/>
+        <w:tblBorders>
+          <w:top w:val="single" w:color="auto" w:sz="4"/>
+          <w:left w:val="single" w:color="auto" w:sz="4"/>
+          <w:bottom w:val="single" w:color="auto" w:sz="4"/>
+          <w:right w:val="single" w:color="auto" w:sz="4"/>
+          <w:insideH w:val="single" w:color="auto" w:sz="4"/>
+          <w:insideV w:val="single" w:color="auto" w:sz="4"/>
+        </w:tblBorders>
+      </w:tblPr>
+      <w:tblGrid>
+        <w:gridCol w:w="1200"/>
+        <w:gridCol w:w="3600"/>
+        <w:gridCol w:w="2960"/>
+        <w:gridCol w:w="800"/>
+        <w:gridCol w:w="800"/>
+      </w:tblGrid>
+      <w:tr>
+        <w:tc>
+          <w:tcPr>
+            <w:tcW w:type="dxa" w:w="1200"/>
+            <w:tcBorders>
+              <w:top w:val="single" w:color="999999" w:sz="1"/>
+              <w:left w:val="single" w:color="999999" w:sz="1"/>
+              <w:bottom w:val="single" w:color="999999" w:sz="1"/>
+              <w:right w:val="single" w:color="999999" w:sz="1"/>
+            </w:tcBorders>
+            <w:shd w:fill="2C3E50" w:val="clear"/>
+            <w:tcMar>
+              <w:top w:type="dxa" w:w="60"/>
+              <w:left w:type="dxa" w:w="100"/>
+              <w:bottom w:type="dxa" w:w="60"/>
+              <w:right w:type="dxa" w:w="100"/>
+            </w:tcMar>
+          </w:tcPr>
+          <w:p>
+            <w:r>
+              <w:rPr>
+                <w:rFonts w:ascii="Arial" w:cs="Arial" w:eastAsia="Arial" w:hAnsi="Arial"/>
+                <w:b/>
+                <w:bCs/>
+                <w:color w:val="FFFFFF"/>
+                <w:sz w:val="20"/>
+                <w:szCs w:val="20"/>
+              </w:rPr>
+              <w:t xml:space="preserve">ID</w:t>
+            </w:r>
+          </w:p>
+        </w:tc>
+        <w:tc>
+          <w:tcPr>
+            <w:tcW w:type="dxa" w:w="3600"/>
+            <w:tcBorders>
+              <w:top w:val="single" w:color="999999" w:sz="1"/>
+              <w:left w:val="single" w:color="999999" w:sz="1"/>
+              <w:bottom w:val="single" w:color="999999" w:sz="1"/>
+              <w:right w:val="single" w:color="999999" w:sz="1"/>
+            </w:tcBorders>
+            <w:shd w:fill="2C3E50" w:val="clear"/>
+            <w:tcMar>
+              <w:top w:type="dxa" w:w="60"/>
+              <w:left w:type="dxa" w:w="100"/>
+              <w:bottom w:type="dxa" w:w="60"/>
+              <w:right w:type="dxa" w:w="100"/>
+            </w:tcMar>
+          </w:tcPr>
+          <w:p>
+            <w:r>
+              <w:rPr>
+                <w:rFonts w:ascii="Arial" w:cs="Arial" w:eastAsia="Arial" w:hAnsi="Arial"/>
+                <w:b/>
+                <w:bCs/>
+                <w:color w:val="FFFFFF"/>
+                <w:sz w:val="20"/>
+                <w:szCs w:val="20"/>
+              </w:rPr>
+              <w:t xml:space="preserve">Description</w:t>
+            </w:r>
+          </w:p>
+        </w:tc>
+        <w:tc>
+          <w:tcPr>
+            <w:tcW w:type="dxa" w:w="2960"/>
+            <w:tcBorders>
+              <w:top w:val="single" w:color="999999" w:sz="1"/>
+              <w:left w:val="single" w:color="999999" w:sz="1"/>
+              <w:bottom w:val="single" w:color="999999" w:sz="1"/>
+              <w:right w:val="single" w:color="999999" w:sz="1"/>
+            </w:tcBorders>
+            <w:shd w:fill="2C3E50" w:val="clear"/>
+            <w:tcMar>
+              <w:top w:type="dxa" w:w="60"/>
+              <w:left w:type="dxa" w:w="100"/>
+              <w:bottom w:type="dxa" w:w="60"/>
+              <w:right w:type="dxa" w:w="100"/>
+            </w:tcMar>
+          </w:tcPr>
+          <w:p>
+            <w:r>
+              <w:rPr>
+                <w:rFonts w:ascii="Arial" w:cs="Arial" w:eastAsia="Arial" w:hAnsi="Arial"/>
+                <w:b/>
+                <w:bCs/>
+                <w:color w:val="FFFFFF"/>
+                <w:sz w:val="20"/>
+                <w:szCs w:val="20"/>
+              </w:rPr>
+              <w:t xml:space="preserve">Acceptance Criterion</w:t>
+            </w:r>
+          </w:p>
+        </w:tc>
+        <w:tc>
+          <w:tcPr>
+            <w:tcW w:type="dxa" w:w="800"/>
+            <w:tcBorders>
+              <w:top w:val="single" w:color="999999" w:sz="1"/>
+              <w:left w:val="single" w:color="999999" w:sz="1"/>
+              <w:bottom w:val="single" w:color="999999" w:sz="1"/>
+              <w:right w:val="single" w:color="999999" w:sz="1"/>
+            </w:tcBorders>
+            <w:shd w:fill="2C3E50" w:val="clear"/>
+            <w:tcMar>
+              <w:top w:type="dxa" w:w="60"/>
+              <w:left w:type="dxa" w:w="100"/>
+              <w:bottom w:type="dxa" w:w="60"/>
+              <w:right w:type="dxa" w:w="100"/>
+            </w:tcMar>
+          </w:tcPr>
+          <w:p>
+            <w:r>
+              <w:rPr>
+                <w:rFonts w:ascii="Arial" w:cs="Arial" w:eastAsia="Arial" w:hAnsi="Arial"/>
+                <w:b/>
+                <w:bCs/>
+                <w:color w:val="FFFFFF"/>
+                <w:sz w:val="20"/>
+                <w:szCs w:val="20"/>
+              </w:rPr>
+              <w:t xml:space="preserve">Risk</w:t>
+            </w:r>
+          </w:p>
+        </w:tc>
+        <w:tc>
+          <w:tcPr>
+            <w:tcW w:type="dxa" w:w="800"/>
+            <w:tcBorders>
+              <w:top w:val="single" w:color="999999" w:sz="1"/>
+              <w:left w:val="single" w:color="999999" w:sz="1"/>
+              <w:bottom w:val="single" w:color="999999" w:sz="1"/>
+              <w:right w:val="single" w:color="999999" w:sz="1"/>
+            </w:tcBorders>
+            <w:shd w:fill="2C3E50" w:val="clear"/>
+            <w:tcMar>
+              <w:top w:type="dxa" w:w="60"/>
+              <w:left w:type="dxa" w:w="100"/>
+              <w:bottom w:type="dxa" w:w="60"/>
+              <w:right w:type="dxa" w:w="100"/>
+            </w:tcMar>
+          </w:tcPr>
+          <w:p>
+            <w:r>
+              <w:rPr>
+                <w:rFonts w:ascii="Arial" w:cs="Arial" w:eastAsia="Arial" w:hAnsi="Arial"/>
+                <w:b/>
+                <w:bCs/>
+                <w:color w:val="FFFFFF"/>
+                <w:sz w:val="20"/>
+                <w:szCs w:val="20"/>
+              </w:rPr>
+              <w:t xml:space="preserve">FMEA</w:t>
+            </w:r>
+          </w:p>
+        </w:tc>
+      </w:tr>
+      <w:tr>
+        <w:tc>
+          <w:tcPr>
+            <w:tcW w:type="dxa" w:w="1200"/>
+            <w:tcBorders>
+              <w:top w:val="single" w:color="999999" w:sz="1"/>
+              <w:left w:val="single" w:color="999999" w:sz="1"/>
+              <w:bottom w:val="single" w:color="999999" w:sz="1"/>
+              <w:right w:val="single" w:color="999999" w:sz="1"/>
+            </w:tcBorders>
+            <w:tcMar>
+              <w:top w:type="dxa" w:w="60"/>
+              <w:left w:type="dxa" w:w="100"/>
+              <w:bottom w:type="dxa" w:w="60"/>
+              <w:right w:type="dxa" w:w="100"/>
+            </w:tcMar>
+          </w:tcPr>
+          <w:p>
+            <w:r>
+              <w:rPr>
+                <w:rFonts w:ascii="Arial" w:cs="Arial" w:eastAsia="Arial" w:hAnsi="Arial"/>
+                <w:b/>
+                <w:bCs/>
+                <w:sz w:val="20"/>
+                <w:szCs w:val="20"/>
+              </w:rPr>
+              <w:t>URS-GXP-01</w:t>
+            </w:r>
+          </w:p>
+        </w:tc>
+        <w:tc>
+          <w:tcPr>
+            <w:tcW w:type="dxa" w:w="3600"/>
+            <w:tcBorders>
+              <w:top w:val="single" w:color="999999" w:sz="1"/>
+              <w:left w:val="single" w:color="999999" w:sz="1"/>
+              <w:bottom w:val="single" w:color="999999" w:sz="1"/>
+              <w:right w:val="single" w:color="999999" w:sz="1"/>
+            </w:tcBorders>
+            <w:tcMar>
+              <w:top w:type="dxa" w:w="60"/>
+              <w:left w:type="dxa" w:w="100"/>
+              <w:bottom w:type="dxa" w:w="60"/>
+              <w:right w:type="dxa" w:w="100"/>
+            </w:tcMar>
+          </w:tcPr>
+          <w:p>
+            <w:r>
+              <w:rPr>
+                <w:rFonts w:ascii="Arial" w:cs="Arial" w:eastAsia="Arial" w:hAnsi="Arial"/>
+                <w:sz w:val="20"/>
+                <w:szCs w:val="20"/>
+              </w:rPr>
+              <w:t>Controlled mode shall be active only when configured, and the app shall not start half-configured.</w:t>
+            </w:r>
+          </w:p>
+        </w:tc>
+        <w:tc>
+          <w:tcPr>
+            <w:tcW w:type="dxa" w:w="2960"/>
+            <w:tcBorders>
+              <w:top w:val="single" w:color="999999" w:sz="1"/>
+              <w:left w:val="single" w:color="999999" w:sz="1"/>
+              <w:bottom w:val="single" w:color="999999" w:sz="1"/>
+              <w:right w:val="single" w:color="999999" w:sz="1"/>
+            </w:tcBorders>
+            <w:tcMar>
+              <w:top w:type="dxa" w:w="60"/>
+              <w:left w:type="dxa" w:w="100"/>
+              <w:bottom w:type="dxa" w:w="60"/>
+              <w:right w:type="dxa" w:w="100"/>
+            </w:tcMar>
+          </w:tcPr>
+          <w:p>
+            <w:r>
+              <w:rPr>
+                <w:rFonts w:ascii="Arial" w:cs="Arial" w:eastAsia="Arial" w:hAnsi="Arial"/>
+                <w:sz w:val="20"/>
+                <w:szCs w:val="20"/>
+              </w:rPr>
+              <w:t>Open mode unchanged and without the controlled-mode packages; start refused when NCA_GXP_DIR is set but unusable, when NCA_GXP_KEY or NCA_GXP_ORG is missing, or when gxp/CONTROLLED exists without controlled mode.</w:t>
+            </w:r>
+          </w:p>
+        </w:tc>
+        <w:tc>
+          <w:tcPr>
+            <w:tcW w:type="dxa" w:w="800"/>
+            <w:tcBorders>
+              <w:top w:val="single" w:color="999999" w:sz="1"/>
+              <w:left w:val="single" w:color="999999" w:sz="1"/>
+              <w:bottom w:val="single" w:color="999999" w:sz="1"/>
+              <w:right w:val="single" w:color="999999" w:sz="1"/>
+            </w:tcBorders>
+            <w:tcMar>
+              <w:top w:type="dxa" w:w="60"/>
+              <w:left w:type="dxa" w:w="100"/>
+              <w:bottom w:type="dxa" w:w="60"/>
+              <w:right w:type="dxa" w:w="100"/>
+            </w:tcMar>
+          </w:tcPr>
+          <w:p>
+            <w:r>
+              <w:rPr>
+                <w:rFonts w:ascii="Arial" w:cs="Arial" w:eastAsia="Arial" w:hAnsi="Arial"/>
+                <w:sz w:val="20"/>
+                <w:szCs w:val="20"/>
+              </w:rPr>
+              <w:t>High</w:t>
+            </w:r>
+          </w:p>
+        </w:tc>
+        <w:tc>
+          <w:tcPr>
+            <w:tcW w:type="dxa" w:w="800"/>
+            <w:tcBorders>
+              <w:top w:val="single" w:color="999999" w:sz="1"/>
+              <w:left w:val="single" w:color="999999" w:sz="1"/>
+              <w:bottom w:val="single" w:color="999999" w:sz="1"/>
+              <w:right w:val="single" w:color="999999" w:sz="1"/>
+            </w:tcBorders>
+            <w:tcMar>
+              <w:top w:type="dxa" w:w="60"/>
+              <w:left w:type="dxa" w:w="100"/>
+              <w:bottom w:type="dxa" w:w="60"/>
+              <w:right w:type="dxa" w:w="100"/>
+            </w:tcMar>
+          </w:tcPr>
+          <w:p>
+            <w:r>
+              <w:rPr>
+                <w:rFonts w:ascii="Arial" w:cs="Arial" w:eastAsia="Arial" w:hAnsi="Arial"/>
+                <w:sz w:val="20"/>
+                <w:szCs w:val="20"/>
+              </w:rPr>
+              <w:t>FM-33</w:t>
+            </w:r>
+          </w:p>
+        </w:tc>
+      </w:tr>
+      <w:tr>
+        <w:tc>
+          <w:tcPr>
+            <w:tcW w:type="dxa" w:w="1200"/>
+            <w:tcBorders>
+              <w:top w:val="single" w:color="999999" w:sz="1"/>
+              <w:left w:val="single" w:color="999999" w:sz="1"/>
+              <w:bottom w:val="single" w:color="999999" w:sz="1"/>
+              <w:right w:val="single" w:color="999999" w:sz="1"/>
+            </w:tcBorders>
+            <w:tcMar>
+              <w:top w:type="dxa" w:w="60"/>
+              <w:left w:type="dxa" w:w="100"/>
+              <w:bottom w:type="dxa" w:w="60"/>
+              <w:right w:type="dxa" w:w="100"/>
+            </w:tcMar>
+          </w:tcPr>
+          <w:p>
+            <w:r>
+              <w:rPr>
+                <w:rFonts w:ascii="Arial" w:cs="Arial" w:eastAsia="Arial" w:hAnsi="Arial"/>
+                <w:b/>
+                <w:bCs/>
+                <w:sz w:val="20"/>
+                <w:szCs w:val="20"/>
+              </w:rPr>
+              <w:t>URS-GXP-02</w:t>
+            </w:r>
+          </w:p>
+        </w:tc>
+        <w:tc>
+          <w:tcPr>
+            <w:tcW w:type="dxa" w:w="3600"/>
+            <w:tcBorders>
+              <w:top w:val="single" w:color="999999" w:sz="1"/>
+              <w:left w:val="single" w:color="999999" w:sz="1"/>
+              <w:bottom w:val="single" w:color="999999" w:sz="1"/>
+              <w:right w:val="single" w:color="999999" w:sz="1"/>
+            </w:tcBorders>
+            <w:tcMar>
+              <w:top w:type="dxa" w:w="60"/>
+              <w:left w:type="dxa" w:w="100"/>
+              <w:bottom w:type="dxa" w:w="60"/>
+              <w:right w:type="dxa" w:w="100"/>
+            </w:tcMar>
+          </w:tcPr>
+          <w:p>
+            <w:r>
+              <w:rPr>
+                <w:rFonts w:ascii="Arial" w:cs="Arial" w:eastAsia="Arial" w:hAnsi="Arial"/>
+                <w:sz w:val="20"/>
+                <w:szCs w:val="20"/>
+              </w:rPr>
+              <w:t>Only authenticated, active users shall use the app in controlled mode; nothing shall run before sign-in.</w:t>
+            </w:r>
+          </w:p>
+        </w:tc>
+        <w:tc>
+          <w:tcPr>
+            <w:tcW w:type="dxa" w:w="2960"/>
+            <w:tcBorders>
+              <w:top w:val="single" w:color="999999" w:sz="1"/>
+              <w:left w:val="single" w:color="999999" w:sz="1"/>
+              <w:bottom w:val="single" w:color="999999" w:sz="1"/>
+              <w:right w:val="single" w:color="999999" w:sz="1"/>
+            </w:tcBorders>
+            <w:tcMar>
+              <w:top w:type="dxa" w:w="60"/>
+              <w:left w:type="dxa" w:w="100"/>
+              <w:bottom w:type="dxa" w:w="60"/>
+              <w:right w:type="dxa" w:w="100"/>
+            </w:tcMar>
+          </w:tcPr>
+          <w:p>
+            <w:r>
+              <w:rPr>
+                <w:rFonts w:ascii="Arial" w:cs="Arial" w:eastAsia="Arial" w:hAnsi="Arial"/>
+                <w:sz w:val="20"/>
+                <w:szCs w:val="20"/>
+              </w:rPr>
+              <w:t>The app server starts after sign-in and after a forced password change; records name the signed-in analyst.</w:t>
+            </w:r>
+          </w:p>
+        </w:tc>
+        <w:tc>
+          <w:tcPr>
+            <w:tcW w:type="dxa" w:w="800"/>
+            <w:tcBorders>
+              <w:top w:val="single" w:color="999999" w:sz="1"/>
+              <w:left w:val="single" w:color="999999" w:sz="1"/>
+              <w:bottom w:val="single" w:color="999999" w:sz="1"/>
+              <w:right w:val="single" w:color="999999" w:sz="1"/>
+            </w:tcBorders>
+            <w:tcMar>
+              <w:top w:type="dxa" w:w="60"/>
+              <w:left w:type="dxa" w:w="100"/>
+              <w:bottom w:type="dxa" w:w="60"/>
+              <w:right w:type="dxa" w:w="100"/>
+            </w:tcMar>
+          </w:tcPr>
+          <w:p>
+            <w:r>
+              <w:rPr>
+                <w:rFonts w:ascii="Arial" w:cs="Arial" w:eastAsia="Arial" w:hAnsi="Arial"/>
+                <w:sz w:val="20"/>
+                <w:szCs w:val="20"/>
+              </w:rPr>
+              <w:t>Critical</w:t>
+            </w:r>
+          </w:p>
+        </w:tc>
+        <w:tc>
+          <w:tcPr>
+            <w:tcW w:type="dxa" w:w="800"/>
+            <w:tcBorders>
+              <w:top w:val="single" w:color="999999" w:sz="1"/>
+              <w:left w:val="single" w:color="999999" w:sz="1"/>
+              <w:bottom w:val="single" w:color="999999" w:sz="1"/>
+              <w:right w:val="single" w:color="999999" w:sz="1"/>
+            </w:tcBorders>
+            <w:tcMar>
+              <w:top w:type="dxa" w:w="60"/>
+              <w:left w:type="dxa" w:w="100"/>
+              <w:bottom w:type="dxa" w:w="60"/>
+              <w:right w:type="dxa" w:w="100"/>
+            </w:tcMar>
+          </w:tcPr>
+          <w:p>
+            <w:r>
+              <w:rPr>
+                <w:rFonts w:ascii="Arial" w:cs="Arial" w:eastAsia="Arial" w:hAnsi="Arial"/>
+                <w:sz w:val="20"/>
+                <w:szCs w:val="20"/>
+              </w:rPr>
+              <w:t>FM-40</w:t>
+            </w:r>
+          </w:p>
+        </w:tc>
+      </w:tr>
+      <w:tr>
+        <w:tc>
+          <w:tcPr>
+            <w:tcW w:type="dxa" w:w="1200"/>
+            <w:tcBorders>
+              <w:top w:val="single" w:color="999999" w:sz="1"/>
+              <w:left w:val="single" w:color="999999" w:sz="1"/>
+              <w:bottom w:val="single" w:color="999999" w:sz="1"/>
+              <w:right w:val="single" w:color="999999" w:sz="1"/>
+            </w:tcBorders>
+            <w:tcMar>
+              <w:top w:type="dxa" w:w="60"/>
+              <w:left w:type="dxa" w:w="100"/>
+              <w:bottom w:type="dxa" w:w="60"/>
+              <w:right w:type="dxa" w:w="100"/>
+            </w:tcMar>
+          </w:tcPr>
+          <w:p>
+            <w:r>
+              <w:rPr>
+                <w:rFonts w:ascii="Arial" w:cs="Arial" w:eastAsia="Arial" w:hAnsi="Arial"/>
+                <w:b/>
+                <w:bCs/>
+                <w:sz w:val="20"/>
+                <w:szCs w:val="20"/>
+              </w:rPr>
+              <w:t>URS-GXP-03</w:t>
+            </w:r>
+          </w:p>
+        </w:tc>
+        <w:tc>
+          <w:tcPr>
+            <w:tcW w:type="dxa" w:w="3600"/>
+            <w:tcBorders>
+              <w:top w:val="single" w:color="999999" w:sz="1"/>
+              <w:left w:val="single" w:color="999999" w:sz="1"/>
+              <w:bottom w:val="single" w:color="999999" w:sz="1"/>
+              <w:right w:val="single" w:color="999999" w:sz="1"/>
+            </w:tcBorders>
+            <w:tcMar>
+              <w:top w:type="dxa" w:w="60"/>
+              <w:left w:type="dxa" w:w="100"/>
+              <w:bottom w:type="dxa" w:w="60"/>
+              <w:right w:type="dxa" w:w="100"/>
+            </w:tcMar>
+          </w:tcPr>
+          <w:p>
+            <w:r>
+              <w:rPr>
+                <w:rFonts w:ascii="Arial" w:cs="Arial" w:eastAsia="Arial" w:hAnsi="Arial"/>
+                <w:sz w:val="20"/>
+                <w:szCs w:val="20"/>
+              </w:rPr>
+              <w:t>Passwords shall be protected and governed by a policy enforced by the system.</w:t>
+            </w:r>
+          </w:p>
+        </w:tc>
+        <w:tc>
+          <w:tcPr>
+            <w:tcW w:type="dxa" w:w="2960"/>
+            <w:tcBorders>
+              <w:top w:val="single" w:color="999999" w:sz="1"/>
+              <w:left w:val="single" w:color="999999" w:sz="1"/>
+              <w:bottom w:val="single" w:color="999999" w:sz="1"/>
+              <w:right w:val="single" w:color="999999" w:sz="1"/>
+            </w:tcBorders>
+            <w:tcMar>
+              <w:top w:type="dxa" w:w="60"/>
+              <w:left w:type="dxa" w:w="100"/>
+              <w:bottom w:type="dxa" w:w="60"/>
+              <w:right w:type="dxa" w:w="100"/>
+            </w:tcMar>
+          </w:tcPr>
+          <w:p>
+            <w:r>
+              <w:rPr>
+                <w:rFonts w:ascii="Arial" w:cs="Arial" w:eastAsia="Arial" w:hAnsi="Arial"/>
+                <w:sz w:val="20"/>
+                <w:szCs w:val="20"/>
+              </w:rPr>
+              <w:t>scrypt hashes; at least 12 characters with digit, lower and upper case, never admin; starting password changed at first sign-in; own change needs the current password; every change logged; lockout after 5 failures; expiry after 90 days; inactivity sign-out after 15 minutes with a warning 2 minutes before.</w:t>
+            </w:r>
+          </w:p>
+        </w:tc>
+        <w:tc>
+          <w:tcPr>
+            <w:tcW w:type="dxa" w:w="800"/>
+            <w:tcBorders>
+              <w:top w:val="single" w:color="999999" w:sz="1"/>
+              <w:left w:val="single" w:color="999999" w:sz="1"/>
+              <w:bottom w:val="single" w:color="999999" w:sz="1"/>
+              <w:right w:val="single" w:color="999999" w:sz="1"/>
+            </w:tcBorders>
+            <w:tcMar>
+              <w:top w:type="dxa" w:w="60"/>
+              <w:left w:type="dxa" w:w="100"/>
+              <w:bottom w:type="dxa" w:w="60"/>
+              <w:right w:type="dxa" w:w="100"/>
+            </w:tcMar>
+          </w:tcPr>
+          <w:p>
+            <w:r>
+              <w:rPr>
+                <w:rFonts w:ascii="Arial" w:cs="Arial" w:eastAsia="Arial" w:hAnsi="Arial"/>
+                <w:sz w:val="20"/>
+                <w:szCs w:val="20"/>
+              </w:rPr>
+              <w:t>Critical</w:t>
+            </w:r>
+          </w:p>
+        </w:tc>
+        <w:tc>
+          <w:tcPr>
+            <w:tcW w:type="dxa" w:w="800"/>
+            <w:tcBorders>
+              <w:top w:val="single" w:color="999999" w:sz="1"/>
+              <w:left w:val="single" w:color="999999" w:sz="1"/>
+              <w:bottom w:val="single" w:color="999999" w:sz="1"/>
+              <w:right w:val="single" w:color="999999" w:sz="1"/>
+            </w:tcBorders>
+            <w:tcMar>
+              <w:top w:type="dxa" w:w="60"/>
+              <w:left w:type="dxa" w:w="100"/>
+              <w:bottom w:type="dxa" w:w="60"/>
+              <w:right w:type="dxa" w:w="100"/>
+            </w:tcMar>
+          </w:tcPr>
+          <w:p>
+            <w:r>
+              <w:rPr>
+                <w:rFonts w:ascii="Arial" w:cs="Arial" w:eastAsia="Arial" w:hAnsi="Arial"/>
+                <w:sz w:val="20"/>
+                <w:szCs w:val="20"/>
+              </w:rPr>
+              <w:t>FM-29, FM-30, FM-36, FM-39</w:t>
+            </w:r>
+          </w:p>
+        </w:tc>
+      </w:tr>
+      <w:tr>
+        <w:tc>
+          <w:tcPr>
+            <w:tcW w:type="dxa" w:w="1200"/>
+            <w:tcBorders>
+              <w:top w:val="single" w:color="999999" w:sz="1"/>
+              <w:left w:val="single" w:color="999999" w:sz="1"/>
+              <w:bottom w:val="single" w:color="999999" w:sz="1"/>
+              <w:right w:val="single" w:color="999999" w:sz="1"/>
+            </w:tcBorders>
+            <w:tcMar>
+              <w:top w:type="dxa" w:w="60"/>
+              <w:left w:type="dxa" w:w="100"/>
+              <w:bottom w:type="dxa" w:w="60"/>
+              <w:right w:type="dxa" w:w="100"/>
+            </w:tcMar>
+          </w:tcPr>
+          <w:p>
+            <w:r>
+              <w:rPr>
+                <w:rFonts w:ascii="Arial" w:cs="Arial" w:eastAsia="Arial" w:hAnsi="Arial"/>
+                <w:b/>
+                <w:bCs/>
+                <w:sz w:val="20"/>
+                <w:szCs w:val="20"/>
+              </w:rPr>
+              <w:t>URS-GXP-04</w:t>
+            </w:r>
+          </w:p>
+        </w:tc>
+        <w:tc>
+          <w:tcPr>
+            <w:tcW w:type="dxa" w:w="3600"/>
+            <w:tcBorders>
+              <w:top w:val="single" w:color="999999" w:sz="1"/>
+              <w:left w:val="single" w:color="999999" w:sz="1"/>
+              <w:bottom w:val="single" w:color="999999" w:sz="1"/>
+              <w:right w:val="single" w:color="999999" w:sz="1"/>
+            </w:tcBorders>
+            <w:tcMar>
+              <w:top w:type="dxa" w:w="60"/>
+              <w:left w:type="dxa" w:w="100"/>
+              <w:bottom w:type="dxa" w:w="60"/>
+              <w:right w:type="dxa" w:w="100"/>
+            </w:tcMar>
+          </w:tcPr>
+          <w:p>
+            <w:r>
+              <w:rPr>
+                <w:rFonts w:ascii="Arial" w:cs="Arial" w:eastAsia="Arial" w:hAnsi="Arial"/>
+                <w:sz w:val="20"/>
+                <w:szCs w:val="20"/>
+              </w:rPr>
+              <w:t>User IDs shall be unique and never reused; account changes shall be recorded.</w:t>
+            </w:r>
+          </w:p>
+        </w:tc>
+        <w:tc>
+          <w:tcPr>
+            <w:tcW w:type="dxa" w:w="2960"/>
+            <w:tcBorders>
+              <w:top w:val="single" w:color="999999" w:sz="1"/>
+              <w:left w:val="single" w:color="999999" w:sz="1"/>
+              <w:bottom w:val="single" w:color="999999" w:sz="1"/>
+              <w:right w:val="single" w:color="999999" w:sz="1"/>
+            </w:tcBorders>
+            <w:tcMar>
+              <w:top w:type="dxa" w:w="60"/>
+              <w:left w:type="dxa" w:w="100"/>
+              <w:bottom w:type="dxa" w:w="60"/>
+              <w:right w:type="dxa" w:w="100"/>
+            </w:tcMar>
+          </w:tcPr>
+          <w:p>
+            <w:r>
+              <w:rPr>
+                <w:rFonts w:ascii="Arial" w:cs="Arial" w:eastAsia="Arial" w:hAnsi="Arial"/>
+                <w:sz w:val="20"/>
+                <w:szCs w:val="20"/>
+              </w:rPr>
+              <w:t>No delete; add refuses an ID ever used; each change logged with the person (SUDO_USER), a reason and old and new values; concurrent changes both kept.</w:t>
+            </w:r>
+          </w:p>
+        </w:tc>
+        <w:tc>
+          <w:tcPr>
+            <w:tcW w:type="dxa" w:w="800"/>
+            <w:tcBorders>
+              <w:top w:val="single" w:color="999999" w:sz="1"/>
+              <w:left w:val="single" w:color="999999" w:sz="1"/>
+              <w:bottom w:val="single" w:color="999999" w:sz="1"/>
+              <w:right w:val="single" w:color="999999" w:sz="1"/>
+            </w:tcBorders>
+            <w:tcMar>
+              <w:top w:type="dxa" w:w="60"/>
+              <w:left w:type="dxa" w:w="100"/>
+              <w:bottom w:type="dxa" w:w="60"/>
+              <w:right w:type="dxa" w:w="100"/>
+            </w:tcMar>
+          </w:tcPr>
+          <w:p>
+            <w:r>
+              <w:rPr>
+                <w:rFonts w:ascii="Arial" w:cs="Arial" w:eastAsia="Arial" w:hAnsi="Arial"/>
+                <w:sz w:val="20"/>
+                <w:szCs w:val="20"/>
+              </w:rPr>
+              <w:t>High</w:t>
+            </w:r>
+          </w:p>
+        </w:tc>
+        <w:tc>
+          <w:tcPr>
+            <w:tcW w:type="dxa" w:w="800"/>
+            <w:tcBorders>
+              <w:top w:val="single" w:color="999999" w:sz="1"/>
+              <w:left w:val="single" w:color="999999" w:sz="1"/>
+              <w:bottom w:val="single" w:color="999999" w:sz="1"/>
+              <w:right w:val="single" w:color="999999" w:sz="1"/>
+            </w:tcBorders>
+            <w:tcMar>
+              <w:top w:type="dxa" w:w="60"/>
+              <w:left w:type="dxa" w:w="100"/>
+              <w:bottom w:type="dxa" w:w="60"/>
+              <w:right w:type="dxa" w:w="100"/>
+            </w:tcMar>
+          </w:tcPr>
+          <w:p>
+            <w:r>
+              <w:rPr>
+                <w:rFonts w:ascii="Arial" w:cs="Arial" w:eastAsia="Arial" w:hAnsi="Arial"/>
+                <w:sz w:val="20"/>
+                <w:szCs w:val="20"/>
+              </w:rPr>
+              <w:t>FM-30</w:t>
+            </w:r>
+          </w:p>
+        </w:tc>
+      </w:tr>
+      <w:tr>
+        <w:tc>
+          <w:tcPr>
+            <w:tcW w:type="dxa" w:w="1200"/>
+            <w:tcBorders>
+              <w:top w:val="single" w:color="999999" w:sz="1"/>
+              <w:left w:val="single" w:color="999999" w:sz="1"/>
+              <w:bottom w:val="single" w:color="999999" w:sz="1"/>
+              <w:right w:val="single" w:color="999999" w:sz="1"/>
+            </w:tcBorders>
+            <w:tcMar>
+              <w:top w:type="dxa" w:w="60"/>
+              <w:left w:type="dxa" w:w="100"/>
+              <w:bottom w:type="dxa" w:w="60"/>
+              <w:right w:type="dxa" w:w="100"/>
+            </w:tcMar>
+          </w:tcPr>
+          <w:p>
+            <w:r>
+              <w:rPr>
+                <w:rFonts w:ascii="Arial" w:cs="Arial" w:eastAsia="Arial" w:hAnsi="Arial"/>
+                <w:b/>
+                <w:bCs/>
+                <w:sz w:val="20"/>
+                <w:szCs w:val="20"/>
+              </w:rPr>
+              <w:t>URS-GXP-05</w:t>
+            </w:r>
+          </w:p>
+        </w:tc>
+        <w:tc>
+          <w:tcPr>
+            <w:tcW w:type="dxa" w:w="3600"/>
+            <w:tcBorders>
+              <w:top w:val="single" w:color="999999" w:sz="1"/>
+              <w:left w:val="single" w:color="999999" w:sz="1"/>
+              <w:bottom w:val="single" w:color="999999" w:sz="1"/>
+              <w:right w:val="single" w:color="999999" w:sz="1"/>
+            </w:tcBorders>
+            <w:tcMar>
+              <w:top w:type="dxa" w:w="60"/>
+              <w:left w:type="dxa" w:w="100"/>
+              <w:bottom w:type="dxa" w:w="60"/>
+              <w:right w:type="dxa" w:w="100"/>
+            </w:tcMar>
+          </w:tcPr>
+          <w:p>
+            <w:r>
+              <w:rPr>
+                <w:rFonts w:ascii="Arial" w:cs="Arial" w:eastAsia="Arial" w:hAnsi="Arial"/>
+                <w:sz w:val="20"/>
+                <w:szCs w:val="20"/>
+              </w:rPr>
+              <w:t>The audit trail shall record who, with which role and organisation, did what, when (UTC) and on which data, for every event of the handoff's event list, and shall not be changeable through the app.</w:t>
+            </w:r>
+          </w:p>
+        </w:tc>
+        <w:tc>
+          <w:tcPr>
+            <w:tcW w:type="dxa" w:w="2960"/>
+            <w:tcBorders>
+              <w:top w:val="single" w:color="999999" w:sz="1"/>
+              <w:left w:val="single" w:color="999999" w:sz="1"/>
+              <w:bottom w:val="single" w:color="999999" w:sz="1"/>
+              <w:right w:val="single" w:color="999999" w:sz="1"/>
+            </w:tcBorders>
+            <w:tcMar>
+              <w:top w:type="dxa" w:w="60"/>
+              <w:left w:type="dxa" w:w="100"/>
+              <w:bottom w:type="dxa" w:w="60"/>
+              <w:right w:type="dxa" w:w="100"/>
+            </w:tcMar>
+          </w:tcPr>
+          <w:p>
+            <w:r>
+              <w:rPr>
+                <w:rFonts w:ascii="Arial" w:cs="Arial" w:eastAsia="Arial" w:hAnsi="Arial"/>
+                <w:sz w:val="20"/>
+                <w:szCs w:val="20"/>
+              </w:rPr>
+              <w:t>Every data load, analysis run, download, record, signature and account and security event logged; triggers refuse UPDATE and DELETE; three concurrent writers give one intact chain; overhead below 100 ms per entry.</w:t>
+            </w:r>
+          </w:p>
+        </w:tc>
+        <w:tc>
+          <w:tcPr>
+            <w:tcW w:type="dxa" w:w="800"/>
+            <w:tcBorders>
+              <w:top w:val="single" w:color="999999" w:sz="1"/>
+              <w:left w:val="single" w:color="999999" w:sz="1"/>
+              <w:bottom w:val="single" w:color="999999" w:sz="1"/>
+              <w:right w:val="single" w:color="999999" w:sz="1"/>
+            </w:tcBorders>
+            <w:tcMar>
+              <w:top w:type="dxa" w:w="60"/>
+              <w:left w:type="dxa" w:w="100"/>
+              <w:bottom w:type="dxa" w:w="60"/>
+              <w:right w:type="dxa" w:w="100"/>
+            </w:tcMar>
+          </w:tcPr>
+          <w:p>
+            <w:r>
+              <w:rPr>
+                <w:rFonts w:ascii="Arial" w:cs="Arial" w:eastAsia="Arial" w:hAnsi="Arial"/>
+                <w:sz w:val="20"/>
+                <w:szCs w:val="20"/>
+              </w:rPr>
+              <w:t>Critical</w:t>
+            </w:r>
+          </w:p>
+        </w:tc>
+        <w:tc>
+          <w:tcPr>
+            <w:tcW w:type="dxa" w:w="800"/>
+            <w:tcBorders>
+              <w:top w:val="single" w:color="999999" w:sz="1"/>
+              <w:left w:val="single" w:color="999999" w:sz="1"/>
+              <w:bottom w:val="single" w:color="999999" w:sz="1"/>
+              <w:right w:val="single" w:color="999999" w:sz="1"/>
+            </w:tcBorders>
+            <w:tcMar>
+              <w:top w:type="dxa" w:w="60"/>
+              <w:left w:type="dxa" w:w="100"/>
+              <w:bottom w:type="dxa" w:w="60"/>
+              <w:right w:type="dxa" w:w="100"/>
+            </w:tcMar>
+          </w:tcPr>
+          <w:p>
+            <w:r>
+              <w:rPr>
+                <w:rFonts w:ascii="Arial" w:cs="Arial" w:eastAsia="Arial" w:hAnsi="Arial"/>
+                <w:sz w:val="20"/>
+                <w:szCs w:val="20"/>
+              </w:rPr>
+              <w:t>FM-27, FM-28</w:t>
+            </w:r>
+          </w:p>
+        </w:tc>
+      </w:tr>
+      <w:tr>
+        <w:tc>
+          <w:tcPr>
+            <w:tcW w:type="dxa" w:w="1200"/>
+            <w:tcBorders>
+              <w:top w:val="single" w:color="999999" w:sz="1"/>
+              <w:left w:val="single" w:color="999999" w:sz="1"/>
+              <w:bottom w:val="single" w:color="999999" w:sz="1"/>
+              <w:right w:val="single" w:color="999999" w:sz="1"/>
+            </w:tcBorders>
+            <w:tcMar>
+              <w:top w:type="dxa" w:w="60"/>
+              <w:left w:type="dxa" w:w="100"/>
+              <w:bottom w:type="dxa" w:w="60"/>
+              <w:right w:type="dxa" w:w="100"/>
+            </w:tcMar>
+          </w:tcPr>
+          <w:p>
+            <w:r>
+              <w:rPr>
+                <w:rFonts w:ascii="Arial" w:cs="Arial" w:eastAsia="Arial" w:hAnsi="Arial"/>
+                <w:b/>
+                <w:bCs/>
+                <w:sz w:val="20"/>
+                <w:szCs w:val="20"/>
+              </w:rPr>
+              <w:t>URS-GXP-06</w:t>
+            </w:r>
+          </w:p>
+        </w:tc>
+        <w:tc>
+          <w:tcPr>
+            <w:tcW w:type="dxa" w:w="3600"/>
+            <w:tcBorders>
+              <w:top w:val="single" w:color="999999" w:sz="1"/>
+              <w:left w:val="single" w:color="999999" w:sz="1"/>
+              <w:bottom w:val="single" w:color="999999" w:sz="1"/>
+              <w:right w:val="single" w:color="999999" w:sz="1"/>
+            </w:tcBorders>
+            <w:tcMar>
+              <w:top w:type="dxa" w:w="60"/>
+              <w:left w:type="dxa" w:w="100"/>
+              <w:bottom w:type="dxa" w:w="60"/>
+              <w:right w:type="dxa" w:w="100"/>
+            </w:tcMar>
+          </w:tcPr>
+          <w:p>
+            <w:r>
+              <w:rPr>
+                <w:rFonts w:ascii="Arial" w:cs="Arial" w:eastAsia="Arial" w:hAnsi="Arial"/>
+                <w:sz w:val="20"/>
+                <w:szCs w:val="20"/>
+              </w:rPr>
+              <w:t>Changes, insertions, deletions and truncation of the audit trail shall be detected.</w:t>
+            </w:r>
+          </w:p>
+        </w:tc>
+        <w:tc>
+          <w:tcPr>
+            <w:tcW w:type="dxa" w:w="2960"/>
+            <w:tcBorders>
+              <w:top w:val="single" w:color="999999" w:sz="1"/>
+              <w:left w:val="single" w:color="999999" w:sz="1"/>
+              <w:bottom w:val="single" w:color="999999" w:sz="1"/>
+              <w:right w:val="single" w:color="999999" w:sz="1"/>
+            </w:tcBorders>
+            <w:tcMar>
+              <w:top w:type="dxa" w:w="60"/>
+              <w:left w:type="dxa" w:w="100"/>
+              <w:bottom w:type="dxa" w:w="60"/>
+              <w:right w:type="dxa" w:w="100"/>
+            </w:tcMar>
+          </w:tcPr>
+          <w:p>
+            <w:r>
+              <w:rPr>
+                <w:rFonts w:ascii="Arial" w:cs="Arial" w:eastAsia="Arial" w:hAnsi="Arial"/>
+                <w:sz w:val="20"/>
+                <w:szCs w:val="20"/>
+              </w:rPr>
+              <w:t>Verification names the first broken entry for a changed, deleted, inserted or reordered entry; truncation found against an anchor.</w:t>
+            </w:r>
+          </w:p>
+        </w:tc>
+        <w:tc>
+          <w:tcPr>
+            <w:tcW w:type="dxa" w:w="800"/>
+            <w:tcBorders>
+              <w:top w:val="single" w:color="999999" w:sz="1"/>
+              <w:left w:val="single" w:color="999999" w:sz="1"/>
+              <w:bottom w:val="single" w:color="999999" w:sz="1"/>
+              <w:right w:val="single" w:color="999999" w:sz="1"/>
+            </w:tcBorders>
+            <w:tcMar>
+              <w:top w:type="dxa" w:w="60"/>
+              <w:left w:type="dxa" w:w="100"/>
+              <w:bottom w:type="dxa" w:w="60"/>
+              <w:right w:type="dxa" w:w="100"/>
+            </w:tcMar>
+          </w:tcPr>
+          <w:p>
+            <w:r>
+              <w:rPr>
+                <w:rFonts w:ascii="Arial" w:cs="Arial" w:eastAsia="Arial" w:hAnsi="Arial"/>
+                <w:sz w:val="20"/>
+                <w:szCs w:val="20"/>
+              </w:rPr>
+              <w:t>Critical</w:t>
+            </w:r>
+          </w:p>
+        </w:tc>
+        <w:tc>
+          <w:tcPr>
+            <w:tcW w:type="dxa" w:w="800"/>
+            <w:tcBorders>
+              <w:top w:val="single" w:color="999999" w:sz="1"/>
+              <w:left w:val="single" w:color="999999" w:sz="1"/>
+              <w:bottom w:val="single" w:color="999999" w:sz="1"/>
+              <w:right w:val="single" w:color="999999" w:sz="1"/>
+            </w:tcBorders>
+            <w:tcMar>
+              <w:top w:type="dxa" w:w="60"/>
+              <w:left w:type="dxa" w:w="100"/>
+              <w:bottom w:type="dxa" w:w="60"/>
+              <w:right w:type="dxa" w:w="100"/>
+            </w:tcMar>
+          </w:tcPr>
+          <w:p>
+            <w:r>
+              <w:rPr>
+                <w:rFonts w:ascii="Arial" w:cs="Arial" w:eastAsia="Arial" w:hAnsi="Arial"/>
+                <w:sz w:val="20"/>
+                <w:szCs w:val="20"/>
+              </w:rPr>
+              <w:t>FM-28</w:t>
+            </w:r>
+          </w:p>
+        </w:tc>
+      </w:tr>
+      <w:tr>
+        <w:tc>
+          <w:tcPr>
+            <w:tcW w:type="dxa" w:w="1200"/>
+            <w:tcBorders>
+              <w:top w:val="single" w:color="999999" w:sz="1"/>
+              <w:left w:val="single" w:color="999999" w:sz="1"/>
+              <w:bottom w:val="single" w:color="999999" w:sz="1"/>
+              <w:right w:val="single" w:color="999999" w:sz="1"/>
+            </w:tcBorders>
+            <w:tcMar>
+              <w:top w:type="dxa" w:w="60"/>
+              <w:left w:type="dxa" w:w="100"/>
+              <w:bottom w:type="dxa" w:w="60"/>
+              <w:right w:type="dxa" w:w="100"/>
+            </w:tcMar>
+          </w:tcPr>
+          <w:p>
+            <w:r>
+              <w:rPr>
+                <w:rFonts w:ascii="Arial" w:cs="Arial" w:eastAsia="Arial" w:hAnsi="Arial"/>
+                <w:b/>
+                <w:bCs/>
+                <w:sz w:val="20"/>
+                <w:szCs w:val="20"/>
+              </w:rPr>
+              <w:t>URS-GXP-07</w:t>
+            </w:r>
+          </w:p>
+        </w:tc>
+        <w:tc>
+          <w:tcPr>
+            <w:tcW w:type="dxa" w:w="3600"/>
+            <w:tcBorders>
+              <w:top w:val="single" w:color="999999" w:sz="1"/>
+              <w:left w:val="single" w:color="999999" w:sz="1"/>
+              <w:bottom w:val="single" w:color="999999" w:sz="1"/>
+              <w:right w:val="single" w:color="999999" w:sz="1"/>
+            </w:tcBorders>
+            <w:tcMar>
+              <w:top w:type="dxa" w:w="60"/>
+              <w:left w:type="dxa" w:w="100"/>
+              <w:bottom w:type="dxa" w:w="60"/>
+              <w:right w:type="dxa" w:w="100"/>
+            </w:tcMar>
+          </w:tcPr>
+          <w:p>
+            <w:r>
+              <w:rPr>
+                <w:rFonts w:ascii="Arial" w:cs="Arial" w:eastAsia="Arial" w:hAnsi="Arial"/>
+                <w:sz w:val="20"/>
+                <w:szCs w:val="20"/>
+              </w:rPr>
+              <w:t>An action shall not happen when its audit entry cannot be written.</w:t>
+            </w:r>
+          </w:p>
+        </w:tc>
+        <w:tc>
+          <w:tcPr>
+            <w:tcW w:type="dxa" w:w="2960"/>
+            <w:tcBorders>
+              <w:top w:val="single" w:color="999999" w:sz="1"/>
+              <w:left w:val="single" w:color="999999" w:sz="1"/>
+              <w:bottom w:val="single" w:color="999999" w:sz="1"/>
+              <w:right w:val="single" w:color="999999" w:sz="1"/>
+            </w:tcBorders>
+            <w:tcMar>
+              <w:top w:type="dxa" w:w="60"/>
+              <w:left w:type="dxa" w:w="100"/>
+              <w:bottom w:type="dxa" w:w="60"/>
+              <w:right w:type="dxa" w:w="100"/>
+            </w:tcMar>
+          </w:tcPr>
+          <w:p>
+            <w:r>
+              <w:rPr>
+                <w:rFonts w:ascii="Arial" w:cs="Arial" w:eastAsia="Arial" w:hAnsi="Arial"/>
+                <w:sz w:val="20"/>
+                <w:szCs w:val="20"/>
+              </w:rPr>
+              <w:t>No results shown, no file handed over, no signature saved; a plain dialog explains why.</w:t>
+            </w:r>
+          </w:p>
+        </w:tc>
+        <w:tc>
+          <w:tcPr>
+            <w:tcW w:type="dxa" w:w="800"/>
+            <w:tcBorders>
+              <w:top w:val="single" w:color="999999" w:sz="1"/>
+              <w:left w:val="single" w:color="999999" w:sz="1"/>
+              <w:bottom w:val="single" w:color="999999" w:sz="1"/>
+              <w:right w:val="single" w:color="999999" w:sz="1"/>
+            </w:tcBorders>
+            <w:tcMar>
+              <w:top w:type="dxa" w:w="60"/>
+              <w:left w:type="dxa" w:w="100"/>
+              <w:bottom w:type="dxa" w:w="60"/>
+              <w:right w:type="dxa" w:w="100"/>
+            </w:tcMar>
+          </w:tcPr>
+          <w:p>
+            <w:r>
+              <w:rPr>
+                <w:rFonts w:ascii="Arial" w:cs="Arial" w:eastAsia="Arial" w:hAnsi="Arial"/>
+                <w:sz w:val="20"/>
+                <w:szCs w:val="20"/>
+              </w:rPr>
+              <w:t>Critical</w:t>
+            </w:r>
+          </w:p>
+        </w:tc>
+        <w:tc>
+          <w:tcPr>
+            <w:tcW w:type="dxa" w:w="800"/>
+            <w:tcBorders>
+              <w:top w:val="single" w:color="999999" w:sz="1"/>
+              <w:left w:val="single" w:color="999999" w:sz="1"/>
+              <w:bottom w:val="single" w:color="999999" w:sz="1"/>
+              <w:right w:val="single" w:color="999999" w:sz="1"/>
+            </w:tcBorders>
+            <w:tcMar>
+              <w:top w:type="dxa" w:w="60"/>
+              <w:left w:type="dxa" w:w="100"/>
+              <w:bottom w:type="dxa" w:w="60"/>
+              <w:right w:type="dxa" w:w="100"/>
+            </w:tcMar>
+          </w:tcPr>
+          <w:p>
+            <w:r>
+              <w:rPr>
+                <w:rFonts w:ascii="Arial" w:cs="Arial" w:eastAsia="Arial" w:hAnsi="Arial"/>
+                <w:sz w:val="20"/>
+                <w:szCs w:val="20"/>
+              </w:rPr>
+              <w:t>FM-27</w:t>
+            </w:r>
+          </w:p>
+        </w:tc>
+      </w:tr>
+      <w:tr>
+        <w:tc>
+          <w:tcPr>
+            <w:tcW w:type="dxa" w:w="1200"/>
+            <w:tcBorders>
+              <w:top w:val="single" w:color="999999" w:sz="1"/>
+              <w:left w:val="single" w:color="999999" w:sz="1"/>
+              <w:bottom w:val="single" w:color="999999" w:sz="1"/>
+              <w:right w:val="single" w:color="999999" w:sz="1"/>
+            </w:tcBorders>
+            <w:tcMar>
+              <w:top w:type="dxa" w:w="60"/>
+              <w:left w:type="dxa" w:w="100"/>
+              <w:bottom w:type="dxa" w:w="60"/>
+              <w:right w:type="dxa" w:w="100"/>
+            </w:tcMar>
+          </w:tcPr>
+          <w:p>
+            <w:r>
+              <w:rPr>
+                <w:rFonts w:ascii="Arial" w:cs="Arial" w:eastAsia="Arial" w:hAnsi="Arial"/>
+                <w:b/>
+                <w:bCs/>
+                <w:sz w:val="20"/>
+                <w:szCs w:val="20"/>
+              </w:rPr>
+              <w:t>URS-GXP-08</w:t>
+            </w:r>
+          </w:p>
+        </w:tc>
+        <w:tc>
+          <w:tcPr>
+            <w:tcW w:type="dxa" w:w="3600"/>
+            <w:tcBorders>
+              <w:top w:val="single" w:color="999999" w:sz="1"/>
+              <w:left w:val="single" w:color="999999" w:sz="1"/>
+              <w:bottom w:val="single" w:color="999999" w:sz="1"/>
+              <w:right w:val="single" w:color="999999" w:sz="1"/>
+            </w:tcBorders>
+            <w:tcMar>
+              <w:top w:type="dxa" w:w="60"/>
+              <w:left w:type="dxa" w:w="100"/>
+              <w:bottom w:type="dxa" w:w="60"/>
+              <w:right w:type="dxa" w:w="100"/>
+            </w:tcMar>
+          </w:tcPr>
+          <w:p>
+            <w:r>
+              <w:rPr>
+                <w:rFonts w:ascii="Arial" w:cs="Arial" w:eastAsia="Arial" w:hAnsi="Arial"/>
+                <w:sz w:val="20"/>
+                <w:szCs w:val="20"/>
+              </w:rPr>
+              <w:t>A review signature shall require user ID and password, state its meaning, show printed name and UTC time, and be bound to the record's SHA-256.</w:t>
+            </w:r>
+          </w:p>
+        </w:tc>
+        <w:tc>
+          <w:tcPr>
+            <w:tcW w:type="dxa" w:w="2960"/>
+            <w:tcBorders>
+              <w:top w:val="single" w:color="999999" w:sz="1"/>
+              <w:left w:val="single" w:color="999999" w:sz="1"/>
+              <w:bottom w:val="single" w:color="999999" w:sz="1"/>
+              <w:right w:val="single" w:color="999999" w:sz="1"/>
+            </w:tcBorders>
+            <w:tcMar>
+              <w:top w:type="dxa" w:w="60"/>
+              <w:left w:type="dxa" w:w="100"/>
+              <w:bottom w:type="dxa" w:w="60"/>
+              <w:right w:type="dxa" w:w="100"/>
+            </w:tcMar>
+          </w:tcPr>
+          <w:p>
+            <w:r>
+              <w:rPr>
+                <w:rFonts w:ascii="Arial" w:cs="Arial" w:eastAsia="Arial" w:hAnsi="Arial"/>
+                <w:sz w:val="20"/>
+                <w:szCs w:val="20"/>
+              </w:rPr>
+              <w:t>The dialog shows what is signed; wrong or locked credentials refused and logged; three failures end the session; a password changed during the session counts.</w:t>
+            </w:r>
+          </w:p>
+        </w:tc>
+        <w:tc>
+          <w:tcPr>
+            <w:tcW w:type="dxa" w:w="800"/>
+            <w:tcBorders>
+              <w:top w:val="single" w:color="999999" w:sz="1"/>
+              <w:left w:val="single" w:color="999999" w:sz="1"/>
+              <w:bottom w:val="single" w:color="999999" w:sz="1"/>
+              <w:right w:val="single" w:color="999999" w:sz="1"/>
+            </w:tcBorders>
+            <w:tcMar>
+              <w:top w:type="dxa" w:w="60"/>
+              <w:left w:type="dxa" w:w="100"/>
+              <w:bottom w:type="dxa" w:w="60"/>
+              <w:right w:type="dxa" w:w="100"/>
+            </w:tcMar>
+          </w:tcPr>
+          <w:p>
+            <w:r>
+              <w:rPr>
+                <w:rFonts w:ascii="Arial" w:cs="Arial" w:eastAsia="Arial" w:hAnsi="Arial"/>
+                <w:sz w:val="20"/>
+                <w:szCs w:val="20"/>
+              </w:rPr>
+              <w:t>Critical</w:t>
+            </w:r>
+          </w:p>
+        </w:tc>
+        <w:tc>
+          <w:tcPr>
+            <w:tcW w:type="dxa" w:w="800"/>
+            <w:tcBorders>
+              <w:top w:val="single" w:color="999999" w:sz="1"/>
+              <w:left w:val="single" w:color="999999" w:sz="1"/>
+              <w:bottom w:val="single" w:color="999999" w:sz="1"/>
+              <w:right w:val="single" w:color="999999" w:sz="1"/>
+            </w:tcBorders>
+            <w:tcMar>
+              <w:top w:type="dxa" w:w="60"/>
+              <w:left w:type="dxa" w:w="100"/>
+              <w:bottom w:type="dxa" w:w="60"/>
+              <w:right w:type="dxa" w:w="100"/>
+            </w:tcMar>
+          </w:tcPr>
+          <w:p>
+            <w:r>
+              <w:rPr>
+                <w:rFonts w:ascii="Arial" w:cs="Arial" w:eastAsia="Arial" w:hAnsi="Arial"/>
+                <w:sz w:val="20"/>
+                <w:szCs w:val="20"/>
+              </w:rPr>
+              <w:t>FM-30, FM-38, FM-39</w:t>
+            </w:r>
+          </w:p>
+        </w:tc>
+      </w:tr>
+      <w:tr>
+        <w:tc>
+          <w:tcPr>
+            <w:tcW w:type="dxa" w:w="1200"/>
+            <w:tcBorders>
+              <w:top w:val="single" w:color="999999" w:sz="1"/>
+              <w:left w:val="single" w:color="999999" w:sz="1"/>
+              <w:bottom w:val="single" w:color="999999" w:sz="1"/>
+              <w:right w:val="single" w:color="999999" w:sz="1"/>
+            </w:tcBorders>
+            <w:tcMar>
+              <w:top w:type="dxa" w:w="60"/>
+              <w:left w:type="dxa" w:w="100"/>
+              <w:bottom w:type="dxa" w:w="60"/>
+              <w:right w:type="dxa" w:w="100"/>
+            </w:tcMar>
+          </w:tcPr>
+          <w:p>
+            <w:r>
+              <w:rPr>
+                <w:rFonts w:ascii="Arial" w:cs="Arial" w:eastAsia="Arial" w:hAnsi="Arial"/>
+                <w:b/>
+                <w:bCs/>
+                <w:sz w:val="20"/>
+                <w:szCs w:val="20"/>
+              </w:rPr>
+              <w:t>URS-GXP-09</w:t>
+            </w:r>
+          </w:p>
+        </w:tc>
+        <w:tc>
+          <w:tcPr>
+            <w:tcW w:type="dxa" w:w="3600"/>
+            <w:tcBorders>
+              <w:top w:val="single" w:color="999999" w:sz="1"/>
+              <w:left w:val="single" w:color="999999" w:sz="1"/>
+              <w:bottom w:val="single" w:color="999999" w:sz="1"/>
+              <w:right w:val="single" w:color="999999" w:sz="1"/>
+            </w:tcBorders>
+            <w:tcMar>
+              <w:top w:type="dxa" w:w="60"/>
+              <w:left w:type="dxa" w:w="100"/>
+              <w:bottom w:type="dxa" w:w="60"/>
+              <w:right w:type="dxa" w:w="100"/>
+            </w:tcMar>
+          </w:tcPr>
+          <w:p>
+            <w:r>
+              <w:rPr>
+                <w:rFonts w:ascii="Arial" w:cs="Arial" w:eastAsia="Arial" w:hAnsi="Arial"/>
+                <w:sz w:val="20"/>
+                <w:szCs w:val="20"/>
+              </w:rPr>
+              <w:t>Records shall be stored read-only on the server under their SHA-256.</w:t>
+            </w:r>
+          </w:p>
+        </w:tc>
+        <w:tc>
+          <w:tcPr>
+            <w:tcW w:type="dxa" w:w="2960"/>
+            <w:tcBorders>
+              <w:top w:val="single" w:color="999999" w:sz="1"/>
+              <w:left w:val="single" w:color="999999" w:sz="1"/>
+              <w:bottom w:val="single" w:color="999999" w:sz="1"/>
+              <w:right w:val="single" w:color="999999" w:sz="1"/>
+            </w:tcBorders>
+            <w:tcMar>
+              <w:top w:type="dxa" w:w="60"/>
+              <w:left w:type="dxa" w:w="100"/>
+              <w:bottom w:type="dxa" w:w="60"/>
+              <w:right w:type="dxa" w:w="100"/>
+            </w:tcMar>
+          </w:tcPr>
+          <w:p>
+            <w:r>
+              <w:rPr>
+                <w:rFonts w:ascii="Arial" w:cs="Arial" w:eastAsia="Arial" w:hAnsi="Arial"/>
+                <w:sz w:val="20"/>
+                <w:szCs w:val="20"/>
+              </w:rPr>
+              <w:t>Copy in records/ with mode 0444 and record_created in the trail; status line under the record button; data_integrity.txt says which mode the record was made in.</w:t>
+            </w:r>
+          </w:p>
+        </w:tc>
+        <w:tc>
+          <w:tcPr>
+            <w:tcW w:type="dxa" w:w="800"/>
+            <w:tcBorders>
+              <w:top w:val="single" w:color="999999" w:sz="1"/>
+              <w:left w:val="single" w:color="999999" w:sz="1"/>
+              <w:bottom w:val="single" w:color="999999" w:sz="1"/>
+              <w:right w:val="single" w:color="999999" w:sz="1"/>
+            </w:tcBorders>
+            <w:tcMar>
+              <w:top w:type="dxa" w:w="60"/>
+              <w:left w:type="dxa" w:w="100"/>
+              <w:bottom w:type="dxa" w:w="60"/>
+              <w:right w:type="dxa" w:w="100"/>
+            </w:tcMar>
+          </w:tcPr>
+          <w:p>
+            <w:r>
+              <w:rPr>
+                <w:rFonts w:ascii="Arial" w:cs="Arial" w:eastAsia="Arial" w:hAnsi="Arial"/>
+                <w:sz w:val="20"/>
+                <w:szCs w:val="20"/>
+              </w:rPr>
+              <w:t>High</w:t>
+            </w:r>
+          </w:p>
+        </w:tc>
+        <w:tc>
+          <w:tcPr>
+            <w:tcW w:type="dxa" w:w="800"/>
+            <w:tcBorders>
+              <w:top w:val="single" w:color="999999" w:sz="1"/>
+              <w:left w:val="single" w:color="999999" w:sz="1"/>
+              <w:bottom w:val="single" w:color="999999" w:sz="1"/>
+              <w:right w:val="single" w:color="999999" w:sz="1"/>
+            </w:tcBorders>
+            <w:tcMar>
+              <w:top w:type="dxa" w:w="60"/>
+              <w:left w:type="dxa" w:w="100"/>
+              <w:bottom w:type="dxa" w:w="60"/>
+              <w:right w:type="dxa" w:w="100"/>
+            </w:tcMar>
+          </w:tcPr>
+          <w:p>
+            <w:r>
+              <w:rPr>
+                <w:rFonts w:ascii="Arial" w:cs="Arial" w:eastAsia="Arial" w:hAnsi="Arial"/>
+                <w:sz w:val="20"/>
+                <w:szCs w:val="20"/>
+              </w:rPr>
+              <w:t>FM-38</w:t>
+            </w:r>
+          </w:p>
+        </w:tc>
+      </w:tr>
+      <w:tr>
+        <w:tc>
+          <w:tcPr>
+            <w:tcW w:type="dxa" w:w="1200"/>
+            <w:tcBorders>
+              <w:top w:val="single" w:color="999999" w:sz="1"/>
+              <w:left w:val="single" w:color="999999" w:sz="1"/>
+              <w:bottom w:val="single" w:color="999999" w:sz="1"/>
+              <w:right w:val="single" w:color="999999" w:sz="1"/>
+            </w:tcBorders>
+            <w:tcMar>
+              <w:top w:type="dxa" w:w="60"/>
+              <w:left w:type="dxa" w:w="100"/>
+              <w:bottom w:type="dxa" w:w="60"/>
+              <w:right w:type="dxa" w:w="100"/>
+            </w:tcMar>
+          </w:tcPr>
+          <w:p>
+            <w:r>
+              <w:rPr>
+                <w:rFonts w:ascii="Arial" w:cs="Arial" w:eastAsia="Arial" w:hAnsi="Arial"/>
+                <w:b/>
+                <w:bCs/>
+                <w:sz w:val="20"/>
+                <w:szCs w:val="20"/>
+              </w:rPr>
+              <w:t>URS-GXP-10</w:t>
+            </w:r>
+          </w:p>
+        </w:tc>
+        <w:tc>
+          <w:tcPr>
+            <w:tcW w:type="dxa" w:w="3600"/>
+            <w:tcBorders>
+              <w:top w:val="single" w:color="999999" w:sz="1"/>
+              <w:left w:val="single" w:color="999999" w:sz="1"/>
+              <w:bottom w:val="single" w:color="999999" w:sz="1"/>
+              <w:right w:val="single" w:color="999999" w:sz="1"/>
+            </w:tcBorders>
+            <w:tcMar>
+              <w:top w:type="dxa" w:w="60"/>
+              <w:left w:type="dxa" w:w="100"/>
+              <w:bottom w:type="dxa" w:w="60"/>
+              <w:right w:type="dxa" w:w="100"/>
+            </w:tcMar>
+          </w:tcPr>
+          <w:p>
+            <w:r>
+              <w:rPr>
+                <w:rFonts w:ascii="Arial" w:cs="Arial" w:eastAsia="Arial" w:hAnsi="Arial"/>
+                <w:sz w:val="20"/>
+                <w:szCs w:val="20"/>
+              </w:rPr>
+              <w:t>Only reviewers shall sign; nobody shall review their own record; a record shall be reviewed once.</w:t>
+            </w:r>
+          </w:p>
+        </w:tc>
+        <w:tc>
+          <w:tcPr>
+            <w:tcW w:type="dxa" w:w="2960"/>
+            <w:tcBorders>
+              <w:top w:val="single" w:color="999999" w:sz="1"/>
+              <w:left w:val="single" w:color="999999" w:sz="1"/>
+              <w:bottom w:val="single" w:color="999999" w:sz="1"/>
+              <w:right w:val="single" w:color="999999" w:sz="1"/>
+            </w:tcBorders>
+            <w:tcMar>
+              <w:top w:type="dxa" w:w="60"/>
+              <w:left w:type="dxa" w:w="100"/>
+              <w:bottom w:type="dxa" w:w="60"/>
+              <w:right w:type="dxa" w:w="100"/>
+            </w:tcMar>
+          </w:tcPr>
+          <w:p>
+            <w:r>
+              <w:rPr>
+                <w:rFonts w:ascii="Arial" w:cs="Arial" w:eastAsia="Arial" w:hAnsi="Arial"/>
+                <w:sz w:val="20"/>
+                <w:szCs w:val="20"/>
+              </w:rPr>
+              <w:t>Checked on the server for every capability; a closed record cannot be signed again.</w:t>
+            </w:r>
+          </w:p>
+        </w:tc>
+        <w:tc>
+          <w:tcPr>
+            <w:tcW w:type="dxa" w:w="800"/>
+            <w:tcBorders>
+              <w:top w:val="single" w:color="999999" w:sz="1"/>
+              <w:left w:val="single" w:color="999999" w:sz="1"/>
+              <w:bottom w:val="single" w:color="999999" w:sz="1"/>
+              <w:right w:val="single" w:color="999999" w:sz="1"/>
+            </w:tcBorders>
+            <w:tcMar>
+              <w:top w:type="dxa" w:w="60"/>
+              <w:left w:type="dxa" w:w="100"/>
+              <w:bottom w:type="dxa" w:w="60"/>
+              <w:right w:type="dxa" w:w="100"/>
+            </w:tcMar>
+          </w:tcPr>
+          <w:p>
+            <w:r>
+              <w:rPr>
+                <w:rFonts w:ascii="Arial" w:cs="Arial" w:eastAsia="Arial" w:hAnsi="Arial"/>
+                <w:sz w:val="20"/>
+                <w:szCs w:val="20"/>
+              </w:rPr>
+              <w:t>Critical</w:t>
+            </w:r>
+          </w:p>
+        </w:tc>
+        <w:tc>
+          <w:tcPr>
+            <w:tcW w:type="dxa" w:w="800"/>
+            <w:tcBorders>
+              <w:top w:val="single" w:color="999999" w:sz="1"/>
+              <w:left w:val="single" w:color="999999" w:sz="1"/>
+              <w:bottom w:val="single" w:color="999999" w:sz="1"/>
+              <w:right w:val="single" w:color="999999" w:sz="1"/>
+            </w:tcBorders>
+            <w:tcMar>
+              <w:top w:type="dxa" w:w="60"/>
+              <w:left w:type="dxa" w:w="100"/>
+              <w:bottom w:type="dxa" w:w="60"/>
+              <w:right w:type="dxa" w:w="100"/>
+            </w:tcMar>
+          </w:tcPr>
+          <w:p>
+            <w:r>
+              <w:rPr>
+                <w:rFonts w:ascii="Arial" w:cs="Arial" w:eastAsia="Arial" w:hAnsi="Arial"/>
+                <w:sz w:val="20"/>
+                <w:szCs w:val="20"/>
+              </w:rPr>
+              <w:t>FM-40</w:t>
+            </w:r>
+          </w:p>
+        </w:tc>
+      </w:tr>
+      <w:tr>
+        <w:tc>
+          <w:tcPr>
+            <w:tcW w:type="dxa" w:w="1200"/>
+            <w:tcBorders>
+              <w:top w:val="single" w:color="999999" w:sz="1"/>
+              <w:left w:val="single" w:color="999999" w:sz="1"/>
+              <w:bottom w:val="single" w:color="999999" w:sz="1"/>
+              <w:right w:val="single" w:color="999999" w:sz="1"/>
+            </w:tcBorders>
+            <w:tcMar>
+              <w:top w:type="dxa" w:w="60"/>
+              <w:left w:type="dxa" w:w="100"/>
+              <w:bottom w:type="dxa" w:w="60"/>
+              <w:right w:type="dxa" w:w="100"/>
+            </w:tcMar>
+          </w:tcPr>
+          <w:p>
+            <w:r>
+              <w:rPr>
+                <w:rFonts w:ascii="Arial" w:cs="Arial" w:eastAsia="Arial" w:hAnsi="Arial"/>
+                <w:b/>
+                <w:bCs/>
+                <w:sz w:val="20"/>
+                <w:szCs w:val="20"/>
+              </w:rPr>
+              <w:t>URS-GXP-11</w:t>
+            </w:r>
+          </w:p>
+        </w:tc>
+        <w:tc>
+          <w:tcPr>
+            <w:tcW w:type="dxa" w:w="3600"/>
+            <w:tcBorders>
+              <w:top w:val="single" w:color="999999" w:sz="1"/>
+              <w:left w:val="single" w:color="999999" w:sz="1"/>
+              <w:bottom w:val="single" w:color="999999" w:sz="1"/>
+              <w:right w:val="single" w:color="999999" w:sz="1"/>
+            </w:tcBorders>
+            <w:tcMar>
+              <w:top w:type="dxa" w:w="60"/>
+              <w:left w:type="dxa" w:w="100"/>
+              <w:bottom w:type="dxa" w:w="60"/>
+              <w:right w:type="dxa" w:w="100"/>
+            </w:tcMar>
+          </w:tcPr>
+          <w:p>
+            <w:r>
+              <w:rPr>
+                <w:rFonts w:ascii="Arial" w:cs="Arial" w:eastAsia="Arial" w:hAnsi="Arial"/>
+                <w:sz w:val="20"/>
+                <w:szCs w:val="20"/>
+              </w:rPr>
+              <w:t>Reviewers and inspectors shall view, filter, verify and export the audit trail in readable form; analysts shall not see the trail.</w:t>
+            </w:r>
+          </w:p>
+        </w:tc>
+        <w:tc>
+          <w:tcPr>
+            <w:tcW w:type="dxa" w:w="2960"/>
+            <w:tcBorders>
+              <w:top w:val="single" w:color="999999" w:sz="1"/>
+              <w:left w:val="single" w:color="999999" w:sz="1"/>
+              <w:bottom w:val="single" w:color="999999" w:sz="1"/>
+              <w:right w:val="single" w:color="999999" w:sz="1"/>
+            </w:tcBorders>
+            <w:tcMar>
+              <w:top w:type="dxa" w:w="60"/>
+              <w:left w:type="dxa" w:w="100"/>
+              <w:bottom w:type="dxa" w:w="60"/>
+              <w:right w:type="dxa" w:w="100"/>
+            </w:tcMar>
+          </w:tcPr>
+          <w:p>
+            <w:r>
+              <w:rPr>
+                <w:rFonts w:ascii="Arial" w:cs="Arial" w:eastAsia="Arial" w:hAnsi="Arial"/>
+                <w:sz w:val="20"/>
+                <w:szCs w:val="20"/>
+              </w:rPr>
+              <w:t>Plain-language events, filters, Verify chain, CSV export with the verification line; no trail output for an analyst, even when a page asks for it.</w:t>
+            </w:r>
+          </w:p>
+        </w:tc>
+        <w:tc>
+          <w:tcPr>
+            <w:tcW w:type="dxa" w:w="800"/>
+            <w:tcBorders>
+              <w:top w:val="single" w:color="999999" w:sz="1"/>
+              <w:left w:val="single" w:color="999999" w:sz="1"/>
+              <w:bottom w:val="single" w:color="999999" w:sz="1"/>
+              <w:right w:val="single" w:color="999999" w:sz="1"/>
+            </w:tcBorders>
+            <w:tcMar>
+              <w:top w:type="dxa" w:w="60"/>
+              <w:left w:type="dxa" w:w="100"/>
+              <w:bottom w:type="dxa" w:w="60"/>
+              <w:right w:type="dxa" w:w="100"/>
+            </w:tcMar>
+          </w:tcPr>
+          <w:p>
+            <w:r>
+              <w:rPr>
+                <w:rFonts w:ascii="Arial" w:cs="Arial" w:eastAsia="Arial" w:hAnsi="Arial"/>
+                <w:sz w:val="20"/>
+                <w:szCs w:val="20"/>
+              </w:rPr>
+              <w:t>High</w:t>
+            </w:r>
+          </w:p>
+        </w:tc>
+        <w:tc>
+          <w:tcPr>
+            <w:tcW w:type="dxa" w:w="800"/>
+            <w:tcBorders>
+              <w:top w:val="single" w:color="999999" w:sz="1"/>
+              <w:left w:val="single" w:color="999999" w:sz="1"/>
+              <w:bottom w:val="single" w:color="999999" w:sz="1"/>
+              <w:right w:val="single" w:color="999999" w:sz="1"/>
+            </w:tcBorders>
+            <w:tcMar>
+              <w:top w:type="dxa" w:w="60"/>
+              <w:left w:type="dxa" w:w="100"/>
+              <w:bottom w:type="dxa" w:w="60"/>
+              <w:right w:type="dxa" w:w="100"/>
+            </w:tcMar>
+          </w:tcPr>
+          <w:p>
+            <w:r>
+              <w:rPr>
+                <w:rFonts w:ascii="Arial" w:cs="Arial" w:eastAsia="Arial" w:hAnsi="Arial"/>
+                <w:sz w:val="20"/>
+                <w:szCs w:val="20"/>
+              </w:rPr>
+              <w:t>FM-28, FM-40</w:t>
+            </w:r>
+          </w:p>
+        </w:tc>
+      </w:tr>
+      <w:tr>
+        <w:tc>
+          <w:tcPr>
+            <w:tcW w:type="dxa" w:w="1200"/>
+            <w:tcBorders>
+              <w:top w:val="single" w:color="999999" w:sz="1"/>
+              <w:left w:val="single" w:color="999999" w:sz="1"/>
+              <w:bottom w:val="single" w:color="999999" w:sz="1"/>
+              <w:right w:val="single" w:color="999999" w:sz="1"/>
+            </w:tcBorders>
+            <w:tcMar>
+              <w:top w:type="dxa" w:w="60"/>
+              <w:left w:type="dxa" w:w="100"/>
+              <w:bottom w:type="dxa" w:w="60"/>
+              <w:right w:type="dxa" w:w="100"/>
+            </w:tcMar>
+          </w:tcPr>
+          <w:p>
+            <w:r>
+              <w:rPr>
+                <w:rFonts w:ascii="Arial" w:cs="Arial" w:eastAsia="Arial" w:hAnsi="Arial"/>
+                <w:b/>
+                <w:bCs/>
+                <w:sz w:val="20"/>
+                <w:szCs w:val="20"/>
+              </w:rPr>
+              <w:t>URS-GXP-12</w:t>
+            </w:r>
+          </w:p>
+        </w:tc>
+        <w:tc>
+          <w:tcPr>
+            <w:tcW w:type="dxa" w:w="3600"/>
+            <w:tcBorders>
+              <w:top w:val="single" w:color="999999" w:sz="1"/>
+              <w:left w:val="single" w:color="999999" w:sz="1"/>
+              <w:bottom w:val="single" w:color="999999" w:sz="1"/>
+              <w:right w:val="single" w:color="999999" w:sz="1"/>
+            </w:tcBorders>
+            <w:tcMar>
+              <w:top w:type="dxa" w:w="60"/>
+              <w:left w:type="dxa" w:w="100"/>
+              <w:bottom w:type="dxa" w:w="60"/>
+              <w:right w:type="dxa" w:w="100"/>
+            </w:tcMar>
+          </w:tcPr>
+          <w:p>
+            <w:r>
+              <w:rPr>
+                <w:rFonts w:ascii="Arial" w:cs="Arial" w:eastAsia="Arial" w:hAnsi="Arial"/>
+                <w:sz w:val="20"/>
+                <w:szCs w:val="20"/>
+              </w:rPr>
+              <w:t>The trail and records shall be archived together, and an archived copy shall be verifiable without the app.</w:t>
+            </w:r>
+          </w:p>
+        </w:tc>
+        <w:tc>
+          <w:tcPr>
+            <w:tcW w:type="dxa" w:w="2960"/>
+            <w:tcBorders>
+              <w:top w:val="single" w:color="999999" w:sz="1"/>
+              <w:left w:val="single" w:color="999999" w:sz="1"/>
+              <w:bottom w:val="single" w:color="999999" w:sz="1"/>
+              <w:right w:val="single" w:color="999999" w:sz="1"/>
+            </w:tcBorders>
+            <w:tcMar>
+              <w:top w:type="dxa" w:w="60"/>
+              <w:left w:type="dxa" w:w="100"/>
+              <w:bottom w:type="dxa" w:w="60"/>
+              <w:right w:type="dxa" w:w="100"/>
+            </w:tcMar>
+          </w:tcPr>
+          <w:p>
+            <w:r>
+              <w:rPr>
+                <w:rFonts w:ascii="Arial" w:cs="Arial" w:eastAsia="Arial" w:hAnsi="Arial"/>
+                <w:sz w:val="20"/>
+                <w:szCs w:val="20"/>
+              </w:rPr>
+              <w:t>manage_users.R archive writes a read-only folder with a SHA-256 manifest; verify accepts it in a fresh R session.</w:t>
+            </w:r>
+          </w:p>
+        </w:tc>
+        <w:tc>
+          <w:tcPr>
+            <w:tcW w:type="dxa" w:w="800"/>
+            <w:tcBorders>
+              <w:top w:val="single" w:color="999999" w:sz="1"/>
+              <w:left w:val="single" w:color="999999" w:sz="1"/>
+              <w:bottom w:val="single" w:color="999999" w:sz="1"/>
+              <w:right w:val="single" w:color="999999" w:sz="1"/>
+            </w:tcBorders>
+            <w:tcMar>
+              <w:top w:type="dxa" w:w="60"/>
+              <w:left w:type="dxa" w:w="100"/>
+              <w:bottom w:type="dxa" w:w="60"/>
+              <w:right w:type="dxa" w:w="100"/>
+            </w:tcMar>
+          </w:tcPr>
+          <w:p>
+            <w:r>
+              <w:rPr>
+                <w:rFonts w:ascii="Arial" w:cs="Arial" w:eastAsia="Arial" w:hAnsi="Arial"/>
+                <w:sz w:val="20"/>
+                <w:szCs w:val="20"/>
+              </w:rPr>
+              <w:t>High</w:t>
+            </w:r>
+          </w:p>
+        </w:tc>
+        <w:tc>
+          <w:tcPr>
+            <w:tcW w:type="dxa" w:w="800"/>
+            <w:tcBorders>
+              <w:top w:val="single" w:color="999999" w:sz="1"/>
+              <w:left w:val="single" w:color="999999" w:sz="1"/>
+              <w:bottom w:val="single" w:color="999999" w:sz="1"/>
+              <w:right w:val="single" w:color="999999" w:sz="1"/>
+            </w:tcBorders>
+            <w:tcMar>
+              <w:top w:type="dxa" w:w="60"/>
+              <w:left w:type="dxa" w:w="100"/>
+              <w:bottom w:type="dxa" w:w="60"/>
+              <w:right w:type="dxa" w:w="100"/>
+            </w:tcMar>
+          </w:tcPr>
+          <w:p>
+            <w:r>
+              <w:rPr>
+                <w:rFonts w:ascii="Arial" w:cs="Arial" w:eastAsia="Arial" w:hAnsi="Arial"/>
+                <w:sz w:val="20"/>
+                <w:szCs w:val="20"/>
+              </w:rPr>
+              <w:t>FM-37</w:t>
+            </w:r>
+          </w:p>
+        </w:tc>
+      </w:tr>
+      <w:tr>
+        <w:tc>
+          <w:tcPr>
+            <w:tcW w:type="dxa" w:w="1200"/>
+            <w:tcBorders>
+              <w:top w:val="single" w:color="999999" w:sz="1"/>
+              <w:left w:val="single" w:color="999999" w:sz="1"/>
+              <w:bottom w:val="single" w:color="999999" w:sz="1"/>
+              <w:right w:val="single" w:color="999999" w:sz="1"/>
+            </w:tcBorders>
+            <w:tcMar>
+              <w:top w:type="dxa" w:w="60"/>
+              <w:left w:type="dxa" w:w="100"/>
+              <w:bottom w:type="dxa" w:w="60"/>
+              <w:right w:type="dxa" w:w="100"/>
+            </w:tcMar>
+          </w:tcPr>
+          <w:p>
+            <w:r>
+              <w:rPr>
+                <w:rFonts w:ascii="Arial" w:cs="Arial" w:eastAsia="Arial" w:hAnsi="Arial"/>
+                <w:b/>
+                <w:bCs/>
+                <w:sz w:val="20"/>
+                <w:szCs w:val="20"/>
+              </w:rPr>
+              <w:t>URS-GXP-13</w:t>
+            </w:r>
+          </w:p>
+        </w:tc>
+        <w:tc>
+          <w:tcPr>
+            <w:tcW w:type="dxa" w:w="3600"/>
+            <w:tcBorders>
+              <w:top w:val="single" w:color="999999" w:sz="1"/>
+              <w:left w:val="single" w:color="999999" w:sz="1"/>
+              <w:bottom w:val="single" w:color="999999" w:sz="1"/>
+              <w:right w:val="single" w:color="999999" w:sz="1"/>
+            </w:tcBorders>
+            <w:tcMar>
+              <w:top w:type="dxa" w:w="60"/>
+              <w:left w:type="dxa" w:w="100"/>
+              <w:bottom w:type="dxa" w:w="60"/>
+              <w:right w:type="dxa" w:w="100"/>
+            </w:tcMar>
+          </w:tcPr>
+          <w:p>
+            <w:r>
+              <w:rPr>
+                <w:rFonts w:ascii="Arial" w:cs="Arial" w:eastAsia="Arial" w:hAnsi="Arial"/>
+                <w:sz w:val="20"/>
+                <w:szCs w:val="20"/>
+              </w:rPr>
+              <w:t>Before approving a record, the reviewer shall see the audit history of its data.</w:t>
+            </w:r>
+          </w:p>
+        </w:tc>
+        <w:tc>
+          <w:tcPr>
+            <w:tcW w:type="dxa" w:w="2960"/>
+            <w:tcBorders>
+              <w:top w:val="single" w:color="999999" w:sz="1"/>
+              <w:left w:val="single" w:color="999999" w:sz="1"/>
+              <w:bottom w:val="single" w:color="999999" w:sz="1"/>
+              <w:right w:val="single" w:color="999999" w:sz="1"/>
+            </w:tcBorders>
+            <w:tcMar>
+              <w:top w:type="dxa" w:w="60"/>
+              <w:left w:type="dxa" w:w="100"/>
+              <w:bottom w:type="dxa" w:w="60"/>
+              <w:right w:type="dxa" w:w="100"/>
+            </w:tcMar>
+          </w:tcPr>
+          <w:p>
+            <w:r>
+              <w:rPr>
+                <w:rFonts w:ascii="Arial" w:cs="Arial" w:eastAsia="Arial" w:hAnsi="Arial"/>
+                <w:sz w:val="20"/>
+                <w:szCs w:val="20"/>
+              </w:rPr>
+              <w:t>Earlier runs on the same data with the settings that changed between them; a flag when there was more than one run.</w:t>
+            </w:r>
+          </w:p>
+        </w:tc>
+        <w:tc>
+          <w:tcPr>
+            <w:tcW w:type="dxa" w:w="800"/>
+            <w:tcBorders>
+              <w:top w:val="single" w:color="999999" w:sz="1"/>
+              <w:left w:val="single" w:color="999999" w:sz="1"/>
+              <w:bottom w:val="single" w:color="999999" w:sz="1"/>
+              <w:right w:val="single" w:color="999999" w:sz="1"/>
+            </w:tcBorders>
+            <w:tcMar>
+              <w:top w:type="dxa" w:w="60"/>
+              <w:left w:type="dxa" w:w="100"/>
+              <w:bottom w:type="dxa" w:w="60"/>
+              <w:right w:type="dxa" w:w="100"/>
+            </w:tcMar>
+          </w:tcPr>
+          <w:p>
+            <w:r>
+              <w:rPr>
+                <w:rFonts w:ascii="Arial" w:cs="Arial" w:eastAsia="Arial" w:hAnsi="Arial"/>
+                <w:sz w:val="20"/>
+                <w:szCs w:val="20"/>
+              </w:rPr>
+              <w:t>High</w:t>
+            </w:r>
+          </w:p>
+        </w:tc>
+        <w:tc>
+          <w:tcPr>
+            <w:tcW w:type="dxa" w:w="800"/>
+            <w:tcBorders>
+              <w:top w:val="single" w:color="999999" w:sz="1"/>
+              <w:left w:val="single" w:color="999999" w:sz="1"/>
+              <w:bottom w:val="single" w:color="999999" w:sz="1"/>
+              <w:right w:val="single" w:color="999999" w:sz="1"/>
+            </w:tcBorders>
+            <w:tcMar>
+              <w:top w:type="dxa" w:w="60"/>
+              <w:left w:type="dxa" w:w="100"/>
+              <w:bottom w:type="dxa" w:w="60"/>
+              <w:right w:type="dxa" w:w="100"/>
+            </w:tcMar>
+          </w:tcPr>
+          <w:p>
+            <w:r>
+              <w:rPr>
+                <w:rFonts w:ascii="Arial" w:cs="Arial" w:eastAsia="Arial" w:hAnsi="Arial"/>
+                <w:sz w:val="20"/>
+                <w:szCs w:val="20"/>
+              </w:rPr>
+              <w:t>FM-34</w:t>
+            </w:r>
+          </w:p>
+        </w:tc>
+      </w:tr>
+      <w:tr>
+        <w:tc>
+          <w:tcPr>
+            <w:tcW w:type="dxa" w:w="1200"/>
+            <w:tcBorders>
+              <w:top w:val="single" w:color="999999" w:sz="1"/>
+              <w:left w:val="single" w:color="999999" w:sz="1"/>
+              <w:bottom w:val="single" w:color="999999" w:sz="1"/>
+              <w:right w:val="single" w:color="999999" w:sz="1"/>
+            </w:tcBorders>
+            <w:tcMar>
+              <w:top w:type="dxa" w:w="60"/>
+              <w:left w:type="dxa" w:w="100"/>
+              <w:bottom w:type="dxa" w:w="60"/>
+              <w:right w:type="dxa" w:w="100"/>
+            </w:tcMar>
+          </w:tcPr>
+          <w:p>
+            <w:r>
+              <w:rPr>
+                <w:rFonts w:ascii="Arial" w:cs="Arial" w:eastAsia="Arial" w:hAnsi="Arial"/>
+                <w:b/>
+                <w:bCs/>
+                <w:sz w:val="20"/>
+                <w:szCs w:val="20"/>
+              </w:rPr>
+              <w:t>URS-GXP-14</w:t>
+            </w:r>
+          </w:p>
+        </w:tc>
+        <w:tc>
+          <w:tcPr>
+            <w:tcW w:type="dxa" w:w="3600"/>
+            <w:tcBorders>
+              <w:top w:val="single" w:color="999999" w:sz="1"/>
+              <w:left w:val="single" w:color="999999" w:sz="1"/>
+              <w:bottom w:val="single" w:color="999999" w:sz="1"/>
+              <w:right w:val="single" w:color="999999" w:sz="1"/>
+            </w:tcBorders>
+            <w:tcMar>
+              <w:top w:type="dxa" w:w="60"/>
+              <w:left w:type="dxa" w:w="100"/>
+              <w:bottom w:type="dxa" w:w="60"/>
+              <w:right w:type="dxa" w:w="100"/>
+            </w:tcMar>
+          </w:tcPr>
+          <w:p>
+            <w:r>
+              <w:rPr>
+                <w:rFonts w:ascii="Arial" w:cs="Arial" w:eastAsia="Arial" w:hAnsi="Arial"/>
+                <w:sz w:val="20"/>
+                <w:szCs w:val="20"/>
+              </w:rPr>
+              <w:t>A review of the audit trail shall be signable, and the trail shall be reviewable by exception.</w:t>
+            </w:r>
+          </w:p>
+        </w:tc>
+        <w:tc>
+          <w:tcPr>
+            <w:tcW w:type="dxa" w:w="2960"/>
+            <w:tcBorders>
+              <w:top w:val="single" w:color="999999" w:sz="1"/>
+              <w:left w:val="single" w:color="999999" w:sz="1"/>
+              <w:bottom w:val="single" w:color="999999" w:sz="1"/>
+              <w:right w:val="single" w:color="999999" w:sz="1"/>
+            </w:tcBorders>
+            <w:tcMar>
+              <w:top w:type="dxa" w:w="60"/>
+              <w:left w:type="dxa" w:w="100"/>
+              <w:bottom w:type="dxa" w:w="60"/>
+              <w:right w:type="dxa" w:w="100"/>
+            </w:tcMar>
+          </w:tcPr>
+          <w:p>
+            <w:r>
+              <w:rPr>
+                <w:rFonts w:ascii="Arial" w:cs="Arial" w:eastAsia="Arial" w:hAnsi="Arial"/>
+                <w:sz w:val="20"/>
+                <w:szCs w:val="20"/>
+              </w:rPr>
+              <w:t>Signed trail review with period and trail head; Exceptions view with its fixed queries (sign-in failures and alerts, refused signatures, rejections, invalid records, repeated runs, runs without record, unclean starts, configuration changes, clock, working hours, concurrent sessions).</w:t>
+            </w:r>
+          </w:p>
+        </w:tc>
+        <w:tc>
+          <w:tcPr>
+            <w:tcW w:type="dxa" w:w="800"/>
+            <w:tcBorders>
+              <w:top w:val="single" w:color="999999" w:sz="1"/>
+              <w:left w:val="single" w:color="999999" w:sz="1"/>
+              <w:bottom w:val="single" w:color="999999" w:sz="1"/>
+              <w:right w:val="single" w:color="999999" w:sz="1"/>
+            </w:tcBorders>
+            <w:tcMar>
+              <w:top w:type="dxa" w:w="60"/>
+              <w:left w:type="dxa" w:w="100"/>
+              <w:bottom w:type="dxa" w:w="60"/>
+              <w:right w:type="dxa" w:w="100"/>
+            </w:tcMar>
+          </w:tcPr>
+          <w:p>
+            <w:r>
+              <w:rPr>
+                <w:rFonts w:ascii="Arial" w:cs="Arial" w:eastAsia="Arial" w:hAnsi="Arial"/>
+                <w:sz w:val="20"/>
+                <w:szCs w:val="20"/>
+              </w:rPr>
+              <w:t>High</w:t>
+            </w:r>
+          </w:p>
+        </w:tc>
+        <w:tc>
+          <w:tcPr>
+            <w:tcW w:type="dxa" w:w="800"/>
+            <w:tcBorders>
+              <w:top w:val="single" w:color="999999" w:sz="1"/>
+              <w:left w:val="single" w:color="999999" w:sz="1"/>
+              <w:bottom w:val="single" w:color="999999" w:sz="1"/>
+              <w:right w:val="single" w:color="999999" w:sz="1"/>
+            </w:tcBorders>
+            <w:tcMar>
+              <w:top w:type="dxa" w:w="60"/>
+              <w:left w:type="dxa" w:w="100"/>
+              <w:bottom w:type="dxa" w:w="60"/>
+              <w:right w:type="dxa" w:w="100"/>
+            </w:tcMar>
+          </w:tcPr>
+          <w:p>
+            <w:r>
+              <w:rPr>
+                <w:rFonts w:ascii="Arial" w:cs="Arial" w:eastAsia="Arial" w:hAnsi="Arial"/>
+                <w:sz w:val="20"/>
+                <w:szCs w:val="20"/>
+              </w:rPr>
+              <w:t>FM-31, FM-33, FM-34</w:t>
+            </w:r>
+          </w:p>
+        </w:tc>
+      </w:tr>
+      <w:tr>
+        <w:tc>
+          <w:tcPr>
+            <w:tcW w:type="dxa" w:w="1200"/>
+            <w:tcBorders>
+              <w:top w:val="single" w:color="999999" w:sz="1"/>
+              <w:left w:val="single" w:color="999999" w:sz="1"/>
+              <w:bottom w:val="single" w:color="999999" w:sz="1"/>
+              <w:right w:val="single" w:color="999999" w:sz="1"/>
+            </w:tcBorders>
+            <w:tcMar>
+              <w:top w:type="dxa" w:w="60"/>
+              <w:left w:type="dxa" w:w="100"/>
+              <w:bottom w:type="dxa" w:w="60"/>
+              <w:right w:type="dxa" w:w="100"/>
+            </w:tcMar>
+          </w:tcPr>
+          <w:p>
+            <w:r>
+              <w:rPr>
+                <w:rFonts w:ascii="Arial" w:cs="Arial" w:eastAsia="Arial" w:hAnsi="Arial"/>
+                <w:b/>
+                <w:bCs/>
+                <w:sz w:val="20"/>
+                <w:szCs w:val="20"/>
+              </w:rPr>
+              <w:t>URS-GXP-15</w:t>
+            </w:r>
+          </w:p>
+        </w:tc>
+        <w:tc>
+          <w:tcPr>
+            <w:tcW w:type="dxa" w:w="3600"/>
+            <w:tcBorders>
+              <w:top w:val="single" w:color="999999" w:sz="1"/>
+              <w:left w:val="single" w:color="999999" w:sz="1"/>
+              <w:bottom w:val="single" w:color="999999" w:sz="1"/>
+              <w:right w:val="single" w:color="999999" w:sz="1"/>
+            </w:tcBorders>
+            <w:tcMar>
+              <w:top w:type="dxa" w:w="60"/>
+              <w:left w:type="dxa" w:w="100"/>
+              <w:bottom w:type="dxa" w:w="60"/>
+              <w:right w:type="dxa" w:w="100"/>
+            </w:tcMar>
+          </w:tcPr>
+          <w:p>
+            <w:r>
+              <w:rPr>
+                <w:rFonts w:ascii="Arial" w:cs="Arial" w:eastAsia="Arial" w:hAnsi="Arial"/>
+                <w:sz w:val="20"/>
+                <w:szCs w:val="20"/>
+              </w:rPr>
+              <w:t>Data typed in by hand shall be recorded as such and flagged.</w:t>
+            </w:r>
+          </w:p>
+        </w:tc>
+        <w:tc>
+          <w:tcPr>
+            <w:tcW w:type="dxa" w:w="2960"/>
+            <w:tcBorders>
+              <w:top w:val="single" w:color="999999" w:sz="1"/>
+              <w:left w:val="single" w:color="999999" w:sz="1"/>
+              <w:bottom w:val="single" w:color="999999" w:sz="1"/>
+              <w:right w:val="single" w:color="999999" w:sz="1"/>
+            </w:tcBorders>
+            <w:tcMar>
+              <w:top w:type="dxa" w:w="60"/>
+              <w:left w:type="dxa" w:w="100"/>
+              <w:bottom w:type="dxa" w:w="60"/>
+              <w:right w:type="dxa" w:w="100"/>
+            </w:tcMar>
+          </w:tcPr>
+          <w:p>
+            <w:r>
+              <w:rPr>
+                <w:rFonts w:ascii="Arial" w:cs="Arial" w:eastAsia="Arial" w:hAnsi="Arial"/>
+                <w:sz w:val="20"/>
+                <w:szCs w:val="20"/>
+              </w:rPr>
+              <w:t>data_loaded with source typed in and the SHA-256 of the values; flag in the review panel.</w:t>
+            </w:r>
+          </w:p>
+        </w:tc>
+        <w:tc>
+          <w:tcPr>
+            <w:tcW w:type="dxa" w:w="800"/>
+            <w:tcBorders>
+              <w:top w:val="single" w:color="999999" w:sz="1"/>
+              <w:left w:val="single" w:color="999999" w:sz="1"/>
+              <w:bottom w:val="single" w:color="999999" w:sz="1"/>
+              <w:right w:val="single" w:color="999999" w:sz="1"/>
+            </w:tcBorders>
+            <w:tcMar>
+              <w:top w:type="dxa" w:w="60"/>
+              <w:left w:type="dxa" w:w="100"/>
+              <w:bottom w:type="dxa" w:w="60"/>
+              <w:right w:type="dxa" w:w="100"/>
+            </w:tcMar>
+          </w:tcPr>
+          <w:p>
+            <w:r>
+              <w:rPr>
+                <w:rFonts w:ascii="Arial" w:cs="Arial" w:eastAsia="Arial" w:hAnsi="Arial"/>
+                <w:sz w:val="20"/>
+                <w:szCs w:val="20"/>
+              </w:rPr>
+              <w:t>High</w:t>
+            </w:r>
+          </w:p>
+        </w:tc>
+        <w:tc>
+          <w:tcPr>
+            <w:tcW w:type="dxa" w:w="800"/>
+            <w:tcBorders>
+              <w:top w:val="single" w:color="999999" w:sz="1"/>
+              <w:left w:val="single" w:color="999999" w:sz="1"/>
+              <w:bottom w:val="single" w:color="999999" w:sz="1"/>
+              <w:right w:val="single" w:color="999999" w:sz="1"/>
+            </w:tcBorders>
+            <w:tcMar>
+              <w:top w:type="dxa" w:w="60"/>
+              <w:left w:type="dxa" w:w="100"/>
+              <w:bottom w:type="dxa" w:w="60"/>
+              <w:right w:type="dxa" w:w="100"/>
+            </w:tcMar>
+          </w:tcPr>
+          <w:p>
+            <w:r>
+              <w:rPr>
+                <w:rFonts w:ascii="Arial" w:cs="Arial" w:eastAsia="Arial" w:hAnsi="Arial"/>
+                <w:sz w:val="20"/>
+                <w:szCs w:val="20"/>
+              </w:rPr>
+              <w:t>FM-35</w:t>
+            </w:r>
+          </w:p>
+        </w:tc>
+      </w:tr>
+      <w:tr>
+        <w:tc>
+          <w:tcPr>
+            <w:tcW w:type="dxa" w:w="1200"/>
+            <w:tcBorders>
+              <w:top w:val="single" w:color="999999" w:sz="1"/>
+              <w:left w:val="single" w:color="999999" w:sz="1"/>
+              <w:bottom w:val="single" w:color="999999" w:sz="1"/>
+              <w:right w:val="single" w:color="999999" w:sz="1"/>
+            </w:tcBorders>
+            <w:tcMar>
+              <w:top w:type="dxa" w:w="60"/>
+              <w:left w:type="dxa" w:w="100"/>
+              <w:bottom w:type="dxa" w:w="60"/>
+              <w:right w:type="dxa" w:w="100"/>
+            </w:tcMar>
+          </w:tcPr>
+          <w:p>
+            <w:r>
+              <w:rPr>
+                <w:rFonts w:ascii="Arial" w:cs="Arial" w:eastAsia="Arial" w:hAnsi="Arial"/>
+                <w:b/>
+                <w:bCs/>
+                <w:sz w:val="20"/>
+                <w:szCs w:val="20"/>
+              </w:rPr>
+              <w:t>URS-GXP-16</w:t>
+            </w:r>
+          </w:p>
+        </w:tc>
+        <w:tc>
+          <w:tcPr>
+            <w:tcW w:type="dxa" w:w="3600"/>
+            <w:tcBorders>
+              <w:top w:val="single" w:color="999999" w:sz="1"/>
+              <w:left w:val="single" w:color="999999" w:sz="1"/>
+              <w:bottom w:val="single" w:color="999999" w:sz="1"/>
+              <w:right w:val="single" w:color="999999" w:sz="1"/>
+            </w:tcBorders>
+            <w:tcMar>
+              <w:top w:type="dxa" w:w="60"/>
+              <w:left w:type="dxa" w:w="100"/>
+              <w:bottom w:type="dxa" w:w="60"/>
+              <w:right w:type="dxa" w:w="100"/>
+            </w:tcMar>
+          </w:tcPr>
+          <w:p>
+            <w:r>
+              <w:rPr>
+                <w:rFonts w:ascii="Arial" w:cs="Arial" w:eastAsia="Arial" w:hAnsi="Arial"/>
+                <w:sz w:val="20"/>
+                <w:szCs w:val="20"/>
+              </w:rPr>
+              <w:t>Attempted misuse shall be reported at once.</w:t>
+            </w:r>
+          </w:p>
+        </w:tc>
+        <w:tc>
+          <w:tcPr>
+            <w:tcW w:type="dxa" w:w="2960"/>
+            <w:tcBorders>
+              <w:top w:val="single" w:color="999999" w:sz="1"/>
+              <w:left w:val="single" w:color="999999" w:sz="1"/>
+              <w:bottom w:val="single" w:color="999999" w:sz="1"/>
+              <w:right w:val="single" w:color="999999" w:sz="1"/>
+            </w:tcBorders>
+            <w:tcMar>
+              <w:top w:type="dxa" w:w="60"/>
+              <w:left w:type="dxa" w:w="100"/>
+              <w:bottom w:type="dxa" w:w="60"/>
+              <w:right w:type="dxa" w:w="100"/>
+            </w:tcMar>
+          </w:tcPr>
+          <w:p>
+            <w:r>
+              <w:rPr>
+                <w:rFonts w:ascii="Arial" w:cs="Arial" w:eastAsia="Arial" w:hAnsi="Arial"/>
+                <w:sz w:val="20"/>
+                <w:szCs w:val="20"/>
+              </w:rPr>
+              <w:t>Lockout, the third failed signature or password change in a session, and 10 failed sign-ins in an hour write to the system log and to the trail.</w:t>
+            </w:r>
+          </w:p>
+        </w:tc>
+        <w:tc>
+          <w:tcPr>
+            <w:tcW w:type="dxa" w:w="800"/>
+            <w:tcBorders>
+              <w:top w:val="single" w:color="999999" w:sz="1"/>
+              <w:left w:val="single" w:color="999999" w:sz="1"/>
+              <w:bottom w:val="single" w:color="999999" w:sz="1"/>
+              <w:right w:val="single" w:color="999999" w:sz="1"/>
+            </w:tcBorders>
+            <w:tcMar>
+              <w:top w:type="dxa" w:w="60"/>
+              <w:left w:type="dxa" w:w="100"/>
+              <w:bottom w:type="dxa" w:w="60"/>
+              <w:right w:type="dxa" w:w="100"/>
+            </w:tcMar>
+          </w:tcPr>
+          <w:p>
+            <w:r>
+              <w:rPr>
+                <w:rFonts w:ascii="Arial" w:cs="Arial" w:eastAsia="Arial" w:hAnsi="Arial"/>
+                <w:sz w:val="20"/>
+                <w:szCs w:val="20"/>
+              </w:rPr>
+              <w:t>High</w:t>
+            </w:r>
+          </w:p>
+        </w:tc>
+        <w:tc>
+          <w:tcPr>
+            <w:tcW w:type="dxa" w:w="800"/>
+            <w:tcBorders>
+              <w:top w:val="single" w:color="999999" w:sz="1"/>
+              <w:left w:val="single" w:color="999999" w:sz="1"/>
+              <w:bottom w:val="single" w:color="999999" w:sz="1"/>
+              <w:right w:val="single" w:color="999999" w:sz="1"/>
+            </w:tcBorders>
+            <w:tcMar>
+              <w:top w:type="dxa" w:w="60"/>
+              <w:left w:type="dxa" w:w="100"/>
+              <w:bottom w:type="dxa" w:w="60"/>
+              <w:right w:type="dxa" w:w="100"/>
+            </w:tcMar>
+          </w:tcPr>
+          <w:p>
+            <w:r>
+              <w:rPr>
+                <w:rFonts w:ascii="Arial" w:cs="Arial" w:eastAsia="Arial" w:hAnsi="Arial"/>
+                <w:sz w:val="20"/>
+                <w:szCs w:val="20"/>
+              </w:rPr>
+              <w:t>FM-39</w:t>
+            </w:r>
+          </w:p>
+        </w:tc>
+      </w:tr>
+      <w:tr>
+        <w:tc>
+          <w:tcPr>
+            <w:tcW w:type="dxa" w:w="1200"/>
+            <w:tcBorders>
+              <w:top w:val="single" w:color="999999" w:sz="1"/>
+              <w:left w:val="single" w:color="999999" w:sz="1"/>
+              <w:bottom w:val="single" w:color="999999" w:sz="1"/>
+              <w:right w:val="single" w:color="999999" w:sz="1"/>
+            </w:tcBorders>
+            <w:tcMar>
+              <w:top w:type="dxa" w:w="60"/>
+              <w:left w:type="dxa" w:w="100"/>
+              <w:bottom w:type="dxa" w:w="60"/>
+              <w:right w:type="dxa" w:w="100"/>
+            </w:tcMar>
+          </w:tcPr>
+          <w:p>
+            <w:r>
+              <w:rPr>
+                <w:rFonts w:ascii="Arial" w:cs="Arial" w:eastAsia="Arial" w:hAnsi="Arial"/>
+                <w:b/>
+                <w:bCs/>
+                <w:sz w:val="20"/>
+                <w:szCs w:val="20"/>
+              </w:rPr>
+              <w:t>URS-GXP-17</w:t>
+            </w:r>
+          </w:p>
+        </w:tc>
+        <w:tc>
+          <w:tcPr>
+            <w:tcW w:type="dxa" w:w="3600"/>
+            <w:tcBorders>
+              <w:top w:val="single" w:color="999999" w:sz="1"/>
+              <w:left w:val="single" w:color="999999" w:sz="1"/>
+              <w:bottom w:val="single" w:color="999999" w:sz="1"/>
+              <w:right w:val="single" w:color="999999" w:sz="1"/>
+            </w:tcBorders>
+            <w:tcMar>
+              <w:top w:type="dxa" w:w="60"/>
+              <w:left w:type="dxa" w:w="100"/>
+              <w:bottom w:type="dxa" w:w="60"/>
+              <w:right w:type="dxa" w:w="100"/>
+            </w:tcMar>
+          </w:tcPr>
+          <w:p>
+            <w:r>
+              <w:rPr>
+                <w:rFonts w:ascii="Arial" w:cs="Arial" w:eastAsia="Arial" w:hAnsi="Arial"/>
+                <w:sz w:val="20"/>
+                <w:szCs w:val="20"/>
+              </w:rPr>
+              <w:t>Inspectors shall have read-only access.</w:t>
+            </w:r>
+          </w:p>
+        </w:tc>
+        <w:tc>
+          <w:tcPr>
+            <w:tcW w:type="dxa" w:w="2960"/>
+            <w:tcBorders>
+              <w:top w:val="single" w:color="999999" w:sz="1"/>
+              <w:left w:val="single" w:color="999999" w:sz="1"/>
+              <w:bottom w:val="single" w:color="999999" w:sz="1"/>
+              <w:right w:val="single" w:color="999999" w:sz="1"/>
+            </w:tcBorders>
+            <w:tcMar>
+              <w:top w:type="dxa" w:w="60"/>
+              <w:left w:type="dxa" w:w="100"/>
+              <w:bottom w:type="dxa" w:w="60"/>
+              <w:right w:type="dxa" w:w="100"/>
+            </w:tcMar>
+          </w:tcPr>
+          <w:p>
+            <w:r>
+              <w:rPr>
+                <w:rFonts w:ascii="Arial" w:cs="Arial" w:eastAsia="Arial" w:hAnsi="Arial"/>
+                <w:sz w:val="20"/>
+                <w:szCs w:val="20"/>
+              </w:rPr>
+              <w:t>Records, data history, trail, users overview visible; signing and trail review refused on the server.</w:t>
+            </w:r>
+          </w:p>
+        </w:tc>
+        <w:tc>
+          <w:tcPr>
+            <w:tcW w:type="dxa" w:w="800"/>
+            <w:tcBorders>
+              <w:top w:val="single" w:color="999999" w:sz="1"/>
+              <w:left w:val="single" w:color="999999" w:sz="1"/>
+              <w:bottom w:val="single" w:color="999999" w:sz="1"/>
+              <w:right w:val="single" w:color="999999" w:sz="1"/>
+            </w:tcBorders>
+            <w:tcMar>
+              <w:top w:type="dxa" w:w="60"/>
+              <w:left w:type="dxa" w:w="100"/>
+              <w:bottom w:type="dxa" w:w="60"/>
+              <w:right w:type="dxa" w:w="100"/>
+            </w:tcMar>
+          </w:tcPr>
+          <w:p>
+            <w:r>
+              <w:rPr>
+                <w:rFonts w:ascii="Arial" w:cs="Arial" w:eastAsia="Arial" w:hAnsi="Arial"/>
+                <w:sz w:val="20"/>
+                <w:szCs w:val="20"/>
+              </w:rPr>
+              <w:t>High</w:t>
+            </w:r>
+          </w:p>
+        </w:tc>
+        <w:tc>
+          <w:tcPr>
+            <w:tcW w:type="dxa" w:w="800"/>
+            <w:tcBorders>
+              <w:top w:val="single" w:color="999999" w:sz="1"/>
+              <w:left w:val="single" w:color="999999" w:sz="1"/>
+              <w:bottom w:val="single" w:color="999999" w:sz="1"/>
+              <w:right w:val="single" w:color="999999" w:sz="1"/>
+            </w:tcBorders>
+            <w:tcMar>
+              <w:top w:type="dxa" w:w="60"/>
+              <w:left w:type="dxa" w:w="100"/>
+              <w:bottom w:type="dxa" w:w="60"/>
+              <w:right w:type="dxa" w:w="100"/>
+            </w:tcMar>
+          </w:tcPr>
+          <w:p>
+            <w:r>
+              <w:rPr>
+                <w:rFonts w:ascii="Arial" w:cs="Arial" w:eastAsia="Arial" w:hAnsi="Arial"/>
+                <w:sz w:val="20"/>
+                <w:szCs w:val="20"/>
+              </w:rPr>
+              <w:t>FM-40</w:t>
+            </w:r>
+          </w:p>
+        </w:tc>
+      </w:tr>
+      <w:tr>
+        <w:tc>
+          <w:tcPr>
+            <w:tcW w:type="dxa" w:w="1200"/>
+            <w:tcBorders>
+              <w:top w:val="single" w:color="999999" w:sz="1"/>
+              <w:left w:val="single" w:color="999999" w:sz="1"/>
+              <w:bottom w:val="single" w:color="999999" w:sz="1"/>
+              <w:right w:val="single" w:color="999999" w:sz="1"/>
+            </w:tcBorders>
+            <w:tcMar>
+              <w:top w:type="dxa" w:w="60"/>
+              <w:left w:type="dxa" w:w="100"/>
+              <w:bottom w:type="dxa" w:w="60"/>
+              <w:right w:type="dxa" w:w="100"/>
+            </w:tcMar>
+          </w:tcPr>
+          <w:p>
+            <w:r>
+              <w:rPr>
+                <w:rFonts w:ascii="Arial" w:cs="Arial" w:eastAsia="Arial" w:hAnsi="Arial"/>
+                <w:b/>
+                <w:bCs/>
+                <w:sz w:val="20"/>
+                <w:szCs w:val="20"/>
+              </w:rPr>
+              <w:t>URS-GXP-18</w:t>
+            </w:r>
+          </w:p>
+        </w:tc>
+        <w:tc>
+          <w:tcPr>
+            <w:tcW w:type="dxa" w:w="3600"/>
+            <w:tcBorders>
+              <w:top w:val="single" w:color="999999" w:sz="1"/>
+              <w:left w:val="single" w:color="999999" w:sz="1"/>
+              <w:bottom w:val="single" w:color="999999" w:sz="1"/>
+              <w:right w:val="single" w:color="999999" w:sz="1"/>
+            </w:tcBorders>
+            <w:tcMar>
+              <w:top w:type="dxa" w:w="60"/>
+              <w:left w:type="dxa" w:w="100"/>
+              <w:bottom w:type="dxa" w:w="60"/>
+              <w:right w:type="dxa" w:w="100"/>
+            </w:tcMar>
+          </w:tcPr>
+          <w:p>
+            <w:r>
+              <w:rPr>
+                <w:rFonts w:ascii="Arial" w:cs="Arial" w:eastAsia="Arial" w:hAnsi="Arial"/>
+                <w:sz w:val="20"/>
+                <w:szCs w:val="20"/>
+              </w:rPr>
+              <w:t>A change to a signed record shall make the signature visibly invalid, and every copy shall be checkable.</w:t>
+            </w:r>
+          </w:p>
+        </w:tc>
+        <w:tc>
+          <w:tcPr>
+            <w:tcW w:type="dxa" w:w="2960"/>
+            <w:tcBorders>
+              <w:top w:val="single" w:color="999999" w:sz="1"/>
+              <w:left w:val="single" w:color="999999" w:sz="1"/>
+              <w:bottom w:val="single" w:color="999999" w:sz="1"/>
+              <w:right w:val="single" w:color="999999" w:sz="1"/>
+            </w:tcBorders>
+            <w:tcMar>
+              <w:top w:type="dxa" w:w="60"/>
+              <w:left w:type="dxa" w:w="100"/>
+              <w:bottom w:type="dxa" w:w="60"/>
+              <w:right w:type="dxa" w:w="100"/>
+            </w:tcMar>
+          </w:tcPr>
+          <w:p>
+            <w:r>
+              <w:rPr>
+                <w:rFonts w:ascii="Arial" w:cs="Arial" w:eastAsia="Arial" w:hAnsi="Arial"/>
+                <w:sz w:val="20"/>
+                <w:szCs w:val="20"/>
+              </w:rPr>
+              <w:t>Validity line on every display; signed records download with their signature sheet; Verify a record file finds a stored record and not an altered copy.</w:t>
+            </w:r>
+          </w:p>
+        </w:tc>
+        <w:tc>
+          <w:tcPr>
+            <w:tcW w:type="dxa" w:w="800"/>
+            <w:tcBorders>
+              <w:top w:val="single" w:color="999999" w:sz="1"/>
+              <w:left w:val="single" w:color="999999" w:sz="1"/>
+              <w:bottom w:val="single" w:color="999999" w:sz="1"/>
+              <w:right w:val="single" w:color="999999" w:sz="1"/>
+            </w:tcBorders>
+            <w:tcMar>
+              <w:top w:type="dxa" w:w="60"/>
+              <w:left w:type="dxa" w:w="100"/>
+              <w:bottom w:type="dxa" w:w="60"/>
+              <w:right w:type="dxa" w:w="100"/>
+            </w:tcMar>
+          </w:tcPr>
+          <w:p>
+            <w:r>
+              <w:rPr>
+                <w:rFonts w:ascii="Arial" w:cs="Arial" w:eastAsia="Arial" w:hAnsi="Arial"/>
+                <w:sz w:val="20"/>
+                <w:szCs w:val="20"/>
+              </w:rPr>
+              <w:t>Critical</w:t>
+            </w:r>
+          </w:p>
+        </w:tc>
+        <w:tc>
+          <w:tcPr>
+            <w:tcW w:type="dxa" w:w="800"/>
+            <w:tcBorders>
+              <w:top w:val="single" w:color="999999" w:sz="1"/>
+              <w:left w:val="single" w:color="999999" w:sz="1"/>
+              <w:bottom w:val="single" w:color="999999" w:sz="1"/>
+              <w:right w:val="single" w:color="999999" w:sz="1"/>
+            </w:tcBorders>
+            <w:tcMar>
+              <w:top w:type="dxa" w:w="60"/>
+              <w:left w:type="dxa" w:w="100"/>
+              <w:bottom w:type="dxa" w:w="60"/>
+              <w:right w:type="dxa" w:w="100"/>
+            </w:tcMar>
+          </w:tcPr>
+          <w:p>
+            <w:r>
+              <w:rPr>
+                <w:rFonts w:ascii="Arial" w:cs="Arial" w:eastAsia="Arial" w:hAnsi="Arial"/>
+                <w:sz w:val="20"/>
+                <w:szCs w:val="20"/>
+              </w:rPr>
+              <w:t>FM-38</w:t>
+            </w:r>
+          </w:p>
+        </w:tc>
+      </w:tr>
+      <w:tr>
+        <w:tc>
+          <w:tcPr>
+            <w:tcW w:type="dxa" w:w="1200"/>
+            <w:tcBorders>
+              <w:top w:val="single" w:color="999999" w:sz="1"/>
+              <w:left w:val="single" w:color="999999" w:sz="1"/>
+              <w:bottom w:val="single" w:color="999999" w:sz="1"/>
+              <w:right w:val="single" w:color="999999" w:sz="1"/>
+            </w:tcBorders>
+            <w:tcMar>
+              <w:top w:type="dxa" w:w="60"/>
+              <w:left w:type="dxa" w:w="100"/>
+              <w:bottom w:type="dxa" w:w="60"/>
+              <w:right w:type="dxa" w:w="100"/>
+            </w:tcMar>
+          </w:tcPr>
+          <w:p>
+            <w:r>
+              <w:rPr>
+                <w:rFonts w:ascii="Arial" w:cs="Arial" w:eastAsia="Arial" w:hAnsi="Arial"/>
+                <w:b/>
+                <w:bCs/>
+                <w:sz w:val="20"/>
+                <w:szCs w:val="20"/>
+              </w:rPr>
+              <w:t>URS-GXP-19</w:t>
+            </w:r>
+          </w:p>
+        </w:tc>
+        <w:tc>
+          <w:tcPr>
+            <w:tcW w:type="dxa" w:w="3600"/>
+            <w:tcBorders>
+              <w:top w:val="single" w:color="999999" w:sz="1"/>
+              <w:left w:val="single" w:color="999999" w:sz="1"/>
+              <w:bottom w:val="single" w:color="999999" w:sz="1"/>
+              <w:right w:val="single" w:color="999999" w:sz="1"/>
+            </w:tcBorders>
+            <w:tcMar>
+              <w:top w:type="dxa" w:w="60"/>
+              <w:left w:type="dxa" w:w="100"/>
+              <w:bottom w:type="dxa" w:w="60"/>
+              <w:right w:type="dxa" w:w="100"/>
+            </w:tcMar>
+          </w:tcPr>
+          <w:p>
+            <w:r>
+              <w:rPr>
+                <w:rFonts w:ascii="Arial" w:cs="Arial" w:eastAsia="Arial" w:hAnsi="Arial"/>
+                <w:sz w:val="20"/>
+                <w:szCs w:val="20"/>
+              </w:rPr>
+              <w:t>An archive shall allow the system to be restored.</w:t>
+            </w:r>
+          </w:p>
+        </w:tc>
+        <w:tc>
+          <w:tcPr>
+            <w:tcW w:type="dxa" w:w="2960"/>
+            <w:tcBorders>
+              <w:top w:val="single" w:color="999999" w:sz="1"/>
+              <w:left w:val="single" w:color="999999" w:sz="1"/>
+              <w:bottom w:val="single" w:color="999999" w:sz="1"/>
+              <w:right w:val="single" w:color="999999" w:sz="1"/>
+            </w:tcBorders>
+            <w:tcMar>
+              <w:top w:type="dxa" w:w="60"/>
+              <w:left w:type="dxa" w:w="100"/>
+              <w:bottom w:type="dxa" w:w="60"/>
+              <w:right w:type="dxa" w:w="100"/>
+            </w:tcMar>
+          </w:tcPr>
+          <w:p>
+            <w:r>
+              <w:rPr>
+                <w:rFonts w:ascii="Arial" w:cs="Arial" w:eastAsia="Arial" w:hAnsi="Arial"/>
+                <w:sz w:val="20"/>
+                <w:szCs w:val="20"/>
+              </w:rPr>
+              <w:t>The archive holds the running app files, renv.lock, the release manifest, the validation files and restore steps; restore on a clean machine (manual test).</w:t>
+            </w:r>
+          </w:p>
+        </w:tc>
+        <w:tc>
+          <w:tcPr>
+            <w:tcW w:type="dxa" w:w="800"/>
+            <w:tcBorders>
+              <w:top w:val="single" w:color="999999" w:sz="1"/>
+              <w:left w:val="single" w:color="999999" w:sz="1"/>
+              <w:bottom w:val="single" w:color="999999" w:sz="1"/>
+              <w:right w:val="single" w:color="999999" w:sz="1"/>
+            </w:tcBorders>
+            <w:tcMar>
+              <w:top w:type="dxa" w:w="60"/>
+              <w:left w:type="dxa" w:w="100"/>
+              <w:bottom w:type="dxa" w:w="60"/>
+              <w:right w:type="dxa" w:w="100"/>
+            </w:tcMar>
+          </w:tcPr>
+          <w:p>
+            <w:r>
+              <w:rPr>
+                <w:rFonts w:ascii="Arial" w:cs="Arial" w:eastAsia="Arial" w:hAnsi="Arial"/>
+                <w:sz w:val="20"/>
+                <w:szCs w:val="20"/>
+              </w:rPr>
+              <w:t>Medium</w:t>
+            </w:r>
+          </w:p>
+        </w:tc>
+        <w:tc>
+          <w:tcPr>
+            <w:tcW w:type="dxa" w:w="800"/>
+            <w:tcBorders>
+              <w:top w:val="single" w:color="999999" w:sz="1"/>
+              <w:left w:val="single" w:color="999999" w:sz="1"/>
+              <w:bottom w:val="single" w:color="999999" w:sz="1"/>
+              <w:right w:val="single" w:color="999999" w:sz="1"/>
+            </w:tcBorders>
+            <w:tcMar>
+              <w:top w:type="dxa" w:w="60"/>
+              <w:left w:type="dxa" w:w="100"/>
+              <w:bottom w:type="dxa" w:w="60"/>
+              <w:right w:type="dxa" w:w="100"/>
+            </w:tcMar>
+          </w:tcPr>
+          <w:p>
+            <w:r>
+              <w:rPr>
+                <w:rFonts w:ascii="Arial" w:cs="Arial" w:eastAsia="Arial" w:hAnsi="Arial"/>
+                <w:sz w:val="20"/>
+                <w:szCs w:val="20"/>
+              </w:rPr>
+              <w:t>FM-37</w:t>
+            </w:r>
+          </w:p>
+        </w:tc>
+      </w:tr>
+      <w:tr>
+        <w:tc>
+          <w:tcPr>
+            <w:tcW w:type="dxa" w:w="1200"/>
+            <w:tcBorders>
+              <w:top w:val="single" w:color="999999" w:sz="1"/>
+              <w:left w:val="single" w:color="999999" w:sz="1"/>
+              <w:bottom w:val="single" w:color="999999" w:sz="1"/>
+              <w:right w:val="single" w:color="999999" w:sz="1"/>
+            </w:tcBorders>
+            <w:tcMar>
+              <w:top w:type="dxa" w:w="60"/>
+              <w:left w:type="dxa" w:w="100"/>
+              <w:bottom w:type="dxa" w:w="60"/>
+              <w:right w:type="dxa" w:w="100"/>
+            </w:tcMar>
+          </w:tcPr>
+          <w:p>
+            <w:r>
+              <w:rPr>
+                <w:rFonts w:ascii="Arial" w:cs="Arial" w:eastAsia="Arial" w:hAnsi="Arial"/>
+                <w:b/>
+                <w:bCs/>
+                <w:sz w:val="20"/>
+                <w:szCs w:val="20"/>
+              </w:rPr>
+              <w:t>URS-GXP-20</w:t>
+            </w:r>
+          </w:p>
+        </w:tc>
+        <w:tc>
+          <w:tcPr>
+            <w:tcW w:type="dxa" w:w="3600"/>
+            <w:tcBorders>
+              <w:top w:val="single" w:color="999999" w:sz="1"/>
+              <w:left w:val="single" w:color="999999" w:sz="1"/>
+              <w:bottom w:val="single" w:color="999999" w:sz="1"/>
+              <w:right w:val="single" w:color="999999" w:sz="1"/>
+            </w:tcBorders>
+            <w:tcMar>
+              <w:top w:type="dxa" w:w="60"/>
+              <w:left w:type="dxa" w:w="100"/>
+              <w:bottom w:type="dxa" w:w="60"/>
+              <w:right w:type="dxa" w:w="100"/>
+            </w:tcMar>
+          </w:tcPr>
+          <w:p>
+            <w:r>
+              <w:rPr>
+                <w:rFonts w:ascii="Arial" w:cs="Arial" w:eastAsia="Arial" w:hAnsi="Arial"/>
+                <w:sz w:val="20"/>
+                <w:szCs w:val="20"/>
+              </w:rPr>
+              <w:t>An overview of current and previous access shall be available from the system.</w:t>
+            </w:r>
+          </w:p>
+        </w:tc>
+        <w:tc>
+          <w:tcPr>
+            <w:tcW w:type="dxa" w:w="2960"/>
+            <w:tcBorders>
+              <w:top w:val="single" w:color="999999" w:sz="1"/>
+              <w:left w:val="single" w:color="999999" w:sz="1"/>
+              <w:bottom w:val="single" w:color="999999" w:sz="1"/>
+              <w:right w:val="single" w:color="999999" w:sz="1"/>
+            </w:tcBorders>
+            <w:tcMar>
+              <w:top w:type="dxa" w:w="60"/>
+              <w:left w:type="dxa" w:w="100"/>
+              <w:bottom w:type="dxa" w:w="60"/>
+              <w:right w:type="dxa" w:w="100"/>
+            </w:tcMar>
+          </w:tcPr>
+          <w:p>
+            <w:r>
+              <w:rPr>
+                <w:rFonts w:ascii="Arial" w:cs="Arial" w:eastAsia="Arial" w:hAnsi="Arial"/>
+                <w:sz w:val="20"/>
+                <w:szCs w:val="20"/>
+              </w:rPr>
+              <w:t>Users tab and manage_users.R list: roles, status, creation, deactivation and role history.</w:t>
+            </w:r>
+          </w:p>
+        </w:tc>
+        <w:tc>
+          <w:tcPr>
+            <w:tcW w:type="dxa" w:w="800"/>
+            <w:tcBorders>
+              <w:top w:val="single" w:color="999999" w:sz="1"/>
+              <w:left w:val="single" w:color="999999" w:sz="1"/>
+              <w:bottom w:val="single" w:color="999999" w:sz="1"/>
+              <w:right w:val="single" w:color="999999" w:sz="1"/>
+            </w:tcBorders>
+            <w:tcMar>
+              <w:top w:type="dxa" w:w="60"/>
+              <w:left w:type="dxa" w:w="100"/>
+              <w:bottom w:type="dxa" w:w="60"/>
+              <w:right w:type="dxa" w:w="100"/>
+            </w:tcMar>
+          </w:tcPr>
+          <w:p>
+            <w:r>
+              <w:rPr>
+                <w:rFonts w:ascii="Arial" w:cs="Arial" w:eastAsia="Arial" w:hAnsi="Arial"/>
+                <w:sz w:val="20"/>
+                <w:szCs w:val="20"/>
+              </w:rPr>
+              <w:t>Medium</w:t>
+            </w:r>
+          </w:p>
+        </w:tc>
+        <w:tc>
+          <w:tcPr>
+            <w:tcW w:type="dxa" w:w="800"/>
+            <w:tcBorders>
+              <w:top w:val="single" w:color="999999" w:sz="1"/>
+              <w:left w:val="single" w:color="999999" w:sz="1"/>
+              <w:bottom w:val="single" w:color="999999" w:sz="1"/>
+              <w:right w:val="single" w:color="999999" w:sz="1"/>
+            </w:tcBorders>
+            <w:tcMar>
+              <w:top w:type="dxa" w:w="60"/>
+              <w:left w:type="dxa" w:w="100"/>
+              <w:bottom w:type="dxa" w:w="60"/>
+              <w:right w:type="dxa" w:w="100"/>
+            </w:tcMar>
+          </w:tcPr>
+          <w:p>
+            <w:r>
+              <w:rPr>
+                <w:rFonts w:ascii="Arial" w:cs="Arial" w:eastAsia="Arial" w:hAnsi="Arial"/>
+                <w:sz w:val="20"/>
+                <w:szCs w:val="20"/>
+              </w:rPr>
+              <w:t>FM-30</w:t>
+            </w:r>
+          </w:p>
+        </w:tc>
+      </w:tr>
+    </w:tbl>
+    <w:p>
+      <w:pPr>
         <w:spacing w:after="120"/>
       </w:pPr>
       <w:r>
@@ -17133,6 +22864,19 @@
     </w:p>
     <w:p>
       <w:pPr>
+        <w:spacing w:after="120"/>
+      </w:pPr>
+      <w:r>
+        <w:rPr>
+          <w:rFonts w:ascii="Arial" w:cs="Arial" w:eastAsia="Arial" w:hAnsi="Arial"/>
+          <w:sz w:val="22"/>
+          <w:szCs w:val="22"/>
+        </w:rPr>
+        <w:t>The URS-GXP requirements are tested in section GXP of validation.R and by the MAN-GXP manual tests, which need a test server set up as in the user manual's appendix on controlled installations. Test code for section GXP was written with the implementation and must be reviewed by a person other than its author before the protocol is approved.</w:t>
+      </w:r>
+    </w:p>
+    <w:p>
+      <w:pPr>
         <w:pStyle w:val="Heading1"/>
       </w:pPr>
       <w:r>
@@ -17153,6 +22897,19 @@
           <w:szCs w:val="22"/>
         </w:rPr>
         <w:t>Source: github.com/robterheine/ncaassistant. Each release is tagged; validation/release_manifest.csv and validation/renv.lock fix its files and package versions. Category A: cosmetic (no revalidation). Category B: functional within scope (targeted revalidation of the affected requirements). Category C: new functionality (full revalidation). A change of R or of a package version is at least Category B.</w:t>
+      </w:r>
+    </w:p>
+    <w:p>
+      <w:pPr>
+        <w:spacing w:after="120"/>
+      </w:pPr>
+      <w:r>
+        <w:rPr>
+          <w:rFonts w:ascii="Arial" w:cs="Arial" w:eastAsia="Arial" w:hAnsi="Arial"/>
+          <w:sz w:val="22"/>
+          <w:szCs w:val="22"/>
+        </w:rPr>
+        <w:t>Configuration items of a controlled installation, under the organisation's change control: the environment variables (NCA_GXP_DIR, NCA_GXP_KEY, NCA_GXP_ORG, NCA_GXP_WORK_HOURS), the policy values recorded at every app start, gxp/CONTROLLED, the sudoers rule for manage_users.R, and the Shiny Server and nginx configuration. An update of shinymanager, DBI or RSQLite is at least Category B. The format of the audit trail (table trail, the fields of an entry) is changed only with a validated migration plan; a trail continued in a new file starts with an entry that carries the head of the old file, and both are archived together.</w:t>
       </w:r>
     </w:p>
     <w:p>
@@ -17337,6 +23094,58 @@
     </w:p>
     <w:p>
       <w:pPr>
+        <w:spacing w:after="120"/>
+      </w:pPr>
+      <w:r>
+        <w:rPr>
+          <w:rFonts w:ascii="Arial" w:cs="Arial" w:eastAsia="Arial" w:hAnsi="Arial"/>
+          <w:sz w:val="22"/>
+          <w:szCs w:val="22"/>
+        </w:rPr>
+        <w:t>21 CFR Part 11: Electronic Records; Electronic Signatures (11.10, 11.50, 11.70, 11.100, 11.200, 11.300)</w:t>
+      </w:r>
+    </w:p>
+    <w:p>
+      <w:pPr>
+        <w:spacing w:after="120"/>
+      </w:pPr>
+      <w:r>
+        <w:rPr>
+          <w:rFonts w:ascii="Arial" w:cs="Arial" w:eastAsia="Arial" w:hAnsi="Arial"/>
+          <w:sz w:val="22"/>
+          <w:szCs w:val="22"/>
+        </w:rPr>
+        <w:t>FDA Guidance: Part 11, Electronic Records; Electronic Signatures, Scope and Application (2003); FDA Data Integrity and Compliance With Drug CGMP (2018)</w:t>
+      </w:r>
+    </w:p>
+    <w:p>
+      <w:pPr>
+        <w:spacing w:after="120"/>
+      </w:pPr>
+      <w:r>
+        <w:rPr>
+          <w:rFonts w:ascii="Arial" w:cs="Arial" w:eastAsia="Arial" w:hAnsi="Arial"/>
+          <w:sz w:val="22"/>
+          <w:szCs w:val="22"/>
+        </w:rPr>
+        <w:t>PIC/S PI 041-1: Good Practices for Data Management and Integrity in Regulated GMP/GDP Environments (2021)</w:t>
+      </w:r>
+    </w:p>
+    <w:p>
+      <w:pPr>
+        <w:spacing w:after="120"/>
+      </w:pPr>
+      <w:r>
+        <w:rPr>
+          <w:rFonts w:ascii="Arial" w:cs="Arial" w:eastAsia="Arial" w:hAnsi="Arial"/>
+          <w:sz w:val="22"/>
+          <w:szCs w:val="22"/>
+        </w:rPr>
+        <w:t>Regulation (EU) 2016/679 (GDPR), Articles 13 and 88</w:t>
+      </w:r>
+    </w:p>
+    <w:p>
+      <w:pPr>
         <w:pStyle w:val="Heading1"/>
       </w:pPr>
       <w:r>
@@ -17452,7 +23261,7 @@
                 <w:sz w:val="20"/>
                 <w:szCs w:val="20"/>
               </w:rPr>
-              <w:t xml:space="preserve">AUC</w:t>
+              <w:t>ADNCA</w:t>
             </w:r>
           </w:p>
         </w:tc>
@@ -17479,7 +23288,7 @@
                 <w:sz w:val="20"/>
                 <w:szCs w:val="20"/>
               </w:rPr>
-              <w:t xml:space="preserve">Area Under the Concentration-time Curve</w:t>
+              <w:t>CDISC ADaM dataset structure for non-compartmental analysis</w:t>
             </w:r>
           </w:p>
         </w:tc>
@@ -17511,7 +23320,7 @@
                 <w:sz w:val="20"/>
                 <w:szCs w:val="20"/>
               </w:rPr>
-              <w:t xml:space="preserve">BE</w:t>
+              <w:t>Anchor</w:t>
             </w:r>
           </w:p>
         </w:tc>
@@ -17539,7 +23348,7 @@
                 <w:sz w:val="20"/>
                 <w:szCs w:val="20"/>
               </w:rPr>
-              <w:t xml:space="preserve">Bioequivalence</w:t>
+              <w:t>The sequence number and hash of the last audit entry, filed outside the server, against which a later trail is checked</w:t>
             </w:r>
           </w:p>
         </w:tc>
@@ -17570,7 +23379,7 @@
                 <w:sz w:val="20"/>
                 <w:szCs w:val="20"/>
               </w:rPr>
-              <w:t xml:space="preserve">BLQ</w:t>
+              <w:t xml:space="preserve">AUC</w:t>
             </w:r>
           </w:p>
         </w:tc>
@@ -17597,7 +23406,7 @@
                 <w:sz w:val="20"/>
                 <w:szCs w:val="20"/>
               </w:rPr>
-              <w:t xml:space="preserve">Below Limit of Quantification</w:t>
+              <w:t xml:space="preserve">Area Under the Concentration-time Curve</w:t>
             </w:r>
           </w:p>
         </w:tc>
@@ -17612,6 +23421,7 @@
               <w:bottom w:val="single" w:color="999999" w:sz="1"/>
               <w:right w:val="single" w:color="999999" w:sz="1"/>
             </w:tcBorders>
+            <w:shd w:fill="F7F9FC" w:val="clear"/>
             <w:tcMar>
               <w:top w:type="dxa" w:w="60"/>
               <w:left w:type="dxa" w:w="100"/>
@@ -17628,7 +23438,7 @@
                 <w:sz w:val="20"/>
                 <w:szCs w:val="20"/>
               </w:rPr>
-              <w:t>ADNCA</w:t>
+              <w:t>Audit trail</w:t>
             </w:r>
           </w:p>
         </w:tc>
@@ -17641,21 +23451,22 @@
               <w:bottom w:val="single" w:color="999999" w:sz="1"/>
               <w:right w:val="single" w:color="999999" w:sz="1"/>
             </w:tcBorders>
-            <w:tcMar>
-              <w:top w:type="dxa" w:w="60"/>
-              <w:left w:type="dxa" w:w="100"/>
-              <w:bottom w:type="dxa" w:w="60"/>
-              <w:right w:type="dxa" w:w="100"/>
-            </w:tcMar>
-          </w:tcPr>
-          <w:p>
-            <w:r>
-              <w:rPr>
-                <w:rFonts w:ascii="Arial" w:cs="Arial" w:eastAsia="Arial" w:hAnsi="Arial"/>
-                <w:sz w:val="20"/>
-                <w:szCs w:val="20"/>
-              </w:rPr>
-              <w:t>CDISC ADaM dataset structure for non-compartmental analysis</w:t>
+            <w:shd w:fill="F7F9FC" w:val="clear"/>
+            <w:tcMar>
+              <w:top w:type="dxa" w:w="60"/>
+              <w:left w:type="dxa" w:w="100"/>
+              <w:bottom w:type="dxa" w:w="60"/>
+              <w:right w:type="dxa" w:w="100"/>
+            </w:tcMar>
+          </w:tcPr>
+          <w:p>
+            <w:r>
+              <w:rPr>
+                <w:rFonts w:ascii="Arial" w:cs="Arial" w:eastAsia="Arial" w:hAnsi="Arial"/>
+                <w:sz w:val="20"/>
+                <w:szCs w:val="20"/>
+              </w:rPr>
+              <w:t>The hash-chained record of who did what, when and on which data, kept by a controlled installation</w:t>
             </w:r>
           </w:p>
         </w:tc>
@@ -17687,7 +23498,7 @@
                 <w:sz w:val="20"/>
                 <w:szCs w:val="20"/>
               </w:rPr>
-              <w:t xml:space="preserve">CDISC</w:t>
+              <w:t xml:space="preserve">BE</w:t>
             </w:r>
           </w:p>
         </w:tc>
@@ -17715,7 +23526,7 @@
                 <w:sz w:val="20"/>
                 <w:szCs w:val="20"/>
               </w:rPr>
-              <w:t xml:space="preserve">Clinical Data Interchange Standards Consortium</w:t>
+              <w:t xml:space="preserve">Bioequivalence</w:t>
             </w:r>
           </w:p>
         </w:tc>
@@ -17730,7 +23541,6 @@
               <w:bottom w:val="single" w:color="999999" w:sz="1"/>
               <w:right w:val="single" w:color="999999" w:sz="1"/>
             </w:tcBorders>
-            <w:shd w:fill="F7F9FC" w:val="clear"/>
             <w:tcMar>
               <w:top w:type="dxa" w:w="60"/>
               <w:left w:type="dxa" w:w="100"/>
@@ -17747,7 +23557,7 @@
                 <w:sz w:val="20"/>
                 <w:szCs w:val="20"/>
               </w:rPr>
-              <w:t>CVwR / CVwT</w:t>
+              <w:t xml:space="preserve">BLQ</w:t>
             </w:r>
           </w:p>
         </w:tc>
@@ -17760,22 +23570,21 @@
               <w:bottom w:val="single" w:color="999999" w:sz="1"/>
               <w:right w:val="single" w:color="999999" w:sz="1"/>
             </w:tcBorders>
-            <w:shd w:fill="F7F9FC" w:val="clear"/>
-            <w:tcMar>
-              <w:top w:type="dxa" w:w="60"/>
-              <w:left w:type="dxa" w:w="100"/>
-              <w:bottom w:type="dxa" w:w="60"/>
-              <w:right w:type="dxa" w:w="100"/>
-            </w:tcMar>
-          </w:tcPr>
-          <w:p>
-            <w:r>
-              <w:rPr>
-                <w:rFonts w:ascii="Arial" w:cs="Arial" w:eastAsia="Arial" w:hAnsi="Arial"/>
-                <w:sz w:val="20"/>
-                <w:szCs w:val="20"/>
-              </w:rPr>
-              <w:t>Within-subject coefficient of variation of the Reference / Test</w:t>
+            <w:tcMar>
+              <w:top w:type="dxa" w:w="60"/>
+              <w:left w:type="dxa" w:w="100"/>
+              <w:bottom w:type="dxa" w:w="60"/>
+              <w:right w:type="dxa" w:w="100"/>
+            </w:tcMar>
+          </w:tcPr>
+          <w:p>
+            <w:r>
+              <w:rPr>
+                <w:rFonts w:ascii="Arial" w:cs="Arial" w:eastAsia="Arial" w:hAnsi="Arial"/>
+                <w:sz w:val="20"/>
+                <w:szCs w:val="20"/>
+              </w:rPr>
+              <w:t xml:space="preserve">Below Limit of Quantification</w:t>
             </w:r>
           </w:p>
         </w:tc>
@@ -17790,6 +23599,7 @@
               <w:bottom w:val="single" w:color="999999" w:sz="1"/>
               <w:right w:val="single" w:color="999999" w:sz="1"/>
             </w:tcBorders>
+            <w:shd w:fill="F7F9FC" w:val="clear"/>
             <w:tcMar>
               <w:top w:type="dxa" w:w="60"/>
               <w:left w:type="dxa" w:w="100"/>
@@ -17806,7 +23616,7 @@
                 <w:sz w:val="20"/>
                 <w:szCs w:val="20"/>
               </w:rPr>
-              <w:t xml:space="preserve">FMEA</w:t>
+              <w:t xml:space="preserve">CDISC</w:t>
             </w:r>
           </w:p>
         </w:tc>
@@ -17819,21 +23629,22 @@
               <w:bottom w:val="single" w:color="999999" w:sz="1"/>
               <w:right w:val="single" w:color="999999" w:sz="1"/>
             </w:tcBorders>
-            <w:tcMar>
-              <w:top w:type="dxa" w:w="60"/>
-              <w:left w:type="dxa" w:w="100"/>
-              <w:bottom w:type="dxa" w:w="60"/>
-              <w:right w:type="dxa" w:w="100"/>
-            </w:tcMar>
-          </w:tcPr>
-          <w:p>
-            <w:r>
-              <w:rPr>
-                <w:rFonts w:ascii="Arial" w:cs="Arial" w:eastAsia="Arial" w:hAnsi="Arial"/>
-                <w:sz w:val="20"/>
-                <w:szCs w:val="20"/>
-              </w:rPr>
-              <w:t xml:space="preserve">Failure Mode and Effects Analysis</w:t>
+            <w:shd w:fill="F7F9FC" w:val="clear"/>
+            <w:tcMar>
+              <w:top w:type="dxa" w:w="60"/>
+              <w:left w:type="dxa" w:w="100"/>
+              <w:bottom w:type="dxa" w:w="60"/>
+              <w:right w:type="dxa" w:w="100"/>
+            </w:tcMar>
+          </w:tcPr>
+          <w:p>
+            <w:r>
+              <w:rPr>
+                <w:rFonts w:ascii="Arial" w:cs="Arial" w:eastAsia="Arial" w:hAnsi="Arial"/>
+                <w:sz w:val="20"/>
+                <w:szCs w:val="20"/>
+              </w:rPr>
+              <w:t xml:space="preserve">Clinical Data Interchange Standards Consortium</w:t>
             </w:r>
           </w:p>
         </w:tc>
@@ -17865,7 +23676,7 @@
                 <w:sz w:val="20"/>
                 <w:szCs w:val="20"/>
               </w:rPr>
-              <w:t xml:space="preserve">GAMP</w:t>
+              <w:t>Controlled installation</w:t>
             </w:r>
           </w:p>
         </w:tc>
@@ -17893,7 +23704,7 @@
                 <w:sz w:val="20"/>
                 <w:szCs w:val="20"/>
               </w:rPr>
-              <w:t xml:space="preserve">Good Automated Manufacturing Practice</w:t>
+              <w:t>An installation running in controlled mode on an organisation-run server, qualified for regulated use</w:t>
             </w:r>
           </w:p>
         </w:tc>
@@ -17908,6 +23719,7 @@
               <w:bottom w:val="single" w:color="999999" w:sz="1"/>
               <w:right w:val="single" w:color="999999" w:sz="1"/>
             </w:tcBorders>
+            <w:shd w:fill="F7F9FC" w:val="clear"/>
             <w:tcMar>
               <w:top w:type="dxa" w:w="60"/>
               <w:left w:type="dxa" w:w="100"/>
@@ -17924,7 +23736,7 @@
                 <w:sz w:val="20"/>
                 <w:szCs w:val="20"/>
               </w:rPr>
-              <w:t xml:space="preserve">GMR</w:t>
+              <w:t>Controlled mode</w:t>
             </w:r>
           </w:p>
         </w:tc>
@@ -17937,21 +23749,22 @@
               <w:bottom w:val="single" w:color="999999" w:sz="1"/>
               <w:right w:val="single" w:color="999999" w:sz="1"/>
             </w:tcBorders>
-            <w:tcMar>
-              <w:top w:type="dxa" w:w="60"/>
-              <w:left w:type="dxa" w:w="100"/>
-              <w:bottom w:type="dxa" w:w="60"/>
-              <w:right w:type="dxa" w:w="100"/>
-            </w:tcMar>
-          </w:tcPr>
-          <w:p>
-            <w:r>
-              <w:rPr>
-                <w:rFonts w:ascii="Arial" w:cs="Arial" w:eastAsia="Arial" w:hAnsi="Arial"/>
-                <w:sz w:val="20"/>
-                <w:szCs w:val="20"/>
-              </w:rPr>
-              <w:t xml:space="preserve">Geometric Mean Ratio</w:t>
+            <w:shd w:fill="F7F9FC" w:val="clear"/>
+            <w:tcMar>
+              <w:top w:type="dxa" w:w="60"/>
+              <w:left w:type="dxa" w:w="100"/>
+              <w:bottom w:type="dxa" w:w="60"/>
+              <w:right w:type="dxa" w:w="100"/>
+            </w:tcMar>
+          </w:tcPr>
+          <w:p>
+            <w:r>
+              <w:rPr>
+                <w:rFonts w:ascii="Arial" w:cs="Arial" w:eastAsia="Arial" w:hAnsi="Arial"/>
+                <w:sz w:val="20"/>
+                <w:szCs w:val="20"/>
+              </w:rPr>
+              <w:t>The mode with sign-in, audit trail, stored records and review signatures, switched on by NCA_GXP_DIR</w:t>
             </w:r>
           </w:p>
         </w:tc>
@@ -17983,7 +23796,7 @@
                 <w:sz w:val="20"/>
                 <w:szCs w:val="20"/>
               </w:rPr>
-              <w:t xml:space="preserve">NCA</w:t>
+              <w:t>CVwR / CVwT</w:t>
             </w:r>
           </w:p>
         </w:tc>
@@ -18011,7 +23824,7 @@
                 <w:sz w:val="20"/>
                 <w:szCs w:val="20"/>
               </w:rPr>
-              <w:t xml:space="preserve">Non-Compartmental Analysis</w:t>
+              <w:t>Within-subject coefficient of variation of the Reference / Test</w:t>
             </w:r>
           </w:p>
         </w:tc>
@@ -18042,7 +23855,7 @@
                 <w:sz w:val="20"/>
                 <w:szCs w:val="20"/>
               </w:rPr>
-              <w:t xml:space="preserve">URS</w:t>
+              <w:t xml:space="preserve">FMEA</w:t>
             </w:r>
           </w:p>
         </w:tc>
@@ -18069,7 +23882,7 @@
                 <w:sz w:val="20"/>
                 <w:szCs w:val="20"/>
               </w:rPr>
-              <w:t xml:space="preserve">User Requirement Specification</w:t>
+              <w:t xml:space="preserve">Failure Mode and Effects Analysis</w:t>
             </w:r>
           </w:p>
         </w:tc>
@@ -18101,7 +23914,7 @@
                 <w:sz w:val="20"/>
                 <w:szCs w:val="20"/>
               </w:rPr>
-              <w:t xml:space="preserve">λz</w:t>
+              <w:t xml:space="preserve">GAMP</w:t>
             </w:r>
           </w:p>
         </w:tc>
@@ -18129,7 +23942,7 @@
                 <w:sz w:val="20"/>
                 <w:szCs w:val="20"/>
               </w:rPr>
-              <w:t xml:space="preserve">Terminal elimination rate constant</w:t>
+              <w:t xml:space="preserve">Good Automated Manufacturing Practice</w:t>
             </w:r>
           </w:p>
         </w:tc>
@@ -18144,7 +23957,6 @@
               <w:bottom w:val="single" w:color="999999" w:sz="1"/>
               <w:right w:val="single" w:color="999999" w:sz="1"/>
             </w:tcBorders>
-            <w:shd w:fill="F7F9FC" w:val="clear"/>
             <w:tcMar>
               <w:top w:type="dxa" w:w="60"/>
               <w:left w:type="dxa" w:w="100"/>
@@ -18161,7 +23973,7 @@
                 <w:sz w:val="20"/>
                 <w:szCs w:val="20"/>
               </w:rPr>
-              <w:t>Partial AUC</w:t>
+              <w:t xml:space="preserve">GMR</w:t>
             </w:r>
           </w:p>
         </w:tc>
@@ -18174,22 +23986,21 @@
               <w:bottom w:val="single" w:color="999999" w:sz="1"/>
               <w:right w:val="single" w:color="999999" w:sz="1"/>
             </w:tcBorders>
-            <w:shd w:fill="F7F9FC" w:val="clear"/>
-            <w:tcMar>
-              <w:top w:type="dxa" w:w="60"/>
-              <w:left w:type="dxa" w:w="100"/>
-              <w:bottom w:type="dxa" w:w="60"/>
-              <w:right w:type="dxa" w:w="100"/>
-            </w:tcMar>
-          </w:tcPr>
-          <w:p>
-            <w:r>
-              <w:rPr>
-                <w:rFonts w:ascii="Arial" w:cs="Arial" w:eastAsia="Arial" w:hAnsi="Arial"/>
-                <w:sz w:val="20"/>
-                <w:szCs w:val="20"/>
-              </w:rPr>
-              <w:t>Area under the concentration-time curve over part of the profile, for example AUC from 0 to 30 min. The interval comes from the protocol or a product-specific guidance.</w:t>
+            <w:tcMar>
+              <w:top w:type="dxa" w:w="60"/>
+              <w:left w:type="dxa" w:w="100"/>
+              <w:bottom w:type="dxa" w:w="60"/>
+              <w:right w:type="dxa" w:w="100"/>
+            </w:tcMar>
+          </w:tcPr>
+          <w:p>
+            <w:r>
+              <w:rPr>
+                <w:rFonts w:ascii="Arial" w:cs="Arial" w:eastAsia="Arial" w:hAnsi="Arial"/>
+                <w:sz w:val="20"/>
+                <w:szCs w:val="20"/>
+              </w:rPr>
+              <w:t xml:space="preserve">Geometric Mean Ratio</w:t>
             </w:r>
           </w:p>
         </w:tc>
@@ -18221,7 +24032,7 @@
                 <w:sz w:val="20"/>
                 <w:szCs w:val="20"/>
               </w:rPr>
-              <w:t>Pivotal metric</w:t>
+              <w:t>ICH M13A</w:t>
             </w:r>
           </w:p>
         </w:tc>
@@ -18249,7 +24060,7 @@
                 <w:sz w:val="20"/>
                 <w:szCs w:val="20"/>
               </w:rPr>
-              <w:t>A bioequivalence metric that must meet the acceptance limits; it receives a verdict.</w:t>
+              <w:t>ICH guideline on bioequivalence for immediate-release solid oral dosage forms</w:t>
             </w:r>
           </w:p>
         </w:tc>
@@ -18281,7 +24092,7 @@
                 <w:sz w:val="20"/>
                 <w:szCs w:val="20"/>
               </w:rPr>
-              <w:t>Supportive metric</w:t>
+              <w:t>Inspector</w:t>
             </w:r>
           </w:p>
         </w:tc>
@@ -18309,7 +24120,7 @@
                 <w:sz w:val="20"/>
                 <w:szCs w:val="20"/>
               </w:rPr>
-              <w:t>A bioequivalence metric reported with its ratio and confidence interval, without a verdict.</w:t>
+              <w:t>Role with read-only access to records, the audit trail and the user overview</w:t>
             </w:r>
           </w:p>
         </w:tc>
@@ -18341,7 +24152,7 @@
                 <w:sz w:val="20"/>
                 <w:szCs w:val="20"/>
               </w:rPr>
-              <w:t>t (last measurable)</w:t>
+              <w:t xml:space="preserve">NCA</w:t>
             </w:r>
           </w:p>
         </w:tc>
@@ -18369,7 +24180,7 @@
                 <w:sz w:val="20"/>
                 <w:szCs w:val="20"/>
               </w:rPr>
-              <w:t>The time of the last measurable concentration of a profile; the end of an interval written as t.</w:t>
+              <w:t xml:space="preserve">Non-Compartmental Analysis</w:t>
             </w:r>
           </w:p>
         </w:tc>
@@ -18401,7 +24212,7 @@
                 <w:sz w:val="20"/>
                 <w:szCs w:val="20"/>
               </w:rPr>
-              <w:t>ICH M13A</w:t>
+              <w:t>Partial AUC</w:t>
             </w:r>
           </w:p>
         </w:tc>
@@ -18429,7 +24240,7 @@
                 <w:sz w:val="20"/>
                 <w:szCs w:val="20"/>
               </w:rPr>
-              <w:t>ICH guideline on bioequivalence for immediate-release solid oral dosage forms</w:t>
+              <w:t>Area under the concentration-time curve over part of the profile, for example AUC from 0 to 30 min. The interval comes from the protocol or a product-specific guidance.</w:t>
             </w:r>
           </w:p>
         </w:tc>
@@ -18461,7 +24272,7 @@
                 <w:sz w:val="20"/>
                 <w:szCs w:val="20"/>
               </w:rPr>
-              <w:t>RPN</w:t>
+              <w:t>Pivotal metric</w:t>
             </w:r>
           </w:p>
         </w:tc>
@@ -18489,7 +24300,7 @@
                 <w:sz w:val="20"/>
                 <w:szCs w:val="20"/>
               </w:rPr>
-              <w:t>Risk priority number: Severity x Occurrence x Detection</w:t>
+              <w:t>A bioequivalence metric that must meet the acceptance limits; it receives a verdict.</w:t>
             </w:r>
           </w:p>
         </w:tc>
@@ -18521,6 +24332,484 @@
                 <w:sz w:val="20"/>
                 <w:szCs w:val="20"/>
               </w:rPr>
+              <w:t>Reviewer</w:t>
+            </w:r>
+          </w:p>
+        </w:tc>
+        <w:tc>
+          <w:tcPr>
+            <w:tcW w:type="dxa" w:w="7360"/>
+            <w:tcBorders>
+              <w:top w:val="single" w:color="999999" w:sz="1"/>
+              <w:left w:val="single" w:color="999999" w:sz="1"/>
+              <w:bottom w:val="single" w:color="999999" w:sz="1"/>
+              <w:right w:val="single" w:color="999999" w:sz="1"/>
+            </w:tcBorders>
+            <w:shd w:fill="F7F9FC" w:val="clear"/>
+            <w:tcMar>
+              <w:top w:type="dxa" w:w="60"/>
+              <w:left w:type="dxa" w:w="100"/>
+              <w:bottom w:type="dxa" w:w="60"/>
+              <w:right w:type="dxa" w:w="100"/>
+            </w:tcMar>
+          </w:tcPr>
+          <w:p>
+            <w:r>
+              <w:rPr>
+                <w:rFonts w:ascii="Arial" w:cs="Arial" w:eastAsia="Arial" w:hAnsi="Arial"/>
+                <w:sz w:val="20"/>
+                <w:szCs w:val="20"/>
+              </w:rPr>
+              <w:t>Role that approves or rejects records made by others and signs audit trail reviews</w:t>
+            </w:r>
+          </w:p>
+        </w:tc>
+      </w:tr>
+      <w:tr>
+        <w:tc>
+          <w:tcPr>
+            <w:tcW w:type="dxa" w:w="2000"/>
+            <w:tcBorders>
+              <w:top w:val="single" w:color="999999" w:sz="1"/>
+              <w:left w:val="single" w:color="999999" w:sz="1"/>
+              <w:bottom w:val="single" w:color="999999" w:sz="1"/>
+              <w:right w:val="single" w:color="999999" w:sz="1"/>
+            </w:tcBorders>
+            <w:shd w:fill="F7F9FC" w:val="clear"/>
+            <w:tcMar>
+              <w:top w:type="dxa" w:w="60"/>
+              <w:left w:type="dxa" w:w="100"/>
+              <w:bottom w:type="dxa" w:w="60"/>
+              <w:right w:type="dxa" w:w="100"/>
+            </w:tcMar>
+          </w:tcPr>
+          <w:p>
+            <w:r>
+              <w:rPr>
+                <w:rFonts w:ascii="Arial" w:cs="Arial" w:eastAsia="Arial" w:hAnsi="Arial"/>
+                <w:b/>
+                <w:bCs/>
+                <w:sz w:val="20"/>
+                <w:szCs w:val="20"/>
+              </w:rPr>
+              <w:t>RPN</w:t>
+            </w:r>
+          </w:p>
+        </w:tc>
+        <w:tc>
+          <w:tcPr>
+            <w:tcW w:type="dxa" w:w="7360"/>
+            <w:tcBorders>
+              <w:top w:val="single" w:color="999999" w:sz="1"/>
+              <w:left w:val="single" w:color="999999" w:sz="1"/>
+              <w:bottom w:val="single" w:color="999999" w:sz="1"/>
+              <w:right w:val="single" w:color="999999" w:sz="1"/>
+            </w:tcBorders>
+            <w:shd w:fill="F7F9FC" w:val="clear"/>
+            <w:tcMar>
+              <w:top w:type="dxa" w:w="60"/>
+              <w:left w:type="dxa" w:w="100"/>
+              <w:bottom w:type="dxa" w:w="60"/>
+              <w:right w:type="dxa" w:w="100"/>
+            </w:tcMar>
+          </w:tcPr>
+          <w:p>
+            <w:r>
+              <w:rPr>
+                <w:rFonts w:ascii="Arial" w:cs="Arial" w:eastAsia="Arial" w:hAnsi="Arial"/>
+                <w:sz w:val="20"/>
+                <w:szCs w:val="20"/>
+              </w:rPr>
+              <w:t>Risk priority number: Severity x Occurrence x Detection</w:t>
+            </w:r>
+          </w:p>
+        </w:tc>
+      </w:tr>
+      <w:tr>
+        <w:tc>
+          <w:tcPr>
+            <w:tcW w:type="dxa" w:w="2000"/>
+            <w:tcBorders>
+              <w:top w:val="single" w:color="999999" w:sz="1"/>
+              <w:left w:val="single" w:color="999999" w:sz="1"/>
+              <w:bottom w:val="single" w:color="999999" w:sz="1"/>
+              <w:right w:val="single" w:color="999999" w:sz="1"/>
+            </w:tcBorders>
+            <w:shd w:fill="F7F9FC" w:val="clear"/>
+            <w:tcMar>
+              <w:top w:type="dxa" w:w="60"/>
+              <w:left w:type="dxa" w:w="100"/>
+              <w:bottom w:type="dxa" w:w="60"/>
+              <w:right w:type="dxa" w:w="100"/>
+            </w:tcMar>
+          </w:tcPr>
+          <w:p>
+            <w:r>
+              <w:rPr>
+                <w:rFonts w:ascii="Arial" w:cs="Arial" w:eastAsia="Arial" w:hAnsi="Arial"/>
+                <w:b/>
+                <w:bCs/>
+                <w:sz w:val="20"/>
+                <w:szCs w:val="20"/>
+              </w:rPr>
+              <w:t>Signature sheet</w:t>
+            </w:r>
+          </w:p>
+        </w:tc>
+        <w:tc>
+          <w:tcPr>
+            <w:tcW w:type="dxa" w:w="7360"/>
+            <w:tcBorders>
+              <w:top w:val="single" w:color="999999" w:sz="1"/>
+              <w:left w:val="single" w:color="999999" w:sz="1"/>
+              <w:bottom w:val="single" w:color="999999" w:sz="1"/>
+              <w:right w:val="single" w:color="999999" w:sz="1"/>
+            </w:tcBorders>
+            <w:shd w:fill="F7F9FC" w:val="clear"/>
+            <w:tcMar>
+              <w:top w:type="dxa" w:w="60"/>
+              <w:left w:type="dxa" w:w="100"/>
+              <w:bottom w:type="dxa" w:w="60"/>
+              <w:right w:type="dxa" w:w="100"/>
+            </w:tcMar>
+          </w:tcPr>
+          <w:p>
+            <w:r>
+              <w:rPr>
+                <w:rFonts w:ascii="Arial" w:cs="Arial" w:eastAsia="Arial" w:hAnsi="Arial"/>
+                <w:sz w:val="20"/>
+                <w:szCs w:val="20"/>
+              </w:rPr>
+              <w:t>The human-readable manifestation of a record's signatures: printed names, UTC times, meanings, audit entries and validity</w:t>
+            </w:r>
+          </w:p>
+        </w:tc>
+      </w:tr>
+      <w:tr>
+        <w:tc>
+          <w:tcPr>
+            <w:tcW w:type="dxa" w:w="2000"/>
+            <w:tcBorders>
+              <w:top w:val="single" w:color="999999" w:sz="1"/>
+              <w:left w:val="single" w:color="999999" w:sz="1"/>
+              <w:bottom w:val="single" w:color="999999" w:sz="1"/>
+              <w:right w:val="single" w:color="999999" w:sz="1"/>
+            </w:tcBorders>
+            <w:shd w:fill="F7F9FC" w:val="clear"/>
+            <w:tcMar>
+              <w:top w:type="dxa" w:w="60"/>
+              <w:left w:type="dxa" w:w="100"/>
+              <w:bottom w:type="dxa" w:w="60"/>
+              <w:right w:type="dxa" w:w="100"/>
+            </w:tcMar>
+          </w:tcPr>
+          <w:p>
+            <w:r>
+              <w:rPr>
+                <w:rFonts w:ascii="Arial" w:cs="Arial" w:eastAsia="Arial" w:hAnsi="Arial"/>
+                <w:b/>
+                <w:bCs/>
+                <w:sz w:val="20"/>
+                <w:szCs w:val="20"/>
+              </w:rPr>
+              <w:t>Supportive metric</w:t>
+            </w:r>
+          </w:p>
+        </w:tc>
+        <w:tc>
+          <w:tcPr>
+            <w:tcW w:type="dxa" w:w="7360"/>
+            <w:tcBorders>
+              <w:top w:val="single" w:color="999999" w:sz="1"/>
+              <w:left w:val="single" w:color="999999" w:sz="1"/>
+              <w:bottom w:val="single" w:color="999999" w:sz="1"/>
+              <w:right w:val="single" w:color="999999" w:sz="1"/>
+            </w:tcBorders>
+            <w:shd w:fill="F7F9FC" w:val="clear"/>
+            <w:tcMar>
+              <w:top w:type="dxa" w:w="60"/>
+              <w:left w:type="dxa" w:w="100"/>
+              <w:bottom w:type="dxa" w:w="60"/>
+              <w:right w:type="dxa" w:w="100"/>
+            </w:tcMar>
+          </w:tcPr>
+          <w:p>
+            <w:r>
+              <w:rPr>
+                <w:rFonts w:ascii="Arial" w:cs="Arial" w:eastAsia="Arial" w:hAnsi="Arial"/>
+                <w:sz w:val="20"/>
+                <w:szCs w:val="20"/>
+              </w:rPr>
+              <w:t>A bioequivalence metric reported with its ratio and confidence interval, without a verdict.</w:t>
+            </w:r>
+          </w:p>
+        </w:tc>
+      </w:tr>
+      <w:tr>
+        <w:tc>
+          <w:tcPr>
+            <w:tcW w:type="dxa" w:w="2000"/>
+            <w:tcBorders>
+              <w:top w:val="single" w:color="999999" w:sz="1"/>
+              <w:left w:val="single" w:color="999999" w:sz="1"/>
+              <w:bottom w:val="single" w:color="999999" w:sz="1"/>
+              <w:right w:val="single" w:color="999999" w:sz="1"/>
+            </w:tcBorders>
+            <w:shd w:fill="F7F9FC" w:val="clear"/>
+            <w:tcMar>
+              <w:top w:type="dxa" w:w="60"/>
+              <w:left w:type="dxa" w:w="100"/>
+              <w:bottom w:type="dxa" w:w="60"/>
+              <w:right w:type="dxa" w:w="100"/>
+            </w:tcMar>
+          </w:tcPr>
+          <w:p>
+            <w:r>
+              <w:rPr>
+                <w:rFonts w:ascii="Arial" w:cs="Arial" w:eastAsia="Arial" w:hAnsi="Arial"/>
+                <w:b/>
+                <w:bCs/>
+                <w:sz w:val="20"/>
+                <w:szCs w:val="20"/>
+              </w:rPr>
+              <w:t>System owner</w:t>
+            </w:r>
+          </w:p>
+        </w:tc>
+        <w:tc>
+          <w:tcPr>
+            <w:tcW w:type="dxa" w:w="7360"/>
+            <w:tcBorders>
+              <w:top w:val="single" w:color="999999" w:sz="1"/>
+              <w:left w:val="single" w:color="999999" w:sz="1"/>
+              <w:bottom w:val="single" w:color="999999" w:sz="1"/>
+              <w:right w:val="single" w:color="999999" w:sz="1"/>
+            </w:tcBorders>
+            <w:shd w:fill="F7F9FC" w:val="clear"/>
+            <w:tcMar>
+              <w:top w:type="dxa" w:w="60"/>
+              <w:left w:type="dxa" w:w="100"/>
+              <w:bottom w:type="dxa" w:w="60"/>
+              <w:right w:type="dxa" w:w="100"/>
+            </w:tcMar>
+          </w:tcPr>
+          <w:p>
+            <w:r>
+              <w:rPr>
+                <w:rFonts w:ascii="Arial" w:cs="Arial" w:eastAsia="Arial" w:hAnsi="Arial"/>
+                <w:sz w:val="20"/>
+                <w:szCs w:val="20"/>
+              </w:rPr>
+              <w:t>The person who administers accounts and archives on the server with manage_users.R; not an analyst or reviewer on the same studies</w:t>
+            </w:r>
+          </w:p>
+        </w:tc>
+      </w:tr>
+      <w:tr>
+        <w:tc>
+          <w:tcPr>
+            <w:tcW w:type="dxa" w:w="2000"/>
+            <w:tcBorders>
+              <w:top w:val="single" w:color="999999" w:sz="1"/>
+              <w:left w:val="single" w:color="999999" w:sz="1"/>
+              <w:bottom w:val="single" w:color="999999" w:sz="1"/>
+              <w:right w:val="single" w:color="999999" w:sz="1"/>
+            </w:tcBorders>
+            <w:shd w:fill="F7F9FC" w:val="clear"/>
+            <w:tcMar>
+              <w:top w:type="dxa" w:w="60"/>
+              <w:left w:type="dxa" w:w="100"/>
+              <w:bottom w:type="dxa" w:w="60"/>
+              <w:right w:type="dxa" w:w="100"/>
+            </w:tcMar>
+          </w:tcPr>
+          <w:p>
+            <w:r>
+              <w:rPr>
+                <w:rFonts w:ascii="Arial" w:cs="Arial" w:eastAsia="Arial" w:hAnsi="Arial"/>
+                <w:b/>
+                <w:bCs/>
+                <w:sz w:val="20"/>
+                <w:szCs w:val="20"/>
+              </w:rPr>
+              <w:t>t (last measurable)</w:t>
+            </w:r>
+          </w:p>
+        </w:tc>
+        <w:tc>
+          <w:tcPr>
+            <w:tcW w:type="dxa" w:w="7360"/>
+            <w:tcBorders>
+              <w:top w:val="single" w:color="999999" w:sz="1"/>
+              <w:left w:val="single" w:color="999999" w:sz="1"/>
+              <w:bottom w:val="single" w:color="999999" w:sz="1"/>
+              <w:right w:val="single" w:color="999999" w:sz="1"/>
+            </w:tcBorders>
+            <w:shd w:fill="F7F9FC" w:val="clear"/>
+            <w:tcMar>
+              <w:top w:type="dxa" w:w="60"/>
+              <w:left w:type="dxa" w:w="100"/>
+              <w:bottom w:type="dxa" w:w="60"/>
+              <w:right w:type="dxa" w:w="100"/>
+            </w:tcMar>
+          </w:tcPr>
+          <w:p>
+            <w:r>
+              <w:rPr>
+                <w:rFonts w:ascii="Arial" w:cs="Arial" w:eastAsia="Arial" w:hAnsi="Arial"/>
+                <w:sz w:val="20"/>
+                <w:szCs w:val="20"/>
+              </w:rPr>
+              <w:t>The time of the last measurable concentration of a profile; the end of an interval written as t.</w:t>
+            </w:r>
+          </w:p>
+        </w:tc>
+      </w:tr>
+      <w:tr>
+        <w:tc>
+          <w:tcPr>
+            <w:tcW w:type="dxa" w:w="2000"/>
+            <w:tcBorders>
+              <w:top w:val="single" w:color="999999" w:sz="1"/>
+              <w:left w:val="single" w:color="999999" w:sz="1"/>
+              <w:bottom w:val="single" w:color="999999" w:sz="1"/>
+              <w:right w:val="single" w:color="999999" w:sz="1"/>
+            </w:tcBorders>
+            <w:shd w:fill="F7F9FC" w:val="clear"/>
+            <w:tcMar>
+              <w:top w:type="dxa" w:w="60"/>
+              <w:left w:type="dxa" w:w="100"/>
+              <w:bottom w:type="dxa" w:w="60"/>
+              <w:right w:type="dxa" w:w="100"/>
+            </w:tcMar>
+          </w:tcPr>
+          <w:p>
+            <w:r>
+              <w:rPr>
+                <w:rFonts w:ascii="Arial" w:cs="Arial" w:eastAsia="Arial" w:hAnsi="Arial"/>
+                <w:b/>
+                <w:bCs/>
+                <w:sz w:val="20"/>
+                <w:szCs w:val="20"/>
+              </w:rPr>
+              <w:t>Trail review</w:t>
+            </w:r>
+          </w:p>
+        </w:tc>
+        <w:tc>
+          <w:tcPr>
+            <w:tcW w:type="dxa" w:w="7360"/>
+            <w:tcBorders>
+              <w:top w:val="single" w:color="999999" w:sz="1"/>
+              <w:left w:val="single" w:color="999999" w:sz="1"/>
+              <w:bottom w:val="single" w:color="999999" w:sz="1"/>
+              <w:right w:val="single" w:color="999999" w:sz="1"/>
+            </w:tcBorders>
+            <w:shd w:fill="F7F9FC" w:val="clear"/>
+            <w:tcMar>
+              <w:top w:type="dxa" w:w="60"/>
+              <w:left w:type="dxa" w:w="100"/>
+              <w:bottom w:type="dxa" w:w="60"/>
+              <w:right w:type="dxa" w:w="100"/>
+            </w:tcMar>
+          </w:tcPr>
+          <w:p>
+            <w:r>
+              <w:rPr>
+                <w:rFonts w:ascii="Arial" w:cs="Arial" w:eastAsia="Arial" w:hAnsi="Arial"/>
+                <w:sz w:val="20"/>
+                <w:szCs w:val="20"/>
+              </w:rPr>
+              <w:t>A signed statement by a reviewer that the audit trail was reviewed for a stated period</w:t>
+            </w:r>
+          </w:p>
+        </w:tc>
+      </w:tr>
+      <w:tr>
+        <w:tc>
+          <w:tcPr>
+            <w:tcW w:type="dxa" w:w="2000"/>
+            <w:tcBorders>
+              <w:top w:val="single" w:color="999999" w:sz="1"/>
+              <w:left w:val="single" w:color="999999" w:sz="1"/>
+              <w:bottom w:val="single" w:color="999999" w:sz="1"/>
+              <w:right w:val="single" w:color="999999" w:sz="1"/>
+            </w:tcBorders>
+            <w:tcMar>
+              <w:top w:type="dxa" w:w="60"/>
+              <w:left w:type="dxa" w:w="100"/>
+              <w:bottom w:type="dxa" w:w="60"/>
+              <w:right w:type="dxa" w:w="100"/>
+            </w:tcMar>
+          </w:tcPr>
+          <w:p>
+            <w:r>
+              <w:rPr>
+                <w:rFonts w:ascii="Arial" w:cs="Arial" w:eastAsia="Arial" w:hAnsi="Arial"/>
+                <w:b/>
+                <w:bCs/>
+                <w:sz w:val="20"/>
+                <w:szCs w:val="20"/>
+              </w:rPr>
+              <w:t xml:space="preserve">URS</w:t>
+            </w:r>
+          </w:p>
+        </w:tc>
+        <w:tc>
+          <w:tcPr>
+            <w:tcW w:type="dxa" w:w="7360"/>
+            <w:tcBorders>
+              <w:top w:val="single" w:color="999999" w:sz="1"/>
+              <w:left w:val="single" w:color="999999" w:sz="1"/>
+              <w:bottom w:val="single" w:color="999999" w:sz="1"/>
+              <w:right w:val="single" w:color="999999" w:sz="1"/>
+            </w:tcBorders>
+            <w:tcMar>
+              <w:top w:type="dxa" w:w="60"/>
+              <w:left w:type="dxa" w:w="100"/>
+              <w:bottom w:type="dxa" w:w="60"/>
+              <w:right w:type="dxa" w:w="100"/>
+            </w:tcMar>
+          </w:tcPr>
+          <w:p>
+            <w:r>
+              <w:rPr>
+                <w:rFonts w:ascii="Arial" w:cs="Arial" w:eastAsia="Arial" w:hAnsi="Arial"/>
+                <w:sz w:val="20"/>
+                <w:szCs w:val="20"/>
+              </w:rPr>
+              <w:t xml:space="preserve">User Requirement Specification</w:t>
+            </w:r>
+          </w:p>
+        </w:tc>
+      </w:tr>
+      <w:tr>
+        <w:tc>
+          <w:tcPr>
+            <w:tcW w:type="dxa" w:w="2000"/>
+            <w:tcBorders>
+              <w:top w:val="single" w:color="999999" w:sz="1"/>
+              <w:left w:val="single" w:color="999999" w:sz="1"/>
+              <w:bottom w:val="single" w:color="999999" w:sz="1"/>
+              <w:right w:val="single" w:color="999999" w:sz="1"/>
+            </w:tcBorders>
+            <w:shd w:fill="F7F9FC" w:val="clear"/>
+            <w:tcMar>
+              <w:top w:type="dxa" w:w="60"/>
+              <w:left w:type="dxa" w:w="100"/>
+              <w:bottom w:type="dxa" w:w="60"/>
+              <w:right w:type="dxa" w:w="100"/>
+            </w:tcMar>
+          </w:tcPr>
+          <w:p>
+            <w:r>
+              <w:rPr>
+                <w:rFonts w:ascii="Arial" w:cs="Arial" w:eastAsia="Arial" w:hAnsi="Arial"/>
+                <w:b/>
+                <w:bCs/>
+                <w:sz w:val="20"/>
+                <w:szCs w:val="20"/>
+              </w:rPr>
               <w:t>WCAG</w:t>
             </w:r>
           </w:p>
@@ -18550,6 +24839,66 @@
                 <w:szCs w:val="20"/>
               </w:rPr>
               <w:t>Web Content Accessibility Guidelines</w:t>
+            </w:r>
+          </w:p>
+        </w:tc>
+      </w:tr>
+      <w:tr>
+        <w:tc>
+          <w:tcPr>
+            <w:tcW w:type="dxa" w:w="2000"/>
+            <w:tcBorders>
+              <w:top w:val="single" w:color="999999" w:sz="1"/>
+              <w:left w:val="single" w:color="999999" w:sz="1"/>
+              <w:bottom w:val="single" w:color="999999" w:sz="1"/>
+              <w:right w:val="single" w:color="999999" w:sz="1"/>
+            </w:tcBorders>
+            <w:shd w:fill="F7F9FC" w:val="clear"/>
+            <w:tcMar>
+              <w:top w:type="dxa" w:w="60"/>
+              <w:left w:type="dxa" w:w="100"/>
+              <w:bottom w:type="dxa" w:w="60"/>
+              <w:right w:type="dxa" w:w="100"/>
+            </w:tcMar>
+          </w:tcPr>
+          <w:p>
+            <w:r>
+              <w:rPr>
+                <w:rFonts w:ascii="Arial" w:cs="Arial" w:eastAsia="Arial" w:hAnsi="Arial"/>
+                <w:b/>
+                <w:bCs/>
+                <w:sz w:val="20"/>
+                <w:szCs w:val="20"/>
+              </w:rPr>
+              <w:t xml:space="preserve">λz</w:t>
+            </w:r>
+          </w:p>
+        </w:tc>
+        <w:tc>
+          <w:tcPr>
+            <w:tcW w:type="dxa" w:w="7360"/>
+            <w:tcBorders>
+              <w:top w:val="single" w:color="999999" w:sz="1"/>
+              <w:left w:val="single" w:color="999999" w:sz="1"/>
+              <w:bottom w:val="single" w:color="999999" w:sz="1"/>
+              <w:right w:val="single" w:color="999999" w:sz="1"/>
+            </w:tcBorders>
+            <w:shd w:fill="F7F9FC" w:val="clear"/>
+            <w:tcMar>
+              <w:top w:type="dxa" w:w="60"/>
+              <w:left w:type="dxa" w:w="100"/>
+              <w:bottom w:type="dxa" w:w="60"/>
+              <w:right w:type="dxa" w:w="100"/>
+            </w:tcMar>
+          </w:tcPr>
+          <w:p>
+            <w:r>
+              <w:rPr>
+                <w:rFonts w:ascii="Arial" w:cs="Arial" w:eastAsia="Arial" w:hAnsi="Arial"/>
+                <w:sz w:val="20"/>
+                <w:szCs w:val="20"/>
+              </w:rPr>
+              <w:t xml:space="preserve">Terminal elimination rate constant</w:t>
             </w:r>
           </w:p>
         </w:tc>

--- a/validation/NCA_Assistant_URS.docx
+++ b/validation/NCA_Assistant_URS.docx
@@ -20648,7 +20648,7 @@
                 <w:sz w:val="20"/>
                 <w:szCs w:val="20"/>
               </w:rPr>
-              <w:t>The audit trail shall record who, with which role and organisation, did what, when (UTC) and on which data, for every event of the handoff's event list, and shall not be changeable through the app.</w:t>
+              <w:t>The audit trail shall record who, with which role and organisation, did what, when (UTC) and on which data, for every sign-in, data load, analysis run, download, record, signature, password or account change, security alert and trail check, and shall not be changeable through the app.</w:t>
             </w:r>
           </w:p>
         </w:tc>

--- a/validation/NCA_Assistant_URS.docx
+++ b/validation/NCA_Assistant_URS.docx
@@ -411,7 +411,7 @@
           <w:sz w:val="22"/>
           <w:szCs w:val="22"/>
         </w:rPr>
-        <w:t>This User Requirement Specification defines the functional and quality requirements for NCA Assistant vX.Y.Z, an open-source R/Shiny application for pharmacokinetic non-compartmental analysis, bioequivalence testing, data visualization, and study planning.</w:t>
+        <w:t>This User Requirement Specification defines the functional and quality requirements for NCA Assistant v1.8.0, an open-source R/Shiny application for pharmacokinetic non-compartmental analysis, bioequivalence testing, data visualization, and study planning.</w:t>
       </w:r>
     </w:p>
     <w:p>
@@ -448,7 +448,7 @@
           <w:sz w:val="22"/>
           <w:szCs w:val="22"/>
         </w:rPr>
-        <w:t>NCA Assistant vX.Y.Z provides six workflow paths accessible from a central hub: (1) Plan a Study, (2) Upload &amp; Check Data (flat files, or CDISC ADNCA datasets through a separate upload option), (3) Visualize Data, (4) Analyze One Subject at a Time, (5) Analyze All Subjects, (6) Bioequivalence Testing. Paths 4, 5 and 6 also report partial AUCs over intervals entered by the user, and path 6 compares them. The data-processing pipeline (R/pipeline.R) is shared by the app, the validation script and the reproduction scripts shipped in every Analysis Record. GAMP 5 Category 5 custom application. The app performs average bioequivalence only; it does not perform reference-scaled (ABEL, RSABE) or NTID analyses, which Plan a Study can plan. It is not affiliated with, endorsed by, or certified by CDISC.</w:t>
+        <w:t>NCA Assistant v1.8.0 provides six workflow paths accessible from a central hub: (1) Plan a Study, (2) Upload &amp; Check Data (flat files, or CDISC ADNCA datasets through a separate upload option), (3) Visualize Data, (4) Analyze One Subject at a Time, (5) Analyze All Subjects, (6) Bioequivalence Testing. Paths 4, 5 and 6 also report partial AUCs over intervals entered by the user, and path 6 compares them. The data-processing pipeline (R/pipeline.R) is shared by the app, the validation script and the reproduction scripts shipped in every Analysis Record. GAMP 5 Category 5 custom application. The app performs average bioequivalence only; it does not perform reference-scaled (ABEL, RSABE) or NTID analyses, which Plan a Study can plan. It is not affiliated with, endorsed by, or certified by CDISC.</w:t>
       </w:r>
     </w:p>
     <w:p>
@@ -24907,6 +24907,7 @@
     <w:sectPr>
       <w:headerReference w:type="default" r:id="rId7"/>
       <w:footerReference w:type="default" r:id="rId8"/>
+      <w:headerReference w:type="first" r:id="rId10"/>
       <w:pgSz w:w="12240" w:h="15840" w:orient="portrait"/>
       <w:pgMar w:top="1440" w:right="1440" w:bottom="1440" w:left="1440" w:header="708" w:footer="708" w:gutter="0"/>
       <w:pgNumType/>
@@ -25038,6 +25039,16 @@
       </w:rPr>
       <w:t xml:space="preserve">NCA Assistant — User Requirement Specification</w:t>
     </w:r>
+  </w:p>
+</w:hdr>
+</file>
+
+<file path=word/header2.xml><?xml version="1.0" encoding="utf-8"?>
+<w:hdr xmlns:m="http://schemas.openxmlformats.org/officeDocument/2006/math" xmlns:mc="http://schemas.openxmlformats.org/markup-compatibility/2006" xmlns:mo="http://schemas.microsoft.com/office/mac/office/2008/main" xmlns:mv="urn:schemas-microsoft-com:mac:vml" xmlns:o="urn:schemas-microsoft-com:office:office" xmlns:r="http://schemas.openxmlformats.org/officeDocument/2006/relationships" xmlns:v="urn:schemas-microsoft-com:vml" xmlns:w10="urn:schemas-microsoft-com:office:word" xmlns:w14="http://schemas.microsoft.com/office/word/2010/wordml" xmlns:w="http://schemas.openxmlformats.org/wordprocessingml/2006/main" xmlns:wne="http://schemas.microsoft.com/office/word/2006/wordml" xmlns:wp14="http://schemas.microsoft.com/office/word/2010/wordprocessingDrawing" xmlns:wp="http://schemas.openxmlformats.org/drawingml/2006/wordprocessingDrawing" xmlns:wpc="http://schemas.microsoft.com/office/word/2010/wordprocessingCanvas" xmlns:wpg="http://schemas.microsoft.com/office/word/2010/wordprocessingGroup" xmlns:wpi="http://schemas.microsoft.com/office/word/2010/wordprocessingInk" xmlns:wps="http://schemas.microsoft.com/office/word/2010/wordprocessingShape" mc:Ignorable="w14 wp14">
+  <w:p>
+    <w:pPr>
+      <w:pStyle w:val="Header"/>
+    </w:pPr>
   </w:p>
 </w:hdr>
 </file>

--- a/validation/NCA_Assistant_URS.docx
+++ b/validation/NCA_Assistant_URS.docx
@@ -1739,7 +1739,7 @@
                 <w:sz w:val="20"/>
                 <w:szCs w:val="20"/>
               </w:rPr>
-              <w:t>Rules applied per profile in time order; values set by a rule are not used for lambda-z (ICH M13A); Rule 4 leaves values after the last measurable concentration missing; pre-dose BLQ is 0; the rule is recorded. Tests: DAT-BLQ-01, DAT-BLQ-04, REG-BLQ-01, REG-BLQ-02, REL-17, REL-18, REL-58</w:t>
+              <w:t>Rules applied per profile in time order; values set by a rule are not used for lambda-z (ICH M13A); Rule 4 leaves values after the last measurable concentration missing; pre-dose BLQ is 0; the rule is recorded. Tests: DAT-BLQ-01, DAT-BLQ-04, REG-BLQ-01, REG-BLQ-02, REL-17, REL-18, REL-58, ADV-02, ADV-03</w:t>
             </w:r>
           </w:p>
         </w:tc>
@@ -2121,7 +2121,7 @@
                 <w:sz w:val="20"/>
                 <w:szCs w:val="20"/>
               </w:rPr>
-              <w:t>Parameters from lambda-z are left empty below the adjusted R-squared threshold (0.70); the review shows the fit the results use; manual selections are checked (positive slope, at least 2 points) and recorded in the Analysis Record. Tests: NCA-LZ-02, REV3-03, REV3-05, OQ-81, NCA-OV-02, REL-33, REL-42</w:t>
+              <w:t>Parameters from lambda-z are left empty below the adjusted R-squared threshold (0.70); the review shows the fit the results use; manual selections are checked (positive slope, at least 2 points) and recorded in the Analysis Record. Tests: NCA-LZ-02, REV3-03, REV3-05, OQ-81, NCA-OV-02, REL-33, REL-42, ADV-02</w:t>
             </w:r>
           </w:p>
         </w:tc>
@@ -2312,7 +2312,7 @@
                 <w:sz w:val="20"/>
                 <w:szCs w:val="20"/>
               </w:rPr>
-              <w:t>Doses matched by profile, never by position; an ambiguous dose vector is refused; varying doses give a warning. Tests: REG-DOSE-01, REG-DOSE-02, REG-DOSE-03, REV-01, REL-48</w:t>
+              <w:t>Doses matched by profile, never by position; an ambiguous dose vector is refused; varying doses give a warning. Tests: REG-DOSE-01, REG-DOSE-02, REG-DOSE-03, REV-01, REL-48, ADV-05</w:t>
             </w:r>
           </w:p>
         </w:tc>
@@ -2503,7 +2503,7 @@
                 <w:sz w:val="20"/>
                 <w:szCs w:val="20"/>
               </w:rPr>
-              <w:t>Tau is required; AUCtau runs from 0 to tau; CL and V use AUCtau; single-dose Vss and MRT are left empty; a missing pre-dose sample is reported. Tests: REV4-01, REV4-02, REV4-03, REL-35, REL-50</w:t>
+              <w:t>Tau is required; AUCtau runs from 0 to tau; CL and V use AUCtau; single-dose Vss and MRT are left empty; a missing pre-dose sample is reported. Tests: REV4-01, REV4-02, REV4-03, REL-35, REL-50, ADV-06</w:t>
             </w:r>
           </w:p>
         </w:tc>
@@ -3649,7 +3649,7 @@
                 <w:sz w:val="20"/>
                 <w:szCs w:val="20"/>
               </w:rPr>
-              <w:t>Sample size and power come from PowerTOST with the design and method named; the CV type follows the design; results are cleared when an input changes. Tests: PWR-SS-01, REV2-04, REV2-05, REL-14, REL-23, REL-28</w:t>
+              <w:t>Sample size and power come from PowerTOST with the design and method named; the CV type follows the design; results are cleared when an input changes. Tests: PWR-SS-01, REV2-04, REV2-05, REL-14, REL-23, REL-28, ADV-12</w:t>
             </w:r>
           </w:p>
         </w:tc>
@@ -4031,7 +4031,7 @@
                 <w:sz w:val="20"/>
                 <w:szCs w:val="20"/>
               </w:rPr>
-              <w:t>The record ships the pipeline and runs the reproduction at creation; three-way SHA-256 manifest; a changed file or a parameter on one side only is DIFFERENT. Tests: REC-01, REC-05, EXP-CMP-01, EXP-MN-01, REL-26</w:t>
+              <w:t>The record ships the pipeline and runs the reproduction at creation; three-way SHA-256 manifest; a changed file or a parameter on one side only is DIFFERENT. Tests: REC-01, REC-05, EXP-CMP-01, EXP-MN-01, REL-26, ADV-10</w:t>
             </w:r>
           </w:p>
         </w:tc>
@@ -4222,7 +4222,7 @@
                 <w:sz w:val="20"/>
                 <w:szCs w:val="20"/>
               </w:rPr>
-              <w:t>Release manifest and package lockfile with IQ checks; app and package versions in every record; the hosted instance is outside the validation scope. Tests: IQ-APP-02, IQ-REL-01, IQ-REL-02, EXP-VR-03, REL-31</w:t>
+              <w:t>Release manifest and package lockfile with IQ checks; app and package versions in every record; the hosted instance is outside the validation scope. Tests: IQ-APP-02, IQ-REL-01, IQ-REL-02, EXP-VR-03, REL-31, ADV-08, ADV-11</w:t>
             </w:r>
           </w:p>
         </w:tc>
@@ -4413,7 +4413,7 @@
                 <w:sz w:val="20"/>
                 <w:szCs w:val="20"/>
               </w:rPr>
-              <w:t>Data notice on the About and Upload pages; no persistent storage; records in private temporary folders. Residual RPN 32 accepted: the control is procedural, and regulated use requires a local installation (URS-GEN-07). Tests: UI-NS-01, REL-27</w:t>
+              <w:t>Data notice on the About and Upload pages; no persistent storage; records in private temporary folders. Residual RPN 32 accepted: the control is procedural, and regulated use requires a local installation (URS-GEN-07). Tests: UI-NS-01, REL-27, ADV-04</w:t>
             </w:r>
           </w:p>
         </w:tc>
@@ -6514,7 +6514,7 @@
                 <w:sz w:val="20"/>
                 <w:szCs w:val="20"/>
               </w:rPr>
-              <w:t>Personal accounts; user ID and password at every signature; two-factor sign-in to the network; written policy and training (procedure). Tests: GXP-19, GXP-28</w:t>
+              <w:t>Personal accounts; user ID and password at every signature; two-factor sign-in to the network; written policy and training (procedure). Tests: GXP-19, GXP-28, ADV-07, ADV-09</w:t>
             </w:r>
           </w:p>
         </w:tc>
@@ -8425,6 +8425,197 @@
                 <w:szCs w:val="20"/>
               </w:rPr>
               <w:t>Every capability is checked on the server, not only by hiding buttons. Tests: GXP-28, GXP-38, MAN-GXP-12</w:t>
+            </w:r>
+          </w:p>
+        </w:tc>
+      </w:tr>
+      <w:tr>
+        <w:tc>
+          <w:tcPr>
+            <w:tcW w:type="dxa" w:w="1200"/>
+            <w:tcBorders>
+              <w:top w:val="single" w:color="999999" w:sz="1"/>
+              <w:left w:val="single" w:color="999999" w:sz="1"/>
+              <w:bottom w:val="single" w:color="999999" w:sz="1"/>
+              <w:right w:val="single" w:color="999999" w:sz="1"/>
+            </w:tcBorders>
+            <w:tcMar>
+              <w:top w:type="dxa" w:w="60"/>
+              <w:left w:type="dxa" w:w="100"/>
+              <w:bottom w:type="dxa" w:w="60"/>
+              <w:right w:type="dxa" w:w="100"/>
+            </w:tcMar>
+          </w:tcPr>
+          <w:p>
+            <w:r>
+              <w:rPr>
+                <w:rFonts w:ascii="Arial" w:cs="Arial" w:eastAsia="Arial" w:hAnsi="Arial"/>
+                <w:sz w:val="20"/>
+                <w:szCs w:val="20"/>
+              </w:rPr>
+              <w:t>FM-41</w:t>
+            </w:r>
+          </w:p>
+        </w:tc>
+        <w:tc>
+          <w:tcPr>
+            <w:tcW w:type="dxa" w:w="3160"/>
+            <w:tcBorders>
+              <w:top w:val="single" w:color="999999" w:sz="1"/>
+              <w:left w:val="single" w:color="999999" w:sz="1"/>
+              <w:bottom w:val="single" w:color="999999" w:sz="1"/>
+              <w:right w:val="single" w:color="999999" w:sz="1"/>
+            </w:tcBorders>
+            <w:tcMar>
+              <w:top w:type="dxa" w:w="60"/>
+              <w:left w:type="dxa" w:w="100"/>
+              <w:bottom w:type="dxa" w:w="60"/>
+              <w:right w:type="dxa" w:w="100"/>
+            </w:tcMar>
+          </w:tcPr>
+          <w:p>
+            <w:r>
+              <w:rPr>
+                <w:rFonts w:ascii="Arial" w:cs="Arial" w:eastAsia="Arial" w:hAnsi="Arial"/>
+                <w:sz w:val="20"/>
+                <w:szCs w:val="20"/>
+              </w:rPr>
+              <w:t>Markup or script in the data file (for example in a column name) is copied into a record's HTML summary and runs when a recipient opens it outside the app: a record becomes a carrier of code</w:t>
+            </w:r>
+          </w:p>
+        </w:tc>
+        <w:tc>
+          <w:tcPr>
+            <w:tcW w:type="dxa" w:w="800"/>
+            <w:tcBorders>
+              <w:top w:val="single" w:color="999999" w:sz="1"/>
+              <w:left w:val="single" w:color="999999" w:sz="1"/>
+              <w:bottom w:val="single" w:color="999999" w:sz="1"/>
+              <w:right w:val="single" w:color="999999" w:sz="1"/>
+            </w:tcBorders>
+            <w:tcMar>
+              <w:top w:type="dxa" w:w="60"/>
+              <w:left w:type="dxa" w:w="100"/>
+              <w:bottom w:type="dxa" w:w="60"/>
+              <w:right w:type="dxa" w:w="100"/>
+            </w:tcMar>
+          </w:tcPr>
+          <w:p>
+            <w:r>
+              <w:rPr>
+                <w:rFonts w:ascii="Arial" w:cs="Arial" w:eastAsia="Arial" w:hAnsi="Arial"/>
+                <w:sz w:val="20"/>
+                <w:szCs w:val="20"/>
+              </w:rPr>
+              <w:t>3</w:t>
+            </w:r>
+          </w:p>
+        </w:tc>
+        <w:tc>
+          <w:tcPr>
+            <w:tcW w:type="dxa" w:w="800"/>
+            <w:tcBorders>
+              <w:top w:val="single" w:color="999999" w:sz="1"/>
+              <w:left w:val="single" w:color="999999" w:sz="1"/>
+              <w:bottom w:val="single" w:color="999999" w:sz="1"/>
+              <w:right w:val="single" w:color="999999" w:sz="1"/>
+            </w:tcBorders>
+            <w:tcMar>
+              <w:top w:type="dxa" w:w="60"/>
+              <w:left w:type="dxa" w:w="100"/>
+              <w:bottom w:type="dxa" w:w="60"/>
+              <w:right w:type="dxa" w:w="100"/>
+            </w:tcMar>
+          </w:tcPr>
+          <w:p>
+            <w:r>
+              <w:rPr>
+                <w:rFonts w:ascii="Arial" w:cs="Arial" w:eastAsia="Arial" w:hAnsi="Arial"/>
+                <w:sz w:val="20"/>
+                <w:szCs w:val="20"/>
+              </w:rPr>
+              <w:t>1</w:t>
+            </w:r>
+          </w:p>
+        </w:tc>
+        <w:tc>
+          <w:tcPr>
+            <w:tcW w:type="dxa" w:w="800"/>
+            <w:tcBorders>
+              <w:top w:val="single" w:color="999999" w:sz="1"/>
+              <w:left w:val="single" w:color="999999" w:sz="1"/>
+              <w:bottom w:val="single" w:color="999999" w:sz="1"/>
+              <w:right w:val="single" w:color="999999" w:sz="1"/>
+            </w:tcBorders>
+            <w:tcMar>
+              <w:top w:type="dxa" w:w="60"/>
+              <w:left w:type="dxa" w:w="100"/>
+              <w:bottom w:type="dxa" w:w="60"/>
+              <w:right w:type="dxa" w:w="100"/>
+            </w:tcMar>
+          </w:tcPr>
+          <w:p>
+            <w:r>
+              <w:rPr>
+                <w:rFonts w:ascii="Arial" w:cs="Arial" w:eastAsia="Arial" w:hAnsi="Arial"/>
+                <w:sz w:val="20"/>
+                <w:szCs w:val="20"/>
+              </w:rPr>
+              <w:t>2</w:t>
+            </w:r>
+          </w:p>
+        </w:tc>
+        <w:tc>
+          <w:tcPr>
+            <w:tcW w:type="dxa" w:w="800"/>
+            <w:tcBorders>
+              <w:top w:val="single" w:color="999999" w:sz="1"/>
+              <w:left w:val="single" w:color="999999" w:sz="1"/>
+              <w:bottom w:val="single" w:color="999999" w:sz="1"/>
+              <w:right w:val="single" w:color="999999" w:sz="1"/>
+            </w:tcBorders>
+            <w:tcMar>
+              <w:top w:type="dxa" w:w="60"/>
+              <w:left w:type="dxa" w:w="100"/>
+              <w:bottom w:type="dxa" w:w="60"/>
+              <w:right w:type="dxa" w:w="100"/>
+            </w:tcMar>
+          </w:tcPr>
+          <w:p>
+            <w:r>
+              <w:rPr>
+                <w:rFonts w:ascii="Arial" w:cs="Arial" w:eastAsia="Arial" w:hAnsi="Arial"/>
+                <w:sz w:val="20"/>
+                <w:szCs w:val="20"/>
+              </w:rPr>
+              <w:t>6</w:t>
+            </w:r>
+          </w:p>
+        </w:tc>
+        <w:tc>
+          <w:tcPr>
+            <w:tcW w:type="dxa" w:w="1800"/>
+            <w:tcBorders>
+              <w:top w:val="single" w:color="999999" w:sz="1"/>
+              <w:left w:val="single" w:color="999999" w:sz="1"/>
+              <w:bottom w:val="single" w:color="999999" w:sz="1"/>
+              <w:right w:val="single" w:color="999999" w:sz="1"/>
+            </w:tcBorders>
+            <w:tcMar>
+              <w:top w:type="dxa" w:w="60"/>
+              <w:left w:type="dxa" w:w="100"/>
+              <w:bottom w:type="dxa" w:w="60"/>
+              <w:right w:type="dxa" w:w="100"/>
+            </w:tcMar>
+          </w:tcPr>
+          <w:p>
+            <w:r>
+              <w:rPr>
+                <w:rFonts w:ascii="Arial" w:cs="Arial" w:eastAsia="Arial" w:hAnsi="Arial"/>
+                <w:sz w:val="20"/>
+                <w:szCs w:val="20"/>
+              </w:rPr>
+              <w:t>Text from the data file is escaped in the Analysis Record and Figure Record summaries; in controlled mode the Records page shows the summary in a sandboxed frame. Test: ADV-01</w:t>
             </w:r>
           </w:p>
         </w:tc>
@@ -8763,7 +8954,7 @@
                 <w:sz w:val="20"/>
                 <w:szCs w:val="20"/>
               </w:rPr>
-              <w:t xml:space="preserve">App launches via shiny::runApp() and renders in Chrome/Firefox/Edge.</w:t>
+              <w:t>App launches via shiny::runApp() and renders in Chrome/Firefox/Edge; the fonts are served by the app, so the page loads nothing from other hosts.</w:t>
             </w:r>
           </w:p>
         </w:tc>
@@ -9046,7 +9237,7 @@
                 <w:sz w:val="20"/>
                 <w:szCs w:val="20"/>
               </w:rPr>
-              <w:t>No database or persistent storage beyond the R session outside the controlled-mode code (R/gxp_*.R).</w:t>
+              <w:t>No database or persistent storage beyond the R session outside the controlled-mode code (R/gxp_*.R); a record's folder in the temporary directory is removed also when creating the record fails.</w:t>
             </w:r>
           </w:p>
         </w:tc>
@@ -9607,7 +9798,7 @@
                 <w:sz w:val="20"/>
                 <w:szCs w:val="20"/>
               </w:rPr>
-              <w:t>Every file the app runs on matches the SHA-256 in validation/release_manifest.csv for the same app version; installed package versions match validation/renv.lock, a difference needing a risk assessment; the pipeline fingerprint is shown on the About page.</w:t>
+              <w:t>Every file the app runs on matches the SHA-256 in validation/release_manifest.csv for the same app version; installed package versions match validation/renv.lock, a difference needing a risk assessment, and the differing packages are listed; the validation script installs no packages; the pipeline fingerprint is shown on the About page.</w:t>
             </w:r>
           </w:p>
         </w:tc>
@@ -10511,7 +10702,7 @@
                 <w:sz w:val="20"/>
                 <w:szCs w:val="20"/>
               </w:rPr>
-              <w:t>All 6 rules produce the specified values per profile regardless of file order; under Rule 4 BLQ before or between measurable values is LLOQ/2 and after the last measurable value missing, and a pre-dose BLQ is 0 under Rules 4 and 6; no rule-set value enters the terminal fit or ends the lag time; under Rule 6 a profile without any quantifiable value stays 0.</w:t>
+              <w:t>All 6 rules produce the specified values per profile regardless of file order; under Rule 4 BLQ before or between measurable values is LLOQ/2 and after the last measurable value missing, and a pre-dose BLQ is 0 under Rules 4 and 6; no rule-set value enters the terminal fit or ends the lag time; under Rule 6 a profile without any quantifiable value stays 0; '&lt;x' entries with different limits give no suggested LLOQ, and the limits are listed with a warning.</w:t>
             </w:r>
           </w:p>
         </w:tc>
@@ -12263,7 +12454,7 @@
                 <w:sz w:val="20"/>
                 <w:szCs w:val="20"/>
               </w:rPr>
-              <w:t>AUCτ is the AUC from 0 to τ (extrapolated when the last sample precedes τ); Cavg, Cmin, Cτ (observed at τ, empty without a sample there), fluctuation and swing are reported in all paths; parameters extrapolated to infinity and single-dose Vss and MRT are left empty; CL/F and Vz/F use AUCτ; analysis refuses to run without τ.</w:t>
+              <w:t>AUCτ is the AUC from 0 to τ (extrapolated when the last sample precedes τ); Cavg, Cmin, Cτ (observed at τ, empty without a sample there), fluctuation and swing are reported in all paths, with Cmax and Cmin taken from 0 to τ and a note when the highest concentration lies after τ; parameters extrapolated to infinity and single-dose Vss and MRT are left empty; CL/F and Vz/F use AUCτ; analysis refuses to run without τ.</w:t>
             </w:r>
           </w:p>
         </w:tc>
@@ -12546,7 +12737,7 @@
                 <w:sz w:val="20"/>
                 <w:szCs w:val="20"/>
               </w:rPr>
-              <w:t>Different doses per subject and per period produce the corresponding CL values; doses matched by profile, never by position.</w:t>
+              <w:t>Different doses per subject and per period produce the corresponding CL values; doses matched by profile, never by position; a profile without a dose stops the analysis and the subject is named.</w:t>
             </w:r>
           </w:p>
         </w:tc>
@@ -12971,7 +13162,7 @@
                 <w:sz w:val="20"/>
                 <w:szCs w:val="20"/>
               </w:rPr>
-              <w:t>Recalculated λz matches manual regression; CL/V use NonCompart's unit conversion; negative slope rejected; 2-point warning displayed; selections kept when the analysis is run again.</w:t>
+              <w:t>Recalculated λz matches manual regression; CL/V use NonCompart's unit conversion; negative slope rejected; 2-point warning displayed; selections kept when the analysis is run again; values set by a BLQ rule are not offered and never fitted.</w:t>
             </w:r>
           </w:p>
         </w:tc>
@@ -15366,7 +15557,7 @@
                 <w:sz w:val="20"/>
                 <w:szCs w:val="20"/>
               </w:rPr>
-              <w:t>Sample size and power equal direct PowerTOST calls with the same inputs; scaled methods pass c(CVwT, CVwR); the help text states that a pivotal partial AUC is planned with its own within-subject CV.</w:t>
+              <w:t>Sample size and power equal direct PowerTOST calls with the same inputs; scaled methods pass c(CVwT, CVwR); the help text states that a pivotal partial AUC is planned with its own within-subject CV; the simulation-based methods fix the random seed, so the same inputs give the same result.</w:t>
             </w:r>
           </w:p>
         </w:tc>
@@ -16416,7 +16607,7 @@
                 <w:sz w:val="20"/>
                 <w:szCs w:val="20"/>
               </w:rPr>
-              <w:t>Available from One Subject, All Subjects and Bioequivalence, and as a Figure Record from Visualize Data. ZIP contains results.xlsx, app_results_reference.csv, settings JSON, the shipped pipeline (nca_pipeline.R), repro script, reproduction check, three-way integrity manifest, summary, and a copy of the source data. The batch and bioequivalence records hold the data quality findings and the analysis notes (Checks), and state when they hold a rewritten copy of the data.</w:t>
+              <w:t>Available from One Subject, All Subjects and Bioequivalence, and as a Figure Record from Visualize Data. ZIP contains results.xlsx, app_results_reference.csv, settings JSON, the shipped pipeline (nca_pipeline.R), repro script, reproduction check, three-way integrity manifest, summary, and a copy of the source data. The batch and bioequivalence records hold the data quality findings and the analysis notes (Checks), and state when they hold a rewritten copy of the data. Text taken from the data file (column names, units, subject IDs) appears in the HTML summaries as text, never as markup.</w:t>
             </w:r>
           </w:p>
         </w:tc>
@@ -16558,7 +16749,7 @@
                 <w:sz w:val="20"/>
                 <w:szCs w:val="20"/>
               </w:rPr>
-              <w:t>Script parses as valid R; sources the shipped pipeline; re-verifies the source-data SHA-256; compares its output with the app results (MATCH when the largest relative difference is below 1e-6); a changed source file or a parameter present on one side only is DIFFERENT; the app runs it when the record is created and reports the outcome.</w:t>
+              <w:t>Script parses as valid R; sources the shipped pipeline; re-verifies the source-data SHA-256; compares its output with the app results (MATCH when the largest relative difference is below 1e-6); a changed source file or a parameter present on one side only is DIFFERENT; the app runs it when the record is created and reports the outcome; the script says whether R and the package versions are those of the record.</w:t>
             </w:r>
           </w:p>
         </w:tc>
@@ -20258,7 +20449,7 @@
                 <w:sz w:val="20"/>
                 <w:szCs w:val="20"/>
               </w:rPr>
-              <w:t>The app server starts after sign-in and after a forced password change; records name the signed-in analyst.</w:t>
+              <w:t>The app server starts after sign-in and after a forced password change; records name the signed-in analyst; signing out also ends the sign-in on the server.</w:t>
             </w:r>
           </w:p>
         </w:tc>
@@ -20397,7 +20588,7 @@
                 <w:sz w:val="20"/>
                 <w:szCs w:val="20"/>
               </w:rPr>
-              <w:t>scrypt hashes; at least 12 characters with digit, lower and upper case, never admin; starting password changed at first sign-in; own change needs the current password; every change logged; lockout after 5 failures; expiry after 90 days; inactivity sign-out after 15 minutes with a warning 2 minutes before.</w:t>
+              <w:t>scrypt hashes; at least 12 characters with digit, lower and upper case, never admin; starting password changed at first sign-in; own change needs the current password; every change logged; lockout after 5 failures; expiry after 90 days, counted in UTC; inactivity sign-out after 15 minutes with a warning 2 minutes before.</w:t>
             </w:r>
           </w:p>
         </w:tc>

--- a/validation/NCA_Assistant_URS.docx
+++ b/validation/NCA_Assistant_URS.docx
@@ -1166,7 +1166,7 @@
                 <w:sz w:val="20"/>
                 <w:szCs w:val="20"/>
               </w:rPr>
-              <w:t>A point is a thousands separator in decimal-comma files and any other point is refused; Excel and CSV are read as text first; Latin-1 fallback for non-UTF-8 files. Tests: IL-DEC-01, IL-DEC-02, REL-07, REL-08, REL-21, REL-54</w:t>
+              <w:t>A point is a thousands separator in decimal-comma files and any other point is refused; Excel and CSV are read as text first; Latin-1 fallback for non-UTF-8 files. Tests: IL-DEC-01, IL-DEC-02, REL-07, REL-08, REL-21, REL-54, DSR-01, DSR-08</w:t>
             </w:r>
           </w:p>
         </w:tc>
@@ -1548,7 +1548,7 @@
                 <w:sz w:val="20"/>
                 <w:szCs w:val="20"/>
               </w:rPr>
-              <w:t>A profile is subject x treatment x period; a subject in two sequences and restarting IDs are errors; stacked profiles refused; two periods in one profile flagged. Tests: REP-PC-01, REP-PC-03, REL-09, REL-10, REL-24, REV-07</w:t>
+              <w:t>A profile is subject x treatment x period; a subject in two sequences and restarting IDs are errors; stacked profiles refused; two periods in one profile flagged. Tests: REP-PC-01, REP-PC-03, REL-09, REL-10, REL-24, REV-07, DSR-05</w:t>
             </w:r>
           </w:p>
         </w:tc>
@@ -1930,7 +1930,7 @@
                 <w:sz w:val="20"/>
                 <w:szCs w:val="20"/>
               </w:rPr>
-              <w:t>Corrections around known NonCompart limitations; analytical ground truth; an independent trapezoid calculation for every theophylline profile; hand-calculated partial AUCs. Tests: NCA-GT-04, NCA-TR-01, REL-01, REL-03, REL-05, REL-30, PAUC-02</w:t>
+              <w:t>Corrections around known NonCompart limitations; analytical ground truth; an independent trapezoid calculation for every theophylline profile; hand-calculated partial AUCs. Tests: NCA-GT-04, NCA-TR-01, REL-01, REL-03, REL-05, REL-30, PAUC-02, DSR-04</w:t>
             </w:r>
           </w:p>
         </w:tc>
@@ -2312,7 +2312,7 @@
                 <w:sz w:val="20"/>
                 <w:szCs w:val="20"/>
               </w:rPr>
-              <w:t>Doses matched by profile, never by position; an ambiguous dose vector is refused; varying doses give a warning. Tests: REG-DOSE-01, REG-DOSE-02, REG-DOSE-03, REV-01, REL-48, ADV-05</w:t>
+              <w:t>Doses matched by profile, never by position; an ambiguous dose vector is refused; varying doses give a warning. Tests: REG-DOSE-01, REG-DOSE-02, REG-DOSE-03, REV-01, REL-48, ADV-05, DSR-07</w:t>
             </w:r>
           </w:p>
         </w:tc>
@@ -3458,7 +3458,7 @@
                 <w:sz w:val="20"/>
                 <w:szCs w:val="20"/>
               </w:rPr>
-              <w:t>Zero values suppress that metric; supportive metrics, half-life and Tmax get no verdict; ICH M13A checks are listed with the results. Tests: PAUC-12, REV3-14, REG-BE-UT-01, REL-19</w:t>
+              <w:t>Zero values suppress that metric; supportive metrics, half-life and Tmax get no verdict; ICH M13A checks are listed with the results. Tests: PAUC-12, REV3-14, REG-BE-UT-01, REL-19, DSR-02, DSR-03</w:t>
             </w:r>
           </w:p>
         </w:tc>
@@ -5177,7 +5177,7 @@
                 <w:sz w:val="20"/>
                 <w:szCs w:val="20"/>
               </w:rPr>
-              <w:t>Lines per profile; geometric statistics by default and arithmetic ones labelled; values of zero or below counted and reported. Tests: VIZ-02, VIZ-03, REL-25, REL-41</w:t>
+              <w:t>Lines per profile; geometric statistics by default and arithmetic ones labelled; values of zero or below counted and reported. Tests: VIZ-02, VIZ-03, REL-25, REL-41, DSR-06</w:t>
             </w:r>
           </w:p>
         </w:tc>
@@ -5559,7 +5559,7 @@
                 <w:sz w:val="20"/>
                 <w:szCs w:val="20"/>
               </w:rPr>
-              <w:t>The time variable must be chosen; DTYPE records and unsupported structures are refused; ANL01FL applied; the choices are recorded. Tests: CONV-02, CONV-03, CONV-04, EQV-01, ADNCA-02</w:t>
+              <w:t>The time variable must be chosen; DTYPE records and unsupported structures are refused; ANL01FL applied; the choices are recorded. Tests: CONV-02, CONV-03, CONV-04, EQV-01, ADNCA-02, DSR-09</w:t>
             </w:r>
           </w:p>
         </w:tc>
@@ -10277,7 +10277,7 @@
                 <w:sz w:val="20"/>
                 <w:szCs w:val="20"/>
               </w:rPr>
-              <w:t>Flat files load without error and decimal-comma numbers stored as text are read; an ADNCA dataset is converted only with an explicit time variable (NRRLT, ARRLT or MRRLT; AFRLT refused), ANL01FL applied, derived records (DTYPE) refused, one analyte and matrix, and the choices recorded; the standalone converter uses the same code.</w:t>
+              <w:t>Flat files load without error and decimal-comma numbers stored as text are read; an ADNCA dataset is converted only with an explicit time variable (NRRLT, ARRLT or MRRLT; AFRLT refused), ANL01FL applied, derived records (DTYPE) refused, one analyte and matrix, and the choices recorded; the standalone converter uses the same code; in a decimal-comma file a point value that cannot be a thousands separator (0.250, 0.25) is refused; a UTF-8 byte-order mark is not part of the first column name; an ADNCA dataset without APERIOD converts.</w:t>
             </w:r>
           </w:p>
         </w:tc>
@@ -10560,7 +10560,7 @@
                 <w:sz w:val="20"/>
                 <w:szCs w:val="20"/>
               </w:rPr>
-              <w:t>run_data_quality_check returns structured findings; ERRORs block processing; CDISC-shaped flat files, mixed units, dates or clock times as time, profiles not starting near time zero, stacked profiles, subject IDs that restart per sequence, a subject in two sequences, a decimal point in a decimal-comma file and a negative concentration without an LLOQ are refused; a second dose inside a profile and an unmapped Period give a warning; an empty LLOQ is reported, not a crash.</w:t>
+              <w:t>run_data_quality_check returns structured findings; ERRORs block processing; CDISC-shaped flat files, mixed units, dates or clock times as time, profiles not starting near time zero, stacked profiles, subject IDs that restart per sequence, a subject in two sequences, a decimal point in a decimal-comma file and a negative concentration without an LLOQ are refused; a second dose inside a profile and an unmapped Period give a warning; an empty LLOQ is reported, not a crash; negative (pre-dose) times and an unmapped Analyte, PARAMCD or Matrix column that changes within a subject are ERRORs.</w:t>
             </w:r>
           </w:p>
         </w:tc>
@@ -12313,7 +12313,7 @@
                 <w:sz w:val="20"/>
                 <w:szCs w:val="20"/>
               </w:rPr>
-              <w:t>tblNCA returns one row per profile; replicate administrations are separate profiles; summary statistics are given per treatment on screen, in the Excel download and in the Analysis Record.</w:t>
+              <w:t>tblNCA returns one row per profile; replicate administrations are separate profiles; summary statistics are given per treatment on screen, in the Excel download and in the Analysis Record; a profile with one measurable concentration gets Cmax, Tmax and AUClast.</w:t>
             </w:r>
           </w:p>
         </w:tc>
@@ -12596,7 +12596,7 @@
                 <w:sz w:val="20"/>
                 <w:szCs w:val="20"/>
               </w:rPr>
-              <w:t>CMAX_DN = CMAX/dose of that profile; all expected DN columns created.</w:t>
+              <w:t>CMAX_DN = CMAX/dose of that profile; all expected DN columns created; at steady state AUCtau, Cavg, Cmin and Ctau are dose-normalised too.</w:t>
             </w:r>
           </w:p>
         </w:tc>
@@ -15071,7 +15071,7 @@
                 <w:sz w:val="20"/>
                 <w:szCs w:val="20"/>
               </w:rPr>
-              <w:t>The confidence interval equals lm() on the log values and agrees with replicateBE for a replicate design; supportive metrics show ratio and CI without a verdict; a zero suppresses that metric only, which keeps its row with the counts of zero and missing profiles per treatment.</w:t>
+              <w:t>The confidence interval equals lm() on the log values and agrees with replicateBE for a replicate design; supportive metrics show ratio and CI without a verdict; a zero suppresses that metric only, which keeps its row with the counts of zero and missing profiles per treatment; a partial AUC that is missing because the interval passes a profile's last measurable concentration gives no estimate and no verdict.</w:t>
             </w:r>
           </w:p>
         </w:tc>
@@ -19412,7 +19412,7 @@
                 <w:sz w:val="20"/>
                 <w:szCs w:val="20"/>
               </w:rPr>
-              <w:t xml:space="preserve">Exclusion count shown; GM computed on positives only.</w:t>
+              <w:t>Exclusion count shown; GM computed on positives only; a time point where more than half of the concentrations are &lt;= 0 gets no geometric mean, and differing sampling times between profiles are reported.</w:t>
             </w:r>
           </w:p>
         </w:tc>

--- a/validation/NCA_Assistant_URS.docx
+++ b/validation/NCA_Assistant_URS.docx
@@ -424,7 +424,7 @@
           <w:sz w:val="22"/>
           <w:szCs w:val="22"/>
         </w:rPr>
-        <w:t>This URS covers 89 requirements across 9 categories: General (8), Data Handling (8), NCA (14), Bioequivalence (11), Power (6), Export (8), Usability (5), Visualization (9) and Controlled mode (20). The Controlled mode requirements (URS-GXP) apply only to a controlled installation (section 2); all other requirements apply to both modes.</w:t>
+        <w:t>This URS covers 92 requirements across 9 categories: General (8), Data Handling (9), NCA (15), Bioequivalence (12), Power (6), Export (8), Usability (5), Visualization (9) and Controlled mode (20). The Controlled mode requirements (URS-GXP) apply only to a controlled installation (section 2); all other requirements apply to both modes.</w:t>
       </w:r>
     </w:p>
     <w:p>
@@ -8620,6 +8620,770 @@
           </w:p>
         </w:tc>
       </w:tr>
+      <w:tr>
+        <w:tc>
+          <w:tcPr>
+            <w:tcW w:type="dxa" w:w="1200"/>
+            <w:tcBorders>
+              <w:top w:val="single" w:color="999999" w:sz="1"/>
+              <w:left w:val="single" w:color="999999" w:sz="1"/>
+              <w:bottom w:val="single" w:color="999999" w:sz="1"/>
+              <w:right w:val="single" w:color="999999" w:sz="1"/>
+            </w:tcBorders>
+            <w:tcMar>
+              <w:top w:type="dxa" w:w="60"/>
+              <w:left w:type="dxa" w:w="100"/>
+              <w:bottom w:type="dxa" w:w="60"/>
+              <w:right w:type="dxa" w:w="100"/>
+            </w:tcMar>
+          </w:tcPr>
+          <w:p>
+            <w:r>
+              <w:rPr>
+                <w:rFonts w:ascii="Arial" w:cs="Arial" w:eastAsia="Arial" w:hAnsi="Arial"/>
+                <w:sz w:val="20"/>
+                <w:szCs w:val="20"/>
+              </w:rPr>
+              <w:t>FM-42</w:t>
+            </w:r>
+          </w:p>
+        </w:tc>
+        <w:tc>
+          <w:tcPr>
+            <w:tcW w:type="dxa" w:w="3160"/>
+            <w:tcBorders>
+              <w:top w:val="single" w:color="999999" w:sz="1"/>
+              <w:left w:val="single" w:color="999999" w:sz="1"/>
+              <w:bottom w:val="single" w:color="999999" w:sz="1"/>
+              <w:right w:val="single" w:color="999999" w:sz="1"/>
+            </w:tcBorders>
+            <w:tcMar>
+              <w:top w:type="dxa" w:w="60"/>
+              <w:left w:type="dxa" w:w="100"/>
+              <w:bottom w:type="dxa" w:w="60"/>
+              <w:right w:type="dxa" w:w="100"/>
+            </w:tcMar>
+          </w:tcPr>
+          <w:p>
+            <w:r>
+              <w:rPr>
+                <w:rFonts w:ascii="Arial" w:cs="Arial" w:eastAsia="Arial" w:hAnsi="Arial"/>
+                <w:sz w:val="20"/>
+                <w:szCs w:val="20"/>
+              </w:rPr>
+              <w:t>Data are left out because the result looked unfavourable (a results-driven exclusion), which biases the bioequivalence conclusion</w:t>
+            </w:r>
+          </w:p>
+        </w:tc>
+        <w:tc>
+          <w:tcPr>
+            <w:tcW w:type="dxa" w:w="800"/>
+            <w:tcBorders>
+              <w:top w:val="single" w:color="999999" w:sz="1"/>
+              <w:left w:val="single" w:color="999999" w:sz="1"/>
+              <w:bottom w:val="single" w:color="999999" w:sz="1"/>
+              <w:right w:val="single" w:color="999999" w:sz="1"/>
+            </w:tcBorders>
+            <w:tcMar>
+              <w:top w:type="dxa" w:w="60"/>
+              <w:left w:type="dxa" w:w="100"/>
+              <w:bottom w:type="dxa" w:w="60"/>
+              <w:right w:type="dxa" w:w="100"/>
+            </w:tcMar>
+          </w:tcPr>
+          <w:p>
+            <w:r>
+              <w:rPr>
+                <w:rFonts w:ascii="Arial" w:cs="Arial" w:eastAsia="Arial" w:hAnsi="Arial"/>
+                <w:sz w:val="20"/>
+                <w:szCs w:val="20"/>
+              </w:rPr>
+              <w:t>5</w:t>
+            </w:r>
+          </w:p>
+        </w:tc>
+        <w:tc>
+          <w:tcPr>
+            <w:tcW w:type="dxa" w:w="800"/>
+            <w:tcBorders>
+              <w:top w:val="single" w:color="999999" w:sz="1"/>
+              <w:left w:val="single" w:color="999999" w:sz="1"/>
+              <w:bottom w:val="single" w:color="999999" w:sz="1"/>
+              <w:right w:val="single" w:color="999999" w:sz="1"/>
+            </w:tcBorders>
+            <w:tcMar>
+              <w:top w:type="dxa" w:w="60"/>
+              <w:left w:type="dxa" w:w="100"/>
+              <w:bottom w:type="dxa" w:w="60"/>
+              <w:right w:type="dxa" w:w="100"/>
+            </w:tcMar>
+          </w:tcPr>
+          <w:p>
+            <w:r>
+              <w:rPr>
+                <w:rFonts w:ascii="Arial" w:cs="Arial" w:eastAsia="Arial" w:hAnsi="Arial"/>
+                <w:sz w:val="20"/>
+                <w:szCs w:val="20"/>
+              </w:rPr>
+              <w:t>2</w:t>
+            </w:r>
+          </w:p>
+        </w:tc>
+        <w:tc>
+          <w:tcPr>
+            <w:tcW w:type="dxa" w:w="800"/>
+            <w:tcBorders>
+              <w:top w:val="single" w:color="999999" w:sz="1"/>
+              <w:left w:val="single" w:color="999999" w:sz="1"/>
+              <w:bottom w:val="single" w:color="999999" w:sz="1"/>
+              <w:right w:val="single" w:color="999999" w:sz="1"/>
+            </w:tcBorders>
+            <w:tcMar>
+              <w:top w:type="dxa" w:w="60"/>
+              <w:left w:type="dxa" w:w="100"/>
+              <w:bottom w:type="dxa" w:w="60"/>
+              <w:right w:type="dxa" w:w="100"/>
+            </w:tcMar>
+          </w:tcPr>
+          <w:p>
+            <w:r>
+              <w:rPr>
+                <w:rFonts w:ascii="Arial" w:cs="Arial" w:eastAsia="Arial" w:hAnsi="Arial"/>
+                <w:sz w:val="20"/>
+                <w:szCs w:val="20"/>
+              </w:rPr>
+              <w:t>2</w:t>
+            </w:r>
+          </w:p>
+        </w:tc>
+        <w:tc>
+          <w:tcPr>
+            <w:tcW w:type="dxa" w:w="800"/>
+            <w:tcBorders>
+              <w:top w:val="single" w:color="999999" w:sz="1"/>
+              <w:left w:val="single" w:color="999999" w:sz="1"/>
+              <w:bottom w:val="single" w:color="999999" w:sz="1"/>
+              <w:right w:val="single" w:color="999999" w:sz="1"/>
+            </w:tcBorders>
+            <w:tcMar>
+              <w:top w:type="dxa" w:w="60"/>
+              <w:left w:type="dxa" w:w="100"/>
+              <w:bottom w:type="dxa" w:w="60"/>
+              <w:right w:type="dxa" w:w="100"/>
+            </w:tcMar>
+          </w:tcPr>
+          <w:p>
+            <w:r>
+              <w:rPr>
+                <w:rFonts w:ascii="Arial" w:cs="Arial" w:eastAsia="Arial" w:hAnsi="Arial"/>
+                <w:sz w:val="20"/>
+                <w:szCs w:val="20"/>
+              </w:rPr>
+              <w:t>20</w:t>
+            </w:r>
+          </w:p>
+        </w:tc>
+        <w:tc>
+          <w:tcPr>
+            <w:tcW w:type="dxa" w:w="1800"/>
+            <w:tcBorders>
+              <w:top w:val="single" w:color="999999" w:sz="1"/>
+              <w:left w:val="single" w:color="999999" w:sz="1"/>
+              <w:bottom w:val="single" w:color="999999" w:sz="1"/>
+              <w:right w:val="single" w:color="999999" w:sz="1"/>
+            </w:tcBorders>
+            <w:tcMar>
+              <w:top w:type="dxa" w:w="60"/>
+              <w:left w:type="dxa" w:w="100"/>
+              <w:bottom w:type="dxa" w:w="60"/>
+              <w:right w:type="dxa" w:w="100"/>
+            </w:tcMar>
+          </w:tcPr>
+          <w:p>
+            <w:r>
+              <w:rPr>
+                <w:rFonts w:ascii="Arial" w:cs="Arial" w:eastAsia="Arial" w:hAnsi="Arial"/>
+                <w:sz w:val="20"/>
+                <w:szCs w:val="20"/>
+              </w:rPr>
+              <w:t>A reason from a fixed list is required, with a detail where the list asks for one; an exclusion made after bioequivalence results is marked; the comparison is repeated without the exclusions; the ICH M13A checks use the data before exclusions. Tests: EXC-07, EXC-08</w:t>
+            </w:r>
+          </w:p>
+        </w:tc>
+      </w:tr>
+      <w:tr>
+        <w:tc>
+          <w:tcPr>
+            <w:tcW w:type="dxa" w:w="1200"/>
+            <w:tcBorders>
+              <w:top w:val="single" w:color="999999" w:sz="1"/>
+              <w:left w:val="single" w:color="999999" w:sz="1"/>
+              <w:bottom w:val="single" w:color="999999" w:sz="1"/>
+              <w:right w:val="single" w:color="999999" w:sz="1"/>
+            </w:tcBorders>
+            <w:tcMar>
+              <w:top w:type="dxa" w:w="60"/>
+              <w:left w:type="dxa" w:w="100"/>
+              <w:bottom w:type="dxa" w:w="60"/>
+              <w:right w:type="dxa" w:w="100"/>
+            </w:tcMar>
+          </w:tcPr>
+          <w:p>
+            <w:r>
+              <w:rPr>
+                <w:rFonts w:ascii="Arial" w:cs="Arial" w:eastAsia="Arial" w:hAnsi="Arial"/>
+                <w:sz w:val="20"/>
+                <w:szCs w:val="20"/>
+              </w:rPr>
+              <w:t>FM-43</w:t>
+            </w:r>
+          </w:p>
+        </w:tc>
+        <w:tc>
+          <w:tcPr>
+            <w:tcW w:type="dxa" w:w="3160"/>
+            <w:tcBorders>
+              <w:top w:val="single" w:color="999999" w:sz="1"/>
+              <w:left w:val="single" w:color="999999" w:sz="1"/>
+              <w:bottom w:val="single" w:color="999999" w:sz="1"/>
+              <w:right w:val="single" w:color="999999" w:sz="1"/>
+            </w:tcBorders>
+            <w:tcMar>
+              <w:top w:type="dxa" w:w="60"/>
+              <w:left w:type="dxa" w:w="100"/>
+              <w:bottom w:type="dxa" w:w="60"/>
+              <w:right w:type="dxa" w:w="100"/>
+            </w:tcMar>
+          </w:tcPr>
+          <w:p>
+            <w:r>
+              <w:rPr>
+                <w:rFonts w:ascii="Arial" w:cs="Arial" w:eastAsia="Arial" w:hAnsi="Arial"/>
+                <w:sz w:val="20"/>
+                <w:szCs w:val="20"/>
+              </w:rPr>
+              <w:t>An exclusion is undocumented or lost (after new data or a changed column mapping), so a result cannot be traced or reproduced</w:t>
+            </w:r>
+          </w:p>
+        </w:tc>
+        <w:tc>
+          <w:tcPr>
+            <w:tcW w:type="dxa" w:w="800"/>
+            <w:tcBorders>
+              <w:top w:val="single" w:color="999999" w:sz="1"/>
+              <w:left w:val="single" w:color="999999" w:sz="1"/>
+              <w:bottom w:val="single" w:color="999999" w:sz="1"/>
+              <w:right w:val="single" w:color="999999" w:sz="1"/>
+            </w:tcBorders>
+            <w:tcMar>
+              <w:top w:type="dxa" w:w="60"/>
+              <w:left w:type="dxa" w:w="100"/>
+              <w:bottom w:type="dxa" w:w="60"/>
+              <w:right w:type="dxa" w:w="100"/>
+            </w:tcMar>
+          </w:tcPr>
+          <w:p>
+            <w:r>
+              <w:rPr>
+                <w:rFonts w:ascii="Arial" w:cs="Arial" w:eastAsia="Arial" w:hAnsi="Arial"/>
+                <w:sz w:val="20"/>
+                <w:szCs w:val="20"/>
+              </w:rPr>
+              <w:t>4</w:t>
+            </w:r>
+          </w:p>
+        </w:tc>
+        <w:tc>
+          <w:tcPr>
+            <w:tcW w:type="dxa" w:w="800"/>
+            <w:tcBorders>
+              <w:top w:val="single" w:color="999999" w:sz="1"/>
+              <w:left w:val="single" w:color="999999" w:sz="1"/>
+              <w:bottom w:val="single" w:color="999999" w:sz="1"/>
+              <w:right w:val="single" w:color="999999" w:sz="1"/>
+            </w:tcBorders>
+            <w:tcMar>
+              <w:top w:type="dxa" w:w="60"/>
+              <w:left w:type="dxa" w:w="100"/>
+              <w:bottom w:type="dxa" w:w="60"/>
+              <w:right w:type="dxa" w:w="100"/>
+            </w:tcMar>
+          </w:tcPr>
+          <w:p>
+            <w:r>
+              <w:rPr>
+                <w:rFonts w:ascii="Arial" w:cs="Arial" w:eastAsia="Arial" w:hAnsi="Arial"/>
+                <w:sz w:val="20"/>
+                <w:szCs w:val="20"/>
+              </w:rPr>
+              <w:t>2</w:t>
+            </w:r>
+          </w:p>
+        </w:tc>
+        <w:tc>
+          <w:tcPr>
+            <w:tcW w:type="dxa" w:w="800"/>
+            <w:tcBorders>
+              <w:top w:val="single" w:color="999999" w:sz="1"/>
+              <w:left w:val="single" w:color="999999" w:sz="1"/>
+              <w:bottom w:val="single" w:color="999999" w:sz="1"/>
+              <w:right w:val="single" w:color="999999" w:sz="1"/>
+            </w:tcBorders>
+            <w:tcMar>
+              <w:top w:type="dxa" w:w="60"/>
+              <w:left w:type="dxa" w:w="100"/>
+              <w:bottom w:type="dxa" w:w="60"/>
+              <w:right w:type="dxa" w:w="100"/>
+            </w:tcMar>
+          </w:tcPr>
+          <w:p>
+            <w:r>
+              <w:rPr>
+                <w:rFonts w:ascii="Arial" w:cs="Arial" w:eastAsia="Arial" w:hAnsi="Arial"/>
+                <w:sz w:val="20"/>
+                <w:szCs w:val="20"/>
+              </w:rPr>
+              <w:t>2</w:t>
+            </w:r>
+          </w:p>
+        </w:tc>
+        <w:tc>
+          <w:tcPr>
+            <w:tcW w:type="dxa" w:w="800"/>
+            <w:tcBorders>
+              <w:top w:val="single" w:color="999999" w:sz="1"/>
+              <w:left w:val="single" w:color="999999" w:sz="1"/>
+              <w:bottom w:val="single" w:color="999999" w:sz="1"/>
+              <w:right w:val="single" w:color="999999" w:sz="1"/>
+            </w:tcBorders>
+            <w:tcMar>
+              <w:top w:type="dxa" w:w="60"/>
+              <w:left w:type="dxa" w:w="100"/>
+              <w:bottom w:type="dxa" w:w="60"/>
+              <w:right w:type="dxa" w:w="100"/>
+            </w:tcMar>
+          </w:tcPr>
+          <w:p>
+            <w:r>
+              <w:rPr>
+                <w:rFonts w:ascii="Arial" w:cs="Arial" w:eastAsia="Arial" w:hAnsi="Arial"/>
+                <w:sz w:val="20"/>
+                <w:szCs w:val="20"/>
+              </w:rPr>
+              <w:t>16</w:t>
+            </w:r>
+          </w:p>
+        </w:tc>
+        <w:tc>
+          <w:tcPr>
+            <w:tcW w:type="dxa" w:w="1800"/>
+            <w:tcBorders>
+              <w:top w:val="single" w:color="999999" w:sz="1"/>
+              <w:left w:val="single" w:color="999999" w:sz="1"/>
+              <w:bottom w:val="single" w:color="999999" w:sz="1"/>
+              <w:right w:val="single" w:color="999999" w:sz="1"/>
+            </w:tcBorders>
+            <w:tcMar>
+              <w:top w:type="dxa" w:w="60"/>
+              <w:left w:type="dxa" w:w="100"/>
+              <w:bottom w:type="dxa" w:w="60"/>
+              <w:right w:type="dxa" w:w="100"/>
+            </w:tcMar>
+          </w:tcPr>
+          <w:p>
+            <w:r>
+              <w:rPr>
+                <w:rFonts w:ascii="Arial" w:cs="Arial" w:eastAsia="Arial" w:hAnsi="Arial"/>
+                <w:sz w:val="20"/>
+                <w:szCs w:val="20"/>
+              </w:rPr>
+              <w:t>The register goes into the downloads and the Analysis Record and is reproduced from it; an exclusion that no longer matches is reported; loading new data asks first and offers a download; in controlled mode each change is audited first. Tests: EXC-03, EXC-05, EXC-09, EXC-10</w:t>
+            </w:r>
+          </w:p>
+        </w:tc>
+      </w:tr>
+      <w:tr>
+        <w:tc>
+          <w:tcPr>
+            <w:tcW w:type="dxa" w:w="1200"/>
+            <w:tcBorders>
+              <w:top w:val="single" w:color="999999" w:sz="1"/>
+              <w:left w:val="single" w:color="999999" w:sz="1"/>
+              <w:bottom w:val="single" w:color="999999" w:sz="1"/>
+              <w:right w:val="single" w:color="999999" w:sz="1"/>
+            </w:tcBorders>
+            <w:tcMar>
+              <w:top w:type="dxa" w:w="60"/>
+              <w:left w:type="dxa" w:w="100"/>
+              <w:bottom w:type="dxa" w:w="60"/>
+              <w:right w:type="dxa" w:w="100"/>
+            </w:tcMar>
+          </w:tcPr>
+          <w:p>
+            <w:r>
+              <w:rPr>
+                <w:rFonts w:ascii="Arial" w:cs="Arial" w:eastAsia="Arial" w:hAnsi="Arial"/>
+                <w:sz w:val="20"/>
+                <w:szCs w:val="20"/>
+              </w:rPr>
+              <w:t>FM-44</w:t>
+            </w:r>
+          </w:p>
+        </w:tc>
+        <w:tc>
+          <w:tcPr>
+            <w:tcW w:type="dxa" w:w="3160"/>
+            <w:tcBorders>
+              <w:top w:val="single" w:color="999999" w:sz="1"/>
+              <w:left w:val="single" w:color="999999" w:sz="1"/>
+              <w:bottom w:val="single" w:color="999999" w:sz="1"/>
+              <w:right w:val="single" w:color="999999" w:sz="1"/>
+            </w:tcBorders>
+            <w:tcMar>
+              <w:top w:type="dxa" w:w="60"/>
+              <w:left w:type="dxa" w:w="100"/>
+              <w:bottom w:type="dxa" w:w="60"/>
+              <w:right w:type="dxa" w:w="100"/>
+            </w:tcMar>
+          </w:tcPr>
+          <w:p>
+            <w:r>
+              <w:rPr>
+                <w:rFonts w:ascii="Arial" w:cs="Arial" w:eastAsia="Arial" w:hAnsi="Arial"/>
+                <w:sz w:val="20"/>
+                <w:szCs w:val="20"/>
+              </w:rPr>
+              <w:t>Leaving out a sample changes results in an unexpected way (BLQ rule, pre-dose sample, partial AUC across the excluded time)</w:t>
+            </w:r>
+          </w:p>
+        </w:tc>
+        <w:tc>
+          <w:tcPr>
+            <w:tcW w:type="dxa" w:w="800"/>
+            <w:tcBorders>
+              <w:top w:val="single" w:color="999999" w:sz="1"/>
+              <w:left w:val="single" w:color="999999" w:sz="1"/>
+              <w:bottom w:val="single" w:color="999999" w:sz="1"/>
+              <w:right w:val="single" w:color="999999" w:sz="1"/>
+            </w:tcBorders>
+            <w:tcMar>
+              <w:top w:type="dxa" w:w="60"/>
+              <w:left w:type="dxa" w:w="100"/>
+              <w:bottom w:type="dxa" w:w="60"/>
+              <w:right w:type="dxa" w:w="100"/>
+            </w:tcMar>
+          </w:tcPr>
+          <w:p>
+            <w:r>
+              <w:rPr>
+                <w:rFonts w:ascii="Arial" w:cs="Arial" w:eastAsia="Arial" w:hAnsi="Arial"/>
+                <w:sz w:val="20"/>
+                <w:szCs w:val="20"/>
+              </w:rPr>
+              <w:t>4</w:t>
+            </w:r>
+          </w:p>
+        </w:tc>
+        <w:tc>
+          <w:tcPr>
+            <w:tcW w:type="dxa" w:w="800"/>
+            <w:tcBorders>
+              <w:top w:val="single" w:color="999999" w:sz="1"/>
+              <w:left w:val="single" w:color="999999" w:sz="1"/>
+              <w:bottom w:val="single" w:color="999999" w:sz="1"/>
+              <w:right w:val="single" w:color="999999" w:sz="1"/>
+            </w:tcBorders>
+            <w:tcMar>
+              <w:top w:type="dxa" w:w="60"/>
+              <w:left w:type="dxa" w:w="100"/>
+              <w:bottom w:type="dxa" w:w="60"/>
+              <w:right w:type="dxa" w:w="100"/>
+            </w:tcMar>
+          </w:tcPr>
+          <w:p>
+            <w:r>
+              <w:rPr>
+                <w:rFonts w:ascii="Arial" w:cs="Arial" w:eastAsia="Arial" w:hAnsi="Arial"/>
+                <w:sz w:val="20"/>
+                <w:szCs w:val="20"/>
+              </w:rPr>
+              <w:t>2</w:t>
+            </w:r>
+          </w:p>
+        </w:tc>
+        <w:tc>
+          <w:tcPr>
+            <w:tcW w:type="dxa" w:w="800"/>
+            <w:tcBorders>
+              <w:top w:val="single" w:color="999999" w:sz="1"/>
+              <w:left w:val="single" w:color="999999" w:sz="1"/>
+              <w:bottom w:val="single" w:color="999999" w:sz="1"/>
+              <w:right w:val="single" w:color="999999" w:sz="1"/>
+            </w:tcBorders>
+            <w:tcMar>
+              <w:top w:type="dxa" w:w="60"/>
+              <w:left w:type="dxa" w:w="100"/>
+              <w:bottom w:type="dxa" w:w="60"/>
+              <w:right w:type="dxa" w:w="100"/>
+            </w:tcMar>
+          </w:tcPr>
+          <w:p>
+            <w:r>
+              <w:rPr>
+                <w:rFonts w:ascii="Arial" w:cs="Arial" w:eastAsia="Arial" w:hAnsi="Arial"/>
+                <w:sz w:val="20"/>
+                <w:szCs w:val="20"/>
+              </w:rPr>
+              <w:t>2</w:t>
+            </w:r>
+          </w:p>
+        </w:tc>
+        <w:tc>
+          <w:tcPr>
+            <w:tcW w:type="dxa" w:w="800"/>
+            <w:tcBorders>
+              <w:top w:val="single" w:color="999999" w:sz="1"/>
+              <w:left w:val="single" w:color="999999" w:sz="1"/>
+              <w:bottom w:val="single" w:color="999999" w:sz="1"/>
+              <w:right w:val="single" w:color="999999" w:sz="1"/>
+            </w:tcBorders>
+            <w:tcMar>
+              <w:top w:type="dxa" w:w="60"/>
+              <w:left w:type="dxa" w:w="100"/>
+              <w:bottom w:type="dxa" w:w="60"/>
+              <w:right w:type="dxa" w:w="100"/>
+            </w:tcMar>
+          </w:tcPr>
+          <w:p>
+            <w:r>
+              <w:rPr>
+                <w:rFonts w:ascii="Arial" w:cs="Arial" w:eastAsia="Arial" w:hAnsi="Arial"/>
+                <w:sz w:val="20"/>
+                <w:szCs w:val="20"/>
+              </w:rPr>
+              <w:t>16</w:t>
+            </w:r>
+          </w:p>
+        </w:tc>
+        <w:tc>
+          <w:tcPr>
+            <w:tcW w:type="dxa" w:w="1800"/>
+            <w:tcBorders>
+              <w:top w:val="single" w:color="999999" w:sz="1"/>
+              <w:left w:val="single" w:color="999999" w:sz="1"/>
+              <w:bottom w:val="single" w:color="999999" w:sz="1"/>
+              <w:right w:val="single" w:color="999999" w:sz="1"/>
+            </w:tcBorders>
+            <w:tcMar>
+              <w:top w:type="dxa" w:w="60"/>
+              <w:left w:type="dxa" w:w="100"/>
+              <w:bottom w:type="dxa" w:w="60"/>
+              <w:right w:type="dxa" w:w="100"/>
+            </w:tcMar>
+          </w:tcPr>
+          <w:p>
+            <w:r>
+              <w:rPr>
+                <w:rFonts w:ascii="Arial" w:cs="Arial" w:eastAsia="Arial" w:hAnsi="Arial"/>
+                <w:sz w:val="20"/>
+                <w:szCs w:val="20"/>
+              </w:rPr>
+              <w:t>An excluded sample is treated as never collected, before the BLQ rule; the dialog names a Cmax, Tlast or pre-dose sample and asks to confirm a pre-dose one. Tests: EXC-01, EXC-02, EXC-06</w:t>
+            </w:r>
+          </w:p>
+        </w:tc>
+      </w:tr>
+      <w:tr>
+        <w:tc>
+          <w:tcPr>
+            <w:tcW w:type="dxa" w:w="1200"/>
+            <w:tcBorders>
+              <w:top w:val="single" w:color="999999" w:sz="1"/>
+              <w:left w:val="single" w:color="999999" w:sz="1"/>
+              <w:bottom w:val="single" w:color="999999" w:sz="1"/>
+              <w:right w:val="single" w:color="999999" w:sz="1"/>
+            </w:tcBorders>
+            <w:tcMar>
+              <w:top w:type="dxa" w:w="60"/>
+              <w:left w:type="dxa" w:w="100"/>
+              <w:bottom w:type="dxa" w:w="60"/>
+              <w:right w:type="dxa" w:w="100"/>
+            </w:tcMar>
+          </w:tcPr>
+          <w:p>
+            <w:r>
+              <w:rPr>
+                <w:rFonts w:ascii="Arial" w:cs="Arial" w:eastAsia="Arial" w:hAnsi="Arial"/>
+                <w:sz w:val="20"/>
+                <w:szCs w:val="20"/>
+              </w:rPr>
+              <w:t>FM-45</w:t>
+            </w:r>
+          </w:p>
+        </w:tc>
+        <w:tc>
+          <w:tcPr>
+            <w:tcW w:type="dxa" w:w="3160"/>
+            <w:tcBorders>
+              <w:top w:val="single" w:color="999999" w:sz="1"/>
+              <w:left w:val="single" w:color="999999" w:sz="1"/>
+              <w:bottom w:val="single" w:color="999999" w:sz="1"/>
+              <w:right w:val="single" w:color="999999" w:sz="1"/>
+            </w:tcBorders>
+            <w:tcMar>
+              <w:top w:type="dxa" w:w="60"/>
+              <w:left w:type="dxa" w:w="100"/>
+              <w:bottom w:type="dxa" w:w="60"/>
+              <w:right w:type="dxa" w:w="100"/>
+            </w:tcMar>
+          </w:tcPr>
+          <w:p>
+            <w:r>
+              <w:rPr>
+                <w:rFonts w:ascii="Arial" w:cs="Arial" w:eastAsia="Arial" w:hAnsi="Arial"/>
+                <w:sz w:val="20"/>
+                <w:szCs w:val="20"/>
+              </w:rPr>
+              <w:t>A half-life flag misleads: a poor fit goes unflagged, or a flag is taken as a reason to leave data out</w:t>
+            </w:r>
+          </w:p>
+        </w:tc>
+        <w:tc>
+          <w:tcPr>
+            <w:tcW w:type="dxa" w:w="800"/>
+            <w:tcBorders>
+              <w:top w:val="single" w:color="999999" w:sz="1"/>
+              <w:left w:val="single" w:color="999999" w:sz="1"/>
+              <w:bottom w:val="single" w:color="999999" w:sz="1"/>
+              <w:right w:val="single" w:color="999999" w:sz="1"/>
+            </w:tcBorders>
+            <w:tcMar>
+              <w:top w:type="dxa" w:w="60"/>
+              <w:left w:type="dxa" w:w="100"/>
+              <w:bottom w:type="dxa" w:w="60"/>
+              <w:right w:type="dxa" w:w="100"/>
+            </w:tcMar>
+          </w:tcPr>
+          <w:p>
+            <w:r>
+              <w:rPr>
+                <w:rFonts w:ascii="Arial" w:cs="Arial" w:eastAsia="Arial" w:hAnsi="Arial"/>
+                <w:sz w:val="20"/>
+                <w:szCs w:val="20"/>
+              </w:rPr>
+              <w:t>3</w:t>
+            </w:r>
+          </w:p>
+        </w:tc>
+        <w:tc>
+          <w:tcPr>
+            <w:tcW w:type="dxa" w:w="800"/>
+            <w:tcBorders>
+              <w:top w:val="single" w:color="999999" w:sz="1"/>
+              <w:left w:val="single" w:color="999999" w:sz="1"/>
+              <w:bottom w:val="single" w:color="999999" w:sz="1"/>
+              <w:right w:val="single" w:color="999999" w:sz="1"/>
+            </w:tcBorders>
+            <w:tcMar>
+              <w:top w:type="dxa" w:w="60"/>
+              <w:left w:type="dxa" w:w="100"/>
+              <w:bottom w:type="dxa" w:w="60"/>
+              <w:right w:type="dxa" w:w="100"/>
+            </w:tcMar>
+          </w:tcPr>
+          <w:p>
+            <w:r>
+              <w:rPr>
+                <w:rFonts w:ascii="Arial" w:cs="Arial" w:eastAsia="Arial" w:hAnsi="Arial"/>
+                <w:sz w:val="20"/>
+                <w:szCs w:val="20"/>
+              </w:rPr>
+              <w:t>2</w:t>
+            </w:r>
+          </w:p>
+        </w:tc>
+        <w:tc>
+          <w:tcPr>
+            <w:tcW w:type="dxa" w:w="800"/>
+            <w:tcBorders>
+              <w:top w:val="single" w:color="999999" w:sz="1"/>
+              <w:left w:val="single" w:color="999999" w:sz="1"/>
+              <w:bottom w:val="single" w:color="999999" w:sz="1"/>
+              <w:right w:val="single" w:color="999999" w:sz="1"/>
+            </w:tcBorders>
+            <w:tcMar>
+              <w:top w:type="dxa" w:w="60"/>
+              <w:left w:type="dxa" w:w="100"/>
+              <w:bottom w:type="dxa" w:w="60"/>
+              <w:right w:type="dxa" w:w="100"/>
+            </w:tcMar>
+          </w:tcPr>
+          <w:p>
+            <w:r>
+              <w:rPr>
+                <w:rFonts w:ascii="Arial" w:cs="Arial" w:eastAsia="Arial" w:hAnsi="Arial"/>
+                <w:sz w:val="20"/>
+                <w:szCs w:val="20"/>
+              </w:rPr>
+              <w:t>2</w:t>
+            </w:r>
+          </w:p>
+        </w:tc>
+        <w:tc>
+          <w:tcPr>
+            <w:tcW w:type="dxa" w:w="800"/>
+            <w:tcBorders>
+              <w:top w:val="single" w:color="999999" w:sz="1"/>
+              <w:left w:val="single" w:color="999999" w:sz="1"/>
+              <w:bottom w:val="single" w:color="999999" w:sz="1"/>
+              <w:right w:val="single" w:color="999999" w:sz="1"/>
+            </w:tcBorders>
+            <w:tcMar>
+              <w:top w:type="dxa" w:w="60"/>
+              <w:left w:type="dxa" w:w="100"/>
+              <w:bottom w:type="dxa" w:w="60"/>
+              <w:right w:type="dxa" w:w="100"/>
+            </w:tcMar>
+          </w:tcPr>
+          <w:p>
+            <w:r>
+              <w:rPr>
+                <w:rFonts w:ascii="Arial" w:cs="Arial" w:eastAsia="Arial" w:hAnsi="Arial"/>
+                <w:sz w:val="20"/>
+                <w:szCs w:val="20"/>
+              </w:rPr>
+              <w:t>12</w:t>
+            </w:r>
+          </w:p>
+        </w:tc>
+        <w:tc>
+          <w:tcPr>
+            <w:tcW w:type="dxa" w:w="1800"/>
+            <w:tcBorders>
+              <w:top w:val="single" w:color="999999" w:sz="1"/>
+              <w:left w:val="single" w:color="999999" w:sz="1"/>
+              <w:bottom w:val="single" w:color="999999" w:sz="1"/>
+              <w:right w:val="single" w:color="999999" w:sz="1"/>
+            </w:tcBorders>
+            <w:tcMar>
+              <w:top w:type="dxa" w:w="60"/>
+              <w:left w:type="dxa" w:w="100"/>
+              <w:bottom w:type="dxa" w:w="60"/>
+              <w:right w:type="dxa" w:w="100"/>
+            </w:tcMar>
+          </w:tcPr>
+          <w:p>
+            <w:r>
+              <w:rPr>
+                <w:rFonts w:ascii="Arial" w:cs="Arial" w:eastAsia="Arial" w:hAnsi="Arial"/>
+                <w:sz w:val="20"/>
+                <w:szCs w:val="20"/>
+              </w:rPr>
+              <w:t>Rule limits are tested at their boundaries; flags never change a value or exclude data; the rules in force are recorded. Tests: HLF-01 to HLF-06</w:t>
+            </w:r>
+          </w:p>
+        </w:tc>
+      </w:tr>
     </w:tbl>
     <w:p>
       <w:pPr>
@@ -11324,6 +12088,145 @@
           </w:p>
         </w:tc>
       </w:tr>
+      <w:tr>
+        <w:tc>
+          <w:tcPr>
+            <w:tcW w:type="dxa" w:w="1200"/>
+            <w:tcBorders>
+              <w:top w:val="single" w:color="999999" w:sz="1"/>
+              <w:left w:val="single" w:color="999999" w:sz="1"/>
+              <w:bottom w:val="single" w:color="999999" w:sz="1"/>
+              <w:right w:val="single" w:color="999999" w:sz="1"/>
+            </w:tcBorders>
+            <w:tcMar>
+              <w:top w:type="dxa" w:w="60"/>
+              <w:left w:type="dxa" w:w="100"/>
+              <w:bottom w:type="dxa" w:w="60"/>
+              <w:right w:type="dxa" w:w="100"/>
+            </w:tcMar>
+          </w:tcPr>
+          <w:p>
+            <w:r>
+              <w:rPr>
+                <w:rFonts w:ascii="Arial" w:cs="Arial" w:eastAsia="Arial" w:hAnsi="Arial"/>
+                <w:b/>
+                <w:bCs/>
+                <w:sz w:val="20"/>
+                <w:szCs w:val="20"/>
+              </w:rPr>
+              <w:t>URS-DAT-09</w:t>
+            </w:r>
+          </w:p>
+        </w:tc>
+        <w:tc>
+          <w:tcPr>
+            <w:tcW w:type="dxa" w:w="3600"/>
+            <w:tcBorders>
+              <w:top w:val="single" w:color="999999" w:sz="1"/>
+              <w:left w:val="single" w:color="999999" w:sz="1"/>
+              <w:bottom w:val="single" w:color="999999" w:sz="1"/>
+              <w:right w:val="single" w:color="999999" w:sz="1"/>
+            </w:tcBorders>
+            <w:tcMar>
+              <w:top w:type="dxa" w:w="60"/>
+              <w:left w:type="dxa" w:w="100"/>
+              <w:bottom w:type="dxa" w:w="60"/>
+              <w:right w:type="dxa" w:w="100"/>
+            </w:tcMar>
+          </w:tcPr>
+          <w:p>
+            <w:r>
+              <w:rPr>
+                <w:rFonts w:ascii="Arial" w:cs="Arial" w:eastAsia="Arial" w:hAnsi="Arial"/>
+                <w:sz w:val="20"/>
+                <w:szCs w:val="20"/>
+              </w:rPr>
+              <w:t>The system shall let the user leave out a sample or a whole profile only with a documented reason, and keep every exclusion traceable and reversible.</w:t>
+            </w:r>
+          </w:p>
+        </w:tc>
+        <w:tc>
+          <w:tcPr>
+            <w:tcW w:type="dxa" w:w="2960"/>
+            <w:tcBorders>
+              <w:top w:val="single" w:color="999999" w:sz="1"/>
+              <w:left w:val="single" w:color="999999" w:sz="1"/>
+              <w:bottom w:val="single" w:color="999999" w:sz="1"/>
+              <w:right w:val="single" w:color="999999" w:sz="1"/>
+            </w:tcBorders>
+            <w:tcMar>
+              <w:top w:type="dxa" w:w="60"/>
+              <w:left w:type="dxa" w:w="100"/>
+              <w:bottom w:type="dxa" w:w="60"/>
+              <w:right w:type="dxa" w:w="100"/>
+            </w:tcMar>
+          </w:tcPr>
+          <w:p>
+            <w:r>
+              <w:rPr>
+                <w:rFonts w:ascii="Arial" w:cs="Arial" w:eastAsia="Arial" w:hAnsi="Arial"/>
+                <w:sz w:val="20"/>
+                <w:szCs w:val="20"/>
+              </w:rPr>
+              <w:t>A reason from a fixed list is required, with a detail for Other, protocol, dosing and adverse-event reasons; an excluded sample gives the result of deleting it from the file under every BLQ rule; exclusions are matched by profile and time, and one that no longer matches the data is reported, never dropped; a profile exclusion keeps its NCA result and leaves the profile out of summaries, mean curves and bioequivalence; exclusions can be restored and nothing is deleted; the register is in the downloads and the Analysis Record and is reproduced from it; in controlled mode each change is written to the audit trail first; the ICH M13A checks use the data before exclusions.</w:t>
+            </w:r>
+          </w:p>
+        </w:tc>
+        <w:tc>
+          <w:tcPr>
+            <w:tcW w:type="dxa" w:w="800"/>
+            <w:tcBorders>
+              <w:top w:val="single" w:color="999999" w:sz="1"/>
+              <w:left w:val="single" w:color="999999" w:sz="1"/>
+              <w:bottom w:val="single" w:color="999999" w:sz="1"/>
+              <w:right w:val="single" w:color="999999" w:sz="1"/>
+            </w:tcBorders>
+            <w:tcMar>
+              <w:top w:type="dxa" w:w="60"/>
+              <w:left w:type="dxa" w:w="100"/>
+              <w:bottom w:type="dxa" w:w="60"/>
+              <w:right w:type="dxa" w:w="100"/>
+            </w:tcMar>
+          </w:tcPr>
+          <w:p>
+            <w:r>
+              <w:rPr>
+                <w:rFonts w:ascii="Arial" w:cs="Arial" w:eastAsia="Arial" w:hAnsi="Arial"/>
+                <w:sz w:val="20"/>
+                <w:szCs w:val="20"/>
+              </w:rPr>
+              <w:t>High</w:t>
+            </w:r>
+          </w:p>
+        </w:tc>
+        <w:tc>
+          <w:tcPr>
+            <w:tcW w:type="dxa" w:w="800"/>
+            <w:tcBorders>
+              <w:top w:val="single" w:color="999999" w:sz="1"/>
+              <w:left w:val="single" w:color="999999" w:sz="1"/>
+              <w:bottom w:val="single" w:color="999999" w:sz="1"/>
+              <w:right w:val="single" w:color="999999" w:sz="1"/>
+            </w:tcBorders>
+            <w:tcMar>
+              <w:top w:type="dxa" w:w="60"/>
+              <w:left w:type="dxa" w:w="100"/>
+              <w:bottom w:type="dxa" w:w="60"/>
+              <w:right w:type="dxa" w:w="100"/>
+            </w:tcMar>
+          </w:tcPr>
+          <w:p>
+            <w:r>
+              <w:rPr>
+                <w:rFonts w:ascii="Arial" w:cs="Arial" w:eastAsia="Arial" w:hAnsi="Arial"/>
+                <w:sz w:val="20"/>
+                <w:szCs w:val="20"/>
+              </w:rPr>
+              <w:t>FM-42, FM-43, FM-44</w:t>
+            </w:r>
+          </w:p>
+        </w:tc>
+      </w:tr>
     </w:tbl>
     <w:p>
       <w:pPr>
@@ -13507,6 +14410,150 @@
                 <w:szCs w:val="20"/>
               </w:rPr>
               <w:t>FM-09</w:t>
+            </w:r>
+          </w:p>
+        </w:tc>
+      </w:tr>
+      <w:tr>
+        <w:tc>
+          <w:tcPr>
+            <w:tcW w:type="dxa" w:w="1200"/>
+            <w:tcBorders>
+              <w:top w:val="single" w:color="999999" w:sz="1"/>
+              <w:left w:val="single" w:color="999999" w:sz="1"/>
+              <w:bottom w:val="single" w:color="999999" w:sz="1"/>
+              <w:right w:val="single" w:color="999999" w:sz="1"/>
+            </w:tcBorders>
+            <w:shd w:fill="F7F9FC" w:val="clear"/>
+            <w:tcMar>
+              <w:top w:type="dxa" w:w="60"/>
+              <w:left w:type="dxa" w:w="100"/>
+              <w:bottom w:type="dxa" w:w="60"/>
+              <w:right w:type="dxa" w:w="100"/>
+            </w:tcMar>
+          </w:tcPr>
+          <w:p>
+            <w:r>
+              <w:rPr>
+                <w:rFonts w:ascii="Arial" w:cs="Arial" w:eastAsia="Arial" w:hAnsi="Arial"/>
+                <w:b/>
+                <w:bCs/>
+                <w:sz w:val="20"/>
+                <w:szCs w:val="20"/>
+              </w:rPr>
+              <w:t>URS-NCA-15</w:t>
+            </w:r>
+          </w:p>
+        </w:tc>
+        <w:tc>
+          <w:tcPr>
+            <w:tcW w:type="dxa" w:w="3600"/>
+            <w:tcBorders>
+              <w:top w:val="single" w:color="999999" w:sz="1"/>
+              <w:left w:val="single" w:color="999999" w:sz="1"/>
+              <w:bottom w:val="single" w:color="999999" w:sz="1"/>
+              <w:right w:val="single" w:color="999999" w:sz="1"/>
+            </w:tcBorders>
+            <w:shd w:fill="F7F9FC" w:val="clear"/>
+            <w:tcMar>
+              <w:top w:type="dxa" w:w="60"/>
+              <w:left w:type="dxa" w:w="100"/>
+              <w:bottom w:type="dxa" w:w="60"/>
+              <w:right w:type="dxa" w:w="100"/>
+            </w:tcMar>
+          </w:tcPr>
+          <w:p>
+            <w:r>
+              <w:rPr>
+                <w:rFonts w:ascii="Arial" w:cs="Arial" w:eastAsia="Arial" w:hAnsi="Arial"/>
+                <w:sz w:val="20"/>
+                <w:szCs w:val="20"/>
+              </w:rPr>
+              <w:t>The system shall flag half-life fits that break quality rules the user can edit, without changing any value.</w:t>
+            </w:r>
+          </w:p>
+        </w:tc>
+        <w:tc>
+          <w:tcPr>
+            <w:tcW w:type="dxa" w:w="2960"/>
+            <w:tcBorders>
+              <w:top w:val="single" w:color="999999" w:sz="1"/>
+              <w:left w:val="single" w:color="999999" w:sz="1"/>
+              <w:bottom w:val="single" w:color="999999" w:sz="1"/>
+              <w:right w:val="single" w:color="999999" w:sz="1"/>
+            </w:tcBorders>
+            <w:shd w:fill="F7F9FC" w:val="clear"/>
+            <w:tcMar>
+              <w:top w:type="dxa" w:w="60"/>
+              <w:left w:type="dxa" w:w="100"/>
+              <w:bottom w:type="dxa" w:w="60"/>
+              <w:right w:type="dxa" w:w="100"/>
+            </w:tcMar>
+          </w:tcPr>
+          <w:p>
+            <w:r>
+              <w:rPr>
+                <w:rFonts w:ascii="Arial" w:cs="Arial" w:eastAsia="Arial" w:hAnsi="Arial"/>
+                <w:sz w:val="20"/>
+                <w:szCs w:val="20"/>
+              </w:rPr>
+              <w:t>By default a fit is flagged when its points span less than 2 half-lives, when AUC to infinity is more than 20% extrapolated (not at steady state) or, after an IV bolus, more than 20% back-extrapolated; the limits themselves pass; rules can be switched off or changed, and are recorded and reproduced; fits on points chosen by hand are flagged too; flags are counted in summaries and bioequivalence and exclude nothing.</w:t>
+            </w:r>
+          </w:p>
+        </w:tc>
+        <w:tc>
+          <w:tcPr>
+            <w:tcW w:type="dxa" w:w="800"/>
+            <w:tcBorders>
+              <w:top w:val="single" w:color="999999" w:sz="1"/>
+              <w:left w:val="single" w:color="999999" w:sz="1"/>
+              <w:bottom w:val="single" w:color="999999" w:sz="1"/>
+              <w:right w:val="single" w:color="999999" w:sz="1"/>
+            </w:tcBorders>
+            <w:shd w:fill="F7F9FC" w:val="clear"/>
+            <w:tcMar>
+              <w:top w:type="dxa" w:w="60"/>
+              <w:left w:type="dxa" w:w="100"/>
+              <w:bottom w:type="dxa" w:w="60"/>
+              <w:right w:type="dxa" w:w="100"/>
+            </w:tcMar>
+          </w:tcPr>
+          <w:p>
+            <w:r>
+              <w:rPr>
+                <w:rFonts w:ascii="Arial" w:cs="Arial" w:eastAsia="Arial" w:hAnsi="Arial"/>
+                <w:sz w:val="20"/>
+                <w:szCs w:val="20"/>
+              </w:rPr>
+              <w:t>Medium</w:t>
+            </w:r>
+          </w:p>
+        </w:tc>
+        <w:tc>
+          <w:tcPr>
+            <w:tcW w:type="dxa" w:w="800"/>
+            <w:tcBorders>
+              <w:top w:val="single" w:color="999999" w:sz="1"/>
+              <w:left w:val="single" w:color="999999" w:sz="1"/>
+              <w:bottom w:val="single" w:color="999999" w:sz="1"/>
+              <w:right w:val="single" w:color="999999" w:sz="1"/>
+            </w:tcBorders>
+            <w:shd w:fill="F7F9FC" w:val="clear"/>
+            <w:tcMar>
+              <w:top w:type="dxa" w:w="60"/>
+              <w:left w:type="dxa" w:w="100"/>
+              <w:bottom w:type="dxa" w:w="60"/>
+              <w:right w:type="dxa" w:w="100"/>
+            </w:tcMar>
+          </w:tcPr>
+          <w:p>
+            <w:r>
+              <w:rPr>
+                <w:rFonts w:ascii="Arial" w:cs="Arial" w:eastAsia="Arial" w:hAnsi="Arial"/>
+                <w:sz w:val="20"/>
+                <w:szCs w:val="20"/>
+              </w:rPr>
+              <w:t>FM-45</w:t>
             </w:r>
           </w:p>
         </w:tc>
@@ -15276,6 +16323,150 @@
           </w:p>
         </w:tc>
       </w:tr>
+      <w:tr>
+        <w:tc>
+          <w:tcPr>
+            <w:tcW w:type="dxa" w:w="1200"/>
+            <w:tcBorders>
+              <w:top w:val="single" w:color="999999" w:sz="1"/>
+              <w:left w:val="single" w:color="999999" w:sz="1"/>
+              <w:bottom w:val="single" w:color="999999" w:sz="1"/>
+              <w:right w:val="single" w:color="999999" w:sz="1"/>
+            </w:tcBorders>
+            <w:shd w:fill="F7F9FC" w:val="clear"/>
+            <w:tcMar>
+              <w:top w:type="dxa" w:w="60"/>
+              <w:left w:type="dxa" w:w="100"/>
+              <w:bottom w:type="dxa" w:w="60"/>
+              <w:right w:type="dxa" w:w="100"/>
+            </w:tcMar>
+          </w:tcPr>
+          <w:p>
+            <w:r>
+              <w:rPr>
+                <w:rFonts w:ascii="Arial" w:cs="Arial" w:eastAsia="Arial" w:hAnsi="Arial"/>
+                <w:b/>
+                <w:bCs/>
+                <w:sz w:val="20"/>
+                <w:szCs w:val="20"/>
+              </w:rPr>
+              <w:t>URS-BE-12</w:t>
+            </w:r>
+          </w:p>
+        </w:tc>
+        <w:tc>
+          <w:tcPr>
+            <w:tcW w:type="dxa" w:w="3600"/>
+            <w:tcBorders>
+              <w:top w:val="single" w:color="999999" w:sz="1"/>
+              <w:left w:val="single" w:color="999999" w:sz="1"/>
+              <w:bottom w:val="single" w:color="999999" w:sz="1"/>
+              <w:right w:val="single" w:color="999999" w:sz="1"/>
+            </w:tcBorders>
+            <w:shd w:fill="F7F9FC" w:val="clear"/>
+            <w:tcMar>
+              <w:top w:type="dxa" w:w="60"/>
+              <w:left w:type="dxa" w:w="100"/>
+              <w:bottom w:type="dxa" w:w="60"/>
+              <w:right w:type="dxa" w:w="100"/>
+            </w:tcMar>
+          </w:tcPr>
+          <w:p>
+            <w:r>
+              <w:rPr>
+                <w:rFonts w:ascii="Arial" w:cs="Arial" w:eastAsia="Arial" w:hAnsi="Arial"/>
+                <w:sz w:val="20"/>
+                <w:szCs w:val="20"/>
+              </w:rPr>
+              <w:t>When data are excluded, the system shall repeat the bioequivalence analysis without the exclusions as a sensitivity analysis.</w:t>
+            </w:r>
+          </w:p>
+        </w:tc>
+        <w:tc>
+          <w:tcPr>
+            <w:tcW w:type="dxa" w:w="2960"/>
+            <w:tcBorders>
+              <w:top w:val="single" w:color="999999" w:sz="1"/>
+              <w:left w:val="single" w:color="999999" w:sz="1"/>
+              <w:bottom w:val="single" w:color="999999" w:sz="1"/>
+              <w:right w:val="single" w:color="999999" w:sz="1"/>
+            </w:tcBorders>
+            <w:shd w:fill="F7F9FC" w:val="clear"/>
+            <w:tcMar>
+              <w:top w:type="dxa" w:w="60"/>
+              <w:left w:type="dxa" w:w="100"/>
+              <w:bottom w:type="dxa" w:w="60"/>
+              <w:right w:type="dxa" w:w="100"/>
+            </w:tcMar>
+          </w:tcPr>
+          <w:p>
+            <w:r>
+              <w:rPr>
+                <w:rFonts w:ascii="Arial" w:cs="Arial" w:eastAsia="Arial" w:hAnsi="Arial"/>
+                <w:sz w:val="20"/>
+                <w:szCs w:val="20"/>
+              </w:rPr>
+              <w:t>The comparison without exclusions is shown next to the primary result, a note says when the ICH M13A checks would differ with the exclusions, and both are in the downloads and the Analysis Record.</w:t>
+            </w:r>
+          </w:p>
+        </w:tc>
+        <w:tc>
+          <w:tcPr>
+            <w:tcW w:type="dxa" w:w="800"/>
+            <w:tcBorders>
+              <w:top w:val="single" w:color="999999" w:sz="1"/>
+              <w:left w:val="single" w:color="999999" w:sz="1"/>
+              <w:bottom w:val="single" w:color="999999" w:sz="1"/>
+              <w:right w:val="single" w:color="999999" w:sz="1"/>
+            </w:tcBorders>
+            <w:shd w:fill="F7F9FC" w:val="clear"/>
+            <w:tcMar>
+              <w:top w:type="dxa" w:w="60"/>
+              <w:left w:type="dxa" w:w="100"/>
+              <w:bottom w:type="dxa" w:w="60"/>
+              <w:right w:type="dxa" w:w="100"/>
+            </w:tcMar>
+          </w:tcPr>
+          <w:p>
+            <w:r>
+              <w:rPr>
+                <w:rFonts w:ascii="Arial" w:cs="Arial" w:eastAsia="Arial" w:hAnsi="Arial"/>
+                <w:sz w:val="20"/>
+                <w:szCs w:val="20"/>
+              </w:rPr>
+              <w:t>High</w:t>
+            </w:r>
+          </w:p>
+        </w:tc>
+        <w:tc>
+          <w:tcPr>
+            <w:tcW w:type="dxa" w:w="800"/>
+            <w:tcBorders>
+              <w:top w:val="single" w:color="999999" w:sz="1"/>
+              <w:left w:val="single" w:color="999999" w:sz="1"/>
+              <w:bottom w:val="single" w:color="999999" w:sz="1"/>
+              <w:right w:val="single" w:color="999999" w:sz="1"/>
+            </w:tcBorders>
+            <w:shd w:fill="F7F9FC" w:val="clear"/>
+            <w:tcMar>
+              <w:top w:type="dxa" w:w="60"/>
+              <w:left w:type="dxa" w:w="100"/>
+              <w:bottom w:type="dxa" w:w="60"/>
+              <w:right w:type="dxa" w:w="100"/>
+            </w:tcMar>
+          </w:tcPr>
+          <w:p>
+            <w:r>
+              <w:rPr>
+                <w:rFonts w:ascii="Arial" w:cs="Arial" w:eastAsia="Arial" w:hAnsi="Arial"/>
+                <w:sz w:val="20"/>
+                <w:szCs w:val="20"/>
+              </w:rPr>
+              <w:t>FM-42</w:t>
+            </w:r>
+          </w:p>
+        </w:tc>
+      </w:tr>
     </w:tbl>
     <w:p>
       <w:pPr>
@@ -18077,7 +19268,7 @@
                 <w:sz w:val="20"/>
                 <w:szCs w:val="20"/>
               </w:rPr>
-              <w:t>Guide with scenario tabs and example downloads, including a file with BLQ results.</w:t>
+              <w:t>Guide with scenario tabs and example downloads, including a file with BLQ results; the examples also load in one click on the Upload page and can be downloaded unchanged there; only bundled files can be loaded or downloaded by name; a record made from an example says so.</w:t>
             </w:r>
           </w:p>
         </w:tc>

--- a/validation/NCA_Assistant_URS.docx
+++ b/validation/NCA_Assistant_URS.docx
@@ -8997,7 +8997,7 @@
                 <w:sz w:val="20"/>
                 <w:szCs w:val="20"/>
               </w:rPr>
-              <w:t>The register goes into the downloads and the Analysis Record and is reproduced from it; an exclusion that no longer matches is reported; loading new data asks first and offers a download; in controlled mode each change is audited first. Tests: EXC-03, EXC-05, EXC-09, EXC-10</w:t>
+              <w:t>The register goes into the downloads and the Analysis Record and is reproduced from it; an exclusion that no longer matches is reported; loading new data asks first and offers a download; in controlled mode each change is audited first. Tests: EXC-03, EXC-05, EXC-09, EXC-10, ARV-08, ARV-09</w:t>
             </w:r>
           </w:p>
         </w:tc>
@@ -9379,7 +9379,580 @@
                 <w:sz w:val="20"/>
                 <w:szCs w:val="20"/>
               </w:rPr>
-              <w:t>Rule limits are tested at their boundaries; flags never change a value or exclude data; the rules in force are recorded. Tests: HLF-01 to HLF-06</w:t>
+              <w:t>Rule limits are tested at their boundaries; flags never change a value or exclude data; the rules in force are recorded. Tests: HLF-01 to HLF-06, ARV-06</w:t>
+            </w:r>
+          </w:p>
+        </w:tc>
+      </w:tr>
+      <w:tr>
+        <w:tc>
+          <w:tcPr>
+            <w:tcW w:type="dxa" w:w="1200"/>
+            <w:tcBorders>
+              <w:top w:val="single" w:color="999999" w:sz="1"/>
+              <w:left w:val="single" w:color="999999" w:sz="1"/>
+              <w:bottom w:val="single" w:color="999999" w:sz="1"/>
+              <w:right w:val="single" w:color="999999" w:sz="1"/>
+            </w:tcBorders>
+            <w:tcMar>
+              <w:top w:type="dxa" w:w="60"/>
+              <w:left w:type="dxa" w:w="100"/>
+              <w:bottom w:type="dxa" w:w="60"/>
+              <w:right w:type="dxa" w:w="100"/>
+            </w:tcMar>
+          </w:tcPr>
+          <w:p>
+            <w:r>
+              <w:rPr>
+                <w:rFonts w:ascii="Arial" w:cs="Arial" w:eastAsia="Arial" w:hAnsi="Arial"/>
+                <w:sz w:val="20"/>
+                <w:szCs w:val="20"/>
+              </w:rPr>
+              <w:t>FM-46</w:t>
+            </w:r>
+          </w:p>
+        </w:tc>
+        <w:tc>
+          <w:tcPr>
+            <w:tcW w:type="dxa" w:w="3160"/>
+            <w:tcBorders>
+              <w:top w:val="single" w:color="999999" w:sz="1"/>
+              <w:left w:val="single" w:color="999999" w:sz="1"/>
+              <w:bottom w:val="single" w:color="999999" w:sz="1"/>
+              <w:right w:val="single" w:color="999999" w:sz="1"/>
+            </w:tcBorders>
+            <w:tcMar>
+              <w:top w:type="dxa" w:w="60"/>
+              <w:left w:type="dxa" w:w="100"/>
+              <w:bottom w:type="dxa" w:w="60"/>
+              <w:right w:type="dxa" w:w="100"/>
+            </w:tcMar>
+          </w:tcPr>
+          <w:p>
+            <w:r>
+              <w:rPr>
+                <w:rFonts w:ascii="Arial" w:cs="Arial" w:eastAsia="Arial" w:hAnsi="Arial"/>
+                <w:sz w:val="20"/>
+                <w:szCs w:val="20"/>
+              </w:rPr>
+              <w:t>A Dose column in another unit than the analysis assumes (a dose per kg read as mg) gives CL/F, Vz/F and dose-normalised values that are wrong by that factor yet look plausible</w:t>
+            </w:r>
+          </w:p>
+        </w:tc>
+        <w:tc>
+          <w:tcPr>
+            <w:tcW w:type="dxa" w:w="800"/>
+            <w:tcBorders>
+              <w:top w:val="single" w:color="999999" w:sz="1"/>
+              <w:left w:val="single" w:color="999999" w:sz="1"/>
+              <w:bottom w:val="single" w:color="999999" w:sz="1"/>
+              <w:right w:val="single" w:color="999999" w:sz="1"/>
+            </w:tcBorders>
+            <w:tcMar>
+              <w:top w:type="dxa" w:w="60"/>
+              <w:left w:type="dxa" w:w="100"/>
+              <w:bottom w:type="dxa" w:w="60"/>
+              <w:right w:type="dxa" w:w="100"/>
+            </w:tcMar>
+          </w:tcPr>
+          <w:p>
+            <w:r>
+              <w:rPr>
+                <w:rFonts w:ascii="Arial" w:cs="Arial" w:eastAsia="Arial" w:hAnsi="Arial"/>
+                <w:sz w:val="20"/>
+                <w:szCs w:val="20"/>
+              </w:rPr>
+              <w:t>5</w:t>
+            </w:r>
+          </w:p>
+        </w:tc>
+        <w:tc>
+          <w:tcPr>
+            <w:tcW w:type="dxa" w:w="800"/>
+            <w:tcBorders>
+              <w:top w:val="single" w:color="999999" w:sz="1"/>
+              <w:left w:val="single" w:color="999999" w:sz="1"/>
+              <w:bottom w:val="single" w:color="999999" w:sz="1"/>
+              <w:right w:val="single" w:color="999999" w:sz="1"/>
+            </w:tcBorders>
+            <w:tcMar>
+              <w:top w:type="dxa" w:w="60"/>
+              <w:left w:type="dxa" w:w="100"/>
+              <w:bottom w:type="dxa" w:w="60"/>
+              <w:right w:type="dxa" w:w="100"/>
+            </w:tcMar>
+          </w:tcPr>
+          <w:p>
+            <w:r>
+              <w:rPr>
+                <w:rFonts w:ascii="Arial" w:cs="Arial" w:eastAsia="Arial" w:hAnsi="Arial"/>
+                <w:sz w:val="20"/>
+                <w:szCs w:val="20"/>
+              </w:rPr>
+              <w:t>2</w:t>
+            </w:r>
+          </w:p>
+        </w:tc>
+        <w:tc>
+          <w:tcPr>
+            <w:tcW w:type="dxa" w:w="800"/>
+            <w:tcBorders>
+              <w:top w:val="single" w:color="999999" w:sz="1"/>
+              <w:left w:val="single" w:color="999999" w:sz="1"/>
+              <w:bottom w:val="single" w:color="999999" w:sz="1"/>
+              <w:right w:val="single" w:color="999999" w:sz="1"/>
+            </w:tcBorders>
+            <w:tcMar>
+              <w:top w:type="dxa" w:w="60"/>
+              <w:left w:type="dxa" w:w="100"/>
+              <w:bottom w:type="dxa" w:w="60"/>
+              <w:right w:type="dxa" w:w="100"/>
+            </w:tcMar>
+          </w:tcPr>
+          <w:p>
+            <w:r>
+              <w:rPr>
+                <w:rFonts w:ascii="Arial" w:cs="Arial" w:eastAsia="Arial" w:hAnsi="Arial"/>
+                <w:sz w:val="20"/>
+                <w:szCs w:val="20"/>
+              </w:rPr>
+              <w:t>2</w:t>
+            </w:r>
+          </w:p>
+        </w:tc>
+        <w:tc>
+          <w:tcPr>
+            <w:tcW w:type="dxa" w:w="800"/>
+            <w:tcBorders>
+              <w:top w:val="single" w:color="999999" w:sz="1"/>
+              <w:left w:val="single" w:color="999999" w:sz="1"/>
+              <w:bottom w:val="single" w:color="999999" w:sz="1"/>
+              <w:right w:val="single" w:color="999999" w:sz="1"/>
+            </w:tcBorders>
+            <w:tcMar>
+              <w:top w:type="dxa" w:w="60"/>
+              <w:left w:type="dxa" w:w="100"/>
+              <w:bottom w:type="dxa" w:w="60"/>
+              <w:right w:type="dxa" w:w="100"/>
+            </w:tcMar>
+          </w:tcPr>
+          <w:p>
+            <w:r>
+              <w:rPr>
+                <w:rFonts w:ascii="Arial" w:cs="Arial" w:eastAsia="Arial" w:hAnsi="Arial"/>
+                <w:sz w:val="20"/>
+                <w:szCs w:val="20"/>
+              </w:rPr>
+              <w:t>20</w:t>
+            </w:r>
+          </w:p>
+        </w:tc>
+        <w:tc>
+          <w:tcPr>
+            <w:tcW w:type="dxa" w:w="1800"/>
+            <w:tcBorders>
+              <w:top w:val="single" w:color="999999" w:sz="1"/>
+              <w:left w:val="single" w:color="999999" w:sz="1"/>
+              <w:bottom w:val="single" w:color="999999" w:sz="1"/>
+              <w:right w:val="single" w:color="999999" w:sz="1"/>
+            </w:tcBorders>
+            <w:tcMar>
+              <w:top w:type="dxa" w:w="60"/>
+              <w:left w:type="dxa" w:w="100"/>
+              <w:bottom w:type="dxa" w:w="60"/>
+              <w:right w:type="dxa" w:w="100"/>
+            </w:tcMar>
+          </w:tcPr>
+          <w:p>
+            <w:r>
+              <w:rPr>
+                <w:rFonts w:ascii="Arial" w:cs="Arial" w:eastAsia="Arial" w:hAnsi="Arial"/>
+                <w:sz w:val="20"/>
+                <w:szCs w:val="20"/>
+              </w:rPr>
+              <w:t>The Dose panel states the unit it assumes and shows no confirmation; it warns when the file has a body-weight column and every dose is below 20; a dose per kg is converted with a mapped weight column. Tests: ARV-01 to ARV-03</w:t>
+            </w:r>
+          </w:p>
+        </w:tc>
+      </w:tr>
+      <w:tr>
+        <w:tc>
+          <w:tcPr>
+            <w:tcW w:type="dxa" w:w="1200"/>
+            <w:tcBorders>
+              <w:top w:val="single" w:color="999999" w:sz="1"/>
+              <w:left w:val="single" w:color="999999" w:sz="1"/>
+              <w:bottom w:val="single" w:color="999999" w:sz="1"/>
+              <w:right w:val="single" w:color="999999" w:sz="1"/>
+            </w:tcBorders>
+            <w:tcMar>
+              <w:top w:type="dxa" w:w="60"/>
+              <w:left w:type="dxa" w:w="100"/>
+              <w:bottom w:type="dxa" w:w="60"/>
+              <w:right w:type="dxa" w:w="100"/>
+            </w:tcMar>
+          </w:tcPr>
+          <w:p>
+            <w:r>
+              <w:rPr>
+                <w:rFonts w:ascii="Arial" w:cs="Arial" w:eastAsia="Arial" w:hAnsi="Arial"/>
+                <w:sz w:val="20"/>
+                <w:szCs w:val="20"/>
+              </w:rPr>
+              <w:t>FM-47</w:t>
+            </w:r>
+          </w:p>
+        </w:tc>
+        <w:tc>
+          <w:tcPr>
+            <w:tcW w:type="dxa" w:w="3160"/>
+            <w:tcBorders>
+              <w:top w:val="single" w:color="999999" w:sz="1"/>
+              <w:left w:val="single" w:color="999999" w:sz="1"/>
+              <w:bottom w:val="single" w:color="999999" w:sz="1"/>
+              <w:right w:val="single" w:color="999999" w:sz="1"/>
+            </w:tcBorders>
+            <w:tcMar>
+              <w:top w:type="dxa" w:w="60"/>
+              <w:left w:type="dxa" w:w="100"/>
+              <w:bottom w:type="dxa" w:w="60"/>
+              <w:right w:type="dxa" w:w="100"/>
+            </w:tcMar>
+          </w:tcPr>
+          <w:p>
+            <w:r>
+              <w:rPr>
+                <w:rFonts w:ascii="Arial" w:cs="Arial" w:eastAsia="Arial" w:hAnsi="Arial"/>
+                <w:sz w:val="20"/>
+                <w:szCs w:val="20"/>
+              </w:rPr>
+              <w:t>At steady state with actual sampling times, Cτ is lost (trough not at exactly τ) or AUCτ and Cavg rest partly on extrapolation without the reader knowing</w:t>
+            </w:r>
+          </w:p>
+        </w:tc>
+        <w:tc>
+          <w:tcPr>
+            <w:tcW w:type="dxa" w:w="800"/>
+            <w:tcBorders>
+              <w:top w:val="single" w:color="999999" w:sz="1"/>
+              <w:left w:val="single" w:color="999999" w:sz="1"/>
+              <w:bottom w:val="single" w:color="999999" w:sz="1"/>
+              <w:right w:val="single" w:color="999999" w:sz="1"/>
+            </w:tcBorders>
+            <w:tcMar>
+              <w:top w:type="dxa" w:w="60"/>
+              <w:left w:type="dxa" w:w="100"/>
+              <w:bottom w:type="dxa" w:w="60"/>
+              <w:right w:type="dxa" w:w="100"/>
+            </w:tcMar>
+          </w:tcPr>
+          <w:p>
+            <w:r>
+              <w:rPr>
+                <w:rFonts w:ascii="Arial" w:cs="Arial" w:eastAsia="Arial" w:hAnsi="Arial"/>
+                <w:sz w:val="20"/>
+                <w:szCs w:val="20"/>
+              </w:rPr>
+              <w:t>4</w:t>
+            </w:r>
+          </w:p>
+        </w:tc>
+        <w:tc>
+          <w:tcPr>
+            <w:tcW w:type="dxa" w:w="800"/>
+            <w:tcBorders>
+              <w:top w:val="single" w:color="999999" w:sz="1"/>
+              <w:left w:val="single" w:color="999999" w:sz="1"/>
+              <w:bottom w:val="single" w:color="999999" w:sz="1"/>
+              <w:right w:val="single" w:color="999999" w:sz="1"/>
+            </w:tcBorders>
+            <w:tcMar>
+              <w:top w:type="dxa" w:w="60"/>
+              <w:left w:type="dxa" w:w="100"/>
+              <w:bottom w:type="dxa" w:w="60"/>
+              <w:right w:type="dxa" w:w="100"/>
+            </w:tcMar>
+          </w:tcPr>
+          <w:p>
+            <w:r>
+              <w:rPr>
+                <w:rFonts w:ascii="Arial" w:cs="Arial" w:eastAsia="Arial" w:hAnsi="Arial"/>
+                <w:sz w:val="20"/>
+                <w:szCs w:val="20"/>
+              </w:rPr>
+              <w:t>2</w:t>
+            </w:r>
+          </w:p>
+        </w:tc>
+        <w:tc>
+          <w:tcPr>
+            <w:tcW w:type="dxa" w:w="800"/>
+            <w:tcBorders>
+              <w:top w:val="single" w:color="999999" w:sz="1"/>
+              <w:left w:val="single" w:color="999999" w:sz="1"/>
+              <w:bottom w:val="single" w:color="999999" w:sz="1"/>
+              <w:right w:val="single" w:color="999999" w:sz="1"/>
+            </w:tcBorders>
+            <w:tcMar>
+              <w:top w:type="dxa" w:w="60"/>
+              <w:left w:type="dxa" w:w="100"/>
+              <w:bottom w:type="dxa" w:w="60"/>
+              <w:right w:type="dxa" w:w="100"/>
+            </w:tcMar>
+          </w:tcPr>
+          <w:p>
+            <w:r>
+              <w:rPr>
+                <w:rFonts w:ascii="Arial" w:cs="Arial" w:eastAsia="Arial" w:hAnsi="Arial"/>
+                <w:sz w:val="20"/>
+                <w:szCs w:val="20"/>
+              </w:rPr>
+              <w:t>2</w:t>
+            </w:r>
+          </w:p>
+        </w:tc>
+        <w:tc>
+          <w:tcPr>
+            <w:tcW w:type="dxa" w:w="800"/>
+            <w:tcBorders>
+              <w:top w:val="single" w:color="999999" w:sz="1"/>
+              <w:left w:val="single" w:color="999999" w:sz="1"/>
+              <w:bottom w:val="single" w:color="999999" w:sz="1"/>
+              <w:right w:val="single" w:color="999999" w:sz="1"/>
+            </w:tcBorders>
+            <w:tcMar>
+              <w:top w:type="dxa" w:w="60"/>
+              <w:left w:type="dxa" w:w="100"/>
+              <w:bottom w:type="dxa" w:w="60"/>
+              <w:right w:type="dxa" w:w="100"/>
+            </w:tcMar>
+          </w:tcPr>
+          <w:p>
+            <w:r>
+              <w:rPr>
+                <w:rFonts w:ascii="Arial" w:cs="Arial" w:eastAsia="Arial" w:hAnsi="Arial"/>
+                <w:sz w:val="20"/>
+                <w:szCs w:val="20"/>
+              </w:rPr>
+              <w:t>16</w:t>
+            </w:r>
+          </w:p>
+        </w:tc>
+        <w:tc>
+          <w:tcPr>
+            <w:tcW w:type="dxa" w:w="1800"/>
+            <w:tcBorders>
+              <w:top w:val="single" w:color="999999" w:sz="1"/>
+              <w:left w:val="single" w:color="999999" w:sz="1"/>
+              <w:bottom w:val="single" w:color="999999" w:sz="1"/>
+              <w:right w:val="single" w:color="999999" w:sz="1"/>
+            </w:tcBorders>
+            <w:tcMar>
+              <w:top w:type="dxa" w:w="60"/>
+              <w:left w:type="dxa" w:w="100"/>
+              <w:bottom w:type="dxa" w:w="60"/>
+              <w:right w:type="dxa" w:w="100"/>
+            </w:tcMar>
+          </w:tcPr>
+          <w:p>
+            <w:r>
+              <w:rPr>
+                <w:rFonts w:ascii="Arial" w:cs="Arial" w:eastAsia="Arial" w:hAnsi="Arial"/>
+                <w:sz w:val="20"/>
+                <w:szCs w:val="20"/>
+              </w:rPr>
+              <w:t>Cτ is the sample nearest to τ within a trough window, with its time and a note when there is none; the extrapolated share of AUCτ is a column, a note and a flag. Tests: ARV-05, ARV-06</w:t>
+            </w:r>
+          </w:p>
+        </w:tc>
+      </w:tr>
+      <w:tr>
+        <w:tc>
+          <w:tcPr>
+            <w:tcW w:type="dxa" w:w="1200"/>
+            <w:tcBorders>
+              <w:top w:val="single" w:color="999999" w:sz="1"/>
+              <w:left w:val="single" w:color="999999" w:sz="1"/>
+              <w:bottom w:val="single" w:color="999999" w:sz="1"/>
+              <w:right w:val="single" w:color="999999" w:sz="1"/>
+            </w:tcBorders>
+            <w:tcMar>
+              <w:top w:type="dxa" w:w="60"/>
+              <w:left w:type="dxa" w:w="100"/>
+              <w:bottom w:type="dxa" w:w="60"/>
+              <w:right w:type="dxa" w:w="100"/>
+            </w:tcMar>
+          </w:tcPr>
+          <w:p>
+            <w:r>
+              <w:rPr>
+                <w:rFonts w:ascii="Arial" w:cs="Arial" w:eastAsia="Arial" w:hAnsi="Arial"/>
+                <w:sz w:val="20"/>
+                <w:szCs w:val="20"/>
+              </w:rPr>
+              <w:t>FM-48</w:t>
+            </w:r>
+          </w:p>
+        </w:tc>
+        <w:tc>
+          <w:tcPr>
+            <w:tcW w:type="dxa" w:w="3160"/>
+            <w:tcBorders>
+              <w:top w:val="single" w:color="999999" w:sz="1"/>
+              <w:left w:val="single" w:color="999999" w:sz="1"/>
+              <w:bottom w:val="single" w:color="999999" w:sz="1"/>
+              <w:right w:val="single" w:color="999999" w:sz="1"/>
+            </w:tcBorders>
+            <w:tcMar>
+              <w:top w:type="dxa" w:w="60"/>
+              <w:left w:type="dxa" w:w="100"/>
+              <w:bottom w:type="dxa" w:w="60"/>
+              <w:right w:type="dxa" w:w="100"/>
+            </w:tcMar>
+          </w:tcPr>
+          <w:p>
+            <w:r>
+              <w:rPr>
+                <w:rFonts w:ascii="Arial" w:cs="Arial" w:eastAsia="Arial" w:hAnsi="Arial"/>
+                <w:sz w:val="20"/>
+                <w:szCs w:val="20"/>
+              </w:rPr>
+              <w:t>In a 2×2 crossover the mixed model (Method B) uses a subject's single remaining period, so the ratio and interval differ from the complete-case analysis the guideline asks for</w:t>
+            </w:r>
+          </w:p>
+        </w:tc>
+        <w:tc>
+          <w:tcPr>
+            <w:tcW w:type="dxa" w:w="800"/>
+            <w:tcBorders>
+              <w:top w:val="single" w:color="999999" w:sz="1"/>
+              <w:left w:val="single" w:color="999999" w:sz="1"/>
+              <w:bottom w:val="single" w:color="999999" w:sz="1"/>
+              <w:right w:val="single" w:color="999999" w:sz="1"/>
+            </w:tcBorders>
+            <w:tcMar>
+              <w:top w:type="dxa" w:w="60"/>
+              <w:left w:type="dxa" w:w="100"/>
+              <w:bottom w:type="dxa" w:w="60"/>
+              <w:right w:type="dxa" w:w="100"/>
+            </w:tcMar>
+          </w:tcPr>
+          <w:p>
+            <w:r>
+              <w:rPr>
+                <w:rFonts w:ascii="Arial" w:cs="Arial" w:eastAsia="Arial" w:hAnsi="Arial"/>
+                <w:sz w:val="20"/>
+                <w:szCs w:val="20"/>
+              </w:rPr>
+              <w:t>5</w:t>
+            </w:r>
+          </w:p>
+        </w:tc>
+        <w:tc>
+          <w:tcPr>
+            <w:tcW w:type="dxa" w:w="800"/>
+            <w:tcBorders>
+              <w:top w:val="single" w:color="999999" w:sz="1"/>
+              <w:left w:val="single" w:color="999999" w:sz="1"/>
+              <w:bottom w:val="single" w:color="999999" w:sz="1"/>
+              <w:right w:val="single" w:color="999999" w:sz="1"/>
+            </w:tcBorders>
+            <w:tcMar>
+              <w:top w:type="dxa" w:w="60"/>
+              <w:left w:type="dxa" w:w="100"/>
+              <w:bottom w:type="dxa" w:w="60"/>
+              <w:right w:type="dxa" w:w="100"/>
+            </w:tcMar>
+          </w:tcPr>
+          <w:p>
+            <w:r>
+              <w:rPr>
+                <w:rFonts w:ascii="Arial" w:cs="Arial" w:eastAsia="Arial" w:hAnsi="Arial"/>
+                <w:sz w:val="20"/>
+                <w:szCs w:val="20"/>
+              </w:rPr>
+              <w:t>1</w:t>
+            </w:r>
+          </w:p>
+        </w:tc>
+        <w:tc>
+          <w:tcPr>
+            <w:tcW w:type="dxa" w:w="800"/>
+            <w:tcBorders>
+              <w:top w:val="single" w:color="999999" w:sz="1"/>
+              <w:left w:val="single" w:color="999999" w:sz="1"/>
+              <w:bottom w:val="single" w:color="999999" w:sz="1"/>
+              <w:right w:val="single" w:color="999999" w:sz="1"/>
+            </w:tcBorders>
+            <w:tcMar>
+              <w:top w:type="dxa" w:w="60"/>
+              <w:left w:type="dxa" w:w="100"/>
+              <w:bottom w:type="dxa" w:w="60"/>
+              <w:right w:type="dxa" w:w="100"/>
+            </w:tcMar>
+          </w:tcPr>
+          <w:p>
+            <w:r>
+              <w:rPr>
+                <w:rFonts w:ascii="Arial" w:cs="Arial" w:eastAsia="Arial" w:hAnsi="Arial"/>
+                <w:sz w:val="20"/>
+                <w:szCs w:val="20"/>
+              </w:rPr>
+              <w:t>2</w:t>
+            </w:r>
+          </w:p>
+        </w:tc>
+        <w:tc>
+          <w:tcPr>
+            <w:tcW w:type="dxa" w:w="800"/>
+            <w:tcBorders>
+              <w:top w:val="single" w:color="999999" w:sz="1"/>
+              <w:left w:val="single" w:color="999999" w:sz="1"/>
+              <w:bottom w:val="single" w:color="999999" w:sz="1"/>
+              <w:right w:val="single" w:color="999999" w:sz="1"/>
+            </w:tcBorders>
+            <w:tcMar>
+              <w:top w:type="dxa" w:w="60"/>
+              <w:left w:type="dxa" w:w="100"/>
+              <w:bottom w:type="dxa" w:w="60"/>
+              <w:right w:type="dxa" w:w="100"/>
+            </w:tcMar>
+          </w:tcPr>
+          <w:p>
+            <w:r>
+              <w:rPr>
+                <w:rFonts w:ascii="Arial" w:cs="Arial" w:eastAsia="Arial" w:hAnsi="Arial"/>
+                <w:sz w:val="20"/>
+                <w:szCs w:val="20"/>
+              </w:rPr>
+              <w:t>10</w:t>
+            </w:r>
+          </w:p>
+        </w:tc>
+        <w:tc>
+          <w:tcPr>
+            <w:tcW w:type="dxa" w:w="1800"/>
+            <w:tcBorders>
+              <w:top w:val="single" w:color="999999" w:sz="1"/>
+              <w:left w:val="single" w:color="999999" w:sz="1"/>
+              <w:bottom w:val="single" w:color="999999" w:sz="1"/>
+              <w:right w:val="single" w:color="999999" w:sz="1"/>
+            </w:tcBorders>
+            <w:tcMar>
+              <w:top w:type="dxa" w:w="60"/>
+              <w:left w:type="dxa" w:w="100"/>
+              <w:bottom w:type="dxa" w:w="60"/>
+              <w:right w:type="dxa" w:w="100"/>
+            </w:tcMar>
+          </w:tcPr>
+          <w:p>
+            <w:r>
+              <w:rPr>
+                <w:rFonts w:ascii="Arial" w:cs="Arial" w:eastAsia="Arial" w:hAnsi="Arial"/>
+                <w:sz w:val="20"/>
+                <w:szCs w:val="20"/>
+              </w:rPr>
+              <w:t>Subjects without both treatments leave both models before fitting and are counted in the table. Tests: ARV-04, REV-06</w:t>
             </w:r>
           </w:p>
         </w:tc>
@@ -11324,7 +11897,7 @@
                 <w:sz w:val="20"/>
                 <w:szCs w:val="20"/>
               </w:rPr>
-              <w:t>run_data_quality_check returns structured findings; ERRORs block processing; CDISC-shaped flat files, mixed units, dates or clock times as time, profiles not starting near time zero, stacked profiles, subject IDs that restart per sequence, a subject in two sequences, a decimal point in a decimal-comma file and a negative concentration without an LLOQ are refused; a second dose inside a profile and an unmapped Period give a warning; an empty LLOQ is reported, not a crash; negative (pre-dose) times and an unmapped Analyte, PARAMCD or Matrix column that changes within a subject are ERRORs.</w:t>
+              <w:t>run_data_quality_check returns structured findings; ERRORs block processing; CDISC-shaped flat files, mixed units, dates or clock times as time, profiles not starting near time zero, stacked profiles, subject IDs that restart per sequence, a subject in two sequences, a decimal point in a decimal-comma file and a negative concentration without an LLOQ are refused; a second dose inside a profile and an unmapped Period give a warning; an empty LLOQ is reported, not a crash; negative times, except one pre-dose sample per profile no earlier than 10% of the profile's duration before the dose (analysed at 0, the uploaded time kept), and an unmapped Analyte, PARAMCD or Matrix column that changes within a subject are ERRORs.</w:t>
             </w:r>
           </w:p>
         </w:tc>
@@ -12168,7 +12741,7 @@
                 <w:sz w:val="20"/>
                 <w:szCs w:val="20"/>
               </w:rPr>
-              <w:t>A reason from a fixed list is required, with a detail for Other, protocol, dosing and adverse-event reasons; an excluded sample gives the result of deleting it from the file under every BLQ rule; exclusions are matched by profile and time, and one that no longer matches the data is reported, never dropped; a profile exclusion keeps its NCA result and leaves the profile out of summaries, mean curves and bioequivalence; exclusions can be restored and nothing is deleted; the register is in the downloads and the Analysis Record and is reproduced from it; in controlled mode each change is written to the audit trail first; the ICH M13A checks use the data before exclusions.</w:t>
+              <w:t>A reason from a fixed list is required, with a detail for Other, protocol, dosing and adverse-event reasons; an excluded sample gives the result of deleting it from the file under every BLQ rule; exclusions are matched by profile and time, and one that no longer matches the data is reported, never dropped; a profile exclusion keeps its NCA result and leaves the profile out of summaries, mean curves and bioequivalence; exclusions can be restored and nothing is deleted; the register is in the downloads and the Analysis Record and is reproduced from it; in controlled mode each change is written to the audit trail first; the register can be downloaded and loaded again for the same data, keeping who made each exclusion and when, and a loaded or new exclusion is marked as made after bioequivalence results when results for these data were already shown (in controlled mode also in an earlier session); the page warns before it is closed with changes not downloaded; the ICH M13A checks use the data before exclusions.</w:t>
             </w:r>
           </w:p>
         </w:tc>
@@ -13357,7 +13930,7 @@
                 <w:sz w:val="20"/>
                 <w:szCs w:val="20"/>
               </w:rPr>
-              <w:t>AUCτ is the AUC from 0 to τ (extrapolated when the last sample precedes τ); Cavg, Cmin, Cτ (observed at τ, empty without a sample there), fluctuation and swing are reported in all paths, with Cmax and Cmin taken from 0 to τ and a note when the highest concentration lies after τ; parameters extrapolated to infinity and single-dose Vss and MRT are left empty; CL/F and Vz/F use AUCτ; analysis refuses to run without τ.</w:t>
+              <w:t>AUCτ is the AUC from 0 to τ (extrapolated when the last sample precedes τ); Cavg, Cmin, Cτ (observed at τ, empty without a sample there), fluctuation and swing are reported in all paths, with Cmax and Cmin taken from 0 to τ and a note when the highest concentration lies after τ; parameters extrapolated to infinity and single-dose Vss and MRT are left empty; CL/F and Vz/F use AUCτ; Cτ is the observed sample nearest to τ within a trough window (default ±10% of τ, at most 1 time unit), with its time, never interpolated, and a note when there is none; the share of AUCτ extrapolated past the last sample is reported with a note; analysis refuses to run without τ.</w:t>
             </w:r>
           </w:p>
         </w:tc>
@@ -13411,7 +13984,7 @@
                 <w:sz w:val="20"/>
                 <w:szCs w:val="20"/>
               </w:rPr>
-              <w:t>FM-09</w:t>
+              <w:t>FM-09, FM-47</w:t>
             </w:r>
           </w:p>
         </w:tc>
@@ -13640,7 +14213,7 @@
                 <w:sz w:val="20"/>
                 <w:szCs w:val="20"/>
               </w:rPr>
-              <w:t>Different doses per subject and per period produce the corresponding CL values; doses matched by profile, never by position; a profile without a dose stops the analysis and the subject is named.</w:t>
+              <w:t>Different doses per subject and per period produce the corresponding CL values; doses matched by profile, never by position; a profile without a dose stops the analysis and the subject is named; a Dose column per kg is multiplied by a mapped body-weight column; the Dose panel states the unit it assumes, and warns when the doses look per kg.</w:t>
             </w:r>
           </w:p>
         </w:tc>
@@ -13694,7 +14267,7 @@
                 <w:sz w:val="20"/>
                 <w:szCs w:val="20"/>
               </w:rPr>
-              <w:t>FM-08</w:t>
+              <w:t>FM-08, FM-46</w:t>
             </w:r>
           </w:p>
         </w:tc>
@@ -14497,7 +15070,7 @@
                 <w:sz w:val="20"/>
                 <w:szCs w:val="20"/>
               </w:rPr>
-              <w:t>By default a fit is flagged when its points span less than 2 half-lives, when AUC to infinity is more than 20% extrapolated (not at steady state) or, after an IV bolus, more than 20% back-extrapolated; the limits themselves pass; rules can be switched off or changed, and are recorded and reproduced; fits on points chosen by hand are flagged too; flags are counted in summaries and bioequivalence and exclude nothing.</w:t>
+              <w:t>By default a fit is flagged when its points span less than 2 half-lives, when AUC to infinity is more than 20% extrapolated (not at steady state) or, after an IV bolus, more than 20% back-extrapolated; at steady state the extrapolation rule applies to the share of AUCτ extrapolated; the limits themselves pass; a profile without flags says none, no half-life or rules off; rules can be switched off or changed, and are recorded and reproduced; fits on points chosen by hand are flagged too; flags are counted in summaries and bioequivalence and exclude nothing.</w:t>
             </w:r>
           </w:p>
         </w:tc>
@@ -14839,7 +15412,7 @@
                 <w:sz w:val="20"/>
                 <w:szCs w:val="20"/>
               </w:rPr>
-              <w:t>Correct model per design; MSE &gt; 0; ratio is Test/Reference for the chosen Reference whatever the treatment names; the compared treatments are shown in the results.</w:t>
+              <w:t>Correct model per design; MSE &gt; 0; ratio is Test/Reference for the chosen Reference whatever the treatment names; the compared treatments are shown in the results; in a 2×2 crossover and the paired comparison, subjects without both treatments leave both models and are counted.</w:t>
             </w:r>
           </w:p>
         </w:tc>
@@ -14893,7 +15466,7 @@
                 <w:sz w:val="20"/>
                 <w:szCs w:val="20"/>
               </w:rPr>
-              <w:t>FM-10</w:t>
+              <w:t>FM-10, FM-48</w:t>
             </w:r>
           </w:p>
         </w:tc>
@@ -19126,7 +19699,7 @@
                 <w:sz w:val="20"/>
                 <w:szCs w:val="20"/>
               </w:rPr>
-              <w:t>Every NCA output column has a plain-language label, and a unit where it has a dimension; help topics defined; generated partial AUC column names are shown as plain-language labels with units.</w:t>
+              <w:t>Every NCA output column has a plain-language label, and a unit where it has a dimension; help topics defined; error messages stay until closed, and notifications are passed to screen readers; generated partial AUC column names are shown as plain-language labels with units.</w:t>
             </w:r>
           </w:p>
         </w:tc>

--- a/validation/NCA_Assistant_URS.docx
+++ b/validation/NCA_Assistant_URS.docx
@@ -15412,7 +15412,7 @@
                 <w:sz w:val="20"/>
                 <w:szCs w:val="20"/>
               </w:rPr>
-              <w:t>Correct model per design; MSE &gt; 0; ratio is Test/Reference for the chosen Reference whatever the treatment names; the compared treatments are shown in the results; in a 2×2 crossover and the paired comparison, subjects without both treatments leave both models and are counted.</w:t>
+              <w:t>Correct model per design; MSE &gt; 0; ratio is Test/Reference for the chosen Reference whatever the treatment names; the compared treatments are shown in the results; in a 2×2 crossover and the paired comparison, subjects without both treatments leave both models and are counted. In parallel groups the pooled-variance 90% CI and point estimate equal the published reference values (Fuglsang et al. 2015, 11 datasets), and the Welch interval is reported where it changes the verdict.</w:t>
             </w:r>
           </w:p>
         </w:tc>

--- a/validation/NCA_Assistant_URS.docx
+++ b/validation/NCA_Assistant_URS.docx
@@ -15412,7 +15412,7 @@
                 <w:sz w:val="20"/>
                 <w:szCs w:val="20"/>
               </w:rPr>
-              <w:t>Correct model per design; MSE &gt; 0; ratio is Test/Reference for the chosen Reference whatever the treatment names; the compared treatments are shown in the results; in a 2×2 crossover and the paired comparison, subjects without both treatments leave both models and are counted. In parallel groups the pooled-variance 90% CI and point estimate equal the published reference values (Fuglsang et al. 2015, 11 datasets), and the Welch interval is reported where it changes the verdict.</w:t>
+              <w:t>Correct model per design; MSE &gt; 0; ratio is Test/Reference for the chosen Reference whatever the treatment names; the compared treatments are shown in the results; in a 2×2 crossover and the paired comparison, subjects without both treatments leave both models and are counted. In parallel groups the pooled-variance 90% CI and point estimate equal the published reference values (Fuglsang et al. 2015, 11 datasets),; the Welch interval and its degrees of freedom are shown beside them as supplementary information, and the verdict stays with the pooled interval.</w:t>
             </w:r>
           </w:p>
         </w:tc>

--- a/validation/NCA_Assistant_URS.docx
+++ b/validation/NCA_Assistant_URS.docx
@@ -424,7 +424,7 @@
           <w:sz w:val="22"/>
           <w:szCs w:val="22"/>
         </w:rPr>
-        <w:t>This URS covers 92 requirements across 9 categories: General (8), Data Handling (9), NCA (15), Bioequivalence (12), Power (6), Export (8), Usability (5), Visualization (9) and Controlled mode (20). The Controlled mode requirements (URS-GXP) apply only to a controlled installation (section 2); all other requirements apply to both modes.</w:t>
+        <w:t>This URS covers 95 requirements across 9 categories: General (8), Data Handling (9), NCA (15), Bioequivalence (15), Power (6), Export (8), Usability (5), Visualization (9) and Controlled mode (20). The Controlled mode requirements (URS-GXP) apply only to a controlled installation (section 2); all other requirements apply to both modes.</w:t>
       </w:r>
     </w:p>
     <w:p>
@@ -448,7 +448,7 @@
           <w:sz w:val="22"/>
           <w:szCs w:val="22"/>
         </w:rPr>
-        <w:t>NCA Assistant v1.8.0 provides six workflow paths accessible from a central hub: (1) Plan a Study, (2) Upload &amp; Check Data (flat files, or CDISC ADNCA datasets through a separate upload option), (3) Visualize Data, (4) Analyze One Subject at a Time, (5) Analyze All Subjects, (6) Bioequivalence Testing. Paths 4, 5 and 6 also report partial AUCs over intervals entered by the user, and path 6 compares them. The data-processing pipeline (R/pipeline.R) is shared by the app, the validation script and the reproduction scripts shipped in every Analysis Record. GAMP 5 Category 5 custom application. The app performs average bioequivalence only; it does not perform reference-scaled (ABEL, RSABE) or NTID analyses, which Plan a Study can plan. It is not affiliated with, endorsed by, or certified by CDISC.</w:t>
+        <w:t>NCA Assistant v1.8.0 provides six workflow paths accessible from a central hub: (1) Plan a Study, (2) Upload &amp; Check Data (flat files, or CDISC ADNCA datasets through a separate upload option), (3) Visualize Data, (4) Analyze One Subject at a Time, (5) Analyze All Subjects, (6) Bioequivalence Testing. Paths 4, 5 and 6 also report partial AUCs over intervals entered by the user, and path 6 compares them. The data-processing pipeline (R/pipeline.R) is shared by the app, the validation script and the reproduction scripts shipped in every Analysis Record. GAMP 5 Category 5 custom application. Average bioequivalence for every design, plus EMA ABEL and FDA RSABE for replicate designs. The FDA scaled test for narrow therapeutic index drugs is for planning only. It is not affiliated with, endorsed by, or certified by CDISC.</w:t>
       </w:r>
     </w:p>
     <w:p>
@@ -487,7 +487,7 @@
           <w:sz w:val="22"/>
           <w:szCs w:val="22"/>
         </w:rPr>
-        <w:t>Intended use: non-compartmental analysis, average bioequivalence testing and study planning by pharmacokineticists. The app gives no reference-scaled bioequivalence verdict. The public instance and a standard installation have no audit trail, electronic signature or access control; a controlled installation (above) adds them. The public instance on shinyapps.io is for evaluation and training with synthetic or pseudonymised data and is outside the scope of this URS; regulated use requires a tagged release installed and qualified on the user's own system, and for records under 21 CFR Part 11 or EU GMP Annex 11 a controlled installation. Intended environment of a controlled installation: two-factor authentication is standard for reaching the server, and users work on managed devices whose browsers do not save passwords (EMA/INS/GCP/112288/2023, Annex 4, A4.12 to A4.14). Controlled mode is meant for analyses after unblinding; records and the audit trail show treatment codes and are not for blinded staff. A local installation can run controlled mode for training but is not a qualified setup. Not for dosing decisions for individual patients.</w:t>
+        <w:t>Intended use: non-compartmental analysis, bioequivalence testing and study planning by pharmacokineticists. Average bioequivalence for every design, plus EMA ABEL and FDA RSABE for replicate designs. The FDA scaled test for narrow therapeutic index drugs is for planning only. The public instance and a standard installation have no audit trail, electronic signature or access control; a controlled installation (above) adds them. The public instance on shinyapps.io is for evaluation and training with synthetic or pseudonymised data and is outside the scope of this URS; regulated use requires a tagged release installed and qualified on the user's own system, and for records under 21 CFR Part 11 or EU GMP Annex 11 a controlled installation. Intended environment of a controlled installation: two-factor authentication is standard for reaching the server, and users work on managed devices whose browsers do not save passwords (EMA/INS/GCP/112288/2023, Annex 4, A4.12 to A4.14). Controlled mode is meant for analyses after unblinding; records and the audit trail show treatment codes and are not for blinded staff. A local installation can run controlled mode for training but is not a qualified setup. Not for dosing decisions for individual patients.</w:t>
       </w:r>
     </w:p>
     <w:p>
@@ -9953,6 +9953,1916 @@
                 <w:szCs w:val="20"/>
               </w:rPr>
               <w:t>Subjects without both treatments leave both models before fitting and are counted in the table. Tests: ARV-04, REV-06</w:t>
+            </w:r>
+          </w:p>
+        </w:tc>
+      </w:tr>
+      <w:tr>
+        <w:tc>
+          <w:tcPr>
+            <w:tcW w:type="dxa" w:w="1200"/>
+            <w:tcBorders>
+              <w:top w:val="single" w:color="999999" w:sz="1"/>
+              <w:left w:val="single" w:color="999999" w:sz="1"/>
+              <w:bottom w:val="single" w:color="999999" w:sz="1"/>
+              <w:right w:val="single" w:color="999999" w:sz="1"/>
+            </w:tcBorders>
+            <w:tcMar>
+              <w:top w:type="dxa" w:w="60"/>
+              <w:left w:type="dxa" w:w="100"/>
+              <w:bottom w:type="dxa" w:w="60"/>
+              <w:right w:type="dxa" w:w="100"/>
+            </w:tcMar>
+          </w:tcPr>
+          <w:p>
+            <w:r>
+              <w:rPr>
+                <w:rFonts w:ascii="Arial" w:cs="Arial" w:eastAsia="Arial" w:hAnsi="Arial"/>
+                <w:sz w:val="20"/>
+                <w:szCs w:val="20"/>
+              </w:rPr>
+              <w:t>FM-49</w:t>
+            </w:r>
+          </w:p>
+        </w:tc>
+        <w:tc>
+          <w:tcPr>
+            <w:tcW w:type="dxa" w:w="3160"/>
+            <w:tcBorders>
+              <w:top w:val="single" w:color="999999" w:sz="1"/>
+              <w:left w:val="single" w:color="999999" w:sz="1"/>
+              <w:bottom w:val="single" w:color="999999" w:sz="1"/>
+              <w:right w:val="single" w:color="999999" w:sz="1"/>
+            </w:tcBorders>
+            <w:tcMar>
+              <w:top w:type="dxa" w:w="60"/>
+              <w:left w:type="dxa" w:w="100"/>
+              <w:bottom w:type="dxa" w:w="60"/>
+              <w:right w:type="dxa" w:w="100"/>
+            </w:tcMar>
+          </w:tcPr>
+          <w:p>
+            <w:r>
+              <w:rPr>
+                <w:rFonts w:ascii="Arial" w:cs="Arial" w:eastAsia="Arial" w:hAnsi="Arial"/>
+                <w:sz w:val="20"/>
+                <w:szCs w:val="20"/>
+              </w:rPr>
+              <w:t>A variable measured after dosing, or a covariate chosen after the results were seen, is used for the adjustment: the treatment effect is biased or the interval is picked</w:t>
+            </w:r>
+          </w:p>
+        </w:tc>
+        <w:tc>
+          <w:tcPr>
+            <w:tcW w:type="dxa" w:w="800"/>
+            <w:tcBorders>
+              <w:top w:val="single" w:color="999999" w:sz="1"/>
+              <w:left w:val="single" w:color="999999" w:sz="1"/>
+              <w:bottom w:val="single" w:color="999999" w:sz="1"/>
+              <w:right w:val="single" w:color="999999" w:sz="1"/>
+            </w:tcBorders>
+            <w:tcMar>
+              <w:top w:type="dxa" w:w="60"/>
+              <w:left w:type="dxa" w:w="100"/>
+              <w:bottom w:type="dxa" w:w="60"/>
+              <w:right w:type="dxa" w:w="100"/>
+            </w:tcMar>
+          </w:tcPr>
+          <w:p>
+            <w:r>
+              <w:rPr>
+                <w:rFonts w:ascii="Arial" w:cs="Arial" w:eastAsia="Arial" w:hAnsi="Arial"/>
+                <w:sz w:val="20"/>
+                <w:szCs w:val="20"/>
+              </w:rPr>
+              <w:t>5</w:t>
+            </w:r>
+          </w:p>
+        </w:tc>
+        <w:tc>
+          <w:tcPr>
+            <w:tcW w:type="dxa" w:w="800"/>
+            <w:tcBorders>
+              <w:top w:val="single" w:color="999999" w:sz="1"/>
+              <w:left w:val="single" w:color="999999" w:sz="1"/>
+              <w:bottom w:val="single" w:color="999999" w:sz="1"/>
+              <w:right w:val="single" w:color="999999" w:sz="1"/>
+            </w:tcBorders>
+            <w:tcMar>
+              <w:top w:type="dxa" w:w="60"/>
+              <w:left w:type="dxa" w:w="100"/>
+              <w:bottom w:type="dxa" w:w="60"/>
+              <w:right w:type="dxa" w:w="100"/>
+            </w:tcMar>
+          </w:tcPr>
+          <w:p>
+            <w:r>
+              <w:rPr>
+                <w:rFonts w:ascii="Arial" w:cs="Arial" w:eastAsia="Arial" w:hAnsi="Arial"/>
+                <w:sz w:val="20"/>
+                <w:szCs w:val="20"/>
+              </w:rPr>
+              <w:t>2</w:t>
+            </w:r>
+          </w:p>
+        </w:tc>
+        <w:tc>
+          <w:tcPr>
+            <w:tcW w:type="dxa" w:w="800"/>
+            <w:tcBorders>
+              <w:top w:val="single" w:color="999999" w:sz="1"/>
+              <w:left w:val="single" w:color="999999" w:sz="1"/>
+              <w:bottom w:val="single" w:color="999999" w:sz="1"/>
+              <w:right w:val="single" w:color="999999" w:sz="1"/>
+            </w:tcBorders>
+            <w:tcMar>
+              <w:top w:type="dxa" w:w="60"/>
+              <w:left w:type="dxa" w:w="100"/>
+              <w:bottom w:type="dxa" w:w="60"/>
+              <w:right w:type="dxa" w:w="100"/>
+            </w:tcMar>
+          </w:tcPr>
+          <w:p>
+            <w:r>
+              <w:rPr>
+                <w:rFonts w:ascii="Arial" w:cs="Arial" w:eastAsia="Arial" w:hAnsi="Arial"/>
+                <w:sz w:val="20"/>
+                <w:szCs w:val="20"/>
+              </w:rPr>
+              <w:t>4</w:t>
+            </w:r>
+          </w:p>
+        </w:tc>
+        <w:tc>
+          <w:tcPr>
+            <w:tcW w:type="dxa" w:w="800"/>
+            <w:tcBorders>
+              <w:top w:val="single" w:color="999999" w:sz="1"/>
+              <w:left w:val="single" w:color="999999" w:sz="1"/>
+              <w:bottom w:val="single" w:color="999999" w:sz="1"/>
+              <w:right w:val="single" w:color="999999" w:sz="1"/>
+            </w:tcBorders>
+            <w:tcMar>
+              <w:top w:type="dxa" w:w="60"/>
+              <w:left w:type="dxa" w:w="100"/>
+              <w:bottom w:type="dxa" w:w="60"/>
+              <w:right w:type="dxa" w:w="100"/>
+            </w:tcMar>
+          </w:tcPr>
+          <w:p>
+            <w:r>
+              <w:rPr>
+                <w:rFonts w:ascii="Arial" w:cs="Arial" w:eastAsia="Arial" w:hAnsi="Arial"/>
+                <w:sz w:val="20"/>
+                <w:szCs w:val="20"/>
+              </w:rPr>
+              <w:t>40</w:t>
+            </w:r>
+          </w:p>
+        </w:tc>
+        <w:tc>
+          <w:tcPr>
+            <w:tcW w:type="dxa" w:w="1800"/>
+            <w:tcBorders>
+              <w:top w:val="single" w:color="999999" w:sz="1"/>
+              <w:left w:val="single" w:color="999999" w:sz="1"/>
+              <w:bottom w:val="single" w:color="999999" w:sz="1"/>
+              <w:right w:val="single" w:color="999999" w:sz="1"/>
+            </w:tcBorders>
+            <w:tcMar>
+              <w:top w:type="dxa" w:w="60"/>
+              <w:left w:type="dxa" w:w="100"/>
+              <w:bottom w:type="dxa" w:w="60"/>
+              <w:right w:type="dxa" w:w="100"/>
+            </w:tcMar>
+          </w:tcPr>
+          <w:p>
+            <w:r>
+              <w:rPr>
+                <w:rFonts w:ascii="Arial" w:cs="Arial" w:eastAsia="Arial" w:hAnsi="Arial"/>
+                <w:sz w:val="20"/>
+                <w:szCs w:val="20"/>
+              </w:rPr>
+              <w:t>The choice is the declaration: the selector, the help and the manual say baseline only and before the results; the covariates, types and transforms are in the settings, the Excel report and the audit event; the balance card says covariates are not to be chosen after seeing it. Residual risk accepted: the app cannot know when a value was measured or when the choice was made. Tests: COV-12, COV-13, DOC-04, MAN-54, MAN-56</w:t>
+            </w:r>
+          </w:p>
+        </w:tc>
+      </w:tr>
+      <w:tr>
+        <w:tc>
+          <w:tcPr>
+            <w:tcW w:type="dxa" w:w="1200"/>
+            <w:tcBorders>
+              <w:top w:val="single" w:color="999999" w:sz="1"/>
+              <w:left w:val="single" w:color="999999" w:sz="1"/>
+              <w:bottom w:val="single" w:color="999999" w:sz="1"/>
+              <w:right w:val="single" w:color="999999" w:sz="1"/>
+            </w:tcBorders>
+            <w:tcMar>
+              <w:top w:type="dxa" w:w="60"/>
+              <w:left w:type="dxa" w:w="100"/>
+              <w:bottom w:type="dxa" w:w="60"/>
+              <w:right w:type="dxa" w:w="100"/>
+            </w:tcMar>
+          </w:tcPr>
+          <w:p>
+            <w:r>
+              <w:rPr>
+                <w:rFonts w:ascii="Arial" w:cs="Arial" w:eastAsia="Arial" w:hAnsi="Arial"/>
+                <w:sz w:val="20"/>
+                <w:szCs w:val="20"/>
+              </w:rPr>
+              <w:t>FM-50</w:t>
+            </w:r>
+          </w:p>
+        </w:tc>
+        <w:tc>
+          <w:tcPr>
+            <w:tcW w:type="dxa" w:w="3160"/>
+            <w:tcBorders>
+              <w:top w:val="single" w:color="999999" w:sz="1"/>
+              <w:left w:val="single" w:color="999999" w:sz="1"/>
+              <w:bottom w:val="single" w:color="999999" w:sz="1"/>
+              <w:right w:val="single" w:color="999999" w:sz="1"/>
+            </w:tcBorders>
+            <w:tcMar>
+              <w:top w:type="dxa" w:w="60"/>
+              <w:left w:type="dxa" w:w="100"/>
+              <w:bottom w:type="dxa" w:w="60"/>
+              <w:right w:type="dxa" w:w="100"/>
+            </w:tcMar>
+          </w:tcPr>
+          <w:p>
+            <w:r>
+              <w:rPr>
+                <w:rFonts w:ascii="Arial" w:cs="Arial" w:eastAsia="Arial" w:hAnsi="Arial"/>
+                <w:sz w:val="20"/>
+                <w:szCs w:val="20"/>
+              </w:rPr>
+              <w:t>A subject is dropped, or a value imputed, for a missing covariate without the analyst knowing</w:t>
+            </w:r>
+          </w:p>
+        </w:tc>
+        <w:tc>
+          <w:tcPr>
+            <w:tcW w:type="dxa" w:w="800"/>
+            <w:tcBorders>
+              <w:top w:val="single" w:color="999999" w:sz="1"/>
+              <w:left w:val="single" w:color="999999" w:sz="1"/>
+              <w:bottom w:val="single" w:color="999999" w:sz="1"/>
+              <w:right w:val="single" w:color="999999" w:sz="1"/>
+            </w:tcBorders>
+            <w:tcMar>
+              <w:top w:type="dxa" w:w="60"/>
+              <w:left w:type="dxa" w:w="100"/>
+              <w:bottom w:type="dxa" w:w="60"/>
+              <w:right w:type="dxa" w:w="100"/>
+            </w:tcMar>
+          </w:tcPr>
+          <w:p>
+            <w:r>
+              <w:rPr>
+                <w:rFonts w:ascii="Arial" w:cs="Arial" w:eastAsia="Arial" w:hAnsi="Arial"/>
+                <w:sz w:val="20"/>
+                <w:szCs w:val="20"/>
+              </w:rPr>
+              <w:t>5</w:t>
+            </w:r>
+          </w:p>
+        </w:tc>
+        <w:tc>
+          <w:tcPr>
+            <w:tcW w:type="dxa" w:w="800"/>
+            <w:tcBorders>
+              <w:top w:val="single" w:color="999999" w:sz="1"/>
+              <w:left w:val="single" w:color="999999" w:sz="1"/>
+              <w:bottom w:val="single" w:color="999999" w:sz="1"/>
+              <w:right w:val="single" w:color="999999" w:sz="1"/>
+            </w:tcBorders>
+            <w:tcMar>
+              <w:top w:type="dxa" w:w="60"/>
+              <w:left w:type="dxa" w:w="100"/>
+              <w:bottom w:type="dxa" w:w="60"/>
+              <w:right w:type="dxa" w:w="100"/>
+            </w:tcMar>
+          </w:tcPr>
+          <w:p>
+            <w:r>
+              <w:rPr>
+                <w:rFonts w:ascii="Arial" w:cs="Arial" w:eastAsia="Arial" w:hAnsi="Arial"/>
+                <w:sz w:val="20"/>
+                <w:szCs w:val="20"/>
+              </w:rPr>
+              <w:t>1</w:t>
+            </w:r>
+          </w:p>
+        </w:tc>
+        <w:tc>
+          <w:tcPr>
+            <w:tcW w:type="dxa" w:w="800"/>
+            <w:tcBorders>
+              <w:top w:val="single" w:color="999999" w:sz="1"/>
+              <w:left w:val="single" w:color="999999" w:sz="1"/>
+              <w:bottom w:val="single" w:color="999999" w:sz="1"/>
+              <w:right w:val="single" w:color="999999" w:sz="1"/>
+            </w:tcBorders>
+            <w:tcMar>
+              <w:top w:type="dxa" w:w="60"/>
+              <w:left w:type="dxa" w:w="100"/>
+              <w:bottom w:type="dxa" w:w="60"/>
+              <w:right w:type="dxa" w:w="100"/>
+            </w:tcMar>
+          </w:tcPr>
+          <w:p>
+            <w:r>
+              <w:rPr>
+                <w:rFonts w:ascii="Arial" w:cs="Arial" w:eastAsia="Arial" w:hAnsi="Arial"/>
+                <w:sz w:val="20"/>
+                <w:szCs w:val="20"/>
+              </w:rPr>
+              <w:t>1</w:t>
+            </w:r>
+          </w:p>
+        </w:tc>
+        <w:tc>
+          <w:tcPr>
+            <w:tcW w:type="dxa" w:w="800"/>
+            <w:tcBorders>
+              <w:top w:val="single" w:color="999999" w:sz="1"/>
+              <w:left w:val="single" w:color="999999" w:sz="1"/>
+              <w:bottom w:val="single" w:color="999999" w:sz="1"/>
+              <w:right w:val="single" w:color="999999" w:sz="1"/>
+            </w:tcBorders>
+            <w:tcMar>
+              <w:top w:type="dxa" w:w="60"/>
+              <w:left w:type="dxa" w:w="100"/>
+              <w:bottom w:type="dxa" w:w="60"/>
+              <w:right w:type="dxa" w:w="100"/>
+            </w:tcMar>
+          </w:tcPr>
+          <w:p>
+            <w:r>
+              <w:rPr>
+                <w:rFonts w:ascii="Arial" w:cs="Arial" w:eastAsia="Arial" w:hAnsi="Arial"/>
+                <w:sz w:val="20"/>
+                <w:szCs w:val="20"/>
+              </w:rPr>
+              <w:t>5</w:t>
+            </w:r>
+          </w:p>
+        </w:tc>
+        <w:tc>
+          <w:tcPr>
+            <w:tcW w:type="dxa" w:w="1800"/>
+            <w:tcBorders>
+              <w:top w:val="single" w:color="999999" w:sz="1"/>
+              <w:left w:val="single" w:color="999999" w:sz="1"/>
+              <w:bottom w:val="single" w:color="999999" w:sz="1"/>
+              <w:right w:val="single" w:color="999999" w:sz="1"/>
+            </w:tcBorders>
+            <w:tcMar>
+              <w:top w:type="dxa" w:w="60"/>
+              <w:left w:type="dxa" w:w="100"/>
+              <w:bottom w:type="dxa" w:w="60"/>
+              <w:right w:type="dxa" w:w="100"/>
+            </w:tcMar>
+          </w:tcPr>
+          <w:p>
+            <w:r>
+              <w:rPr>
+                <w:rFonts w:ascii="Arial" w:cs="Arial" w:eastAsia="Arial" w:hAnsi="Arial"/>
+                <w:sz w:val="20"/>
+                <w:szCs w:val="20"/>
+              </w:rPr>
+              <w:t>The run stops and names the subjects; nothing is dropped or imputed. Tests: COV-06, COV-07, MAN-55</w:t>
+            </w:r>
+          </w:p>
+        </w:tc>
+      </w:tr>
+      <w:tr>
+        <w:tc>
+          <w:tcPr>
+            <w:tcW w:type="dxa" w:w="1200"/>
+            <w:tcBorders>
+              <w:top w:val="single" w:color="999999" w:sz="1"/>
+              <w:left w:val="single" w:color="999999" w:sz="1"/>
+              <w:bottom w:val="single" w:color="999999" w:sz="1"/>
+              <w:right w:val="single" w:color="999999" w:sz="1"/>
+            </w:tcBorders>
+            <w:tcMar>
+              <w:top w:type="dxa" w:w="60"/>
+              <w:left w:type="dxa" w:w="100"/>
+              <w:bottom w:type="dxa" w:w="60"/>
+              <w:right w:type="dxa" w:w="100"/>
+            </w:tcMar>
+          </w:tcPr>
+          <w:p>
+            <w:r>
+              <w:rPr>
+                <w:rFonts w:ascii="Arial" w:cs="Arial" w:eastAsia="Arial" w:hAnsi="Arial"/>
+                <w:sz w:val="20"/>
+                <w:szCs w:val="20"/>
+              </w:rPr>
+              <w:t>FM-51</w:t>
+            </w:r>
+          </w:p>
+        </w:tc>
+        <w:tc>
+          <w:tcPr>
+            <w:tcW w:type="dxa" w:w="3160"/>
+            <w:tcBorders>
+              <w:top w:val="single" w:color="999999" w:sz="1"/>
+              <w:left w:val="single" w:color="999999" w:sz="1"/>
+              <w:bottom w:val="single" w:color="999999" w:sz="1"/>
+              <w:right w:val="single" w:color="999999" w:sz="1"/>
+            </w:tcBorders>
+            <w:tcMar>
+              <w:top w:type="dxa" w:w="60"/>
+              <w:left w:type="dxa" w:w="100"/>
+              <w:bottom w:type="dxa" w:w="60"/>
+              <w:right w:type="dxa" w:w="100"/>
+            </w:tcMar>
+          </w:tcPr>
+          <w:p>
+            <w:r>
+              <w:rPr>
+                <w:rFonts w:ascii="Arial" w:cs="Arial" w:eastAsia="Arial" w:hAnsi="Arial"/>
+                <w:sz w:val="20"/>
+                <w:szCs w:val="20"/>
+              </w:rPr>
+              <w:t>A categorical variable coded as numbers is used as a number, or text with a unit is read as a number</w:t>
+            </w:r>
+          </w:p>
+        </w:tc>
+        <w:tc>
+          <w:tcPr>
+            <w:tcW w:type="dxa" w:w="800"/>
+            <w:tcBorders>
+              <w:top w:val="single" w:color="999999" w:sz="1"/>
+              <w:left w:val="single" w:color="999999" w:sz="1"/>
+              <w:bottom w:val="single" w:color="999999" w:sz="1"/>
+              <w:right w:val="single" w:color="999999" w:sz="1"/>
+            </w:tcBorders>
+            <w:tcMar>
+              <w:top w:type="dxa" w:w="60"/>
+              <w:left w:type="dxa" w:w="100"/>
+              <w:bottom w:type="dxa" w:w="60"/>
+              <w:right w:type="dxa" w:w="100"/>
+            </w:tcMar>
+          </w:tcPr>
+          <w:p>
+            <w:r>
+              <w:rPr>
+                <w:rFonts w:ascii="Arial" w:cs="Arial" w:eastAsia="Arial" w:hAnsi="Arial"/>
+                <w:sz w:val="20"/>
+                <w:szCs w:val="20"/>
+              </w:rPr>
+              <w:t>4</w:t>
+            </w:r>
+          </w:p>
+        </w:tc>
+        <w:tc>
+          <w:tcPr>
+            <w:tcW w:type="dxa" w:w="800"/>
+            <w:tcBorders>
+              <w:top w:val="single" w:color="999999" w:sz="1"/>
+              <w:left w:val="single" w:color="999999" w:sz="1"/>
+              <w:bottom w:val="single" w:color="999999" w:sz="1"/>
+              <w:right w:val="single" w:color="999999" w:sz="1"/>
+            </w:tcBorders>
+            <w:tcMar>
+              <w:top w:type="dxa" w:w="60"/>
+              <w:left w:type="dxa" w:w="100"/>
+              <w:bottom w:type="dxa" w:w="60"/>
+              <w:right w:type="dxa" w:w="100"/>
+            </w:tcMar>
+          </w:tcPr>
+          <w:p>
+            <w:r>
+              <w:rPr>
+                <w:rFonts w:ascii="Arial" w:cs="Arial" w:eastAsia="Arial" w:hAnsi="Arial"/>
+                <w:sz w:val="20"/>
+                <w:szCs w:val="20"/>
+              </w:rPr>
+              <w:t>2</w:t>
+            </w:r>
+          </w:p>
+        </w:tc>
+        <w:tc>
+          <w:tcPr>
+            <w:tcW w:type="dxa" w:w="800"/>
+            <w:tcBorders>
+              <w:top w:val="single" w:color="999999" w:sz="1"/>
+              <w:left w:val="single" w:color="999999" w:sz="1"/>
+              <w:bottom w:val="single" w:color="999999" w:sz="1"/>
+              <w:right w:val="single" w:color="999999" w:sz="1"/>
+            </w:tcBorders>
+            <w:tcMar>
+              <w:top w:type="dxa" w:w="60"/>
+              <w:left w:type="dxa" w:w="100"/>
+              <w:bottom w:type="dxa" w:w="60"/>
+              <w:right w:type="dxa" w:w="100"/>
+            </w:tcMar>
+          </w:tcPr>
+          <w:p>
+            <w:r>
+              <w:rPr>
+                <w:rFonts w:ascii="Arial" w:cs="Arial" w:eastAsia="Arial" w:hAnsi="Arial"/>
+                <w:sz w:val="20"/>
+                <w:szCs w:val="20"/>
+              </w:rPr>
+              <w:t>2</w:t>
+            </w:r>
+          </w:p>
+        </w:tc>
+        <w:tc>
+          <w:tcPr>
+            <w:tcW w:type="dxa" w:w="800"/>
+            <w:tcBorders>
+              <w:top w:val="single" w:color="999999" w:sz="1"/>
+              <w:left w:val="single" w:color="999999" w:sz="1"/>
+              <w:bottom w:val="single" w:color="999999" w:sz="1"/>
+              <w:right w:val="single" w:color="999999" w:sz="1"/>
+            </w:tcBorders>
+            <w:tcMar>
+              <w:top w:type="dxa" w:w="60"/>
+              <w:left w:type="dxa" w:w="100"/>
+              <w:bottom w:type="dxa" w:w="60"/>
+              <w:right w:type="dxa" w:w="100"/>
+            </w:tcMar>
+          </w:tcPr>
+          <w:p>
+            <w:r>
+              <w:rPr>
+                <w:rFonts w:ascii="Arial" w:cs="Arial" w:eastAsia="Arial" w:hAnsi="Arial"/>
+                <w:sz w:val="20"/>
+                <w:szCs w:val="20"/>
+              </w:rPr>
+              <w:t>16</w:t>
+            </w:r>
+          </w:p>
+        </w:tc>
+        <w:tc>
+          <w:tcPr>
+            <w:tcW w:type="dxa" w:w="1800"/>
+            <w:tcBorders>
+              <w:top w:val="single" w:color="999999" w:sz="1"/>
+              <w:left w:val="single" w:color="999999" w:sz="1"/>
+              <w:bottom w:val="single" w:color="999999" w:sz="1"/>
+              <w:right w:val="single" w:color="999999" w:sz="1"/>
+            </w:tcBorders>
+            <w:tcMar>
+              <w:top w:type="dxa" w:w="60"/>
+              <w:left w:type="dxa" w:w="100"/>
+              <w:bottom w:type="dxa" w:w="60"/>
+              <w:right w:type="dxa" w:w="100"/>
+            </w:tcMar>
+          </w:tcPr>
+          <w:p>
+            <w:r>
+              <w:rPr>
+                <w:rFonts w:ascii="Arial" w:cs="Arial" w:eastAsia="Arial" w:hAnsi="Arial"/>
+                <w:sz w:val="20"/>
+                <w:szCs w:val="20"/>
+              </w:rPr>
+              <w:t>The line under the selector shows how each column was read before the run; text with a unit and a decimal comma are refused; Advanced options treat numeric codes as categories. Tests: COV-06, COV-04, MAN-55</w:t>
+            </w:r>
+          </w:p>
+        </w:tc>
+      </w:tr>
+      <w:tr>
+        <w:tc>
+          <w:tcPr>
+            <w:tcW w:type="dxa" w:w="1200"/>
+            <w:tcBorders>
+              <w:top w:val="single" w:color="999999" w:sz="1"/>
+              <w:left w:val="single" w:color="999999" w:sz="1"/>
+              <w:bottom w:val="single" w:color="999999" w:sz="1"/>
+              <w:right w:val="single" w:color="999999" w:sz="1"/>
+            </w:tcBorders>
+            <w:tcMar>
+              <w:top w:type="dxa" w:w="60"/>
+              <w:left w:type="dxa" w:w="100"/>
+              <w:bottom w:type="dxa" w:w="60"/>
+              <w:right w:type="dxa" w:w="100"/>
+            </w:tcMar>
+          </w:tcPr>
+          <w:p>
+            <w:r>
+              <w:rPr>
+                <w:rFonts w:ascii="Arial" w:cs="Arial" w:eastAsia="Arial" w:hAnsi="Arial"/>
+                <w:sz w:val="20"/>
+                <w:szCs w:val="20"/>
+              </w:rPr>
+              <w:t>FM-52</w:t>
+            </w:r>
+          </w:p>
+        </w:tc>
+        <w:tc>
+          <w:tcPr>
+            <w:tcW w:type="dxa" w:w="3160"/>
+            <w:tcBorders>
+              <w:top w:val="single" w:color="999999" w:sz="1"/>
+              <w:left w:val="single" w:color="999999" w:sz="1"/>
+              <w:bottom w:val="single" w:color="999999" w:sz="1"/>
+              <w:right w:val="single" w:color="999999" w:sz="1"/>
+            </w:tcBorders>
+            <w:tcMar>
+              <w:top w:type="dxa" w:w="60"/>
+              <w:left w:type="dxa" w:w="100"/>
+              <w:bottom w:type="dxa" w:w="60"/>
+              <w:right w:type="dxa" w:w="100"/>
+            </w:tcMar>
+          </w:tcPr>
+          <w:p>
+            <w:r>
+              <w:rPr>
+                <w:rFonts w:ascii="Arial" w:cs="Arial" w:eastAsia="Arial" w:hAnsi="Arial"/>
+                <w:sz w:val="20"/>
+                <w:szCs w:val="20"/>
+              </w:rPr>
+              <w:t>The scaled approach is chosen, or switched, after the variability was seen</w:t>
+            </w:r>
+          </w:p>
+        </w:tc>
+        <w:tc>
+          <w:tcPr>
+            <w:tcW w:type="dxa" w:w="800"/>
+            <w:tcBorders>
+              <w:top w:val="single" w:color="999999" w:sz="1"/>
+              <w:left w:val="single" w:color="999999" w:sz="1"/>
+              <w:bottom w:val="single" w:color="999999" w:sz="1"/>
+              <w:right w:val="single" w:color="999999" w:sz="1"/>
+            </w:tcBorders>
+            <w:tcMar>
+              <w:top w:type="dxa" w:w="60"/>
+              <w:left w:type="dxa" w:w="100"/>
+              <w:bottom w:type="dxa" w:w="60"/>
+              <w:right w:type="dxa" w:w="100"/>
+            </w:tcMar>
+          </w:tcPr>
+          <w:p>
+            <w:r>
+              <w:rPr>
+                <w:rFonts w:ascii="Arial" w:cs="Arial" w:eastAsia="Arial" w:hAnsi="Arial"/>
+                <w:sz w:val="20"/>
+                <w:szCs w:val="20"/>
+              </w:rPr>
+              <w:t>5</w:t>
+            </w:r>
+          </w:p>
+        </w:tc>
+        <w:tc>
+          <w:tcPr>
+            <w:tcW w:type="dxa" w:w="800"/>
+            <w:tcBorders>
+              <w:top w:val="single" w:color="999999" w:sz="1"/>
+              <w:left w:val="single" w:color="999999" w:sz="1"/>
+              <w:bottom w:val="single" w:color="999999" w:sz="1"/>
+              <w:right w:val="single" w:color="999999" w:sz="1"/>
+            </w:tcBorders>
+            <w:tcMar>
+              <w:top w:type="dxa" w:w="60"/>
+              <w:left w:type="dxa" w:w="100"/>
+              <w:bottom w:type="dxa" w:w="60"/>
+              <w:right w:type="dxa" w:w="100"/>
+            </w:tcMar>
+          </w:tcPr>
+          <w:p>
+            <w:r>
+              <w:rPr>
+                <w:rFonts w:ascii="Arial" w:cs="Arial" w:eastAsia="Arial" w:hAnsi="Arial"/>
+                <w:sz w:val="20"/>
+                <w:szCs w:val="20"/>
+              </w:rPr>
+              <w:t>2</w:t>
+            </w:r>
+          </w:p>
+        </w:tc>
+        <w:tc>
+          <w:tcPr>
+            <w:tcW w:type="dxa" w:w="800"/>
+            <w:tcBorders>
+              <w:top w:val="single" w:color="999999" w:sz="1"/>
+              <w:left w:val="single" w:color="999999" w:sz="1"/>
+              <w:bottom w:val="single" w:color="999999" w:sz="1"/>
+              <w:right w:val="single" w:color="999999" w:sz="1"/>
+            </w:tcBorders>
+            <w:tcMar>
+              <w:top w:type="dxa" w:w="60"/>
+              <w:left w:type="dxa" w:w="100"/>
+              <w:bottom w:type="dxa" w:w="60"/>
+              <w:right w:type="dxa" w:w="100"/>
+            </w:tcMar>
+          </w:tcPr>
+          <w:p>
+            <w:r>
+              <w:rPr>
+                <w:rFonts w:ascii="Arial" w:cs="Arial" w:eastAsia="Arial" w:hAnsi="Arial"/>
+                <w:sz w:val="20"/>
+                <w:szCs w:val="20"/>
+              </w:rPr>
+              <w:t>4</w:t>
+            </w:r>
+          </w:p>
+        </w:tc>
+        <w:tc>
+          <w:tcPr>
+            <w:tcW w:type="dxa" w:w="800"/>
+            <w:tcBorders>
+              <w:top w:val="single" w:color="999999" w:sz="1"/>
+              <w:left w:val="single" w:color="999999" w:sz="1"/>
+              <w:bottom w:val="single" w:color="999999" w:sz="1"/>
+              <w:right w:val="single" w:color="999999" w:sz="1"/>
+            </w:tcBorders>
+            <w:tcMar>
+              <w:top w:type="dxa" w:w="60"/>
+              <w:left w:type="dxa" w:w="100"/>
+              <w:bottom w:type="dxa" w:w="60"/>
+              <w:right w:type="dxa" w:w="100"/>
+            </w:tcMar>
+          </w:tcPr>
+          <w:p>
+            <w:r>
+              <w:rPr>
+                <w:rFonts w:ascii="Arial" w:cs="Arial" w:eastAsia="Arial" w:hAnsi="Arial"/>
+                <w:sz w:val="20"/>
+                <w:szCs w:val="20"/>
+              </w:rPr>
+              <w:t>40</w:t>
+            </w:r>
+          </w:p>
+        </w:tc>
+        <w:tc>
+          <w:tcPr>
+            <w:tcW w:type="dxa" w:w="1800"/>
+            <w:tcBorders>
+              <w:top w:val="single" w:color="999999" w:sz="1"/>
+              <w:left w:val="single" w:color="999999" w:sz="1"/>
+              <w:bottom w:val="single" w:color="999999" w:sz="1"/>
+              <w:right w:val="single" w:color="999999" w:sz="1"/>
+            </w:tcBorders>
+            <w:tcMar>
+              <w:top w:type="dxa" w:w="60"/>
+              <w:left w:type="dxa" w:w="100"/>
+              <w:bottom w:type="dxa" w:w="60"/>
+              <w:right w:type="dxa" w:w="100"/>
+            </w:tcMar>
+          </w:tcPr>
+          <w:p>
+            <w:r>
+              <w:rPr>
+                <w:rFonts w:ascii="Arial" w:cs="Arial" w:eastAsia="Arial" w:hAnsi="Arial"/>
+                <w:sz w:val="20"/>
+                <w:szCs w:val="20"/>
+              </w:rPr>
+              <w:t>The approach is an explicit selector that defaults to Standard; the app never switches by itself; the approach and its constants are in the record and the audit event. Residual risk accepted: the protocol, not the app, fixes the choice in advance. Tests: RSA-08, RSA-11, RSA-12, MAN-57</w:t>
+            </w:r>
+          </w:p>
+        </w:tc>
+      </w:tr>
+      <w:tr>
+        <w:tc>
+          <w:tcPr>
+            <w:tcW w:type="dxa" w:w="1200"/>
+            <w:tcBorders>
+              <w:top w:val="single" w:color="999999" w:sz="1"/>
+              <w:left w:val="single" w:color="999999" w:sz="1"/>
+              <w:bottom w:val="single" w:color="999999" w:sz="1"/>
+              <w:right w:val="single" w:color="999999" w:sz="1"/>
+            </w:tcBorders>
+            <w:tcMar>
+              <w:top w:type="dxa" w:w="60"/>
+              <w:left w:type="dxa" w:w="100"/>
+              <w:bottom w:type="dxa" w:w="60"/>
+              <w:right w:type="dxa" w:w="100"/>
+            </w:tcMar>
+          </w:tcPr>
+          <w:p>
+            <w:r>
+              <w:rPr>
+                <w:rFonts w:ascii="Arial" w:cs="Arial" w:eastAsia="Arial" w:hAnsi="Arial"/>
+                <w:sz w:val="20"/>
+                <w:szCs w:val="20"/>
+              </w:rPr>
+              <w:t>FM-53</w:t>
+            </w:r>
+          </w:p>
+        </w:tc>
+        <w:tc>
+          <w:tcPr>
+            <w:tcW w:type="dxa" w:w="3160"/>
+            <w:tcBorders>
+              <w:top w:val="single" w:color="999999" w:sz="1"/>
+              <w:left w:val="single" w:color="999999" w:sz="1"/>
+              <w:bottom w:val="single" w:color="999999" w:sz="1"/>
+              <w:right w:val="single" w:color="999999" w:sz="1"/>
+            </w:tcBorders>
+            <w:tcMar>
+              <w:top w:type="dxa" w:w="60"/>
+              <w:left w:type="dxa" w:w="100"/>
+              <w:bottom w:type="dxa" w:w="60"/>
+              <w:right w:type="dxa" w:w="100"/>
+            </w:tcMar>
+          </w:tcPr>
+          <w:p>
+            <w:r>
+              <w:rPr>
+                <w:rFonts w:ascii="Arial" w:cs="Arial" w:eastAsia="Arial" w:hAnsi="Arial"/>
+                <w:sz w:val="20"/>
+                <w:szCs w:val="20"/>
+              </w:rPr>
+              <w:t>Two within-subject SDs are confused: the EMA model estimate and the FDA contrast estimate</w:t>
+            </w:r>
+          </w:p>
+        </w:tc>
+        <w:tc>
+          <w:tcPr>
+            <w:tcW w:type="dxa" w:w="800"/>
+            <w:tcBorders>
+              <w:top w:val="single" w:color="999999" w:sz="1"/>
+              <w:left w:val="single" w:color="999999" w:sz="1"/>
+              <w:bottom w:val="single" w:color="999999" w:sz="1"/>
+              <w:right w:val="single" w:color="999999" w:sz="1"/>
+            </w:tcBorders>
+            <w:tcMar>
+              <w:top w:type="dxa" w:w="60"/>
+              <w:left w:type="dxa" w:w="100"/>
+              <w:bottom w:type="dxa" w:w="60"/>
+              <w:right w:type="dxa" w:w="100"/>
+            </w:tcMar>
+          </w:tcPr>
+          <w:p>
+            <w:r>
+              <w:rPr>
+                <w:rFonts w:ascii="Arial" w:cs="Arial" w:eastAsia="Arial" w:hAnsi="Arial"/>
+                <w:sz w:val="20"/>
+                <w:szCs w:val="20"/>
+              </w:rPr>
+              <w:t>3</w:t>
+            </w:r>
+          </w:p>
+        </w:tc>
+        <w:tc>
+          <w:tcPr>
+            <w:tcW w:type="dxa" w:w="800"/>
+            <w:tcBorders>
+              <w:top w:val="single" w:color="999999" w:sz="1"/>
+              <w:left w:val="single" w:color="999999" w:sz="1"/>
+              <w:bottom w:val="single" w:color="999999" w:sz="1"/>
+              <w:right w:val="single" w:color="999999" w:sz="1"/>
+            </w:tcBorders>
+            <w:tcMar>
+              <w:top w:type="dxa" w:w="60"/>
+              <w:left w:type="dxa" w:w="100"/>
+              <w:bottom w:type="dxa" w:w="60"/>
+              <w:right w:type="dxa" w:w="100"/>
+            </w:tcMar>
+          </w:tcPr>
+          <w:p>
+            <w:r>
+              <w:rPr>
+                <w:rFonts w:ascii="Arial" w:cs="Arial" w:eastAsia="Arial" w:hAnsi="Arial"/>
+                <w:sz w:val="20"/>
+                <w:szCs w:val="20"/>
+              </w:rPr>
+              <w:t>2</w:t>
+            </w:r>
+          </w:p>
+        </w:tc>
+        <w:tc>
+          <w:tcPr>
+            <w:tcW w:type="dxa" w:w="800"/>
+            <w:tcBorders>
+              <w:top w:val="single" w:color="999999" w:sz="1"/>
+              <w:left w:val="single" w:color="999999" w:sz="1"/>
+              <w:bottom w:val="single" w:color="999999" w:sz="1"/>
+              <w:right w:val="single" w:color="999999" w:sz="1"/>
+            </w:tcBorders>
+            <w:tcMar>
+              <w:top w:type="dxa" w:w="60"/>
+              <w:left w:type="dxa" w:w="100"/>
+              <w:bottom w:type="dxa" w:w="60"/>
+              <w:right w:type="dxa" w:w="100"/>
+            </w:tcMar>
+          </w:tcPr>
+          <w:p>
+            <w:r>
+              <w:rPr>
+                <w:rFonts w:ascii="Arial" w:cs="Arial" w:eastAsia="Arial" w:hAnsi="Arial"/>
+                <w:sz w:val="20"/>
+                <w:szCs w:val="20"/>
+              </w:rPr>
+              <w:t>2</w:t>
+            </w:r>
+          </w:p>
+        </w:tc>
+        <w:tc>
+          <w:tcPr>
+            <w:tcW w:type="dxa" w:w="800"/>
+            <w:tcBorders>
+              <w:top w:val="single" w:color="999999" w:sz="1"/>
+              <w:left w:val="single" w:color="999999" w:sz="1"/>
+              <w:bottom w:val="single" w:color="999999" w:sz="1"/>
+              <w:right w:val="single" w:color="999999" w:sz="1"/>
+            </w:tcBorders>
+            <w:tcMar>
+              <w:top w:type="dxa" w:w="60"/>
+              <w:left w:type="dxa" w:w="100"/>
+              <w:bottom w:type="dxa" w:w="60"/>
+              <w:right w:type="dxa" w:w="100"/>
+            </w:tcMar>
+          </w:tcPr>
+          <w:p>
+            <w:r>
+              <w:rPr>
+                <w:rFonts w:ascii="Arial" w:cs="Arial" w:eastAsia="Arial" w:hAnsi="Arial"/>
+                <w:sz w:val="20"/>
+                <w:szCs w:val="20"/>
+              </w:rPr>
+              <w:t>12</w:t>
+            </w:r>
+          </w:p>
+        </w:tc>
+        <w:tc>
+          <w:tcPr>
+            <w:tcW w:type="dxa" w:w="1800"/>
+            <w:tcBorders>
+              <w:top w:val="single" w:color="999999" w:sz="1"/>
+              <w:left w:val="single" w:color="999999" w:sz="1"/>
+              <w:bottom w:val="single" w:color="999999" w:sz="1"/>
+              <w:right w:val="single" w:color="999999" w:sz="1"/>
+            </w:tcBorders>
+            <w:tcMar>
+              <w:top w:type="dxa" w:w="60"/>
+              <w:left w:type="dxa" w:w="100"/>
+              <w:bottom w:type="dxa" w:w="60"/>
+              <w:right w:type="dxa" w:w="100"/>
+            </w:tcMar>
+          </w:tcPr>
+          <w:p>
+            <w:r>
+              <w:rPr>
+                <w:rFonts w:ascii="Arial" w:cs="Arial" w:eastAsia="Arial" w:hAnsi="Arial"/>
+                <w:sz w:val="20"/>
+                <w:szCs w:val="20"/>
+              </w:rPr>
+              <w:t>The table, the Methods page and the manual name the estimator and define both apart. Tests: DOC-02, DOC-03</w:t>
+            </w:r>
+          </w:p>
+        </w:tc>
+      </w:tr>
+      <w:tr>
+        <w:tc>
+          <w:tcPr>
+            <w:tcW w:type="dxa" w:w="1200"/>
+            <w:tcBorders>
+              <w:top w:val="single" w:color="999999" w:sz="1"/>
+              <w:left w:val="single" w:color="999999" w:sz="1"/>
+              <w:bottom w:val="single" w:color="999999" w:sz="1"/>
+              <w:right w:val="single" w:color="999999" w:sz="1"/>
+            </w:tcBorders>
+            <w:tcMar>
+              <w:top w:type="dxa" w:w="60"/>
+              <w:left w:type="dxa" w:w="100"/>
+              <w:bottom w:type="dxa" w:w="60"/>
+              <w:right w:type="dxa" w:w="100"/>
+            </w:tcMar>
+          </w:tcPr>
+          <w:p>
+            <w:r>
+              <w:rPr>
+                <w:rFonts w:ascii="Arial" w:cs="Arial" w:eastAsia="Arial" w:hAnsi="Arial"/>
+                <w:sz w:val="20"/>
+                <w:szCs w:val="20"/>
+              </w:rPr>
+              <w:t>FM-54</w:t>
+            </w:r>
+          </w:p>
+        </w:tc>
+        <w:tc>
+          <w:tcPr>
+            <w:tcW w:type="dxa" w:w="3160"/>
+            <w:tcBorders>
+              <w:top w:val="single" w:color="999999" w:sz="1"/>
+              <w:left w:val="single" w:color="999999" w:sz="1"/>
+              <w:bottom w:val="single" w:color="999999" w:sz="1"/>
+              <w:right w:val="single" w:color="999999" w:sz="1"/>
+            </w:tcBorders>
+            <w:tcMar>
+              <w:top w:type="dxa" w:w="60"/>
+              <w:left w:type="dxa" w:w="100"/>
+              <w:bottom w:type="dxa" w:w="60"/>
+              <w:right w:type="dxa" w:w="100"/>
+            </w:tcMar>
+          </w:tcPr>
+          <w:p>
+            <w:r>
+              <w:rPr>
+                <w:rFonts w:ascii="Arial" w:cs="Arial" w:eastAsia="Arial" w:hAnsi="Arial"/>
+                <w:sz w:val="20"/>
+                <w:szCs w:val="20"/>
+              </w:rPr>
+              <w:t>A metric takes the wrong route at the switch (sWR 0.294) or at the point-estimate limits</w:t>
+            </w:r>
+          </w:p>
+        </w:tc>
+        <w:tc>
+          <w:tcPr>
+            <w:tcW w:type="dxa" w:w="800"/>
+            <w:tcBorders>
+              <w:top w:val="single" w:color="999999" w:sz="1"/>
+              <w:left w:val="single" w:color="999999" w:sz="1"/>
+              <w:bottom w:val="single" w:color="999999" w:sz="1"/>
+              <w:right w:val="single" w:color="999999" w:sz="1"/>
+            </w:tcBorders>
+            <w:tcMar>
+              <w:top w:type="dxa" w:w="60"/>
+              <w:left w:type="dxa" w:w="100"/>
+              <w:bottom w:type="dxa" w:w="60"/>
+              <w:right w:type="dxa" w:w="100"/>
+            </w:tcMar>
+          </w:tcPr>
+          <w:p>
+            <w:r>
+              <w:rPr>
+                <w:rFonts w:ascii="Arial" w:cs="Arial" w:eastAsia="Arial" w:hAnsi="Arial"/>
+                <w:sz w:val="20"/>
+                <w:szCs w:val="20"/>
+              </w:rPr>
+              <w:t>5</w:t>
+            </w:r>
+          </w:p>
+        </w:tc>
+        <w:tc>
+          <w:tcPr>
+            <w:tcW w:type="dxa" w:w="800"/>
+            <w:tcBorders>
+              <w:top w:val="single" w:color="999999" w:sz="1"/>
+              <w:left w:val="single" w:color="999999" w:sz="1"/>
+              <w:bottom w:val="single" w:color="999999" w:sz="1"/>
+              <w:right w:val="single" w:color="999999" w:sz="1"/>
+            </w:tcBorders>
+            <w:tcMar>
+              <w:top w:type="dxa" w:w="60"/>
+              <w:left w:type="dxa" w:w="100"/>
+              <w:bottom w:type="dxa" w:w="60"/>
+              <w:right w:type="dxa" w:w="100"/>
+            </w:tcMar>
+          </w:tcPr>
+          <w:p>
+            <w:r>
+              <w:rPr>
+                <w:rFonts w:ascii="Arial" w:cs="Arial" w:eastAsia="Arial" w:hAnsi="Arial"/>
+                <w:sz w:val="20"/>
+                <w:szCs w:val="20"/>
+              </w:rPr>
+              <w:t>1</w:t>
+            </w:r>
+          </w:p>
+        </w:tc>
+        <w:tc>
+          <w:tcPr>
+            <w:tcW w:type="dxa" w:w="800"/>
+            <w:tcBorders>
+              <w:top w:val="single" w:color="999999" w:sz="1"/>
+              <w:left w:val="single" w:color="999999" w:sz="1"/>
+              <w:bottom w:val="single" w:color="999999" w:sz="1"/>
+              <w:right w:val="single" w:color="999999" w:sz="1"/>
+            </w:tcBorders>
+            <w:tcMar>
+              <w:top w:type="dxa" w:w="60"/>
+              <w:left w:type="dxa" w:w="100"/>
+              <w:bottom w:type="dxa" w:w="60"/>
+              <w:right w:type="dxa" w:w="100"/>
+            </w:tcMar>
+          </w:tcPr>
+          <w:p>
+            <w:r>
+              <w:rPr>
+                <w:rFonts w:ascii="Arial" w:cs="Arial" w:eastAsia="Arial" w:hAnsi="Arial"/>
+                <w:sz w:val="20"/>
+                <w:szCs w:val="20"/>
+              </w:rPr>
+              <w:t>2</w:t>
+            </w:r>
+          </w:p>
+        </w:tc>
+        <w:tc>
+          <w:tcPr>
+            <w:tcW w:type="dxa" w:w="800"/>
+            <w:tcBorders>
+              <w:top w:val="single" w:color="999999" w:sz="1"/>
+              <w:left w:val="single" w:color="999999" w:sz="1"/>
+              <w:bottom w:val="single" w:color="999999" w:sz="1"/>
+              <w:right w:val="single" w:color="999999" w:sz="1"/>
+            </w:tcBorders>
+            <w:tcMar>
+              <w:top w:type="dxa" w:w="60"/>
+              <w:left w:type="dxa" w:w="100"/>
+              <w:bottom w:type="dxa" w:w="60"/>
+              <w:right w:type="dxa" w:w="100"/>
+            </w:tcMar>
+          </w:tcPr>
+          <w:p>
+            <w:r>
+              <w:rPr>
+                <w:rFonts w:ascii="Arial" w:cs="Arial" w:eastAsia="Arial" w:hAnsi="Arial"/>
+                <w:sz w:val="20"/>
+                <w:szCs w:val="20"/>
+              </w:rPr>
+              <w:t>10</w:t>
+            </w:r>
+          </w:p>
+        </w:tc>
+        <w:tc>
+          <w:tcPr>
+            <w:tcW w:type="dxa" w:w="1800"/>
+            <w:tcBorders>
+              <w:top w:val="single" w:color="999999" w:sz="1"/>
+              <w:left w:val="single" w:color="999999" w:sz="1"/>
+              <w:bottom w:val="single" w:color="999999" w:sz="1"/>
+              <w:right w:val="single" w:color="999999" w:sz="1"/>
+            </w:tcBorders>
+            <w:tcMar>
+              <w:top w:type="dxa" w:w="60"/>
+              <w:left w:type="dxa" w:w="100"/>
+              <w:bottom w:type="dxa" w:w="60"/>
+              <w:right w:type="dxa" w:w="100"/>
+            </w:tcMar>
+          </w:tcPr>
+          <w:p>
+            <w:r>
+              <w:rPr>
+                <w:rFonts w:ascii="Arial" w:cs="Arial" w:eastAsia="Arial" w:hAnsi="Arial"/>
+                <w:sz w:val="20"/>
+                <w:szCs w:val="20"/>
+              </w:rPr>
+              <w:t>Constants come from one place in the code; synthetic studies with exact sWR just below and above 0.294 and point estimates at four significant figures; the Route column shows the route. Tests: RSA-04, RSA-07, MAN-58</w:t>
+            </w:r>
+          </w:p>
+        </w:tc>
+      </w:tr>
+      <w:tr>
+        <w:tc>
+          <w:tcPr>
+            <w:tcW w:type="dxa" w:w="1200"/>
+            <w:tcBorders>
+              <w:top w:val="single" w:color="999999" w:sz="1"/>
+              <w:left w:val="single" w:color="999999" w:sz="1"/>
+              <w:bottom w:val="single" w:color="999999" w:sz="1"/>
+              <w:right w:val="single" w:color="999999" w:sz="1"/>
+            </w:tcBorders>
+            <w:tcMar>
+              <w:top w:type="dxa" w:w="60"/>
+              <w:left w:type="dxa" w:w="100"/>
+              <w:bottom w:type="dxa" w:w="60"/>
+              <w:right w:type="dxa" w:w="100"/>
+            </w:tcMar>
+          </w:tcPr>
+          <w:p>
+            <w:r>
+              <w:rPr>
+                <w:rFonts w:ascii="Arial" w:cs="Arial" w:eastAsia="Arial" w:hAnsi="Arial"/>
+                <w:sz w:val="20"/>
+                <w:szCs w:val="20"/>
+              </w:rPr>
+              <w:t>FM-55</w:t>
+            </w:r>
+          </w:p>
+        </w:tc>
+        <w:tc>
+          <w:tcPr>
+            <w:tcW w:type="dxa" w:w="3160"/>
+            <w:tcBorders>
+              <w:top w:val="single" w:color="999999" w:sz="1"/>
+              <w:left w:val="single" w:color="999999" w:sz="1"/>
+              <w:bottom w:val="single" w:color="999999" w:sz="1"/>
+              <w:right w:val="single" w:color="999999" w:sz="1"/>
+            </w:tcBorders>
+            <w:tcMar>
+              <w:top w:type="dxa" w:w="60"/>
+              <w:left w:type="dxa" w:w="100"/>
+              <w:bottom w:type="dxa" w:w="60"/>
+              <w:right w:type="dxa" w:w="100"/>
+            </w:tcMar>
+          </w:tcPr>
+          <w:p>
+            <w:r>
+              <w:rPr>
+                <w:rFonts w:ascii="Arial" w:cs="Arial" w:eastAsia="Arial" w:hAnsi="Arial"/>
+                <w:sz w:val="20"/>
+                <w:szCs w:val="20"/>
+              </w:rPr>
+              <w:t>An unsupported design is used with a scaled approach (2×2×3 with RSABE, 2×2×2 or parallel with ABEL)</w:t>
+            </w:r>
+          </w:p>
+        </w:tc>
+        <w:tc>
+          <w:tcPr>
+            <w:tcW w:type="dxa" w:w="800"/>
+            <w:tcBorders>
+              <w:top w:val="single" w:color="999999" w:sz="1"/>
+              <w:left w:val="single" w:color="999999" w:sz="1"/>
+              <w:bottom w:val="single" w:color="999999" w:sz="1"/>
+              <w:right w:val="single" w:color="999999" w:sz="1"/>
+            </w:tcBorders>
+            <w:tcMar>
+              <w:top w:type="dxa" w:w="60"/>
+              <w:left w:type="dxa" w:w="100"/>
+              <w:bottom w:type="dxa" w:w="60"/>
+              <w:right w:type="dxa" w:w="100"/>
+            </w:tcMar>
+          </w:tcPr>
+          <w:p>
+            <w:r>
+              <w:rPr>
+                <w:rFonts w:ascii="Arial" w:cs="Arial" w:eastAsia="Arial" w:hAnsi="Arial"/>
+                <w:sz w:val="20"/>
+                <w:szCs w:val="20"/>
+              </w:rPr>
+              <w:t>4</w:t>
+            </w:r>
+          </w:p>
+        </w:tc>
+        <w:tc>
+          <w:tcPr>
+            <w:tcW w:type="dxa" w:w="800"/>
+            <w:tcBorders>
+              <w:top w:val="single" w:color="999999" w:sz="1"/>
+              <w:left w:val="single" w:color="999999" w:sz="1"/>
+              <w:bottom w:val="single" w:color="999999" w:sz="1"/>
+              <w:right w:val="single" w:color="999999" w:sz="1"/>
+            </w:tcBorders>
+            <w:tcMar>
+              <w:top w:type="dxa" w:w="60"/>
+              <w:left w:type="dxa" w:w="100"/>
+              <w:bottom w:type="dxa" w:w="60"/>
+              <w:right w:type="dxa" w:w="100"/>
+            </w:tcMar>
+          </w:tcPr>
+          <w:p>
+            <w:r>
+              <w:rPr>
+                <w:rFonts w:ascii="Arial" w:cs="Arial" w:eastAsia="Arial" w:hAnsi="Arial"/>
+                <w:sz w:val="20"/>
+                <w:szCs w:val="20"/>
+              </w:rPr>
+              <w:t>1</w:t>
+            </w:r>
+          </w:p>
+        </w:tc>
+        <w:tc>
+          <w:tcPr>
+            <w:tcW w:type="dxa" w:w="800"/>
+            <w:tcBorders>
+              <w:top w:val="single" w:color="999999" w:sz="1"/>
+              <w:left w:val="single" w:color="999999" w:sz="1"/>
+              <w:bottom w:val="single" w:color="999999" w:sz="1"/>
+              <w:right w:val="single" w:color="999999" w:sz="1"/>
+            </w:tcBorders>
+            <w:tcMar>
+              <w:top w:type="dxa" w:w="60"/>
+              <w:left w:type="dxa" w:w="100"/>
+              <w:bottom w:type="dxa" w:w="60"/>
+              <w:right w:type="dxa" w:w="100"/>
+            </w:tcMar>
+          </w:tcPr>
+          <w:p>
+            <w:r>
+              <w:rPr>
+                <w:rFonts w:ascii="Arial" w:cs="Arial" w:eastAsia="Arial" w:hAnsi="Arial"/>
+                <w:sz w:val="20"/>
+                <w:szCs w:val="20"/>
+              </w:rPr>
+              <w:t>1</w:t>
+            </w:r>
+          </w:p>
+        </w:tc>
+        <w:tc>
+          <w:tcPr>
+            <w:tcW w:type="dxa" w:w="800"/>
+            <w:tcBorders>
+              <w:top w:val="single" w:color="999999" w:sz="1"/>
+              <w:left w:val="single" w:color="999999" w:sz="1"/>
+              <w:bottom w:val="single" w:color="999999" w:sz="1"/>
+              <w:right w:val="single" w:color="999999" w:sz="1"/>
+            </w:tcBorders>
+            <w:tcMar>
+              <w:top w:type="dxa" w:w="60"/>
+              <w:left w:type="dxa" w:w="100"/>
+              <w:bottom w:type="dxa" w:w="60"/>
+              <w:right w:type="dxa" w:w="100"/>
+            </w:tcMar>
+          </w:tcPr>
+          <w:p>
+            <w:r>
+              <w:rPr>
+                <w:rFonts w:ascii="Arial" w:cs="Arial" w:eastAsia="Arial" w:hAnsi="Arial"/>
+                <w:sz w:val="20"/>
+                <w:szCs w:val="20"/>
+              </w:rPr>
+              <w:t>4</w:t>
+            </w:r>
+          </w:p>
+        </w:tc>
+        <w:tc>
+          <w:tcPr>
+            <w:tcW w:type="dxa" w:w="1800"/>
+            <w:tcBorders>
+              <w:top w:val="single" w:color="999999" w:sz="1"/>
+              <w:left w:val="single" w:color="999999" w:sz="1"/>
+              <w:bottom w:val="single" w:color="999999" w:sz="1"/>
+              <w:right w:val="single" w:color="999999" w:sz="1"/>
+            </w:tcBorders>
+            <w:tcMar>
+              <w:top w:type="dxa" w:w="60"/>
+              <w:left w:type="dxa" w:w="100"/>
+              <w:bottom w:type="dxa" w:w="60"/>
+              <w:right w:type="dxa" w:w="100"/>
+            </w:tcMar>
+          </w:tcPr>
+          <w:p>
+            <w:r>
+              <w:rPr>
+                <w:rFonts w:ascii="Arial" w:cs="Arial" w:eastAsia="Arial" w:hAnsi="Arial"/>
+                <w:sz w:val="20"/>
+                <w:szCs w:val="20"/>
+              </w:rPr>
+              <w:t>The selector offers only supported approaches and the assessment refuses the rest in plain words. Tests: RSA-06, ABL-03, MAN-57</w:t>
+            </w:r>
+          </w:p>
+        </w:tc>
+      </w:tr>
+      <w:tr>
+        <w:tc>
+          <w:tcPr>
+            <w:tcW w:type="dxa" w:w="1200"/>
+            <w:tcBorders>
+              <w:top w:val="single" w:color="999999" w:sz="1"/>
+              <w:left w:val="single" w:color="999999" w:sz="1"/>
+              <w:bottom w:val="single" w:color="999999" w:sz="1"/>
+              <w:right w:val="single" w:color="999999" w:sz="1"/>
+            </w:tcBorders>
+            <w:tcMar>
+              <w:top w:type="dxa" w:w="60"/>
+              <w:left w:type="dxa" w:w="100"/>
+              <w:bottom w:type="dxa" w:w="60"/>
+              <w:right w:type="dxa" w:w="100"/>
+            </w:tcMar>
+          </w:tcPr>
+          <w:p>
+            <w:r>
+              <w:rPr>
+                <w:rFonts w:ascii="Arial" w:cs="Arial" w:eastAsia="Arial" w:hAnsi="Arial"/>
+                <w:sz w:val="20"/>
+                <w:szCs w:val="20"/>
+              </w:rPr>
+              <w:t>FM-56</w:t>
+            </w:r>
+          </w:p>
+        </w:tc>
+        <w:tc>
+          <w:tcPr>
+            <w:tcW w:type="dxa" w:w="3160"/>
+            <w:tcBorders>
+              <w:top w:val="single" w:color="999999" w:sz="1"/>
+              <w:left w:val="single" w:color="999999" w:sz="1"/>
+              <w:bottom w:val="single" w:color="999999" w:sz="1"/>
+              <w:right w:val="single" w:color="999999" w:sz="1"/>
+            </w:tcBorders>
+            <w:tcMar>
+              <w:top w:type="dxa" w:w="60"/>
+              <w:left w:type="dxa" w:w="100"/>
+              <w:bottom w:type="dxa" w:w="60"/>
+              <w:right w:type="dxa" w:w="100"/>
+            </w:tcMar>
+          </w:tcPr>
+          <w:p>
+            <w:r>
+              <w:rPr>
+                <w:rFonts w:ascii="Arial" w:cs="Arial" w:eastAsia="Arial" w:hAnsi="Arial"/>
+                <w:sz w:val="20"/>
+                <w:szCs w:val="20"/>
+              </w:rPr>
+              <w:t>Fewer than 24 subjects, or subjects lacking a period, leave the scaled statistic unnoticed</w:t>
+            </w:r>
+          </w:p>
+        </w:tc>
+        <w:tc>
+          <w:tcPr>
+            <w:tcW w:type="dxa" w:w="800"/>
+            <w:tcBorders>
+              <w:top w:val="single" w:color="999999" w:sz="1"/>
+              <w:left w:val="single" w:color="999999" w:sz="1"/>
+              <w:bottom w:val="single" w:color="999999" w:sz="1"/>
+              <w:right w:val="single" w:color="999999" w:sz="1"/>
+            </w:tcBorders>
+            <w:tcMar>
+              <w:top w:type="dxa" w:w="60"/>
+              <w:left w:type="dxa" w:w="100"/>
+              <w:bottom w:type="dxa" w:w="60"/>
+              <w:right w:type="dxa" w:w="100"/>
+            </w:tcMar>
+          </w:tcPr>
+          <w:p>
+            <w:r>
+              <w:rPr>
+                <w:rFonts w:ascii="Arial" w:cs="Arial" w:eastAsia="Arial" w:hAnsi="Arial"/>
+                <w:sz w:val="20"/>
+                <w:szCs w:val="20"/>
+              </w:rPr>
+              <w:t>3</w:t>
+            </w:r>
+          </w:p>
+        </w:tc>
+        <w:tc>
+          <w:tcPr>
+            <w:tcW w:type="dxa" w:w="800"/>
+            <w:tcBorders>
+              <w:top w:val="single" w:color="999999" w:sz="1"/>
+              <w:left w:val="single" w:color="999999" w:sz="1"/>
+              <w:bottom w:val="single" w:color="999999" w:sz="1"/>
+              <w:right w:val="single" w:color="999999" w:sz="1"/>
+            </w:tcBorders>
+            <w:tcMar>
+              <w:top w:type="dxa" w:w="60"/>
+              <w:left w:type="dxa" w:w="100"/>
+              <w:bottom w:type="dxa" w:w="60"/>
+              <w:right w:type="dxa" w:w="100"/>
+            </w:tcMar>
+          </w:tcPr>
+          <w:p>
+            <w:r>
+              <w:rPr>
+                <w:rFonts w:ascii="Arial" w:cs="Arial" w:eastAsia="Arial" w:hAnsi="Arial"/>
+                <w:sz w:val="20"/>
+                <w:szCs w:val="20"/>
+              </w:rPr>
+              <w:t>3</w:t>
+            </w:r>
+          </w:p>
+        </w:tc>
+        <w:tc>
+          <w:tcPr>
+            <w:tcW w:type="dxa" w:w="800"/>
+            <w:tcBorders>
+              <w:top w:val="single" w:color="999999" w:sz="1"/>
+              <w:left w:val="single" w:color="999999" w:sz="1"/>
+              <w:bottom w:val="single" w:color="999999" w:sz="1"/>
+              <w:right w:val="single" w:color="999999" w:sz="1"/>
+            </w:tcBorders>
+            <w:tcMar>
+              <w:top w:type="dxa" w:w="60"/>
+              <w:left w:type="dxa" w:w="100"/>
+              <w:bottom w:type="dxa" w:w="60"/>
+              <w:right w:type="dxa" w:w="100"/>
+            </w:tcMar>
+          </w:tcPr>
+          <w:p>
+            <w:r>
+              <w:rPr>
+                <w:rFonts w:ascii="Arial" w:cs="Arial" w:eastAsia="Arial" w:hAnsi="Arial"/>
+                <w:sz w:val="20"/>
+                <w:szCs w:val="20"/>
+              </w:rPr>
+              <w:t>2</w:t>
+            </w:r>
+          </w:p>
+        </w:tc>
+        <w:tc>
+          <w:tcPr>
+            <w:tcW w:type="dxa" w:w="800"/>
+            <w:tcBorders>
+              <w:top w:val="single" w:color="999999" w:sz="1"/>
+              <w:left w:val="single" w:color="999999" w:sz="1"/>
+              <w:bottom w:val="single" w:color="999999" w:sz="1"/>
+              <w:right w:val="single" w:color="999999" w:sz="1"/>
+            </w:tcBorders>
+            <w:tcMar>
+              <w:top w:type="dxa" w:w="60"/>
+              <w:left w:type="dxa" w:w="100"/>
+              <w:bottom w:type="dxa" w:w="60"/>
+              <w:right w:type="dxa" w:w="100"/>
+            </w:tcMar>
+          </w:tcPr>
+          <w:p>
+            <w:r>
+              <w:rPr>
+                <w:rFonts w:ascii="Arial" w:cs="Arial" w:eastAsia="Arial" w:hAnsi="Arial"/>
+                <w:sz w:val="20"/>
+                <w:szCs w:val="20"/>
+              </w:rPr>
+              <w:t>18</w:t>
+            </w:r>
+          </w:p>
+        </w:tc>
+        <w:tc>
+          <w:tcPr>
+            <w:tcW w:type="dxa" w:w="1800"/>
+            <w:tcBorders>
+              <w:top w:val="single" w:color="999999" w:sz="1"/>
+              <w:left w:val="single" w:color="999999" w:sz="1"/>
+              <w:bottom w:val="single" w:color="999999" w:sz="1"/>
+              <w:right w:val="single" w:color="999999" w:sz="1"/>
+            </w:tcBorders>
+            <w:tcMar>
+              <w:top w:type="dxa" w:w="60"/>
+              <w:left w:type="dxa" w:w="100"/>
+              <w:bottom w:type="dxa" w:w="60"/>
+              <w:right w:type="dxa" w:w="100"/>
+            </w:tcMar>
+          </w:tcPr>
+          <w:p>
+            <w:r>
+              <w:rPr>
+                <w:rFonts w:ascii="Arial" w:cs="Arial" w:eastAsia="Arial" w:hAnsi="Arial"/>
+                <w:sz w:val="20"/>
+                <w:szCs w:val="20"/>
+              </w:rPr>
+              <w:t>A warning below 24, a note on subjects left out of the contrasts, and the subjects used in the downloads. Tests: RSA-05, RSA-10, MAN-60</w:t>
+            </w:r>
+          </w:p>
+        </w:tc>
+      </w:tr>
+      <w:tr>
+        <w:tc>
+          <w:tcPr>
+            <w:tcW w:type="dxa" w:w="1200"/>
+            <w:tcBorders>
+              <w:top w:val="single" w:color="999999" w:sz="1"/>
+              <w:left w:val="single" w:color="999999" w:sz="1"/>
+              <w:bottom w:val="single" w:color="999999" w:sz="1"/>
+              <w:right w:val="single" w:color="999999" w:sz="1"/>
+            </w:tcBorders>
+            <w:tcMar>
+              <w:top w:type="dxa" w:w="60"/>
+              <w:left w:type="dxa" w:w="100"/>
+              <w:bottom w:type="dxa" w:w="60"/>
+              <w:right w:type="dxa" w:w="100"/>
+            </w:tcMar>
+          </w:tcPr>
+          <w:p>
+            <w:r>
+              <w:rPr>
+                <w:rFonts w:ascii="Arial" w:cs="Arial" w:eastAsia="Arial" w:hAnsi="Arial"/>
+                <w:sz w:val="20"/>
+                <w:szCs w:val="20"/>
+              </w:rPr>
+              <w:t>FM-57</w:t>
+            </w:r>
+          </w:p>
+        </w:tc>
+        <w:tc>
+          <w:tcPr>
+            <w:tcW w:type="dxa" w:w="3160"/>
+            <w:tcBorders>
+              <w:top w:val="single" w:color="999999" w:sz="1"/>
+              <w:left w:val="single" w:color="999999" w:sz="1"/>
+              <w:bottom w:val="single" w:color="999999" w:sz="1"/>
+              <w:right w:val="single" w:color="999999" w:sz="1"/>
+            </w:tcBorders>
+            <w:tcMar>
+              <w:top w:type="dxa" w:w="60"/>
+              <w:left w:type="dxa" w:w="100"/>
+              <w:bottom w:type="dxa" w:w="60"/>
+              <w:right w:type="dxa" w:w="100"/>
+            </w:tcMar>
+          </w:tcPr>
+          <w:p>
+            <w:r>
+              <w:rPr>
+                <w:rFonts w:ascii="Arial" w:cs="Arial" w:eastAsia="Arial" w:hAnsi="Arial"/>
+                <w:sz w:val="20"/>
+                <w:szCs w:val="20"/>
+              </w:rPr>
+              <w:t>The type I error of the FDA method is inflated near the switch</w:t>
+            </w:r>
+          </w:p>
+        </w:tc>
+        <w:tc>
+          <w:tcPr>
+            <w:tcW w:type="dxa" w:w="800"/>
+            <w:tcBorders>
+              <w:top w:val="single" w:color="999999" w:sz="1"/>
+              <w:left w:val="single" w:color="999999" w:sz="1"/>
+              <w:bottom w:val="single" w:color="999999" w:sz="1"/>
+              <w:right w:val="single" w:color="999999" w:sz="1"/>
+            </w:tcBorders>
+            <w:tcMar>
+              <w:top w:type="dxa" w:w="60"/>
+              <w:left w:type="dxa" w:w="100"/>
+              <w:bottom w:type="dxa" w:w="60"/>
+              <w:right w:type="dxa" w:w="100"/>
+            </w:tcMar>
+          </w:tcPr>
+          <w:p>
+            <w:r>
+              <w:rPr>
+                <w:rFonts w:ascii="Arial" w:cs="Arial" w:eastAsia="Arial" w:hAnsi="Arial"/>
+                <w:sz w:val="20"/>
+                <w:szCs w:val="20"/>
+              </w:rPr>
+              <w:t>3</w:t>
+            </w:r>
+          </w:p>
+        </w:tc>
+        <w:tc>
+          <w:tcPr>
+            <w:tcW w:type="dxa" w:w="800"/>
+            <w:tcBorders>
+              <w:top w:val="single" w:color="999999" w:sz="1"/>
+              <w:left w:val="single" w:color="999999" w:sz="1"/>
+              <w:bottom w:val="single" w:color="999999" w:sz="1"/>
+              <w:right w:val="single" w:color="999999" w:sz="1"/>
+            </w:tcBorders>
+            <w:tcMar>
+              <w:top w:type="dxa" w:w="60"/>
+              <w:left w:type="dxa" w:w="100"/>
+              <w:bottom w:type="dxa" w:w="60"/>
+              <w:right w:type="dxa" w:w="100"/>
+            </w:tcMar>
+          </w:tcPr>
+          <w:p>
+            <w:r>
+              <w:rPr>
+                <w:rFonts w:ascii="Arial" w:cs="Arial" w:eastAsia="Arial" w:hAnsi="Arial"/>
+                <w:sz w:val="20"/>
+                <w:szCs w:val="20"/>
+              </w:rPr>
+              <w:t>2</w:t>
+            </w:r>
+          </w:p>
+        </w:tc>
+        <w:tc>
+          <w:tcPr>
+            <w:tcW w:type="dxa" w:w="800"/>
+            <w:tcBorders>
+              <w:top w:val="single" w:color="999999" w:sz="1"/>
+              <w:left w:val="single" w:color="999999" w:sz="1"/>
+              <w:bottom w:val="single" w:color="999999" w:sz="1"/>
+              <w:right w:val="single" w:color="999999" w:sz="1"/>
+            </w:tcBorders>
+            <w:tcMar>
+              <w:top w:type="dxa" w:w="60"/>
+              <w:left w:type="dxa" w:w="100"/>
+              <w:bottom w:type="dxa" w:w="60"/>
+              <w:right w:type="dxa" w:w="100"/>
+            </w:tcMar>
+          </w:tcPr>
+          <w:p>
+            <w:r>
+              <w:rPr>
+                <w:rFonts w:ascii="Arial" w:cs="Arial" w:eastAsia="Arial" w:hAnsi="Arial"/>
+                <w:sz w:val="20"/>
+                <w:szCs w:val="20"/>
+              </w:rPr>
+              <w:t>4</w:t>
+            </w:r>
+          </w:p>
+        </w:tc>
+        <w:tc>
+          <w:tcPr>
+            <w:tcW w:type="dxa" w:w="800"/>
+            <w:tcBorders>
+              <w:top w:val="single" w:color="999999" w:sz="1"/>
+              <w:left w:val="single" w:color="999999" w:sz="1"/>
+              <w:bottom w:val="single" w:color="999999" w:sz="1"/>
+              <w:right w:val="single" w:color="999999" w:sz="1"/>
+            </w:tcBorders>
+            <w:tcMar>
+              <w:top w:type="dxa" w:w="60"/>
+              <w:left w:type="dxa" w:w="100"/>
+              <w:bottom w:type="dxa" w:w="60"/>
+              <w:right w:type="dxa" w:w="100"/>
+            </w:tcMar>
+          </w:tcPr>
+          <w:p>
+            <w:r>
+              <w:rPr>
+                <w:rFonts w:ascii="Arial" w:cs="Arial" w:eastAsia="Arial" w:hAnsi="Arial"/>
+                <w:sz w:val="20"/>
+                <w:szCs w:val="20"/>
+              </w:rPr>
+              <w:t>24</w:t>
+            </w:r>
+          </w:p>
+        </w:tc>
+        <w:tc>
+          <w:tcPr>
+            <w:tcW w:type="dxa" w:w="1800"/>
+            <w:tcBorders>
+              <w:top w:val="single" w:color="999999" w:sz="1"/>
+              <w:left w:val="single" w:color="999999" w:sz="1"/>
+              <w:bottom w:val="single" w:color="999999" w:sz="1"/>
+              <w:right w:val="single" w:color="999999" w:sz="1"/>
+            </w:tcBorders>
+            <w:tcMar>
+              <w:top w:type="dxa" w:w="60"/>
+              <w:left w:type="dxa" w:w="100"/>
+              <w:bottom w:type="dxa" w:w="60"/>
+              <w:right w:type="dxa" w:w="100"/>
+            </w:tcMar>
+          </w:tcPr>
+          <w:p>
+            <w:r>
+              <w:rPr>
+                <w:rFonts w:ascii="Arial" w:cs="Arial" w:eastAsia="Arial" w:hAnsi="Arial"/>
+                <w:sz w:val="20"/>
+                <w:szCs w:val="20"/>
+              </w:rPr>
+              <w:t>A property of the FDA method, stated in the Methods page and the manual; planner and assessment use the same criterion. Residual risk accepted. Tests: RSA-03, DOC-02</w:t>
+            </w:r>
+          </w:p>
+        </w:tc>
+      </w:tr>
+      <w:tr>
+        <w:tc>
+          <w:tcPr>
+            <w:tcW w:type="dxa" w:w="1200"/>
+            <w:tcBorders>
+              <w:top w:val="single" w:color="999999" w:sz="1"/>
+              <w:left w:val="single" w:color="999999" w:sz="1"/>
+              <w:bottom w:val="single" w:color="999999" w:sz="1"/>
+              <w:right w:val="single" w:color="999999" w:sz="1"/>
+            </w:tcBorders>
+            <w:tcMar>
+              <w:top w:type="dxa" w:w="60"/>
+              <w:left w:type="dxa" w:w="100"/>
+              <w:bottom w:type="dxa" w:w="60"/>
+              <w:right w:type="dxa" w:w="100"/>
+            </w:tcMar>
+          </w:tcPr>
+          <w:p>
+            <w:r>
+              <w:rPr>
+                <w:rFonts w:ascii="Arial" w:cs="Arial" w:eastAsia="Arial" w:hAnsi="Arial"/>
+                <w:sz w:val="20"/>
+                <w:szCs w:val="20"/>
+              </w:rPr>
+              <w:t>FM-58</w:t>
+            </w:r>
+          </w:p>
+        </w:tc>
+        <w:tc>
+          <w:tcPr>
+            <w:tcW w:type="dxa" w:w="3160"/>
+            <w:tcBorders>
+              <w:top w:val="single" w:color="999999" w:sz="1"/>
+              <w:left w:val="single" w:color="999999" w:sz="1"/>
+              <w:bottom w:val="single" w:color="999999" w:sz="1"/>
+              <w:right w:val="single" w:color="999999" w:sz="1"/>
+            </w:tcBorders>
+            <w:tcMar>
+              <w:top w:type="dxa" w:w="60"/>
+              <w:left w:type="dxa" w:w="100"/>
+              <w:bottom w:type="dxa" w:w="60"/>
+              <w:right w:type="dxa" w:w="100"/>
+            </w:tcMar>
+          </w:tcPr>
+          <w:p>
+            <w:r>
+              <w:rPr>
+                <w:rFonts w:ascii="Arial" w:cs="Arial" w:eastAsia="Arial" w:hAnsi="Arial"/>
+                <w:sz w:val="20"/>
+                <w:szCs w:val="20"/>
+              </w:rPr>
+              <w:t>A setting left over from another mode or an earlier study changes the analysis unseen: the point-estimate box, advanced covariate options, an approach from another study, or an excluded profile that still feeds the limits</w:t>
+            </w:r>
+          </w:p>
+        </w:tc>
+        <w:tc>
+          <w:tcPr>
+            <w:tcW w:type="dxa" w:w="800"/>
+            <w:tcBorders>
+              <w:top w:val="single" w:color="999999" w:sz="1"/>
+              <w:left w:val="single" w:color="999999" w:sz="1"/>
+              <w:bottom w:val="single" w:color="999999" w:sz="1"/>
+              <w:right w:val="single" w:color="999999" w:sz="1"/>
+            </w:tcBorders>
+            <w:tcMar>
+              <w:top w:type="dxa" w:w="60"/>
+              <w:left w:type="dxa" w:w="100"/>
+              <w:bottom w:type="dxa" w:w="60"/>
+              <w:right w:type="dxa" w:w="100"/>
+            </w:tcMar>
+          </w:tcPr>
+          <w:p>
+            <w:r>
+              <w:rPr>
+                <w:rFonts w:ascii="Arial" w:cs="Arial" w:eastAsia="Arial" w:hAnsi="Arial"/>
+                <w:sz w:val="20"/>
+                <w:szCs w:val="20"/>
+              </w:rPr>
+              <w:t>5</w:t>
+            </w:r>
+          </w:p>
+        </w:tc>
+        <w:tc>
+          <w:tcPr>
+            <w:tcW w:type="dxa" w:w="800"/>
+            <w:tcBorders>
+              <w:top w:val="single" w:color="999999" w:sz="1"/>
+              <w:left w:val="single" w:color="999999" w:sz="1"/>
+              <w:bottom w:val="single" w:color="999999" w:sz="1"/>
+              <w:right w:val="single" w:color="999999" w:sz="1"/>
+            </w:tcBorders>
+            <w:tcMar>
+              <w:top w:type="dxa" w:w="60"/>
+              <w:left w:type="dxa" w:w="100"/>
+              <w:bottom w:type="dxa" w:w="60"/>
+              <w:right w:type="dxa" w:w="100"/>
+            </w:tcMar>
+          </w:tcPr>
+          <w:p>
+            <w:r>
+              <w:rPr>
+                <w:rFonts w:ascii="Arial" w:cs="Arial" w:eastAsia="Arial" w:hAnsi="Arial"/>
+                <w:sz w:val="20"/>
+                <w:szCs w:val="20"/>
+              </w:rPr>
+              <w:t>1</w:t>
+            </w:r>
+          </w:p>
+        </w:tc>
+        <w:tc>
+          <w:tcPr>
+            <w:tcW w:type="dxa" w:w="800"/>
+            <w:tcBorders>
+              <w:top w:val="single" w:color="999999" w:sz="1"/>
+              <w:left w:val="single" w:color="999999" w:sz="1"/>
+              <w:bottom w:val="single" w:color="999999" w:sz="1"/>
+              <w:right w:val="single" w:color="999999" w:sz="1"/>
+            </w:tcBorders>
+            <w:tcMar>
+              <w:top w:type="dxa" w:w="60"/>
+              <w:left w:type="dxa" w:w="100"/>
+              <w:bottom w:type="dxa" w:w="60"/>
+              <w:right w:type="dxa" w:w="100"/>
+            </w:tcMar>
+          </w:tcPr>
+          <w:p>
+            <w:r>
+              <w:rPr>
+                <w:rFonts w:ascii="Arial" w:cs="Arial" w:eastAsia="Arial" w:hAnsi="Arial"/>
+                <w:sz w:val="20"/>
+                <w:szCs w:val="20"/>
+              </w:rPr>
+              <w:t>2</w:t>
+            </w:r>
+          </w:p>
+        </w:tc>
+        <w:tc>
+          <w:tcPr>
+            <w:tcW w:type="dxa" w:w="800"/>
+            <w:tcBorders>
+              <w:top w:val="single" w:color="999999" w:sz="1"/>
+              <w:left w:val="single" w:color="999999" w:sz="1"/>
+              <w:bottom w:val="single" w:color="999999" w:sz="1"/>
+              <w:right w:val="single" w:color="999999" w:sz="1"/>
+            </w:tcBorders>
+            <w:tcMar>
+              <w:top w:type="dxa" w:w="60"/>
+              <w:left w:type="dxa" w:w="100"/>
+              <w:bottom w:type="dxa" w:w="60"/>
+              <w:right w:type="dxa" w:w="100"/>
+            </w:tcMar>
+          </w:tcPr>
+          <w:p>
+            <w:r>
+              <w:rPr>
+                <w:rFonts w:ascii="Arial" w:cs="Arial" w:eastAsia="Arial" w:hAnsi="Arial"/>
+                <w:sz w:val="20"/>
+                <w:szCs w:val="20"/>
+              </w:rPr>
+              <w:t>10</w:t>
+            </w:r>
+          </w:p>
+        </w:tc>
+        <w:tc>
+          <w:tcPr>
+            <w:tcW w:type="dxa" w:w="1800"/>
+            <w:tcBorders>
+              <w:top w:val="single" w:color="999999" w:sz="1"/>
+              <w:left w:val="single" w:color="999999" w:sz="1"/>
+              <w:bottom w:val="single" w:color="999999" w:sz="1"/>
+              <w:right w:val="single" w:color="999999" w:sz="1"/>
+            </w:tcBorders>
+            <w:tcMar>
+              <w:top w:type="dxa" w:w="60"/>
+              <w:left w:type="dxa" w:w="100"/>
+              <w:bottom w:type="dxa" w:w="60"/>
+              <w:right w:type="dxa" w:w="100"/>
+            </w:tcMar>
+          </w:tcPr>
+          <w:p>
+            <w:r>
+              <w:rPr>
+                <w:rFonts w:ascii="Arial" w:cs="Arial" w:eastAsia="Arial" w:hAnsi="Arial"/>
+                <w:sz w:val="20"/>
+                <w:szCs w:val="20"/>
+              </w:rPr>
+              <w:t>ABEL forces the point-estimate condition; advanced options clear when unticked; a stale approach is ignored and given no warning; excluded profiles leave CVwR; a scaled result is withheld at other confidence levels. Tests: RSA-13, RSA-14, ABL-04, MAN-64</w:t>
             </w:r>
           </w:p>
         </w:tc>
@@ -10996,7 +12906,7 @@
                 <w:sz w:val="20"/>
                 <w:szCs w:val="20"/>
               </w:rPr>
-              <w:t>The About page gives the intended use (no scaled-bioequivalence verdict, no audit trail, public instance for evaluation and training, not for individual dosing) and the data notice, which asks for synthetic, example or anonymised data on the public instance; the upload page repeats the data notice.</w:t>
+              <w:t>The About page gives the intended use (average bioequivalence for every design, plus EMA ABEL and FDA RSABE for replicate designs; the FDA scaled test for narrow therapeutic index drugs for planning only; no audit trail, public instance for evaluation and training, not for individual dosing) and the data notice, which asks for synthetic, example or anonymised data on the public instance; the upload page repeats the data notice.</w:t>
             </w:r>
           </w:p>
         </w:tc>
@@ -16519,7 +18429,7 @@
                 <w:sz w:val="20"/>
                 <w:szCs w:val="20"/>
               </w:rPr>
-              <w:t>For replicate designs the system shall report the within-subject variability of the Reference (and of the Test where replicated) and the EMA expanded limits it would imply, for information only, without a scaled verdict.</w:t>
+              <w:t>For replicate designs the system shall report the within-subject variability of the Reference (and of the Test where replicated) and the EMA expanded limits it would imply, for information. A scaled verdict is given only when the analyst chooses ABEL or RSABE (URS-BE-14, URS-BE-15).</w:t>
             </w:r>
           </w:p>
         </w:tc>
@@ -17036,6 +18946,438 @@
                 <w:szCs w:val="20"/>
               </w:rPr>
               <w:t>FM-42</w:t>
+            </w:r>
+          </w:p>
+        </w:tc>
+      </w:tr>
+      <w:tr>
+        <w:tc>
+          <w:tcPr>
+            <w:tcW w:type="dxa" w:w="1200"/>
+            <w:tcBorders>
+              <w:top w:val="single" w:color="999999" w:sz="1"/>
+              <w:left w:val="single" w:color="999999" w:sz="1"/>
+              <w:bottom w:val="single" w:color="999999" w:sz="1"/>
+              <w:right w:val="single" w:color="999999" w:sz="1"/>
+            </w:tcBorders>
+            <w:shd w:fill="F7F9FC" w:val="clear"/>
+            <w:tcMar>
+              <w:top w:type="dxa" w:w="60"/>
+              <w:left w:type="dxa" w:w="100"/>
+              <w:bottom w:type="dxa" w:w="60"/>
+              <w:right w:type="dxa" w:w="100"/>
+            </w:tcMar>
+          </w:tcPr>
+          <w:p>
+            <w:r>
+              <w:rPr>
+                <w:rFonts w:ascii="Arial" w:cs="Arial" w:eastAsia="Arial" w:hAnsi="Arial"/>
+                <w:b/>
+                <w:bCs/>
+                <w:sz w:val="20"/>
+                <w:szCs w:val="20"/>
+              </w:rPr>
+              <w:t>URS-BE-13</w:t>
+            </w:r>
+          </w:p>
+        </w:tc>
+        <w:tc>
+          <w:tcPr>
+            <w:tcW w:type="dxa" w:w="3600"/>
+            <w:tcBorders>
+              <w:top w:val="single" w:color="999999" w:sz="1"/>
+              <w:left w:val="single" w:color="999999" w:sz="1"/>
+              <w:bottom w:val="single" w:color="999999" w:sz="1"/>
+              <w:right w:val="single" w:color="999999" w:sz="1"/>
+            </w:tcBorders>
+            <w:shd w:fill="F7F9FC" w:val="clear"/>
+            <w:tcMar>
+              <w:top w:type="dxa" w:w="60"/>
+              <w:left w:type="dxa" w:w="100"/>
+              <w:bottom w:type="dxa" w:w="60"/>
+              <w:right w:type="dxa" w:w="100"/>
+            </w:tcMar>
+          </w:tcPr>
+          <w:p>
+            <w:r>
+              <w:rPr>
+                <w:rFonts w:ascii="Arial" w:cs="Arial" w:eastAsia="Arial" w:hAnsi="Arial"/>
+                <w:sz w:val="20"/>
+                <w:szCs w:val="20"/>
+              </w:rPr>
+              <w:t>For parallel-group studies the system shall let the analyst adjust the treatment comparison for baseline covariates chosen before the run, with the adjusted interval as the primary result and the unadjusted pooled interval beside it, and shall stop rather than drop or impute subjects.</w:t>
+            </w:r>
+          </w:p>
+        </w:tc>
+        <w:tc>
+          <w:tcPr>
+            <w:tcW w:type="dxa" w:w="2960"/>
+            <w:tcBorders>
+              <w:top w:val="single" w:color="999999" w:sz="1"/>
+              <w:left w:val="single" w:color="999999" w:sz="1"/>
+              <w:bottom w:val="single" w:color="999999" w:sz="1"/>
+              <w:right w:val="single" w:color="999999" w:sz="1"/>
+            </w:tcBorders>
+            <w:shd w:fill="F7F9FC" w:val="clear"/>
+            <w:tcMar>
+              <w:top w:type="dxa" w:w="60"/>
+              <w:left w:type="dxa" w:w="100"/>
+              <w:bottom w:type="dxa" w:w="60"/>
+              <w:right w:type="dxa" w:w="100"/>
+            </w:tcMar>
+          </w:tcPr>
+          <w:p>
+            <w:r>
+              <w:rPr>
+                <w:rFonts w:ascii="Arial" w:cs="Arial" w:eastAsia="Arial" w:hAnsi="Arial"/>
+                <w:sz w:val="20"/>
+                <w:szCs w:val="20"/>
+              </w:rPr>
+              <w:t>Model ln(PK) = Treatment + covariates (main effects, ordinary least squares, pooled variance). Adjusted interval, point estimate, df and MSE equal Python statsmodels and matrix algebra to 7 significant figures; invariant to centering, rescaling, row order and factor-level order; without covariates the output is unchanged (COV-00). The run stops, naming the problem, for a missing value, text with a unit, a decimal comma, two values for one subject, a constant, aliased or treatment-identical covariate, more than 5 covariates, fewer than 12 subjects per group and fewer than 10 residual df. Not offered in crossover designs. Covariates, types and transforms are in the settings, the Excel sheets BE_Covariates and Covariate_Balance and the audit event.</w:t>
+            </w:r>
+          </w:p>
+        </w:tc>
+        <w:tc>
+          <w:tcPr>
+            <w:tcW w:type="dxa" w:w="800"/>
+            <w:tcBorders>
+              <w:top w:val="single" w:color="999999" w:sz="1"/>
+              <w:left w:val="single" w:color="999999" w:sz="1"/>
+              <w:bottom w:val="single" w:color="999999" w:sz="1"/>
+              <w:right w:val="single" w:color="999999" w:sz="1"/>
+            </w:tcBorders>
+            <w:shd w:fill="F7F9FC" w:val="clear"/>
+            <w:tcMar>
+              <w:top w:type="dxa" w:w="60"/>
+              <w:left w:type="dxa" w:w="100"/>
+              <w:bottom w:type="dxa" w:w="60"/>
+              <w:right w:type="dxa" w:w="100"/>
+            </w:tcMar>
+          </w:tcPr>
+          <w:p>
+            <w:r>
+              <w:rPr>
+                <w:rFonts w:ascii="Arial" w:cs="Arial" w:eastAsia="Arial" w:hAnsi="Arial"/>
+                <w:sz w:val="20"/>
+                <w:szCs w:val="20"/>
+              </w:rPr>
+              <w:t>Critical</w:t>
+            </w:r>
+          </w:p>
+        </w:tc>
+        <w:tc>
+          <w:tcPr>
+            <w:tcW w:type="dxa" w:w="800"/>
+            <w:tcBorders>
+              <w:top w:val="single" w:color="999999" w:sz="1"/>
+              <w:left w:val="single" w:color="999999" w:sz="1"/>
+              <w:bottom w:val="single" w:color="999999" w:sz="1"/>
+              <w:right w:val="single" w:color="999999" w:sz="1"/>
+            </w:tcBorders>
+            <w:shd w:fill="F7F9FC" w:val="clear"/>
+            <w:tcMar>
+              <w:top w:type="dxa" w:w="60"/>
+              <w:left w:type="dxa" w:w="100"/>
+              <w:bottom w:type="dxa" w:w="60"/>
+              <w:right w:type="dxa" w:w="100"/>
+            </w:tcMar>
+          </w:tcPr>
+          <w:p>
+            <w:r>
+              <w:rPr>
+                <w:rFonts w:ascii="Arial" w:cs="Arial" w:eastAsia="Arial" w:hAnsi="Arial"/>
+                <w:sz w:val="20"/>
+                <w:szCs w:val="20"/>
+              </w:rPr>
+              <w:t>FM-49, FM-50, FM-51, FM-58</w:t>
+            </w:r>
+          </w:p>
+        </w:tc>
+      </w:tr>
+      <w:tr>
+        <w:tc>
+          <w:tcPr>
+            <w:tcW w:type="dxa" w:w="1200"/>
+            <w:tcBorders>
+              <w:top w:val="single" w:color="999999" w:sz="1"/>
+              <w:left w:val="single" w:color="999999" w:sz="1"/>
+              <w:bottom w:val="single" w:color="999999" w:sz="1"/>
+              <w:right w:val="single" w:color="999999" w:sz="1"/>
+            </w:tcBorders>
+            <w:shd w:fill="F7F9FC" w:val="clear"/>
+            <w:tcMar>
+              <w:top w:type="dxa" w:w="60"/>
+              <w:left w:type="dxa" w:w="100"/>
+              <w:bottom w:type="dxa" w:w="60"/>
+              <w:right w:type="dxa" w:w="100"/>
+            </w:tcMar>
+          </w:tcPr>
+          <w:p>
+            <w:r>
+              <w:rPr>
+                <w:rFonts w:ascii="Arial" w:cs="Arial" w:eastAsia="Arial" w:hAnsi="Arial"/>
+                <w:b/>
+                <w:bCs/>
+                <w:sz w:val="20"/>
+                <w:szCs w:val="20"/>
+              </w:rPr>
+              <w:t>URS-BE-14</w:t>
+            </w:r>
+          </w:p>
+        </w:tc>
+        <w:tc>
+          <w:tcPr>
+            <w:tcW w:type="dxa" w:w="3600"/>
+            <w:tcBorders>
+              <w:top w:val="single" w:color="999999" w:sz="1"/>
+              <w:left w:val="single" w:color="999999" w:sz="1"/>
+              <w:bottom w:val="single" w:color="999999" w:sz="1"/>
+              <w:right w:val="single" w:color="999999" w:sz="1"/>
+            </w:tcBorders>
+            <w:shd w:fill="F7F9FC" w:val="clear"/>
+            <w:tcMar>
+              <w:top w:type="dxa" w:w="60"/>
+              <w:left w:type="dxa" w:w="100"/>
+              <w:bottom w:type="dxa" w:w="60"/>
+              <w:right w:type="dxa" w:w="100"/>
+            </w:tcMar>
+          </w:tcPr>
+          <w:p>
+            <w:r>
+              <w:rPr>
+                <w:rFonts w:ascii="Arial" w:cs="Arial" w:eastAsia="Arial" w:hAnsi="Arial"/>
+                <w:sz w:val="20"/>
+                <w:szCs w:val="20"/>
+              </w:rPr>
+              <w:t>For the 2×3×3 and 2×2×4 designs the system shall, when the analyst chooses FDA RSABE, assess each log-transformed metric as in Appendix G of the FDA guidance (May 2026): the scaled route when sWR is 0.294 or higher, otherwise the ordinary test with the chosen model; refuse the 2×2×3 design; report the subjects used; and record the approach and its constants.</w:t>
+            </w:r>
+          </w:p>
+        </w:tc>
+        <w:tc>
+          <w:tcPr>
+            <w:tcW w:type="dxa" w:w="2960"/>
+            <w:tcBorders>
+              <w:top w:val="single" w:color="999999" w:sz="1"/>
+              <w:left w:val="single" w:color="999999" w:sz="1"/>
+              <w:bottom w:val="single" w:color="999999" w:sz="1"/>
+              <w:right w:val="single" w:color="999999" w:sz="1"/>
+            </w:tcBorders>
+            <w:shd w:fill="F7F9FC" w:val="clear"/>
+            <w:tcMar>
+              <w:top w:type="dxa" w:w="60"/>
+              <w:left w:type="dxa" w:w="100"/>
+              <w:bottom w:type="dxa" w:w="60"/>
+              <w:right w:type="dxa" w:w="100"/>
+            </w:tcMar>
+          </w:tcPr>
+          <w:p>
+            <w:r>
+              <w:rPr>
+                <w:rFonts w:ascii="Arial" w:cs="Arial" w:eastAsia="Arial" w:hAnsi="Arial"/>
+                <w:sz w:val="20"/>
+                <w:szCs w:val="20"/>
+              </w:rPr>
+              <w:t>Point estimate, limits, sWR, df, x, boundx, y, boundy and criterion bound equal two independent implementations (Python and R) to 9 significant figures on 13 replicateBE data sets. The pass rate equals PowerTOST power.RSABE within Monte Carlo error. The switch at 0.294 and the point-estimate limits at four significant figures are exact on synthetic data. The number of subjects used is reported; a warning appears below 24 subjects; at a confidence level other than 90% there is no scaled interval; a supportive or refused metric stays without a verdict; approach and constants are in the record and the audit event.</w:t>
+            </w:r>
+          </w:p>
+        </w:tc>
+        <w:tc>
+          <w:tcPr>
+            <w:tcW w:type="dxa" w:w="800"/>
+            <w:tcBorders>
+              <w:top w:val="single" w:color="999999" w:sz="1"/>
+              <w:left w:val="single" w:color="999999" w:sz="1"/>
+              <w:bottom w:val="single" w:color="999999" w:sz="1"/>
+              <w:right w:val="single" w:color="999999" w:sz="1"/>
+            </w:tcBorders>
+            <w:shd w:fill="F7F9FC" w:val="clear"/>
+            <w:tcMar>
+              <w:top w:type="dxa" w:w="60"/>
+              <w:left w:type="dxa" w:w="100"/>
+              <w:bottom w:type="dxa" w:w="60"/>
+              <w:right w:type="dxa" w:w="100"/>
+            </w:tcMar>
+          </w:tcPr>
+          <w:p>
+            <w:r>
+              <w:rPr>
+                <w:rFonts w:ascii="Arial" w:cs="Arial" w:eastAsia="Arial" w:hAnsi="Arial"/>
+                <w:sz w:val="20"/>
+                <w:szCs w:val="20"/>
+              </w:rPr>
+              <w:t>Critical</w:t>
+            </w:r>
+          </w:p>
+        </w:tc>
+        <w:tc>
+          <w:tcPr>
+            <w:tcW w:type="dxa" w:w="800"/>
+            <w:tcBorders>
+              <w:top w:val="single" w:color="999999" w:sz="1"/>
+              <w:left w:val="single" w:color="999999" w:sz="1"/>
+              <w:bottom w:val="single" w:color="999999" w:sz="1"/>
+              <w:right w:val="single" w:color="999999" w:sz="1"/>
+            </w:tcBorders>
+            <w:shd w:fill="F7F9FC" w:val="clear"/>
+            <w:tcMar>
+              <w:top w:type="dxa" w:w="60"/>
+              <w:left w:type="dxa" w:w="100"/>
+              <w:bottom w:type="dxa" w:w="60"/>
+              <w:right w:type="dxa" w:w="100"/>
+            </w:tcMar>
+          </w:tcPr>
+          <w:p>
+            <w:r>
+              <w:rPr>
+                <w:rFonts w:ascii="Arial" w:cs="Arial" w:eastAsia="Arial" w:hAnsi="Arial"/>
+                <w:sz w:val="20"/>
+                <w:szCs w:val="20"/>
+              </w:rPr>
+              <w:t>FM-52, FM-53, FM-54, FM-55, FM-56, FM-57</w:t>
+            </w:r>
+          </w:p>
+        </w:tc>
+      </w:tr>
+      <w:tr>
+        <w:tc>
+          <w:tcPr>
+            <w:tcW w:type="dxa" w:w="1200"/>
+            <w:tcBorders>
+              <w:top w:val="single" w:color="999999" w:sz="1"/>
+              <w:left w:val="single" w:color="999999" w:sz="1"/>
+              <w:bottom w:val="single" w:color="999999" w:sz="1"/>
+              <w:right w:val="single" w:color="999999" w:sz="1"/>
+            </w:tcBorders>
+            <w:shd w:fill="F7F9FC" w:val="clear"/>
+            <w:tcMar>
+              <w:top w:type="dxa" w:w="60"/>
+              <w:left w:type="dxa" w:w="100"/>
+              <w:bottom w:type="dxa" w:w="60"/>
+              <w:right w:type="dxa" w:w="100"/>
+            </w:tcMar>
+          </w:tcPr>
+          <w:p>
+            <w:r>
+              <w:rPr>
+                <w:rFonts w:ascii="Arial" w:cs="Arial" w:eastAsia="Arial" w:hAnsi="Arial"/>
+                <w:b/>
+                <w:bCs/>
+                <w:sz w:val="20"/>
+                <w:szCs w:val="20"/>
+              </w:rPr>
+              <w:t>URS-BE-15</w:t>
+            </w:r>
+          </w:p>
+        </w:tc>
+        <w:tc>
+          <w:tcPr>
+            <w:tcW w:type="dxa" w:w="3600"/>
+            <w:tcBorders>
+              <w:top w:val="single" w:color="999999" w:sz="1"/>
+              <w:left w:val="single" w:color="999999" w:sz="1"/>
+              <w:bottom w:val="single" w:color="999999" w:sz="1"/>
+              <w:right w:val="single" w:color="999999" w:sz="1"/>
+            </w:tcBorders>
+            <w:shd w:fill="F7F9FC" w:val="clear"/>
+            <w:tcMar>
+              <w:top w:type="dxa" w:w="60"/>
+              <w:left w:type="dxa" w:w="100"/>
+              <w:bottom w:type="dxa" w:w="60"/>
+              <w:right w:type="dxa" w:w="100"/>
+            </w:tcMar>
+          </w:tcPr>
+          <w:p>
+            <w:r>
+              <w:rPr>
+                <w:rFonts w:ascii="Arial" w:cs="Arial" w:eastAsia="Arial" w:hAnsi="Arial"/>
+                <w:sz w:val="20"/>
+                <w:szCs w:val="20"/>
+              </w:rPr>
+              <w:t>When the analyst chooses EMA ABEL for a replicate design, the system shall widen the limits for Cmax only from CVwR of the run (EMA 2010, section 4.1.10), cap them at CVwR 50%, require the point estimate within 80.00–125.00%, and judge every other metric against 80.00–125.00%.</w:t>
+            </w:r>
+          </w:p>
+        </w:tc>
+        <w:tc>
+          <w:tcPr>
+            <w:tcW w:type="dxa" w:w="2960"/>
+            <w:tcBorders>
+              <w:top w:val="single" w:color="999999" w:sz="1"/>
+              <w:left w:val="single" w:color="999999" w:sz="1"/>
+              <w:bottom w:val="single" w:color="999999" w:sz="1"/>
+              <w:right w:val="single" w:color="999999" w:sz="1"/>
+            </w:tcBorders>
+            <w:shd w:fill="F7F9FC" w:val="clear"/>
+            <w:tcMar>
+              <w:top w:type="dxa" w:w="60"/>
+              <w:left w:type="dxa" w:w="100"/>
+              <w:bottom w:type="dxa" w:w="60"/>
+              <w:right w:type="dxa" w:w="100"/>
+            </w:tcMar>
+          </w:tcPr>
+          <w:p>
+            <w:r>
+              <w:rPr>
+                <w:rFonts w:ascii="Arial" w:cs="Arial" w:eastAsia="Arial" w:hAnsi="Arial"/>
+                <w:sz w:val="20"/>
+                <w:szCs w:val="20"/>
+              </w:rPr>
+              <w:t>Verdict, limits and sWR equal replicateBE method.A on its 30 reference data sets; 69.84–143.19% at the cap; the 2×2×3, 2×3×3 and 2×2×4 designs accepted, 2×2×2 and parallel groups refused; the point-estimate condition cannot be switched off; excluded profiles do not enter CVwR; the approach is recorded.</w:t>
+            </w:r>
+          </w:p>
+        </w:tc>
+        <w:tc>
+          <w:tcPr>
+            <w:tcW w:type="dxa" w:w="800"/>
+            <w:tcBorders>
+              <w:top w:val="single" w:color="999999" w:sz="1"/>
+              <w:left w:val="single" w:color="999999" w:sz="1"/>
+              <w:bottom w:val="single" w:color="999999" w:sz="1"/>
+              <w:right w:val="single" w:color="999999" w:sz="1"/>
+            </w:tcBorders>
+            <w:shd w:fill="F7F9FC" w:val="clear"/>
+            <w:tcMar>
+              <w:top w:type="dxa" w:w="60"/>
+              <w:left w:type="dxa" w:w="100"/>
+              <w:bottom w:type="dxa" w:w="60"/>
+              <w:right w:type="dxa" w:w="100"/>
+            </w:tcMar>
+          </w:tcPr>
+          <w:p>
+            <w:r>
+              <w:rPr>
+                <w:rFonts w:ascii="Arial" w:cs="Arial" w:eastAsia="Arial" w:hAnsi="Arial"/>
+                <w:sz w:val="20"/>
+                <w:szCs w:val="20"/>
+              </w:rPr>
+              <w:t>Critical</w:t>
+            </w:r>
+          </w:p>
+        </w:tc>
+        <w:tc>
+          <w:tcPr>
+            <w:tcW w:type="dxa" w:w="800"/>
+            <w:tcBorders>
+              <w:top w:val="single" w:color="999999" w:sz="1"/>
+              <w:left w:val="single" w:color="999999" w:sz="1"/>
+              <w:bottom w:val="single" w:color="999999" w:sz="1"/>
+              <w:right w:val="single" w:color="999999" w:sz="1"/>
+            </w:tcBorders>
+            <w:shd w:fill="F7F9FC" w:val="clear"/>
+            <w:tcMar>
+              <w:top w:type="dxa" w:w="60"/>
+              <w:left w:type="dxa" w:w="100"/>
+              <w:bottom w:type="dxa" w:w="60"/>
+              <w:right w:type="dxa" w:w="100"/>
+            </w:tcMar>
+          </w:tcPr>
+          <w:p>
+            <w:r>
+              <w:rPr>
+                <w:rFonts w:ascii="Arial" w:cs="Arial" w:eastAsia="Arial" w:hAnsi="Arial"/>
+                <w:sz w:val="20"/>
+                <w:szCs w:val="20"/>
+              </w:rPr>
+              <w:t>FM-52, FM-53, FM-54, FM-55, FM-58</w:t>
             </w:r>
           </w:p>
         </w:tc>
@@ -25005,6 +27347,19 @@
           <w:sz w:val="22"/>
           <w:szCs w:val="22"/>
         </w:rPr>
+        <w:t>Davit BM et al., AAPS J 2012;14:915-24 (FDA reference-scaled average bioequivalence); Tothfalusi L, Endrenyi L, AAPS J 2016;18:476-89; Tsiatis AA et al., Stat Med 2008;27:4658-77 (covariate adjustment); Fuglsang A et al., AAPS J 2015;17:400-4 (parallel-group reference datasets)</w:t>
+      </w:r>
+    </w:p>
+    <w:p>
+      <w:pPr>
+        <w:spacing w:after="120"/>
+      </w:pPr>
+      <w:r>
+        <w:rPr>
+          <w:rFonts w:ascii="Arial" w:cs="Arial" w:eastAsia="Arial" w:hAnsi="Arial"/>
+          <w:sz w:val="22"/>
+          <w:szCs w:val="22"/>
+        </w:rPr>
         <w:t>ICH E6(R3): Good Clinical Practice (2025)</w:t>
       </w:r>
     </w:p>
@@ -25216,7 +27571,7 @@
                 <w:sz w:val="20"/>
                 <w:szCs w:val="20"/>
               </w:rPr>
-              <w:t>ADNCA</w:t>
+              <w:t>ABEL</w:t>
             </w:r>
           </w:p>
         </w:tc>
@@ -25243,7 +27598,7 @@
                 <w:sz w:val="20"/>
                 <w:szCs w:val="20"/>
               </w:rPr>
-              <w:t>CDISC ADaM dataset structure for non-compartmental analysis</w:t>
+              <w:t>Average bioequivalence with expanding limits (EMA): for Cmax, limits that widen with the within-subject variability of the Reference</w:t>
             </w:r>
           </w:p>
         </w:tc>
@@ -25258,7 +27613,6 @@
               <w:bottom w:val="single" w:color="999999" w:sz="1"/>
               <w:right w:val="single" w:color="999999" w:sz="1"/>
             </w:tcBorders>
-            <w:shd w:fill="F7F9FC" w:val="clear"/>
             <w:tcMar>
               <w:top w:type="dxa" w:w="60"/>
               <w:left w:type="dxa" w:w="100"/>
@@ -25275,7 +27629,7 @@
                 <w:sz w:val="20"/>
                 <w:szCs w:val="20"/>
               </w:rPr>
-              <w:t>Anchor</w:t>
+              <w:t>ADNCA</w:t>
             </w:r>
           </w:p>
         </w:tc>
@@ -25288,22 +27642,21 @@
               <w:bottom w:val="single" w:color="999999" w:sz="1"/>
               <w:right w:val="single" w:color="999999" w:sz="1"/>
             </w:tcBorders>
-            <w:shd w:fill="F7F9FC" w:val="clear"/>
-            <w:tcMar>
-              <w:top w:type="dxa" w:w="60"/>
-              <w:left w:type="dxa" w:w="100"/>
-              <w:bottom w:type="dxa" w:w="60"/>
-              <w:right w:type="dxa" w:w="100"/>
-            </w:tcMar>
-          </w:tcPr>
-          <w:p>
-            <w:r>
-              <w:rPr>
-                <w:rFonts w:ascii="Arial" w:cs="Arial" w:eastAsia="Arial" w:hAnsi="Arial"/>
-                <w:sz w:val="20"/>
-                <w:szCs w:val="20"/>
-              </w:rPr>
-              <w:t>The sequence number and hash of the last audit entry, filed outside the server, against which a later trail is checked</w:t>
+            <w:tcMar>
+              <w:top w:type="dxa" w:w="60"/>
+              <w:left w:type="dxa" w:w="100"/>
+              <w:bottom w:type="dxa" w:w="60"/>
+              <w:right w:type="dxa" w:w="100"/>
+            </w:tcMar>
+          </w:tcPr>
+          <w:p>
+            <w:r>
+              <w:rPr>
+                <w:rFonts w:ascii="Arial" w:cs="Arial" w:eastAsia="Arial" w:hAnsi="Arial"/>
+                <w:sz w:val="20"/>
+                <w:szCs w:val="20"/>
+              </w:rPr>
+              <w:t>CDISC ADaM dataset structure for non-compartmental analysis</w:t>
             </w:r>
           </w:p>
         </w:tc>
@@ -25318,6 +27671,7 @@
               <w:bottom w:val="single" w:color="999999" w:sz="1"/>
               <w:right w:val="single" w:color="999999" w:sz="1"/>
             </w:tcBorders>
+            <w:shd w:fill="F7F9FC" w:val="clear"/>
             <w:tcMar>
               <w:top w:type="dxa" w:w="60"/>
               <w:left w:type="dxa" w:w="100"/>
@@ -25334,7 +27688,7 @@
                 <w:sz w:val="20"/>
                 <w:szCs w:val="20"/>
               </w:rPr>
-              <w:t xml:space="preserve">AUC</w:t>
+              <w:t>Anchor</w:t>
             </w:r>
           </w:p>
         </w:tc>
@@ -25347,21 +27701,22 @@
               <w:bottom w:val="single" w:color="999999" w:sz="1"/>
               <w:right w:val="single" w:color="999999" w:sz="1"/>
             </w:tcBorders>
-            <w:tcMar>
-              <w:top w:type="dxa" w:w="60"/>
-              <w:left w:type="dxa" w:w="100"/>
-              <w:bottom w:type="dxa" w:w="60"/>
-              <w:right w:type="dxa" w:w="100"/>
-            </w:tcMar>
-          </w:tcPr>
-          <w:p>
-            <w:r>
-              <w:rPr>
-                <w:rFonts w:ascii="Arial" w:cs="Arial" w:eastAsia="Arial" w:hAnsi="Arial"/>
-                <w:sz w:val="20"/>
-                <w:szCs w:val="20"/>
-              </w:rPr>
-              <w:t xml:space="preserve">Area Under the Concentration-time Curve</w:t>
+            <w:shd w:fill="F7F9FC" w:val="clear"/>
+            <w:tcMar>
+              <w:top w:type="dxa" w:w="60"/>
+              <w:left w:type="dxa" w:w="100"/>
+              <w:bottom w:type="dxa" w:w="60"/>
+              <w:right w:type="dxa" w:w="100"/>
+            </w:tcMar>
+          </w:tcPr>
+          <w:p>
+            <w:r>
+              <w:rPr>
+                <w:rFonts w:ascii="Arial" w:cs="Arial" w:eastAsia="Arial" w:hAnsi="Arial"/>
+                <w:sz w:val="20"/>
+                <w:szCs w:val="20"/>
+              </w:rPr>
+              <w:t>The sequence number and hash of the last audit entry, filed outside the server, against which a later trail is checked</w:t>
             </w:r>
           </w:p>
         </w:tc>
@@ -25376,7 +27731,6 @@
               <w:bottom w:val="single" w:color="999999" w:sz="1"/>
               <w:right w:val="single" w:color="999999" w:sz="1"/>
             </w:tcBorders>
-            <w:shd w:fill="F7F9FC" w:val="clear"/>
             <w:tcMar>
               <w:top w:type="dxa" w:w="60"/>
               <w:left w:type="dxa" w:w="100"/>
@@ -25393,7 +27747,7 @@
                 <w:sz w:val="20"/>
                 <w:szCs w:val="20"/>
               </w:rPr>
-              <w:t>Audit trail</w:t>
+              <w:t xml:space="preserve">AUC</w:t>
             </w:r>
           </w:p>
         </w:tc>
@@ -25406,22 +27760,21 @@
               <w:bottom w:val="single" w:color="999999" w:sz="1"/>
               <w:right w:val="single" w:color="999999" w:sz="1"/>
             </w:tcBorders>
-            <w:shd w:fill="F7F9FC" w:val="clear"/>
-            <w:tcMar>
-              <w:top w:type="dxa" w:w="60"/>
-              <w:left w:type="dxa" w:w="100"/>
-              <w:bottom w:type="dxa" w:w="60"/>
-              <w:right w:type="dxa" w:w="100"/>
-            </w:tcMar>
-          </w:tcPr>
-          <w:p>
-            <w:r>
-              <w:rPr>
-                <w:rFonts w:ascii="Arial" w:cs="Arial" w:eastAsia="Arial" w:hAnsi="Arial"/>
-                <w:sz w:val="20"/>
-                <w:szCs w:val="20"/>
-              </w:rPr>
-              <w:t>The hash-chained record of who did what, when and on which data, kept by a controlled installation</w:t>
+            <w:tcMar>
+              <w:top w:type="dxa" w:w="60"/>
+              <w:left w:type="dxa" w:w="100"/>
+              <w:bottom w:type="dxa" w:w="60"/>
+              <w:right w:type="dxa" w:w="100"/>
+            </w:tcMar>
+          </w:tcPr>
+          <w:p>
+            <w:r>
+              <w:rPr>
+                <w:rFonts w:ascii="Arial" w:cs="Arial" w:eastAsia="Arial" w:hAnsi="Arial"/>
+                <w:sz w:val="20"/>
+                <w:szCs w:val="20"/>
+              </w:rPr>
+              <w:t xml:space="preserve">Area Under the Concentration-time Curve</w:t>
             </w:r>
           </w:p>
         </w:tc>
@@ -25453,7 +27806,7 @@
                 <w:sz w:val="20"/>
                 <w:szCs w:val="20"/>
               </w:rPr>
-              <w:t xml:space="preserve">BE</w:t>
+              <w:t>Audit trail</w:t>
             </w:r>
           </w:p>
         </w:tc>
@@ -25481,7 +27834,7 @@
                 <w:sz w:val="20"/>
                 <w:szCs w:val="20"/>
               </w:rPr>
-              <w:t xml:space="preserve">Bioequivalence</w:t>
+              <w:t>The hash-chained record of who did what, when and on which data, kept by a controlled installation</w:t>
             </w:r>
           </w:p>
         </w:tc>
@@ -25496,6 +27849,7 @@
               <w:bottom w:val="single" w:color="999999" w:sz="1"/>
               <w:right w:val="single" w:color="999999" w:sz="1"/>
             </w:tcBorders>
+            <w:shd w:fill="F7F9FC" w:val="clear"/>
             <w:tcMar>
               <w:top w:type="dxa" w:w="60"/>
               <w:left w:type="dxa" w:w="100"/>
@@ -25512,7 +27866,7 @@
                 <w:sz w:val="20"/>
                 <w:szCs w:val="20"/>
               </w:rPr>
-              <w:t xml:space="preserve">BLQ</w:t>
+              <w:t xml:space="preserve">BE</w:t>
             </w:r>
           </w:p>
         </w:tc>
@@ -25525,21 +27879,22 @@
               <w:bottom w:val="single" w:color="999999" w:sz="1"/>
               <w:right w:val="single" w:color="999999" w:sz="1"/>
             </w:tcBorders>
-            <w:tcMar>
-              <w:top w:type="dxa" w:w="60"/>
-              <w:left w:type="dxa" w:w="100"/>
-              <w:bottom w:type="dxa" w:w="60"/>
-              <w:right w:type="dxa" w:w="100"/>
-            </w:tcMar>
-          </w:tcPr>
-          <w:p>
-            <w:r>
-              <w:rPr>
-                <w:rFonts w:ascii="Arial" w:cs="Arial" w:eastAsia="Arial" w:hAnsi="Arial"/>
-                <w:sz w:val="20"/>
-                <w:szCs w:val="20"/>
-              </w:rPr>
-              <w:t xml:space="preserve">Below Limit of Quantification</w:t>
+            <w:shd w:fill="F7F9FC" w:val="clear"/>
+            <w:tcMar>
+              <w:top w:type="dxa" w:w="60"/>
+              <w:left w:type="dxa" w:w="100"/>
+              <w:bottom w:type="dxa" w:w="60"/>
+              <w:right w:type="dxa" w:w="100"/>
+            </w:tcMar>
+          </w:tcPr>
+          <w:p>
+            <w:r>
+              <w:rPr>
+                <w:rFonts w:ascii="Arial" w:cs="Arial" w:eastAsia="Arial" w:hAnsi="Arial"/>
+                <w:sz w:val="20"/>
+                <w:szCs w:val="20"/>
+              </w:rPr>
+              <w:t xml:space="preserve">Bioequivalence</w:t>
             </w:r>
           </w:p>
         </w:tc>
@@ -25554,7 +27909,6 @@
               <w:bottom w:val="single" w:color="999999" w:sz="1"/>
               <w:right w:val="single" w:color="999999" w:sz="1"/>
             </w:tcBorders>
-            <w:shd w:fill="F7F9FC" w:val="clear"/>
             <w:tcMar>
               <w:top w:type="dxa" w:w="60"/>
               <w:left w:type="dxa" w:w="100"/>
@@ -25571,7 +27925,7 @@
                 <w:sz w:val="20"/>
                 <w:szCs w:val="20"/>
               </w:rPr>
-              <w:t xml:space="preserve">CDISC</w:t>
+              <w:t xml:space="preserve">BLQ</w:t>
             </w:r>
           </w:p>
         </w:tc>
@@ -25584,22 +27938,21 @@
               <w:bottom w:val="single" w:color="999999" w:sz="1"/>
               <w:right w:val="single" w:color="999999" w:sz="1"/>
             </w:tcBorders>
-            <w:shd w:fill="F7F9FC" w:val="clear"/>
-            <w:tcMar>
-              <w:top w:type="dxa" w:w="60"/>
-              <w:left w:type="dxa" w:w="100"/>
-              <w:bottom w:type="dxa" w:w="60"/>
-              <w:right w:type="dxa" w:w="100"/>
-            </w:tcMar>
-          </w:tcPr>
-          <w:p>
-            <w:r>
-              <w:rPr>
-                <w:rFonts w:ascii="Arial" w:cs="Arial" w:eastAsia="Arial" w:hAnsi="Arial"/>
-                <w:sz w:val="20"/>
-                <w:szCs w:val="20"/>
-              </w:rPr>
-              <w:t xml:space="preserve">Clinical Data Interchange Standards Consortium</w:t>
+            <w:tcMar>
+              <w:top w:type="dxa" w:w="60"/>
+              <w:left w:type="dxa" w:w="100"/>
+              <w:bottom w:type="dxa" w:w="60"/>
+              <w:right w:type="dxa" w:w="100"/>
+            </w:tcMar>
+          </w:tcPr>
+          <w:p>
+            <w:r>
+              <w:rPr>
+                <w:rFonts w:ascii="Arial" w:cs="Arial" w:eastAsia="Arial" w:hAnsi="Arial"/>
+                <w:sz w:val="20"/>
+                <w:szCs w:val="20"/>
+              </w:rPr>
+              <w:t xml:space="preserve">Below Limit of Quantification</w:t>
             </w:r>
           </w:p>
         </w:tc>
@@ -25631,7 +27984,7 @@
                 <w:sz w:val="20"/>
                 <w:szCs w:val="20"/>
               </w:rPr>
-              <w:t>Controlled installation</w:t>
+              <w:t xml:space="preserve">CDISC</w:t>
             </w:r>
           </w:p>
         </w:tc>
@@ -25659,7 +28012,7 @@
                 <w:sz w:val="20"/>
                 <w:szCs w:val="20"/>
               </w:rPr>
-              <w:t>An installation running in controlled mode on an organisation-run server, qualified for regulated use</w:t>
+              <w:t xml:space="preserve">Clinical Data Interchange Standards Consortium</w:t>
             </w:r>
           </w:p>
         </w:tc>
@@ -25691,7 +28044,7 @@
                 <w:sz w:val="20"/>
                 <w:szCs w:val="20"/>
               </w:rPr>
-              <w:t>Controlled mode</w:t>
+              <w:t>Controlled installation</w:t>
             </w:r>
           </w:p>
         </w:tc>
@@ -25719,7 +28072,7 @@
                 <w:sz w:val="20"/>
                 <w:szCs w:val="20"/>
               </w:rPr>
-              <w:t>The mode with sign-in, audit trail, stored records and review signatures, switched on by NCA_GXP_DIR</w:t>
+              <w:t>An installation running in controlled mode on an organisation-run server, qualified for regulated use</w:t>
             </w:r>
           </w:p>
         </w:tc>
@@ -25751,7 +28104,7 @@
                 <w:sz w:val="20"/>
                 <w:szCs w:val="20"/>
               </w:rPr>
-              <w:t>CVwR / CVwT</w:t>
+              <w:t>Controlled mode</w:t>
             </w:r>
           </w:p>
         </w:tc>
@@ -25779,7 +28132,7 @@
                 <w:sz w:val="20"/>
                 <w:szCs w:val="20"/>
               </w:rPr>
-              <w:t>Within-subject coefficient of variation of the Reference / Test</w:t>
+              <w:t>The mode with sign-in, audit trail, stored records and review signatures, switched on by NCA_GXP_DIR</w:t>
             </w:r>
           </w:p>
         </w:tc>
@@ -25794,6 +28147,7 @@
               <w:bottom w:val="single" w:color="999999" w:sz="1"/>
               <w:right w:val="single" w:color="999999" w:sz="1"/>
             </w:tcBorders>
+            <w:shd w:fill="F7F9FC" w:val="clear"/>
             <w:tcMar>
               <w:top w:type="dxa" w:w="60"/>
               <w:left w:type="dxa" w:w="100"/>
@@ -25810,7 +28164,7 @@
                 <w:sz w:val="20"/>
                 <w:szCs w:val="20"/>
               </w:rPr>
-              <w:t xml:space="preserve">FMEA</w:t>
+              <w:t>Covariate</w:t>
             </w:r>
           </w:p>
         </w:tc>
@@ -25823,21 +28177,22 @@
               <w:bottom w:val="single" w:color="999999" w:sz="1"/>
               <w:right w:val="single" w:color="999999" w:sz="1"/>
             </w:tcBorders>
-            <w:tcMar>
-              <w:top w:type="dxa" w:w="60"/>
-              <w:left w:type="dxa" w:w="100"/>
-              <w:bottom w:type="dxa" w:w="60"/>
-              <w:right w:type="dxa" w:w="100"/>
-            </w:tcMar>
-          </w:tcPr>
-          <w:p>
-            <w:r>
-              <w:rPr>
-                <w:rFonts w:ascii="Arial" w:cs="Arial" w:eastAsia="Arial" w:hAnsi="Arial"/>
-                <w:sz w:val="20"/>
-                <w:szCs w:val="20"/>
-              </w:rPr>
-              <w:t xml:space="preserve">Failure Mode and Effects Analysis</w:t>
+            <w:shd w:fill="F7F9FC" w:val="clear"/>
+            <w:tcMar>
+              <w:top w:type="dxa" w:w="60"/>
+              <w:left w:type="dxa" w:w="100"/>
+              <w:bottom w:type="dxa" w:w="60"/>
+              <w:right w:type="dxa" w:w="100"/>
+            </w:tcMar>
+          </w:tcPr>
+          <w:p>
+            <w:r>
+              <w:rPr>
+                <w:rFonts w:ascii="Arial" w:cs="Arial" w:eastAsia="Arial" w:hAnsi="Arial"/>
+                <w:sz w:val="20"/>
+                <w:szCs w:val="20"/>
+              </w:rPr>
+              <w:t>A baseline characteristic of a subject included in the model of a parallel-group comparison</w:t>
             </w:r>
           </w:p>
         </w:tc>
@@ -25869,7 +28224,7 @@
                 <w:sz w:val="20"/>
                 <w:szCs w:val="20"/>
               </w:rPr>
-              <w:t xml:space="preserve">GAMP</w:t>
+              <w:t>CVwR / CVwT</w:t>
             </w:r>
           </w:p>
         </w:tc>
@@ -25897,7 +28252,7 @@
                 <w:sz w:val="20"/>
                 <w:szCs w:val="20"/>
               </w:rPr>
-              <w:t xml:space="preserve">Good Automated Manufacturing Practice</w:t>
+              <w:t>Within-subject coefficient of variation of the Reference / Test</w:t>
             </w:r>
           </w:p>
         </w:tc>
@@ -25928,7 +28283,7 @@
                 <w:sz w:val="20"/>
                 <w:szCs w:val="20"/>
               </w:rPr>
-              <w:t xml:space="preserve">GMR</w:t>
+              <w:t xml:space="preserve">FMEA</w:t>
             </w:r>
           </w:p>
         </w:tc>
@@ -25955,7 +28310,7 @@
                 <w:sz w:val="20"/>
                 <w:szCs w:val="20"/>
               </w:rPr>
-              <w:t xml:space="preserve">Geometric Mean Ratio</w:t>
+              <w:t xml:space="preserve">Failure Mode and Effects Analysis</w:t>
             </w:r>
           </w:p>
         </w:tc>
@@ -25987,7 +28342,7 @@
                 <w:sz w:val="20"/>
                 <w:szCs w:val="20"/>
               </w:rPr>
-              <w:t>ICH M13A</w:t>
+              <w:t xml:space="preserve">GAMP</w:t>
             </w:r>
           </w:p>
         </w:tc>
@@ -26015,7 +28370,7 @@
                 <w:sz w:val="20"/>
                 <w:szCs w:val="20"/>
               </w:rPr>
-              <w:t>ICH guideline on bioequivalence for immediate-release solid oral dosage forms</w:t>
+              <w:t xml:space="preserve">Good Automated Manufacturing Practice</w:t>
             </w:r>
           </w:p>
         </w:tc>
@@ -26030,7 +28385,6 @@
               <w:bottom w:val="single" w:color="999999" w:sz="1"/>
               <w:right w:val="single" w:color="999999" w:sz="1"/>
             </w:tcBorders>
-            <w:shd w:fill="F7F9FC" w:val="clear"/>
             <w:tcMar>
               <w:top w:type="dxa" w:w="60"/>
               <w:left w:type="dxa" w:w="100"/>
@@ -26047,7 +28401,7 @@
                 <w:sz w:val="20"/>
                 <w:szCs w:val="20"/>
               </w:rPr>
-              <w:t>Inspector</w:t>
+              <w:t xml:space="preserve">GMR</w:t>
             </w:r>
           </w:p>
         </w:tc>
@@ -26060,22 +28414,21 @@
               <w:bottom w:val="single" w:color="999999" w:sz="1"/>
               <w:right w:val="single" w:color="999999" w:sz="1"/>
             </w:tcBorders>
-            <w:shd w:fill="F7F9FC" w:val="clear"/>
-            <w:tcMar>
-              <w:top w:type="dxa" w:w="60"/>
-              <w:left w:type="dxa" w:w="100"/>
-              <w:bottom w:type="dxa" w:w="60"/>
-              <w:right w:type="dxa" w:w="100"/>
-            </w:tcMar>
-          </w:tcPr>
-          <w:p>
-            <w:r>
-              <w:rPr>
-                <w:rFonts w:ascii="Arial" w:cs="Arial" w:eastAsia="Arial" w:hAnsi="Arial"/>
-                <w:sz w:val="20"/>
-                <w:szCs w:val="20"/>
-              </w:rPr>
-              <w:t>Role with read-only access to records, the audit trail and the user overview</w:t>
+            <w:tcMar>
+              <w:top w:type="dxa" w:w="60"/>
+              <w:left w:type="dxa" w:w="100"/>
+              <w:bottom w:type="dxa" w:w="60"/>
+              <w:right w:type="dxa" w:w="100"/>
+            </w:tcMar>
+          </w:tcPr>
+          <w:p>
+            <w:r>
+              <w:rPr>
+                <w:rFonts w:ascii="Arial" w:cs="Arial" w:eastAsia="Arial" w:hAnsi="Arial"/>
+                <w:sz w:val="20"/>
+                <w:szCs w:val="20"/>
+              </w:rPr>
+              <w:t xml:space="preserve">Geometric Mean Ratio</w:t>
             </w:r>
           </w:p>
         </w:tc>
@@ -26107,7 +28460,7 @@
                 <w:sz w:val="20"/>
                 <w:szCs w:val="20"/>
               </w:rPr>
-              <w:t xml:space="preserve">NCA</w:t>
+              <w:t>ICH M13A</w:t>
             </w:r>
           </w:p>
         </w:tc>
@@ -26135,7 +28488,7 @@
                 <w:sz w:val="20"/>
                 <w:szCs w:val="20"/>
               </w:rPr>
-              <w:t xml:space="preserve">Non-Compartmental Analysis</w:t>
+              <w:t>ICH guideline on bioequivalence for immediate-release solid oral dosage forms</w:t>
             </w:r>
           </w:p>
         </w:tc>
@@ -26167,7 +28520,7 @@
                 <w:sz w:val="20"/>
                 <w:szCs w:val="20"/>
               </w:rPr>
-              <w:t>Partial AUC</w:t>
+              <w:t>Inspector</w:t>
             </w:r>
           </w:p>
         </w:tc>
@@ -26195,7 +28548,7 @@
                 <w:sz w:val="20"/>
                 <w:szCs w:val="20"/>
               </w:rPr>
-              <w:t>Area under the concentration-time curve over part of the profile, for example AUC from 0 to 30 min. The interval comes from the protocol or a product-specific guidance.</w:t>
+              <w:t>Role with read-only access to records, the audit trail and the user overview</w:t>
             </w:r>
           </w:p>
         </w:tc>
@@ -26227,7 +28580,7 @@
                 <w:sz w:val="20"/>
                 <w:szCs w:val="20"/>
               </w:rPr>
-              <w:t>Pivotal metric</w:t>
+              <w:t xml:space="preserve">NCA</w:t>
             </w:r>
           </w:p>
         </w:tc>
@@ -26255,7 +28608,7 @@
                 <w:sz w:val="20"/>
                 <w:szCs w:val="20"/>
               </w:rPr>
-              <w:t>A bioequivalence metric that must meet the acceptance limits; it receives a verdict.</w:t>
+              <w:t xml:space="preserve">Non-Compartmental Analysis</w:t>
             </w:r>
           </w:p>
         </w:tc>
@@ -26287,7 +28640,7 @@
                 <w:sz w:val="20"/>
                 <w:szCs w:val="20"/>
               </w:rPr>
-              <w:t>Reviewer</w:t>
+              <w:t>Partial AUC</w:t>
             </w:r>
           </w:p>
         </w:tc>
@@ -26315,7 +28668,7 @@
                 <w:sz w:val="20"/>
                 <w:szCs w:val="20"/>
               </w:rPr>
-              <w:t>Role that approves or rejects records made by others and signs audit trail reviews</w:t>
+              <w:t>Area under the concentration-time curve over part of the profile, for example AUC from 0 to 30 min. The interval comes from the protocol or a product-specific guidance.</w:t>
             </w:r>
           </w:p>
         </w:tc>
@@ -26347,6 +28700,126 @@
                 <w:sz w:val="20"/>
                 <w:szCs w:val="20"/>
               </w:rPr>
+              <w:t>Pivotal metric</w:t>
+            </w:r>
+          </w:p>
+        </w:tc>
+        <w:tc>
+          <w:tcPr>
+            <w:tcW w:type="dxa" w:w="7360"/>
+            <w:tcBorders>
+              <w:top w:val="single" w:color="999999" w:sz="1"/>
+              <w:left w:val="single" w:color="999999" w:sz="1"/>
+              <w:bottom w:val="single" w:color="999999" w:sz="1"/>
+              <w:right w:val="single" w:color="999999" w:sz="1"/>
+            </w:tcBorders>
+            <w:shd w:fill="F7F9FC" w:val="clear"/>
+            <w:tcMar>
+              <w:top w:type="dxa" w:w="60"/>
+              <w:left w:type="dxa" w:w="100"/>
+              <w:bottom w:type="dxa" w:w="60"/>
+              <w:right w:type="dxa" w:w="100"/>
+            </w:tcMar>
+          </w:tcPr>
+          <w:p>
+            <w:r>
+              <w:rPr>
+                <w:rFonts w:ascii="Arial" w:cs="Arial" w:eastAsia="Arial" w:hAnsi="Arial"/>
+                <w:sz w:val="20"/>
+                <w:szCs w:val="20"/>
+              </w:rPr>
+              <w:t>A bioequivalence metric that must meet the acceptance limits; it receives a verdict.</w:t>
+            </w:r>
+          </w:p>
+        </w:tc>
+      </w:tr>
+      <w:tr>
+        <w:tc>
+          <w:tcPr>
+            <w:tcW w:type="dxa" w:w="2000"/>
+            <w:tcBorders>
+              <w:top w:val="single" w:color="999999" w:sz="1"/>
+              <w:left w:val="single" w:color="999999" w:sz="1"/>
+              <w:bottom w:val="single" w:color="999999" w:sz="1"/>
+              <w:right w:val="single" w:color="999999" w:sz="1"/>
+            </w:tcBorders>
+            <w:shd w:fill="F7F9FC" w:val="clear"/>
+            <w:tcMar>
+              <w:top w:type="dxa" w:w="60"/>
+              <w:left w:type="dxa" w:w="100"/>
+              <w:bottom w:type="dxa" w:w="60"/>
+              <w:right w:type="dxa" w:w="100"/>
+            </w:tcMar>
+          </w:tcPr>
+          <w:p>
+            <w:r>
+              <w:rPr>
+                <w:rFonts w:ascii="Arial" w:cs="Arial" w:eastAsia="Arial" w:hAnsi="Arial"/>
+                <w:b/>
+                <w:bCs/>
+                <w:sz w:val="20"/>
+                <w:szCs w:val="20"/>
+              </w:rPr>
+              <w:t>Reviewer</w:t>
+            </w:r>
+          </w:p>
+        </w:tc>
+        <w:tc>
+          <w:tcPr>
+            <w:tcW w:type="dxa" w:w="7360"/>
+            <w:tcBorders>
+              <w:top w:val="single" w:color="999999" w:sz="1"/>
+              <w:left w:val="single" w:color="999999" w:sz="1"/>
+              <w:bottom w:val="single" w:color="999999" w:sz="1"/>
+              <w:right w:val="single" w:color="999999" w:sz="1"/>
+            </w:tcBorders>
+            <w:shd w:fill="F7F9FC" w:val="clear"/>
+            <w:tcMar>
+              <w:top w:type="dxa" w:w="60"/>
+              <w:left w:type="dxa" w:w="100"/>
+              <w:bottom w:type="dxa" w:w="60"/>
+              <w:right w:type="dxa" w:w="100"/>
+            </w:tcMar>
+          </w:tcPr>
+          <w:p>
+            <w:r>
+              <w:rPr>
+                <w:rFonts w:ascii="Arial" w:cs="Arial" w:eastAsia="Arial" w:hAnsi="Arial"/>
+                <w:sz w:val="20"/>
+                <w:szCs w:val="20"/>
+              </w:rPr>
+              <w:t>Role that approves or rejects records made by others and signs audit trail reviews</w:t>
+            </w:r>
+          </w:p>
+        </w:tc>
+      </w:tr>
+      <w:tr>
+        <w:tc>
+          <w:tcPr>
+            <w:tcW w:type="dxa" w:w="2000"/>
+            <w:tcBorders>
+              <w:top w:val="single" w:color="999999" w:sz="1"/>
+              <w:left w:val="single" w:color="999999" w:sz="1"/>
+              <w:bottom w:val="single" w:color="999999" w:sz="1"/>
+              <w:right w:val="single" w:color="999999" w:sz="1"/>
+            </w:tcBorders>
+            <w:shd w:fill="F7F9FC" w:val="clear"/>
+            <w:tcMar>
+              <w:top w:type="dxa" w:w="60"/>
+              <w:left w:type="dxa" w:w="100"/>
+              <w:bottom w:type="dxa" w:w="60"/>
+              <w:right w:type="dxa" w:w="100"/>
+            </w:tcMar>
+          </w:tcPr>
+          <w:p>
+            <w:r>
+              <w:rPr>
+                <w:rFonts w:ascii="Arial" w:cs="Arial" w:eastAsia="Arial" w:hAnsi="Arial"/>
+                <w:b/>
+                <w:bCs/>
+                <w:sz w:val="20"/>
+                <w:szCs w:val="20"/>
+              </w:rPr>
               <w:t>RPN</w:t>
             </w:r>
           </w:p>
@@ -26376,6 +28849,66 @@
                 <w:szCs w:val="20"/>
               </w:rPr>
               <w:t>Risk priority number: Severity x Occurrence x Detection</w:t>
+            </w:r>
+          </w:p>
+        </w:tc>
+      </w:tr>
+      <w:tr>
+        <w:tc>
+          <w:tcPr>
+            <w:tcW w:type="dxa" w:w="2000"/>
+            <w:tcBorders>
+              <w:top w:val="single" w:color="999999" w:sz="1"/>
+              <w:left w:val="single" w:color="999999" w:sz="1"/>
+              <w:bottom w:val="single" w:color="999999" w:sz="1"/>
+              <w:right w:val="single" w:color="999999" w:sz="1"/>
+            </w:tcBorders>
+            <w:shd w:fill="F7F9FC" w:val="clear"/>
+            <w:tcMar>
+              <w:top w:type="dxa" w:w="60"/>
+              <w:left w:type="dxa" w:w="100"/>
+              <w:bottom w:type="dxa" w:w="60"/>
+              <w:right w:type="dxa" w:w="100"/>
+            </w:tcMar>
+          </w:tcPr>
+          <w:p>
+            <w:r>
+              <w:rPr>
+                <w:rFonts w:ascii="Arial" w:cs="Arial" w:eastAsia="Arial" w:hAnsi="Arial"/>
+                <w:b/>
+                <w:bCs/>
+                <w:sz w:val="20"/>
+                <w:szCs w:val="20"/>
+              </w:rPr>
+              <w:t>RSABE</w:t>
+            </w:r>
+          </w:p>
+        </w:tc>
+        <w:tc>
+          <w:tcPr>
+            <w:tcW w:type="dxa" w:w="7360"/>
+            <w:tcBorders>
+              <w:top w:val="single" w:color="999999" w:sz="1"/>
+              <w:left w:val="single" w:color="999999" w:sz="1"/>
+              <w:bottom w:val="single" w:color="999999" w:sz="1"/>
+              <w:right w:val="single" w:color="999999" w:sz="1"/>
+            </w:tcBorders>
+            <w:shd w:fill="F7F9FC" w:val="clear"/>
+            <w:tcMar>
+              <w:top w:type="dxa" w:w="60"/>
+              <w:left w:type="dxa" w:w="100"/>
+              <w:bottom w:type="dxa" w:w="60"/>
+              <w:right w:type="dxa" w:w="100"/>
+            </w:tcMar>
+          </w:tcPr>
+          <w:p>
+            <w:r>
+              <w:rPr>
+                <w:rFonts w:ascii="Arial" w:cs="Arial" w:eastAsia="Arial" w:hAnsi="Arial"/>
+                <w:sz w:val="20"/>
+                <w:szCs w:val="20"/>
+              </w:rPr>
+              <w:t>Reference-scaled average bioequivalence (FDA, Appendix G of the May 2026 guidance)</w:t>
             </w:r>
           </w:p>
         </w:tc>

--- a/validation/NCA_Assistant_URS.docx
+++ b/validation/NCA_Assistant_URS.docx
@@ -296,7 +296,7 @@
                 <w:sz w:val="20"/>
                 <w:szCs w:val="20"/>
               </w:rPr>
-              <w:t>September 2026</w:t>
+              <w:t>October 2026</w:t>
             </w:r>
           </w:p>
         </w:tc>
@@ -424,7 +424,7 @@
           <w:sz w:val="22"/>
           <w:szCs w:val="22"/>
         </w:rPr>
-        <w:t>This URS covers 95 requirements across 9 categories: General (8), Data Handling (9), NCA (15), Bioequivalence (15), Power (6), Export (8), Usability (5), Visualization (9) and Controlled mode (20). The Controlled mode requirements (URS-GXP) apply only to a controlled installation (section 2); all other requirements apply to both modes.</w:t>
+        <w:t>This URS covers 96 requirements across 9 categories: General (8), Data Handling (9), NCA (15), Bioequivalence (15), Power (6), Export (9), Usability (5), Visualization (9) and Controlled mode (20). The Controlled mode requirements (URS-GXP) apply only to a controlled installation (section 2); all other requirements apply to both modes.</w:t>
       </w:r>
     </w:p>
     <w:p>
@@ -1548,7 +1548,7 @@
                 <w:sz w:val="20"/>
                 <w:szCs w:val="20"/>
               </w:rPr>
-              <w:t>A profile is subject x treatment x period; a subject in two sequences and restarting IDs are errors; stacked profiles refused; two periods in one profile flagged. Tests: REP-PC-01, REP-PC-03, REL-09, REL-10, REL-24, REV-07, DSR-05</w:t>
+              <w:t>A profile is subject x treatment x period; a subject in two sequences and restarting IDs are errors; stacked profiles refused; two periods in one profile flagged. Tests: REP-PC-01, REP-PC-03, REL-09, REL-10, REL-24, REV-07, DSR-05 A study run in several groups, with sequence labels per group, is refused (REP-DES-06).</w:t>
             </w:r>
           </w:p>
         </w:tc>
@@ -2694,7 +2694,7 @@
                 <w:sz w:val="20"/>
                 <w:szCs w:val="20"/>
               </w:rPr>
-              <w:t>The Reference is chosen explicitly; the compared treatments are named in the results and the record. Tests: REV2-01, REV2-02, BE-AN-01</w:t>
+              <w:t>The Reference is chosen explicitly; the compared treatments are named in the results and the record. Tests: REV2-01, REV2-02, BE-AN-01. The record recomputes the comparison with the recorded Reference, so a changed Reference is DIFFERENT (REC-BE-12).</w:t>
             </w:r>
           </w:p>
         </w:tc>
@@ -2831,34 +2831,34 @@
                 <w:sz w:val="20"/>
                 <w:szCs w:val="20"/>
               </w:rPr>
-              <w:t>2</w:t>
-            </w:r>
-          </w:p>
-        </w:tc>
-        <w:tc>
-          <w:tcPr>
-            <w:tcW w:type="dxa" w:w="800"/>
-            <w:tcBorders>
-              <w:top w:val="single" w:color="999999" w:sz="1"/>
-              <w:left w:val="single" w:color="999999" w:sz="1"/>
-              <w:bottom w:val="single" w:color="999999" w:sz="1"/>
-              <w:right w:val="single" w:color="999999" w:sz="1"/>
-            </w:tcBorders>
-            <w:tcMar>
-              <w:top w:type="dxa" w:w="60"/>
-              <w:left w:type="dxa" w:w="100"/>
-              <w:bottom w:type="dxa" w:w="60"/>
-              <w:right w:type="dxa" w:w="100"/>
-            </w:tcMar>
-          </w:tcPr>
-          <w:p>
-            <w:r>
-              <w:rPr>
-                <w:rFonts w:ascii="Arial" w:cs="Arial" w:eastAsia="Arial" w:hAnsi="Arial"/>
-                <w:sz w:val="20"/>
-                <w:szCs w:val="20"/>
-              </w:rPr>
-              <w:t>20</w:t>
+              <w:t>1</w:t>
+            </w:r>
+          </w:p>
+        </w:tc>
+        <w:tc>
+          <w:tcPr>
+            <w:tcW w:type="dxa" w:w="800"/>
+            <w:tcBorders>
+              <w:top w:val="single" w:color="999999" w:sz="1"/>
+              <w:left w:val="single" w:color="999999" w:sz="1"/>
+              <w:bottom w:val="single" w:color="999999" w:sz="1"/>
+              <w:right w:val="single" w:color="999999" w:sz="1"/>
+            </w:tcBorders>
+            <w:tcMar>
+              <w:top w:type="dxa" w:w="60"/>
+              <w:left w:type="dxa" w:w="100"/>
+              <w:bottom w:type="dxa" w:w="60"/>
+              <w:right w:type="dxa" w:w="100"/>
+            </w:tcMar>
+          </w:tcPr>
+          <w:p>
+            <w:r>
+              <w:rPr>
+                <w:rFonts w:ascii="Arial" w:cs="Arial" w:eastAsia="Arial" w:hAnsi="Arial"/>
+                <w:sz w:val="20"/>
+                <w:szCs w:val="20"/>
+              </w:rPr>
+              <w:t>10</w:t>
             </w:r>
           </w:p>
         </w:tc>
@@ -2885,7 +2885,7 @@
                 <w:sz w:val="20"/>
                 <w:szCs w:val="20"/>
               </w:rPr>
-              <w:t>The design detected at upload is pre-selected and checked against the data; a crossover without Period gets no verdict; the model follows the design registry. Tests: REP-DES-03, REP-DES-04, REP-AN-01, REL-11, REL-44</w:t>
+              <w:t>The design detected at upload is pre-selected and checked against the data. A design that does not fit (wrong number of periods or sequences, a parallel design on crossover data, sequence labels that carry the same treatment order) stops the run with a message. A crossover without Period gets no verdict; the model follows the design registry. Tests: REP-DES-03, REP-DES-04, REP-DES-06 to REP-DES-10, REP-AN-01, REL-11, REL-44, MAN-68, MAN-69</w:t>
             </w:r>
           </w:p>
         </w:tc>
@@ -3923,7 +3923,7 @@
                 <w:sz w:val="20"/>
                 <w:szCs w:val="20"/>
               </w:rPr>
-              <w:t>3</w:t>
+              <w:t>5</w:t>
             </w:r>
           </w:p>
         </w:tc>
@@ -4004,7 +4004,7 @@
                 <w:sz w:val="20"/>
                 <w:szCs w:val="20"/>
               </w:rPr>
-              <w:t>6</w:t>
+              <w:t>10</w:t>
             </w:r>
           </w:p>
         </w:tc>
@@ -4031,7 +4031,7 @@
                 <w:sz w:val="20"/>
                 <w:szCs w:val="20"/>
               </w:rPr>
-              <w:t>The record ships the pipeline and runs the reproduction at creation; three-way SHA-256 manifest; a changed file or a parameter on one side only is DIFFERENT. Tests: REC-01, REC-05, EXP-CMP-01, EXP-MN-01, REL-26, ADV-10</w:t>
+              <w:t>The record ships the pipeline and, for a bioequivalence run, the bioequivalence code, and runs the reproduction at creation. The script recomputes the NCA and the bioequivalence table from the recorded settings and compares both with the app's, using the unrounded estimates; a changed file, setting or Reference treatment, or a parameter on one side only, is DIFFERENT. Three-way SHA-256 manifest. Tests: REC-01, REC-05, REC-BE-01 to REC-BE-17, GLD-01 to GLD-09, EXP-CMP-01, EXP-MN-01, REL-26, ADV-10</w:t>
             </w:r>
           </w:p>
         </w:tc>
@@ -11863,6 +11863,388 @@
                 <w:szCs w:val="20"/>
               </w:rPr>
               <w:t>ABEL forces the point-estimate condition; advanced options clear when unticked; a stale approach is ignored and given no warning; excluded profiles leave CVwR; a scaled result is withheld at other confidence levels. Tests: RSA-13, RSA-14, ABL-04, MAN-64</w:t>
+            </w:r>
+          </w:p>
+        </w:tc>
+      </w:tr>
+      <w:tr>
+        <w:tc>
+          <w:tcPr>
+            <w:tcW w:type="dxa" w:w="1200"/>
+            <w:tcBorders>
+              <w:top w:val="single" w:color="999999" w:sz="1"/>
+              <w:left w:val="single" w:color="999999" w:sz="1"/>
+              <w:bottom w:val="single" w:color="999999" w:sz="1"/>
+              <w:right w:val="single" w:color="999999" w:sz="1"/>
+            </w:tcBorders>
+            <w:tcMar>
+              <w:top w:type="dxa" w:w="60"/>
+              <w:left w:type="dxa" w:w="100"/>
+              <w:bottom w:type="dxa" w:w="60"/>
+              <w:right w:type="dxa" w:w="100"/>
+            </w:tcMar>
+          </w:tcPr>
+          <w:p>
+            <w:r>
+              <w:rPr>
+                <w:rFonts w:ascii="Arial" w:cs="Arial" w:eastAsia="Arial" w:hAnsi="Arial"/>
+                <w:sz w:val="20"/>
+                <w:szCs w:val="20"/>
+              </w:rPr>
+              <w:t>FM-59</w:t>
+            </w:r>
+          </w:p>
+        </w:tc>
+        <w:tc>
+          <w:tcPr>
+            <w:tcW w:type="dxa" w:w="3160"/>
+            <w:tcBorders>
+              <w:top w:val="single" w:color="999999" w:sz="1"/>
+              <w:left w:val="single" w:color="999999" w:sz="1"/>
+              <w:bottom w:val="single" w:color="999999" w:sz="1"/>
+              <w:right w:val="single" w:color="999999" w:sz="1"/>
+            </w:tcBorders>
+            <w:tcMar>
+              <w:top w:type="dxa" w:w="60"/>
+              <w:left w:type="dxa" w:w="100"/>
+              <w:bottom w:type="dxa" w:w="60"/>
+              <w:right w:type="dxa" w:w="100"/>
+            </w:tcMar>
+          </w:tcPr>
+          <w:p>
+            <w:r>
+              <w:rPr>
+                <w:rFonts w:ascii="Arial" w:cs="Arial" w:eastAsia="Arial" w:hAnsi="Arial"/>
+                <w:sz w:val="20"/>
+                <w:szCs w:val="20"/>
+              </w:rPr>
+              <w:t>The reproduction passes although the bioequivalence result is wrong, because the script and the app have drifted apart, so the record supports a wrong result</w:t>
+            </w:r>
+          </w:p>
+        </w:tc>
+        <w:tc>
+          <w:tcPr>
+            <w:tcW w:type="dxa" w:w="800"/>
+            <w:tcBorders>
+              <w:top w:val="single" w:color="999999" w:sz="1"/>
+              <w:left w:val="single" w:color="999999" w:sz="1"/>
+              <w:bottom w:val="single" w:color="999999" w:sz="1"/>
+              <w:right w:val="single" w:color="999999" w:sz="1"/>
+            </w:tcBorders>
+            <w:tcMar>
+              <w:top w:type="dxa" w:w="60"/>
+              <w:left w:type="dxa" w:w="100"/>
+              <w:bottom w:type="dxa" w:w="60"/>
+              <w:right w:type="dxa" w:w="100"/>
+            </w:tcMar>
+          </w:tcPr>
+          <w:p>
+            <w:r>
+              <w:rPr>
+                <w:rFonts w:ascii="Arial" w:cs="Arial" w:eastAsia="Arial" w:hAnsi="Arial"/>
+                <w:sz w:val="20"/>
+                <w:szCs w:val="20"/>
+              </w:rPr>
+              <w:t>5</w:t>
+            </w:r>
+          </w:p>
+        </w:tc>
+        <w:tc>
+          <w:tcPr>
+            <w:tcW w:type="dxa" w:w="800"/>
+            <w:tcBorders>
+              <w:top w:val="single" w:color="999999" w:sz="1"/>
+              <w:left w:val="single" w:color="999999" w:sz="1"/>
+              <w:bottom w:val="single" w:color="999999" w:sz="1"/>
+              <w:right w:val="single" w:color="999999" w:sz="1"/>
+            </w:tcBorders>
+            <w:tcMar>
+              <w:top w:type="dxa" w:w="60"/>
+              <w:left w:type="dxa" w:w="100"/>
+              <w:bottom w:type="dxa" w:w="60"/>
+              <w:right w:type="dxa" w:w="100"/>
+            </w:tcMar>
+          </w:tcPr>
+          <w:p>
+            <w:r>
+              <w:rPr>
+                <w:rFonts w:ascii="Arial" w:cs="Arial" w:eastAsia="Arial" w:hAnsi="Arial"/>
+                <w:sz w:val="20"/>
+                <w:szCs w:val="20"/>
+              </w:rPr>
+              <w:t>1</w:t>
+            </w:r>
+          </w:p>
+        </w:tc>
+        <w:tc>
+          <w:tcPr>
+            <w:tcW w:type="dxa" w:w="800"/>
+            <w:tcBorders>
+              <w:top w:val="single" w:color="999999" w:sz="1"/>
+              <w:left w:val="single" w:color="999999" w:sz="1"/>
+              <w:bottom w:val="single" w:color="999999" w:sz="1"/>
+              <w:right w:val="single" w:color="999999" w:sz="1"/>
+            </w:tcBorders>
+            <w:tcMar>
+              <w:top w:type="dxa" w:w="60"/>
+              <w:left w:type="dxa" w:w="100"/>
+              <w:bottom w:type="dxa" w:w="60"/>
+              <w:right w:type="dxa" w:w="100"/>
+            </w:tcMar>
+          </w:tcPr>
+          <w:p>
+            <w:r>
+              <w:rPr>
+                <w:rFonts w:ascii="Arial" w:cs="Arial" w:eastAsia="Arial" w:hAnsi="Arial"/>
+                <w:sz w:val="20"/>
+                <w:szCs w:val="20"/>
+              </w:rPr>
+              <w:t>2</w:t>
+            </w:r>
+          </w:p>
+        </w:tc>
+        <w:tc>
+          <w:tcPr>
+            <w:tcW w:type="dxa" w:w="800"/>
+            <w:tcBorders>
+              <w:top w:val="single" w:color="999999" w:sz="1"/>
+              <w:left w:val="single" w:color="999999" w:sz="1"/>
+              <w:bottom w:val="single" w:color="999999" w:sz="1"/>
+              <w:right w:val="single" w:color="999999" w:sz="1"/>
+            </w:tcBorders>
+            <w:tcMar>
+              <w:top w:type="dxa" w:w="60"/>
+              <w:left w:type="dxa" w:w="100"/>
+              <w:bottom w:type="dxa" w:w="60"/>
+              <w:right w:type="dxa" w:w="100"/>
+            </w:tcMar>
+          </w:tcPr>
+          <w:p>
+            <w:r>
+              <w:rPr>
+                <w:rFonts w:ascii="Arial" w:cs="Arial" w:eastAsia="Arial" w:hAnsi="Arial"/>
+                <w:sz w:val="20"/>
+                <w:szCs w:val="20"/>
+              </w:rPr>
+              <w:t>10</w:t>
+            </w:r>
+          </w:p>
+        </w:tc>
+        <w:tc>
+          <w:tcPr>
+            <w:tcW w:type="dxa" w:w="1800"/>
+            <w:tcBorders>
+              <w:top w:val="single" w:color="999999" w:sz="1"/>
+              <w:left w:val="single" w:color="999999" w:sz="1"/>
+              <w:bottom w:val="single" w:color="999999" w:sz="1"/>
+              <w:right w:val="single" w:color="999999" w:sz="1"/>
+            </w:tcBorders>
+            <w:tcMar>
+              <w:top w:type="dxa" w:w="60"/>
+              <w:left w:type="dxa" w:w="100"/>
+              <w:bottom w:type="dxa" w:w="60"/>
+              <w:right w:type="dxa" w:w="100"/>
+            </w:tcMar>
+          </w:tcPr>
+          <w:p>
+            <w:r>
+              <w:rPr>
+                <w:rFonts w:ascii="Arial" w:cs="Arial" w:eastAsia="Arial" w:hAnsi="Arial"/>
+                <w:sz w:val="20"/>
+                <w:szCs w:val="20"/>
+              </w:rPr>
+              <w:t>The script holds no analysis logic. It sources the shipped code, whose SHA-256 is checked, and calls the same function as the app. Nine reference runs from v1.8.0 give identical results; the comparison uses unrounded estimates; a changed code file is DIFFERENT. Tests: GLD-01 to GLD-09, REC-BE-01 to REC-BE-14</w:t>
+            </w:r>
+          </w:p>
+        </w:tc>
+      </w:tr>
+      <w:tr>
+        <w:tc>
+          <w:tcPr>
+            <w:tcW w:type="dxa" w:w="1200"/>
+            <w:tcBorders>
+              <w:top w:val="single" w:color="999999" w:sz="1"/>
+              <w:left w:val="single" w:color="999999" w:sz="1"/>
+              <w:bottom w:val="single" w:color="999999" w:sz="1"/>
+              <w:right w:val="single" w:color="999999" w:sz="1"/>
+            </w:tcBorders>
+            <w:tcMar>
+              <w:top w:type="dxa" w:w="60"/>
+              <w:left w:type="dxa" w:w="100"/>
+              <w:bottom w:type="dxa" w:w="60"/>
+              <w:right w:type="dxa" w:w="100"/>
+            </w:tcMar>
+          </w:tcPr>
+          <w:p>
+            <w:r>
+              <w:rPr>
+                <w:rFonts w:ascii="Arial" w:cs="Arial" w:eastAsia="Arial" w:hAnsi="Arial"/>
+                <w:sz w:val="20"/>
+                <w:szCs w:val="20"/>
+              </w:rPr>
+              <w:t>FM-60</w:t>
+            </w:r>
+          </w:p>
+        </w:tc>
+        <w:tc>
+          <w:tcPr>
+            <w:tcW w:type="dxa" w:w="3160"/>
+            <w:tcBorders>
+              <w:top w:val="single" w:color="999999" w:sz="1"/>
+              <w:left w:val="single" w:color="999999" w:sz="1"/>
+              <w:bottom w:val="single" w:color="999999" w:sz="1"/>
+              <w:right w:val="single" w:color="999999" w:sz="1"/>
+            </w:tcBorders>
+            <w:tcMar>
+              <w:top w:type="dxa" w:w="60"/>
+              <w:left w:type="dxa" w:w="100"/>
+              <w:bottom w:type="dxa" w:w="60"/>
+              <w:right w:type="dxa" w:w="100"/>
+            </w:tcMar>
+          </w:tcPr>
+          <w:p>
+            <w:r>
+              <w:rPr>
+                <w:rFonts w:ascii="Arial" w:cs="Arial" w:eastAsia="Arial" w:hAnsi="Arial"/>
+                <w:sz w:val="20"/>
+                <w:szCs w:val="20"/>
+              </w:rPr>
+              <w:t>A design check that is too strict refuses a legitimate analysis: the analyst cannot run a valid study</w:t>
+            </w:r>
+          </w:p>
+        </w:tc>
+        <w:tc>
+          <w:tcPr>
+            <w:tcW w:type="dxa" w:w="800"/>
+            <w:tcBorders>
+              <w:top w:val="single" w:color="999999" w:sz="1"/>
+              <w:left w:val="single" w:color="999999" w:sz="1"/>
+              <w:bottom w:val="single" w:color="999999" w:sz="1"/>
+              <w:right w:val="single" w:color="999999" w:sz="1"/>
+            </w:tcBorders>
+            <w:tcMar>
+              <w:top w:type="dxa" w:w="60"/>
+              <w:left w:type="dxa" w:w="100"/>
+              <w:bottom w:type="dxa" w:w="60"/>
+              <w:right w:type="dxa" w:w="100"/>
+            </w:tcMar>
+          </w:tcPr>
+          <w:p>
+            <w:r>
+              <w:rPr>
+                <w:rFonts w:ascii="Arial" w:cs="Arial" w:eastAsia="Arial" w:hAnsi="Arial"/>
+                <w:sz w:val="20"/>
+                <w:szCs w:val="20"/>
+              </w:rPr>
+              <w:t>3</w:t>
+            </w:r>
+          </w:p>
+        </w:tc>
+        <w:tc>
+          <w:tcPr>
+            <w:tcW w:type="dxa" w:w="800"/>
+            <w:tcBorders>
+              <w:top w:val="single" w:color="999999" w:sz="1"/>
+              <w:left w:val="single" w:color="999999" w:sz="1"/>
+              <w:bottom w:val="single" w:color="999999" w:sz="1"/>
+              <w:right w:val="single" w:color="999999" w:sz="1"/>
+            </w:tcBorders>
+            <w:tcMar>
+              <w:top w:type="dxa" w:w="60"/>
+              <w:left w:type="dxa" w:w="100"/>
+              <w:bottom w:type="dxa" w:w="60"/>
+              <w:right w:type="dxa" w:w="100"/>
+            </w:tcMar>
+          </w:tcPr>
+          <w:p>
+            <w:r>
+              <w:rPr>
+                <w:rFonts w:ascii="Arial" w:cs="Arial" w:eastAsia="Arial" w:hAnsi="Arial"/>
+                <w:sz w:val="20"/>
+                <w:szCs w:val="20"/>
+              </w:rPr>
+              <w:t>2</w:t>
+            </w:r>
+          </w:p>
+        </w:tc>
+        <w:tc>
+          <w:tcPr>
+            <w:tcW w:type="dxa" w:w="800"/>
+            <w:tcBorders>
+              <w:top w:val="single" w:color="999999" w:sz="1"/>
+              <w:left w:val="single" w:color="999999" w:sz="1"/>
+              <w:bottom w:val="single" w:color="999999" w:sz="1"/>
+              <w:right w:val="single" w:color="999999" w:sz="1"/>
+            </w:tcBorders>
+            <w:tcMar>
+              <w:top w:type="dxa" w:w="60"/>
+              <w:left w:type="dxa" w:w="100"/>
+              <w:bottom w:type="dxa" w:w="60"/>
+              <w:right w:type="dxa" w:w="100"/>
+            </w:tcMar>
+          </w:tcPr>
+          <w:p>
+            <w:r>
+              <w:rPr>
+                <w:rFonts w:ascii="Arial" w:cs="Arial" w:eastAsia="Arial" w:hAnsi="Arial"/>
+                <w:sz w:val="20"/>
+                <w:szCs w:val="20"/>
+              </w:rPr>
+              <w:t>1</w:t>
+            </w:r>
+          </w:p>
+        </w:tc>
+        <w:tc>
+          <w:tcPr>
+            <w:tcW w:type="dxa" w:w="800"/>
+            <w:tcBorders>
+              <w:top w:val="single" w:color="999999" w:sz="1"/>
+              <w:left w:val="single" w:color="999999" w:sz="1"/>
+              <w:bottom w:val="single" w:color="999999" w:sz="1"/>
+              <w:right w:val="single" w:color="999999" w:sz="1"/>
+            </w:tcBorders>
+            <w:tcMar>
+              <w:top w:type="dxa" w:w="60"/>
+              <w:left w:type="dxa" w:w="100"/>
+              <w:bottom w:type="dxa" w:w="60"/>
+              <w:right w:type="dxa" w:w="100"/>
+            </w:tcMar>
+          </w:tcPr>
+          <w:p>
+            <w:r>
+              <w:rPr>
+                <w:rFonts w:ascii="Arial" w:cs="Arial" w:eastAsia="Arial" w:hAnsi="Arial"/>
+                <w:sz w:val="20"/>
+                <w:szCs w:val="20"/>
+              </w:rPr>
+              <w:t>6</w:t>
+            </w:r>
+          </w:p>
+        </w:tc>
+        <w:tc>
+          <w:tcPr>
+            <w:tcW w:type="dxa" w:w="1800"/>
+            <w:tcBorders>
+              <w:top w:val="single" w:color="999999" w:sz="1"/>
+              <w:left w:val="single" w:color="999999" w:sz="1"/>
+              <w:bottom w:val="single" w:color="999999" w:sz="1"/>
+              <w:right w:val="single" w:color="999999" w:sz="1"/>
+            </w:tcBorders>
+            <w:tcMar>
+              <w:top w:type="dxa" w:w="60"/>
+              <w:left w:type="dxa" w:w="100"/>
+              <w:bottom w:type="dxa" w:w="60"/>
+              <w:right w:type="dxa" w:w="100"/>
+            </w:tcMar>
+          </w:tcPr>
+          <w:p>
+            <w:r>
+              <w:rPr>
+                <w:rFonts w:ascii="Arial" w:cs="Arial" w:eastAsia="Arial" w:hAnsi="Arial"/>
+                <w:sz w:val="20"/>
+                <w:szCs w:val="20"/>
+              </w:rPr>
+              <w:t>The check reads the treatment order of each sequence label, so a four-sequence 2×2×4 replicate is accepted; a subject missing a period is accepted; every bundled dataset is accepted with its own design; the message says what to change. Tests: REP-DES-08, REP-DES-10, MAN-70</w:t>
             </w:r>
           </w:p>
         </w:tc>
@@ -17464,7 +17846,7 @@
                 <w:sz w:val="20"/>
                 <w:szCs w:val="20"/>
               </w:rPr>
-              <w:t>Each design produces valid results; replicate administrations enter the model once each; results agree with replicateBE method A on its 30 reference data sets; paired df = N−1; a single treatment order is analysed as paired.</w:t>
+              <w:t>Each design produces valid results; replicate administrations enter the model once each; results agree with replicateBE method A on its 30 reference data sets; paired df = N−1; a single treatment order is analysed as paired. A design that does not fit the data (wrong number of periods or sequences, parallel on crossover data, sequence labels that carry the same treatment order) is refused with a message and no result; a subject missing a period, and a 2×2×4 study with four sequences, are accepted.</w:t>
             </w:r>
           </w:p>
         </w:tc>
@@ -17520,7 +17902,7 @@
                 <w:sz w:val="20"/>
                 <w:szCs w:val="20"/>
               </w:rPr>
-              <w:t>FM-04, FM-11</w:t>
+              <w:t>FM-04, FM-11, FM-60</w:t>
             </w:r>
           </w:p>
         </w:tc>
@@ -20855,7 +21237,7 @@
                 <w:sz w:val="20"/>
                 <w:szCs w:val="20"/>
               </w:rPr>
-              <w:t>Script parses as valid R; sources the shipped pipeline; re-verifies the source-data SHA-256; compares its output with the app results (MATCH when the largest relative difference is below 1e-6); a changed source file or a parameter present on one side only is DIFFERENT; the app runs it when the record is created and reports the outcome; the script says whether R and the package versions are those of the record.</w:t>
+              <w:t>Script parses as valid R; sources the shipped pipeline; re-verifies the source-data SHA-256; compares its output with the app results (MATCH when the largest relative difference is below 1e-6); a changed source file or a parameter present on one side only is DIFFERENT; the app runs it when the record is created and reports the outcome; the script says whether R and the package versions are those of the record. For a bioequivalence record the script also recomputes the confidence intervals and the verdict with the recorded settings (URS-EXP-09).</w:t>
             </w:r>
           </w:p>
         </w:tc>
@@ -20911,7 +21293,7 @@
                 <w:sz w:val="20"/>
                 <w:szCs w:val="20"/>
               </w:rPr>
-              <w:t>FM-17</w:t>
+              <w:t>FM-17, FM-59</w:t>
             </w:r>
           </w:p>
         </w:tc>
@@ -21279,7 +21661,7 @@
                 <w:sz w:val="20"/>
                 <w:szCs w:val="20"/>
               </w:rPr>
-              <w:t xml:space="preserve">BE CI table and ANOVA tables in results.xlsx.</w:t>
+              <w:t>BE CI table and ANOVA tables in results.xlsx; the app's BE table with its unrounded estimates in app_be_reference.csv, and in app_be_sensitivity_reference.csv when exclusions were made.</w:t>
             </w:r>
           </w:p>
         </w:tc>
@@ -21756,6 +22138,145 @@
                 <w:szCs w:val="20"/>
               </w:rPr>
               <w:t>FM-17</w:t>
+            </w:r>
+          </w:p>
+        </w:tc>
+      </w:tr>
+      <w:tr>
+        <w:tc>
+          <w:tcPr>
+            <w:tcW w:type="dxa" w:w="1200"/>
+            <w:tcBorders>
+              <w:top w:val="single" w:color="999999" w:sz="1"/>
+              <w:left w:val="single" w:color="999999" w:sz="1"/>
+              <w:bottom w:val="single" w:color="999999" w:sz="1"/>
+              <w:right w:val="single" w:color="999999" w:sz="1"/>
+            </w:tcBorders>
+            <w:tcMar>
+              <w:top w:type="dxa" w:w="60"/>
+              <w:left w:type="dxa" w:w="100"/>
+              <w:bottom w:type="dxa" w:w="60"/>
+              <w:right w:type="dxa" w:w="100"/>
+            </w:tcMar>
+          </w:tcPr>
+          <w:p>
+            <w:r>
+              <w:rPr>
+                <w:rFonts w:ascii="Arial" w:cs="Arial" w:eastAsia="Arial" w:hAnsi="Arial"/>
+                <w:b/>
+                <w:bCs/>
+                <w:sz w:val="20"/>
+                <w:szCs w:val="20"/>
+              </w:rPr>
+              <w:t>URS-EXP-09</w:t>
+            </w:r>
+          </w:p>
+        </w:tc>
+        <w:tc>
+          <w:tcPr>
+            <w:tcW w:type="dxa" w:w="3600"/>
+            <w:tcBorders>
+              <w:top w:val="single" w:color="999999" w:sz="1"/>
+              <w:left w:val="single" w:color="999999" w:sz="1"/>
+              <w:bottom w:val="single" w:color="999999" w:sz="1"/>
+              <w:right w:val="single" w:color="999999" w:sz="1"/>
+            </w:tcBorders>
+            <w:tcMar>
+              <w:top w:type="dxa" w:w="60"/>
+              <w:left w:type="dxa" w:w="100"/>
+              <w:bottom w:type="dxa" w:w="60"/>
+              <w:right w:type="dxa" w:w="100"/>
+            </w:tcMar>
+          </w:tcPr>
+          <w:p>
+            <w:r>
+              <w:rPr>
+                <w:rFonts w:ascii="Arial" w:cs="Arial" w:eastAsia="Arial" w:hAnsi="Arial"/>
+                <w:sz w:val="20"/>
+                <w:szCs w:val="20"/>
+              </w:rPr>
+              <w:t>For a bioequivalence record, the reproducibility script shall recompute the bioequivalence statistics and the verdict with the app's own code and the recorded settings, and compare them with the app's.</w:t>
+            </w:r>
+          </w:p>
+        </w:tc>
+        <w:tc>
+          <w:tcPr>
+            <w:tcW w:type="dxa" w:w="2960"/>
+            <w:tcBorders>
+              <w:top w:val="single" w:color="999999" w:sz="1"/>
+              <w:left w:val="single" w:color="999999" w:sz="1"/>
+              <w:bottom w:val="single" w:color="999999" w:sz="1"/>
+              <w:right w:val="single" w:color="999999" w:sz="1"/>
+            </w:tcBorders>
+            <w:tcMar>
+              <w:top w:type="dxa" w:w="60"/>
+              <w:left w:type="dxa" w:w="100"/>
+              <w:bottom w:type="dxa" w:w="60"/>
+              <w:right w:type="dxa" w:w="100"/>
+            </w:tcMar>
+          </w:tcPr>
+          <w:p>
+            <w:r>
+              <w:rPr>
+                <w:rFonts w:ascii="Arial" w:cs="Arial" w:eastAsia="Arial" w:hAnsi="Arial"/>
+                <w:sz w:val="20"/>
+                <w:szCs w:val="20"/>
+              </w:rPr>
+              <w:t>The record ships the bioequivalence code with its SHA-256 and the full settings. The script compares the table, using the unrounded estimates, with app_be_reference.csv (MATCH below a relative difference of 1e-6). A changed reference value, setting, Reference treatment or code file is DIFFERENT. The last line is MATCH only when the NCA part and the bioequivalence part both match.</w:t>
+            </w:r>
+          </w:p>
+        </w:tc>
+        <w:tc>
+          <w:tcPr>
+            <w:tcW w:type="dxa" w:w="800"/>
+            <w:tcBorders>
+              <w:top w:val="single" w:color="999999" w:sz="1"/>
+              <w:left w:val="single" w:color="999999" w:sz="1"/>
+              <w:bottom w:val="single" w:color="999999" w:sz="1"/>
+              <w:right w:val="single" w:color="999999" w:sz="1"/>
+            </w:tcBorders>
+            <w:tcMar>
+              <w:top w:type="dxa" w:w="60"/>
+              <w:left w:type="dxa" w:w="100"/>
+              <w:bottom w:type="dxa" w:w="60"/>
+              <w:right w:type="dxa" w:w="100"/>
+            </w:tcMar>
+          </w:tcPr>
+          <w:p>
+            <w:r>
+              <w:rPr>
+                <w:rFonts w:ascii="Arial" w:cs="Arial" w:eastAsia="Arial" w:hAnsi="Arial"/>
+                <w:sz w:val="20"/>
+                <w:szCs w:val="20"/>
+              </w:rPr>
+              <w:t>High</w:t>
+            </w:r>
+          </w:p>
+        </w:tc>
+        <w:tc>
+          <w:tcPr>
+            <w:tcW w:type="dxa" w:w="800"/>
+            <w:tcBorders>
+              <w:top w:val="single" w:color="999999" w:sz="1"/>
+              <w:left w:val="single" w:color="999999" w:sz="1"/>
+              <w:bottom w:val="single" w:color="999999" w:sz="1"/>
+              <w:right w:val="single" w:color="999999" w:sz="1"/>
+            </w:tcBorders>
+            <w:tcMar>
+              <w:top w:type="dxa" w:w="60"/>
+              <w:left w:type="dxa" w:w="100"/>
+              <w:bottom w:type="dxa" w:w="60"/>
+              <w:right w:type="dxa" w:w="100"/>
+            </w:tcMar>
+          </w:tcPr>
+          <w:p>
+            <w:r>
+              <w:rPr>
+                <w:rFonts w:ascii="Arial" w:cs="Arial" w:eastAsia="Arial" w:hAnsi="Arial"/>
+                <w:sz w:val="20"/>
+                <w:szCs w:val="20"/>
+              </w:rPr>
+              <w:t>FM-17, FM-59</w:t>
             </w:r>
           </w:p>
         </w:tc>

--- a/validation/NCA_Assistant_URS.docx
+++ b/validation/NCA_Assistant_URS.docx
@@ -2885,7 +2885,7 @@
                 <w:sz w:val="20"/>
                 <w:szCs w:val="20"/>
               </w:rPr>
-              <w:t>The design detected at upload is pre-selected and checked against the data. A design that does not fit (wrong number of periods or sequences, a parallel design on crossover data, sequence labels that carry the same treatment order) stops the run with a message. A crossover without Period gets no verdict; the model follows the design registry. Tests: REP-DES-03, REP-DES-04, REP-DES-06 to REP-DES-10, REP-AN-01, REL-11, REL-44, MAN-68, MAN-69</w:t>
+              <w:t>The design detected at upload is pre-selected and checked against the data. A design that does not fit (wrong number of periods or sequences, a parallel design on crossover data, sequence labels that carry the same treatment order) stops the run with a message. A crossover without Period gets no verdict; the model follows the design registry. Tests: REP-DES-03, REP-DES-04, REP-DES-06 to REP-DES-10, REP-AN-01, REL-11, REL-44, REP-DES-11, MAN-69</w:t>
             </w:r>
           </w:p>
         </w:tc>
@@ -4031,7 +4031,7 @@
                 <w:sz w:val="20"/>
                 <w:szCs w:val="20"/>
               </w:rPr>
-              <w:t>The record ships the pipeline and, for a bioequivalence run, the bioequivalence code, and runs the reproduction at creation. The script recomputes the NCA and the bioequivalence table from the recorded settings and compares both with the app's, using the unrounded estimates; a changed file, setting or Reference treatment, or a parameter on one side only, is DIFFERENT. Three-way SHA-256 manifest. Tests: REC-01, REC-05, REC-BE-01 to REC-BE-17, GLD-01 to GLD-09, EXP-CMP-01, EXP-MN-01, REL-26, ADV-10</w:t>
+              <w:t>The record ships the pipeline and, for a bioequivalence run, the bioequivalence code, and runs the reproduction at creation. The script recomputes the NCA and the bioequivalence table from the recorded settings and compares both with the app's, using the unrounded estimates; a changed file, setting or Reference treatment, or a parameter on one side only, is DIFFERENT. Three-way SHA-256 manifest. Tests: REC-01, REC-05, REC-BE-01 to REC-BE-18, GLD-01 to GLD-09, EXP-CMP-01, EXP-MN-01, REL-26, ADV-10</w:t>
             </w:r>
           </w:p>
         </w:tc>
